--- a/entregables/MANUAL_VISTA_3D_BIPV.docx
+++ b/entregables/MANUAL_VISTA_3D_BIPV.docx
@@ -21,7 +21,7 @@
         <w:rPr>
           <w:rFonts w:ascii="Calibri" w:cs="Calibri" w:eastAsia="Calibri" w:hAnsi="Calibri"/>
         </w:rPr>
-        <w:t xml:space="preserve">Versión: 24-sep-2026 · Código de referencia: </w:t>
+        <w:t xml:space="preserve">Versión: 24-sep-2026 (rev. 2) · Código de referencia: rama </w:t>
       </w:r>
       <w:r>
         <w:rPr>
@@ -30,28 +30,13 @@
           <w:szCs w:val="20"/>
           <w:shd w:fill="F1F3F5" w:color="auto" w:val="clear"/>
         </w:rPr>
-        <w:t xml:space="preserve">main</w:t>
-      </w:r>
-      <w:r>
-        <w:rPr>
-          <w:rFonts w:ascii="Calibri" w:cs="Calibri" w:eastAsia="Calibri" w:hAnsi="Calibri"/>
-        </w:rPr>
-        <w:t xml:space="preserve"> </w:t>
-      </w:r>
-      <w:r>
-        <w:rPr>
-          <w:rFonts w:ascii="Consolas" w:cs="Consolas" w:eastAsia="Consolas" w:hAnsi="Consolas"/>
-          <w:sz w:val="20"/>
-          <w:szCs w:val="20"/>
-          <w:shd w:fill="F1F3F5" w:color="auto" w:val="clear"/>
-        </w:rPr>
-        <w:t xml:space="preserve">8f212e64</w:t>
-      </w:r>
-      <w:r>
-        <w:rPr>
-          <w:rFonts w:ascii="Calibri" w:cs="Calibri" w:eastAsia="Calibri" w:hAnsi="Calibri"/>
-        </w:rPr>
-        <w:t xml:space="preserve"> (incluye la corrección de sombra con el sol detrás del módulo, algoritmo v2, y la corrección del mapa de calor POA).</w:t>
+        <w:t xml:space="preserve">claude/mejoras-bipv</w:t>
+      </w:r>
+      <w:r>
+        <w:rPr>
+          <w:rFonts w:ascii="Calibri" w:cs="Calibri" w:eastAsia="Calibri" w:hAnsi="Calibri"/>
+        </w:rPr>
+        <w:t xml:space="preserve"> (incluye la corrección de sombra con el sol detrás del módulo, algoritmo v2, la corrección del mapa de calor POA, la vigencia de la POA por superficie y la publicación única de la energía multi-superficie).</w:t>
       </w:r>
     </w:p>
     <w:p>
@@ -3169,27 +3154,55 @@
           <w:b/>
           <w:bCs/>
         </w:rPr>
-        <w:t xml:space="preserve">Importante:</w:t>
-      </w:r>
-      <w:r>
-        <w:rPr>
-          <w:rFonts w:ascii="Calibri" w:cs="Calibri" w:eastAsia="Calibri" w:hAnsi="Calibri"/>
-        </w:rPr>
-        <w:t xml:space="preserve"> si después cambias tilt, azimuth, área, tipo o montaje de una superficie, </w:t>
-      </w:r>
-      <w:r>
-        <w:rPr>
-          <w:rFonts w:ascii="Calibri" w:cs="Calibri" w:eastAsia="Calibri" w:hAnsi="Calibri"/>
-          <w:b/>
-          <w:bCs/>
-        </w:rPr>
-        <w:t xml:space="preserve">vuelve a presionar ⚡ Calcular POA</w:t>
-      </w:r>
-      <w:r>
-        <w:rPr>
-          <w:rFonts w:ascii="Calibri" w:cs="Calibri" w:eastAsia="Calibri" w:hAnsi="Calibri"/>
-        </w:rPr>
-        <w:t xml:space="preserve">. La POA ya calculada no se borra sola y quedaría la de la geometría anterior.</w:t>
+        <w:t xml:space="preserve">La POA vigila su vigencia:</w:t>
+      </w:r>
+      <w:r>
+        <w:rPr>
+          <w:rFonts w:ascii="Calibri" w:cs="Calibri" w:eastAsia="Calibri" w:hAnsi="Calibri"/>
+        </w:rPr>
+        <w:t xml:space="preserve"> cada POA queda firmada con la geometría (tipo, tilt, azimuth, área, montaje), el albedo, el bifacial, el TMY y la ubicación. Si cambias algo de eso, la app muestra </w:t>
+      </w:r>
+      <w:r>
+        <w:rPr>
+          <w:rFonts w:ascii="Calibri" w:cs="Calibri" w:eastAsia="Calibri" w:hAnsi="Calibri"/>
+          <w:b/>
+          <w:bCs/>
+        </w:rPr>
+        <w:t xml:space="preserve">⚠️ Estas superficies no tienen POA vigente…</w:t>
+      </w:r>
+      <w:r>
+        <w:rPr>
+          <w:rFonts w:ascii="Calibri" w:cs="Calibri" w:eastAsia="Calibri" w:hAnsi="Calibri"/>
+        </w:rPr>
+        <w:t xml:space="preserve"> con el motivo, omite esa superficie en el resumen, la vista 3D, la producción, el bypass y el mapa de calor, y deshabilita </w:t>
+      </w:r>
+      <w:r>
+        <w:rPr>
+          <w:rFonts w:ascii="Calibri" w:cs="Calibri" w:eastAsia="Calibri" w:hAnsi="Calibri"/>
+          <w:b/>
+          <w:bCs/>
+        </w:rPr>
+        <w:t xml:space="preserve">🔗 Usar sistema multi-superficie en Financiero</w:t>
+      </w:r>
+      <w:r>
+        <w:rPr>
+          <w:rFonts w:ascii="Calibri" w:cs="Calibri" w:eastAsia="Calibri" w:hAnsi="Calibri"/>
+        </w:rPr>
+        <w:t xml:space="preserve"> hasta que vuelvas a presionar </w:t>
+      </w:r>
+      <w:r>
+        <w:rPr>
+          <w:rFonts w:ascii="Calibri" w:cs="Calibri" w:eastAsia="Calibri" w:hAnsi="Calibri"/>
+          <w:b/>
+          <w:bCs/>
+        </w:rPr>
+        <w:t xml:space="preserve">⚡ Calcular POA</w:t>
+      </w:r>
+      <w:r>
+        <w:rPr>
+          <w:rFonts w:ascii="Calibri" w:cs="Calibri" w:eastAsia="Calibri" w:hAnsi="Calibri"/>
+        </w:rPr>
+        <w:t xml:space="preserve">. Renombrar una superficie no invalida su POA. Si el cálculo de una superficie falla, el aviso muestra la causa.</w:t>
       </w:r>
     </w:p>
     <w:p>
@@ -3211,44 +3224,35 @@
         <w:rPr>
           <w:rFonts w:ascii="Calibri" w:cs="Calibri" w:eastAsia="Calibri" w:hAnsi="Calibri"/>
         </w:rPr>
-        <w:t xml:space="preserve">Hay </w:t>
-      </w:r>
-      <w:r>
-        <w:rPr>
-          <w:rFonts w:ascii="Calibri" w:cs="Calibri" w:eastAsia="Calibri" w:hAnsi="Calibri"/>
-          <w:b/>
-          <w:bCs/>
-        </w:rPr>
-        <w:t xml:space="preserve">tres botones que escriben la misma cifra</w:t>
-      </w:r>
-      <w:r>
-        <w:rPr>
-          <w:rFonts w:ascii="Calibri" w:cs="Calibri" w:eastAsia="Calibri" w:hAnsi="Calibri"/>
-        </w:rPr>
-        <w:t xml:space="preserve"> de energía (</w:t>
-      </w:r>
-      <w:r>
-        <w:rPr>
-          <w:rFonts w:ascii="Consolas" w:cs="Consolas" w:eastAsia="Consolas" w:hAnsi="Consolas"/>
-          <w:sz w:val="20"/>
-          <w:szCs w:val="20"/>
-          <w:shd w:fill="F1F3F5" w:color="auto" w:val="clear"/>
-        </w:rPr>
-        <w:t xml:space="preserve">E_ac_anual_kWh_multisup</w:t>
-      </w:r>
-      <w:r>
-        <w:rPr>
-          <w:rFonts w:ascii="Calibri" w:cs="Calibri" w:eastAsia="Calibri" w:hAnsi="Calibri"/>
-        </w:rPr>
-        <w:t xml:space="preserve">) que usan Financiero, Baterías y CO₂. </w:t>
-      </w:r>
-      <w:r>
-        <w:rPr>
-          <w:rFonts w:ascii="Calibri" w:cs="Calibri" w:eastAsia="Calibri" w:hAnsi="Calibri"/>
-          <w:b/>
-          <w:bCs/>
-        </w:rPr>
-        <w:t xml:space="preserve">Manda el último que presiones:</w:t>
+        <w:t xml:space="preserve">Tres botones publican la energía multi-superficie que usan Financiero, Baterías y CO₂. Los tres pasan por </w:t>
+      </w:r>
+      <w:r>
+        <w:rPr>
+          <w:rFonts w:ascii="Calibri" w:cs="Calibri" w:eastAsia="Calibri" w:hAnsi="Calibri"/>
+          <w:b/>
+          <w:bCs/>
+        </w:rPr>
+        <w:t xml:space="preserve">una sola publicación</w:t>
+      </w:r>
+      <w:r>
+        <w:rPr>
+          <w:rFonts w:ascii="Calibri" w:cs="Calibri" w:eastAsia="Calibri" w:hAnsi="Calibri"/>
+        </w:rPr>
+        <w:t xml:space="preserve"> que escribe juntos el total, el desglose por superficie, el área y la POA ponderada, y registra el </w:t>
+      </w:r>
+      <w:r>
+        <w:rPr>
+          <w:rFonts w:ascii="Calibri" w:cs="Calibri" w:eastAsia="Calibri" w:hAnsi="Calibri"/>
+          <w:b/>
+          <w:bCs/>
+        </w:rPr>
+        <w:t xml:space="preserve">origen</w:t>
+      </w:r>
+      <w:r>
+        <w:rPr>
+          <w:rFonts w:ascii="Calibri" w:cs="Calibri" w:eastAsia="Calibri" w:hAnsi="Calibri"/>
+        </w:rPr>
+        <w:t xml:space="preserve">:</w:t>
       </w:r>
     </w:p>
     <w:tbl>
@@ -3264,9 +3268,9 @@
         </w:tblBorders>
       </w:tblPr>
       <w:tblGrid>
-        <w:gridCol w:w="3178"/>
-        <w:gridCol w:w="2098"/>
-        <w:gridCol w:w="3750"/>
+        <w:gridCol w:w="3472"/>
+        <w:gridCol w:w="2291"/>
+        <w:gridCol w:w="3263"/>
       </w:tblGrid>
       <w:tr>
         <w:trPr>
@@ -3274,7 +3278,7 @@
         </w:trPr>
         <w:tc>
           <w:tcPr>
-            <w:tcW w:type="dxa" w:w="3178"/>
+            <w:tcW w:type="dxa" w:w="3472"/>
             <w:tcBorders>
               <w:top w:val="single" w:color="BFC5CC" w:sz="4"/>
               <w:left w:val="single" w:color="BFC5CC" w:sz="4"/>
@@ -3305,7 +3309,7 @@
         </w:tc>
         <w:tc>
           <w:tcPr>
-            <w:tcW w:type="dxa" w:w="2098"/>
+            <w:tcW w:type="dxa" w:w="2291"/>
             <w:tcBorders>
               <w:top w:val="single" w:color="BFC5CC" w:sz="4"/>
               <w:left w:val="single" w:color="BFC5CC" w:sz="4"/>
@@ -3336,7 +3340,7 @@
         </w:tc>
         <w:tc>
           <w:tcPr>
-            <w:tcW w:type="dxa" w:w="3750"/>
+            <w:tcW w:type="dxa" w:w="3263"/>
             <w:tcBorders>
               <w:top w:val="single" w:color="BFC5CC" w:sz="4"/>
               <w:left w:val="single" w:color="BFC5CC" w:sz="4"/>
@@ -3361,7 +3365,7 @@
                 <w:sz w:val="20"/>
                 <w:szCs w:val="20"/>
               </w:rPr>
-              <w:t xml:space="preserve">Qué energía publica</w:t>
+              <w:t xml:space="preserve">Origen que publica</w:t>
             </w:r>
           </w:p>
         </w:tc>
@@ -3372,7 +3376,7 @@
         </w:trPr>
         <w:tc>
           <w:tcPr>
-            <w:tcW w:type="dxa" w:w="3178"/>
+            <w:tcW w:type="dxa" w:w="3472"/>
             <w:tcBorders>
               <w:top w:val="single" w:color="BFC5CC" w:sz="4"/>
               <w:left w:val="single" w:color="BFC5CC" w:sz="4"/>
@@ -3409,7 +3413,7 @@
         </w:tc>
         <w:tc>
           <w:tcPr>
-            <w:tcW w:type="dxa" w:w="2098"/>
+            <w:tcW w:type="dxa" w:w="2291"/>
             <w:tcBorders>
               <w:top w:val="single" w:color="BFC5CC" w:sz="4"/>
               <w:left w:val="single" w:color="BFC5CC" w:sz="4"/>
@@ -3436,28 +3440,28 @@
         </w:tc>
         <w:tc>
           <w:tcPr>
-            <w:tcW w:type="dxa" w:w="3750"/>
-            <w:tcBorders>
-              <w:top w:val="single" w:color="BFC5CC" w:sz="4"/>
-              <w:left w:val="single" w:color="BFC5CC" w:sz="4"/>
-              <w:bottom w:val="single" w:color="BFC5CC" w:sz="4"/>
-              <w:right w:val="single" w:color="BFC5CC" w:sz="4"/>
-            </w:tcBorders>
-            <w:tcMar>
-              <w:top w:type="dxa" w:w="60"/>
-              <w:left w:type="dxa" w:w="100"/>
-              <w:bottom w:type="dxa" w:w="60"/>
-              <w:right w:type="dxa" w:w="100"/>
-            </w:tcMar>
-          </w:tcPr>
-          <w:p>
-            <w:r>
-              <w:rPr>
-                <w:rFonts w:ascii="Calibri" w:cs="Calibri" w:eastAsia="Calibri" w:hAnsi="Calibri"/>
-                <w:sz w:val="20"/>
-                <w:szCs w:val="20"/>
-              </w:rPr>
-              <w:t xml:space="preserve">Modelo simplificado: POA × área × η × PR</w:t>
+            <w:tcW w:type="dxa" w:w="3263"/>
+            <w:tcBorders>
+              <w:top w:val="single" w:color="BFC5CC" w:sz="4"/>
+              <w:left w:val="single" w:color="BFC5CC" w:sz="4"/>
+              <w:bottom w:val="single" w:color="BFC5CC" w:sz="4"/>
+              <w:right w:val="single" w:color="BFC5CC" w:sz="4"/>
+            </w:tcBorders>
+            <w:tcMar>
+              <w:top w:type="dxa" w:w="60"/>
+              <w:left w:type="dxa" w:w="100"/>
+              <w:bottom w:type="dxa" w:w="60"/>
+              <w:right w:type="dxa" w:w="100"/>
+            </w:tcMar>
+          </w:tcPr>
+          <w:p>
+            <w:r>
+              <w:rPr>
+                <w:rFonts w:ascii="Calibri" w:cs="Calibri" w:eastAsia="Calibri" w:hAnsi="Calibri"/>
+                <w:sz w:val="20"/>
+                <w:szCs w:val="20"/>
+              </w:rPr>
+              <w:t xml:space="preserve">Simplificado: POA × área × η × PR</w:t>
             </w:r>
           </w:p>
         </w:tc>
@@ -3468,7 +3472,7 @@
         </w:trPr>
         <w:tc>
           <w:tcPr>
-            <w:tcW w:type="dxa" w:w="3178"/>
+            <w:tcW w:type="dxa" w:w="3472"/>
             <w:tcBorders>
               <w:top w:val="single" w:color="BFC5CC" w:sz="4"/>
               <w:left w:val="single" w:color="BFC5CC" w:sz="4"/>
@@ -3505,7 +3509,7 @@
         </w:tc>
         <w:tc>
           <w:tcPr>
-            <w:tcW w:type="dxa" w:w="2098"/>
+            <w:tcW w:type="dxa" w:w="2291"/>
             <w:tcBorders>
               <w:top w:val="single" w:color="BFC5CC" w:sz="4"/>
               <w:left w:val="single" w:color="BFC5CC" w:sz="4"/>
@@ -3532,28 +3536,28 @@
         </w:tc>
         <w:tc>
           <w:tcPr>
-            <w:tcW w:type="dxa" w:w="3750"/>
-            <w:tcBorders>
-              <w:top w:val="single" w:color="BFC5CC" w:sz="4"/>
-              <w:left w:val="single" w:color="BFC5CC" w:sz="4"/>
-              <w:bottom w:val="single" w:color="BFC5CC" w:sz="4"/>
-              <w:right w:val="single" w:color="BFC5CC" w:sz="4"/>
-            </w:tcBorders>
-            <w:tcMar>
-              <w:top w:type="dxa" w:w="60"/>
-              <w:left w:type="dxa" w:w="100"/>
-              <w:bottom w:type="dxa" w:w="60"/>
-              <w:right w:type="dxa" w:w="100"/>
-            </w:tcMar>
-          </w:tcPr>
-          <w:p>
-            <w:r>
-              <w:rPr>
-                <w:rFonts w:ascii="Calibri" w:cs="Calibri" w:eastAsia="Calibri" w:hAnsi="Calibri"/>
-                <w:sz w:val="20"/>
-                <w:szCs w:val="20"/>
-              </w:rPr>
-              <w:t xml:space="preserve">Simplificado corregido por bypass con el CSV de 🔀 Mismatch</w:t>
+            <w:tcW w:type="dxa" w:w="3263"/>
+            <w:tcBorders>
+              <w:top w:val="single" w:color="BFC5CC" w:sz="4"/>
+              <w:left w:val="single" w:color="BFC5CC" w:sz="4"/>
+              <w:bottom w:val="single" w:color="BFC5CC" w:sz="4"/>
+              <w:right w:val="single" w:color="BFC5CC" w:sz="4"/>
+            </w:tcBorders>
+            <w:tcMar>
+              <w:top w:type="dxa" w:w="60"/>
+              <w:left w:type="dxa" w:w="100"/>
+              <w:bottom w:type="dxa" w:w="60"/>
+              <w:right w:type="dxa" w:w="100"/>
+            </w:tcMar>
+          </w:tcPr>
+          <w:p>
+            <w:r>
+              <w:rPr>
+                <w:rFonts w:ascii="Calibri" w:cs="Calibri" w:eastAsia="Calibri" w:hAnsi="Calibri"/>
+                <w:sz w:val="20"/>
+                <w:szCs w:val="20"/>
+              </w:rPr>
+              <w:t xml:space="preserve">Bypass por superficie con el CSV de 🔀 Mismatch</w:t>
             </w:r>
           </w:p>
         </w:tc>
@@ -3564,7 +3568,7 @@
         </w:trPr>
         <w:tc>
           <w:tcPr>
-            <w:tcW w:type="dxa" w:w="3178"/>
+            <w:tcW w:type="dxa" w:w="3472"/>
             <w:tcBorders>
               <w:top w:val="single" w:color="BFC5CC" w:sz="4"/>
               <w:left w:val="single" w:color="BFC5CC" w:sz="4"/>
@@ -3601,7 +3605,7 @@
         </w:tc>
         <w:tc>
           <w:tcPr>
-            <w:tcW w:type="dxa" w:w="2098"/>
+            <w:tcW w:type="dxa" w:w="2291"/>
             <w:tcBorders>
               <w:top w:val="single" w:color="BFC5CC" w:sz="4"/>
               <w:left w:val="single" w:color="BFC5CC" w:sz="4"/>
@@ -3628,34 +3632,1101 @@
         </w:tc>
         <w:tc>
           <w:tcPr>
-            <w:tcW w:type="dxa" w:w="3750"/>
-            <w:tcBorders>
-              <w:top w:val="single" w:color="BFC5CC" w:sz="4"/>
-              <w:left w:val="single" w:color="BFC5CC" w:sz="4"/>
-              <w:bottom w:val="single" w:color="BFC5CC" w:sz="4"/>
-              <w:right w:val="single" w:color="BFC5CC" w:sz="4"/>
-            </w:tcBorders>
-            <w:tcMar>
-              <w:top w:type="dxa" w:w="60"/>
-              <w:left w:type="dxa" w:w="100"/>
-              <w:bottom w:type="dxa" w:w="60"/>
-              <w:right w:type="dxa" w:w="100"/>
-            </w:tcMar>
-          </w:tcPr>
-          <w:p>
-            <w:r>
-              <w:rPr>
-                <w:rFonts w:ascii="Calibri" w:cs="Calibri" w:eastAsia="Calibri" w:hAnsi="Calibri"/>
-                <w:sz w:val="20"/>
-                <w:szCs w:val="20"/>
-              </w:rPr>
-              <w:t xml:space="preserve">Modelo físico SDM + bypass con la sombra 3D por superficie</w:t>
+            <w:tcW w:type="dxa" w:w="3263"/>
+            <w:tcBorders>
+              <w:top w:val="single" w:color="BFC5CC" w:sz="4"/>
+              <w:left w:val="single" w:color="BFC5CC" w:sz="4"/>
+              <w:bottom w:val="single" w:color="BFC5CC" w:sz="4"/>
+              <w:right w:val="single" w:color="BFC5CC" w:sz="4"/>
+            </w:tcBorders>
+            <w:tcMar>
+              <w:top w:type="dxa" w:w="60"/>
+              <w:left w:type="dxa" w:w="100"/>
+              <w:bottom w:type="dxa" w:w="60"/>
+              <w:right w:type="dxa" w:w="100"/>
+            </w:tcMar>
+          </w:tcPr>
+          <w:p>
+            <w:r>
+              <w:rPr>
+                <w:rFonts w:ascii="Calibri" w:cs="Calibri" w:eastAsia="Calibri" w:hAnsi="Calibri"/>
+                <w:sz w:val="20"/>
+                <w:szCs w:val="20"/>
+              </w:rPr>
+              <w:t xml:space="preserve">Modelo físico SDM + bypass + inversores</w:t>
             </w:r>
           </w:p>
         </w:tc>
       </w:tr>
     </w:tbl>
     <w:p/>
+    <w:p>
+      <w:pPr>
+        <w:pStyle w:val="ListParagraph"/>
+        <w:numPr>
+          <w:ilvl w:val="0"/>
+          <w:numId w:val="3"/>
+        </w:numPr>
+      </w:pPr>
+      <w:r>
+        <w:rPr>
+          <w:rFonts w:ascii="Calibri" w:cs="Calibri" w:eastAsia="Calibri" w:hAnsi="Calibri"/>
+        </w:rPr>
+        <w:t xml:space="preserve">El banner </w:t>
+      </w:r>
+      <w:r>
+        <w:rPr>
+          <w:rFonts w:ascii="Calibri" w:cs="Calibri" w:eastAsia="Calibri" w:hAnsi="Calibri"/>
+          <w:b/>
+          <w:bCs/>
+        </w:rPr>
+        <w:t xml:space="preserve">✅ Modo multi-superficie activo</w:t>
+      </w:r>
+      <w:r>
+        <w:rPr>
+          <w:rFonts w:ascii="Calibri" w:cs="Calibri" w:eastAsia="Calibri" w:hAnsi="Calibri"/>
+        </w:rPr>
+        <w:t xml:space="preserve"> muestra el </w:t>
+      </w:r>
+      <w:r>
+        <w:rPr>
+          <w:rFonts w:ascii="Calibri" w:cs="Calibri" w:eastAsia="Calibri" w:hAnsi="Calibri"/>
+          <w:b/>
+          <w:bCs/>
+        </w:rPr>
+        <w:t xml:space="preserve">origen</w:t>
+      </w:r>
+      <w:r>
+        <w:rPr>
+          <w:rFonts w:ascii="Calibri" w:cs="Calibri" w:eastAsia="Calibri" w:hAnsi="Calibri"/>
+        </w:rPr>
+        <w:t xml:space="preserve">, la E_ac y el área. En origen físico muestra también el </w:t>
+      </w:r>
+      <w:r>
+        <w:rPr>
+          <w:rFonts w:ascii="Calibri" w:cs="Calibri" w:eastAsia="Calibri" w:hAnsi="Calibri"/>
+          <w:b/>
+          <w:bCs/>
+        </w:rPr>
+        <w:t xml:space="preserve">recorte en buses de inversor</w:t>
+      </w:r>
+      <w:r>
+        <w:rPr>
+          <w:rFonts w:ascii="Calibri" w:cs="Calibri" w:eastAsia="Calibri" w:hAnsi="Calibri"/>
+        </w:rPr>
+        <w:t xml:space="preserve"> (suma del desglose por superficie − total de los buses).</w:t>
+      </w:r>
+    </w:p>
+    <w:p>
+      <w:pPr>
+        <w:pStyle w:val="ListParagraph"/>
+        <w:numPr>
+          <w:ilvl w:val="0"/>
+          <w:numId w:val="3"/>
+        </w:numPr>
+      </w:pPr>
+      <w:r>
+        <w:rPr>
+          <w:rFonts w:ascii="Calibri" w:cs="Calibri" w:eastAsia="Calibri" w:hAnsi="Calibri"/>
+        </w:rPr>
+        <w:t xml:space="preserve">Si ya hay energía de </w:t>
+      </w:r>
+      <w:r>
+        <w:rPr>
+          <w:rFonts w:ascii="Calibri" w:cs="Calibri" w:eastAsia="Calibri" w:hAnsi="Calibri"/>
+          <w:b/>
+          <w:bCs/>
+        </w:rPr>
+        <w:t xml:space="preserve">otro origen</w:t>
+      </w:r>
+      <w:r>
+        <w:rPr>
+          <w:rFonts w:ascii="Calibri" w:cs="Calibri" w:eastAsia="Calibri" w:hAnsi="Calibri"/>
+        </w:rPr>
+        <w:t xml:space="preserve">, el botón no la reemplaza en silencio: pregunta </w:t>
+      </w:r>
+      <w:r>
+        <w:rPr>
+          <w:rFonts w:ascii="Calibri" w:cs="Calibri" w:eastAsia="Calibri" w:hAnsi="Calibri"/>
+          <w:i/>
+          <w:iCs/>
+        </w:rPr>
+        <w:t xml:space="preserve">¿Reemplazarla por…?</w:t>
+      </w:r>
+      <w:r>
+        <w:rPr>
+          <w:rFonts w:ascii="Calibri" w:cs="Calibri" w:eastAsia="Calibri" w:hAnsi="Calibri"/>
+        </w:rPr>
+        <w:t xml:space="preserve"> con </w:t>
+      </w:r>
+      <w:r>
+        <w:rPr>
+          <w:rFonts w:ascii="Calibri" w:cs="Calibri" w:eastAsia="Calibri" w:hAnsi="Calibri"/>
+          <w:b/>
+          <w:bCs/>
+        </w:rPr>
+        <w:t xml:space="preserve">✅ Sí, reemplazar</w:t>
+      </w:r>
+      <w:r>
+        <w:rPr>
+          <w:rFonts w:ascii="Calibri" w:cs="Calibri" w:eastAsia="Calibri" w:hAnsi="Calibri"/>
+        </w:rPr>
+        <w:t xml:space="preserve"> o </w:t>
+      </w:r>
+      <w:r>
+        <w:rPr>
+          <w:rFonts w:ascii="Calibri" w:cs="Calibri" w:eastAsia="Calibri" w:hAnsi="Calibri"/>
+          <w:b/>
+          <w:bCs/>
+        </w:rPr>
+        <w:t xml:space="preserve">✖ Cancelar</w:t>
+      </w:r>
+      <w:r>
+        <w:rPr>
+          <w:rFonts w:ascii="Calibri" w:cs="Calibri" w:eastAsia="Calibri" w:hAnsi="Calibri"/>
+        </w:rPr>
+        <w:t xml:space="preserve">. Al confirmar, la app vuelve a calcular con los datos actuales (el físico se revalida completo).</w:t>
+      </w:r>
+    </w:p>
+    <w:p>
+      <w:pPr>
+        <w:pStyle w:val="ListParagraph"/>
+        <w:numPr>
+          <w:ilvl w:val="0"/>
+          <w:numId w:val="3"/>
+        </w:numPr>
+      </w:pPr>
+      <w:r>
+        <w:rPr>
+          <w:rFonts w:ascii="Calibri" w:cs="Calibri" w:eastAsia="Calibri" w:hAnsi="Calibri"/>
+        </w:rPr>
+        <w:t xml:space="preserve">Si el banner dice </w:t>
+      </w:r>
+      <w:r>
+        <w:rPr>
+          <w:rFonts w:ascii="Calibri" w:cs="Calibri" w:eastAsia="Calibri" w:hAnsi="Calibri"/>
+          <w:b/>
+          <w:bCs/>
+        </w:rPr>
+        <w:t xml:space="preserve">origen desconocido</w:t>
+      </w:r>
+      <w:r>
+        <w:rPr>
+          <w:rFonts w:ascii="Calibri" w:cs="Calibri" w:eastAsia="Calibri" w:hAnsi="Calibri"/>
+        </w:rPr>
+        <w:t xml:space="preserve">, la energía viene de una sesión anterior a esta versión: vuelve a publicarla antes de guardar el proyecto.</w:t>
+      </w:r>
+    </w:p>
+    <w:p>
+      <w:pPr>
+        <w:pStyle w:val="ListParagraph"/>
+        <w:numPr>
+          <w:ilvl w:val="0"/>
+          <w:numId w:val="3"/>
+        </w:numPr>
+      </w:pPr>
+      <w:r>
+        <w:rPr>
+          <w:rFonts w:ascii="Calibri" w:cs="Calibri" w:eastAsia="Calibri" w:hAnsi="Calibri"/>
+          <w:b/>
+          <w:bCs/>
+        </w:rPr>
+        <w:t xml:space="preserve">✖ Desactivar modo multi-superficie</w:t>
+      </w:r>
+      <w:r>
+        <w:rPr>
+          <w:rFonts w:ascii="Calibri" w:cs="Calibri" w:eastAsia="Calibri" w:hAnsi="Calibri"/>
+        </w:rPr>
+        <w:t xml:space="preserve"> retira toda la publicación y devuelve Financiero, Baterías y CO₂ a la energía de superficie única. Publicar un origen no físico también retira el proyecto físico: un proyecto guardado nunca mezcla el proyecto físico con energía de otro origen.</w:t>
+      </w:r>
+    </w:p>
+    <w:p>
+      <w:pPr>
+        <w:pStyle w:val="Heading2"/>
+      </w:pPr>
+      <w:r>
+        <w:rPr>
+          <w:rFonts w:ascii="Calibri" w:cs="Calibri" w:eastAsia="Calibri" w:hAnsi="Calibri"/>
+        </w:rPr>
+        <w:t xml:space="preserve">Paso 6 · Modo físico (opcional, recomendado para validar)</w:t>
+      </w:r>
+    </w:p>
+    <w:p>
+      <w:pPr>
+        <w:pStyle w:val="ListParagraph"/>
+        <w:numPr>
+          <w:ilvl w:val="0"/>
+          <w:numId w:val="5"/>
+        </w:numPr>
+      </w:pPr>
+      <w:r>
+        <w:rPr>
+          <w:rFonts w:ascii="Calibri" w:cs="Calibri" w:eastAsia="Calibri" w:hAnsi="Calibri"/>
+        </w:rPr>
+        <w:t xml:space="preserve">Marca </w:t>
+      </w:r>
+      <w:r>
+        <w:rPr>
+          <w:rFonts w:ascii="Calibri" w:cs="Calibri" w:eastAsia="Calibri" w:hAnsi="Calibri"/>
+          <w:b/>
+          <w:bCs/>
+        </w:rPr>
+        <w:t xml:space="preserve">🧪 Preparar comparación con modelo físico SDM + bypass</w:t>
+      </w:r>
+      <w:r>
+        <w:rPr>
+          <w:rFonts w:ascii="Calibri" w:cs="Calibri" w:eastAsia="Calibri" w:hAnsi="Calibri"/>
+        </w:rPr>
+        <w:t xml:space="preserve">.</w:t>
+      </w:r>
+    </w:p>
+    <w:p>
+      <w:pPr>
+        <w:pStyle w:val="ListParagraph"/>
+        <w:numPr>
+          <w:ilvl w:val="0"/>
+          <w:numId w:val="5"/>
+        </w:numPr>
+      </w:pPr>
+      <w:r>
+        <w:rPr>
+          <w:rFonts w:ascii="Calibri" w:cs="Calibri" w:eastAsia="Calibri" w:hAnsi="Calibri"/>
+        </w:rPr>
+        <w:t xml:space="preserve">Revisa el aviso </w:t>
+      </w:r>
+      <w:r>
+        <w:rPr>
+          <w:rFonts w:ascii="Calibri" w:cs="Calibri" w:eastAsia="Calibri" w:hAnsi="Calibri"/>
+          <w:b/>
+          <w:bCs/>
+        </w:rPr>
+        <w:t xml:space="preserve">"X/Y superficies activas listas"</w:t>
+      </w:r>
+      <w:r>
+        <w:rPr>
+          <w:rFonts w:ascii="Calibri" w:cs="Calibri" w:eastAsia="Calibri" w:hAnsi="Calibri"/>
+        </w:rPr>
+        <w:t xml:space="preserve">. Cada superficie activa necesita </w:t>
+      </w:r>
+      <w:r>
+        <w:rPr>
+          <w:rFonts w:ascii="Calibri" w:cs="Calibri" w:eastAsia="Calibri" w:hAnsi="Calibri"/>
+          <w:b/>
+          <w:bCs/>
+        </w:rPr>
+        <w:t xml:space="preserve">N serie, N paralelo, inversor, p_shade y firma de sombra</w:t>
+      </w:r>
+      <w:r>
+        <w:rPr>
+          <w:rFonts w:ascii="Calibri" w:cs="Calibri" w:eastAsia="Calibri" w:hAnsi="Calibri"/>
+        </w:rPr>
+        <w:t xml:space="preserve"> (pasos 2 y 3).</w:t>
+      </w:r>
+    </w:p>
+    <w:p>
+      <w:pPr>
+        <w:pStyle w:val="ListParagraph"/>
+        <w:numPr>
+          <w:ilvl w:val="0"/>
+          <w:numId w:val="5"/>
+        </w:numPr>
+      </w:pPr>
+      <w:r>
+        <w:rPr>
+          <w:rFonts w:ascii="Calibri" w:cs="Calibri" w:eastAsia="Calibri" w:hAnsi="Calibri"/>
+        </w:rPr>
+        <w:t xml:space="preserve">Presiona </w:t>
+      </w:r>
+      <w:r>
+        <w:rPr>
+          <w:rFonts w:ascii="Calibri" w:cs="Calibri" w:eastAsia="Calibri" w:hAnsi="Calibri"/>
+          <w:b/>
+          <w:bCs/>
+        </w:rPr>
+        <w:t xml:space="preserve">🧪 Calcular comparación física (sin adoptar)</w:t>
+      </w:r>
+      <w:r>
+        <w:rPr>
+          <w:rFonts w:ascii="Calibri" w:cs="Calibri" w:eastAsia="Calibri" w:hAnsi="Calibri"/>
+        </w:rPr>
+        <w:t xml:space="preserve">. Si todo está vigente, verás </w:t>
+      </w:r>
+      <w:r>
+        <w:rPr>
+          <w:rFonts w:ascii="Calibri" w:cs="Calibri" w:eastAsia="Calibri" w:hAnsi="Calibri"/>
+          <w:i/>
+          <w:iCs/>
+        </w:rPr>
+        <w:t xml:space="preserve">"simplificado … · físico … · diferencia …%"</w:t>
+      </w:r>
+      <w:r>
+        <w:rPr>
+          <w:rFonts w:ascii="Calibri" w:cs="Calibri" w:eastAsia="Calibri" w:hAnsi="Calibri"/>
+        </w:rPr>
+        <w:t xml:space="preserve">. Esto </w:t>
+      </w:r>
+      <w:r>
+        <w:rPr>
+          <w:rFonts w:ascii="Calibri" w:cs="Calibri" w:eastAsia="Calibri" w:hAnsi="Calibri"/>
+          <w:b/>
+          <w:bCs/>
+        </w:rPr>
+        <w:t xml:space="preserve">no</w:t>
+      </w:r>
+      <w:r>
+        <w:rPr>
+          <w:rFonts w:ascii="Calibri" w:cs="Calibri" w:eastAsia="Calibri" w:hAnsi="Calibri"/>
+        </w:rPr>
+        <w:t xml:space="preserve"> cambia nada todavía.</w:t>
+      </w:r>
+    </w:p>
+    <w:p>
+      <w:pPr>
+        <w:pStyle w:val="ListParagraph"/>
+        <w:numPr>
+          <w:ilvl w:val="0"/>
+          <w:numId w:val="5"/>
+        </w:numPr>
+      </w:pPr>
+      <w:r>
+        <w:rPr>
+          <w:rFonts w:ascii="Calibri" w:cs="Calibri" w:eastAsia="Calibri" w:hAnsi="Calibri"/>
+        </w:rPr>
+        <w:t xml:space="preserve">Si la comparación te convence, presiona </w:t>
+      </w:r>
+      <w:r>
+        <w:rPr>
+          <w:rFonts w:ascii="Calibri" w:cs="Calibri" w:eastAsia="Calibri" w:hAnsi="Calibri"/>
+          <w:b/>
+          <w:bCs/>
+        </w:rPr>
+        <w:t xml:space="preserve">✅ Adoptar cálculo físico</w:t>
+      </w:r>
+      <w:r>
+        <w:rPr>
+          <w:rFonts w:ascii="Calibri" w:cs="Calibri" w:eastAsia="Calibri" w:hAnsi="Calibri"/>
+        </w:rPr>
+        <w:t xml:space="preserve">. La app </w:t>
+      </w:r>
+      <w:r>
+        <w:rPr>
+          <w:rFonts w:ascii="Calibri" w:cs="Calibri" w:eastAsia="Calibri" w:hAnsi="Calibri"/>
+          <w:b/>
+          <w:bCs/>
+        </w:rPr>
+        <w:t xml:space="preserve">revalida todo de nuevo</w:t>
+      </w:r>
+      <w:r>
+        <w:rPr>
+          <w:rFonts w:ascii="Calibri" w:cs="Calibri" w:eastAsia="Calibri" w:hAnsi="Calibri"/>
+        </w:rPr>
+        <w:t xml:space="preserve">; si algo cambió desde la comparación, rechaza la adopción y te dice por qué.</w:t>
+      </w:r>
+    </w:p>
+    <w:p>
+      <w:pPr>
+        <w:pStyle w:val="ListParagraph"/>
+        <w:numPr>
+          <w:ilvl w:val="0"/>
+          <w:numId w:val="5"/>
+        </w:numPr>
+      </w:pPr>
+      <w:r>
+        <w:rPr>
+          <w:rFonts w:ascii="Calibri" w:cs="Calibri" w:eastAsia="Calibri" w:hAnsi="Calibri"/>
+        </w:rPr>
+        <w:t xml:space="preserve">Nunca completes datos faltantes con valores inventados (por ejemplo, </w:t>
+      </w:r>
+      <w:r>
+        <w:rPr>
+          <w:rFonts w:ascii="Consolas" w:cs="Consolas" w:eastAsia="Consolas" w:hAnsi="Consolas"/>
+          <w:sz w:val="20"/>
+          <w:szCs w:val="20"/>
+          <w:shd w:fill="F1F3F5" w:color="auto" w:val="clear"/>
+        </w:rPr>
+        <w:t xml:space="preserve">p_shade = 0</w:t>
+      </w:r>
+      <w:r>
+        <w:rPr>
+          <w:rFonts w:ascii="Calibri" w:cs="Calibri" w:eastAsia="Calibri" w:hAnsi="Calibri"/>
+        </w:rPr>
+        <w:t xml:space="preserve"> "para que pase"): el bloqueo existe para impedir resultados falsos.</w:t>
+      </w:r>
+    </w:p>
+    <w:p>
+      <w:pPr>
+        <w:pStyle w:val="Heading1"/>
+      </w:pPr>
+      <w:r>
+        <w:rPr>
+          <w:rFonts w:ascii="Calibri" w:cs="Calibri" w:eastAsia="Calibri" w:hAnsi="Calibri"/>
+        </w:rPr>
+        <w:t xml:space="preserve">5. Sub-pestaña 🎨 Vista 3D Multi-Superficie</w:t>
+      </w:r>
+    </w:p>
+    <w:p>
+      <w:pPr>
+        <w:pStyle w:val="ListParagraph"/>
+        <w:numPr>
+          <w:ilvl w:val="0"/>
+          <w:numId w:val="3"/>
+        </w:numPr>
+      </w:pPr>
+      <w:r>
+        <w:rPr>
+          <w:rFonts w:ascii="Calibri" w:cs="Calibri" w:eastAsia="Calibri" w:hAnsi="Calibri"/>
+        </w:rPr>
+        <w:t xml:space="preserve">Visualiza todas las superficies activas sobre el edificio.</w:t>
+      </w:r>
+    </w:p>
+    <w:p>
+      <w:pPr>
+        <w:pStyle w:val="ListParagraph"/>
+        <w:numPr>
+          <w:ilvl w:val="0"/>
+          <w:numId w:val="3"/>
+        </w:numPr>
+      </w:pPr>
+      <w:r>
+        <w:rPr>
+          <w:rFonts w:ascii="Calibri" w:cs="Calibri" w:eastAsia="Calibri" w:hAnsi="Calibri"/>
+          <w:b/>
+          <w:bCs/>
+        </w:rPr>
+        <w:t xml:space="preserve">Colorear por:</w:t>
+      </w:r>
+      <w:r>
+        <w:rPr>
+          <w:rFonts w:ascii="Calibri" w:cs="Calibri" w:eastAsia="Calibri" w:hAnsi="Calibri"/>
+        </w:rPr>
+        <w:t xml:space="preserve"> </w:t>
+      </w:r>
+      <w:r>
+        <w:rPr>
+          <w:rFonts w:ascii="Calibri" w:cs="Calibri" w:eastAsia="Calibri" w:hAnsi="Calibri"/>
+          <w:i/>
+          <w:iCs/>
+        </w:rPr>
+        <w:t xml:space="preserve">POA mensual</w:t>
+      </w:r>
+      <w:r>
+        <w:rPr>
+          <w:rFonts w:ascii="Calibri" w:cs="Calibri" w:eastAsia="Calibri" w:hAnsi="Calibri"/>
+        </w:rPr>
+        <w:t xml:space="preserve"> (azul → rojo) o </w:t>
+      </w:r>
+      <w:r>
+        <w:rPr>
+          <w:rFonts w:ascii="Calibri" w:cs="Calibri" w:eastAsia="Calibri" w:hAnsi="Calibri"/>
+          <w:i/>
+          <w:iCs/>
+        </w:rPr>
+        <w:t xml:space="preserve">FS del CSV</w:t>
+      </w:r>
+      <w:r>
+        <w:rPr>
+          <w:rFonts w:ascii="Calibri" w:cs="Calibri" w:eastAsia="Calibri" w:hAnsi="Calibri"/>
+        </w:rPr>
+        <w:t xml:space="preserve"> (verde libre &lt; 10 % · naranja parcial 10–35 % · rojo bypass &gt; 35 %). Sin CSV cargado usa la POA.</w:t>
+      </w:r>
+    </w:p>
+    <w:p>
+      <w:pPr>
+        <w:pStyle w:val="ListParagraph"/>
+        <w:numPr>
+          <w:ilvl w:val="0"/>
+          <w:numId w:val="3"/>
+        </w:numPr>
+      </w:pPr>
+      <w:r>
+        <w:rPr>
+          <w:rFonts w:ascii="Calibri" w:cs="Calibri" w:eastAsia="Calibri" w:hAnsi="Calibri"/>
+        </w:rPr>
+        <w:t xml:space="preserve">Controles: Mes, Vista (Perspectiva / Fachada / Planta / Lateral), Opacidad, Cuadrícula de paneles y Etiquetas.</w:t>
+      </w:r>
+    </w:p>
+    <w:p>
+      <w:pPr>
+        <w:pStyle w:val="Heading1"/>
+      </w:pPr>
+      <w:r>
+        <w:rPr>
+          <w:rFonts w:ascii="Calibri" w:cs="Calibri" w:eastAsia="Calibri" w:hAnsi="Calibri"/>
+        </w:rPr>
+        <w:t xml:space="preserve">6. Sub-pestaña 📊 Producción por Superficie</w:t>
+      </w:r>
+    </w:p>
+    <w:p>
+      <w:pPr>
+        <w:spacing w:after="120"/>
+      </w:pPr>
+      <w:r>
+        <w:rPr>
+          <w:rFonts w:ascii="Calibri" w:cs="Calibri" w:eastAsia="Calibri" w:hAnsi="Calibri"/>
+        </w:rPr>
+        <w:t xml:space="preserve">Requiere la POA del paso 4.</w:t>
+      </w:r>
+    </w:p>
+    <w:p>
+      <w:pPr>
+        <w:pStyle w:val="ListParagraph"/>
+        <w:numPr>
+          <w:ilvl w:val="0"/>
+          <w:numId w:val="6"/>
+        </w:numPr>
+      </w:pPr>
+      <w:r>
+        <w:rPr>
+          <w:rFonts w:ascii="Calibri" w:cs="Calibri" w:eastAsia="Calibri" w:hAnsi="Calibri"/>
+          <w:b/>
+          <w:bCs/>
+        </w:rPr>
+        <w:t xml:space="preserve">Producción mensual</w:t>
+      </w:r>
+      <w:r>
+        <w:rPr>
+          <w:rFonts w:ascii="Calibri" w:cs="Calibri" w:eastAsia="Calibri" w:hAnsi="Calibri"/>
+        </w:rPr>
+        <w:t xml:space="preserve"> en barras apiladas por superficie.</w:t>
+      </w:r>
+    </w:p>
+    <w:p>
+      <w:pPr>
+        <w:pStyle w:val="ListParagraph"/>
+        <w:numPr>
+          <w:ilvl w:val="0"/>
+          <w:numId w:val="6"/>
+        </w:numPr>
+      </w:pPr>
+      <w:r>
+        <w:rPr>
+          <w:rFonts w:ascii="Calibri" w:cs="Calibri" w:eastAsia="Calibri" w:hAnsi="Calibri"/>
+          <w:b/>
+          <w:bCs/>
+        </w:rPr>
+        <w:t xml:space="preserve">Recurso solar anual</w:t>
+      </w:r>
+      <w:r>
+        <w:rPr>
+          <w:rFonts w:ascii="Calibri" w:cs="Calibri" w:eastAsia="Calibri" w:hAnsi="Calibri"/>
+        </w:rPr>
+        <w:t xml:space="preserve"> por orientación.</w:t>
+      </w:r>
+    </w:p>
+    <w:p>
+      <w:pPr>
+        <w:pStyle w:val="ListParagraph"/>
+        <w:numPr>
+          <w:ilvl w:val="0"/>
+          <w:numId w:val="6"/>
+        </w:numPr>
+      </w:pPr>
+      <w:r>
+        <w:rPr>
+          <w:rFonts w:ascii="Calibri" w:cs="Calibri" w:eastAsia="Calibri" w:hAnsi="Calibri"/>
+          <w:b/>
+          <w:bCs/>
+        </w:rPr>
+        <w:t xml:space="preserve">Resumen anual:</w:t>
+      </w:r>
+      <w:r>
+        <w:rPr>
+          <w:rFonts w:ascii="Calibri" w:cs="Calibri" w:eastAsia="Calibri" w:hAnsi="Calibri"/>
+        </w:rPr>
+        <w:t xml:space="preserve"> superficies activas, área total, E_ac total y densidad.</w:t>
+      </w:r>
+    </w:p>
+    <w:p>
+      <w:pPr>
+        <w:pStyle w:val="ListParagraph"/>
+        <w:numPr>
+          <w:ilvl w:val="0"/>
+          <w:numId w:val="6"/>
+        </w:numPr>
+      </w:pPr>
+      <w:r>
+        <w:rPr>
+          <w:rFonts w:ascii="Calibri" w:cs="Calibri" w:eastAsia="Calibri" w:hAnsi="Calibri"/>
+          <w:b/>
+          <w:bCs/>
+        </w:rPr>
+        <w:t xml:space="preserve">Factor de sombreado por superficie (CSV):</w:t>
+      </w:r>
+      <w:r>
+        <w:rPr>
+          <w:rFonts w:ascii="Calibri" w:cs="Calibri" w:eastAsia="Calibri" w:hAnsi="Calibri"/>
+        </w:rPr>
+        <w:t xml:space="preserve"> si el CSV de 🔀 Mismatch tiene columna </w:t>
+      </w:r>
+      <w:r>
+        <w:rPr>
+          <w:rFonts w:ascii="Calibri" w:cs="Calibri" w:eastAsia="Calibri" w:hAnsi="Calibri"/>
+          <w:i/>
+          <w:iCs/>
+        </w:rPr>
+        <w:t xml:space="preserve">Fachada</w:t>
+      </w:r>
+      <w:r>
+        <w:rPr>
+          <w:rFonts w:ascii="Calibri" w:cs="Calibri" w:eastAsia="Calibri" w:hAnsi="Calibri"/>
+        </w:rPr>
+        <w:t xml:space="preserve">, asigna qué fachada del CSV corresponde a cada superficie.</w:t>
+      </w:r>
+    </w:p>
+    <w:p>
+      <w:pPr>
+        <w:pStyle w:val="ListParagraph"/>
+        <w:numPr>
+          <w:ilvl w:val="0"/>
+          <w:numId w:val="6"/>
+        </w:numPr>
+      </w:pPr>
+      <w:r>
+        <w:rPr>
+          <w:rFonts w:ascii="Calibri" w:cs="Calibri" w:eastAsia="Calibri" w:hAnsi="Calibri"/>
+          <w:b/>
+          <w:bCs/>
+        </w:rPr>
+        <w:t xml:space="preserve">⚡ Bypass diodes por superficie:</w:t>
+      </w:r>
+      <w:r>
+        <w:rPr>
+          <w:rFonts w:ascii="Calibri" w:cs="Calibri" w:eastAsia="Calibri" w:hAnsi="Calibri"/>
+        </w:rPr>
+        <w:t xml:space="preserve"> requiere el CSV de 🔀 Mismatch (sección 5).</w:t>
+      </w:r>
+    </w:p>
+    <w:p>
+      <w:pPr>
+        <w:pStyle w:val="ListParagraph"/>
+        <w:numPr>
+          <w:ilvl w:val="1"/>
+          <w:numId w:val="3"/>
+        </w:numPr>
+      </w:pPr>
+      <w:r>
+        <w:rPr>
+          <w:rFonts w:ascii="Calibri" w:cs="Calibri" w:eastAsia="Calibri" w:hAnsi="Calibri"/>
+        </w:rPr>
+        <w:t xml:space="preserve">⚠️ El selector </w:t>
+      </w:r>
+      <w:r>
+        <w:rPr>
+          <w:rFonts w:ascii="Calibri" w:cs="Calibri" w:eastAsia="Calibri" w:hAnsi="Calibri"/>
+          <w:b/>
+          <w:bCs/>
+        </w:rPr>
+        <w:t xml:space="preserve">Panel fotovoltaico</w:t>
+      </w:r>
+      <w:r>
+        <w:rPr>
+          <w:rFonts w:ascii="Calibri" w:cs="Calibri" w:eastAsia="Calibri" w:hAnsi="Calibri"/>
+        </w:rPr>
+        <w:t xml:space="preserve"> trae por defecto </w:t>
+      </w:r>
+      <w:r>
+        <w:rPr>
+          <w:rFonts w:ascii="Calibri" w:cs="Calibri" w:eastAsia="Calibri" w:hAnsi="Calibri"/>
+          <w:i/>
+          <w:iCs/>
+        </w:rPr>
+        <w:t xml:space="preserve">ASP-ST1-T40</w:t>
+      </w:r>
+      <w:r>
+        <w:rPr>
+          <w:rFonts w:ascii="Calibri" w:cs="Calibri" w:eastAsia="Calibri" w:hAnsi="Calibri"/>
+        </w:rPr>
+        <w:t xml:space="preserve">, que </w:t>
+      </w:r>
+      <w:r>
+        <w:rPr>
+          <w:rFonts w:ascii="Calibri" w:cs="Calibri" w:eastAsia="Calibri" w:hAnsi="Calibri"/>
+          <w:b/>
+          <w:bCs/>
+        </w:rPr>
+        <w:t xml:space="preserve">no es necesariamente el panel de tu proyecto</w:t>
+      </w:r>
+      <w:r>
+        <w:rPr>
+          <w:rFonts w:ascii="Calibri" w:cs="Calibri" w:eastAsia="Calibri" w:hAnsi="Calibri"/>
+        </w:rPr>
+        <w:t xml:space="preserve">: elige el correcto.</w:t>
+      </w:r>
+    </w:p>
+    <w:p>
+      <w:pPr>
+        <w:pStyle w:val="ListParagraph"/>
+        <w:numPr>
+          <w:ilvl w:val="1"/>
+          <w:numId w:val="3"/>
+        </w:numPr>
+      </w:pPr>
+      <w:r>
+        <w:rPr>
+          <w:rFonts w:ascii="Calibri" w:cs="Calibri" w:eastAsia="Calibri" w:hAnsi="Calibri"/>
+          <w:b/>
+          <w:bCs/>
+        </w:rPr>
+        <w:t xml:space="preserve">N_series</w:t>
+      </w:r>
+      <w:r>
+        <w:rPr>
+          <w:rFonts w:ascii="Calibri" w:cs="Calibri" w:eastAsia="Calibri" w:hAnsi="Calibri"/>
+        </w:rPr>
+        <w:t xml:space="preserve"> es uno solo para todas las superficies y es independiente del "N serie" del paso 3. Pon el mismo valor.</w:t>
+      </w:r>
+    </w:p>
+    <w:p>
+      <w:pPr>
+        <w:pStyle w:val="ListParagraph"/>
+        <w:numPr>
+          <w:ilvl w:val="1"/>
+          <w:numId w:val="3"/>
+        </w:numPr>
+      </w:pPr>
+      <w:r>
+        <w:rPr>
+          <w:rFonts w:ascii="Calibri" w:cs="Calibri" w:eastAsia="Calibri" w:hAnsi="Calibri"/>
+        </w:rPr>
+        <w:t xml:space="preserve">Necesita POA vigente en todas las superficies activas. Si una superficie falla, </w:t>
+      </w:r>
+      <w:r>
+        <w:rPr>
+          <w:rFonts w:ascii="Calibri" w:cs="Calibri" w:eastAsia="Calibri" w:hAnsi="Calibri"/>
+          <w:b/>
+          <w:bCs/>
+        </w:rPr>
+        <w:t xml:space="preserve">no publica nada</w:t>
+      </w:r>
+      <w:r>
+        <w:rPr>
+          <w:rFonts w:ascii="Calibri" w:cs="Calibri" w:eastAsia="Calibri" w:hAnsi="Calibri"/>
+        </w:rPr>
+        <w:t xml:space="preserve"> y muestra la causa.</w:t>
+      </w:r>
+    </w:p>
+    <w:p>
+      <w:pPr>
+        <w:pStyle w:val="ListParagraph"/>
+        <w:numPr>
+          <w:ilvl w:val="1"/>
+          <w:numId w:val="3"/>
+        </w:numPr>
+      </w:pPr>
+      <w:r>
+        <w:rPr>
+          <w:rFonts w:ascii="Calibri" w:cs="Calibri" w:eastAsia="Calibri" w:hAnsi="Calibri"/>
+        </w:rPr>
+        <w:t xml:space="preserve">Publica con origen </w:t>
+      </w:r>
+      <w:r>
+        <w:rPr>
+          <w:rFonts w:ascii="Calibri" w:cs="Calibri" w:eastAsia="Calibri" w:hAnsi="Calibri"/>
+          <w:i/>
+          <w:iCs/>
+        </w:rPr>
+        <w:t xml:space="preserve">bypass por superficie</w:t>
+      </w:r>
+      <w:r>
+        <w:rPr>
+          <w:rFonts w:ascii="Calibri" w:cs="Calibri" w:eastAsia="Calibri" w:hAnsi="Calibri"/>
+        </w:rPr>
+        <w:t xml:space="preserve">; si la energía vigente es de otro origen, pide confirmación (ver paso 5). La tabla dice </w:t>
+      </w:r>
+      <w:r>
+        <w:rPr>
+          <w:rFonts w:ascii="Calibri" w:cs="Calibri" w:eastAsia="Calibri" w:hAnsi="Calibri"/>
+          <w:b/>
+          <w:bCs/>
+        </w:rPr>
+        <w:t xml:space="preserve">✅ Activo en Financiero</w:t>
+      </w:r>
+      <w:r>
+        <w:rPr>
+          <w:rFonts w:ascii="Calibri" w:cs="Calibri" w:eastAsia="Calibri" w:hAnsi="Calibri"/>
+        </w:rPr>
+        <w:t xml:space="preserve"> solo cuando su origen es el vigente.</w:t>
+      </w:r>
+    </w:p>
+    <w:p>
+      <w:pPr>
+        <w:pStyle w:val="ListParagraph"/>
+        <w:numPr>
+          <w:ilvl w:val="0"/>
+          <w:numId w:val="6"/>
+        </w:numPr>
+      </w:pPr>
+      <w:r>
+        <w:rPr>
+          <w:rFonts w:ascii="Calibri" w:cs="Calibri" w:eastAsia="Calibri" w:hAnsi="Calibri"/>
+          <w:b/>
+          <w:bCs/>
+        </w:rPr>
+        <w:t xml:space="preserve">🔀 Strings de distinta orientación en un mismo MPPT:</w:t>
+      </w:r>
+      <w:r>
+        <w:rPr>
+          <w:rFonts w:ascii="Calibri" w:cs="Calibri" w:eastAsia="Calibri" w:hAnsi="Calibri"/>
+        </w:rPr>
+        <w:t xml:space="preserve"> es </w:t>
+      </w:r>
+      <w:r>
+        <w:rPr>
+          <w:rFonts w:ascii="Calibri" w:cs="Calibri" w:eastAsia="Calibri" w:hAnsi="Calibri"/>
+          <w:b/>
+          <w:bCs/>
+        </w:rPr>
+        <w:t xml:space="preserve">informativa</w:t>
+      </w:r>
+      <w:r>
+        <w:rPr>
+          <w:rFonts w:ascii="Calibri" w:cs="Calibri" w:eastAsia="Calibri" w:hAnsi="Calibri"/>
+        </w:rPr>
+        <w:t xml:space="preserve"> y no cambia la energía oficial. Asigna superficies a MPPTs y presiona </w:t>
+      </w:r>
+      <w:r>
+        <w:rPr>
+          <w:rFonts w:ascii="Calibri" w:cs="Calibri" w:eastAsia="Calibri" w:hAnsi="Calibri"/>
+          <w:b/>
+          <w:bCs/>
+        </w:rPr>
+        <w:t xml:space="preserve">🔀 Simular curva IV combinada por MPPT</w:t>
+      </w:r>
+      <w:r>
+        <w:rPr>
+          <w:rFonts w:ascii="Calibri" w:cs="Calibri" w:eastAsia="Calibri" w:hAnsi="Calibri"/>
+        </w:rPr>
+        <w:t xml:space="preserve">. Semáforo:</w:t>
+      </w:r>
+    </w:p>
+    <w:p>
+      <w:pPr>
+        <w:pStyle w:val="ListParagraph"/>
+        <w:numPr>
+          <w:ilvl w:val="1"/>
+          <w:numId w:val="3"/>
+        </w:numPr>
+      </w:pPr>
+      <w:r>
+        <w:rPr>
+          <w:rFonts w:ascii="Calibri" w:cs="Calibri" w:eastAsia="Calibri" w:hAnsi="Calibri"/>
+        </w:rPr>
+        <w:t xml:space="preserve">🟢 menos de 0,5 %: compartir el MPPT es aceptable;</w:t>
+      </w:r>
+    </w:p>
+    <w:p>
+      <w:pPr>
+        <w:pStyle w:val="ListParagraph"/>
+        <w:numPr>
+          <w:ilvl w:val="1"/>
+          <w:numId w:val="3"/>
+        </w:numPr>
+      </w:pPr>
+      <w:r>
+        <w:rPr>
+          <w:rFonts w:ascii="Calibri" w:cs="Calibri" w:eastAsia="Calibri" w:hAnsi="Calibri"/>
+        </w:rPr>
+        <w:t xml:space="preserve">🟠 entre 0,5 % y 2 %: evalúa si el ahorro del inversor lo compensa;</w:t>
+      </w:r>
+    </w:p>
+    <w:p>
+      <w:pPr>
+        <w:pStyle w:val="ListParagraph"/>
+        <w:numPr>
+          <w:ilvl w:val="1"/>
+          <w:numId w:val="3"/>
+        </w:numPr>
+      </w:pPr>
+      <w:r>
+        <w:rPr>
+          <w:rFonts w:ascii="Calibri" w:cs="Calibri" w:eastAsia="Calibri" w:hAnsi="Calibri"/>
+        </w:rPr>
+        <w:t xml:space="preserve">🔴 más de 2 %: conviene un MPPT por orientación.</w:t>
+      </w:r>
+    </w:p>
+    <w:p>
+      <w:pPr>
+        <w:pStyle w:val="Heading1"/>
+      </w:pPr>
+      <w:r>
+        <w:rPr>
+          <w:rFonts w:ascii="Calibri" w:cs="Calibri" w:eastAsia="Calibri" w:hAnsi="Calibri"/>
+        </w:rPr>
+        <w:t xml:space="preserve">7. Sub-pestaña 🌞 Trayectoria Solar</w:t>
+      </w:r>
+    </w:p>
+    <w:p>
+      <w:pPr>
+        <w:pStyle w:val="ListParagraph"/>
+        <w:numPr>
+          <w:ilvl w:val="0"/>
+          <w:numId w:val="6"/>
+        </w:numPr>
+      </w:pPr>
+      <w:r>
+        <w:rPr>
+          <w:rFonts w:ascii="Calibri" w:cs="Calibri" w:eastAsia="Calibri" w:hAnsi="Calibri"/>
+          <w:b/>
+          <w:bCs/>
+        </w:rPr>
+        <w:t xml:space="preserve">Trayectoria solar</w:t>
+      </w:r>
+      <w:r>
+        <w:rPr>
+          <w:rFonts w:ascii="Calibri" w:cs="Calibri" w:eastAsia="Calibri" w:hAnsi="Calibri"/>
+        </w:rPr>
+        <w:t xml:space="preserve"> (azimut vs elevación) con el perfil de horizonte de 🔀 Mismatch.</w:t>
+      </w:r>
+    </w:p>
+    <w:p>
+      <w:pPr>
+        <w:pStyle w:val="ListParagraph"/>
+        <w:numPr>
+          <w:ilvl w:val="0"/>
+          <w:numId w:val="6"/>
+        </w:numPr>
+      </w:pPr>
+      <w:r>
+        <w:rPr>
+          <w:rFonts w:ascii="Calibri" w:cs="Calibri" w:eastAsia="Calibri" w:hAnsi="Calibri"/>
+          <w:b/>
+          <w:bCs/>
+        </w:rPr>
+        <w:t xml:space="preserve">Horas productivas vs sombreadas</w:t>
+      </w:r>
+      <w:r>
+        <w:rPr>
+          <w:rFonts w:ascii="Calibri" w:cs="Calibri" w:eastAsia="Calibri" w:hAnsi="Calibri"/>
+        </w:rPr>
+        <w:t xml:space="preserve"> (24 h × 12 meses) por superficie. Cada hora se clasifica como productiva, sombreada (por el horizonte), </w:t>
+      </w:r>
+      <w:r>
+        <w:rPr>
+          <w:rFonts w:ascii="Calibri" w:cs="Calibri" w:eastAsia="Calibri" w:hAnsi="Calibri"/>
+          <w:b/>
+          <w:bCs/>
+        </w:rPr>
+        <w:t xml:space="preserve">sin vista de la fachada</w:t>
+      </w:r>
+      <w:r>
+        <w:rPr>
+          <w:rFonts w:ascii="Calibri" w:cs="Calibri" w:eastAsia="Calibri" w:hAnsi="Calibri"/>
+        </w:rPr>
+        <w:t xml:space="preserve"> (sol detrás del plano, AOI ≥ 90°) o nocturna. Con POA por superficie calculada, el mapa usa la POA de esa superficie. </w:t>
+      </w:r>
+      <w:r>
+        <w:rPr>
+          <w:rFonts w:ascii="Calibri" w:cs="Calibri" w:eastAsia="Calibri" w:hAnsi="Calibri"/>
+          <w:i/>
+          <w:iCs/>
+        </w:rPr>
+        <w:t xml:space="preserve">(Corregido el 24-sep-2026: antes esta sección se caía con "The truth value of a DataFrame is ambiguous".)</w:t>
+      </w:r>
+    </w:p>
+    <w:p>
+      <w:pPr>
+        <w:pStyle w:val="ListParagraph"/>
+        <w:numPr>
+          <w:ilvl w:val="0"/>
+          <w:numId w:val="6"/>
+        </w:numPr>
+      </w:pPr>
+      <w:r>
+        <w:rPr>
+          <w:rFonts w:ascii="Calibri" w:cs="Calibri" w:eastAsia="Calibri" w:hAnsi="Calibri"/>
+          <w:b/>
+          <w:bCs/>
+        </w:rPr>
+        <w:t xml:space="preserve">Métricas de sombras:</w:t>
+      </w:r>
+      <w:r>
+        <w:rPr>
+          <w:rFonts w:ascii="Calibri" w:cs="Calibri" w:eastAsia="Calibri" w:hAnsi="Calibri"/>
+        </w:rPr>
+        <w:t xml:space="preserve"> compara el % de horas sombreadas (trayectoria solar) con el % de energía perdida (🔀 Mismatch). Una diferencia menor de 2 pp es normal, porque miden cosas distintas.</w:t>
+      </w:r>
+    </w:p>
+    <w:p>
+      <w:pPr>
+        <w:pStyle w:val="ListParagraph"/>
+        <w:numPr>
+          <w:ilvl w:val="0"/>
+          <w:numId w:val="6"/>
+        </w:numPr>
+      </w:pPr>
+      <w:r>
+        <w:rPr>
+          <w:rFonts w:ascii="Calibri" w:cs="Calibri" w:eastAsia="Calibri" w:hAnsi="Calibri"/>
+          <w:b/>
+          <w:bCs/>
+        </w:rPr>
+        <w:t xml:space="preserve">AOI promedio mensual</w:t>
+      </w:r>
+      <w:r>
+        <w:rPr>
+          <w:rFonts w:ascii="Calibri" w:cs="Calibri" w:eastAsia="Calibri" w:hAnsi="Calibri"/>
+        </w:rPr>
+        <w:t xml:space="preserve"> con semáforo (&lt; 40° excelente, &lt; 60° aceptable) y dos recomendaciones de orientación:</w:t>
+      </w:r>
+    </w:p>
+    <w:p>
+      <w:pPr>
+        <w:pStyle w:val="ListParagraph"/>
+        <w:numPr>
+          <w:ilvl w:val="1"/>
+          <w:numId w:val="3"/>
+        </w:numPr>
+      </w:pPr>
+      <w:r>
+        <w:rPr>
+          <w:rFonts w:ascii="Calibri" w:cs="Calibri" w:eastAsia="Calibri" w:hAnsi="Calibri"/>
+        </w:rPr>
+        <w:t xml:space="preserve">🧭 </w:t>
+      </w:r>
+      <w:r>
+        <w:rPr>
+          <w:rFonts w:ascii="Calibri" w:cs="Calibri" w:eastAsia="Calibri" w:hAnsi="Calibri"/>
+          <w:b/>
+          <w:bCs/>
+        </w:rPr>
+        <w:t xml:space="preserve">Mejor incidencia:</w:t>
+      </w:r>
+      <w:r>
+        <w:rPr>
+          <w:rFonts w:ascii="Calibri" w:cs="Calibri" w:eastAsia="Calibri" w:hAnsi="Calibri"/>
+        </w:rPr>
+        <w:t xml:space="preserve"> es geométrica, solo como guía.</w:t>
+      </w:r>
+    </w:p>
+    <w:p>
+      <w:pPr>
+        <w:pStyle w:val="ListParagraph"/>
+        <w:numPr>
+          <w:ilvl w:val="1"/>
+          <w:numId w:val="3"/>
+        </w:numPr>
+      </w:pPr>
+      <w:r>
+        <w:rPr>
+          <w:rFonts w:ascii="Calibri" w:cs="Calibri" w:eastAsia="Calibri" w:hAnsi="Calibri"/>
+        </w:rPr>
+        <w:t xml:space="preserve">⚡ </w:t>
+      </w:r>
+      <w:r>
+        <w:rPr>
+          <w:rFonts w:ascii="Calibri" w:cs="Calibri" w:eastAsia="Calibri" w:hAnsi="Calibri"/>
+          <w:b/>
+          <w:bCs/>
+        </w:rPr>
+        <w:t xml:space="preserve">Máxima energía real con TMY:</w:t>
+      </w:r>
+      <w:r>
+        <w:rPr>
+          <w:rFonts w:ascii="Calibri" w:cs="Calibri" w:eastAsia="Calibri" w:hAnsi="Calibri"/>
+        </w:rPr>
+        <w:t xml:space="preserve"> es la recomendación de captación que vale.</w:t>
+      </w:r>
+    </w:p>
     <w:p>
       <w:pPr>
         <w:pBdr>
@@ -3669,120 +4740,108 @@
         <w:rPr>
           <w:rFonts w:ascii="Calibri" w:cs="Calibri" w:eastAsia="Calibri" w:hAnsi="Calibri"/>
         </w:rPr>
-        <w:t xml:space="preserve">🚩 </w:t>
-      </w:r>
-      <w:r>
-        <w:rPr>
-          <w:rFonts w:ascii="Calibri" w:cs="Calibri" w:eastAsia="Calibri" w:hAnsi="Calibri"/>
-          <w:b/>
-          <w:bCs/>
-        </w:rPr>
-        <w:t xml:space="preserve">Regla para no equivocarse:</w:t>
-      </w:r>
-      <w:r>
-        <w:rPr>
-          <w:rFonts w:ascii="Calibri" w:cs="Calibri" w:eastAsia="Calibri" w:hAnsi="Calibri"/>
-        </w:rPr>
-        <w:t xml:space="preserve"> decide </w:t>
-      </w:r>
-      <w:r>
-        <w:rPr>
-          <w:rFonts w:ascii="Calibri" w:cs="Calibri" w:eastAsia="Calibri" w:hAnsi="Calibri"/>
-          <w:b/>
-          <w:bCs/>
-        </w:rPr>
-        <w:t xml:space="preserve">un solo camino</w:t>
-      </w:r>
-      <w:r>
-        <w:rPr>
-          <w:rFonts w:ascii="Calibri" w:cs="Calibri" w:eastAsia="Calibri" w:hAnsi="Calibri"/>
-        </w:rPr>
-        <w:t xml:space="preserve"> y que su botón sea </w:t>
-      </w:r>
-      <w:r>
-        <w:rPr>
-          <w:rFonts w:ascii="Calibri" w:cs="Calibri" w:eastAsia="Calibri" w:hAnsi="Calibri"/>
-          <w:b/>
-          <w:bCs/>
-        </w:rPr>
-        <w:t xml:space="preserve">el último</w:t>
-      </w:r>
-      <w:r>
-        <w:rPr>
-          <w:rFonts w:ascii="Calibri" w:cs="Calibri" w:eastAsia="Calibri" w:hAnsi="Calibri"/>
-        </w:rPr>
-        <w:t xml:space="preserve"> que presionas antes de ir a Financiero. Por ejemplo, si adoptaste el cálculo físico y luego presionas "Calcular bypass por superficie", la cifra física queda reemplazada por la del bypass con CSV. El banner </w:t>
-      </w:r>
-      <w:r>
-        <w:rPr>
-          <w:rFonts w:ascii="Calibri" w:cs="Calibri" w:eastAsia="Calibri" w:hAnsi="Calibri"/>
-          <w:b/>
-          <w:bCs/>
-        </w:rPr>
-        <w:t xml:space="preserve">✅ Modo multi-superficie activo</w:t>
-      </w:r>
-      <w:r>
-        <w:rPr>
-          <w:rFonts w:ascii="Calibri" w:cs="Calibri" w:eastAsia="Calibri" w:hAnsi="Calibri"/>
-        </w:rPr>
-        <w:t xml:space="preserve"> muestra la E_ac vigente: compárala con el valor que esperas.</w:t>
-      </w:r>
-    </w:p>
-    <w:p>
-      <w:pPr>
-        <w:pStyle w:val="ListParagraph"/>
-        <w:numPr>
-          <w:ilvl w:val="0"/>
-          <w:numId w:val="3"/>
-        </w:numPr>
-      </w:pPr>
-      <w:r>
-        <w:rPr>
-          <w:rFonts w:ascii="Calibri" w:cs="Calibri" w:eastAsia="Calibri" w:hAnsi="Calibri"/>
-          <w:b/>
-          <w:bCs/>
-        </w:rPr>
-        <w:t xml:space="preserve">✖ Desactivar modo multi-superficie</w:t>
-      </w:r>
-      <w:r>
-        <w:rPr>
-          <w:rFonts w:ascii="Calibri" w:cs="Calibri" w:eastAsia="Calibri" w:hAnsi="Calibri"/>
-        </w:rPr>
-        <w:t xml:space="preserve"> devuelve Financiero, Baterías y CO₂ a la energía de superficie única.</w:t>
-      </w:r>
-    </w:p>
-    <w:p>
-      <w:pPr>
-        <w:pStyle w:val="Heading2"/>
-      </w:pPr>
-      <w:r>
-        <w:rPr>
-          <w:rFonts w:ascii="Calibri" w:cs="Calibri" w:eastAsia="Calibri" w:hAnsi="Calibri"/>
-        </w:rPr>
-        <w:t xml:space="preserve">Paso 6 · Modo físico (opcional, recomendado para validar)</w:t>
-      </w:r>
-    </w:p>
-    <w:p>
-      <w:pPr>
-        <w:pStyle w:val="ListParagraph"/>
-        <w:numPr>
-          <w:ilvl w:val="0"/>
-          <w:numId w:val="5"/>
-        </w:numPr>
-      </w:pPr>
-      <w:r>
-        <w:rPr>
-          <w:rFonts w:ascii="Calibri" w:cs="Calibri" w:eastAsia="Calibri" w:hAnsi="Calibri"/>
-        </w:rPr>
-        <w:t xml:space="preserve">Marca </w:t>
-      </w:r>
-      <w:r>
-        <w:rPr>
-          <w:rFonts w:ascii="Calibri" w:cs="Calibri" w:eastAsia="Calibri" w:hAnsi="Calibri"/>
-          <w:b/>
-          <w:bCs/>
-        </w:rPr>
-        <w:t xml:space="preserve">🧪 Preparar comparación con modelo físico SDM + bypass</w:t>
+        <w:t xml:space="preserve">Esta sección usa el </w:t>
+      </w:r>
+      <w:r>
+        <w:rPr>
+          <w:rFonts w:ascii="Calibri" w:cs="Calibri" w:eastAsia="Calibri" w:hAnsi="Calibri"/>
+          <w:b/>
+          <w:bCs/>
+        </w:rPr>
+        <w:t xml:space="preserve">horizonte de 🔀 Mismatch</w:t>
+      </w:r>
+      <w:r>
+        <w:rPr>
+          <w:rFonts w:ascii="Calibri" w:cs="Calibri" w:eastAsia="Calibri" w:hAnsi="Calibri"/>
+        </w:rPr>
+        <w:t xml:space="preserve">, no la escena de Site Designer. Son dos fuentes de sombra distintas; que no coincidan no significa un error.</w:t>
+      </w:r>
+    </w:p>
+    <w:p>
+      <w:pPr>
+        <w:pStyle w:val="Heading1"/>
+      </w:pPr>
+      <w:r>
+        <w:rPr>
+          <w:rFonts w:ascii="Calibri" w:cs="Calibri" w:eastAsia="Calibri" w:hAnsi="Calibri"/>
+        </w:rPr>
+        <w:t xml:space="preserve">8. Lista de verificación antes de ir a Financiero</w:t>
+      </w:r>
+    </w:p>
+    <w:p>
+      <w:pPr>
+        <w:ind w:left="360" w:hanging="360"/>
+      </w:pPr>
+      <w:r>
+        <w:rPr>
+          <w:rFonts w:ascii="Segoe UI Symbol" w:cs="Segoe UI Symbol" w:eastAsia="Segoe UI Symbol" w:hAnsi="Segoe UI Symbol"/>
+        </w:rPr>
+        <w:t xml:space="preserve">☐  </w:t>
+      </w:r>
+      <w:r>
+        <w:rPr>
+          <w:rFonts w:ascii="Calibri" w:cs="Calibri" w:eastAsia="Calibri" w:hAnsi="Calibri"/>
+        </w:rPr>
+        <w:t xml:space="preserve">Recurso Solar ✅ y TMY vigente.</w:t>
+      </w:r>
+    </w:p>
+    <w:p>
+      <w:pPr>
+        <w:ind w:left="360" w:hanging="360"/>
+      </w:pPr>
+      <w:r>
+        <w:rPr>
+          <w:rFonts w:ascii="Segoe UI Symbol" w:cs="Segoe UI Symbol" w:eastAsia="Segoe UI Symbol" w:hAnsi="Segoe UI Symbol"/>
+        </w:rPr>
+        <w:t xml:space="preserve">☐  </w:t>
+      </w:r>
+      <w:r>
+        <w:rPr>
+          <w:rFonts w:ascii="Calibri" w:cs="Calibri" w:eastAsia="Calibri" w:hAnsi="Calibri"/>
+        </w:rPr>
+        <w:t xml:space="preserve">Todas las superficies reales creadas, con tilt, azimut y área correctos, y las que no existen desactivadas.</w:t>
+      </w:r>
+    </w:p>
+    <w:p>
+      <w:pPr>
+        <w:ind w:left="360" w:hanging="360"/>
+      </w:pPr>
+      <w:r>
+        <w:rPr>
+          <w:rFonts w:ascii="Segoe UI Symbol" w:cs="Segoe UI Symbol" w:eastAsia="Segoe UI Symbol" w:hAnsi="Segoe UI Symbol"/>
+        </w:rPr>
+        <w:t xml:space="preserve">☐  </w:t>
+      </w:r>
+      <w:r>
+        <w:rPr>
+          <w:rFonts w:ascii="Calibri" w:cs="Calibri" w:eastAsia="Calibri" w:hAnsi="Calibri"/>
+        </w:rPr>
+        <w:t xml:space="preserve">Montaje "Ventilada" solo donde existe físicamente.</w:t>
+      </w:r>
+    </w:p>
+    <w:p>
+      <w:pPr>
+        <w:ind w:left="360" w:hanging="360"/>
+      </w:pPr>
+      <w:r>
+        <w:rPr>
+          <w:rFonts w:ascii="Segoe UI Symbol" w:cs="Segoe UI Symbol" w:eastAsia="Segoe UI Symbol" w:hAnsi="Segoe UI Symbol"/>
+        </w:rPr>
+        <w:t xml:space="preserve">☐  </w:t>
+      </w:r>
+      <w:r>
+        <w:rPr>
+          <w:rFonts w:ascii="Calibri" w:cs="Calibri" w:eastAsia="Calibri" w:hAnsi="Calibri"/>
+        </w:rPr>
+        <w:t xml:space="preserve">Ningún aviso </w:t>
+      </w:r>
+      <w:r>
+        <w:rPr>
+          <w:rFonts w:ascii="Calibri" w:cs="Calibri" w:eastAsia="Calibri" w:hAnsi="Calibri"/>
+          <w:b/>
+          <w:bCs/>
+        </w:rPr>
+        <w:t xml:space="preserve">⚠️ Estas superficies no tienen POA vigente…</w:t>
       </w:r>
       <w:r>
         <w:rPr>
@@ -3793,74 +4852,19 @@
     </w:p>
     <w:p>
       <w:pPr>
-        <w:pStyle w:val="ListParagraph"/>
-        <w:numPr>
-          <w:ilvl w:val="0"/>
-          <w:numId w:val="5"/>
-        </w:numPr>
-      </w:pPr>
-      <w:r>
-        <w:rPr>
-          <w:rFonts w:ascii="Calibri" w:cs="Calibri" w:eastAsia="Calibri" w:hAnsi="Calibri"/>
-        </w:rPr>
-        <w:t xml:space="preserve">Revisa el aviso </w:t>
-      </w:r>
-      <w:r>
-        <w:rPr>
-          <w:rFonts w:ascii="Calibri" w:cs="Calibri" w:eastAsia="Calibri" w:hAnsi="Calibri"/>
-          <w:b/>
-          <w:bCs/>
-        </w:rPr>
-        <w:t xml:space="preserve">"X/Y superficies activas listas"</w:t>
-      </w:r>
-      <w:r>
-        <w:rPr>
-          <w:rFonts w:ascii="Calibri" w:cs="Calibri" w:eastAsia="Calibri" w:hAnsi="Calibri"/>
-        </w:rPr>
-        <w:t xml:space="preserve">. Cada superficie activa necesita </w:t>
-      </w:r>
-      <w:r>
-        <w:rPr>
-          <w:rFonts w:ascii="Calibri" w:cs="Calibri" w:eastAsia="Calibri" w:hAnsi="Calibri"/>
-          <w:b/>
-          <w:bCs/>
-        </w:rPr>
-        <w:t xml:space="preserve">N serie, N paralelo, inversor, p_shade y firma de sombra</w:t>
-      </w:r>
-      <w:r>
-        <w:rPr>
-          <w:rFonts w:ascii="Calibri" w:cs="Calibri" w:eastAsia="Calibri" w:hAnsi="Calibri"/>
-        </w:rPr>
-        <w:t xml:space="preserve"> (pasos 2 y 3).</w:t>
-      </w:r>
-    </w:p>
-    <w:p>
-      <w:pPr>
-        <w:pStyle w:val="ListParagraph"/>
-        <w:numPr>
-          <w:ilvl w:val="0"/>
-          <w:numId w:val="5"/>
-        </w:numPr>
-      </w:pPr>
-      <w:r>
-        <w:rPr>
-          <w:rFonts w:ascii="Calibri" w:cs="Calibri" w:eastAsia="Calibri" w:hAnsi="Calibri"/>
-        </w:rPr>
-        <w:t xml:space="preserve">Presiona </w:t>
-      </w:r>
-      <w:r>
-        <w:rPr>
-          <w:rFonts w:ascii="Calibri" w:cs="Calibri" w:eastAsia="Calibri" w:hAnsi="Calibri"/>
-          <w:b/>
-          <w:bCs/>
-        </w:rPr>
-        <w:t xml:space="preserve">🧪 Calcular comparación física (sin adoptar)</w:t>
-      </w:r>
-      <w:r>
-        <w:rPr>
-          <w:rFonts w:ascii="Calibri" w:cs="Calibri" w:eastAsia="Calibri" w:hAnsi="Calibri"/>
-        </w:rPr>
-        <w:t xml:space="preserve">. Si todo está vigente, verás </w:t>
+        <w:ind w:left="360" w:hanging="360"/>
+      </w:pPr>
+      <w:r>
+        <w:rPr>
+          <w:rFonts w:ascii="Segoe UI Symbol" w:cs="Segoe UI Symbol" w:eastAsia="Segoe UI Symbol" w:hAnsi="Segoe UI Symbol"/>
+        </w:rPr>
+        <w:t xml:space="preserve">☐  </w:t>
+      </w:r>
+      <w:r>
+        <w:rPr>
+          <w:rFonts w:ascii="Calibri" w:cs="Calibri" w:eastAsia="Calibri" w:hAnsi="Calibri"/>
+        </w:rPr>
+        <w:t xml:space="preserve">Si usas sombra 3D: escena del sitio correcto, puntos fuera del volumen (20–50 cm) y, en 🧪 Preparar comparación con modelo físico, ninguna superficie con </w:t>
       </w:r>
       <w:r>
         <w:rPr>
@@ -3868,772 +4872,13 @@
           <w:i/>
           <w:iCs/>
         </w:rPr>
-        <w:t xml:space="preserve">"simplificado … · físico … · diferencia …%"</w:t>
-      </w:r>
-      <w:r>
-        <w:rPr>
-          <w:rFonts w:ascii="Calibri" w:cs="Calibri" w:eastAsia="Calibri" w:hAnsi="Calibri"/>
-        </w:rPr>
-        <w:t xml:space="preserve">. Esto </w:t>
-      </w:r>
-      <w:r>
-        <w:rPr>
-          <w:rFonts w:ascii="Calibri" w:cs="Calibri" w:eastAsia="Calibri" w:hAnsi="Calibri"/>
-          <w:b/>
-          <w:bCs/>
-        </w:rPr>
-        <w:t xml:space="preserve">no</w:t>
-      </w:r>
-      <w:r>
-        <w:rPr>
-          <w:rFonts w:ascii="Calibri" w:cs="Calibri" w:eastAsia="Calibri" w:hAnsi="Calibri"/>
-        </w:rPr>
-        <w:t xml:space="preserve"> cambia nada todavía.</w:t>
-      </w:r>
-    </w:p>
-    <w:p>
-      <w:pPr>
-        <w:pStyle w:val="ListParagraph"/>
-        <w:numPr>
-          <w:ilvl w:val="0"/>
-          <w:numId w:val="5"/>
-        </w:numPr>
-      </w:pPr>
-      <w:r>
-        <w:rPr>
-          <w:rFonts w:ascii="Calibri" w:cs="Calibri" w:eastAsia="Calibri" w:hAnsi="Calibri"/>
-        </w:rPr>
-        <w:t xml:space="preserve">Si la comparación te convence, presiona </w:t>
-      </w:r>
-      <w:r>
-        <w:rPr>
-          <w:rFonts w:ascii="Calibri" w:cs="Calibri" w:eastAsia="Calibri" w:hAnsi="Calibri"/>
-          <w:b/>
-          <w:bCs/>
-        </w:rPr>
-        <w:t xml:space="preserve">✅ Adoptar cálculo físico</w:t>
-      </w:r>
-      <w:r>
-        <w:rPr>
-          <w:rFonts w:ascii="Calibri" w:cs="Calibri" w:eastAsia="Calibri" w:hAnsi="Calibri"/>
-        </w:rPr>
-        <w:t xml:space="preserve">. La app </w:t>
-      </w:r>
-      <w:r>
-        <w:rPr>
-          <w:rFonts w:ascii="Calibri" w:cs="Calibri" w:eastAsia="Calibri" w:hAnsi="Calibri"/>
-          <w:b/>
-          <w:bCs/>
-        </w:rPr>
-        <w:t xml:space="preserve">revalida todo de nuevo</w:t>
-      </w:r>
-      <w:r>
-        <w:rPr>
-          <w:rFonts w:ascii="Calibri" w:cs="Calibri" w:eastAsia="Calibri" w:hAnsi="Calibri"/>
-        </w:rPr>
-        <w:t xml:space="preserve">; si algo cambió desde la comparación, rechaza la adopción y te dice por qué.</w:t>
-      </w:r>
-    </w:p>
-    <w:p>
-      <w:pPr>
-        <w:pStyle w:val="ListParagraph"/>
-        <w:numPr>
-          <w:ilvl w:val="0"/>
-          <w:numId w:val="5"/>
-        </w:numPr>
-      </w:pPr>
-      <w:r>
-        <w:rPr>
-          <w:rFonts w:ascii="Calibri" w:cs="Calibri" w:eastAsia="Calibri" w:hAnsi="Calibri"/>
-        </w:rPr>
-        <w:t xml:space="preserve">Nunca completes datos faltantes con valores inventados (por ejemplo, </w:t>
-      </w:r>
-      <w:r>
-        <w:rPr>
-          <w:rFonts w:ascii="Consolas" w:cs="Consolas" w:eastAsia="Consolas" w:hAnsi="Consolas"/>
-          <w:sz w:val="20"/>
-          <w:szCs w:val="20"/>
-          <w:shd w:fill="F1F3F5" w:color="auto" w:val="clear"/>
-        </w:rPr>
-        <w:t xml:space="preserve">p_shade = 0</w:t>
-      </w:r>
-      <w:r>
-        <w:rPr>
-          <w:rFonts w:ascii="Calibri" w:cs="Calibri" w:eastAsia="Calibri" w:hAnsi="Calibri"/>
-        </w:rPr>
-        <w:t xml:space="preserve"> "para que pase"): el bloqueo existe para impedir resultados falsos.</w:t>
-      </w:r>
-    </w:p>
-    <w:p>
-      <w:pPr>
-        <w:pStyle w:val="Heading1"/>
-      </w:pPr>
-      <w:r>
-        <w:rPr>
-          <w:rFonts w:ascii="Calibri" w:cs="Calibri" w:eastAsia="Calibri" w:hAnsi="Calibri"/>
-        </w:rPr>
-        <w:t xml:space="preserve">5. Sub-pestaña 🎨 Vista 3D Multi-Superficie</w:t>
-      </w:r>
-    </w:p>
-    <w:p>
-      <w:pPr>
-        <w:pStyle w:val="ListParagraph"/>
-        <w:numPr>
-          <w:ilvl w:val="0"/>
-          <w:numId w:val="3"/>
-        </w:numPr>
-      </w:pPr>
-      <w:r>
-        <w:rPr>
-          <w:rFonts w:ascii="Calibri" w:cs="Calibri" w:eastAsia="Calibri" w:hAnsi="Calibri"/>
-        </w:rPr>
-        <w:t xml:space="preserve">Visualiza todas las superficies activas sobre el edificio.</w:t>
-      </w:r>
-    </w:p>
-    <w:p>
-      <w:pPr>
-        <w:pStyle w:val="ListParagraph"/>
-        <w:numPr>
-          <w:ilvl w:val="0"/>
-          <w:numId w:val="3"/>
-        </w:numPr>
-      </w:pPr>
-      <w:r>
-        <w:rPr>
-          <w:rFonts w:ascii="Calibri" w:cs="Calibri" w:eastAsia="Calibri" w:hAnsi="Calibri"/>
-          <w:b/>
-          <w:bCs/>
-        </w:rPr>
-        <w:t xml:space="preserve">Colorear por:</w:t>
-      </w:r>
-      <w:r>
-        <w:rPr>
-          <w:rFonts w:ascii="Calibri" w:cs="Calibri" w:eastAsia="Calibri" w:hAnsi="Calibri"/>
-        </w:rPr>
-        <w:t xml:space="preserve"> </w:t>
-      </w:r>
-      <w:r>
-        <w:rPr>
-          <w:rFonts w:ascii="Calibri" w:cs="Calibri" w:eastAsia="Calibri" w:hAnsi="Calibri"/>
-          <w:i/>
-          <w:iCs/>
-        </w:rPr>
-        <w:t xml:space="preserve">POA mensual</w:t>
-      </w:r>
-      <w:r>
-        <w:rPr>
-          <w:rFonts w:ascii="Calibri" w:cs="Calibri" w:eastAsia="Calibri" w:hAnsi="Calibri"/>
-        </w:rPr>
-        <w:t xml:space="preserve"> (azul → rojo) o </w:t>
-      </w:r>
-      <w:r>
-        <w:rPr>
-          <w:rFonts w:ascii="Calibri" w:cs="Calibri" w:eastAsia="Calibri" w:hAnsi="Calibri"/>
-          <w:i/>
-          <w:iCs/>
-        </w:rPr>
-        <w:t xml:space="preserve">FS del CSV</w:t>
-      </w:r>
-      <w:r>
-        <w:rPr>
-          <w:rFonts w:ascii="Calibri" w:cs="Calibri" w:eastAsia="Calibri" w:hAnsi="Calibri"/>
-        </w:rPr>
-        <w:t xml:space="preserve"> (verde libre &lt; 10 % · naranja parcial 10–35 % · rojo bypass &gt; 35 %). Sin CSV cargado usa la POA.</w:t>
-      </w:r>
-    </w:p>
-    <w:p>
-      <w:pPr>
-        <w:pStyle w:val="ListParagraph"/>
-        <w:numPr>
-          <w:ilvl w:val="0"/>
-          <w:numId w:val="3"/>
-        </w:numPr>
-      </w:pPr>
-      <w:r>
-        <w:rPr>
-          <w:rFonts w:ascii="Calibri" w:cs="Calibri" w:eastAsia="Calibri" w:hAnsi="Calibri"/>
-        </w:rPr>
-        <w:t xml:space="preserve">Controles: Mes, Vista (Perspectiva / Fachada / Planta / Lateral), Opacidad, Cuadrícula de paneles y Etiquetas.</w:t>
-      </w:r>
-    </w:p>
-    <w:p>
-      <w:pPr>
-        <w:pStyle w:val="Heading1"/>
-      </w:pPr>
-      <w:r>
-        <w:rPr>
-          <w:rFonts w:ascii="Calibri" w:cs="Calibri" w:eastAsia="Calibri" w:hAnsi="Calibri"/>
-        </w:rPr>
-        <w:t xml:space="preserve">6. Sub-pestaña 📊 Producción por Superficie</w:t>
-      </w:r>
-    </w:p>
-    <w:p>
-      <w:pPr>
-        <w:spacing w:after="120"/>
-      </w:pPr>
-      <w:r>
-        <w:rPr>
-          <w:rFonts w:ascii="Calibri" w:cs="Calibri" w:eastAsia="Calibri" w:hAnsi="Calibri"/>
-        </w:rPr>
-        <w:t xml:space="preserve">Requiere la POA del paso 4.</w:t>
-      </w:r>
-    </w:p>
-    <w:p>
-      <w:pPr>
-        <w:pStyle w:val="ListParagraph"/>
-        <w:numPr>
-          <w:ilvl w:val="0"/>
-          <w:numId w:val="6"/>
-        </w:numPr>
-      </w:pPr>
-      <w:r>
-        <w:rPr>
-          <w:rFonts w:ascii="Calibri" w:cs="Calibri" w:eastAsia="Calibri" w:hAnsi="Calibri"/>
-          <w:b/>
-          <w:bCs/>
-        </w:rPr>
-        <w:t xml:space="preserve">Producción mensual</w:t>
-      </w:r>
-      <w:r>
-        <w:rPr>
-          <w:rFonts w:ascii="Calibri" w:cs="Calibri" w:eastAsia="Calibri" w:hAnsi="Calibri"/>
-        </w:rPr>
-        <w:t xml:space="preserve"> en barras apiladas por superficie.</w:t>
-      </w:r>
-    </w:p>
-    <w:p>
-      <w:pPr>
-        <w:pStyle w:val="ListParagraph"/>
-        <w:numPr>
-          <w:ilvl w:val="0"/>
-          <w:numId w:val="6"/>
-        </w:numPr>
-      </w:pPr>
-      <w:r>
-        <w:rPr>
-          <w:rFonts w:ascii="Calibri" w:cs="Calibri" w:eastAsia="Calibri" w:hAnsi="Calibri"/>
-          <w:b/>
-          <w:bCs/>
-        </w:rPr>
-        <w:t xml:space="preserve">Recurso solar anual</w:t>
-      </w:r>
-      <w:r>
-        <w:rPr>
-          <w:rFonts w:ascii="Calibri" w:cs="Calibri" w:eastAsia="Calibri" w:hAnsi="Calibri"/>
-        </w:rPr>
-        <w:t xml:space="preserve"> por orientación.</w:t>
-      </w:r>
-    </w:p>
-    <w:p>
-      <w:pPr>
-        <w:pStyle w:val="ListParagraph"/>
-        <w:numPr>
-          <w:ilvl w:val="0"/>
-          <w:numId w:val="6"/>
-        </w:numPr>
-      </w:pPr>
-      <w:r>
-        <w:rPr>
-          <w:rFonts w:ascii="Calibri" w:cs="Calibri" w:eastAsia="Calibri" w:hAnsi="Calibri"/>
-          <w:b/>
-          <w:bCs/>
-        </w:rPr>
-        <w:t xml:space="preserve">Resumen anual:</w:t>
-      </w:r>
-      <w:r>
-        <w:rPr>
-          <w:rFonts w:ascii="Calibri" w:cs="Calibri" w:eastAsia="Calibri" w:hAnsi="Calibri"/>
-        </w:rPr>
-        <w:t xml:space="preserve"> superficies activas, área total, E_ac total y densidad.</w:t>
-      </w:r>
-    </w:p>
-    <w:p>
-      <w:pPr>
-        <w:pStyle w:val="ListParagraph"/>
-        <w:numPr>
-          <w:ilvl w:val="0"/>
-          <w:numId w:val="6"/>
-        </w:numPr>
-      </w:pPr>
-      <w:r>
-        <w:rPr>
-          <w:rFonts w:ascii="Calibri" w:cs="Calibri" w:eastAsia="Calibri" w:hAnsi="Calibri"/>
-          <w:b/>
-          <w:bCs/>
-        </w:rPr>
-        <w:t xml:space="preserve">Factor de sombreado por superficie (CSV):</w:t>
-      </w:r>
-      <w:r>
-        <w:rPr>
-          <w:rFonts w:ascii="Calibri" w:cs="Calibri" w:eastAsia="Calibri" w:hAnsi="Calibri"/>
-        </w:rPr>
-        <w:t xml:space="preserve"> si el CSV de 🔀 Mismatch tiene columna </w:t>
-      </w:r>
-      <w:r>
-        <w:rPr>
-          <w:rFonts w:ascii="Calibri" w:cs="Calibri" w:eastAsia="Calibri" w:hAnsi="Calibri"/>
-          <w:i/>
-          <w:iCs/>
-        </w:rPr>
-        <w:t xml:space="preserve">Fachada</w:t>
-      </w:r>
-      <w:r>
-        <w:rPr>
-          <w:rFonts w:ascii="Calibri" w:cs="Calibri" w:eastAsia="Calibri" w:hAnsi="Calibri"/>
-        </w:rPr>
-        <w:t xml:space="preserve">, asigna qué fachada del CSV corresponde a cada superficie.</w:t>
-      </w:r>
-    </w:p>
-    <w:p>
-      <w:pPr>
-        <w:pStyle w:val="ListParagraph"/>
-        <w:numPr>
-          <w:ilvl w:val="0"/>
-          <w:numId w:val="6"/>
-        </w:numPr>
-      </w:pPr>
-      <w:r>
-        <w:rPr>
-          <w:rFonts w:ascii="Calibri" w:cs="Calibri" w:eastAsia="Calibri" w:hAnsi="Calibri"/>
-          <w:b/>
-          <w:bCs/>
-        </w:rPr>
-        <w:t xml:space="preserve">⚡ Bypass diodes por superficie:</w:t>
-      </w:r>
-      <w:r>
-        <w:rPr>
-          <w:rFonts w:ascii="Calibri" w:cs="Calibri" w:eastAsia="Calibri" w:hAnsi="Calibri"/>
-        </w:rPr>
-        <w:t xml:space="preserve"> requiere el CSV de 🔀 Mismatch (sección 5).</w:t>
-      </w:r>
-    </w:p>
-    <w:p>
-      <w:pPr>
-        <w:pStyle w:val="ListParagraph"/>
-        <w:numPr>
-          <w:ilvl w:val="1"/>
-          <w:numId w:val="3"/>
-        </w:numPr>
-      </w:pPr>
-      <w:r>
-        <w:rPr>
-          <w:rFonts w:ascii="Calibri" w:cs="Calibri" w:eastAsia="Calibri" w:hAnsi="Calibri"/>
-        </w:rPr>
-        <w:t xml:space="preserve">⚠️ El selector </w:t>
-      </w:r>
-      <w:r>
-        <w:rPr>
-          <w:rFonts w:ascii="Calibri" w:cs="Calibri" w:eastAsia="Calibri" w:hAnsi="Calibri"/>
-          <w:b/>
-          <w:bCs/>
-        </w:rPr>
-        <w:t xml:space="preserve">Panel fotovoltaico</w:t>
-      </w:r>
-      <w:r>
-        <w:rPr>
-          <w:rFonts w:ascii="Calibri" w:cs="Calibri" w:eastAsia="Calibri" w:hAnsi="Calibri"/>
-        </w:rPr>
-        <w:t xml:space="preserve"> trae por defecto </w:t>
-      </w:r>
-      <w:r>
-        <w:rPr>
-          <w:rFonts w:ascii="Calibri" w:cs="Calibri" w:eastAsia="Calibri" w:hAnsi="Calibri"/>
-          <w:i/>
-          <w:iCs/>
-        </w:rPr>
-        <w:t xml:space="preserve">ASP-ST1-T40</w:t>
-      </w:r>
-      <w:r>
-        <w:rPr>
-          <w:rFonts w:ascii="Calibri" w:cs="Calibri" w:eastAsia="Calibri" w:hAnsi="Calibri"/>
-        </w:rPr>
-        <w:t xml:space="preserve">, que </w:t>
-      </w:r>
-      <w:r>
-        <w:rPr>
-          <w:rFonts w:ascii="Calibri" w:cs="Calibri" w:eastAsia="Calibri" w:hAnsi="Calibri"/>
-          <w:b/>
-          <w:bCs/>
-        </w:rPr>
-        <w:t xml:space="preserve">no es necesariamente el panel de tu proyecto</w:t>
-      </w:r>
-      <w:r>
-        <w:rPr>
-          <w:rFonts w:ascii="Calibri" w:cs="Calibri" w:eastAsia="Calibri" w:hAnsi="Calibri"/>
-        </w:rPr>
-        <w:t xml:space="preserve">: elige el correcto.</w:t>
-      </w:r>
-    </w:p>
-    <w:p>
-      <w:pPr>
-        <w:pStyle w:val="ListParagraph"/>
-        <w:numPr>
-          <w:ilvl w:val="1"/>
-          <w:numId w:val="3"/>
-        </w:numPr>
-      </w:pPr>
-      <w:r>
-        <w:rPr>
-          <w:rFonts w:ascii="Calibri" w:cs="Calibri" w:eastAsia="Calibri" w:hAnsi="Calibri"/>
-          <w:b/>
-          <w:bCs/>
-        </w:rPr>
-        <w:t xml:space="preserve">N_series</w:t>
-      </w:r>
-      <w:r>
-        <w:rPr>
-          <w:rFonts w:ascii="Calibri" w:cs="Calibri" w:eastAsia="Calibri" w:hAnsi="Calibri"/>
-        </w:rPr>
-        <w:t xml:space="preserve"> es uno solo para todas las superficies y es independiente del "N serie" del paso 3. Pon el mismo valor.</w:t>
-      </w:r>
-    </w:p>
-    <w:p>
-      <w:pPr>
-        <w:pStyle w:val="ListParagraph"/>
-        <w:numPr>
-          <w:ilvl w:val="1"/>
-          <w:numId w:val="3"/>
-        </w:numPr>
-      </w:pPr>
-      <w:r>
-        <w:rPr>
-          <w:rFonts w:ascii="Calibri" w:cs="Calibri" w:eastAsia="Calibri" w:hAnsi="Calibri"/>
-        </w:rPr>
-        <w:t xml:space="preserve">Al calcular, </w:t>
-      </w:r>
-      <w:r>
-        <w:rPr>
-          <w:rFonts w:ascii="Calibri" w:cs="Calibri" w:eastAsia="Calibri" w:hAnsi="Calibri"/>
-          <w:b/>
-          <w:bCs/>
-        </w:rPr>
-        <w:t xml:space="preserve">reemplaza la energía multi-superficie vigente</w:t>
-      </w:r>
-      <w:r>
-        <w:rPr>
-          <w:rFonts w:ascii="Calibri" w:cs="Calibri" w:eastAsia="Calibri" w:hAnsi="Calibri"/>
-        </w:rPr>
-        <w:t xml:space="preserve"> (ver paso 5).</w:t>
-      </w:r>
-    </w:p>
-    <w:p>
-      <w:pPr>
-        <w:pStyle w:val="ListParagraph"/>
-        <w:numPr>
-          <w:ilvl w:val="0"/>
-          <w:numId w:val="6"/>
-        </w:numPr>
-      </w:pPr>
-      <w:r>
-        <w:rPr>
-          <w:rFonts w:ascii="Calibri" w:cs="Calibri" w:eastAsia="Calibri" w:hAnsi="Calibri"/>
-          <w:b/>
-          <w:bCs/>
-        </w:rPr>
-        <w:t xml:space="preserve">🔀 Strings de distinta orientación en un mismo MPPT:</w:t>
-      </w:r>
-      <w:r>
-        <w:rPr>
-          <w:rFonts w:ascii="Calibri" w:cs="Calibri" w:eastAsia="Calibri" w:hAnsi="Calibri"/>
-        </w:rPr>
-        <w:t xml:space="preserve"> es </w:t>
-      </w:r>
-      <w:r>
-        <w:rPr>
-          <w:rFonts w:ascii="Calibri" w:cs="Calibri" w:eastAsia="Calibri" w:hAnsi="Calibri"/>
-          <w:b/>
-          <w:bCs/>
-        </w:rPr>
-        <w:t xml:space="preserve">informativa</w:t>
-      </w:r>
-      <w:r>
-        <w:rPr>
-          <w:rFonts w:ascii="Calibri" w:cs="Calibri" w:eastAsia="Calibri" w:hAnsi="Calibri"/>
-        </w:rPr>
-        <w:t xml:space="preserve"> y no cambia la energía oficial. Asigna superficies a MPPTs y presiona </w:t>
-      </w:r>
-      <w:r>
-        <w:rPr>
-          <w:rFonts w:ascii="Calibri" w:cs="Calibri" w:eastAsia="Calibri" w:hAnsi="Calibri"/>
-          <w:b/>
-          <w:bCs/>
-        </w:rPr>
-        <w:t xml:space="preserve">🔀 Simular curva IV combinada por MPPT</w:t>
-      </w:r>
-      <w:r>
-        <w:rPr>
-          <w:rFonts w:ascii="Calibri" w:cs="Calibri" w:eastAsia="Calibri" w:hAnsi="Calibri"/>
-        </w:rPr>
-        <w:t xml:space="preserve">. Semáforo:</w:t>
-      </w:r>
-    </w:p>
-    <w:p>
-      <w:pPr>
-        <w:pStyle w:val="ListParagraph"/>
-        <w:numPr>
-          <w:ilvl w:val="1"/>
-          <w:numId w:val="3"/>
-        </w:numPr>
-      </w:pPr>
-      <w:r>
-        <w:rPr>
-          <w:rFonts w:ascii="Calibri" w:cs="Calibri" w:eastAsia="Calibri" w:hAnsi="Calibri"/>
-        </w:rPr>
-        <w:t xml:space="preserve">🟢 menos de 0,5 %: compartir el MPPT es aceptable;</w:t>
-      </w:r>
-    </w:p>
-    <w:p>
-      <w:pPr>
-        <w:pStyle w:val="ListParagraph"/>
-        <w:numPr>
-          <w:ilvl w:val="1"/>
-          <w:numId w:val="3"/>
-        </w:numPr>
-      </w:pPr>
-      <w:r>
-        <w:rPr>
-          <w:rFonts w:ascii="Calibri" w:cs="Calibri" w:eastAsia="Calibri" w:hAnsi="Calibri"/>
-        </w:rPr>
-        <w:t xml:space="preserve">🟠 entre 0,5 % y 2 %: evalúa si el ahorro del inversor lo compensa;</w:t>
-      </w:r>
-    </w:p>
-    <w:p>
-      <w:pPr>
-        <w:pStyle w:val="ListParagraph"/>
-        <w:numPr>
-          <w:ilvl w:val="1"/>
-          <w:numId w:val="3"/>
-        </w:numPr>
-      </w:pPr>
-      <w:r>
-        <w:rPr>
-          <w:rFonts w:ascii="Calibri" w:cs="Calibri" w:eastAsia="Calibri" w:hAnsi="Calibri"/>
-        </w:rPr>
-        <w:t xml:space="preserve">🔴 más de 2 %: conviene un MPPT por orientación.</w:t>
-      </w:r>
-    </w:p>
-    <w:p>
-      <w:pPr>
-        <w:pStyle w:val="Heading1"/>
-      </w:pPr>
-      <w:r>
-        <w:rPr>
-          <w:rFonts w:ascii="Calibri" w:cs="Calibri" w:eastAsia="Calibri" w:hAnsi="Calibri"/>
-        </w:rPr>
-        <w:t xml:space="preserve">7. Sub-pestaña 🌞 Trayectoria Solar</w:t>
-      </w:r>
-    </w:p>
-    <w:p>
-      <w:pPr>
-        <w:pStyle w:val="ListParagraph"/>
-        <w:numPr>
-          <w:ilvl w:val="0"/>
-          <w:numId w:val="6"/>
-        </w:numPr>
-      </w:pPr>
-      <w:r>
-        <w:rPr>
-          <w:rFonts w:ascii="Calibri" w:cs="Calibri" w:eastAsia="Calibri" w:hAnsi="Calibri"/>
-          <w:b/>
-          <w:bCs/>
-        </w:rPr>
-        <w:t xml:space="preserve">Trayectoria solar</w:t>
-      </w:r>
-      <w:r>
-        <w:rPr>
-          <w:rFonts w:ascii="Calibri" w:cs="Calibri" w:eastAsia="Calibri" w:hAnsi="Calibri"/>
-        </w:rPr>
-        <w:t xml:space="preserve"> (azimut vs elevación) con el perfil de horizonte de 🔀 Mismatch.</w:t>
-      </w:r>
-    </w:p>
-    <w:p>
-      <w:pPr>
-        <w:pStyle w:val="ListParagraph"/>
-        <w:numPr>
-          <w:ilvl w:val="0"/>
-          <w:numId w:val="6"/>
-        </w:numPr>
-      </w:pPr>
-      <w:r>
-        <w:rPr>
-          <w:rFonts w:ascii="Calibri" w:cs="Calibri" w:eastAsia="Calibri" w:hAnsi="Calibri"/>
-          <w:b/>
-          <w:bCs/>
-        </w:rPr>
-        <w:t xml:space="preserve">Horas productivas vs sombreadas</w:t>
-      </w:r>
-      <w:r>
-        <w:rPr>
-          <w:rFonts w:ascii="Calibri" w:cs="Calibri" w:eastAsia="Calibri" w:hAnsi="Calibri"/>
-        </w:rPr>
-        <w:t xml:space="preserve"> (24 h × 12 meses) por superficie. Cada hora se clasifica como productiva, sombreada (por el horizonte), </w:t>
-      </w:r>
-      <w:r>
-        <w:rPr>
-          <w:rFonts w:ascii="Calibri" w:cs="Calibri" w:eastAsia="Calibri" w:hAnsi="Calibri"/>
-          <w:b/>
-          <w:bCs/>
-        </w:rPr>
-        <w:t xml:space="preserve">sin vista de la fachada</w:t>
-      </w:r>
-      <w:r>
-        <w:rPr>
-          <w:rFonts w:ascii="Calibri" w:cs="Calibri" w:eastAsia="Calibri" w:hAnsi="Calibri"/>
-        </w:rPr>
-        <w:t xml:space="preserve"> (sol detrás del plano, AOI ≥ 90°) o nocturna. Con POA por superficie calculada, el mapa usa la POA de esa superficie. </w:t>
-      </w:r>
-      <w:r>
-        <w:rPr>
-          <w:rFonts w:ascii="Calibri" w:cs="Calibri" w:eastAsia="Calibri" w:hAnsi="Calibri"/>
-          <w:i/>
-          <w:iCs/>
-        </w:rPr>
-        <w:t xml:space="preserve">(Corregido el 24-sep-2026: antes esta sección se caía con "The truth value of a DataFrame is ambiguous".)</w:t>
-      </w:r>
-    </w:p>
-    <w:p>
-      <w:pPr>
-        <w:pStyle w:val="ListParagraph"/>
-        <w:numPr>
-          <w:ilvl w:val="0"/>
-          <w:numId w:val="6"/>
-        </w:numPr>
-      </w:pPr>
-      <w:r>
-        <w:rPr>
-          <w:rFonts w:ascii="Calibri" w:cs="Calibri" w:eastAsia="Calibri" w:hAnsi="Calibri"/>
-          <w:b/>
-          <w:bCs/>
-        </w:rPr>
-        <w:t xml:space="preserve">Métricas de sombras:</w:t>
-      </w:r>
-      <w:r>
-        <w:rPr>
-          <w:rFonts w:ascii="Calibri" w:cs="Calibri" w:eastAsia="Calibri" w:hAnsi="Calibri"/>
-        </w:rPr>
-        <w:t xml:space="preserve"> compara el % de horas sombreadas (trayectoria solar) con el % de energía perdida (🔀 Mismatch). Una diferencia menor de 2 pp es normal, porque miden cosas distintas.</w:t>
-      </w:r>
-    </w:p>
-    <w:p>
-      <w:pPr>
-        <w:pStyle w:val="ListParagraph"/>
-        <w:numPr>
-          <w:ilvl w:val="0"/>
-          <w:numId w:val="6"/>
-        </w:numPr>
-      </w:pPr>
-      <w:r>
-        <w:rPr>
-          <w:rFonts w:ascii="Calibri" w:cs="Calibri" w:eastAsia="Calibri" w:hAnsi="Calibri"/>
-          <w:b/>
-          <w:bCs/>
-        </w:rPr>
-        <w:t xml:space="preserve">AOI promedio mensual</w:t>
-      </w:r>
-      <w:r>
-        <w:rPr>
-          <w:rFonts w:ascii="Calibri" w:cs="Calibri" w:eastAsia="Calibri" w:hAnsi="Calibri"/>
-        </w:rPr>
-        <w:t xml:space="preserve"> con semáforo (&lt; 40° excelente, &lt; 60° aceptable) y dos recomendaciones de orientación:</w:t>
-      </w:r>
-    </w:p>
-    <w:p>
-      <w:pPr>
-        <w:pStyle w:val="ListParagraph"/>
-        <w:numPr>
-          <w:ilvl w:val="1"/>
-          <w:numId w:val="3"/>
-        </w:numPr>
-      </w:pPr>
-      <w:r>
-        <w:rPr>
-          <w:rFonts w:ascii="Calibri" w:cs="Calibri" w:eastAsia="Calibri" w:hAnsi="Calibri"/>
-        </w:rPr>
-        <w:t xml:space="preserve">🧭 </w:t>
-      </w:r>
-      <w:r>
-        <w:rPr>
-          <w:rFonts w:ascii="Calibri" w:cs="Calibri" w:eastAsia="Calibri" w:hAnsi="Calibri"/>
-          <w:b/>
-          <w:bCs/>
-        </w:rPr>
-        <w:t xml:space="preserve">Mejor incidencia:</w:t>
-      </w:r>
-      <w:r>
-        <w:rPr>
-          <w:rFonts w:ascii="Calibri" w:cs="Calibri" w:eastAsia="Calibri" w:hAnsi="Calibri"/>
-        </w:rPr>
-        <w:t xml:space="preserve"> es geométrica, solo como guía.</w:t>
-      </w:r>
-    </w:p>
-    <w:p>
-      <w:pPr>
-        <w:pStyle w:val="ListParagraph"/>
-        <w:numPr>
-          <w:ilvl w:val="1"/>
-          <w:numId w:val="3"/>
-        </w:numPr>
-      </w:pPr>
-      <w:r>
-        <w:rPr>
-          <w:rFonts w:ascii="Calibri" w:cs="Calibri" w:eastAsia="Calibri" w:hAnsi="Calibri"/>
-        </w:rPr>
-        <w:t xml:space="preserve">⚡ </w:t>
-      </w:r>
-      <w:r>
-        <w:rPr>
-          <w:rFonts w:ascii="Calibri" w:cs="Calibri" w:eastAsia="Calibri" w:hAnsi="Calibri"/>
-          <w:b/>
-          <w:bCs/>
-        </w:rPr>
-        <w:t xml:space="preserve">Máxima energía real con TMY:</w:t>
-      </w:r>
-      <w:r>
-        <w:rPr>
-          <w:rFonts w:ascii="Calibri" w:cs="Calibri" w:eastAsia="Calibri" w:hAnsi="Calibri"/>
-        </w:rPr>
-        <w:t xml:space="preserve"> es la recomendación de captación que vale.</w:t>
-      </w:r>
-    </w:p>
-    <w:p>
-      <w:pPr>
-        <w:pBdr>
-          <w:left w:val="single" w:color="E3A008" w:sz="18" w:space="8"/>
-        </w:pBdr>
-        <w:shd w:fill="FFF8E1" w:color="auto" w:val="clear"/>
-        <w:spacing w:after="120" w:before="120"/>
-        <w:ind w:left="360"/>
-      </w:pPr>
-      <w:r>
-        <w:rPr>
-          <w:rFonts w:ascii="Calibri" w:cs="Calibri" w:eastAsia="Calibri" w:hAnsi="Calibri"/>
-        </w:rPr>
-        <w:t xml:space="preserve">Esta sección usa el </w:t>
-      </w:r>
-      <w:r>
-        <w:rPr>
-          <w:rFonts w:ascii="Calibri" w:cs="Calibri" w:eastAsia="Calibri" w:hAnsi="Calibri"/>
-          <w:b/>
-          <w:bCs/>
-        </w:rPr>
-        <w:t xml:space="preserve">horizonte de 🔀 Mismatch</w:t>
-      </w:r>
-      <w:r>
-        <w:rPr>
-          <w:rFonts w:ascii="Calibri" w:cs="Calibri" w:eastAsia="Calibri" w:hAnsi="Calibri"/>
-        </w:rPr>
-        <w:t xml:space="preserve">, no la escena de Site Designer. Son dos fuentes de sombra distintas; que no coincidan no significa un error.</w:t>
-      </w:r>
-    </w:p>
-    <w:p>
-      <w:pPr>
-        <w:pStyle w:val="Heading1"/>
-      </w:pPr>
-      <w:r>
-        <w:rPr>
-          <w:rFonts w:ascii="Calibri" w:cs="Calibri" w:eastAsia="Calibri" w:hAnsi="Calibri"/>
-        </w:rPr>
-        <w:t xml:space="preserve">8. Lista de verificación antes de ir a Financiero</w:t>
+        <w:t xml:space="preserve">falta `p_shade`</w:t>
+      </w:r>
+      <w:r>
+        <w:rPr>
+          <w:rFonts w:ascii="Calibri" w:cs="Calibri" w:eastAsia="Calibri" w:hAnsi="Calibri"/>
+        </w:rPr>
+        <w:t xml:space="preserve">.</w:t>
       </w:r>
     </w:p>
     <w:p>
@@ -4650,7 +4895,7 @@
         <w:rPr>
           <w:rFonts w:ascii="Calibri" w:cs="Calibri" w:eastAsia="Calibri" w:hAnsi="Calibri"/>
         </w:rPr>
-        <w:t xml:space="preserve">Recurso Solar ✅ y TMY vigente.</w:t>
+        <w:t xml:space="preserve">Inversores: ✅ Asignaciones válidas.</w:t>
       </w:r>
     </w:p>
     <w:p>
@@ -4667,159 +4912,21 @@
         <w:rPr>
           <w:rFonts w:ascii="Calibri" w:cs="Calibri" w:eastAsia="Calibri" w:hAnsi="Calibri"/>
         </w:rPr>
-        <w:t xml:space="preserve">Todas las superficies reales creadas, con tilt, azimut y área correctos, y las que no existen desactivadas.</w:t>
-      </w:r>
-    </w:p>
-    <w:p>
-      <w:pPr>
-        <w:ind w:left="360" w:hanging="360"/>
-      </w:pPr>
-      <w:r>
-        <w:rPr>
-          <w:rFonts w:ascii="Segoe UI Symbol" w:cs="Segoe UI Symbol" w:eastAsia="Segoe UI Symbol" w:hAnsi="Segoe UI Symbol"/>
-        </w:rPr>
-        <w:t xml:space="preserve">☐  </w:t>
-      </w:r>
-      <w:r>
-        <w:rPr>
-          <w:rFonts w:ascii="Calibri" w:cs="Calibri" w:eastAsia="Calibri" w:hAnsi="Calibri"/>
-        </w:rPr>
-        <w:t xml:space="preserve">Montaje "Ventilada" solo donde existe físicamente.</w:t>
-      </w:r>
-    </w:p>
-    <w:p>
-      <w:pPr>
-        <w:ind w:left="360" w:hanging="360"/>
-      </w:pPr>
-      <w:r>
-        <w:rPr>
-          <w:rFonts w:ascii="Segoe UI Symbol" w:cs="Segoe UI Symbol" w:eastAsia="Segoe UI Symbol" w:hAnsi="Segoe UI Symbol"/>
-        </w:rPr>
-        <w:t xml:space="preserve">☐  </w:t>
-      </w:r>
-      <w:r>
-        <w:rPr>
-          <w:rFonts w:ascii="Calibri" w:cs="Calibri" w:eastAsia="Calibri" w:hAnsi="Calibri"/>
-        </w:rPr>
-        <w:t xml:space="preserve">POA recalculada </w:t>
-      </w:r>
-      <w:r>
-        <w:rPr>
-          <w:rFonts w:ascii="Calibri" w:cs="Calibri" w:eastAsia="Calibri" w:hAnsi="Calibri"/>
-          <w:b/>
-          <w:bCs/>
-        </w:rPr>
-        <w:t xml:space="preserve">después</w:t>
-      </w:r>
-      <w:r>
-        <w:rPr>
-          <w:rFonts w:ascii="Calibri" w:cs="Calibri" w:eastAsia="Calibri" w:hAnsi="Calibri"/>
-        </w:rPr>
-        <w:t xml:space="preserve"> del último cambio de geometría.</w:t>
-      </w:r>
-    </w:p>
-    <w:p>
-      <w:pPr>
-        <w:ind w:left="360" w:hanging="360"/>
-      </w:pPr>
-      <w:r>
-        <w:rPr>
-          <w:rFonts w:ascii="Segoe UI Symbol" w:cs="Segoe UI Symbol" w:eastAsia="Segoe UI Symbol" w:hAnsi="Segoe UI Symbol"/>
-        </w:rPr>
-        <w:t xml:space="preserve">☐  </w:t>
-      </w:r>
-      <w:r>
-        <w:rPr>
-          <w:rFonts w:ascii="Calibri" w:cs="Calibri" w:eastAsia="Calibri" w:hAnsi="Calibri"/>
-        </w:rPr>
-        <w:t xml:space="preserve">Si usas sombra 3D: escena del sitio correcto, puntos fuera del volumen (20–50 cm) y, en 🧪 Preparar comparación con modelo físico, ninguna superficie con </w:t>
-      </w:r>
-      <w:r>
-        <w:rPr>
-          <w:rFonts w:ascii="Calibri" w:cs="Calibri" w:eastAsia="Calibri" w:hAnsi="Calibri"/>
-          <w:i/>
-          <w:iCs/>
-        </w:rPr>
-        <w:t xml:space="preserve">falta `p_shade`</w:t>
-      </w:r>
-      <w:r>
-        <w:rPr>
-          <w:rFonts w:ascii="Calibri" w:cs="Calibri" w:eastAsia="Calibri" w:hAnsi="Calibri"/>
-        </w:rPr>
-        <w:t xml:space="preserve">.</w:t>
-      </w:r>
-    </w:p>
-    <w:p>
-      <w:pPr>
-        <w:ind w:left="360" w:hanging="360"/>
-      </w:pPr>
-      <w:r>
-        <w:rPr>
-          <w:rFonts w:ascii="Segoe UI Symbol" w:cs="Segoe UI Symbol" w:eastAsia="Segoe UI Symbol" w:hAnsi="Segoe UI Symbol"/>
-        </w:rPr>
-        <w:t xml:space="preserve">☐  </w:t>
-      </w:r>
-      <w:r>
-        <w:rPr>
-          <w:rFonts w:ascii="Calibri" w:cs="Calibri" w:eastAsia="Calibri" w:hAnsi="Calibri"/>
-        </w:rPr>
-        <w:t xml:space="preserve">Inversores: ✅ Asignaciones válidas.</w:t>
-      </w:r>
-    </w:p>
-    <w:p>
-      <w:pPr>
-        <w:ind w:left="360" w:hanging="360"/>
-      </w:pPr>
-      <w:r>
-        <w:rPr>
-          <w:rFonts w:ascii="Segoe UI Symbol" w:cs="Segoe UI Symbol" w:eastAsia="Segoe UI Symbol" w:hAnsi="Segoe UI Symbol"/>
-        </w:rPr>
-        <w:t xml:space="preserve">☐  </w:t>
-      </w:r>
-      <w:r>
-        <w:rPr>
-          <w:rFonts w:ascii="Calibri" w:cs="Calibri" w:eastAsia="Calibri" w:hAnsi="Calibri"/>
-          <w:b/>
-          <w:bCs/>
-        </w:rPr>
-        <w:t xml:space="preserve">Un solo camino de energía</w:t>
-      </w:r>
-      <w:r>
-        <w:rPr>
-          <w:rFonts w:ascii="Calibri" w:cs="Calibri" w:eastAsia="Calibri" w:hAnsi="Calibri"/>
-        </w:rPr>
-        <w:t xml:space="preserve"> y su botón fue </w:t>
-      </w:r>
-      <w:r>
-        <w:rPr>
-          <w:rFonts w:ascii="Calibri" w:cs="Calibri" w:eastAsia="Calibri" w:hAnsi="Calibri"/>
-          <w:b/>
-          <w:bCs/>
-        </w:rPr>
-        <w:t xml:space="preserve">el último</w:t>
-      </w:r>
-      <w:r>
-        <w:rPr>
-          <w:rFonts w:ascii="Calibri" w:cs="Calibri" w:eastAsia="Calibri" w:hAnsi="Calibri"/>
-        </w:rPr>
-        <w:t xml:space="preserve"> presionado (simplificado, bypass con CSV o físico adoptado).</w:t>
-      </w:r>
-    </w:p>
-    <w:p>
-      <w:pPr>
-        <w:ind w:left="360" w:hanging="360"/>
-      </w:pPr>
-      <w:r>
-        <w:rPr>
-          <w:rFonts w:ascii="Segoe UI Symbol" w:cs="Segoe UI Symbol" w:eastAsia="Segoe UI Symbol" w:hAnsi="Segoe UI Symbol"/>
-        </w:rPr>
-        <w:t xml:space="preserve">☐  </w:t>
-      </w:r>
-      <w:r>
-        <w:rPr>
-          <w:rFonts w:ascii="Calibri" w:cs="Calibri" w:eastAsia="Calibri" w:hAnsi="Calibri"/>
-        </w:rPr>
-        <w:t xml:space="preserve">El banner ✅ Modo multi-superficie activo muestra la E_ac que esperas.</w:t>
+        <w:t xml:space="preserve">El banner ✅ Modo multi-superficie activo muestra el </w:t>
+      </w:r>
+      <w:r>
+        <w:rPr>
+          <w:rFonts w:ascii="Calibri" w:cs="Calibri" w:eastAsia="Calibri" w:hAnsi="Calibri"/>
+          <w:b/>
+          <w:bCs/>
+        </w:rPr>
+        <w:t xml:space="preserve">origen</w:t>
+      </w:r>
+      <w:r>
+        <w:rPr>
+          <w:rFonts w:ascii="Calibri" w:cs="Calibri" w:eastAsia="Calibri" w:hAnsi="Calibri"/>
+        </w:rPr>
+        <w:t xml:space="preserve"> que elegiste (simplificado, bypass con CSV o físico) y la E_ac que esperas.</w:t>
       </w:r>
     </w:p>
     <w:p>
@@ -4846,9 +4953,9 @@
         </w:tblBorders>
       </w:tblPr>
       <w:tblGrid>
-        <w:gridCol w:w="2634"/>
-        <w:gridCol w:w="3254"/>
-        <w:gridCol w:w="3138"/>
+        <w:gridCol w:w="2485"/>
+        <w:gridCol w:w="3581"/>
+        <w:gridCol w:w="2960"/>
       </w:tblGrid>
       <w:tr>
         <w:trPr>
@@ -4856,7 +4963,7 @@
         </w:trPr>
         <w:tc>
           <w:tcPr>
-            <w:tcW w:type="dxa" w:w="2634"/>
+            <w:tcW w:type="dxa" w:w="2485"/>
             <w:tcBorders>
               <w:top w:val="single" w:color="BFC5CC" w:sz="4"/>
               <w:left w:val="single" w:color="BFC5CC" w:sz="4"/>
@@ -4887,7 +4994,7 @@
         </w:tc>
         <w:tc>
           <w:tcPr>
-            <w:tcW w:type="dxa" w:w="3254"/>
+            <w:tcW w:type="dxa" w:w="3581"/>
             <w:tcBorders>
               <w:top w:val="single" w:color="BFC5CC" w:sz="4"/>
               <w:left w:val="single" w:color="BFC5CC" w:sz="4"/>
@@ -4918,7 +5025,7 @@
         </w:tc>
         <w:tc>
           <w:tcPr>
-            <w:tcW w:type="dxa" w:w="3138"/>
+            <w:tcW w:type="dxa" w:w="2960"/>
             <w:tcBorders>
               <w:top w:val="single" w:color="BFC5CC" w:sz="4"/>
               <w:left w:val="single" w:color="BFC5CC" w:sz="4"/>
@@ -4954,7 +5061,7 @@
         </w:trPr>
         <w:tc>
           <w:tcPr>
-            <w:tcW w:type="dxa" w:w="2634"/>
+            <w:tcW w:type="dxa" w:w="2485"/>
             <w:tcBorders>
               <w:top w:val="single" w:color="BFC5CC" w:sz="4"/>
               <w:left w:val="single" w:color="BFC5CC" w:sz="4"/>
@@ -4981,7 +5088,7 @@
         </w:tc>
         <w:tc>
           <w:tcPr>
-            <w:tcW w:type="dxa" w:w="3254"/>
+            <w:tcW w:type="dxa" w:w="3581"/>
             <w:tcBorders>
               <w:top w:val="single" w:color="BFC5CC" w:sz="4"/>
               <w:left w:val="single" w:color="BFC5CC" w:sz="4"/>
@@ -5008,7 +5115,7 @@
         </w:tc>
         <w:tc>
           <w:tcPr>
-            <w:tcW w:type="dxa" w:w="3138"/>
+            <w:tcW w:type="dxa" w:w="2960"/>
             <w:tcBorders>
               <w:top w:val="single" w:color="BFC5CC" w:sz="4"/>
               <w:left w:val="single" w:color="BFC5CC" w:sz="4"/>
@@ -5040,7 +5147,7 @@
         </w:trPr>
         <w:tc>
           <w:tcPr>
-            <w:tcW w:type="dxa" w:w="2634"/>
+            <w:tcW w:type="dxa" w:w="2485"/>
             <w:tcBorders>
               <w:top w:val="single" w:color="BFC5CC" w:sz="4"/>
               <w:left w:val="single" w:color="BFC5CC" w:sz="4"/>
@@ -5067,7 +5174,7 @@
         </w:tc>
         <w:tc>
           <w:tcPr>
-            <w:tcW w:type="dxa" w:w="3254"/>
+            <w:tcW w:type="dxa" w:w="3581"/>
             <w:tcBorders>
               <w:top w:val="single" w:color="BFC5CC" w:sz="4"/>
               <w:left w:val="single" w:color="BFC5CC" w:sz="4"/>
@@ -5094,7 +5201,7 @@
         </w:tc>
         <w:tc>
           <w:tcPr>
-            <w:tcW w:type="dxa" w:w="3138"/>
+            <w:tcW w:type="dxa" w:w="2960"/>
             <w:tcBorders>
               <w:top w:val="single" w:color="BFC5CC" w:sz="4"/>
               <w:left w:val="single" w:color="BFC5CC" w:sz="4"/>
@@ -5126,7 +5233,7 @@
         </w:trPr>
         <w:tc>
           <w:tcPr>
-            <w:tcW w:type="dxa" w:w="2634"/>
+            <w:tcW w:type="dxa" w:w="2485"/>
             <w:tcBorders>
               <w:top w:val="single" w:color="BFC5CC" w:sz="4"/>
               <w:left w:val="single" w:color="BFC5CC" w:sz="4"/>
@@ -5153,7 +5260,7 @@
         </w:tc>
         <w:tc>
           <w:tcPr>
-            <w:tcW w:type="dxa" w:w="3254"/>
+            <w:tcW w:type="dxa" w:w="3581"/>
             <w:tcBorders>
               <w:top w:val="single" w:color="BFC5CC" w:sz="4"/>
               <w:left w:val="single" w:color="BFC5CC" w:sz="4"/>
@@ -5180,7 +5287,7 @@
         </w:tc>
         <w:tc>
           <w:tcPr>
-            <w:tcW w:type="dxa" w:w="3138"/>
+            <w:tcW w:type="dxa" w:w="2960"/>
             <w:tcBorders>
               <w:top w:val="single" w:color="BFC5CC" w:sz="4"/>
               <w:left w:val="single" w:color="BFC5CC" w:sz="4"/>
@@ -5229,7 +5336,7 @@
         </w:trPr>
         <w:tc>
           <w:tcPr>
-            <w:tcW w:type="dxa" w:w="2634"/>
+            <w:tcW w:type="dxa" w:w="2485"/>
             <w:tcBorders>
               <w:top w:val="single" w:color="BFC5CC" w:sz="4"/>
               <w:left w:val="single" w:color="BFC5CC" w:sz="4"/>
@@ -5256,7 +5363,7 @@
         </w:tc>
         <w:tc>
           <w:tcPr>
-            <w:tcW w:type="dxa" w:w="3254"/>
+            <w:tcW w:type="dxa" w:w="3581"/>
             <w:tcBorders>
               <w:top w:val="single" w:color="BFC5CC" w:sz="4"/>
               <w:left w:val="single" w:color="BFC5CC" w:sz="4"/>
@@ -5283,7 +5390,7 @@
         </w:tc>
         <w:tc>
           <w:tcPr>
-            <w:tcW w:type="dxa" w:w="3138"/>
+            <w:tcW w:type="dxa" w:w="2960"/>
             <w:tcBorders>
               <w:top w:val="single" w:color="BFC5CC" w:sz="4"/>
               <w:left w:val="single" w:color="BFC5CC" w:sz="4"/>
@@ -5315,7 +5422,7 @@
         </w:trPr>
         <w:tc>
           <w:tcPr>
-            <w:tcW w:type="dxa" w:w="2634"/>
+            <w:tcW w:type="dxa" w:w="2485"/>
             <w:tcBorders>
               <w:top w:val="single" w:color="BFC5CC" w:sz="4"/>
               <w:left w:val="single" w:color="BFC5CC" w:sz="4"/>
@@ -5342,7 +5449,7 @@
         </w:tc>
         <w:tc>
           <w:tcPr>
-            <w:tcW w:type="dxa" w:w="3254"/>
+            <w:tcW w:type="dxa" w:w="3581"/>
             <w:tcBorders>
               <w:top w:val="single" w:color="BFC5CC" w:sz="4"/>
               <w:left w:val="single" w:color="BFC5CC" w:sz="4"/>
@@ -5369,7 +5476,7 @@
         </w:tc>
         <w:tc>
           <w:tcPr>
-            <w:tcW w:type="dxa" w:w="3138"/>
+            <w:tcW w:type="dxa" w:w="2960"/>
             <w:tcBorders>
               <w:top w:val="single" w:color="BFC5CC" w:sz="4"/>
               <w:left w:val="single" w:color="BFC5CC" w:sz="4"/>
@@ -5401,7 +5508,7 @@
         </w:trPr>
         <w:tc>
           <w:tcPr>
-            <w:tcW w:type="dxa" w:w="2634"/>
+            <w:tcW w:type="dxa" w:w="2485"/>
             <w:tcBorders>
               <w:top w:val="single" w:color="BFC5CC" w:sz="4"/>
               <w:left w:val="single" w:color="BFC5CC" w:sz="4"/>
@@ -5428,7 +5535,7 @@
         </w:tc>
         <w:tc>
           <w:tcPr>
-            <w:tcW w:type="dxa" w:w="3254"/>
+            <w:tcW w:type="dxa" w:w="3581"/>
             <w:tcBorders>
               <w:top w:val="single" w:color="BFC5CC" w:sz="4"/>
               <w:left w:val="single" w:color="BFC5CC" w:sz="4"/>
@@ -5455,7 +5562,7 @@
         </w:tc>
         <w:tc>
           <w:tcPr>
-            <w:tcW w:type="dxa" w:w="3138"/>
+            <w:tcW w:type="dxa" w:w="2960"/>
             <w:tcBorders>
               <w:top w:val="single" w:color="BFC5CC" w:sz="4"/>
               <w:left w:val="single" w:color="BFC5CC" w:sz="4"/>
@@ -5487,7 +5594,7 @@
         </w:trPr>
         <w:tc>
           <w:tcPr>
-            <w:tcW w:type="dxa" w:w="2634"/>
+            <w:tcW w:type="dxa" w:w="2485"/>
             <w:tcBorders>
               <w:top w:val="single" w:color="BFC5CC" w:sz="4"/>
               <w:left w:val="single" w:color="BFC5CC" w:sz="4"/>
@@ -5514,7 +5621,7 @@
         </w:tc>
         <w:tc>
           <w:tcPr>
-            <w:tcW w:type="dxa" w:w="3254"/>
+            <w:tcW w:type="dxa" w:w="3581"/>
             <w:tcBorders>
               <w:top w:val="single" w:color="BFC5CC" w:sz="4"/>
               <w:left w:val="single" w:color="BFC5CC" w:sz="4"/>
@@ -5541,7 +5648,7 @@
         </w:tc>
         <w:tc>
           <w:tcPr>
-            <w:tcW w:type="dxa" w:w="3138"/>
+            <w:tcW w:type="dxa" w:w="2960"/>
             <w:tcBorders>
               <w:top w:val="single" w:color="BFC5CC" w:sz="4"/>
               <w:left w:val="single" w:color="BFC5CC" w:sz="4"/>
@@ -5573,7 +5680,7 @@
         </w:trPr>
         <w:tc>
           <w:tcPr>
-            <w:tcW w:type="dxa" w:w="2634"/>
+            <w:tcW w:type="dxa" w:w="2485"/>
             <w:tcBorders>
               <w:top w:val="single" w:color="BFC5CC" w:sz="4"/>
               <w:left w:val="single" w:color="BFC5CC" w:sz="4"/>
@@ -5600,7 +5707,7 @@
         </w:tc>
         <w:tc>
           <w:tcPr>
-            <w:tcW w:type="dxa" w:w="3254"/>
+            <w:tcW w:type="dxa" w:w="3581"/>
             <w:tcBorders>
               <w:top w:val="single" w:color="BFC5CC" w:sz="4"/>
               <w:left w:val="single" w:color="BFC5CC" w:sz="4"/>
@@ -5627,7 +5734,7 @@
         </w:tc>
         <w:tc>
           <w:tcPr>
-            <w:tcW w:type="dxa" w:w="3138"/>
+            <w:tcW w:type="dxa" w:w="2960"/>
             <w:tcBorders>
               <w:top w:val="single" w:color="BFC5CC" w:sz="4"/>
               <w:left w:val="single" w:color="BFC5CC" w:sz="4"/>
@@ -5659,7 +5766,7 @@
         </w:trPr>
         <w:tc>
           <w:tcPr>
-            <w:tcW w:type="dxa" w:w="2634"/>
+            <w:tcW w:type="dxa" w:w="2485"/>
             <w:tcBorders>
               <w:top w:val="single" w:color="BFC5CC" w:sz="4"/>
               <w:left w:val="single" w:color="BFC5CC" w:sz="4"/>
@@ -5686,7 +5793,7 @@
         </w:tc>
         <w:tc>
           <w:tcPr>
-            <w:tcW w:type="dxa" w:w="3254"/>
+            <w:tcW w:type="dxa" w:w="3581"/>
             <w:tcBorders>
               <w:top w:val="single" w:color="BFC5CC" w:sz="4"/>
               <w:left w:val="single" w:color="BFC5CC" w:sz="4"/>
@@ -5713,7 +5820,7 @@
         </w:tc>
         <w:tc>
           <w:tcPr>
-            <w:tcW w:type="dxa" w:w="3138"/>
+            <w:tcW w:type="dxa" w:w="2960"/>
             <w:tcBorders>
               <w:top w:val="single" w:color="BFC5CC" w:sz="4"/>
               <w:left w:val="single" w:color="BFC5CC" w:sz="4"/>
@@ -5745,7 +5852,7 @@
         </w:trPr>
         <w:tc>
           <w:tcPr>
-            <w:tcW w:type="dxa" w:w="2634"/>
+            <w:tcW w:type="dxa" w:w="2485"/>
             <w:tcBorders>
               <w:top w:val="single" w:color="BFC5CC" w:sz="4"/>
               <w:left w:val="single" w:color="BFC5CC" w:sz="4"/>
@@ -5772,7 +5879,7 @@
         </w:tc>
         <w:tc>
           <w:tcPr>
-            <w:tcW w:type="dxa" w:w="3254"/>
+            <w:tcW w:type="dxa" w:w="3581"/>
             <w:tcBorders>
               <w:top w:val="single" w:color="BFC5CC" w:sz="4"/>
               <w:left w:val="single" w:color="BFC5CC" w:sz="4"/>
@@ -5799,7 +5906,7 @@
         </w:tc>
         <w:tc>
           <w:tcPr>
-            <w:tcW w:type="dxa" w:w="3138"/>
+            <w:tcW w:type="dxa" w:w="2960"/>
             <w:tcBorders>
               <w:top w:val="single" w:color="BFC5CC" w:sz="4"/>
               <w:left w:val="single" w:color="BFC5CC" w:sz="4"/>
@@ -5821,6 +5928,264 @@
                 <w:szCs w:val="20"/>
               </w:rPr>
               <w:t xml:space="preserve">Revisa 📐 Dimensionamiento / Motor IV</w:t>
+            </w:r>
+          </w:p>
+        </w:tc>
+      </w:tr>
+      <w:tr>
+        <w:trPr>
+          <w:tblHeader w:val="false"/>
+        </w:trPr>
+        <w:tc>
+          <w:tcPr>
+            <w:tcW w:type="dxa" w:w="2485"/>
+            <w:tcBorders>
+              <w:top w:val="single" w:color="BFC5CC" w:sz="4"/>
+              <w:left w:val="single" w:color="BFC5CC" w:sz="4"/>
+              <w:bottom w:val="single" w:color="BFC5CC" w:sz="4"/>
+              <w:right w:val="single" w:color="BFC5CC" w:sz="4"/>
+            </w:tcBorders>
+            <w:tcMar>
+              <w:top w:type="dxa" w:w="60"/>
+              <w:left w:type="dxa" w:w="100"/>
+              <w:bottom w:type="dxa" w:w="60"/>
+              <w:right w:type="dxa" w:w="100"/>
+            </w:tcMar>
+          </w:tcPr>
+          <w:p>
+            <w:r>
+              <w:rPr>
+                <w:rFonts w:ascii="Calibri" w:cs="Calibri" w:eastAsia="Calibri" w:hAnsi="Calibri"/>
+                <w:sz w:val="20"/>
+                <w:szCs w:val="20"/>
+              </w:rPr>
+              <w:t xml:space="preserve">⚠️ Estas superficies no tienen POA vigente…</w:t>
+            </w:r>
+          </w:p>
+        </w:tc>
+        <w:tc>
+          <w:tcPr>
+            <w:tcW w:type="dxa" w:w="3581"/>
+            <w:tcBorders>
+              <w:top w:val="single" w:color="BFC5CC" w:sz="4"/>
+              <w:left w:val="single" w:color="BFC5CC" w:sz="4"/>
+              <w:bottom w:val="single" w:color="BFC5CC" w:sz="4"/>
+              <w:right w:val="single" w:color="BFC5CC" w:sz="4"/>
+            </w:tcBorders>
+            <w:tcMar>
+              <w:top w:type="dxa" w:w="60"/>
+              <w:left w:type="dxa" w:w="100"/>
+              <w:bottom w:type="dxa" w:w="60"/>
+              <w:right w:type="dxa" w:w="100"/>
+            </w:tcMar>
+          </w:tcPr>
+          <w:p>
+            <w:r>
+              <w:rPr>
+                <w:rFonts w:ascii="Calibri" w:cs="Calibri" w:eastAsia="Calibri" w:hAnsi="Calibri"/>
+                <w:sz w:val="20"/>
+                <w:szCs w:val="20"/>
+              </w:rPr>
+              <w:t xml:space="preserve">Cambió la geometría, el montaje, el albedo, el bifacial, el TMY o la ubicación, o el cálculo falló</w:t>
+            </w:r>
+          </w:p>
+        </w:tc>
+        <w:tc>
+          <w:tcPr>
+            <w:tcW w:type="dxa" w:w="2960"/>
+            <w:tcBorders>
+              <w:top w:val="single" w:color="BFC5CC" w:sz="4"/>
+              <w:left w:val="single" w:color="BFC5CC" w:sz="4"/>
+              <w:bottom w:val="single" w:color="BFC5CC" w:sz="4"/>
+              <w:right w:val="single" w:color="BFC5CC" w:sz="4"/>
+            </w:tcBorders>
+            <w:tcMar>
+              <w:top w:type="dxa" w:w="60"/>
+              <w:left w:type="dxa" w:w="100"/>
+              <w:bottom w:type="dxa" w:w="60"/>
+              <w:right w:type="dxa" w:w="100"/>
+            </w:tcMar>
+          </w:tcPr>
+          <w:p>
+            <w:r>
+              <w:rPr>
+                <w:rFonts w:ascii="Calibri" w:cs="Calibri" w:eastAsia="Calibri" w:hAnsi="Calibri"/>
+                <w:sz w:val="20"/>
+                <w:szCs w:val="20"/>
+              </w:rPr>
+              <w:t xml:space="preserve">Presiona ⚡ Calcular POA para todas las superficies</w:t>
+            </w:r>
+          </w:p>
+        </w:tc>
+      </w:tr>
+      <w:tr>
+        <w:trPr>
+          <w:tblHeader w:val="false"/>
+        </w:trPr>
+        <w:tc>
+          <w:tcPr>
+            <w:tcW w:type="dxa" w:w="2485"/>
+            <w:tcBorders>
+              <w:top w:val="single" w:color="BFC5CC" w:sz="4"/>
+              <w:left w:val="single" w:color="BFC5CC" w:sz="4"/>
+              <w:bottom w:val="single" w:color="BFC5CC" w:sz="4"/>
+              <w:right w:val="single" w:color="BFC5CC" w:sz="4"/>
+            </w:tcBorders>
+            <w:tcMar>
+              <w:top w:type="dxa" w:w="60"/>
+              <w:left w:type="dxa" w:w="100"/>
+              <w:bottom w:type="dxa" w:w="60"/>
+              <w:right w:type="dxa" w:w="100"/>
+            </w:tcMar>
+          </w:tcPr>
+          <w:p>
+            <w:r>
+              <w:rPr>
+                <w:rFonts w:ascii="Calibri" w:cs="Calibri" w:eastAsia="Calibri" w:hAnsi="Calibri"/>
+                <w:sz w:val="20"/>
+                <w:szCs w:val="20"/>
+              </w:rPr>
+              <w:t xml:space="preserve">⚠️ Financiero, Baterías y CO₂ ya usan energía … ¿Reemplazarla por…?</w:t>
+            </w:r>
+          </w:p>
+        </w:tc>
+        <w:tc>
+          <w:tcPr>
+            <w:tcW w:type="dxa" w:w="3581"/>
+            <w:tcBorders>
+              <w:top w:val="single" w:color="BFC5CC" w:sz="4"/>
+              <w:left w:val="single" w:color="BFC5CC" w:sz="4"/>
+              <w:bottom w:val="single" w:color="BFC5CC" w:sz="4"/>
+              <w:right w:val="single" w:color="BFC5CC" w:sz="4"/>
+            </w:tcBorders>
+            <w:tcMar>
+              <w:top w:type="dxa" w:w="60"/>
+              <w:left w:type="dxa" w:w="100"/>
+              <w:bottom w:type="dxa" w:w="60"/>
+              <w:right w:type="dxa" w:w="100"/>
+            </w:tcMar>
+          </w:tcPr>
+          <w:p>
+            <w:r>
+              <w:rPr>
+                <w:rFonts w:ascii="Calibri" w:cs="Calibri" w:eastAsia="Calibri" w:hAnsi="Calibri"/>
+                <w:sz w:val="20"/>
+                <w:szCs w:val="20"/>
+              </w:rPr>
+              <w:t xml:space="preserve">Hay energía publicada de otro origen</w:t>
+            </w:r>
+          </w:p>
+        </w:tc>
+        <w:tc>
+          <w:tcPr>
+            <w:tcW w:type="dxa" w:w="2960"/>
+            <w:tcBorders>
+              <w:top w:val="single" w:color="BFC5CC" w:sz="4"/>
+              <w:left w:val="single" w:color="BFC5CC" w:sz="4"/>
+              <w:bottom w:val="single" w:color="BFC5CC" w:sz="4"/>
+              <w:right w:val="single" w:color="BFC5CC" w:sz="4"/>
+            </w:tcBorders>
+            <w:tcMar>
+              <w:top w:type="dxa" w:w="60"/>
+              <w:left w:type="dxa" w:w="100"/>
+              <w:bottom w:type="dxa" w:w="60"/>
+              <w:right w:type="dxa" w:w="100"/>
+            </w:tcMar>
+          </w:tcPr>
+          <w:p>
+            <w:r>
+              <w:rPr>
+                <w:rFonts w:ascii="Calibri" w:cs="Calibri" w:eastAsia="Calibri" w:hAnsi="Calibri"/>
+                <w:sz w:val="20"/>
+                <w:szCs w:val="20"/>
+              </w:rPr>
+              <w:t xml:space="preserve">✅ Sí, reemplazar o ✖ Cancelar</w:t>
+            </w:r>
+          </w:p>
+        </w:tc>
+      </w:tr>
+      <w:tr>
+        <w:trPr>
+          <w:tblHeader w:val="false"/>
+        </w:trPr>
+        <w:tc>
+          <w:tcPr>
+            <w:tcW w:type="dxa" w:w="2485"/>
+            <w:tcBorders>
+              <w:top w:val="single" w:color="BFC5CC" w:sz="4"/>
+              <w:left w:val="single" w:color="BFC5CC" w:sz="4"/>
+              <w:bottom w:val="single" w:color="BFC5CC" w:sz="4"/>
+              <w:right w:val="single" w:color="BFC5CC" w:sz="4"/>
+            </w:tcBorders>
+            <w:tcMar>
+              <w:top w:type="dxa" w:w="60"/>
+              <w:left w:type="dxa" w:w="100"/>
+              <w:bottom w:type="dxa" w:w="60"/>
+              <w:right w:type="dxa" w:w="100"/>
+            </w:tcMar>
+          </w:tcPr>
+          <w:p>
+            <w:r>
+              <w:rPr>
+                <w:rFonts w:ascii="Calibri" w:cs="Calibri" w:eastAsia="Calibri" w:hAnsi="Calibri"/>
+                <w:sz w:val="20"/>
+                <w:szCs w:val="20"/>
+              </w:rPr>
+              <w:t xml:space="preserve">❌ Bypass no publicado; falló en: …</w:t>
+            </w:r>
+          </w:p>
+        </w:tc>
+        <w:tc>
+          <w:tcPr>
+            <w:tcW w:type="dxa" w:w="3581"/>
+            <w:tcBorders>
+              <w:top w:val="single" w:color="BFC5CC" w:sz="4"/>
+              <w:left w:val="single" w:color="BFC5CC" w:sz="4"/>
+              <w:bottom w:val="single" w:color="BFC5CC" w:sz="4"/>
+              <w:right w:val="single" w:color="BFC5CC" w:sz="4"/>
+            </w:tcBorders>
+            <w:tcMar>
+              <w:top w:type="dxa" w:w="60"/>
+              <w:left w:type="dxa" w:w="100"/>
+              <w:bottom w:type="dxa" w:w="60"/>
+              <w:right w:type="dxa" w:w="100"/>
+            </w:tcMar>
+          </w:tcPr>
+          <w:p>
+            <w:r>
+              <w:rPr>
+                <w:rFonts w:ascii="Calibri" w:cs="Calibri" w:eastAsia="Calibri" w:hAnsi="Calibri"/>
+                <w:sz w:val="20"/>
+                <w:szCs w:val="20"/>
+              </w:rPr>
+              <w:t xml:space="preserve">Una superficie no pudo simular el bypass</w:t>
+            </w:r>
+          </w:p>
+        </w:tc>
+        <w:tc>
+          <w:tcPr>
+            <w:tcW w:type="dxa" w:w="2960"/>
+            <w:tcBorders>
+              <w:top w:val="single" w:color="BFC5CC" w:sz="4"/>
+              <w:left w:val="single" w:color="BFC5CC" w:sz="4"/>
+              <w:bottom w:val="single" w:color="BFC5CC" w:sz="4"/>
+              <w:right w:val="single" w:color="BFC5CC" w:sz="4"/>
+            </w:tcBorders>
+            <w:tcMar>
+              <w:top w:type="dxa" w:w="60"/>
+              <w:left w:type="dxa" w:w="100"/>
+              <w:bottom w:type="dxa" w:w="60"/>
+              <w:right w:type="dxa" w:w="100"/>
+            </w:tcMar>
+          </w:tcPr>
+          <w:p>
+            <w:r>
+              <w:rPr>
+                <w:rFonts w:ascii="Calibri" w:cs="Calibri" w:eastAsia="Calibri" w:hAnsi="Calibri"/>
+                <w:sz w:val="20"/>
+                <w:szCs w:val="20"/>
+              </w:rPr>
+              <w:t xml:space="preserve">Corrige la causa y vuelve a calcular</w:t>
             </w:r>
           </w:p>
         </w:tc>

--- a/entregables/MANUAL_VISTA_3D_BIPV.docx
+++ b/entregables/MANUAL_VISTA_3D_BIPV.docx
@@ -21,7 +21,7 @@
         <w:rPr>
           <w:rFonts w:ascii="Calibri" w:cs="Calibri" w:eastAsia="Calibri" w:hAnsi="Calibri"/>
         </w:rPr>
-        <w:t xml:space="preserve">Versión: 24-sep-2026 (rev. 2) · Código de referencia: rama </w:t>
+        <w:t xml:space="preserve">Versión: 24-sep-2026 (rev. 3) · Código de referencia: rama </w:t>
       </w:r>
       <w:r>
         <w:rPr>
@@ -36,7 +36,7 @@
         <w:rPr>
           <w:rFonts w:ascii="Calibri" w:cs="Calibri" w:eastAsia="Calibri" w:hAnsi="Calibri"/>
         </w:rPr>
-        <w:t xml:space="preserve"> (incluye la corrección de sombra con el sol detrás del módulo, algoritmo v2, la corrección del mapa de calor POA, la vigencia de la POA por superficie y la publicación única de la energía multi-superficie).</w:t>
+        <w:t xml:space="preserve"> (incluye la corrección de sombra con el sol detrás del módulo, algoritmo v2, la corrección del mapa de calor POA, la vigencia de la POA por superficie, la publicación única de la energía multi-superficie, la validación de puntos 3D, el estado de sombra por superficie y el panel del proyecto en bypass y MPPT).</w:t>
       </w:r>
     </w:p>
     <w:p>
@@ -1790,22 +1790,21 @@
         <w:rPr>
           <w:rFonts w:ascii="Calibri" w:cs="Calibri" w:eastAsia="Calibri" w:hAnsi="Calibri"/>
         </w:rPr>
-        <w:t xml:space="preserve"> en su recuadro, uno por línea, con el formato </w:t>
-      </w:r>
+        <w:t xml:space="preserve"> en su recuadro, uno por línea, en metros. Dos formatos válidos:</w:t>
+      </w:r>
+    </w:p>
+    <w:p>
+      <w:pPr>
+        <w:shd w:fill="F1F3F5" w:color="auto" w:val="clear"/>
+        <w:ind w:left="900"/>
+      </w:pPr>
       <w:r>
         <w:rPr>
           <w:rFonts w:ascii="Consolas" w:cs="Consolas" w:eastAsia="Consolas" w:hAnsi="Consolas"/>
           <w:sz w:val="20"/>
           <w:szCs w:val="20"/>
-          <w:shd w:fill="F1F3F5" w:color="auto" w:val="clear"/>
-        </w:rPr>
-        <w:t xml:space="preserve">x,y,z</w:t>
-      </w:r>
-      <w:r>
-        <w:rPr>
-          <w:rFonts w:ascii="Calibri" w:cs="Calibri" w:eastAsia="Calibri" w:hAnsi="Calibri"/>
-        </w:rPr>
-        <w:t xml:space="preserve"> en metros:</w:t>
+        </w:rPr>
+        <w:t xml:space="preserve">8.5,0,2      ← coma entre valores, punto decimal</w:t>
       </w:r>
     </w:p>
     <w:p>
@@ -1819,35 +1818,18 @@
           <w:sz w:val="20"/>
           <w:szCs w:val="20"/>
         </w:rPr>
-        <w:t xml:space="preserve">8,0,2</w:t>
-      </w:r>
-    </w:p>
-    <w:p>
-      <w:pPr>
-        <w:shd w:fill="F1F3F5" w:color="auto" w:val="clear"/>
-        <w:ind w:left="900"/>
-      </w:pPr>
-      <w:r>
-        <w:rPr>
-          <w:rFonts w:ascii="Consolas" w:cs="Consolas" w:eastAsia="Consolas" w:hAnsi="Consolas"/>
-          <w:sz w:val="20"/>
-          <w:szCs w:val="20"/>
-        </w:rPr>
-        <w:t xml:space="preserve">8,0,3.5</w:t>
-      </w:r>
-    </w:p>
-    <w:p>
-      <w:pPr>
-        <w:shd w:fill="F1F3F5" w:color="auto" w:val="clear"/>
-        <w:ind w:left="900"/>
-      </w:pPr>
-      <w:r>
-        <w:rPr>
-          <w:rFonts w:ascii="Consolas" w:cs="Consolas" w:eastAsia="Consolas" w:hAnsi="Consolas"/>
-          <w:sz w:val="20"/>
-          <w:szCs w:val="20"/>
-        </w:rPr>
-        <w:t xml:space="preserve">8,0,5</w:t>
+        <w:t xml:space="preserve">8,5;0;2      ← punto y coma entre valores, coma decimal</w:t>
+      </w:r>
+    </w:p>
+    <w:p>
+      <w:pPr>
+        <w:spacing w:after="120"/>
+      </w:pPr>
+      <w:r>
+        <w:rPr>
+          <w:rFonts w:ascii="Calibri" w:cs="Calibri" w:eastAsia="Calibri" w:hAnsi="Calibri"/>
+        </w:rPr>
+        <w:t xml:space="preserve">Los puntos quedan ligados a la superficie aunque la renombres.</w:t>
       </w:r>
     </w:p>
     <w:p>
@@ -2001,65 +1983,7 @@
         <w:rPr>
           <w:rFonts w:ascii="Calibri" w:cs="Calibri" w:eastAsia="Calibri" w:hAnsi="Calibri"/>
         </w:rPr>
-        <w:t xml:space="preserve">⚠️ Una línea mal escrita (por ejemplo, con 2 números o con letras) </w:t>
-      </w:r>
-      <w:r>
-        <w:rPr>
-          <w:rFonts w:ascii="Calibri" w:cs="Calibri" w:eastAsia="Calibri" w:hAnsi="Calibri"/>
-          <w:b/>
-          <w:bCs/>
-        </w:rPr>
-        <w:t xml:space="preserve">se descarta en silencio</w:t>
-      </w:r>
-      <w:r>
-        <w:rPr>
-          <w:rFonts w:ascii="Calibri" w:cs="Calibri" w:eastAsia="Calibri" w:hAnsi="Calibri"/>
-        </w:rPr>
-        <w:t xml:space="preserve">. Revisa que el número de líneas coincida con el de puntos que querías.</w:t>
-      </w:r>
-    </w:p>
-    <w:p>
-      <w:pPr>
-        <w:pStyle w:val="ListParagraph"/>
-        <w:numPr>
-          <w:ilvl w:val="0"/>
-          <w:numId w:val="4"/>
-        </w:numPr>
-      </w:pPr>
-      <w:r>
-        <w:rPr>
-          <w:rFonts w:ascii="Calibri" w:cs="Calibri" w:eastAsia="Calibri" w:hAnsi="Calibri"/>
-        </w:rPr>
-        <w:t xml:space="preserve">Presiona </w:t>
-      </w:r>
-      <w:r>
-        <w:rPr>
-          <w:rFonts w:ascii="Calibri" w:cs="Calibri" w:eastAsia="Calibri" w:hAnsi="Calibri"/>
-          <w:b/>
-          <w:bCs/>
-        </w:rPr>
-        <w:t xml:space="preserve">🌳 Calcular sombra de todas las superficies</w:t>
-      </w:r>
-      <w:r>
-        <w:rPr>
-          <w:rFonts w:ascii="Calibri" w:cs="Calibri" w:eastAsia="Calibri" w:hAnsi="Calibri"/>
-        </w:rPr>
-        <w:t xml:space="preserve">. El botón solo se habilita con malla, TMY y al menos un punto en cada superficie activa.</w:t>
-      </w:r>
-    </w:p>
-    <w:p>
-      <w:pPr>
-        <w:pStyle w:val="ListParagraph"/>
-        <w:numPr>
-          <w:ilvl w:val="0"/>
-          <w:numId w:val="4"/>
-        </w:numPr>
-      </w:pPr>
-      <w:r>
-        <w:rPr>
-          <w:rFonts w:ascii="Calibri" w:cs="Calibri" w:eastAsia="Calibri" w:hAnsi="Calibri"/>
-        </w:rPr>
-        <w:t xml:space="preserve">Resultado: cada superficie válida queda con un factor de sombra horario (</w:t>
+        <w:t xml:space="preserve">Una línea mal escrita (por ejemplo </w:t>
       </w:r>
       <w:r>
         <w:rPr>
@@ -2068,27 +1992,158 @@
           <w:szCs w:val="20"/>
           <w:shd w:fill="F1F3F5" w:color="auto" w:val="clear"/>
         </w:rPr>
-        <w:t xml:space="preserve">p_shade</w:t>
-      </w:r>
-      <w:r>
-        <w:rPr>
-          <w:rFonts w:ascii="Calibri" w:cs="Calibri" w:eastAsia="Calibri" w:hAnsi="Calibri"/>
-        </w:rPr>
-        <w:t xml:space="preserve">, 8.760 valores) y su </w:t>
-      </w:r>
-      <w:r>
-        <w:rPr>
-          <w:rFonts w:ascii="Calibri" w:cs="Calibri" w:eastAsia="Calibri" w:hAnsi="Calibri"/>
-          <w:b/>
-          <w:bCs/>
-        </w:rPr>
-        <w:t xml:space="preserve">firma de sombra</w:t>
-      </w:r>
-      <w:r>
-        <w:rPr>
-          <w:rFonts w:ascii="Calibri" w:cs="Calibri" w:eastAsia="Calibri" w:hAnsi="Calibri"/>
-        </w:rPr>
-        <w:t xml:space="preserve">. Internamente cada superficie recibe un estado:</w:t>
+        <w:t xml:space="preserve">8,5,0,2</w:t>
+      </w:r>
+      <w:r>
+        <w:rPr>
+          <w:rFonts w:ascii="Calibri" w:cs="Calibri" w:eastAsia="Calibri" w:hAnsi="Calibri"/>
+        </w:rPr>
+        <w:t xml:space="preserve">, </w:t>
+      </w:r>
+      <w:r>
+        <w:rPr>
+          <w:rFonts w:ascii="Consolas" w:cs="Consolas" w:eastAsia="Consolas" w:hAnsi="Consolas"/>
+          <w:sz w:val="20"/>
+          <w:szCs w:val="20"/>
+          <w:shd w:fill="F1F3F5" w:color="auto" w:val="clear"/>
+        </w:rPr>
+        <w:t xml:space="preserve">8,0</w:t>
+      </w:r>
+      <w:r>
+        <w:rPr>
+          <w:rFonts w:ascii="Calibri" w:cs="Calibri" w:eastAsia="Calibri" w:hAnsi="Calibri"/>
+        </w:rPr>
+        <w:t xml:space="preserve"> o </w:t>
+      </w:r>
+      <w:r>
+        <w:rPr>
+          <w:rFonts w:ascii="Consolas" w:cs="Consolas" w:eastAsia="Consolas" w:hAnsi="Consolas"/>
+          <w:sz w:val="20"/>
+          <w:szCs w:val="20"/>
+          <w:shd w:fill="F1F3F5" w:color="auto" w:val="clear"/>
+        </w:rPr>
+        <w:t xml:space="preserve">8,a,2</w:t>
+      </w:r>
+      <w:r>
+        <w:rPr>
+          <w:rFonts w:ascii="Calibri" w:cs="Calibri" w:eastAsia="Calibri" w:hAnsi="Calibri"/>
+        </w:rPr>
+        <w:t xml:space="preserve">) aparece en </w:t>
+      </w:r>
+      <w:r>
+        <w:rPr>
+          <w:rFonts w:ascii="Calibri" w:cs="Calibri" w:eastAsia="Calibri" w:hAnsi="Calibri"/>
+          <w:b/>
+          <w:bCs/>
+        </w:rPr>
+        <w:t xml:space="preserve">rojo</w:t>
+      </w:r>
+      <w:r>
+        <w:rPr>
+          <w:rFonts w:ascii="Calibri" w:cs="Calibri" w:eastAsia="Calibri" w:hAnsi="Calibri"/>
+        </w:rPr>
+        <w:t xml:space="preserve"> con su número de línea y el motivo, y </w:t>
+      </w:r>
+      <w:r>
+        <w:rPr>
+          <w:rFonts w:ascii="Calibri" w:cs="Calibri" w:eastAsia="Calibri" w:hAnsi="Calibri"/>
+          <w:b/>
+          <w:bCs/>
+        </w:rPr>
+        <w:t xml:space="preserve">bloquea el cálculo</w:t>
+      </w:r>
+      <w:r>
+        <w:rPr>
+          <w:rFonts w:ascii="Calibri" w:cs="Calibri" w:eastAsia="Calibri" w:hAnsi="Calibri"/>
+        </w:rPr>
+        <w:t xml:space="preserve"> hasta que la corrijas. Nunca se descarta en silencio.</w:t>
+      </w:r>
+    </w:p>
+    <w:p>
+      <w:pPr>
+        <w:pStyle w:val="ListParagraph"/>
+        <w:numPr>
+          <w:ilvl w:val="1"/>
+          <w:numId w:val="3"/>
+        </w:numPr>
+      </w:pPr>
+      <w:r>
+        <w:rPr>
+          <w:rFonts w:ascii="Calibri" w:cs="Calibri" w:eastAsia="Calibri" w:hAnsi="Calibri"/>
+        </w:rPr>
+        <w:t xml:space="preserve">Con la escena cargada, la página avisa </w:t>
+      </w:r>
+      <w:r>
+        <w:rPr>
+          <w:rFonts w:ascii="Calibri" w:cs="Calibri" w:eastAsia="Calibri" w:hAnsi="Calibri"/>
+          <w:b/>
+          <w:bCs/>
+        </w:rPr>
+        <w:t xml:space="preserve">antes de calcular</w:t>
+      </w:r>
+      <w:r>
+        <w:rPr>
+          <w:rFonts w:ascii="Calibri" w:cs="Calibri" w:eastAsia="Calibri" w:hAnsi="Calibri"/>
+        </w:rPr>
+        <w:t xml:space="preserve"> si un punto está dentro del volumen o a menos de 10 cm de la malla.</w:t>
+      </w:r>
+    </w:p>
+    <w:p>
+      <w:pPr>
+        <w:pStyle w:val="ListParagraph"/>
+        <w:numPr>
+          <w:ilvl w:val="0"/>
+          <w:numId w:val="5"/>
+        </w:numPr>
+      </w:pPr>
+      <w:r>
+        <w:rPr>
+          <w:rFonts w:ascii="Calibri" w:cs="Calibri" w:eastAsia="Calibri" w:hAnsi="Calibri"/>
+        </w:rPr>
+        <w:t xml:space="preserve">Presiona </w:t>
+      </w:r>
+      <w:r>
+        <w:rPr>
+          <w:rFonts w:ascii="Calibri" w:cs="Calibri" w:eastAsia="Calibri" w:hAnsi="Calibri"/>
+          <w:b/>
+          <w:bCs/>
+        </w:rPr>
+        <w:t xml:space="preserve">🌳 Calcular sombra de todas las superficies</w:t>
+      </w:r>
+      <w:r>
+        <w:rPr>
+          <w:rFonts w:ascii="Calibri" w:cs="Calibri" w:eastAsia="Calibri" w:hAnsi="Calibri"/>
+        </w:rPr>
+        <w:t xml:space="preserve">. El botón solo se habilita con malla, TMY, sin líneas con error y al menos un punto en cada superficie activa; si no, un aviso dice qué falta.</w:t>
+      </w:r>
+    </w:p>
+    <w:p>
+      <w:pPr>
+        <w:pStyle w:val="ListParagraph"/>
+        <w:numPr>
+          <w:ilvl w:val="0"/>
+          <w:numId w:val="5"/>
+        </w:numPr>
+      </w:pPr>
+      <w:r>
+        <w:rPr>
+          <w:rFonts w:ascii="Calibri" w:cs="Calibri" w:eastAsia="Calibri" w:hAnsi="Calibri"/>
+        </w:rPr>
+        <w:t xml:space="preserve">Revisa la tabla </w:t>
+      </w:r>
+      <w:r>
+        <w:rPr>
+          <w:rFonts w:ascii="Calibri" w:cs="Calibri" w:eastAsia="Calibri" w:hAnsi="Calibri"/>
+          <w:b/>
+          <w:bCs/>
+        </w:rPr>
+        <w:t xml:space="preserve">Estado de la sombra por superficie</w:t>
+      </w:r>
+      <w:r>
+        <w:rPr>
+          <w:rFonts w:ascii="Calibri" w:cs="Calibri" w:eastAsia="Calibri" w:hAnsi="Calibri"/>
+        </w:rPr>
+        <w:t xml:space="preserve"> (siempre visible). Usa las mismas reglas que el modo físico: una superficie 🟢 no fallará por sombra en el modo físico.</w:t>
       </w:r>
     </w:p>
     <w:tbl>
@@ -2104,9 +2159,9 @@
         </w:tblBorders>
       </w:tblPr>
       <w:tblGrid>
-        <w:gridCol w:w="2179"/>
-        <w:gridCol w:w="4461"/>
-        <w:gridCol w:w="2386"/>
+        <w:gridCol w:w="2257"/>
+        <w:gridCol w:w="5669"/>
+        <w:gridCol w:w="1100"/>
       </w:tblGrid>
       <w:tr>
         <w:trPr>
@@ -2114,7 +2169,7 @@
         </w:trPr>
         <w:tc>
           <w:tcPr>
-            <w:tcW w:type="dxa" w:w="2179"/>
+            <w:tcW w:type="dxa" w:w="2257"/>
             <w:tcBorders>
               <w:top w:val="single" w:color="BFC5CC" w:sz="4"/>
               <w:left w:val="single" w:color="BFC5CC" w:sz="4"/>
@@ -2139,13 +2194,13 @@
                 <w:sz w:val="20"/>
                 <w:szCs w:val="20"/>
               </w:rPr>
-              <w:t xml:space="preserve">Estado interno</w:t>
-            </w:r>
-          </w:p>
-        </w:tc>
-        <w:tc>
-          <w:tcPr>
-            <w:tcW w:type="dxa" w:w="4461"/>
+              <w:t xml:space="preserve">Estado</w:t>
+            </w:r>
+          </w:p>
+        </w:tc>
+        <w:tc>
+          <w:tcPr>
+            <w:tcW w:type="dxa" w:w="5669"/>
             <w:tcBorders>
               <w:top w:val="single" w:color="BFC5CC" w:sz="4"/>
               <w:left w:val="single" w:color="BFC5CC" w:sz="4"/>
@@ -2176,7 +2231,7 @@
         </w:tc>
         <w:tc>
           <w:tcPr>
-            <w:tcW w:type="dxa" w:w="2386"/>
+            <w:tcW w:type="dxa" w:w="1100"/>
             <w:tcBorders>
               <w:top w:val="single" w:color="BFC5CC" w:sz="4"/>
               <w:left w:val="single" w:color="BFC5CC" w:sz="4"/>
@@ -2201,7 +2256,7 @@
                 <w:sz w:val="20"/>
                 <w:szCs w:val="20"/>
               </w:rPr>
-              <w:t xml:space="preserve">¿Se conserva la sombra?</w:t>
+              <w:t xml:space="preserve">Semáforo</w:t>
             </w:r>
           </w:p>
         </w:tc>
@@ -2212,7 +2267,7 @@
         </w:trPr>
         <w:tc>
           <w:tcPr>
-            <w:tcW w:type="dxa" w:w="2179"/>
+            <w:tcW w:type="dxa" w:w="2257"/>
             <w:tcBorders>
               <w:top w:val="single" w:color="BFC5CC" w:sz="4"/>
               <w:left w:val="single" w:color="BFC5CC" w:sz="4"/>
@@ -2239,7 +2294,7 @@
         </w:tc>
         <w:tc>
           <w:tcPr>
-            <w:tcW w:type="dxa" w:w="4461"/>
+            <w:tcW w:type="dxa" w:w="5669"/>
             <w:tcBorders>
               <w:top w:val="single" w:color="BFC5CC" w:sz="4"/>
               <w:left w:val="single" w:color="BFC5CC" w:sz="4"/>
@@ -2266,28 +2321,28 @@
         </w:tc>
         <w:tc>
           <w:tcPr>
-            <w:tcW w:type="dxa" w:w="2386"/>
-            <w:tcBorders>
-              <w:top w:val="single" w:color="BFC5CC" w:sz="4"/>
-              <w:left w:val="single" w:color="BFC5CC" w:sz="4"/>
-              <w:bottom w:val="single" w:color="BFC5CC" w:sz="4"/>
-              <w:right w:val="single" w:color="BFC5CC" w:sz="4"/>
-            </w:tcBorders>
-            <w:tcMar>
-              <w:top w:type="dxa" w:w="60"/>
-              <w:left w:type="dxa" w:w="100"/>
-              <w:bottom w:type="dxa" w:w="60"/>
-              <w:right w:type="dxa" w:w="100"/>
-            </w:tcMar>
-          </w:tcPr>
-          <w:p>
-            <w:r>
-              <w:rPr>
-                <w:rFonts w:ascii="Calibri" w:cs="Calibri" w:eastAsia="Calibri" w:hAnsi="Calibri"/>
-                <w:sz w:val="20"/>
-                <w:szCs w:val="20"/>
-              </w:rPr>
-              <w:t xml:space="preserve">✅</w:t>
+            <w:tcW w:type="dxa" w:w="1100"/>
+            <w:tcBorders>
+              <w:top w:val="single" w:color="BFC5CC" w:sz="4"/>
+              <w:left w:val="single" w:color="BFC5CC" w:sz="4"/>
+              <w:bottom w:val="single" w:color="BFC5CC" w:sz="4"/>
+              <w:right w:val="single" w:color="BFC5CC" w:sz="4"/>
+            </w:tcBorders>
+            <w:tcMar>
+              <w:top w:type="dxa" w:w="60"/>
+              <w:left w:type="dxa" w:w="100"/>
+              <w:bottom w:type="dxa" w:w="60"/>
+              <w:right w:type="dxa" w:w="100"/>
+            </w:tcMar>
+          </w:tcPr>
+          <w:p>
+            <w:r>
+              <w:rPr>
+                <w:rFonts w:ascii="Calibri" w:cs="Calibri" w:eastAsia="Calibri" w:hAnsi="Calibri"/>
+                <w:sz w:val="20"/>
+                <w:szCs w:val="20"/>
+              </w:rPr>
+              <w:t xml:space="preserve">🟢</w:t>
             </w:r>
           </w:p>
         </w:tc>
@@ -2298,7 +2353,7 @@
         </w:trPr>
         <w:tc>
           <w:tcPr>
-            <w:tcW w:type="dxa" w:w="2179"/>
+            <w:tcW w:type="dxa" w:w="2257"/>
             <w:tcBorders>
               <w:top w:val="single" w:color="BFC5CC" w:sz="4"/>
               <w:left w:val="single" w:color="BFC5CC" w:sz="4"/>
@@ -2325,7 +2380,7 @@
         </w:tc>
         <w:tc>
           <w:tcPr>
-            <w:tcW w:type="dxa" w:w="4461"/>
+            <w:tcW w:type="dxa" w:w="5669"/>
             <w:tcBorders>
               <w:top w:val="single" w:color="BFC5CC" w:sz="4"/>
               <w:left w:val="single" w:color="BFC5CC" w:sz="4"/>
@@ -2352,28 +2407,28 @@
         </w:tc>
         <w:tc>
           <w:tcPr>
-            <w:tcW w:type="dxa" w:w="2386"/>
-            <w:tcBorders>
-              <w:top w:val="single" w:color="BFC5CC" w:sz="4"/>
-              <w:left w:val="single" w:color="BFC5CC" w:sz="4"/>
-              <w:bottom w:val="single" w:color="BFC5CC" w:sz="4"/>
-              <w:right w:val="single" w:color="BFC5CC" w:sz="4"/>
-            </w:tcBorders>
-            <w:tcMar>
-              <w:top w:type="dxa" w:w="60"/>
-              <w:left w:type="dxa" w:w="100"/>
-              <w:bottom w:type="dxa" w:w="60"/>
-              <w:right w:type="dxa" w:w="100"/>
-            </w:tcMar>
-          </w:tcPr>
-          <w:p>
-            <w:r>
-              <w:rPr>
-                <w:rFonts w:ascii="Calibri" w:cs="Calibri" w:eastAsia="Calibri" w:hAnsi="Calibri"/>
-                <w:sz w:val="20"/>
-                <w:szCs w:val="20"/>
-              </w:rPr>
-              <w:t xml:space="preserve">✅</w:t>
+            <w:tcW w:type="dxa" w:w="1100"/>
+            <w:tcBorders>
+              <w:top w:val="single" w:color="BFC5CC" w:sz="4"/>
+              <w:left w:val="single" w:color="BFC5CC" w:sz="4"/>
+              <w:bottom w:val="single" w:color="BFC5CC" w:sz="4"/>
+              <w:right w:val="single" w:color="BFC5CC" w:sz="4"/>
+            </w:tcBorders>
+            <w:tcMar>
+              <w:top w:type="dxa" w:w="60"/>
+              <w:left w:type="dxa" w:w="100"/>
+              <w:bottom w:type="dxa" w:w="60"/>
+              <w:right w:type="dxa" w:w="100"/>
+            </w:tcMar>
+          </w:tcPr>
+          <w:p>
+            <w:r>
+              <w:rPr>
+                <w:rFonts w:ascii="Calibri" w:cs="Calibri" w:eastAsia="Calibri" w:hAnsi="Calibri"/>
+                <w:sz w:val="20"/>
+                <w:szCs w:val="20"/>
+              </w:rPr>
+              <w:t xml:space="preserve">🟢</w:t>
             </w:r>
           </w:p>
         </w:tc>
@@ -2384,7 +2439,7 @@
         </w:trPr>
         <w:tc>
           <w:tcPr>
-            <w:tcW w:type="dxa" w:w="2179"/>
+            <w:tcW w:type="dxa" w:w="2257"/>
             <w:tcBorders>
               <w:top w:val="single" w:color="BFC5CC" w:sz="4"/>
               <w:left w:val="single" w:color="BFC5CC" w:sz="4"/>
@@ -2411,7 +2466,7 @@
         </w:tc>
         <w:tc>
           <w:tcPr>
-            <w:tcW w:type="dxa" w:w="4461"/>
+            <w:tcW w:type="dxa" w:w="5669"/>
             <w:tcBorders>
               <w:top w:val="single" w:color="BFC5CC" w:sz="4"/>
               <w:left w:val="single" w:color="BFC5CC" w:sz="4"/>
@@ -2438,28 +2493,28 @@
         </w:tc>
         <w:tc>
           <w:tcPr>
-            <w:tcW w:type="dxa" w:w="2386"/>
-            <w:tcBorders>
-              <w:top w:val="single" w:color="BFC5CC" w:sz="4"/>
-              <w:left w:val="single" w:color="BFC5CC" w:sz="4"/>
-              <w:bottom w:val="single" w:color="BFC5CC" w:sz="4"/>
-              <w:right w:val="single" w:color="BFC5CC" w:sz="4"/>
-            </w:tcBorders>
-            <w:tcMar>
-              <w:top w:type="dxa" w:w="60"/>
-              <w:left w:type="dxa" w:w="100"/>
-              <w:bottom w:type="dxa" w:w="60"/>
-              <w:right w:type="dxa" w:w="100"/>
-            </w:tcMar>
-          </w:tcPr>
-          <w:p>
-            <w:r>
-              <w:rPr>
-                <w:rFonts w:ascii="Calibri" w:cs="Calibri" w:eastAsia="Calibri" w:hAnsi="Calibri"/>
-                <w:sz w:val="20"/>
-                <w:szCs w:val="20"/>
-              </w:rPr>
-              <w:t xml:space="preserve">❌ se descarta</w:t>
+            <w:tcW w:type="dxa" w:w="1100"/>
+            <w:tcBorders>
+              <w:top w:val="single" w:color="BFC5CC" w:sz="4"/>
+              <w:left w:val="single" w:color="BFC5CC" w:sz="4"/>
+              <w:bottom w:val="single" w:color="BFC5CC" w:sz="4"/>
+              <w:right w:val="single" w:color="BFC5CC" w:sz="4"/>
+            </w:tcBorders>
+            <w:tcMar>
+              <w:top w:type="dxa" w:w="60"/>
+              <w:left w:type="dxa" w:w="100"/>
+              <w:bottom w:type="dxa" w:w="60"/>
+              <w:right w:type="dxa" w:w="100"/>
+            </w:tcMar>
+          </w:tcPr>
+          <w:p>
+            <w:r>
+              <w:rPr>
+                <w:rFonts w:ascii="Calibri" w:cs="Calibri" w:eastAsia="Calibri" w:hAnsi="Calibri"/>
+                <w:sz w:val="20"/>
+                <w:szCs w:val="20"/>
+              </w:rPr>
+              <w:t xml:space="preserve">🔴</w:t>
             </w:r>
           </w:p>
         </w:tc>
@@ -2470,7 +2525,7 @@
         </w:trPr>
         <w:tc>
           <w:tcPr>
-            <w:tcW w:type="dxa" w:w="2179"/>
+            <w:tcW w:type="dxa" w:w="2257"/>
             <w:tcBorders>
               <w:top w:val="single" w:color="BFC5CC" w:sz="4"/>
               <w:left w:val="single" w:color="BFC5CC" w:sz="4"/>
@@ -2497,61 +2552,430 @@
         </w:tc>
         <w:tc>
           <w:tcPr>
-            <w:tcW w:type="dxa" w:w="4461"/>
-            <w:tcBorders>
-              <w:top w:val="single" w:color="BFC5CC" w:sz="4"/>
-              <w:left w:val="single" w:color="BFC5CC" w:sz="4"/>
-              <w:bottom w:val="single" w:color="BFC5CC" w:sz="4"/>
-              <w:right w:val="single" w:color="BFC5CC" w:sz="4"/>
-            </w:tcBorders>
-            <w:tcMar>
-              <w:top w:type="dxa" w:w="60"/>
-              <w:left w:type="dxa" w:w="100"/>
-              <w:bottom w:type="dxa" w:w="60"/>
-              <w:right w:type="dxa" w:w="100"/>
-            </w:tcMar>
-          </w:tcPr>
-          <w:p>
-            <w:r>
-              <w:rPr>
-                <w:rFonts w:ascii="Calibri" w:cs="Calibri" w:eastAsia="Calibri" w:hAnsi="Calibri"/>
-                <w:sz w:val="20"/>
-                <w:szCs w:val="20"/>
-              </w:rPr>
-              <w:t xml:space="preserve">Punto dentro o a menos de 10 cm de la malla</w:t>
-            </w:r>
-          </w:p>
-        </w:tc>
-        <w:tc>
-          <w:tcPr>
-            <w:tcW w:type="dxa" w:w="2386"/>
-            <w:tcBorders>
-              <w:top w:val="single" w:color="BFC5CC" w:sz="4"/>
-              <w:left w:val="single" w:color="BFC5CC" w:sz="4"/>
-              <w:bottom w:val="single" w:color="BFC5CC" w:sz="4"/>
-              <w:right w:val="single" w:color="BFC5CC" w:sz="4"/>
-            </w:tcBorders>
-            <w:tcMar>
-              <w:top w:type="dxa" w:w="60"/>
-              <w:left w:type="dxa" w:w="100"/>
-              <w:bottom w:type="dxa" w:w="60"/>
-              <w:right w:type="dxa" w:w="100"/>
-            </w:tcMar>
-          </w:tcPr>
-          <w:p>
-            <w:r>
-              <w:rPr>
-                <w:rFonts w:ascii="Calibri" w:cs="Calibri" w:eastAsia="Calibri" w:hAnsi="Calibri"/>
-                <w:sz w:val="20"/>
-                <w:szCs w:val="20"/>
-              </w:rPr>
-              <w:t xml:space="preserve">❌ se descarta</w:t>
+            <w:tcW w:type="dxa" w:w="5669"/>
+            <w:tcBorders>
+              <w:top w:val="single" w:color="BFC5CC" w:sz="4"/>
+              <w:left w:val="single" w:color="BFC5CC" w:sz="4"/>
+              <w:bottom w:val="single" w:color="BFC5CC" w:sz="4"/>
+              <w:right w:val="single" w:color="BFC5CC" w:sz="4"/>
+            </w:tcBorders>
+            <w:tcMar>
+              <w:top w:type="dxa" w:w="60"/>
+              <w:left w:type="dxa" w:w="100"/>
+              <w:bottom w:type="dxa" w:w="60"/>
+              <w:right w:type="dxa" w:w="100"/>
+            </w:tcMar>
+          </w:tcPr>
+          <w:p>
+            <w:r>
+              <w:rPr>
+                <w:rFonts w:ascii="Calibri" w:cs="Calibri" w:eastAsia="Calibri" w:hAnsi="Calibri"/>
+                <w:sz w:val="20"/>
+                <w:szCs w:val="20"/>
+              </w:rPr>
+              <w:t xml:space="preserve">Punto dentro o a menos de 10 cm de la malla (dice cuál)</w:t>
+            </w:r>
+          </w:p>
+        </w:tc>
+        <w:tc>
+          <w:tcPr>
+            <w:tcW w:type="dxa" w:w="1100"/>
+            <w:tcBorders>
+              <w:top w:val="single" w:color="BFC5CC" w:sz="4"/>
+              <w:left w:val="single" w:color="BFC5CC" w:sz="4"/>
+              <w:bottom w:val="single" w:color="BFC5CC" w:sz="4"/>
+              <w:right w:val="single" w:color="BFC5CC" w:sz="4"/>
+            </w:tcBorders>
+            <w:tcMar>
+              <w:top w:type="dxa" w:w="60"/>
+              <w:left w:type="dxa" w:w="100"/>
+              <w:bottom w:type="dxa" w:w="60"/>
+              <w:right w:type="dxa" w:w="100"/>
+            </w:tcMar>
+          </w:tcPr>
+          <w:p>
+            <w:r>
+              <w:rPr>
+                <w:rFonts w:ascii="Calibri" w:cs="Calibri" w:eastAsia="Calibri" w:hAnsi="Calibri"/>
+                <w:sz w:val="20"/>
+                <w:szCs w:val="20"/>
+              </w:rPr>
+              <w:t xml:space="preserve">🔴</w:t>
+            </w:r>
+          </w:p>
+        </w:tc>
+      </w:tr>
+      <w:tr>
+        <w:trPr>
+          <w:tblHeader w:val="false"/>
+        </w:trPr>
+        <w:tc>
+          <w:tcPr>
+            <w:tcW w:type="dxa" w:w="2257"/>
+            <w:tcBorders>
+              <w:top w:val="single" w:color="BFC5CC" w:sz="4"/>
+              <w:left w:val="single" w:color="BFC5CC" w:sz="4"/>
+              <w:bottom w:val="single" w:color="BFC5CC" w:sz="4"/>
+              <w:right w:val="single" w:color="BFC5CC" w:sz="4"/>
+            </w:tcBorders>
+            <w:tcMar>
+              <w:top w:type="dxa" w:w="60"/>
+              <w:left w:type="dxa" w:w="100"/>
+              <w:bottom w:type="dxa" w:w="60"/>
+              <w:right w:type="dxa" w:w="100"/>
+            </w:tcMar>
+          </w:tcPr>
+          <w:p>
+            <w:r>
+              <w:rPr>
+                <w:rFonts w:ascii="Calibri" w:cs="Calibri" w:eastAsia="Calibri" w:hAnsi="Calibri"/>
+                <w:sz w:val="20"/>
+                <w:szCs w:val="20"/>
+              </w:rPr>
+              <w:t xml:space="preserve">invalidada_tmy</w:t>
+            </w:r>
+          </w:p>
+        </w:tc>
+        <w:tc>
+          <w:tcPr>
+            <w:tcW w:type="dxa" w:w="5669"/>
+            <w:tcBorders>
+              <w:top w:val="single" w:color="BFC5CC" w:sz="4"/>
+              <w:left w:val="single" w:color="BFC5CC" w:sz="4"/>
+              <w:bottom w:val="single" w:color="BFC5CC" w:sz="4"/>
+              <w:right w:val="single" w:color="BFC5CC" w:sz="4"/>
+            </w:tcBorders>
+            <w:tcMar>
+              <w:top w:type="dxa" w:w="60"/>
+              <w:left w:type="dxa" w:w="100"/>
+              <w:bottom w:type="dxa" w:w="60"/>
+              <w:right w:type="dxa" w:w="100"/>
+            </w:tcMar>
+          </w:tcPr>
+          <w:p>
+            <w:r>
+              <w:rPr>
+                <w:rFonts w:ascii="Calibri" w:cs="Calibri" w:eastAsia="Calibri" w:hAnsi="Calibri"/>
+                <w:sz w:val="20"/>
+                <w:szCs w:val="20"/>
+              </w:rPr>
+              <w:t xml:space="preserve">Calculada con otro TMY o ubicación</w:t>
+            </w:r>
+          </w:p>
+        </w:tc>
+        <w:tc>
+          <w:tcPr>
+            <w:tcW w:type="dxa" w:w="1100"/>
+            <w:tcBorders>
+              <w:top w:val="single" w:color="BFC5CC" w:sz="4"/>
+              <w:left w:val="single" w:color="BFC5CC" w:sz="4"/>
+              <w:bottom w:val="single" w:color="BFC5CC" w:sz="4"/>
+              <w:right w:val="single" w:color="BFC5CC" w:sz="4"/>
+            </w:tcBorders>
+            <w:tcMar>
+              <w:top w:type="dxa" w:w="60"/>
+              <w:left w:type="dxa" w:w="100"/>
+              <w:bottom w:type="dxa" w:w="60"/>
+              <w:right w:type="dxa" w:w="100"/>
+            </w:tcMar>
+          </w:tcPr>
+          <w:p>
+            <w:r>
+              <w:rPr>
+                <w:rFonts w:ascii="Calibri" w:cs="Calibri" w:eastAsia="Calibri" w:hAnsi="Calibri"/>
+                <w:sz w:val="20"/>
+                <w:szCs w:val="20"/>
+              </w:rPr>
+              <w:t xml:space="preserve">🔴</w:t>
+            </w:r>
+          </w:p>
+        </w:tc>
+      </w:tr>
+      <w:tr>
+        <w:trPr>
+          <w:tblHeader w:val="false"/>
+        </w:trPr>
+        <w:tc>
+          <w:tcPr>
+            <w:tcW w:type="dxa" w:w="2257"/>
+            <w:tcBorders>
+              <w:top w:val="single" w:color="BFC5CC" w:sz="4"/>
+              <w:left w:val="single" w:color="BFC5CC" w:sz="4"/>
+              <w:bottom w:val="single" w:color="BFC5CC" w:sz="4"/>
+              <w:right w:val="single" w:color="BFC5CC" w:sz="4"/>
+            </w:tcBorders>
+            <w:tcMar>
+              <w:top w:type="dxa" w:w="60"/>
+              <w:left w:type="dxa" w:w="100"/>
+              <w:bottom w:type="dxa" w:w="60"/>
+              <w:right w:type="dxa" w:w="100"/>
+            </w:tcMar>
+          </w:tcPr>
+          <w:p>
+            <w:r>
+              <w:rPr>
+                <w:rFonts w:ascii="Calibri" w:cs="Calibri" w:eastAsia="Calibri" w:hAnsi="Calibri"/>
+                <w:sz w:val="20"/>
+                <w:szCs w:val="20"/>
+              </w:rPr>
+              <w:t xml:space="preserve">invalidada_version</w:t>
+            </w:r>
+          </w:p>
+        </w:tc>
+        <w:tc>
+          <w:tcPr>
+            <w:tcW w:type="dxa" w:w="5669"/>
+            <w:tcBorders>
+              <w:top w:val="single" w:color="BFC5CC" w:sz="4"/>
+              <w:left w:val="single" w:color="BFC5CC" w:sz="4"/>
+              <w:bottom w:val="single" w:color="BFC5CC" w:sz="4"/>
+              <w:right w:val="single" w:color="BFC5CC" w:sz="4"/>
+            </w:tcBorders>
+            <w:tcMar>
+              <w:top w:type="dxa" w:w="60"/>
+              <w:left w:type="dxa" w:w="100"/>
+              <w:bottom w:type="dxa" w:w="60"/>
+              <w:right w:type="dxa" w:w="100"/>
+            </w:tcMar>
+          </w:tcPr>
+          <w:p>
+            <w:r>
+              <w:rPr>
+                <w:rFonts w:ascii="Calibri" w:cs="Calibri" w:eastAsia="Calibri" w:hAnsi="Calibri"/>
+                <w:sz w:val="20"/>
+                <w:szCs w:val="20"/>
+              </w:rPr>
+              <w:t xml:space="preserve">Calculada con el algoritmo anterior (v1)</w:t>
+            </w:r>
+          </w:p>
+        </w:tc>
+        <w:tc>
+          <w:tcPr>
+            <w:tcW w:type="dxa" w:w="1100"/>
+            <w:tcBorders>
+              <w:top w:val="single" w:color="BFC5CC" w:sz="4"/>
+              <w:left w:val="single" w:color="BFC5CC" w:sz="4"/>
+              <w:bottom w:val="single" w:color="BFC5CC" w:sz="4"/>
+              <w:right w:val="single" w:color="BFC5CC" w:sz="4"/>
+            </w:tcBorders>
+            <w:tcMar>
+              <w:top w:type="dxa" w:w="60"/>
+              <w:left w:type="dxa" w:w="100"/>
+              <w:bottom w:type="dxa" w:w="60"/>
+              <w:right w:type="dxa" w:w="100"/>
+            </w:tcMar>
+          </w:tcPr>
+          <w:p>
+            <w:r>
+              <w:rPr>
+                <w:rFonts w:ascii="Calibri" w:cs="Calibri" w:eastAsia="Calibri" w:hAnsi="Calibri"/>
+                <w:sz w:val="20"/>
+                <w:szCs w:val="20"/>
+              </w:rPr>
+              <w:t xml:space="preserve">🔴</w:t>
+            </w:r>
+          </w:p>
+        </w:tc>
+      </w:tr>
+      <w:tr>
+        <w:trPr>
+          <w:tblHeader w:val="false"/>
+        </w:trPr>
+        <w:tc>
+          <w:tcPr>
+            <w:tcW w:type="dxa" w:w="2257"/>
+            <w:tcBorders>
+              <w:top w:val="single" w:color="BFC5CC" w:sz="4"/>
+              <w:left w:val="single" w:color="BFC5CC" w:sz="4"/>
+              <w:bottom w:val="single" w:color="BFC5CC" w:sz="4"/>
+              <w:right w:val="single" w:color="BFC5CC" w:sz="4"/>
+            </w:tcBorders>
+            <w:tcMar>
+              <w:top w:type="dxa" w:w="60"/>
+              <w:left w:type="dxa" w:w="100"/>
+              <w:bottom w:type="dxa" w:w="60"/>
+              <w:right w:type="dxa" w:w="100"/>
+            </w:tcMar>
+          </w:tcPr>
+          <w:p>
+            <w:r>
+              <w:rPr>
+                <w:rFonts w:ascii="Calibri" w:cs="Calibri" w:eastAsia="Calibri" w:hAnsi="Calibri"/>
+                <w:sz w:val="20"/>
+                <w:szCs w:val="20"/>
+              </w:rPr>
+              <w:t xml:space="preserve">invalidada_geometria</w:t>
+            </w:r>
+          </w:p>
+        </w:tc>
+        <w:tc>
+          <w:tcPr>
+            <w:tcW w:type="dxa" w:w="5669"/>
+            <w:tcBorders>
+              <w:top w:val="single" w:color="BFC5CC" w:sz="4"/>
+              <w:left w:val="single" w:color="BFC5CC" w:sz="4"/>
+              <w:bottom w:val="single" w:color="BFC5CC" w:sz="4"/>
+              <w:right w:val="single" w:color="BFC5CC" w:sz="4"/>
+            </w:tcBorders>
+            <w:tcMar>
+              <w:top w:type="dxa" w:w="60"/>
+              <w:left w:type="dxa" w:w="100"/>
+              <w:bottom w:type="dxa" w:w="60"/>
+              <w:right w:type="dxa" w:w="100"/>
+            </w:tcMar>
+          </w:tcPr>
+          <w:p>
+            <w:r>
+              <w:rPr>
+                <w:rFonts w:ascii="Calibri" w:cs="Calibri" w:eastAsia="Calibri" w:hAnsi="Calibri"/>
+                <w:sz w:val="20"/>
+                <w:szCs w:val="20"/>
+              </w:rPr>
+              <w:t xml:space="preserve">Cambiaste tilt, azimuth o área (dice cuál)</w:t>
+            </w:r>
+          </w:p>
+        </w:tc>
+        <w:tc>
+          <w:tcPr>
+            <w:tcW w:type="dxa" w:w="1100"/>
+            <w:tcBorders>
+              <w:top w:val="single" w:color="BFC5CC" w:sz="4"/>
+              <w:left w:val="single" w:color="BFC5CC" w:sz="4"/>
+              <w:bottom w:val="single" w:color="BFC5CC" w:sz="4"/>
+              <w:right w:val="single" w:color="BFC5CC" w:sz="4"/>
+            </w:tcBorders>
+            <w:tcMar>
+              <w:top w:type="dxa" w:w="60"/>
+              <w:left w:type="dxa" w:w="100"/>
+              <w:bottom w:type="dxa" w:w="60"/>
+              <w:right w:type="dxa" w:w="100"/>
+            </w:tcMar>
+          </w:tcPr>
+          <w:p>
+            <w:r>
+              <w:rPr>
+                <w:rFonts w:ascii="Calibri" w:cs="Calibri" w:eastAsia="Calibri" w:hAnsi="Calibri"/>
+                <w:sz w:val="20"/>
+                <w:szCs w:val="20"/>
+              </w:rPr>
+              <w:t xml:space="preserve">🔴</w:t>
+            </w:r>
+          </w:p>
+        </w:tc>
+      </w:tr>
+      <w:tr>
+        <w:trPr>
+          <w:tblHeader w:val="false"/>
+        </w:trPr>
+        <w:tc>
+          <w:tcPr>
+            <w:tcW w:type="dxa" w:w="2257"/>
+            <w:tcBorders>
+              <w:top w:val="single" w:color="BFC5CC" w:sz="4"/>
+              <w:left w:val="single" w:color="BFC5CC" w:sz="4"/>
+              <w:bottom w:val="single" w:color="BFC5CC" w:sz="4"/>
+              <w:right w:val="single" w:color="BFC5CC" w:sz="4"/>
+            </w:tcBorders>
+            <w:tcMar>
+              <w:top w:type="dxa" w:w="60"/>
+              <w:left w:type="dxa" w:w="100"/>
+              <w:bottom w:type="dxa" w:w="60"/>
+              <w:right w:type="dxa" w:w="100"/>
+            </w:tcMar>
+          </w:tcPr>
+          <w:p>
+            <w:r>
+              <w:rPr>
+                <w:rFonts w:ascii="Calibri" w:cs="Calibri" w:eastAsia="Calibri" w:hAnsi="Calibri"/>
+                <w:sz w:val="20"/>
+                <w:szCs w:val="20"/>
+              </w:rPr>
+              <w:t xml:space="preserve">sin_calcular</w:t>
+            </w:r>
+          </w:p>
+        </w:tc>
+        <w:tc>
+          <w:tcPr>
+            <w:tcW w:type="dxa" w:w="5669"/>
+            <w:tcBorders>
+              <w:top w:val="single" w:color="BFC5CC" w:sz="4"/>
+              <w:left w:val="single" w:color="BFC5CC" w:sz="4"/>
+              <w:bottom w:val="single" w:color="BFC5CC" w:sz="4"/>
+              <w:right w:val="single" w:color="BFC5CC" w:sz="4"/>
+            </w:tcBorders>
+            <w:tcMar>
+              <w:top w:type="dxa" w:w="60"/>
+              <w:left w:type="dxa" w:w="100"/>
+              <w:bottom w:type="dxa" w:w="60"/>
+              <w:right w:type="dxa" w:w="100"/>
+            </w:tcMar>
+          </w:tcPr>
+          <w:p>
+            <w:r>
+              <w:rPr>
+                <w:rFonts w:ascii="Calibri" w:cs="Calibri" w:eastAsia="Calibri" w:hAnsi="Calibri"/>
+                <w:sz w:val="20"/>
+                <w:szCs w:val="20"/>
+              </w:rPr>
+              <w:t xml:space="preserve">Todavía no se calculó</w:t>
+            </w:r>
+          </w:p>
+        </w:tc>
+        <w:tc>
+          <w:tcPr>
+            <w:tcW w:type="dxa" w:w="1100"/>
+            <w:tcBorders>
+              <w:top w:val="single" w:color="BFC5CC" w:sz="4"/>
+              <w:left w:val="single" w:color="BFC5CC" w:sz="4"/>
+              <w:bottom w:val="single" w:color="BFC5CC" w:sz="4"/>
+              <w:right w:val="single" w:color="BFC5CC" w:sz="4"/>
+            </w:tcBorders>
+            <w:tcMar>
+              <w:top w:type="dxa" w:w="60"/>
+              <w:left w:type="dxa" w:w="100"/>
+              <w:bottom w:type="dxa" w:w="60"/>
+              <w:right w:type="dxa" w:w="100"/>
+            </w:tcMar>
+          </w:tcPr>
+          <w:p>
+            <w:r>
+              <w:rPr>
+                <w:rFonts w:ascii="Calibri" w:cs="Calibri" w:eastAsia="Calibri" w:hAnsi="Calibri"/>
+                <w:sz w:val="20"/>
+                <w:szCs w:val="20"/>
+              </w:rPr>
+              <w:t xml:space="preserve">⚪</w:t>
             </w:r>
           </w:p>
         </w:tc>
       </w:tr>
     </w:tbl>
     <w:p/>
+    <w:p>
+      <w:pPr>
+        <w:spacing w:after="120"/>
+      </w:pPr>
+      <w:r>
+        <w:rPr>
+          <w:rFonts w:ascii="Calibri" w:cs="Calibri" w:eastAsia="Calibri" w:hAnsi="Calibri"/>
+        </w:rPr>
+        <w:t xml:space="preserve">La columna </w:t>
+      </w:r>
+      <w:r>
+        <w:rPr>
+          <w:rFonts w:ascii="Calibri" w:cs="Calibri" w:eastAsia="Calibri" w:hAnsi="Calibri"/>
+          <w:b/>
+          <w:bCs/>
+        </w:rPr>
+        <w:t xml:space="preserve">Qué hacer</w:t>
+      </w:r>
+      <w:r>
+        <w:rPr>
+          <w:rFonts w:ascii="Calibri" w:cs="Calibri" w:eastAsia="Calibri" w:hAnsi="Calibri"/>
+        </w:rPr>
+        <w:t xml:space="preserve"> indica la corrección de cada caso.</w:t>
+      </w:r>
+    </w:p>
     <w:p>
       <w:pPr>
         <w:pBdr>
@@ -2565,35 +2989,35 @@
         <w:rPr>
           <w:rFonts w:ascii="Calibri" w:cs="Calibri" w:eastAsia="Calibri" w:hAnsi="Calibri"/>
         </w:rPr>
-        <w:t xml:space="preserve">⚠️ </w:t>
-      </w:r>
-      <w:r>
-        <w:rPr>
-          <w:rFonts w:ascii="Calibri" w:cs="Calibri" w:eastAsia="Calibri" w:hAnsi="Calibri"/>
-          <w:b/>
-          <w:bCs/>
-        </w:rPr>
-        <w:t xml:space="preserve">La página todavía no muestra ese estado por superficie.</w:t>
-      </w:r>
-      <w:r>
-        <w:rPr>
-          <w:rFonts w:ascii="Calibri" w:cs="Calibri" w:eastAsia="Calibri" w:hAnsi="Calibri"/>
-        </w:rPr>
-        <w:t xml:space="preserve"> Para comprobar que la sombra quedó bien, marca </w:t>
-      </w:r>
-      <w:r>
-        <w:rPr>
-          <w:rFonts w:ascii="Calibri" w:cs="Calibri" w:eastAsia="Calibri" w:hAnsi="Calibri"/>
-          <w:b/>
-          <w:bCs/>
-        </w:rPr>
-        <w:t xml:space="preserve">🧪 Preparar comparación con modelo físico</w:t>
-      </w:r>
-      <w:r>
-        <w:rPr>
-          <w:rFonts w:ascii="Calibri" w:cs="Calibri" w:eastAsia="Calibri" w:hAnsi="Calibri"/>
-        </w:rPr>
-        <w:t xml:space="preserve"> (paso 6). Si una superficie aparece con </w:t>
+        <w:t xml:space="preserve">ℹ️ </w:t>
+      </w:r>
+      <w:r>
+        <w:rPr>
+          <w:rFonts w:ascii="Calibri" w:cs="Calibri" w:eastAsia="Calibri" w:hAnsi="Calibri"/>
+          <w:b/>
+          <w:bCs/>
+        </w:rPr>
+        <w:t xml:space="preserve">Desde el 24-sep-2026 (algoritmo v2)</w:t>
+      </w:r>
+      <w:r>
+        <w:rPr>
+          <w:rFonts w:ascii="Calibri" w:cs="Calibri" w:eastAsia="Calibri" w:hAnsi="Calibri"/>
+        </w:rPr>
+        <w:t xml:space="preserve">, las horas en que el sol está </w:t>
+      </w:r>
+      <w:r>
+        <w:rPr>
+          <w:rFonts w:ascii="Calibri" w:cs="Calibri" w:eastAsia="Calibri" w:hAnsi="Calibri"/>
+          <w:b/>
+          <w:bCs/>
+        </w:rPr>
+        <w:t xml:space="preserve">detrás</w:t>
+      </w:r>
+      <w:r>
+        <w:rPr>
+          <w:rFonts w:ascii="Calibri" w:cs="Calibri" w:eastAsia="Calibri" w:hAnsi="Calibri"/>
+        </w:rPr>
+        <w:t xml:space="preserve"> del plano del módulo ya no cuentan como sombra: en esas horas no hay haz directo que sombrear. Las sombras guardadas con el algoritmo anterior (v1) no se usan en el modo físico: la tabla las muestra como </w:t>
       </w:r>
       <w:r>
         <w:rPr>
@@ -2601,13 +3025,27 @@
           <w:i/>
           <w:iCs/>
         </w:rPr>
-        <w:t xml:space="preserve">falta `p_shade`</w:t>
-      </w:r>
-      <w:r>
-        <w:rPr>
-          <w:rFonts w:ascii="Calibri" w:cs="Calibri" w:eastAsia="Calibri" w:hAnsi="Calibri"/>
-        </w:rPr>
-        <w:t xml:space="preserve"> o </w:t>
+        <w:t xml:space="preserve">invalidada_version</w:t>
+      </w:r>
+      <w:r>
+        <w:rPr>
+          <w:rFonts w:ascii="Calibri" w:cs="Calibri" w:eastAsia="Calibri" w:hAnsi="Calibri"/>
+        </w:rPr>
+        <w:t xml:space="preserve"> y hay que recalcularlas con </w:t>
+      </w:r>
+      <w:r>
+        <w:rPr>
+          <w:rFonts w:ascii="Calibri" w:cs="Calibri" w:eastAsia="Calibri" w:hAnsi="Calibri"/>
+          <w:b/>
+          <w:bCs/>
+        </w:rPr>
+        <w:t xml:space="preserve">🌳 Calcular sombra</w:t>
+      </w:r>
+      <w:r>
+        <w:rPr>
+          <w:rFonts w:ascii="Calibri" w:cs="Calibri" w:eastAsia="Calibri" w:hAnsi="Calibri"/>
+        </w:rPr>
+        <w:t xml:space="preserve">.  </w:t>
       </w:r>
       <w:r>
         <w:rPr>
@@ -2615,85 +3053,7 @@
           <w:i/>
           <w:iCs/>
         </w:rPr>
-        <w:t xml:space="preserve">falta `firma_sombra`</w:t>
-      </w:r>
-      <w:r>
-        <w:rPr>
-          <w:rFonts w:ascii="Calibri" w:cs="Calibri" w:eastAsia="Calibri" w:hAnsi="Calibri"/>
-        </w:rPr>
-        <w:t xml:space="preserve">, su sombra se descartó: revisa sus puntos (fuera del volumen, a 20–50 cm) y vuelve a calcular la sombra.</w:t>
-      </w:r>
-    </w:p>
-    <w:p>
-      <w:pPr>
-        <w:pBdr>
-          <w:left w:val="single" w:color="E3A008" w:sz="18" w:space="8"/>
-        </w:pBdr>
-        <w:shd w:fill="FFF8E1" w:color="auto" w:val="clear"/>
-        <w:spacing w:after="120" w:before="120"/>
-        <w:ind w:left="360"/>
-      </w:pPr>
-      <w:r>
-        <w:rPr>
-          <w:rFonts w:ascii="Calibri" w:cs="Calibri" w:eastAsia="Calibri" w:hAnsi="Calibri"/>
-        </w:rPr>
-        <w:t xml:space="preserve">ℹ️ </w:t>
-      </w:r>
-      <w:r>
-        <w:rPr>
-          <w:rFonts w:ascii="Calibri" w:cs="Calibri" w:eastAsia="Calibri" w:hAnsi="Calibri"/>
-          <w:b/>
-          <w:bCs/>
-        </w:rPr>
-        <w:t xml:space="preserve">Desde el 24-sep-2026 (algoritmo v2)</w:t>
-      </w:r>
-      <w:r>
-        <w:rPr>
-          <w:rFonts w:ascii="Calibri" w:cs="Calibri" w:eastAsia="Calibri" w:hAnsi="Calibri"/>
-        </w:rPr>
-        <w:t xml:space="preserve">, las horas en que el sol está </w:t>
-      </w:r>
-      <w:r>
-        <w:rPr>
-          <w:rFonts w:ascii="Calibri" w:cs="Calibri" w:eastAsia="Calibri" w:hAnsi="Calibri"/>
-          <w:b/>
-          <w:bCs/>
-        </w:rPr>
-        <w:t xml:space="preserve">detrás</w:t>
-      </w:r>
-      <w:r>
-        <w:rPr>
-          <w:rFonts w:ascii="Calibri" w:cs="Calibri" w:eastAsia="Calibri" w:hAnsi="Calibri"/>
-        </w:rPr>
-        <w:t xml:space="preserve"> del plano del módulo ya no cuentan como sombra: en esas horas no hay haz directo que sombrear. Las sombras guardadas con el algoritmo anterior (v1) no se usan en el modo físico: aparecen como </w:t>
-      </w:r>
-      <w:r>
-        <w:rPr>
-          <w:rFonts w:ascii="Calibri" w:cs="Calibri" w:eastAsia="Calibri" w:hAnsi="Calibri"/>
-          <w:i/>
-          <w:iCs/>
-        </w:rPr>
-        <w:t xml:space="preserve">falta `p_shade`</w:t>
-      </w:r>
-      <w:r>
-        <w:rPr>
-          <w:rFonts w:ascii="Calibri" w:cs="Calibri" w:eastAsia="Calibri" w:hAnsi="Calibri"/>
-        </w:rPr>
-        <w:t xml:space="preserve"> y hay que recalcularlas con </w:t>
-      </w:r>
-      <w:r>
-        <w:rPr>
-          <w:rFonts w:ascii="Calibri" w:cs="Calibri" w:eastAsia="Calibri" w:hAnsi="Calibri"/>
-          <w:b/>
-          <w:bCs/>
-        </w:rPr>
-        <w:t xml:space="preserve">🌳 Calcular sombra</w:t>
-      </w:r>
-      <w:r>
-        <w:rPr>
-          <w:rFonts w:ascii="Calibri" w:cs="Calibri" w:eastAsia="Calibri" w:hAnsi="Calibri"/>
-        </w:rPr>
-        <w:t xml:space="preserve">.</w:t>
+        <w:t xml:space="preserve">(Corregido el 24-sep-2026: antes el resultado del cálculo de sombra se perdía en el mismo momento de calcular, y el modo físico decía «falta p_shade».)</w:t>
       </w:r>
     </w:p>
     <w:p>
@@ -2712,7 +3072,7 @@
         <w:pStyle w:val="ListParagraph"/>
         <w:numPr>
           <w:ilvl w:val="0"/>
-          <w:numId w:val="4"/>
+          <w:numId w:val="6"/>
         </w:numPr>
       </w:pPr>
       <w:r>
@@ -2808,7 +3168,7 @@
         <w:pStyle w:val="ListParagraph"/>
         <w:numPr>
           <w:ilvl w:val="0"/>
-          <w:numId w:val="4"/>
+          <w:numId w:val="6"/>
         </w:numPr>
       </w:pPr>
       <w:r>
@@ -2865,7 +3225,7 @@
         <w:pStyle w:val="ListParagraph"/>
         <w:numPr>
           <w:ilvl w:val="0"/>
-          <w:numId w:val="4"/>
+          <w:numId w:val="6"/>
         </w:numPr>
       </w:pPr>
       <w:r>
@@ -2908,7 +3268,7 @@
         <w:pStyle w:val="ListParagraph"/>
         <w:numPr>
           <w:ilvl w:val="0"/>
-          <w:numId w:val="4"/>
+          <w:numId w:val="6"/>
         </w:numPr>
       </w:pPr>
       <w:r>
@@ -3856,7 +4216,7 @@
         <w:pStyle w:val="ListParagraph"/>
         <w:numPr>
           <w:ilvl w:val="0"/>
-          <w:numId w:val="5"/>
+          <w:numId w:val="7"/>
         </w:numPr>
       </w:pPr>
       <w:r>
@@ -3885,7 +4245,7 @@
         <w:pStyle w:val="ListParagraph"/>
         <w:numPr>
           <w:ilvl w:val="0"/>
-          <w:numId w:val="5"/>
+          <w:numId w:val="7"/>
         </w:numPr>
       </w:pPr>
       <w:r>
@@ -3928,7 +4288,7 @@
         <w:pStyle w:val="ListParagraph"/>
         <w:numPr>
           <w:ilvl w:val="0"/>
-          <w:numId w:val="5"/>
+          <w:numId w:val="7"/>
         </w:numPr>
       </w:pPr>
       <w:r>
@@ -3985,7 +4345,7 @@
         <w:pStyle w:val="ListParagraph"/>
         <w:numPr>
           <w:ilvl w:val="0"/>
-          <w:numId w:val="5"/>
+          <w:numId w:val="7"/>
         </w:numPr>
       </w:pPr>
       <w:r>
@@ -4028,7 +4388,7 @@
         <w:pStyle w:val="ListParagraph"/>
         <w:numPr>
           <w:ilvl w:val="0"/>
-          <w:numId w:val="5"/>
+          <w:numId w:val="7"/>
         </w:numPr>
       </w:pPr>
       <w:r>
@@ -4172,7 +4532,7 @@
         <w:pStyle w:val="ListParagraph"/>
         <w:numPr>
           <w:ilvl w:val="0"/>
-          <w:numId w:val="6"/>
+          <w:numId w:val="8"/>
         </w:numPr>
       </w:pPr>
       <w:r>
@@ -4195,7 +4555,7 @@
         <w:pStyle w:val="ListParagraph"/>
         <w:numPr>
           <w:ilvl w:val="0"/>
-          <w:numId w:val="6"/>
+          <w:numId w:val="8"/>
         </w:numPr>
       </w:pPr>
       <w:r>
@@ -4218,7 +4578,7 @@
         <w:pStyle w:val="ListParagraph"/>
         <w:numPr>
           <w:ilvl w:val="0"/>
-          <w:numId w:val="6"/>
+          <w:numId w:val="8"/>
         </w:numPr>
       </w:pPr>
       <w:r>
@@ -4241,7 +4601,7 @@
         <w:pStyle w:val="ListParagraph"/>
         <w:numPr>
           <w:ilvl w:val="0"/>
-          <w:numId w:val="6"/>
+          <w:numId w:val="8"/>
         </w:numPr>
       </w:pPr>
       <w:r>
@@ -4278,7 +4638,7 @@
         <w:pStyle w:val="ListParagraph"/>
         <w:numPr>
           <w:ilvl w:val="0"/>
-          <w:numId w:val="6"/>
+          <w:numId w:val="8"/>
         </w:numPr>
       </w:pPr>
       <w:r>
@@ -4307,22 +4667,16 @@
       <w:r>
         <w:rPr>
           <w:rFonts w:ascii="Calibri" w:cs="Calibri" w:eastAsia="Calibri" w:hAnsi="Calibri"/>
-        </w:rPr>
-        <w:t xml:space="preserve">⚠️ El selector </w:t>
-      </w:r>
-      <w:r>
-        <w:rPr>
-          <w:rFonts w:ascii="Calibri" w:cs="Calibri" w:eastAsia="Calibri" w:hAnsi="Calibri"/>
-          <w:b/>
-          <w:bCs/>
-        </w:rPr>
-        <w:t xml:space="preserve">Panel fotovoltaico</w:t>
-      </w:r>
-      <w:r>
-        <w:rPr>
-          <w:rFonts w:ascii="Calibri" w:cs="Calibri" w:eastAsia="Calibri" w:hAnsi="Calibri"/>
-        </w:rPr>
-        <w:t xml:space="preserve"> trae por defecto </w:t>
+          <w:b/>
+          <w:bCs/>
+        </w:rPr>
+        <w:t xml:space="preserve">Panel fotovoltaico:</w:t>
+      </w:r>
+      <w:r>
+        <w:rPr>
+          <w:rFonts w:ascii="Calibri" w:cs="Calibri" w:eastAsia="Calibri" w:hAnsi="Calibri"/>
+        </w:rPr>
+        <w:t xml:space="preserve"> por defecto </w:t>
       </w:r>
       <w:r>
         <w:rPr>
@@ -4330,27 +4684,13 @@
           <w:i/>
           <w:iCs/>
         </w:rPr>
-        <w:t xml:space="preserve">ASP-ST1-T40</w:t>
-      </w:r>
-      <w:r>
-        <w:rPr>
-          <w:rFonts w:ascii="Calibri" w:cs="Calibri" w:eastAsia="Calibri" w:hAnsi="Calibri"/>
-        </w:rPr>
-        <w:t xml:space="preserve">, que </w:t>
-      </w:r>
-      <w:r>
-        <w:rPr>
-          <w:rFonts w:ascii="Calibri" w:cs="Calibri" w:eastAsia="Calibri" w:hAnsi="Calibri"/>
-          <w:b/>
-          <w:bCs/>
-        </w:rPr>
-        <w:t xml:space="preserve">no es necesariamente el panel de tu proyecto</w:t>
-      </w:r>
-      <w:r>
-        <w:rPr>
-          <w:rFonts w:ascii="Calibri" w:cs="Calibri" w:eastAsia="Calibri" w:hAnsi="Calibri"/>
-        </w:rPr>
-        <w:t xml:space="preserve">: elige el correcto.</w:t>
+        <w:t xml:space="preserve">Panel del proyecto (…)</w:t>
+      </w:r>
+      <w:r>
+        <w:rPr>
+          <w:rFonts w:ascii="Calibri" w:cs="Calibri" w:eastAsia="Calibri" w:hAnsi="Calibri"/>
+        </w:rPr>
+        <w:t xml:space="preserve"> de 📐 Dimensionamiento, aunque no esté en el catálogo, si tiene ficha SDM completa. Si no hay panel del proyecto o no tiene SDM, elige uno del catálogo (el botón queda deshabilitado hasta elegirlo). Otro panel queda marcado en los resultados.</w:t>
       </w:r>
     </w:p>
     <w:p>
@@ -4367,13 +4707,55 @@
           <w:b/>
           <w:bCs/>
         </w:rPr>
-        <w:t xml:space="preserve">N_series</w:t>
-      </w:r>
-      <w:r>
-        <w:rPr>
-          <w:rFonts w:ascii="Calibri" w:cs="Calibri" w:eastAsia="Calibri" w:hAnsi="Calibri"/>
-        </w:rPr>
-        <w:t xml:space="preserve"> es uno solo para todas las superficies y es independiente del "N serie" del paso 3. Pon el mismo valor.</w:t>
+        <w:t xml:space="preserve">Strings:</w:t>
+      </w:r>
+      <w:r>
+        <w:rPr>
+          <w:rFonts w:ascii="Calibri" w:cs="Calibri" w:eastAsia="Calibri" w:hAnsi="Calibri"/>
+        </w:rPr>
+        <w:t xml:space="preserve"> cada superficie usa su N serie × N paralelo del paso 3. Si faltan, usa el N serie de Dimensionamiento y estima el paralelo por área, con aviso. La tabla muestra </w:t>
+      </w:r>
+      <w:r>
+        <w:rPr>
+          <w:rFonts w:ascii="Calibri" w:cs="Calibri" w:eastAsia="Calibri" w:hAnsi="Calibri"/>
+          <w:i/>
+          <w:iCs/>
+        </w:rPr>
+        <w:t xml:space="preserve">Panel usado</w:t>
+      </w:r>
+      <w:r>
+        <w:rPr>
+          <w:rFonts w:ascii="Calibri" w:cs="Calibri" w:eastAsia="Calibri" w:hAnsi="Calibri"/>
+        </w:rPr>
+        <w:t xml:space="preserve">, </w:t>
+      </w:r>
+      <w:r>
+        <w:rPr>
+          <w:rFonts w:ascii="Calibri" w:cs="Calibri" w:eastAsia="Calibri" w:hAnsi="Calibri"/>
+          <w:i/>
+          <w:iCs/>
+        </w:rPr>
+        <w:t xml:space="preserve">N serie × paralelo</w:t>
+      </w:r>
+      <w:r>
+        <w:rPr>
+          <w:rFonts w:ascii="Calibri" w:cs="Calibri" w:eastAsia="Calibri" w:hAnsi="Calibri"/>
+        </w:rPr>
+        <w:t xml:space="preserve"> y </w:t>
+      </w:r>
+      <w:r>
+        <w:rPr>
+          <w:rFonts w:ascii="Calibri" w:cs="Calibri" w:eastAsia="Calibri" w:hAnsi="Calibri"/>
+          <w:i/>
+          <w:iCs/>
+        </w:rPr>
+        <w:t xml:space="preserve">Origen strings</w:t>
+      </w:r>
+      <w:r>
+        <w:rPr>
+          <w:rFonts w:ascii="Calibri" w:cs="Calibri" w:eastAsia="Calibri" w:hAnsi="Calibri"/>
+        </w:rPr>
+        <w:t xml:space="preserve">.</w:t>
       </w:r>
     </w:p>
     <w:p>
@@ -4453,7 +4835,7 @@
         <w:pStyle w:val="ListParagraph"/>
         <w:numPr>
           <w:ilvl w:val="0"/>
-          <w:numId w:val="6"/>
+          <w:numId w:val="8"/>
         </w:numPr>
       </w:pPr>
       <w:r>
@@ -4482,7 +4864,7 @@
         <w:rPr>
           <w:rFonts w:ascii="Calibri" w:cs="Calibri" w:eastAsia="Calibri" w:hAnsi="Calibri"/>
         </w:rPr>
-        <w:t xml:space="preserve"> y no cambia la energía oficial. Asigna superficies a MPPTs y presiona </w:t>
+        <w:t xml:space="preserve"> y no cambia la energía oficial. Usa el mismo panel y los mismos strings por defecto que el bypass. Asigna superficies a MPPTs y presiona </w:t>
       </w:r>
       <w:r>
         <w:rPr>
@@ -4560,7 +4942,7 @@
         <w:pStyle w:val="ListParagraph"/>
         <w:numPr>
           <w:ilvl w:val="0"/>
-          <w:numId w:val="6"/>
+          <w:numId w:val="8"/>
         </w:numPr>
       </w:pPr>
       <w:r>
@@ -4583,7 +4965,7 @@
         <w:pStyle w:val="ListParagraph"/>
         <w:numPr>
           <w:ilvl w:val="0"/>
-          <w:numId w:val="6"/>
+          <w:numId w:val="8"/>
         </w:numPr>
       </w:pPr>
       <w:r>
@@ -4628,7 +5010,7 @@
         <w:pStyle w:val="ListParagraph"/>
         <w:numPr>
           <w:ilvl w:val="0"/>
-          <w:numId w:val="6"/>
+          <w:numId w:val="8"/>
         </w:numPr>
       </w:pPr>
       <w:r>
@@ -4651,7 +5033,7 @@
         <w:pStyle w:val="ListParagraph"/>
         <w:numPr>
           <w:ilvl w:val="0"/>
-          <w:numId w:val="6"/>
+          <w:numId w:val="8"/>
         </w:numPr>
       </w:pPr>
       <w:r>
@@ -4864,7 +5246,7 @@
         <w:rPr>
           <w:rFonts w:ascii="Calibri" w:cs="Calibri" w:eastAsia="Calibri" w:hAnsi="Calibri"/>
         </w:rPr>
-        <w:t xml:space="preserve">Si usas sombra 3D: escena del sitio correcto, puntos fuera del volumen (20–50 cm) y, en 🧪 Preparar comparación con modelo físico, ninguna superficie con </w:t>
+        <w:t xml:space="preserve">Si usas sombra 3D: escena del sitio correcto, puntos fuera del volumen (20–50 cm) y todas las superficies en 🟢 en </w:t>
       </w:r>
       <w:r>
         <w:rPr>
@@ -4872,7 +5254,7 @@
           <w:i/>
           <w:iCs/>
         </w:rPr>
-        <w:t xml:space="preserve">falta `p_shade`</w:t>
+        <w:t xml:space="preserve">Estado de la sombra por superficie</w:t>
       </w:r>
       <w:r>
         <w:rPr>
@@ -4953,9 +5335,9 @@
         </w:tblBorders>
       </w:tblPr>
       <w:tblGrid>
-        <w:gridCol w:w="2485"/>
-        <w:gridCol w:w="3581"/>
-        <w:gridCol w:w="2960"/>
+        <w:gridCol w:w="2601"/>
+        <w:gridCol w:w="3748"/>
+        <w:gridCol w:w="2677"/>
       </w:tblGrid>
       <w:tr>
         <w:trPr>
@@ -4963,7 +5345,7 @@
         </w:trPr>
         <w:tc>
           <w:tcPr>
-            <w:tcW w:type="dxa" w:w="2485"/>
+            <w:tcW w:type="dxa" w:w="2601"/>
             <w:tcBorders>
               <w:top w:val="single" w:color="BFC5CC" w:sz="4"/>
               <w:left w:val="single" w:color="BFC5CC" w:sz="4"/>
@@ -4994,7 +5376,7 @@
         </w:tc>
         <w:tc>
           <w:tcPr>
-            <w:tcW w:type="dxa" w:w="3581"/>
+            <w:tcW w:type="dxa" w:w="3748"/>
             <w:tcBorders>
               <w:top w:val="single" w:color="BFC5CC" w:sz="4"/>
               <w:left w:val="single" w:color="BFC5CC" w:sz="4"/>
@@ -5025,7 +5407,7 @@
         </w:tc>
         <w:tc>
           <w:tcPr>
-            <w:tcW w:type="dxa" w:w="2960"/>
+            <w:tcW w:type="dxa" w:w="2677"/>
             <w:tcBorders>
               <w:top w:val="single" w:color="BFC5CC" w:sz="4"/>
               <w:left w:val="single" w:color="BFC5CC" w:sz="4"/>
@@ -5061,7 +5443,7 @@
         </w:trPr>
         <w:tc>
           <w:tcPr>
-            <w:tcW w:type="dxa" w:w="2485"/>
+            <w:tcW w:type="dxa" w:w="2601"/>
             <w:tcBorders>
               <w:top w:val="single" w:color="BFC5CC" w:sz="4"/>
               <w:left w:val="single" w:color="BFC5CC" w:sz="4"/>
@@ -5088,7 +5470,7 @@
         </w:tc>
         <w:tc>
           <w:tcPr>
-            <w:tcW w:type="dxa" w:w="3581"/>
+            <w:tcW w:type="dxa" w:w="3748"/>
             <w:tcBorders>
               <w:top w:val="single" w:color="BFC5CC" w:sz="4"/>
               <w:left w:val="single" w:color="BFC5CC" w:sz="4"/>
@@ -5115,7 +5497,7 @@
         </w:tc>
         <w:tc>
           <w:tcPr>
-            <w:tcW w:type="dxa" w:w="2960"/>
+            <w:tcW w:type="dxa" w:w="2677"/>
             <w:tcBorders>
               <w:top w:val="single" w:color="BFC5CC" w:sz="4"/>
               <w:left w:val="single" w:color="BFC5CC" w:sz="4"/>
@@ -5147,7 +5529,7 @@
         </w:trPr>
         <w:tc>
           <w:tcPr>
-            <w:tcW w:type="dxa" w:w="2485"/>
+            <w:tcW w:type="dxa" w:w="2601"/>
             <w:tcBorders>
               <w:top w:val="single" w:color="BFC5CC" w:sz="4"/>
               <w:left w:val="single" w:color="BFC5CC" w:sz="4"/>
@@ -5174,7 +5556,7 @@
         </w:tc>
         <w:tc>
           <w:tcPr>
-            <w:tcW w:type="dxa" w:w="3581"/>
+            <w:tcW w:type="dxa" w:w="3748"/>
             <w:tcBorders>
               <w:top w:val="single" w:color="BFC5CC" w:sz="4"/>
               <w:left w:val="single" w:color="BFC5CC" w:sz="4"/>
@@ -5201,7 +5583,7 @@
         </w:tc>
         <w:tc>
           <w:tcPr>
-            <w:tcW w:type="dxa" w:w="2960"/>
+            <w:tcW w:type="dxa" w:w="2677"/>
             <w:tcBorders>
               <w:top w:val="single" w:color="BFC5CC" w:sz="4"/>
               <w:left w:val="single" w:color="BFC5CC" w:sz="4"/>
@@ -5233,7 +5615,7 @@
         </w:trPr>
         <w:tc>
           <w:tcPr>
-            <w:tcW w:type="dxa" w:w="2485"/>
+            <w:tcW w:type="dxa" w:w="2601"/>
             <w:tcBorders>
               <w:top w:val="single" w:color="BFC5CC" w:sz="4"/>
               <w:left w:val="single" w:color="BFC5CC" w:sz="4"/>
@@ -5260,7 +5642,7 @@
         </w:tc>
         <w:tc>
           <w:tcPr>
-            <w:tcW w:type="dxa" w:w="3581"/>
+            <w:tcW w:type="dxa" w:w="3748"/>
             <w:tcBorders>
               <w:top w:val="single" w:color="BFC5CC" w:sz="4"/>
               <w:left w:val="single" w:color="BFC5CC" w:sz="4"/>
@@ -5287,7 +5669,7 @@
         </w:tc>
         <w:tc>
           <w:tcPr>
-            <w:tcW w:type="dxa" w:w="2960"/>
+            <w:tcW w:type="dxa" w:w="2677"/>
             <w:tcBorders>
               <w:top w:val="single" w:color="BFC5CC" w:sz="4"/>
               <w:left w:val="single" w:color="BFC5CC" w:sz="4"/>
@@ -5336,7 +5718,7 @@
         </w:trPr>
         <w:tc>
           <w:tcPr>
-            <w:tcW w:type="dxa" w:w="2485"/>
+            <w:tcW w:type="dxa" w:w="2601"/>
             <w:tcBorders>
               <w:top w:val="single" w:color="BFC5CC" w:sz="4"/>
               <w:left w:val="single" w:color="BFC5CC" w:sz="4"/>
@@ -5363,7 +5745,7 @@
         </w:tc>
         <w:tc>
           <w:tcPr>
-            <w:tcW w:type="dxa" w:w="3581"/>
+            <w:tcW w:type="dxa" w:w="3748"/>
             <w:tcBorders>
               <w:top w:val="single" w:color="BFC5CC" w:sz="4"/>
               <w:left w:val="single" w:color="BFC5CC" w:sz="4"/>
@@ -5390,7 +5772,7 @@
         </w:tc>
         <w:tc>
           <w:tcPr>
-            <w:tcW w:type="dxa" w:w="2960"/>
+            <w:tcW w:type="dxa" w:w="2677"/>
             <w:tcBorders>
               <w:top w:val="single" w:color="BFC5CC" w:sz="4"/>
               <w:left w:val="single" w:color="BFC5CC" w:sz="4"/>
@@ -5422,7 +5804,7 @@
         </w:trPr>
         <w:tc>
           <w:tcPr>
-            <w:tcW w:type="dxa" w:w="2485"/>
+            <w:tcW w:type="dxa" w:w="2601"/>
             <w:tcBorders>
               <w:top w:val="single" w:color="BFC5CC" w:sz="4"/>
               <w:left w:val="single" w:color="BFC5CC" w:sz="4"/>
@@ -5449,7 +5831,7 @@
         </w:tc>
         <w:tc>
           <w:tcPr>
-            <w:tcW w:type="dxa" w:w="3581"/>
+            <w:tcW w:type="dxa" w:w="3748"/>
             <w:tcBorders>
               <w:top w:val="single" w:color="BFC5CC" w:sz="4"/>
               <w:left w:val="single" w:color="BFC5CC" w:sz="4"/>
@@ -5476,7 +5858,7 @@
         </w:tc>
         <w:tc>
           <w:tcPr>
-            <w:tcW w:type="dxa" w:w="2960"/>
+            <w:tcW w:type="dxa" w:w="2677"/>
             <w:tcBorders>
               <w:top w:val="single" w:color="BFC5CC" w:sz="4"/>
               <w:left w:val="single" w:color="BFC5CC" w:sz="4"/>
@@ -5508,7 +5890,7 @@
         </w:trPr>
         <w:tc>
           <w:tcPr>
-            <w:tcW w:type="dxa" w:w="2485"/>
+            <w:tcW w:type="dxa" w:w="2601"/>
             <w:tcBorders>
               <w:top w:val="single" w:color="BFC5CC" w:sz="4"/>
               <w:left w:val="single" w:color="BFC5CC" w:sz="4"/>
@@ -5535,55 +5917,83 @@
         </w:tc>
         <w:tc>
           <w:tcPr>
-            <w:tcW w:type="dxa" w:w="3581"/>
-            <w:tcBorders>
-              <w:top w:val="single" w:color="BFC5CC" w:sz="4"/>
-              <w:left w:val="single" w:color="BFC5CC" w:sz="4"/>
-              <w:bottom w:val="single" w:color="BFC5CC" w:sz="4"/>
-              <w:right w:val="single" w:color="BFC5CC" w:sz="4"/>
-            </w:tcBorders>
-            <w:tcMar>
-              <w:top w:type="dxa" w:w="60"/>
-              <w:left w:type="dxa" w:w="100"/>
-              <w:bottom w:type="dxa" w:w="60"/>
-              <w:right w:type="dxa" w:w="100"/>
-            </w:tcMar>
-          </w:tcPr>
-          <w:p>
-            <w:r>
-              <w:rPr>
-                <w:rFonts w:ascii="Calibri" w:cs="Calibri" w:eastAsia="Calibri" w:hAnsi="Calibri"/>
-                <w:sz w:val="20"/>
-                <w:szCs w:val="20"/>
-              </w:rPr>
-              <w:t xml:space="preserve">Sombra no calculada, descartada por error geométrico, o guardada con el algoritmo v1</w:t>
-            </w:r>
-          </w:p>
-        </w:tc>
-        <w:tc>
-          <w:tcPr>
-            <w:tcW w:type="dxa" w:w="2960"/>
-            <w:tcBorders>
-              <w:top w:val="single" w:color="BFC5CC" w:sz="4"/>
-              <w:left w:val="single" w:color="BFC5CC" w:sz="4"/>
-              <w:bottom w:val="single" w:color="BFC5CC" w:sz="4"/>
-              <w:right w:val="single" w:color="BFC5CC" w:sz="4"/>
-            </w:tcBorders>
-            <w:tcMar>
-              <w:top w:type="dxa" w:w="60"/>
-              <w:left w:type="dxa" w:w="100"/>
-              <w:bottom w:type="dxa" w:w="60"/>
-              <w:right w:type="dxa" w:w="100"/>
-            </w:tcMar>
-          </w:tcPr>
-          <w:p>
-            <w:r>
-              <w:rPr>
-                <w:rFonts w:ascii="Calibri" w:cs="Calibri" w:eastAsia="Calibri" w:hAnsi="Calibri"/>
-                <w:sz w:val="20"/>
-                <w:szCs w:val="20"/>
-              </w:rPr>
-              <w:t xml:space="preserve">Revisa los puntos (20–50 cm fuera del volumen) y recalcula con 🌳 Calcular sombra</w:t>
+            <w:tcW w:type="dxa" w:w="3748"/>
+            <w:tcBorders>
+              <w:top w:val="single" w:color="BFC5CC" w:sz="4"/>
+              <w:left w:val="single" w:color="BFC5CC" w:sz="4"/>
+              <w:bottom w:val="single" w:color="BFC5CC" w:sz="4"/>
+              <w:right w:val="single" w:color="BFC5CC" w:sz="4"/>
+            </w:tcBorders>
+            <w:tcMar>
+              <w:top w:type="dxa" w:w="60"/>
+              <w:left w:type="dxa" w:w="100"/>
+              <w:bottom w:type="dxa" w:w="60"/>
+              <w:right w:type="dxa" w:w="100"/>
+            </w:tcMar>
+          </w:tcPr>
+          <w:p>
+            <w:r>
+              <w:rPr>
+                <w:rFonts w:ascii="Calibri" w:cs="Calibri" w:eastAsia="Calibri" w:hAnsi="Calibri"/>
+                <w:sz w:val="20"/>
+                <w:szCs w:val="20"/>
+              </w:rPr>
+              <w:t xml:space="preserve">La superficie no está en 🟢 en </w:t>
+            </w:r>
+            <w:r>
+              <w:rPr>
+                <w:rFonts w:ascii="Calibri" w:cs="Calibri" w:eastAsia="Calibri" w:hAnsi="Calibri"/>
+                <w:i/>
+                <w:iCs/>
+                <w:sz w:val="20"/>
+                <w:szCs w:val="20"/>
+              </w:rPr>
+              <w:t xml:space="preserve">Estado de la sombra por superficie</w:t>
+            </w:r>
+          </w:p>
+        </w:tc>
+        <w:tc>
+          <w:tcPr>
+            <w:tcW w:type="dxa" w:w="2677"/>
+            <w:tcBorders>
+              <w:top w:val="single" w:color="BFC5CC" w:sz="4"/>
+              <w:left w:val="single" w:color="BFC5CC" w:sz="4"/>
+              <w:bottom w:val="single" w:color="BFC5CC" w:sz="4"/>
+              <w:right w:val="single" w:color="BFC5CC" w:sz="4"/>
+            </w:tcBorders>
+            <w:tcMar>
+              <w:top w:type="dxa" w:w="60"/>
+              <w:left w:type="dxa" w:w="100"/>
+              <w:bottom w:type="dxa" w:w="60"/>
+              <w:right w:type="dxa" w:w="100"/>
+            </w:tcMar>
+          </w:tcPr>
+          <w:p>
+            <w:r>
+              <w:rPr>
+                <w:rFonts w:ascii="Calibri" w:cs="Calibri" w:eastAsia="Calibri" w:hAnsi="Calibri"/>
+                <w:sz w:val="20"/>
+                <w:szCs w:val="20"/>
+              </w:rPr>
+              <w:t xml:space="preserve">Sigue la columna </w:t>
+            </w:r>
+            <w:r>
+              <w:rPr>
+                <w:rFonts w:ascii="Calibri" w:cs="Calibri" w:eastAsia="Calibri" w:hAnsi="Calibri"/>
+                <w:i/>
+                <w:iCs/>
+                <w:sz w:val="20"/>
+                <w:szCs w:val="20"/>
+              </w:rPr>
+              <w:t xml:space="preserve">Qué hacer</w:t>
+            </w:r>
+            <w:r>
+              <w:rPr>
+                <w:rFonts w:ascii="Calibri" w:cs="Calibri" w:eastAsia="Calibri" w:hAnsi="Calibri"/>
+                <w:sz w:val="20"/>
+                <w:szCs w:val="20"/>
+              </w:rPr>
+              <w:t xml:space="preserve"> y recalcula con 🌳 Calcular sombra</w:t>
             </w:r>
           </w:p>
         </w:tc>
@@ -5594,82 +6004,116 @@
         </w:trPr>
         <w:tc>
           <w:tcPr>
-            <w:tcW w:type="dxa" w:w="2485"/>
-            <w:tcBorders>
-              <w:top w:val="single" w:color="BFC5CC" w:sz="4"/>
-              <w:left w:val="single" w:color="BFC5CC" w:sz="4"/>
-              <w:bottom w:val="single" w:color="BFC5CC" w:sz="4"/>
-              <w:right w:val="single" w:color="BFC5CC" w:sz="4"/>
-            </w:tcBorders>
-            <w:tcMar>
-              <w:top w:type="dxa" w:w="60"/>
-              <w:left w:type="dxa" w:w="100"/>
-              <w:bottom w:type="dxa" w:w="60"/>
-              <w:right w:type="dxa" w:w="100"/>
-            </w:tcMar>
-          </w:tcPr>
-          <w:p>
-            <w:r>
-              <w:rPr>
-                <w:rFonts w:ascii="Calibri" w:cs="Calibri" w:eastAsia="Calibri" w:hAnsi="Calibri"/>
-                <w:sz w:val="20"/>
-                <w:szCs w:val="20"/>
-              </w:rPr>
-              <w:t xml:space="preserve">… falta 'n_serie' / 'n_paralelo' / 'inversor_id'</w:t>
-            </w:r>
-          </w:p>
-        </w:tc>
-        <w:tc>
-          <w:tcPr>
-            <w:tcW w:type="dxa" w:w="3581"/>
-            <w:tcBorders>
-              <w:top w:val="single" w:color="BFC5CC" w:sz="4"/>
-              <w:left w:val="single" w:color="BFC5CC" w:sz="4"/>
-              <w:bottom w:val="single" w:color="BFC5CC" w:sz="4"/>
-              <w:right w:val="single" w:color="BFC5CC" w:sz="4"/>
-            </w:tcBorders>
-            <w:tcMar>
-              <w:top w:type="dxa" w:w="60"/>
-              <w:left w:type="dxa" w:w="100"/>
-              <w:bottom w:type="dxa" w:w="60"/>
-              <w:right w:type="dxa" w:w="100"/>
-            </w:tcMar>
-          </w:tcPr>
-          <w:p>
-            <w:r>
-              <w:rPr>
-                <w:rFonts w:ascii="Calibri" w:cs="Calibri" w:eastAsia="Calibri" w:hAnsi="Calibri"/>
-                <w:sz w:val="20"/>
-                <w:szCs w:val="20"/>
-              </w:rPr>
-              <w:t xml:space="preserve">Configuración eléctrica de la superficie incompleta</w:t>
-            </w:r>
-          </w:p>
-        </w:tc>
-        <w:tc>
-          <w:tcPr>
-            <w:tcW w:type="dxa" w:w="2960"/>
-            <w:tcBorders>
-              <w:top w:val="single" w:color="BFC5CC" w:sz="4"/>
-              <w:left w:val="single" w:color="BFC5CC" w:sz="4"/>
-              <w:bottom w:val="single" w:color="BFC5CC" w:sz="4"/>
-              <w:right w:val="single" w:color="BFC5CC" w:sz="4"/>
-            </w:tcBorders>
-            <w:tcMar>
-              <w:top w:type="dxa" w:w="60"/>
-              <w:left w:type="dxa" w:w="100"/>
-              <w:bottom w:type="dxa" w:w="60"/>
-              <w:right w:type="dxa" w:w="100"/>
-            </w:tcMar>
-          </w:tcPr>
-          <w:p>
-            <w:r>
-              <w:rPr>
-                <w:rFonts w:ascii="Calibri" w:cs="Calibri" w:eastAsia="Calibri" w:hAnsi="Calibri"/>
-                <w:sz w:val="20"/>
-                <w:szCs w:val="20"/>
-              </w:rPr>
-              <w:t xml:space="preserve">Completa el paso 3</w:t>
+            <w:tcW w:type="dxa" w:w="2601"/>
+            <w:tcBorders>
+              <w:top w:val="single" w:color="BFC5CC" w:sz="4"/>
+              <w:left w:val="single" w:color="BFC5CC" w:sz="4"/>
+              <w:bottom w:val="single" w:color="BFC5CC" w:sz="4"/>
+              <w:right w:val="single" w:color="BFC5CC" w:sz="4"/>
+            </w:tcBorders>
+            <w:tcMar>
+              <w:top w:type="dxa" w:w="60"/>
+              <w:left w:type="dxa" w:w="100"/>
+              <w:bottom w:type="dxa" w:w="60"/>
+              <w:right w:type="dxa" w:w="100"/>
+            </w:tcMar>
+          </w:tcPr>
+          <w:p>
+            <w:r>
+              <w:rPr>
+                <w:rFonts w:ascii="Calibri" w:cs="Calibri" w:eastAsia="Calibri" w:hAnsi="Calibri"/>
+                <w:sz w:val="20"/>
+                <w:szCs w:val="20"/>
+              </w:rPr>
+              <w:t xml:space="preserve">❌ Líneas con error en …</w:t>
+            </w:r>
+          </w:p>
+        </w:tc>
+        <w:tc>
+          <w:tcPr>
+            <w:tcW w:type="dxa" w:w="3748"/>
+            <w:tcBorders>
+              <w:top w:val="single" w:color="BFC5CC" w:sz="4"/>
+              <w:left w:val="single" w:color="BFC5CC" w:sz="4"/>
+              <w:bottom w:val="single" w:color="BFC5CC" w:sz="4"/>
+              <w:right w:val="single" w:color="BFC5CC" w:sz="4"/>
+            </w:tcBorders>
+            <w:tcMar>
+              <w:top w:type="dxa" w:w="60"/>
+              <w:left w:type="dxa" w:w="100"/>
+              <w:bottom w:type="dxa" w:w="60"/>
+              <w:right w:type="dxa" w:w="100"/>
+            </w:tcMar>
+          </w:tcPr>
+          <w:p>
+            <w:r>
+              <w:rPr>
+                <w:rFonts w:ascii="Calibri" w:cs="Calibri" w:eastAsia="Calibri" w:hAnsi="Calibri"/>
+                <w:sz w:val="20"/>
+                <w:szCs w:val="20"/>
+              </w:rPr>
+              <w:t xml:space="preserve">Un punto 3D mal escrito</w:t>
+            </w:r>
+          </w:p>
+        </w:tc>
+        <w:tc>
+          <w:tcPr>
+            <w:tcW w:type="dxa" w:w="2677"/>
+            <w:tcBorders>
+              <w:top w:val="single" w:color="BFC5CC" w:sz="4"/>
+              <w:left w:val="single" w:color="BFC5CC" w:sz="4"/>
+              <w:bottom w:val="single" w:color="BFC5CC" w:sz="4"/>
+              <w:right w:val="single" w:color="BFC5CC" w:sz="4"/>
+            </w:tcBorders>
+            <w:tcMar>
+              <w:top w:type="dxa" w:w="60"/>
+              <w:left w:type="dxa" w:w="100"/>
+              <w:bottom w:type="dxa" w:w="60"/>
+              <w:right w:type="dxa" w:w="100"/>
+            </w:tcMar>
+          </w:tcPr>
+          <w:p>
+            <w:r>
+              <w:rPr>
+                <w:rFonts w:ascii="Calibri" w:cs="Calibri" w:eastAsia="Calibri" w:hAnsi="Calibri"/>
+                <w:sz w:val="20"/>
+                <w:szCs w:val="20"/>
+              </w:rPr>
+              <w:t xml:space="preserve">Corrige la línea indicada (</w:t>
+            </w:r>
+            <w:r>
+              <w:rPr>
+                <w:rFonts w:ascii="Consolas" w:cs="Consolas" w:eastAsia="Consolas" w:hAnsi="Consolas"/>
+                <w:sz w:val="20"/>
+                <w:szCs w:val="20"/>
+                <w:shd w:fill="F1F3F5" w:color="auto" w:val="clear"/>
+              </w:rPr>
+              <w:t xml:space="preserve">x,y,z</w:t>
+            </w:r>
+            <w:r>
+              <w:rPr>
+                <w:rFonts w:ascii="Calibri" w:cs="Calibri" w:eastAsia="Calibri" w:hAnsi="Calibri"/>
+                <w:sz w:val="20"/>
+                <w:szCs w:val="20"/>
+              </w:rPr>
+              <w:t xml:space="preserve"> o </w:t>
+            </w:r>
+            <w:r>
+              <w:rPr>
+                <w:rFonts w:ascii="Consolas" w:cs="Consolas" w:eastAsia="Consolas" w:hAnsi="Consolas"/>
+                <w:sz w:val="20"/>
+                <w:szCs w:val="20"/>
+                <w:shd w:fill="F1F3F5" w:color="auto" w:val="clear"/>
+              </w:rPr>
+              <w:t xml:space="preserve">x;y;z</w:t>
+            </w:r>
+            <w:r>
+              <w:rPr>
+                <w:rFonts w:ascii="Calibri" w:cs="Calibri" w:eastAsia="Calibri" w:hAnsi="Calibri"/>
+                <w:sz w:val="20"/>
+                <w:szCs w:val="20"/>
+              </w:rPr>
+              <w:t xml:space="preserve">)</w:t>
             </w:r>
           </w:p>
         </w:tc>
@@ -5680,82 +6124,82 @@
         </w:trPr>
         <w:tc>
           <w:tcPr>
-            <w:tcW w:type="dxa" w:w="2485"/>
-            <w:tcBorders>
-              <w:top w:val="single" w:color="BFC5CC" w:sz="4"/>
-              <w:left w:val="single" w:color="BFC5CC" w:sz="4"/>
-              <w:bottom w:val="single" w:color="BFC5CC" w:sz="4"/>
-              <w:right w:val="single" w:color="BFC5CC" w:sz="4"/>
-            </w:tcBorders>
-            <w:tcMar>
-              <w:top w:type="dxa" w:w="60"/>
-              <w:left w:type="dxa" w:w="100"/>
-              <w:bottom w:type="dxa" w:w="60"/>
-              <w:right w:type="dxa" w:w="100"/>
-            </w:tcMar>
-          </w:tcPr>
-          <w:p>
-            <w:r>
-              <w:rPr>
-                <w:rFonts w:ascii="Calibri" w:cs="Calibri" w:eastAsia="Calibri" w:hAnsi="Calibri"/>
-                <w:sz w:val="20"/>
-                <w:szCs w:val="20"/>
-              </w:rPr>
-              <w:t xml:space="preserve">❌ No se puede calcular el modo físico: …</w:t>
-            </w:r>
-          </w:p>
-        </w:tc>
-        <w:tc>
-          <w:tcPr>
-            <w:tcW w:type="dxa" w:w="3581"/>
-            <w:tcBorders>
-              <w:top w:val="single" w:color="BFC5CC" w:sz="4"/>
-              <w:left w:val="single" w:color="BFC5CC" w:sz="4"/>
-              <w:bottom w:val="single" w:color="BFC5CC" w:sz="4"/>
-              <w:right w:val="single" w:color="BFC5CC" w:sz="4"/>
-            </w:tcBorders>
-            <w:tcMar>
-              <w:top w:type="dxa" w:w="60"/>
-              <w:left w:type="dxa" w:w="100"/>
-              <w:bottom w:type="dxa" w:w="60"/>
-              <w:right w:type="dxa" w:w="100"/>
-            </w:tcMar>
-          </w:tcPr>
-          <w:p>
-            <w:r>
-              <w:rPr>
-                <w:rFonts w:ascii="Calibri" w:cs="Calibri" w:eastAsia="Calibri" w:hAnsi="Calibri"/>
-                <w:sz w:val="20"/>
-                <w:szCs w:val="20"/>
-              </w:rPr>
-              <w:t xml:space="preserve">Otro dato faltante o inválido</w:t>
-            </w:r>
-          </w:p>
-        </w:tc>
-        <w:tc>
-          <w:tcPr>
-            <w:tcW w:type="dxa" w:w="2960"/>
-            <w:tcBorders>
-              <w:top w:val="single" w:color="BFC5CC" w:sz="4"/>
-              <w:left w:val="single" w:color="BFC5CC" w:sz="4"/>
-              <w:bottom w:val="single" w:color="BFC5CC" w:sz="4"/>
-              <w:right w:val="single" w:color="BFC5CC" w:sz="4"/>
-            </w:tcBorders>
-            <w:tcMar>
-              <w:top w:type="dxa" w:w="60"/>
-              <w:left w:type="dxa" w:w="100"/>
-              <w:bottom w:type="dxa" w:w="60"/>
-              <w:right w:type="dxa" w:w="100"/>
-            </w:tcMar>
-          </w:tcPr>
-          <w:p>
-            <w:r>
-              <w:rPr>
-                <w:rFonts w:ascii="Calibri" w:cs="Calibri" w:eastAsia="Calibri" w:hAnsi="Calibri"/>
-                <w:sz w:val="20"/>
-                <w:szCs w:val="20"/>
-              </w:rPr>
-              <w:t xml:space="preserve">Completa lo indicado; no inventes valores</w:t>
+            <w:tcW w:type="dxa" w:w="2601"/>
+            <w:tcBorders>
+              <w:top w:val="single" w:color="BFC5CC" w:sz="4"/>
+              <w:left w:val="single" w:color="BFC5CC" w:sz="4"/>
+              <w:bottom w:val="single" w:color="BFC5CC" w:sz="4"/>
+              <w:right w:val="single" w:color="BFC5CC" w:sz="4"/>
+            </w:tcBorders>
+            <w:tcMar>
+              <w:top w:type="dxa" w:w="60"/>
+              <w:left w:type="dxa" w:w="100"/>
+              <w:bottom w:type="dxa" w:w="60"/>
+              <w:right w:type="dxa" w:w="100"/>
+            </w:tcMar>
+          </w:tcPr>
+          <w:p>
+            <w:r>
+              <w:rPr>
+                <w:rFonts w:ascii="Calibri" w:cs="Calibri" w:eastAsia="Calibri" w:hAnsi="Calibri"/>
+                <w:sz w:val="20"/>
+                <w:szCs w:val="20"/>
+              </w:rPr>
+              <w:t xml:space="preserve">⚠️ El punto … está DENTRO del modelo / a N cm de la malla</w:t>
+            </w:r>
+          </w:p>
+        </w:tc>
+        <w:tc>
+          <w:tcPr>
+            <w:tcW w:type="dxa" w:w="3748"/>
+            <w:tcBorders>
+              <w:top w:val="single" w:color="BFC5CC" w:sz="4"/>
+              <w:left w:val="single" w:color="BFC5CC" w:sz="4"/>
+              <w:bottom w:val="single" w:color="BFC5CC" w:sz="4"/>
+              <w:right w:val="single" w:color="BFC5CC" w:sz="4"/>
+            </w:tcBorders>
+            <w:tcMar>
+              <w:top w:type="dxa" w:w="60"/>
+              <w:left w:type="dxa" w:w="100"/>
+              <w:bottom w:type="dxa" w:w="60"/>
+              <w:right w:type="dxa" w:w="100"/>
+            </w:tcMar>
+          </w:tcPr>
+          <w:p>
+            <w:r>
+              <w:rPr>
+                <w:rFonts w:ascii="Calibri" w:cs="Calibri" w:eastAsia="Calibri" w:hAnsi="Calibri"/>
+                <w:sz w:val="20"/>
+                <w:szCs w:val="20"/>
+              </w:rPr>
+              <w:t xml:space="preserve">Punto dentro del volumen o pegado a la malla</w:t>
+            </w:r>
+          </w:p>
+        </w:tc>
+        <w:tc>
+          <w:tcPr>
+            <w:tcW w:type="dxa" w:w="2677"/>
+            <w:tcBorders>
+              <w:top w:val="single" w:color="BFC5CC" w:sz="4"/>
+              <w:left w:val="single" w:color="BFC5CC" w:sz="4"/>
+              <w:bottom w:val="single" w:color="BFC5CC" w:sz="4"/>
+              <w:right w:val="single" w:color="BFC5CC" w:sz="4"/>
+            </w:tcBorders>
+            <w:tcMar>
+              <w:top w:type="dxa" w:w="60"/>
+              <w:left w:type="dxa" w:w="100"/>
+              <w:bottom w:type="dxa" w:w="60"/>
+              <w:right w:type="dxa" w:w="100"/>
+            </w:tcMar>
+          </w:tcPr>
+          <w:p>
+            <w:r>
+              <w:rPr>
+                <w:rFonts w:ascii="Calibri" w:cs="Calibri" w:eastAsia="Calibri" w:hAnsi="Calibri"/>
+                <w:sz w:val="20"/>
+                <w:szCs w:val="20"/>
+              </w:rPr>
+              <w:t xml:space="preserve">Muévelo 20–50 cm por delante de la superficie</w:t>
             </w:r>
           </w:p>
         </w:tc>
@@ -5766,82 +6210,82 @@
         </w:trPr>
         <w:tc>
           <w:tcPr>
-            <w:tcW w:type="dxa" w:w="2485"/>
-            <w:tcBorders>
-              <w:top w:val="single" w:color="BFC5CC" w:sz="4"/>
-              <w:left w:val="single" w:color="BFC5CC" w:sz="4"/>
-              <w:bottom w:val="single" w:color="BFC5CC" w:sz="4"/>
-              <w:right w:val="single" w:color="BFC5CC" w:sz="4"/>
-            </w:tcBorders>
-            <w:tcMar>
-              <w:top w:type="dxa" w:w="60"/>
-              <w:left w:type="dxa" w:w="100"/>
-              <w:bottom w:type="dxa" w:w="60"/>
-              <w:right w:type="dxa" w:w="100"/>
-            </w:tcMar>
-          </w:tcPr>
-          <w:p>
-            <w:r>
-              <w:rPr>
-                <w:rFonts w:ascii="Calibri" w:cs="Calibri" w:eastAsia="Calibri" w:hAnsi="Calibri"/>
-                <w:sz w:val="20"/>
-                <w:szCs w:val="20"/>
-              </w:rPr>
-              <w:t xml:space="preserve">❌ El candidato ya no es válido…</w:t>
-            </w:r>
-          </w:p>
-        </w:tc>
-        <w:tc>
-          <w:tcPr>
-            <w:tcW w:type="dxa" w:w="3581"/>
-            <w:tcBorders>
-              <w:top w:val="single" w:color="BFC5CC" w:sz="4"/>
-              <w:left w:val="single" w:color="BFC5CC" w:sz="4"/>
-              <w:bottom w:val="single" w:color="BFC5CC" w:sz="4"/>
-              <w:right w:val="single" w:color="BFC5CC" w:sz="4"/>
-            </w:tcBorders>
-            <w:tcMar>
-              <w:top w:type="dxa" w:w="60"/>
-              <w:left w:type="dxa" w:w="100"/>
-              <w:bottom w:type="dxa" w:w="60"/>
-              <w:right w:type="dxa" w:w="100"/>
-            </w:tcMar>
-          </w:tcPr>
-          <w:p>
-            <w:r>
-              <w:rPr>
-                <w:rFonts w:ascii="Calibri" w:cs="Calibri" w:eastAsia="Calibri" w:hAnsi="Calibri"/>
-                <w:sz w:val="20"/>
-                <w:szCs w:val="20"/>
-              </w:rPr>
-              <w:t xml:space="preserve">Algo cambió después de comparar</w:t>
-            </w:r>
-          </w:p>
-        </w:tc>
-        <w:tc>
-          <w:tcPr>
-            <w:tcW w:type="dxa" w:w="2960"/>
-            <w:tcBorders>
-              <w:top w:val="single" w:color="BFC5CC" w:sz="4"/>
-              <w:left w:val="single" w:color="BFC5CC" w:sz="4"/>
-              <w:bottom w:val="single" w:color="BFC5CC" w:sz="4"/>
-              <w:right w:val="single" w:color="BFC5CC" w:sz="4"/>
-            </w:tcBorders>
-            <w:tcMar>
-              <w:top w:type="dxa" w:w="60"/>
-              <w:left w:type="dxa" w:w="100"/>
-              <w:bottom w:type="dxa" w:w="60"/>
-              <w:right w:type="dxa" w:w="100"/>
-            </w:tcMar>
-          </w:tcPr>
-          <w:p>
-            <w:r>
-              <w:rPr>
-                <w:rFonts w:ascii="Calibri" w:cs="Calibri" w:eastAsia="Calibri" w:hAnsi="Calibri"/>
-                <w:sz w:val="20"/>
-                <w:szCs w:val="20"/>
-              </w:rPr>
-              <w:t xml:space="preserve">Vuelve a calcular la comparación</w:t>
+            <w:tcW w:type="dxa" w:w="2601"/>
+            <w:tcBorders>
+              <w:top w:val="single" w:color="BFC5CC" w:sz="4"/>
+              <w:left w:val="single" w:color="BFC5CC" w:sz="4"/>
+              <w:bottom w:val="single" w:color="BFC5CC" w:sz="4"/>
+              <w:right w:val="single" w:color="BFC5CC" w:sz="4"/>
+            </w:tcBorders>
+            <w:tcMar>
+              <w:top w:type="dxa" w:w="60"/>
+              <w:left w:type="dxa" w:w="100"/>
+              <w:bottom w:type="dxa" w:w="60"/>
+              <w:right w:type="dxa" w:w="100"/>
+            </w:tcMar>
+          </w:tcPr>
+          <w:p>
+            <w:r>
+              <w:rPr>
+                <w:rFonts w:ascii="Calibri" w:cs="Calibri" w:eastAsia="Calibri" w:hAnsi="Calibri"/>
+                <w:sz w:val="20"/>
+                <w:szCs w:val="20"/>
+              </w:rPr>
+              <w:t xml:space="preserve">⚠️ El panel del proyecto … no tiene ficha SDM completa</w:t>
+            </w:r>
+          </w:p>
+        </w:tc>
+        <w:tc>
+          <w:tcPr>
+            <w:tcW w:type="dxa" w:w="3748"/>
+            <w:tcBorders>
+              <w:top w:val="single" w:color="BFC5CC" w:sz="4"/>
+              <w:left w:val="single" w:color="BFC5CC" w:sz="4"/>
+              <w:bottom w:val="single" w:color="BFC5CC" w:sz="4"/>
+              <w:right w:val="single" w:color="BFC5CC" w:sz="4"/>
+            </w:tcBorders>
+            <w:tcMar>
+              <w:top w:type="dxa" w:w="60"/>
+              <w:left w:type="dxa" w:w="100"/>
+              <w:bottom w:type="dxa" w:w="60"/>
+              <w:right w:type="dxa" w:w="100"/>
+            </w:tcMar>
+          </w:tcPr>
+          <w:p>
+            <w:r>
+              <w:rPr>
+                <w:rFonts w:ascii="Calibri" w:cs="Calibri" w:eastAsia="Calibri" w:hAnsi="Calibri"/>
+                <w:sz w:val="20"/>
+                <w:szCs w:val="20"/>
+              </w:rPr>
+              <w:t xml:space="preserve">El bypass y el MPPT necesitan el SDM</w:t>
+            </w:r>
+          </w:p>
+        </w:tc>
+        <w:tc>
+          <w:tcPr>
+            <w:tcW w:type="dxa" w:w="2677"/>
+            <w:tcBorders>
+              <w:top w:val="single" w:color="BFC5CC" w:sz="4"/>
+              <w:left w:val="single" w:color="BFC5CC" w:sz="4"/>
+              <w:bottom w:val="single" w:color="BFC5CC" w:sz="4"/>
+              <w:right w:val="single" w:color="BFC5CC" w:sz="4"/>
+            </w:tcBorders>
+            <w:tcMar>
+              <w:top w:type="dxa" w:w="60"/>
+              <w:left w:type="dxa" w:w="100"/>
+              <w:bottom w:type="dxa" w:w="60"/>
+              <w:right w:type="dxa" w:w="100"/>
+            </w:tcMar>
+          </w:tcPr>
+          <w:p>
+            <w:r>
+              <w:rPr>
+                <w:rFonts w:ascii="Calibri" w:cs="Calibri" w:eastAsia="Calibri" w:hAnsi="Calibri"/>
+                <w:sz w:val="20"/>
+                <w:szCs w:val="20"/>
+              </w:rPr>
+              <w:t xml:space="preserve">Elige un panel del catálogo o completa la ficha en 📐 Dimensionamiento</w:t>
             </w:r>
           </w:p>
         </w:tc>
@@ -5852,82 +6296,82 @@
         </w:trPr>
         <w:tc>
           <w:tcPr>
-            <w:tcW w:type="dxa" w:w="2485"/>
-            <w:tcBorders>
-              <w:top w:val="single" w:color="BFC5CC" w:sz="4"/>
-              <w:left w:val="single" w:color="BFC5CC" w:sz="4"/>
-              <w:bottom w:val="single" w:color="BFC5CC" w:sz="4"/>
-              <w:right w:val="single" w:color="BFC5CC" w:sz="4"/>
-            </w:tcBorders>
-            <w:tcMar>
-              <w:top w:type="dxa" w:w="60"/>
-              <w:left w:type="dxa" w:w="100"/>
-              <w:bottom w:type="dxa" w:w="60"/>
-              <w:right w:type="dxa" w:w="100"/>
-            </w:tcMar>
-          </w:tcPr>
-          <w:p>
-            <w:r>
-              <w:rPr>
-                <w:rFonts w:ascii="Calibri" w:cs="Calibri" w:eastAsia="Calibri" w:hAnsi="Calibri"/>
-                <w:sz w:val="20"/>
-                <w:szCs w:val="20"/>
-              </w:rPr>
-              <w:t xml:space="preserve">🔴 Alarma de validación SDM</w:t>
-            </w:r>
-          </w:p>
-        </w:tc>
-        <w:tc>
-          <w:tcPr>
-            <w:tcW w:type="dxa" w:w="3581"/>
-            <w:tcBorders>
-              <w:top w:val="single" w:color="BFC5CC" w:sz="4"/>
-              <w:left w:val="single" w:color="BFC5CC" w:sz="4"/>
-              <w:bottom w:val="single" w:color="BFC5CC" w:sz="4"/>
-              <w:right w:val="single" w:color="BFC5CC" w:sz="4"/>
-            </w:tcBorders>
-            <w:tcMar>
-              <w:top w:type="dxa" w:w="60"/>
-              <w:left w:type="dxa" w:w="100"/>
-              <w:bottom w:type="dxa" w:w="60"/>
-              <w:right w:type="dxa" w:w="100"/>
-            </w:tcMar>
-          </w:tcPr>
-          <w:p>
-            <w:r>
-              <w:rPr>
-                <w:rFonts w:ascii="Calibri" w:cs="Calibri" w:eastAsia="Calibri" w:hAnsi="Calibri"/>
-                <w:sz w:val="20"/>
-                <w:szCs w:val="20"/>
-              </w:rPr>
-              <w:t xml:space="preserve">El panel no valida contra su ficha</w:t>
-            </w:r>
-          </w:p>
-        </w:tc>
-        <w:tc>
-          <w:tcPr>
-            <w:tcW w:type="dxa" w:w="2960"/>
-            <w:tcBorders>
-              <w:top w:val="single" w:color="BFC5CC" w:sz="4"/>
-              <w:left w:val="single" w:color="BFC5CC" w:sz="4"/>
-              <w:bottom w:val="single" w:color="BFC5CC" w:sz="4"/>
-              <w:right w:val="single" w:color="BFC5CC" w:sz="4"/>
-            </w:tcBorders>
-            <w:tcMar>
-              <w:top w:type="dxa" w:w="60"/>
-              <w:left w:type="dxa" w:w="100"/>
-              <w:bottom w:type="dxa" w:w="60"/>
-              <w:right w:type="dxa" w:w="100"/>
-            </w:tcMar>
-          </w:tcPr>
-          <w:p>
-            <w:r>
-              <w:rPr>
-                <w:rFonts w:ascii="Calibri" w:cs="Calibri" w:eastAsia="Calibri" w:hAnsi="Calibri"/>
-                <w:sz w:val="20"/>
-                <w:szCs w:val="20"/>
-              </w:rPr>
-              <w:t xml:space="preserve">Revisa 📐 Dimensionamiento / Motor IV</w:t>
+            <w:tcW w:type="dxa" w:w="2601"/>
+            <w:tcBorders>
+              <w:top w:val="single" w:color="BFC5CC" w:sz="4"/>
+              <w:left w:val="single" w:color="BFC5CC" w:sz="4"/>
+              <w:bottom w:val="single" w:color="BFC5CC" w:sz="4"/>
+              <w:right w:val="single" w:color="BFC5CC" w:sz="4"/>
+            </w:tcBorders>
+            <w:tcMar>
+              <w:top w:type="dxa" w:w="60"/>
+              <w:left w:type="dxa" w:w="100"/>
+              <w:bottom w:type="dxa" w:w="60"/>
+              <w:right w:type="dxa" w:w="100"/>
+            </w:tcMar>
+          </w:tcPr>
+          <w:p>
+            <w:r>
+              <w:rPr>
+                <w:rFonts w:ascii="Calibri" w:cs="Calibri" w:eastAsia="Calibri" w:hAnsi="Calibri"/>
+                <w:sz w:val="20"/>
+                <w:szCs w:val="20"/>
+              </w:rPr>
+              <w:t xml:space="preserve">… falta 'n_serie' / 'n_paralelo' / 'inversor_id'</w:t>
+            </w:r>
+          </w:p>
+        </w:tc>
+        <w:tc>
+          <w:tcPr>
+            <w:tcW w:type="dxa" w:w="3748"/>
+            <w:tcBorders>
+              <w:top w:val="single" w:color="BFC5CC" w:sz="4"/>
+              <w:left w:val="single" w:color="BFC5CC" w:sz="4"/>
+              <w:bottom w:val="single" w:color="BFC5CC" w:sz="4"/>
+              <w:right w:val="single" w:color="BFC5CC" w:sz="4"/>
+            </w:tcBorders>
+            <w:tcMar>
+              <w:top w:type="dxa" w:w="60"/>
+              <w:left w:type="dxa" w:w="100"/>
+              <w:bottom w:type="dxa" w:w="60"/>
+              <w:right w:type="dxa" w:w="100"/>
+            </w:tcMar>
+          </w:tcPr>
+          <w:p>
+            <w:r>
+              <w:rPr>
+                <w:rFonts w:ascii="Calibri" w:cs="Calibri" w:eastAsia="Calibri" w:hAnsi="Calibri"/>
+                <w:sz w:val="20"/>
+                <w:szCs w:val="20"/>
+              </w:rPr>
+              <w:t xml:space="preserve">Configuración eléctrica de la superficie incompleta</w:t>
+            </w:r>
+          </w:p>
+        </w:tc>
+        <w:tc>
+          <w:tcPr>
+            <w:tcW w:type="dxa" w:w="2677"/>
+            <w:tcBorders>
+              <w:top w:val="single" w:color="BFC5CC" w:sz="4"/>
+              <w:left w:val="single" w:color="BFC5CC" w:sz="4"/>
+              <w:bottom w:val="single" w:color="BFC5CC" w:sz="4"/>
+              <w:right w:val="single" w:color="BFC5CC" w:sz="4"/>
+            </w:tcBorders>
+            <w:tcMar>
+              <w:top w:type="dxa" w:w="60"/>
+              <w:left w:type="dxa" w:w="100"/>
+              <w:bottom w:type="dxa" w:w="60"/>
+              <w:right w:type="dxa" w:w="100"/>
+            </w:tcMar>
+          </w:tcPr>
+          <w:p>
+            <w:r>
+              <w:rPr>
+                <w:rFonts w:ascii="Calibri" w:cs="Calibri" w:eastAsia="Calibri" w:hAnsi="Calibri"/>
+                <w:sz w:val="20"/>
+                <w:szCs w:val="20"/>
+              </w:rPr>
+              <w:t xml:space="preserve">Completa el paso 3</w:t>
             </w:r>
           </w:p>
         </w:tc>
@@ -5938,82 +6382,82 @@
         </w:trPr>
         <w:tc>
           <w:tcPr>
-            <w:tcW w:type="dxa" w:w="2485"/>
-            <w:tcBorders>
-              <w:top w:val="single" w:color="BFC5CC" w:sz="4"/>
-              <w:left w:val="single" w:color="BFC5CC" w:sz="4"/>
-              <w:bottom w:val="single" w:color="BFC5CC" w:sz="4"/>
-              <w:right w:val="single" w:color="BFC5CC" w:sz="4"/>
-            </w:tcBorders>
-            <w:tcMar>
-              <w:top w:type="dxa" w:w="60"/>
-              <w:left w:type="dxa" w:w="100"/>
-              <w:bottom w:type="dxa" w:w="60"/>
-              <w:right w:type="dxa" w:w="100"/>
-            </w:tcMar>
-          </w:tcPr>
-          <w:p>
-            <w:r>
-              <w:rPr>
-                <w:rFonts w:ascii="Calibri" w:cs="Calibri" w:eastAsia="Calibri" w:hAnsi="Calibri"/>
-                <w:sz w:val="20"/>
-                <w:szCs w:val="20"/>
-              </w:rPr>
-              <w:t xml:space="preserve">⚠️ Estas superficies no tienen POA vigente…</w:t>
-            </w:r>
-          </w:p>
-        </w:tc>
-        <w:tc>
-          <w:tcPr>
-            <w:tcW w:type="dxa" w:w="3581"/>
-            <w:tcBorders>
-              <w:top w:val="single" w:color="BFC5CC" w:sz="4"/>
-              <w:left w:val="single" w:color="BFC5CC" w:sz="4"/>
-              <w:bottom w:val="single" w:color="BFC5CC" w:sz="4"/>
-              <w:right w:val="single" w:color="BFC5CC" w:sz="4"/>
-            </w:tcBorders>
-            <w:tcMar>
-              <w:top w:type="dxa" w:w="60"/>
-              <w:left w:type="dxa" w:w="100"/>
-              <w:bottom w:type="dxa" w:w="60"/>
-              <w:right w:type="dxa" w:w="100"/>
-            </w:tcMar>
-          </w:tcPr>
-          <w:p>
-            <w:r>
-              <w:rPr>
-                <w:rFonts w:ascii="Calibri" w:cs="Calibri" w:eastAsia="Calibri" w:hAnsi="Calibri"/>
-                <w:sz w:val="20"/>
-                <w:szCs w:val="20"/>
-              </w:rPr>
-              <w:t xml:space="preserve">Cambió la geometría, el montaje, el albedo, el bifacial, el TMY o la ubicación, o el cálculo falló</w:t>
-            </w:r>
-          </w:p>
-        </w:tc>
-        <w:tc>
-          <w:tcPr>
-            <w:tcW w:type="dxa" w:w="2960"/>
-            <w:tcBorders>
-              <w:top w:val="single" w:color="BFC5CC" w:sz="4"/>
-              <w:left w:val="single" w:color="BFC5CC" w:sz="4"/>
-              <w:bottom w:val="single" w:color="BFC5CC" w:sz="4"/>
-              <w:right w:val="single" w:color="BFC5CC" w:sz="4"/>
-            </w:tcBorders>
-            <w:tcMar>
-              <w:top w:type="dxa" w:w="60"/>
-              <w:left w:type="dxa" w:w="100"/>
-              <w:bottom w:type="dxa" w:w="60"/>
-              <w:right w:type="dxa" w:w="100"/>
-            </w:tcMar>
-          </w:tcPr>
-          <w:p>
-            <w:r>
-              <w:rPr>
-                <w:rFonts w:ascii="Calibri" w:cs="Calibri" w:eastAsia="Calibri" w:hAnsi="Calibri"/>
-                <w:sz w:val="20"/>
-                <w:szCs w:val="20"/>
-              </w:rPr>
-              <w:t xml:space="preserve">Presiona ⚡ Calcular POA para todas las superficies</w:t>
+            <w:tcW w:type="dxa" w:w="2601"/>
+            <w:tcBorders>
+              <w:top w:val="single" w:color="BFC5CC" w:sz="4"/>
+              <w:left w:val="single" w:color="BFC5CC" w:sz="4"/>
+              <w:bottom w:val="single" w:color="BFC5CC" w:sz="4"/>
+              <w:right w:val="single" w:color="BFC5CC" w:sz="4"/>
+            </w:tcBorders>
+            <w:tcMar>
+              <w:top w:type="dxa" w:w="60"/>
+              <w:left w:type="dxa" w:w="100"/>
+              <w:bottom w:type="dxa" w:w="60"/>
+              <w:right w:type="dxa" w:w="100"/>
+            </w:tcMar>
+          </w:tcPr>
+          <w:p>
+            <w:r>
+              <w:rPr>
+                <w:rFonts w:ascii="Calibri" w:cs="Calibri" w:eastAsia="Calibri" w:hAnsi="Calibri"/>
+                <w:sz w:val="20"/>
+                <w:szCs w:val="20"/>
+              </w:rPr>
+              <w:t xml:space="preserve">❌ No se puede calcular el modo físico: …</w:t>
+            </w:r>
+          </w:p>
+        </w:tc>
+        <w:tc>
+          <w:tcPr>
+            <w:tcW w:type="dxa" w:w="3748"/>
+            <w:tcBorders>
+              <w:top w:val="single" w:color="BFC5CC" w:sz="4"/>
+              <w:left w:val="single" w:color="BFC5CC" w:sz="4"/>
+              <w:bottom w:val="single" w:color="BFC5CC" w:sz="4"/>
+              <w:right w:val="single" w:color="BFC5CC" w:sz="4"/>
+            </w:tcBorders>
+            <w:tcMar>
+              <w:top w:type="dxa" w:w="60"/>
+              <w:left w:type="dxa" w:w="100"/>
+              <w:bottom w:type="dxa" w:w="60"/>
+              <w:right w:type="dxa" w:w="100"/>
+            </w:tcMar>
+          </w:tcPr>
+          <w:p>
+            <w:r>
+              <w:rPr>
+                <w:rFonts w:ascii="Calibri" w:cs="Calibri" w:eastAsia="Calibri" w:hAnsi="Calibri"/>
+                <w:sz w:val="20"/>
+                <w:szCs w:val="20"/>
+              </w:rPr>
+              <w:t xml:space="preserve">Otro dato faltante o inválido</w:t>
+            </w:r>
+          </w:p>
+        </w:tc>
+        <w:tc>
+          <w:tcPr>
+            <w:tcW w:type="dxa" w:w="2677"/>
+            <w:tcBorders>
+              <w:top w:val="single" w:color="BFC5CC" w:sz="4"/>
+              <w:left w:val="single" w:color="BFC5CC" w:sz="4"/>
+              <w:bottom w:val="single" w:color="BFC5CC" w:sz="4"/>
+              <w:right w:val="single" w:color="BFC5CC" w:sz="4"/>
+            </w:tcBorders>
+            <w:tcMar>
+              <w:top w:type="dxa" w:w="60"/>
+              <w:left w:type="dxa" w:w="100"/>
+              <w:bottom w:type="dxa" w:w="60"/>
+              <w:right w:type="dxa" w:w="100"/>
+            </w:tcMar>
+          </w:tcPr>
+          <w:p>
+            <w:r>
+              <w:rPr>
+                <w:rFonts w:ascii="Calibri" w:cs="Calibri" w:eastAsia="Calibri" w:hAnsi="Calibri"/>
+                <w:sz w:val="20"/>
+                <w:szCs w:val="20"/>
+              </w:rPr>
+              <w:t xml:space="preserve">Completa lo indicado; no inventes valores</w:t>
             </w:r>
           </w:p>
         </w:tc>
@@ -6024,82 +6468,82 @@
         </w:trPr>
         <w:tc>
           <w:tcPr>
-            <w:tcW w:type="dxa" w:w="2485"/>
-            <w:tcBorders>
-              <w:top w:val="single" w:color="BFC5CC" w:sz="4"/>
-              <w:left w:val="single" w:color="BFC5CC" w:sz="4"/>
-              <w:bottom w:val="single" w:color="BFC5CC" w:sz="4"/>
-              <w:right w:val="single" w:color="BFC5CC" w:sz="4"/>
-            </w:tcBorders>
-            <w:tcMar>
-              <w:top w:type="dxa" w:w="60"/>
-              <w:left w:type="dxa" w:w="100"/>
-              <w:bottom w:type="dxa" w:w="60"/>
-              <w:right w:type="dxa" w:w="100"/>
-            </w:tcMar>
-          </w:tcPr>
-          <w:p>
-            <w:r>
-              <w:rPr>
-                <w:rFonts w:ascii="Calibri" w:cs="Calibri" w:eastAsia="Calibri" w:hAnsi="Calibri"/>
-                <w:sz w:val="20"/>
-                <w:szCs w:val="20"/>
-              </w:rPr>
-              <w:t xml:space="preserve">⚠️ Financiero, Baterías y CO₂ ya usan energía … ¿Reemplazarla por…?</w:t>
-            </w:r>
-          </w:p>
-        </w:tc>
-        <w:tc>
-          <w:tcPr>
-            <w:tcW w:type="dxa" w:w="3581"/>
-            <w:tcBorders>
-              <w:top w:val="single" w:color="BFC5CC" w:sz="4"/>
-              <w:left w:val="single" w:color="BFC5CC" w:sz="4"/>
-              <w:bottom w:val="single" w:color="BFC5CC" w:sz="4"/>
-              <w:right w:val="single" w:color="BFC5CC" w:sz="4"/>
-            </w:tcBorders>
-            <w:tcMar>
-              <w:top w:type="dxa" w:w="60"/>
-              <w:left w:type="dxa" w:w="100"/>
-              <w:bottom w:type="dxa" w:w="60"/>
-              <w:right w:type="dxa" w:w="100"/>
-            </w:tcMar>
-          </w:tcPr>
-          <w:p>
-            <w:r>
-              <w:rPr>
-                <w:rFonts w:ascii="Calibri" w:cs="Calibri" w:eastAsia="Calibri" w:hAnsi="Calibri"/>
-                <w:sz w:val="20"/>
-                <w:szCs w:val="20"/>
-              </w:rPr>
-              <w:t xml:space="preserve">Hay energía publicada de otro origen</w:t>
-            </w:r>
-          </w:p>
-        </w:tc>
-        <w:tc>
-          <w:tcPr>
-            <w:tcW w:type="dxa" w:w="2960"/>
-            <w:tcBorders>
-              <w:top w:val="single" w:color="BFC5CC" w:sz="4"/>
-              <w:left w:val="single" w:color="BFC5CC" w:sz="4"/>
-              <w:bottom w:val="single" w:color="BFC5CC" w:sz="4"/>
-              <w:right w:val="single" w:color="BFC5CC" w:sz="4"/>
-            </w:tcBorders>
-            <w:tcMar>
-              <w:top w:type="dxa" w:w="60"/>
-              <w:left w:type="dxa" w:w="100"/>
-              <w:bottom w:type="dxa" w:w="60"/>
-              <w:right w:type="dxa" w:w="100"/>
-            </w:tcMar>
-          </w:tcPr>
-          <w:p>
-            <w:r>
-              <w:rPr>
-                <w:rFonts w:ascii="Calibri" w:cs="Calibri" w:eastAsia="Calibri" w:hAnsi="Calibri"/>
-                <w:sz w:val="20"/>
-                <w:szCs w:val="20"/>
-              </w:rPr>
-              <w:t xml:space="preserve">✅ Sí, reemplazar o ✖ Cancelar</w:t>
+            <w:tcW w:type="dxa" w:w="2601"/>
+            <w:tcBorders>
+              <w:top w:val="single" w:color="BFC5CC" w:sz="4"/>
+              <w:left w:val="single" w:color="BFC5CC" w:sz="4"/>
+              <w:bottom w:val="single" w:color="BFC5CC" w:sz="4"/>
+              <w:right w:val="single" w:color="BFC5CC" w:sz="4"/>
+            </w:tcBorders>
+            <w:tcMar>
+              <w:top w:type="dxa" w:w="60"/>
+              <w:left w:type="dxa" w:w="100"/>
+              <w:bottom w:type="dxa" w:w="60"/>
+              <w:right w:type="dxa" w:w="100"/>
+            </w:tcMar>
+          </w:tcPr>
+          <w:p>
+            <w:r>
+              <w:rPr>
+                <w:rFonts w:ascii="Calibri" w:cs="Calibri" w:eastAsia="Calibri" w:hAnsi="Calibri"/>
+                <w:sz w:val="20"/>
+                <w:szCs w:val="20"/>
+              </w:rPr>
+              <w:t xml:space="preserve">❌ El candidato ya no es válido…</w:t>
+            </w:r>
+          </w:p>
+        </w:tc>
+        <w:tc>
+          <w:tcPr>
+            <w:tcW w:type="dxa" w:w="3748"/>
+            <w:tcBorders>
+              <w:top w:val="single" w:color="BFC5CC" w:sz="4"/>
+              <w:left w:val="single" w:color="BFC5CC" w:sz="4"/>
+              <w:bottom w:val="single" w:color="BFC5CC" w:sz="4"/>
+              <w:right w:val="single" w:color="BFC5CC" w:sz="4"/>
+            </w:tcBorders>
+            <w:tcMar>
+              <w:top w:type="dxa" w:w="60"/>
+              <w:left w:type="dxa" w:w="100"/>
+              <w:bottom w:type="dxa" w:w="60"/>
+              <w:right w:type="dxa" w:w="100"/>
+            </w:tcMar>
+          </w:tcPr>
+          <w:p>
+            <w:r>
+              <w:rPr>
+                <w:rFonts w:ascii="Calibri" w:cs="Calibri" w:eastAsia="Calibri" w:hAnsi="Calibri"/>
+                <w:sz w:val="20"/>
+                <w:szCs w:val="20"/>
+              </w:rPr>
+              <w:t xml:space="preserve">Algo cambió después de comparar</w:t>
+            </w:r>
+          </w:p>
+        </w:tc>
+        <w:tc>
+          <w:tcPr>
+            <w:tcW w:type="dxa" w:w="2677"/>
+            <w:tcBorders>
+              <w:top w:val="single" w:color="BFC5CC" w:sz="4"/>
+              <w:left w:val="single" w:color="BFC5CC" w:sz="4"/>
+              <w:bottom w:val="single" w:color="BFC5CC" w:sz="4"/>
+              <w:right w:val="single" w:color="BFC5CC" w:sz="4"/>
+            </w:tcBorders>
+            <w:tcMar>
+              <w:top w:type="dxa" w:w="60"/>
+              <w:left w:type="dxa" w:w="100"/>
+              <w:bottom w:type="dxa" w:w="60"/>
+              <w:right w:type="dxa" w:w="100"/>
+            </w:tcMar>
+          </w:tcPr>
+          <w:p>
+            <w:r>
+              <w:rPr>
+                <w:rFonts w:ascii="Calibri" w:cs="Calibri" w:eastAsia="Calibri" w:hAnsi="Calibri"/>
+                <w:sz w:val="20"/>
+                <w:szCs w:val="20"/>
+              </w:rPr>
+              <w:t xml:space="preserve">Vuelve a calcular la comparación</w:t>
             </w:r>
           </w:p>
         </w:tc>
@@ -6110,7 +6554,265 @@
         </w:trPr>
         <w:tc>
           <w:tcPr>
-            <w:tcW w:type="dxa" w:w="2485"/>
+            <w:tcW w:type="dxa" w:w="2601"/>
+            <w:tcBorders>
+              <w:top w:val="single" w:color="BFC5CC" w:sz="4"/>
+              <w:left w:val="single" w:color="BFC5CC" w:sz="4"/>
+              <w:bottom w:val="single" w:color="BFC5CC" w:sz="4"/>
+              <w:right w:val="single" w:color="BFC5CC" w:sz="4"/>
+            </w:tcBorders>
+            <w:tcMar>
+              <w:top w:type="dxa" w:w="60"/>
+              <w:left w:type="dxa" w:w="100"/>
+              <w:bottom w:type="dxa" w:w="60"/>
+              <w:right w:type="dxa" w:w="100"/>
+            </w:tcMar>
+          </w:tcPr>
+          <w:p>
+            <w:r>
+              <w:rPr>
+                <w:rFonts w:ascii="Calibri" w:cs="Calibri" w:eastAsia="Calibri" w:hAnsi="Calibri"/>
+                <w:sz w:val="20"/>
+                <w:szCs w:val="20"/>
+              </w:rPr>
+              <w:t xml:space="preserve">🔴 Alarma de validación SDM</w:t>
+            </w:r>
+          </w:p>
+        </w:tc>
+        <w:tc>
+          <w:tcPr>
+            <w:tcW w:type="dxa" w:w="3748"/>
+            <w:tcBorders>
+              <w:top w:val="single" w:color="BFC5CC" w:sz="4"/>
+              <w:left w:val="single" w:color="BFC5CC" w:sz="4"/>
+              <w:bottom w:val="single" w:color="BFC5CC" w:sz="4"/>
+              <w:right w:val="single" w:color="BFC5CC" w:sz="4"/>
+            </w:tcBorders>
+            <w:tcMar>
+              <w:top w:type="dxa" w:w="60"/>
+              <w:left w:type="dxa" w:w="100"/>
+              <w:bottom w:type="dxa" w:w="60"/>
+              <w:right w:type="dxa" w:w="100"/>
+            </w:tcMar>
+          </w:tcPr>
+          <w:p>
+            <w:r>
+              <w:rPr>
+                <w:rFonts w:ascii="Calibri" w:cs="Calibri" w:eastAsia="Calibri" w:hAnsi="Calibri"/>
+                <w:sz w:val="20"/>
+                <w:szCs w:val="20"/>
+              </w:rPr>
+              <w:t xml:space="preserve">El panel no valida contra su ficha</w:t>
+            </w:r>
+          </w:p>
+        </w:tc>
+        <w:tc>
+          <w:tcPr>
+            <w:tcW w:type="dxa" w:w="2677"/>
+            <w:tcBorders>
+              <w:top w:val="single" w:color="BFC5CC" w:sz="4"/>
+              <w:left w:val="single" w:color="BFC5CC" w:sz="4"/>
+              <w:bottom w:val="single" w:color="BFC5CC" w:sz="4"/>
+              <w:right w:val="single" w:color="BFC5CC" w:sz="4"/>
+            </w:tcBorders>
+            <w:tcMar>
+              <w:top w:type="dxa" w:w="60"/>
+              <w:left w:type="dxa" w:w="100"/>
+              <w:bottom w:type="dxa" w:w="60"/>
+              <w:right w:type="dxa" w:w="100"/>
+            </w:tcMar>
+          </w:tcPr>
+          <w:p>
+            <w:r>
+              <w:rPr>
+                <w:rFonts w:ascii="Calibri" w:cs="Calibri" w:eastAsia="Calibri" w:hAnsi="Calibri"/>
+                <w:sz w:val="20"/>
+                <w:szCs w:val="20"/>
+              </w:rPr>
+              <w:t xml:space="preserve">Revisa 📐 Dimensionamiento / Motor IV</w:t>
+            </w:r>
+          </w:p>
+        </w:tc>
+      </w:tr>
+      <w:tr>
+        <w:trPr>
+          <w:tblHeader w:val="false"/>
+        </w:trPr>
+        <w:tc>
+          <w:tcPr>
+            <w:tcW w:type="dxa" w:w="2601"/>
+            <w:tcBorders>
+              <w:top w:val="single" w:color="BFC5CC" w:sz="4"/>
+              <w:left w:val="single" w:color="BFC5CC" w:sz="4"/>
+              <w:bottom w:val="single" w:color="BFC5CC" w:sz="4"/>
+              <w:right w:val="single" w:color="BFC5CC" w:sz="4"/>
+            </w:tcBorders>
+            <w:tcMar>
+              <w:top w:type="dxa" w:w="60"/>
+              <w:left w:type="dxa" w:w="100"/>
+              <w:bottom w:type="dxa" w:w="60"/>
+              <w:right w:type="dxa" w:w="100"/>
+            </w:tcMar>
+          </w:tcPr>
+          <w:p>
+            <w:r>
+              <w:rPr>
+                <w:rFonts w:ascii="Calibri" w:cs="Calibri" w:eastAsia="Calibri" w:hAnsi="Calibri"/>
+                <w:sz w:val="20"/>
+                <w:szCs w:val="20"/>
+              </w:rPr>
+              <w:t xml:space="preserve">⚠️ Estas superficies no tienen POA vigente…</w:t>
+            </w:r>
+          </w:p>
+        </w:tc>
+        <w:tc>
+          <w:tcPr>
+            <w:tcW w:type="dxa" w:w="3748"/>
+            <w:tcBorders>
+              <w:top w:val="single" w:color="BFC5CC" w:sz="4"/>
+              <w:left w:val="single" w:color="BFC5CC" w:sz="4"/>
+              <w:bottom w:val="single" w:color="BFC5CC" w:sz="4"/>
+              <w:right w:val="single" w:color="BFC5CC" w:sz="4"/>
+            </w:tcBorders>
+            <w:tcMar>
+              <w:top w:type="dxa" w:w="60"/>
+              <w:left w:type="dxa" w:w="100"/>
+              <w:bottom w:type="dxa" w:w="60"/>
+              <w:right w:type="dxa" w:w="100"/>
+            </w:tcMar>
+          </w:tcPr>
+          <w:p>
+            <w:r>
+              <w:rPr>
+                <w:rFonts w:ascii="Calibri" w:cs="Calibri" w:eastAsia="Calibri" w:hAnsi="Calibri"/>
+                <w:sz w:val="20"/>
+                <w:szCs w:val="20"/>
+              </w:rPr>
+              <w:t xml:space="preserve">Cambió la geometría, el montaje, el albedo, el bifacial, el TMY o la ubicación, o el cálculo falló</w:t>
+            </w:r>
+          </w:p>
+        </w:tc>
+        <w:tc>
+          <w:tcPr>
+            <w:tcW w:type="dxa" w:w="2677"/>
+            <w:tcBorders>
+              <w:top w:val="single" w:color="BFC5CC" w:sz="4"/>
+              <w:left w:val="single" w:color="BFC5CC" w:sz="4"/>
+              <w:bottom w:val="single" w:color="BFC5CC" w:sz="4"/>
+              <w:right w:val="single" w:color="BFC5CC" w:sz="4"/>
+            </w:tcBorders>
+            <w:tcMar>
+              <w:top w:type="dxa" w:w="60"/>
+              <w:left w:type="dxa" w:w="100"/>
+              <w:bottom w:type="dxa" w:w="60"/>
+              <w:right w:type="dxa" w:w="100"/>
+            </w:tcMar>
+          </w:tcPr>
+          <w:p>
+            <w:r>
+              <w:rPr>
+                <w:rFonts w:ascii="Calibri" w:cs="Calibri" w:eastAsia="Calibri" w:hAnsi="Calibri"/>
+                <w:sz w:val="20"/>
+                <w:szCs w:val="20"/>
+              </w:rPr>
+              <w:t xml:space="preserve">Presiona ⚡ Calcular POA para todas las superficies</w:t>
+            </w:r>
+          </w:p>
+        </w:tc>
+      </w:tr>
+      <w:tr>
+        <w:trPr>
+          <w:tblHeader w:val="false"/>
+        </w:trPr>
+        <w:tc>
+          <w:tcPr>
+            <w:tcW w:type="dxa" w:w="2601"/>
+            <w:tcBorders>
+              <w:top w:val="single" w:color="BFC5CC" w:sz="4"/>
+              <w:left w:val="single" w:color="BFC5CC" w:sz="4"/>
+              <w:bottom w:val="single" w:color="BFC5CC" w:sz="4"/>
+              <w:right w:val="single" w:color="BFC5CC" w:sz="4"/>
+            </w:tcBorders>
+            <w:tcMar>
+              <w:top w:type="dxa" w:w="60"/>
+              <w:left w:type="dxa" w:w="100"/>
+              <w:bottom w:type="dxa" w:w="60"/>
+              <w:right w:type="dxa" w:w="100"/>
+            </w:tcMar>
+          </w:tcPr>
+          <w:p>
+            <w:r>
+              <w:rPr>
+                <w:rFonts w:ascii="Calibri" w:cs="Calibri" w:eastAsia="Calibri" w:hAnsi="Calibri"/>
+                <w:sz w:val="20"/>
+                <w:szCs w:val="20"/>
+              </w:rPr>
+              <w:t xml:space="preserve">⚠️ Financiero, Baterías y CO₂ ya usan energía … ¿Reemplazarla por…?</w:t>
+            </w:r>
+          </w:p>
+        </w:tc>
+        <w:tc>
+          <w:tcPr>
+            <w:tcW w:type="dxa" w:w="3748"/>
+            <w:tcBorders>
+              <w:top w:val="single" w:color="BFC5CC" w:sz="4"/>
+              <w:left w:val="single" w:color="BFC5CC" w:sz="4"/>
+              <w:bottom w:val="single" w:color="BFC5CC" w:sz="4"/>
+              <w:right w:val="single" w:color="BFC5CC" w:sz="4"/>
+            </w:tcBorders>
+            <w:tcMar>
+              <w:top w:type="dxa" w:w="60"/>
+              <w:left w:type="dxa" w:w="100"/>
+              <w:bottom w:type="dxa" w:w="60"/>
+              <w:right w:type="dxa" w:w="100"/>
+            </w:tcMar>
+          </w:tcPr>
+          <w:p>
+            <w:r>
+              <w:rPr>
+                <w:rFonts w:ascii="Calibri" w:cs="Calibri" w:eastAsia="Calibri" w:hAnsi="Calibri"/>
+                <w:sz w:val="20"/>
+                <w:szCs w:val="20"/>
+              </w:rPr>
+              <w:t xml:space="preserve">Hay energía publicada de otro origen</w:t>
+            </w:r>
+          </w:p>
+        </w:tc>
+        <w:tc>
+          <w:tcPr>
+            <w:tcW w:type="dxa" w:w="2677"/>
+            <w:tcBorders>
+              <w:top w:val="single" w:color="BFC5CC" w:sz="4"/>
+              <w:left w:val="single" w:color="BFC5CC" w:sz="4"/>
+              <w:bottom w:val="single" w:color="BFC5CC" w:sz="4"/>
+              <w:right w:val="single" w:color="BFC5CC" w:sz="4"/>
+            </w:tcBorders>
+            <w:tcMar>
+              <w:top w:type="dxa" w:w="60"/>
+              <w:left w:type="dxa" w:w="100"/>
+              <w:bottom w:type="dxa" w:w="60"/>
+              <w:right w:type="dxa" w:w="100"/>
+            </w:tcMar>
+          </w:tcPr>
+          <w:p>
+            <w:r>
+              <w:rPr>
+                <w:rFonts w:ascii="Calibri" w:cs="Calibri" w:eastAsia="Calibri" w:hAnsi="Calibri"/>
+                <w:sz w:val="20"/>
+                <w:szCs w:val="20"/>
+              </w:rPr>
+              <w:t xml:space="preserve">✅ Sí, reemplazar o ✖ Cancelar</w:t>
+            </w:r>
+          </w:p>
+        </w:tc>
+      </w:tr>
+      <w:tr>
+        <w:trPr>
+          <w:tblHeader w:val="false"/>
+        </w:trPr>
+        <w:tc>
+          <w:tcPr>
+            <w:tcW w:type="dxa" w:w="2601"/>
             <w:tcBorders>
               <w:top w:val="single" w:color="BFC5CC" w:sz="4"/>
               <w:left w:val="single" w:color="BFC5CC" w:sz="4"/>
@@ -6137,7 +6839,7 @@
         </w:tc>
         <w:tc>
           <w:tcPr>
-            <w:tcW w:type="dxa" w:w="3581"/>
+            <w:tcW w:type="dxa" w:w="3748"/>
             <w:tcBorders>
               <w:top w:val="single" w:color="BFC5CC" w:sz="4"/>
               <w:left w:val="single" w:color="BFC5CC" w:sz="4"/>
@@ -6164,7 +6866,7 @@
         </w:tc>
         <w:tc>
           <w:tcPr>
-            <w:tcW w:type="dxa" w:w="2960"/>
+            <w:tcW w:type="dxa" w:w="2677"/>
             <w:tcBorders>
               <w:top w:val="single" w:color="BFC5CC" w:sz="4"/>
               <w:left w:val="single" w:color="BFC5CC" w:sz="4"/>
@@ -6469,6 +7171,18 @@
     </w:lvlOverride>
   </w:num>
   <w:num w:numId="6">
+    <w:abstractNumId w:val="3"/>
+    <w:lvlOverride w:ilvl="0">
+      <w:startOverride w:val="1"/>
+    </w:lvlOverride>
+  </w:num>
+  <w:num w:numId="7">
+    <w:abstractNumId w:val="3"/>
+    <w:lvlOverride w:ilvl="0">
+      <w:startOverride w:val="1"/>
+    </w:lvlOverride>
+  </w:num>
+  <w:num w:numId="8">
     <w:abstractNumId w:val="3"/>
     <w:lvlOverride w:ilvl="0">
       <w:startOverride w:val="1"/>

--- a/entregables/MANUAL_VISTA_3D_BIPV.docx
+++ b/entregables/MANUAL_VISTA_3D_BIPV.docx
@@ -21,7 +21,7 @@
         <w:rPr>
           <w:rFonts w:ascii="Calibri" w:cs="Calibri" w:eastAsia="Calibri" w:hAnsi="Calibri"/>
         </w:rPr>
-        <w:t xml:space="preserve">Versión: 24-sep-2026 (rev. 3) · Código de referencia: rama </w:t>
+        <w:t xml:space="preserve">Versión: 24-sep-2026 (rev. 4) · Código de referencia: </w:t>
       </w:r>
       <w:r>
         <w:rPr>
@@ -30,13 +30,28 @@
           <w:szCs w:val="20"/>
           <w:shd w:fill="F1F3F5" w:color="auto" w:val="clear"/>
         </w:rPr>
-        <w:t xml:space="preserve">claude/mejoras-bipv</w:t>
-      </w:r>
-      <w:r>
-        <w:rPr>
-          <w:rFonts w:ascii="Calibri" w:cs="Calibri" w:eastAsia="Calibri" w:hAnsi="Calibri"/>
-        </w:rPr>
-        <w:t xml:space="preserve"> (incluye la corrección de sombra con el sol detrás del módulo, algoritmo v2, la corrección del mapa de calor POA, la vigencia de la POA por superficie, la publicación única de la energía multi-superficie, la validación de puntos 3D, el estado de sombra por superficie y el panel del proyecto en bypass y MPPT).</w:t>
+        <w:t xml:space="preserve">main</w:t>
+      </w:r>
+      <w:r>
+        <w:rPr>
+          <w:rFonts w:ascii="Calibri" w:cs="Calibri" w:eastAsia="Calibri" w:hAnsi="Calibri"/>
+        </w:rPr>
+        <w:t xml:space="preserve"> </w:t>
+      </w:r>
+      <w:r>
+        <w:rPr>
+          <w:rFonts w:ascii="Consolas" w:cs="Consolas" w:eastAsia="Consolas" w:hAnsi="Consolas"/>
+          <w:sz w:val="20"/>
+          <w:szCs w:val="20"/>
+          <w:shd w:fill="F1F3F5" w:color="auto" w:val="clear"/>
+        </w:rPr>
+        <w:t xml:space="preserve">72326f2f</w:t>
+      </w:r>
+      <w:r>
+        <w:rPr>
+          <w:rFonts w:ascii="Calibri" w:cs="Calibri" w:eastAsia="Calibri" w:hAnsi="Calibri"/>
+        </w:rPr>
+        <w:t xml:space="preserve"> (desplegado el 24-sep-2026).</w:t>
       </w:r>
     </w:p>
     <w:p>
@@ -69,6 +84,1023 @@
         </w:p>
       </w:sdtContent>
     </w:sdt>
+    <w:p>
+      <w:pPr>
+        <w:pStyle w:val="Heading1"/>
+      </w:pPr>
+      <w:r>
+        <w:rPr>
+          <w:rFonts w:ascii="Calibri" w:cs="Calibri" w:eastAsia="Calibri" w:hAnsi="Calibri"/>
+        </w:rPr>
+        <w:t xml:space="preserve">0. Novedades de esta versión (24-sep-2026)</w:t>
+      </w:r>
+    </w:p>
+    <w:tbl>
+      <w:tblPr>
+        <w:tblW w:type="dxa" w:w="9026"/>
+        <w:tblBorders>
+          <w:top w:val="single" w:color="auto" w:sz="4"/>
+          <w:left w:val="single" w:color="auto" w:sz="4"/>
+          <w:bottom w:val="single" w:color="auto" w:sz="4"/>
+          <w:right w:val="single" w:color="auto" w:sz="4"/>
+          <w:insideH w:val="single" w:color="auto" w:sz="4"/>
+          <w:insideV w:val="single" w:color="auto" w:sz="4"/>
+        </w:tblBorders>
+      </w:tblPr>
+      <w:tblGrid>
+        <w:gridCol w:w="1100"/>
+        <w:gridCol w:w="5473"/>
+        <w:gridCol w:w="2453"/>
+      </w:tblGrid>
+      <w:tr>
+        <w:trPr>
+          <w:tblHeader/>
+        </w:trPr>
+        <w:tc>
+          <w:tcPr>
+            <w:tcW w:type="dxa" w:w="1100"/>
+            <w:tcBorders>
+              <w:top w:val="single" w:color="BFC5CC" w:sz="4"/>
+              <w:left w:val="single" w:color="BFC5CC" w:sz="4"/>
+              <w:bottom w:val="single" w:color="BFC5CC" w:sz="4"/>
+              <w:right w:val="single" w:color="BFC5CC" w:sz="4"/>
+            </w:tcBorders>
+            <w:shd w:fill="1F4E79" w:color="auto" w:val="clear"/>
+            <w:tcMar>
+              <w:top w:type="dxa" w:w="60"/>
+              <w:left w:type="dxa" w:w="100"/>
+              <w:bottom w:type="dxa" w:w="60"/>
+              <w:right w:type="dxa" w:w="100"/>
+            </w:tcMar>
+          </w:tcPr>
+          <w:p>
+            <w:r>
+              <w:rPr>
+                <w:rFonts w:ascii="Calibri" w:cs="Calibri" w:eastAsia="Calibri" w:hAnsi="Calibri"/>
+                <w:b/>
+                <w:bCs/>
+                <w:color w:val="FFFFFF"/>
+                <w:sz w:val="20"/>
+                <w:szCs w:val="20"/>
+              </w:rPr>
+              <w:t xml:space="preserve">Cambio</w:t>
+            </w:r>
+          </w:p>
+        </w:tc>
+        <w:tc>
+          <w:tcPr>
+            <w:tcW w:type="dxa" w:w="5473"/>
+            <w:tcBorders>
+              <w:top w:val="single" w:color="BFC5CC" w:sz="4"/>
+              <w:left w:val="single" w:color="BFC5CC" w:sz="4"/>
+              <w:bottom w:val="single" w:color="BFC5CC" w:sz="4"/>
+              <w:right w:val="single" w:color="BFC5CC" w:sz="4"/>
+            </w:tcBorders>
+            <w:shd w:fill="1F4E79" w:color="auto" w:val="clear"/>
+            <w:tcMar>
+              <w:top w:type="dxa" w:w="60"/>
+              <w:left w:type="dxa" w:w="100"/>
+              <w:bottom w:type="dxa" w:w="60"/>
+              <w:right w:type="dxa" w:w="100"/>
+            </w:tcMar>
+          </w:tcPr>
+          <w:p>
+            <w:r>
+              <w:rPr>
+                <w:rFonts w:ascii="Calibri" w:cs="Calibri" w:eastAsia="Calibri" w:hAnsi="Calibri"/>
+                <w:b/>
+                <w:bCs/>
+                <w:color w:val="FFFFFF"/>
+                <w:sz w:val="20"/>
+                <w:szCs w:val="20"/>
+              </w:rPr>
+              <w:t xml:space="preserve">Qué ves ahora</w:t>
+            </w:r>
+          </w:p>
+        </w:tc>
+        <w:tc>
+          <w:tcPr>
+            <w:tcW w:type="dxa" w:w="2453"/>
+            <w:tcBorders>
+              <w:top w:val="single" w:color="BFC5CC" w:sz="4"/>
+              <w:left w:val="single" w:color="BFC5CC" w:sz="4"/>
+              <w:bottom w:val="single" w:color="BFC5CC" w:sz="4"/>
+              <w:right w:val="single" w:color="BFC5CC" w:sz="4"/>
+            </w:tcBorders>
+            <w:shd w:fill="1F4E79" w:color="auto" w:val="clear"/>
+            <w:tcMar>
+              <w:top w:type="dxa" w:w="60"/>
+              <w:left w:type="dxa" w:w="100"/>
+              <w:bottom w:type="dxa" w:w="60"/>
+              <w:right w:type="dxa" w:w="100"/>
+            </w:tcMar>
+          </w:tcPr>
+          <w:p>
+            <w:r>
+              <w:rPr>
+                <w:rFonts w:ascii="Calibri" w:cs="Calibri" w:eastAsia="Calibri" w:hAnsi="Calibri"/>
+                <w:b/>
+                <w:bCs/>
+                <w:color w:val="FFFFFF"/>
+                <w:sz w:val="20"/>
+                <w:szCs w:val="20"/>
+              </w:rPr>
+              <w:t xml:space="preserve">Antes</w:t>
+            </w:r>
+          </w:p>
+        </w:tc>
+      </w:tr>
+      <w:tr>
+        <w:trPr>
+          <w:tblHeader w:val="false"/>
+        </w:trPr>
+        <w:tc>
+          <w:tcPr>
+            <w:tcW w:type="dxa" w:w="1100"/>
+            <w:tcBorders>
+              <w:top w:val="single" w:color="BFC5CC" w:sz="4"/>
+              <w:left w:val="single" w:color="BFC5CC" w:sz="4"/>
+              <w:bottom w:val="single" w:color="BFC5CC" w:sz="4"/>
+              <w:right w:val="single" w:color="BFC5CC" w:sz="4"/>
+            </w:tcBorders>
+            <w:tcMar>
+              <w:top w:type="dxa" w:w="60"/>
+              <w:left w:type="dxa" w:w="100"/>
+              <w:bottom w:type="dxa" w:w="60"/>
+              <w:right w:type="dxa" w:w="100"/>
+            </w:tcMar>
+          </w:tcPr>
+          <w:p>
+            <w:r>
+              <w:rPr>
+                <w:rFonts w:ascii="Calibri" w:cs="Calibri" w:eastAsia="Calibri" w:hAnsi="Calibri"/>
+                <w:b/>
+                <w:bCs/>
+                <w:sz w:val="20"/>
+                <w:szCs w:val="20"/>
+              </w:rPr>
+              <w:t xml:space="preserve">Vigencia de la POA</w:t>
+            </w:r>
+          </w:p>
+        </w:tc>
+        <w:tc>
+          <w:tcPr>
+            <w:tcW w:type="dxa" w:w="5473"/>
+            <w:tcBorders>
+              <w:top w:val="single" w:color="BFC5CC" w:sz="4"/>
+              <w:left w:val="single" w:color="BFC5CC" w:sz="4"/>
+              <w:bottom w:val="single" w:color="BFC5CC" w:sz="4"/>
+              <w:right w:val="single" w:color="BFC5CC" w:sz="4"/>
+            </w:tcBorders>
+            <w:tcMar>
+              <w:top w:type="dxa" w:w="60"/>
+              <w:left w:type="dxa" w:w="100"/>
+              <w:bottom w:type="dxa" w:w="60"/>
+              <w:right w:type="dxa" w:w="100"/>
+            </w:tcMar>
+          </w:tcPr>
+          <w:p>
+            <w:r>
+              <w:rPr>
+                <w:rFonts w:ascii="Calibri" w:cs="Calibri" w:eastAsia="Calibri" w:hAnsi="Calibri"/>
+                <w:sz w:val="20"/>
+                <w:szCs w:val="20"/>
+              </w:rPr>
+              <w:t xml:space="preserve">Si cambias la geometría, el montaje, el albedo, el bifacial, el TMY o la ubicación, la superficie sale en </w:t>
+            </w:r>
+            <w:r>
+              <w:rPr>
+                <w:rFonts w:ascii="Calibri" w:cs="Calibri" w:eastAsia="Calibri" w:hAnsi="Calibri"/>
+                <w:b/>
+                <w:bCs/>
+                <w:sz w:val="20"/>
+                <w:szCs w:val="20"/>
+              </w:rPr>
+              <w:t xml:space="preserve">⚠️ Estas superficies no tienen POA vigente…</w:t>
+            </w:r>
+            <w:r>
+              <w:rPr>
+                <w:rFonts w:ascii="Calibri" w:cs="Calibri" w:eastAsia="Calibri" w:hAnsi="Calibri"/>
+                <w:sz w:val="20"/>
+                <w:szCs w:val="20"/>
+              </w:rPr>
+              <w:t xml:space="preserve"> y no se usa hasta recalcular</w:t>
+            </w:r>
+          </w:p>
+        </w:tc>
+        <w:tc>
+          <w:tcPr>
+            <w:tcW w:type="dxa" w:w="2453"/>
+            <w:tcBorders>
+              <w:top w:val="single" w:color="BFC5CC" w:sz="4"/>
+              <w:left w:val="single" w:color="BFC5CC" w:sz="4"/>
+              <w:bottom w:val="single" w:color="BFC5CC" w:sz="4"/>
+              <w:right w:val="single" w:color="BFC5CC" w:sz="4"/>
+            </w:tcBorders>
+            <w:tcMar>
+              <w:top w:type="dxa" w:w="60"/>
+              <w:left w:type="dxa" w:w="100"/>
+              <w:bottom w:type="dxa" w:w="60"/>
+              <w:right w:type="dxa" w:w="100"/>
+            </w:tcMar>
+          </w:tcPr>
+          <w:p>
+            <w:r>
+              <w:rPr>
+                <w:rFonts w:ascii="Calibri" w:cs="Calibri" w:eastAsia="Calibri" w:hAnsi="Calibri"/>
+                <w:sz w:val="20"/>
+                <w:szCs w:val="20"/>
+              </w:rPr>
+              <w:t xml:space="preserve">Se seguía usando la POA de la geometría anterior sin aviso</w:t>
+            </w:r>
+          </w:p>
+        </w:tc>
+      </w:tr>
+      <w:tr>
+        <w:trPr>
+          <w:tblHeader w:val="false"/>
+        </w:trPr>
+        <w:tc>
+          <w:tcPr>
+            <w:tcW w:type="dxa" w:w="1100"/>
+            <w:tcBorders>
+              <w:top w:val="single" w:color="BFC5CC" w:sz="4"/>
+              <w:left w:val="single" w:color="BFC5CC" w:sz="4"/>
+              <w:bottom w:val="single" w:color="BFC5CC" w:sz="4"/>
+              <w:right w:val="single" w:color="BFC5CC" w:sz="4"/>
+            </w:tcBorders>
+            <w:tcMar>
+              <w:top w:type="dxa" w:w="60"/>
+              <w:left w:type="dxa" w:w="100"/>
+              <w:bottom w:type="dxa" w:w="60"/>
+              <w:right w:type="dxa" w:w="100"/>
+            </w:tcMar>
+          </w:tcPr>
+          <w:p>
+            <w:r>
+              <w:rPr>
+                <w:rFonts w:ascii="Calibri" w:cs="Calibri" w:eastAsia="Calibri" w:hAnsi="Calibri"/>
+                <w:b/>
+                <w:bCs/>
+                <w:sz w:val="20"/>
+                <w:szCs w:val="20"/>
+              </w:rPr>
+              <w:t xml:space="preserve">Publicación única de la energía</w:t>
+            </w:r>
+          </w:p>
+        </w:tc>
+        <w:tc>
+          <w:tcPr>
+            <w:tcW w:type="dxa" w:w="5473"/>
+            <w:tcBorders>
+              <w:top w:val="single" w:color="BFC5CC" w:sz="4"/>
+              <w:left w:val="single" w:color="BFC5CC" w:sz="4"/>
+              <w:bottom w:val="single" w:color="BFC5CC" w:sz="4"/>
+              <w:right w:val="single" w:color="BFC5CC" w:sz="4"/>
+            </w:tcBorders>
+            <w:tcMar>
+              <w:top w:type="dxa" w:w="60"/>
+              <w:left w:type="dxa" w:w="100"/>
+              <w:bottom w:type="dxa" w:w="60"/>
+              <w:right w:type="dxa" w:w="100"/>
+            </w:tcMar>
+          </w:tcPr>
+          <w:p>
+            <w:r>
+              <w:rPr>
+                <w:rFonts w:ascii="Calibri" w:cs="Calibri" w:eastAsia="Calibri" w:hAnsi="Calibri"/>
+                <w:sz w:val="20"/>
+                <w:szCs w:val="20"/>
+              </w:rPr>
+              <w:t xml:space="preserve">Los tres botones publican juntos total, desglose, área y POA con su </w:t>
+            </w:r>
+            <w:r>
+              <w:rPr>
+                <w:rFonts w:ascii="Calibri" w:cs="Calibri" w:eastAsia="Calibri" w:hAnsi="Calibri"/>
+                <w:b/>
+                <w:bCs/>
+                <w:sz w:val="20"/>
+                <w:szCs w:val="20"/>
+              </w:rPr>
+              <w:t xml:space="preserve">origen</w:t>
+            </w:r>
+            <w:r>
+              <w:rPr>
+                <w:rFonts w:ascii="Calibri" w:cs="Calibri" w:eastAsia="Calibri" w:hAnsi="Calibri"/>
+                <w:sz w:val="20"/>
+                <w:szCs w:val="20"/>
+              </w:rPr>
+              <w:t xml:space="preserve">; reemplazar otro origen pide </w:t>
+            </w:r>
+            <w:r>
+              <w:rPr>
+                <w:rFonts w:ascii="Calibri" w:cs="Calibri" w:eastAsia="Calibri" w:hAnsi="Calibri"/>
+                <w:b/>
+                <w:bCs/>
+                <w:sz w:val="20"/>
+                <w:szCs w:val="20"/>
+              </w:rPr>
+              <w:t xml:space="preserve">confirmación</w:t>
+            </w:r>
+          </w:p>
+        </w:tc>
+        <w:tc>
+          <w:tcPr>
+            <w:tcW w:type="dxa" w:w="2453"/>
+            <w:tcBorders>
+              <w:top w:val="single" w:color="BFC5CC" w:sz="4"/>
+              <w:left w:val="single" w:color="BFC5CC" w:sz="4"/>
+              <w:bottom w:val="single" w:color="BFC5CC" w:sz="4"/>
+              <w:right w:val="single" w:color="BFC5CC" w:sz="4"/>
+            </w:tcBorders>
+            <w:tcMar>
+              <w:top w:type="dxa" w:w="60"/>
+              <w:left w:type="dxa" w:w="100"/>
+              <w:bottom w:type="dxa" w:w="60"/>
+              <w:right w:type="dxa" w:w="100"/>
+            </w:tcMar>
+          </w:tcPr>
+          <w:p>
+            <w:r>
+              <w:rPr>
+                <w:rFonts w:ascii="Calibri" w:cs="Calibri" w:eastAsia="Calibri" w:hAnsi="Calibri"/>
+                <w:sz w:val="20"/>
+                <w:szCs w:val="20"/>
+              </w:rPr>
+              <w:t xml:space="preserve">«Ganaba el último botón» y el bypass cambiaba solo el total</w:t>
+            </w:r>
+          </w:p>
+        </w:tc>
+      </w:tr>
+      <w:tr>
+        <w:trPr>
+          <w:tblHeader w:val="false"/>
+        </w:trPr>
+        <w:tc>
+          <w:tcPr>
+            <w:tcW w:type="dxa" w:w="1100"/>
+            <w:tcBorders>
+              <w:top w:val="single" w:color="BFC5CC" w:sz="4"/>
+              <w:left w:val="single" w:color="BFC5CC" w:sz="4"/>
+              <w:bottom w:val="single" w:color="BFC5CC" w:sz="4"/>
+              <w:right w:val="single" w:color="BFC5CC" w:sz="4"/>
+            </w:tcBorders>
+            <w:tcMar>
+              <w:top w:type="dxa" w:w="60"/>
+              <w:left w:type="dxa" w:w="100"/>
+              <w:bottom w:type="dxa" w:w="60"/>
+              <w:right w:type="dxa" w:w="100"/>
+            </w:tcMar>
+          </w:tcPr>
+          <w:p>
+            <w:r>
+              <w:rPr>
+                <w:rFonts w:ascii="Calibri" w:cs="Calibri" w:eastAsia="Calibri" w:hAnsi="Calibri"/>
+                <w:b/>
+                <w:bCs/>
+                <w:sz w:val="20"/>
+                <w:szCs w:val="20"/>
+              </w:rPr>
+              <w:t xml:space="preserve">Puntos 3D</w:t>
+            </w:r>
+          </w:p>
+        </w:tc>
+        <w:tc>
+          <w:tcPr>
+            <w:tcW w:type="dxa" w:w="5473"/>
+            <w:tcBorders>
+              <w:top w:val="single" w:color="BFC5CC" w:sz="4"/>
+              <w:left w:val="single" w:color="BFC5CC" w:sz="4"/>
+              <w:bottom w:val="single" w:color="BFC5CC" w:sz="4"/>
+              <w:right w:val="single" w:color="BFC5CC" w:sz="4"/>
+            </w:tcBorders>
+            <w:tcMar>
+              <w:top w:type="dxa" w:w="60"/>
+              <w:left w:type="dxa" w:w="100"/>
+              <w:bottom w:type="dxa" w:w="60"/>
+              <w:right w:type="dxa" w:w="100"/>
+            </w:tcMar>
+          </w:tcPr>
+          <w:p>
+            <w:r>
+              <w:rPr>
+                <w:rFonts w:ascii="Calibri" w:cs="Calibri" w:eastAsia="Calibri" w:hAnsi="Calibri"/>
+                <w:sz w:val="20"/>
+                <w:szCs w:val="20"/>
+              </w:rPr>
+              <w:t xml:space="preserve">Acepta </w:t>
+            </w:r>
+            <w:r>
+              <w:rPr>
+                <w:rFonts w:ascii="Consolas" w:cs="Consolas" w:eastAsia="Consolas" w:hAnsi="Consolas"/>
+                <w:sz w:val="20"/>
+                <w:szCs w:val="20"/>
+                <w:shd w:fill="F1F3F5" w:color="auto" w:val="clear"/>
+              </w:rPr>
+              <w:t xml:space="preserve">x,y,z</w:t>
+            </w:r>
+            <w:r>
+              <w:rPr>
+                <w:rFonts w:ascii="Calibri" w:cs="Calibri" w:eastAsia="Calibri" w:hAnsi="Calibri"/>
+                <w:sz w:val="20"/>
+                <w:szCs w:val="20"/>
+              </w:rPr>
+              <w:t xml:space="preserve"> y </w:t>
+            </w:r>
+            <w:r>
+              <w:rPr>
+                <w:rFonts w:ascii="Consolas" w:cs="Consolas" w:eastAsia="Consolas" w:hAnsi="Consolas"/>
+                <w:sz w:val="20"/>
+                <w:szCs w:val="20"/>
+                <w:shd w:fill="F1F3F5" w:color="auto" w:val="clear"/>
+              </w:rPr>
+              <w:t xml:space="preserve">x;y;z</w:t>
+            </w:r>
+            <w:r>
+              <w:rPr>
+                <w:rFonts w:ascii="Calibri" w:cs="Calibri" w:eastAsia="Calibri" w:hAnsi="Calibri"/>
+                <w:sz w:val="20"/>
+                <w:szCs w:val="20"/>
+              </w:rPr>
+              <w:t xml:space="preserve"> (coma decimal); una línea mal escrita sale en rojo y bloquea el cálculo; aviso de punto dentro del volumen antes de calcular</w:t>
+            </w:r>
+          </w:p>
+        </w:tc>
+        <w:tc>
+          <w:tcPr>
+            <w:tcW w:type="dxa" w:w="2453"/>
+            <w:tcBorders>
+              <w:top w:val="single" w:color="BFC5CC" w:sz="4"/>
+              <w:left w:val="single" w:color="BFC5CC" w:sz="4"/>
+              <w:bottom w:val="single" w:color="BFC5CC" w:sz="4"/>
+              <w:right w:val="single" w:color="BFC5CC" w:sz="4"/>
+            </w:tcBorders>
+            <w:tcMar>
+              <w:top w:type="dxa" w:w="60"/>
+              <w:left w:type="dxa" w:w="100"/>
+              <w:bottom w:type="dxa" w:w="60"/>
+              <w:right w:type="dxa" w:w="100"/>
+            </w:tcMar>
+          </w:tcPr>
+          <w:p>
+            <w:r>
+              <w:rPr>
+                <w:rFonts w:ascii="Calibri" w:cs="Calibri" w:eastAsia="Calibri" w:hAnsi="Calibri"/>
+                <w:sz w:val="20"/>
+                <w:szCs w:val="20"/>
+              </w:rPr>
+              <w:t xml:space="preserve">Las líneas mal escritas se perdían en silencio</w:t>
+            </w:r>
+          </w:p>
+        </w:tc>
+      </w:tr>
+      <w:tr>
+        <w:trPr>
+          <w:tblHeader w:val="false"/>
+        </w:trPr>
+        <w:tc>
+          <w:tcPr>
+            <w:tcW w:type="dxa" w:w="1100"/>
+            <w:tcBorders>
+              <w:top w:val="single" w:color="BFC5CC" w:sz="4"/>
+              <w:left w:val="single" w:color="BFC5CC" w:sz="4"/>
+              <w:bottom w:val="single" w:color="BFC5CC" w:sz="4"/>
+              <w:right w:val="single" w:color="BFC5CC" w:sz="4"/>
+            </w:tcBorders>
+            <w:tcMar>
+              <w:top w:type="dxa" w:w="60"/>
+              <w:left w:type="dxa" w:w="100"/>
+              <w:bottom w:type="dxa" w:w="60"/>
+              <w:right w:type="dxa" w:w="100"/>
+            </w:tcMar>
+          </w:tcPr>
+          <w:p>
+            <w:r>
+              <w:rPr>
+                <w:rFonts w:ascii="Calibri" w:cs="Calibri" w:eastAsia="Calibri" w:hAnsi="Calibri"/>
+                <w:b/>
+                <w:bCs/>
+                <w:sz w:val="20"/>
+                <w:szCs w:val="20"/>
+              </w:rPr>
+              <w:t xml:space="preserve">Estado de la sombra</w:t>
+            </w:r>
+          </w:p>
+        </w:tc>
+        <w:tc>
+          <w:tcPr>
+            <w:tcW w:type="dxa" w:w="5473"/>
+            <w:tcBorders>
+              <w:top w:val="single" w:color="BFC5CC" w:sz="4"/>
+              <w:left w:val="single" w:color="BFC5CC" w:sz="4"/>
+              <w:bottom w:val="single" w:color="BFC5CC" w:sz="4"/>
+              <w:right w:val="single" w:color="BFC5CC" w:sz="4"/>
+            </w:tcBorders>
+            <w:tcMar>
+              <w:top w:type="dxa" w:w="60"/>
+              <w:left w:type="dxa" w:w="100"/>
+              <w:bottom w:type="dxa" w:w="60"/>
+              <w:right w:type="dxa" w:w="100"/>
+            </w:tcMar>
+          </w:tcPr>
+          <w:p>
+            <w:r>
+              <w:rPr>
+                <w:rFonts w:ascii="Calibri" w:cs="Calibri" w:eastAsia="Calibri" w:hAnsi="Calibri"/>
+                <w:sz w:val="20"/>
+                <w:szCs w:val="20"/>
+              </w:rPr>
+              <w:t xml:space="preserve">Tabla </w:t>
+            </w:r>
+            <w:r>
+              <w:rPr>
+                <w:rFonts w:ascii="Calibri" w:cs="Calibri" w:eastAsia="Calibri" w:hAnsi="Calibri"/>
+                <w:b/>
+                <w:bCs/>
+                <w:sz w:val="20"/>
+                <w:szCs w:val="20"/>
+              </w:rPr>
+              <w:t xml:space="preserve">Estado de la sombra por superficie</w:t>
+            </w:r>
+            <w:r>
+              <w:rPr>
+                <w:rFonts w:ascii="Calibri" w:cs="Calibri" w:eastAsia="Calibri" w:hAnsi="Calibri"/>
+                <w:sz w:val="20"/>
+                <w:szCs w:val="20"/>
+              </w:rPr>
+              <w:t xml:space="preserve"> con 🟢/🔴/⚪, motivo y qué hacer</w:t>
+            </w:r>
+          </w:p>
+        </w:tc>
+        <w:tc>
+          <w:tcPr>
+            <w:tcW w:type="dxa" w:w="2453"/>
+            <w:tcBorders>
+              <w:top w:val="single" w:color="BFC5CC" w:sz="4"/>
+              <w:left w:val="single" w:color="BFC5CC" w:sz="4"/>
+              <w:bottom w:val="single" w:color="BFC5CC" w:sz="4"/>
+              <w:right w:val="single" w:color="BFC5CC" w:sz="4"/>
+            </w:tcBorders>
+            <w:tcMar>
+              <w:top w:type="dxa" w:w="60"/>
+              <w:left w:type="dxa" w:w="100"/>
+              <w:bottom w:type="dxa" w:w="60"/>
+              <w:right w:type="dxa" w:w="100"/>
+            </w:tcMar>
+          </w:tcPr>
+          <w:p>
+            <w:r>
+              <w:rPr>
+                <w:rFonts w:ascii="Calibri" w:cs="Calibri" w:eastAsia="Calibri" w:hAnsi="Calibri"/>
+                <w:sz w:val="20"/>
+                <w:szCs w:val="20"/>
+              </w:rPr>
+              <w:t xml:space="preserve">No se veía; además el resultado de «🌳 Calcular sombra» </w:t>
+            </w:r>
+            <w:r>
+              <w:rPr>
+                <w:rFonts w:ascii="Calibri" w:cs="Calibri" w:eastAsia="Calibri" w:hAnsi="Calibri"/>
+                <w:b/>
+                <w:bCs/>
+                <w:sz w:val="20"/>
+                <w:szCs w:val="20"/>
+              </w:rPr>
+              <w:t xml:space="preserve">se perdía</w:t>
+            </w:r>
+            <w:r>
+              <w:rPr>
+                <w:rFonts w:ascii="Calibri" w:cs="Calibri" w:eastAsia="Calibri" w:hAnsi="Calibri"/>
+                <w:sz w:val="20"/>
+                <w:szCs w:val="20"/>
+              </w:rPr>
+              <w:t xml:space="preserve"> al calcular</w:t>
+            </w:r>
+          </w:p>
+        </w:tc>
+      </w:tr>
+      <w:tr>
+        <w:trPr>
+          <w:tblHeader w:val="false"/>
+        </w:trPr>
+        <w:tc>
+          <w:tcPr>
+            <w:tcW w:type="dxa" w:w="1100"/>
+            <w:tcBorders>
+              <w:top w:val="single" w:color="BFC5CC" w:sz="4"/>
+              <w:left w:val="single" w:color="BFC5CC" w:sz="4"/>
+              <w:bottom w:val="single" w:color="BFC5CC" w:sz="4"/>
+              <w:right w:val="single" w:color="BFC5CC" w:sz="4"/>
+            </w:tcBorders>
+            <w:tcMar>
+              <w:top w:type="dxa" w:w="60"/>
+              <w:left w:type="dxa" w:w="100"/>
+              <w:bottom w:type="dxa" w:w="60"/>
+              <w:right w:type="dxa" w:w="100"/>
+            </w:tcMar>
+          </w:tcPr>
+          <w:p>
+            <w:r>
+              <w:rPr>
+                <w:rFonts w:ascii="Calibri" w:cs="Calibri" w:eastAsia="Calibri" w:hAnsi="Calibri"/>
+                <w:b/>
+                <w:bCs/>
+                <w:sz w:val="20"/>
+                <w:szCs w:val="20"/>
+              </w:rPr>
+              <w:t xml:space="preserve">Panel y strings del proyecto</w:t>
+            </w:r>
+          </w:p>
+        </w:tc>
+        <w:tc>
+          <w:tcPr>
+            <w:tcW w:type="dxa" w:w="5473"/>
+            <w:tcBorders>
+              <w:top w:val="single" w:color="BFC5CC" w:sz="4"/>
+              <w:left w:val="single" w:color="BFC5CC" w:sz="4"/>
+              <w:bottom w:val="single" w:color="BFC5CC" w:sz="4"/>
+              <w:right w:val="single" w:color="BFC5CC" w:sz="4"/>
+            </w:tcBorders>
+            <w:tcMar>
+              <w:top w:type="dxa" w:w="60"/>
+              <w:left w:type="dxa" w:w="100"/>
+              <w:bottom w:type="dxa" w:w="60"/>
+              <w:right w:type="dxa" w:w="100"/>
+            </w:tcMar>
+          </w:tcPr>
+          <w:p>
+            <w:r>
+              <w:rPr>
+                <w:rFonts w:ascii="Calibri" w:cs="Calibri" w:eastAsia="Calibri" w:hAnsi="Calibri"/>
+                <w:sz w:val="20"/>
+                <w:szCs w:val="20"/>
+              </w:rPr>
+              <w:t xml:space="preserve">Bypass y MPPT arrancan con </w:t>
+            </w:r>
+            <w:r>
+              <w:rPr>
+                <w:rFonts w:ascii="Calibri" w:cs="Calibri" w:eastAsia="Calibri" w:hAnsi="Calibri"/>
+                <w:b/>
+                <w:bCs/>
+                <w:sz w:val="20"/>
+                <w:szCs w:val="20"/>
+              </w:rPr>
+              <w:t xml:space="preserve">Panel del proyecto (…)</w:t>
+            </w:r>
+            <w:r>
+              <w:rPr>
+                <w:rFonts w:ascii="Calibri" w:cs="Calibri" w:eastAsia="Calibri" w:hAnsi="Calibri"/>
+                <w:sz w:val="20"/>
+                <w:szCs w:val="20"/>
+              </w:rPr>
+              <w:t xml:space="preserve"> y el N serie × N paralelo de cada superficie</w:t>
+            </w:r>
+          </w:p>
+        </w:tc>
+        <w:tc>
+          <w:tcPr>
+            <w:tcW w:type="dxa" w:w="2453"/>
+            <w:tcBorders>
+              <w:top w:val="single" w:color="BFC5CC" w:sz="4"/>
+              <w:left w:val="single" w:color="BFC5CC" w:sz="4"/>
+              <w:bottom w:val="single" w:color="BFC5CC" w:sz="4"/>
+              <w:right w:val="single" w:color="BFC5CC" w:sz="4"/>
+            </w:tcBorders>
+            <w:tcMar>
+              <w:top w:type="dxa" w:w="60"/>
+              <w:left w:type="dxa" w:w="100"/>
+              <w:bottom w:type="dxa" w:w="60"/>
+              <w:right w:type="dxa" w:w="100"/>
+            </w:tcMar>
+          </w:tcPr>
+          <w:p>
+            <w:r>
+              <w:rPr>
+                <w:rFonts w:ascii="Calibri" w:cs="Calibri" w:eastAsia="Calibri" w:hAnsi="Calibri"/>
+                <w:sz w:val="20"/>
+                <w:szCs w:val="20"/>
+              </w:rPr>
+              <w:t xml:space="preserve">Arrancaban con </w:t>
+            </w:r>
+            <w:r>
+              <w:rPr>
+                <w:rFonts w:ascii="Calibri" w:cs="Calibri" w:eastAsia="Calibri" w:hAnsi="Calibri"/>
+                <w:i/>
+                <w:iCs/>
+                <w:sz w:val="20"/>
+                <w:szCs w:val="20"/>
+              </w:rPr>
+              <w:t xml:space="preserve">ASP-ST1-T40</w:t>
+            </w:r>
+            <w:r>
+              <w:rPr>
+                <w:rFonts w:ascii="Calibri" w:cs="Calibri" w:eastAsia="Calibri" w:hAnsi="Calibri"/>
+                <w:sz w:val="20"/>
+                <w:szCs w:val="20"/>
+              </w:rPr>
+              <w:t xml:space="preserve"> y 8 módulos en serie</w:t>
+            </w:r>
+          </w:p>
+        </w:tc>
+      </w:tr>
+      <w:tr>
+        <w:trPr>
+          <w:tblHeader w:val="false"/>
+        </w:trPr>
+        <w:tc>
+          <w:tcPr>
+            <w:tcW w:type="dxa" w:w="1100"/>
+            <w:tcBorders>
+              <w:top w:val="single" w:color="BFC5CC" w:sz="4"/>
+              <w:left w:val="single" w:color="BFC5CC" w:sz="4"/>
+              <w:bottom w:val="single" w:color="BFC5CC" w:sz="4"/>
+              <w:right w:val="single" w:color="BFC5CC" w:sz="4"/>
+            </w:tcBorders>
+            <w:tcMar>
+              <w:top w:type="dxa" w:w="60"/>
+              <w:left w:type="dxa" w:w="100"/>
+              <w:bottom w:type="dxa" w:w="60"/>
+              <w:right w:type="dxa" w:w="100"/>
+            </w:tcMar>
+          </w:tcPr>
+          <w:p>
+            <w:r>
+              <w:rPr>
+                <w:rFonts w:ascii="Calibri" w:cs="Calibri" w:eastAsia="Calibri" w:hAnsi="Calibri"/>
+                <w:b/>
+                <w:bCs/>
+                <w:sz w:val="20"/>
+                <w:szCs w:val="20"/>
+              </w:rPr>
+              <w:t xml:space="preserve">Mapa de calor POA</w:t>
+            </w:r>
+          </w:p>
+        </w:tc>
+        <w:tc>
+          <w:tcPr>
+            <w:tcW w:type="dxa" w:w="5473"/>
+            <w:tcBorders>
+              <w:top w:val="single" w:color="BFC5CC" w:sz="4"/>
+              <w:left w:val="single" w:color="BFC5CC" w:sz="4"/>
+              <w:bottom w:val="single" w:color="BFC5CC" w:sz="4"/>
+              <w:right w:val="single" w:color="BFC5CC" w:sz="4"/>
+            </w:tcBorders>
+            <w:tcMar>
+              <w:top w:type="dxa" w:w="60"/>
+              <w:left w:type="dxa" w:w="100"/>
+              <w:bottom w:type="dxa" w:w="60"/>
+              <w:right w:type="dxa" w:w="100"/>
+            </w:tcMar>
+          </w:tcPr>
+          <w:p>
+            <w:r>
+              <w:rPr>
+                <w:rFonts w:ascii="Calibri" w:cs="Calibri" w:eastAsia="Calibri" w:hAnsi="Calibri"/>
+                <w:sz w:val="20"/>
+                <w:szCs w:val="20"/>
+              </w:rPr>
+              <w:t xml:space="preserve">Funciona con POA por superficie</w:t>
+            </w:r>
+          </w:p>
+        </w:tc>
+        <w:tc>
+          <w:tcPr>
+            <w:tcW w:type="dxa" w:w="2453"/>
+            <w:tcBorders>
+              <w:top w:val="single" w:color="BFC5CC" w:sz="4"/>
+              <w:left w:val="single" w:color="BFC5CC" w:sz="4"/>
+              <w:bottom w:val="single" w:color="BFC5CC" w:sz="4"/>
+              <w:right w:val="single" w:color="BFC5CC" w:sz="4"/>
+            </w:tcBorders>
+            <w:tcMar>
+              <w:top w:type="dxa" w:w="60"/>
+              <w:left w:type="dxa" w:w="100"/>
+              <w:bottom w:type="dxa" w:w="60"/>
+              <w:right w:type="dxa" w:w="100"/>
+            </w:tcMar>
+          </w:tcPr>
+          <w:p>
+            <w:r>
+              <w:rPr>
+                <w:rFonts w:ascii="Calibri" w:cs="Calibri" w:eastAsia="Calibri" w:hAnsi="Calibri"/>
+                <w:sz w:val="20"/>
+                <w:szCs w:val="20"/>
+              </w:rPr>
+              <w:t xml:space="preserve">Se caía con «The truth value of a DataFrame is ambiguous»</w:t>
+            </w:r>
+          </w:p>
+        </w:tc>
+      </w:tr>
+      <w:tr>
+        <w:trPr>
+          <w:tblHeader w:val="false"/>
+        </w:trPr>
+        <w:tc>
+          <w:tcPr>
+            <w:tcW w:type="dxa" w:w="1100"/>
+            <w:tcBorders>
+              <w:top w:val="single" w:color="BFC5CC" w:sz="4"/>
+              <w:left w:val="single" w:color="BFC5CC" w:sz="4"/>
+              <w:bottom w:val="single" w:color="BFC5CC" w:sz="4"/>
+              <w:right w:val="single" w:color="BFC5CC" w:sz="4"/>
+            </w:tcBorders>
+            <w:tcMar>
+              <w:top w:type="dxa" w:w="60"/>
+              <w:left w:type="dxa" w:w="100"/>
+              <w:bottom w:type="dxa" w:w="60"/>
+              <w:right w:type="dxa" w:w="100"/>
+            </w:tcMar>
+          </w:tcPr>
+          <w:p>
+            <w:r>
+              <w:rPr>
+                <w:rFonts w:ascii="Calibri" w:cs="Calibri" w:eastAsia="Calibri" w:hAnsi="Calibri"/>
+                <w:b/>
+                <w:bCs/>
+                <w:sz w:val="20"/>
+                <w:szCs w:val="20"/>
+              </w:rPr>
+              <w:t xml:space="preserve">Sombra v2</w:t>
+            </w:r>
+          </w:p>
+        </w:tc>
+        <w:tc>
+          <w:tcPr>
+            <w:tcW w:type="dxa" w:w="5473"/>
+            <w:tcBorders>
+              <w:top w:val="single" w:color="BFC5CC" w:sz="4"/>
+              <w:left w:val="single" w:color="BFC5CC" w:sz="4"/>
+              <w:bottom w:val="single" w:color="BFC5CC" w:sz="4"/>
+              <w:right w:val="single" w:color="BFC5CC" w:sz="4"/>
+            </w:tcBorders>
+            <w:tcMar>
+              <w:top w:type="dxa" w:w="60"/>
+              <w:left w:type="dxa" w:w="100"/>
+              <w:bottom w:type="dxa" w:w="60"/>
+              <w:right w:type="dxa" w:w="100"/>
+            </w:tcMar>
+          </w:tcPr>
+          <w:p>
+            <w:r>
+              <w:rPr>
+                <w:rFonts w:ascii="Calibri" w:cs="Calibri" w:eastAsia="Calibri" w:hAnsi="Calibri"/>
+                <w:sz w:val="20"/>
+                <w:szCs w:val="20"/>
+              </w:rPr>
+              <w:t xml:space="preserve">Las horas con el sol detrás del módulo no cuentan como sombra</w:t>
+            </w:r>
+          </w:p>
+        </w:tc>
+        <w:tc>
+          <w:tcPr>
+            <w:tcW w:type="dxa" w:w="2453"/>
+            <w:tcBorders>
+              <w:top w:val="single" w:color="BFC5CC" w:sz="4"/>
+              <w:left w:val="single" w:color="BFC5CC" w:sz="4"/>
+              <w:bottom w:val="single" w:color="BFC5CC" w:sz="4"/>
+              <w:right w:val="single" w:color="BFC5CC" w:sz="4"/>
+            </w:tcBorders>
+            <w:tcMar>
+              <w:top w:type="dxa" w:w="60"/>
+              <w:left w:type="dxa" w:w="100"/>
+              <w:bottom w:type="dxa" w:w="60"/>
+              <w:right w:type="dxa" w:w="100"/>
+            </w:tcMar>
+          </w:tcPr>
+          <w:p>
+            <w:r>
+              <w:rPr>
+                <w:rFonts w:ascii="Calibri" w:cs="Calibri" w:eastAsia="Calibri" w:hAnsi="Calibri"/>
+                <w:sz w:val="20"/>
+                <w:szCs w:val="20"/>
+              </w:rPr>
+              <w:t xml:space="preserve">Se contaba sombra total en esas horas</w:t>
+            </w:r>
+          </w:p>
+        </w:tc>
+      </w:tr>
+    </w:tbl>
+    <w:p/>
+    <w:p>
+      <w:pPr>
+        <w:spacing w:after="120"/>
+      </w:pPr>
+      <w:r>
+        <w:rPr>
+          <w:rFonts w:ascii="Calibri" w:cs="Calibri" w:eastAsia="Calibri" w:hAnsi="Calibri"/>
+        </w:rPr>
+        <w:t xml:space="preserve">🚩 </w:t>
+      </w:r>
+      <w:r>
+        <w:rPr>
+          <w:rFonts w:ascii="Calibri" w:cs="Calibri" w:eastAsia="Calibri" w:hAnsi="Calibri"/>
+          <w:b/>
+          <w:bCs/>
+        </w:rPr>
+        <w:t xml:space="preserve">Después de esta actualización, en tus proyectos:</w:t>
+      </w:r>
+    </w:p>
+    <w:p>
+      <w:pPr>
+        <w:pStyle w:val="ListParagraph"/>
+        <w:numPr>
+          <w:ilvl w:val="0"/>
+          <w:numId w:val="2"/>
+        </w:numPr>
+      </w:pPr>
+      <w:r>
+        <w:rPr>
+          <w:rFonts w:ascii="Calibri" w:cs="Calibri" w:eastAsia="Calibri" w:hAnsi="Calibri"/>
+        </w:rPr>
+        <w:t xml:space="preserve">Presiona </w:t>
+      </w:r>
+      <w:r>
+        <w:rPr>
+          <w:rFonts w:ascii="Calibri" w:cs="Calibri" w:eastAsia="Calibri" w:hAnsi="Calibri"/>
+          <w:b/>
+          <w:bCs/>
+        </w:rPr>
+        <w:t xml:space="preserve">⚡ Calcular POA para todas las superficies</w:t>
+      </w:r>
+      <w:r>
+        <w:rPr>
+          <w:rFonts w:ascii="Calibri" w:cs="Calibri" w:eastAsia="Calibri" w:hAnsi="Calibri"/>
+        </w:rPr>
+        <w:t xml:space="preserve">.</w:t>
+      </w:r>
+    </w:p>
+    <w:p>
+      <w:pPr>
+        <w:pStyle w:val="ListParagraph"/>
+        <w:numPr>
+          <w:ilvl w:val="0"/>
+          <w:numId w:val="2"/>
+        </w:numPr>
+      </w:pPr>
+      <w:r>
+        <w:rPr>
+          <w:rFonts w:ascii="Calibri" w:cs="Calibri" w:eastAsia="Calibri" w:hAnsi="Calibri"/>
+        </w:rPr>
+        <w:t xml:space="preserve">Presiona </w:t>
+      </w:r>
+      <w:r>
+        <w:rPr>
+          <w:rFonts w:ascii="Calibri" w:cs="Calibri" w:eastAsia="Calibri" w:hAnsi="Calibri"/>
+          <w:b/>
+          <w:bCs/>
+        </w:rPr>
+        <w:t xml:space="preserve">🌳 Calcular sombra de todas las superficies</w:t>
+      </w:r>
+      <w:r>
+        <w:rPr>
+          <w:rFonts w:ascii="Calibri" w:cs="Calibri" w:eastAsia="Calibri" w:hAnsi="Calibri"/>
+        </w:rPr>
+        <w:t xml:space="preserve"> (antes no quedaba guardada).</w:t>
+      </w:r>
+    </w:p>
+    <w:p>
+      <w:pPr>
+        <w:pStyle w:val="ListParagraph"/>
+        <w:numPr>
+          <w:ilvl w:val="0"/>
+          <w:numId w:val="2"/>
+        </w:numPr>
+      </w:pPr>
+      <w:r>
+        <w:rPr>
+          <w:rFonts w:ascii="Calibri" w:cs="Calibri" w:eastAsia="Calibri" w:hAnsi="Calibri"/>
+        </w:rPr>
+        <w:t xml:space="preserve">Si usabas el bypass por superficie, vuelve a calcularlo: ahora usa el panel y los strings del proyecto.</w:t>
+      </w:r>
+    </w:p>
+    <w:p>
+      <w:pPr>
+        <w:pStyle w:val="ListParagraph"/>
+        <w:numPr>
+          <w:ilvl w:val="0"/>
+          <w:numId w:val="2"/>
+        </w:numPr>
+      </w:pPr>
+      <w:r>
+        <w:rPr>
+          <w:rFonts w:ascii="Calibri" w:cs="Calibri" w:eastAsia="Calibri" w:hAnsi="Calibri"/>
+        </w:rPr>
+        <w:t xml:space="preserve">Vuelve a publicar la energía con el botón que elijas: si el banner dice </w:t>
+      </w:r>
+      <w:r>
+        <w:rPr>
+          <w:rFonts w:ascii="Calibri" w:cs="Calibri" w:eastAsia="Calibri" w:hAnsi="Calibri"/>
+          <w:b/>
+          <w:bCs/>
+        </w:rPr>
+        <w:t xml:space="preserve">origen desconocido</w:t>
+      </w:r>
+      <w:r>
+        <w:rPr>
+          <w:rFonts w:ascii="Calibri" w:cs="Calibri" w:eastAsia="Calibri" w:hAnsi="Calibri"/>
+        </w:rPr>
+        <w:t xml:space="preserve">, es energía de la versión anterior.</w:t>
+      </w:r>
+    </w:p>
     <w:p>
       <w:pPr>
         <w:pStyle w:val="Heading1"/>
@@ -3383,6 +4415,64 @@
     </w:p>
     <w:p>
       <w:pPr>
+        <w:pBdr>
+          <w:left w:val="single" w:color="E3A008" w:sz="18" w:space="8"/>
+        </w:pBdr>
+        <w:shd w:fill="FFF8E1" w:color="auto" w:val="clear"/>
+        <w:spacing w:after="120" w:before="120"/>
+        <w:ind w:left="360"/>
+      </w:pPr>
+      <w:r>
+        <w:rPr>
+          <w:rFonts w:ascii="Calibri" w:cs="Calibri" w:eastAsia="Calibri" w:hAnsi="Calibri"/>
+        </w:rPr>
+        <w:t xml:space="preserve">ℹ️ El </w:t>
+      </w:r>
+      <w:r>
+        <w:rPr>
+          <w:rFonts w:ascii="Calibri" w:cs="Calibri" w:eastAsia="Calibri" w:hAnsi="Calibri"/>
+          <w:b/>
+          <w:bCs/>
+        </w:rPr>
+        <w:t xml:space="preserve">N serie</w:t>
+      </w:r>
+      <w:r>
+        <w:rPr>
+          <w:rFonts w:ascii="Calibri" w:cs="Calibri" w:eastAsia="Calibri" w:hAnsi="Calibri"/>
+        </w:rPr>
+        <w:t xml:space="preserve"> y el </w:t>
+      </w:r>
+      <w:r>
+        <w:rPr>
+          <w:rFonts w:ascii="Calibri" w:cs="Calibri" w:eastAsia="Calibri" w:hAnsi="Calibri"/>
+          <w:b/>
+          <w:bCs/>
+        </w:rPr>
+        <w:t xml:space="preserve">N paralelo</w:t>
+      </w:r>
+      <w:r>
+        <w:rPr>
+          <w:rFonts w:ascii="Calibri" w:cs="Calibri" w:eastAsia="Calibri" w:hAnsi="Calibri"/>
+        </w:rPr>
+        <w:t xml:space="preserve"> de cada superficie se escriben </w:t>
+      </w:r>
+      <w:r>
+        <w:rPr>
+          <w:rFonts w:ascii="Calibri" w:cs="Calibri" w:eastAsia="Calibri" w:hAnsi="Calibri"/>
+          <w:b/>
+          <w:bCs/>
+        </w:rPr>
+        <w:t xml:space="preserve">solo aquí</w:t>
+      </w:r>
+      <w:r>
+        <w:rPr>
+          <w:rFonts w:ascii="Calibri" w:cs="Calibri" w:eastAsia="Calibri" w:hAnsi="Calibri"/>
+        </w:rPr>
+        <w:t xml:space="preserve">: los usan también el bypass por superficie, el MPPT combinado y el modo físico.</w:t>
+      </w:r>
+    </w:p>
+    <w:p>
+      <w:pPr>
         <w:pStyle w:val="Heading2"/>
       </w:pPr>
       <w:r>
@@ -4380,7 +5470,35 @@
         <w:rPr>
           <w:rFonts w:ascii="Calibri" w:cs="Calibri" w:eastAsia="Calibri" w:hAnsi="Calibri"/>
         </w:rPr>
-        <w:t xml:space="preserve">; si algo cambió desde la comparación, rechaza la adopción y te dice por qué.</w:t>
+        <w:t xml:space="preserve">; si algo cambió desde la comparación, rechaza la adopción y te dice por qué. Si ya hay energía publicada de otro origen, primero pregunta </w:t>
+      </w:r>
+      <w:r>
+        <w:rPr>
+          <w:rFonts w:ascii="Calibri" w:cs="Calibri" w:eastAsia="Calibri" w:hAnsi="Calibri"/>
+          <w:i/>
+          <w:iCs/>
+        </w:rPr>
+        <w:t xml:space="preserve">¿Reemplazarla por…?</w:t>
+      </w:r>
+      <w:r>
+        <w:rPr>
+          <w:rFonts w:ascii="Calibri" w:cs="Calibri" w:eastAsia="Calibri" w:hAnsi="Calibri"/>
+        </w:rPr>
+        <w:t xml:space="preserve">; al confirmar vuelve a revalidar. El banner queda con origen </w:t>
+      </w:r>
+      <w:r>
+        <w:rPr>
+          <w:rFonts w:ascii="Calibri" w:cs="Calibri" w:eastAsia="Calibri" w:hAnsi="Calibri"/>
+          <w:b/>
+          <w:bCs/>
+        </w:rPr>
+        <w:t xml:space="preserve">físico</w:t>
+      </w:r>
+      <w:r>
+        <w:rPr>
+          <w:rFonts w:ascii="Calibri" w:cs="Calibri" w:eastAsia="Calibri" w:hAnsi="Calibri"/>
+        </w:rPr>
+        <w:t xml:space="preserve"> y muestra el recorte en buses de inversor.</w:t>
       </w:r>
     </w:p>
     <w:p>
@@ -4507,6 +5625,35 @@
     </w:p>
     <w:p>
       <w:pPr>
+        <w:pStyle w:val="ListParagraph"/>
+        <w:numPr>
+          <w:ilvl w:val="0"/>
+          <w:numId w:val="3"/>
+        </w:numPr>
+      </w:pPr>
+      <w:r>
+        <w:rPr>
+          <w:rFonts w:ascii="Calibri" w:cs="Calibri" w:eastAsia="Calibri" w:hAnsi="Calibri"/>
+        </w:rPr>
+        <w:t xml:space="preserve">Solo usa POA </w:t>
+      </w:r>
+      <w:r>
+        <w:rPr>
+          <w:rFonts w:ascii="Calibri" w:cs="Calibri" w:eastAsia="Calibri" w:hAnsi="Calibri"/>
+          <w:b/>
+          <w:bCs/>
+        </w:rPr>
+        <w:t xml:space="preserve">vigentes</w:t>
+      </w:r>
+      <w:r>
+        <w:rPr>
+          <w:rFonts w:ascii="Calibri" w:cs="Calibri" w:eastAsia="Calibri" w:hAnsi="Calibri"/>
+        </w:rPr>
+        <w:t xml:space="preserve">. Una superficie sin POA vigente aparece en el aviso ⚠️ y se colorea con una estimación desde la irradiancia global (no con su POA anterior); en la tabla del mes figura con 0.</w:t>
+      </w:r>
+    </w:p>
+    <w:p>
+      <w:pPr>
         <w:pStyle w:val="Heading1"/>
       </w:pPr>
       <w:r>
@@ -4524,7 +5671,21 @@
         <w:rPr>
           <w:rFonts w:ascii="Calibri" w:cs="Calibri" w:eastAsia="Calibri" w:hAnsi="Calibri"/>
         </w:rPr>
-        <w:t xml:space="preserve">Requiere la POA del paso 4.</w:t>
+        <w:t xml:space="preserve">Requiere la POA del paso 4. Solo usa POA </w:t>
+      </w:r>
+      <w:r>
+        <w:rPr>
+          <w:rFonts w:ascii="Calibri" w:cs="Calibri" w:eastAsia="Calibri" w:hAnsi="Calibri"/>
+          <w:b/>
+          <w:bCs/>
+        </w:rPr>
+        <w:t xml:space="preserve">vigentes</w:t>
+      </w:r>
+      <w:r>
+        <w:rPr>
+          <w:rFonts w:ascii="Calibri" w:cs="Calibri" w:eastAsia="Calibri" w:hAnsi="Calibri"/>
+        </w:rPr>
+        <w:t xml:space="preserve">: las superficies sin POA vigente aparecen en el aviso ⚠️ y se omiten de las gráficas; el bypass no calcula hasta que todas las superficies activas tengan POA vigente.</w:t>
       </w:r>
     </w:p>
     <w:p>
@@ -4878,7 +6039,21 @@
         <w:rPr>
           <w:rFonts w:ascii="Calibri" w:cs="Calibri" w:eastAsia="Calibri" w:hAnsi="Calibri"/>
         </w:rPr>
-        <w:t xml:space="preserve">. Semáforo:</w:t>
+        <w:t xml:space="preserve">. El resultado indica el </w:t>
+      </w:r>
+      <w:r>
+        <w:rPr>
+          <w:rFonts w:ascii="Calibri" w:cs="Calibri" w:eastAsia="Calibri" w:hAnsi="Calibri"/>
+          <w:b/>
+          <w:bCs/>
+        </w:rPr>
+        <w:t xml:space="preserve">panel usado</w:t>
+      </w:r>
+      <w:r>
+        <w:rPr>
+          <w:rFonts w:ascii="Calibri" w:cs="Calibri" w:eastAsia="Calibri" w:hAnsi="Calibri"/>
+        </w:rPr>
+        <w:t xml:space="preserve"> (y si es distinto al del proyecto) y los strings de cada superficie con su origen. Semáforo:</w:t>
       </w:r>
     </w:p>
     <w:p>
@@ -4994,7 +6169,21 @@
         <w:rPr>
           <w:rFonts w:ascii="Calibri" w:cs="Calibri" w:eastAsia="Calibri" w:hAnsi="Calibri"/>
         </w:rPr>
-        <w:t xml:space="preserve"> (sol detrás del plano, AOI ≥ 90°) o nocturna. Con POA por superficie calculada, el mapa usa la POA de esa superficie. </w:t>
+        <w:t xml:space="preserve"> (sol detrás del plano, AOI ≥ 90°) o nocturna. Si la superficie tiene POA </w:t>
+      </w:r>
+      <w:r>
+        <w:rPr>
+          <w:rFonts w:ascii="Calibri" w:cs="Calibri" w:eastAsia="Calibri" w:hAnsi="Calibri"/>
+          <w:b/>
+          <w:bCs/>
+        </w:rPr>
+        <w:t xml:space="preserve">vigente</w:t>
+      </w:r>
+      <w:r>
+        <w:rPr>
+          <w:rFonts w:ascii="Calibri" w:cs="Calibri" w:eastAsia="Calibri" w:hAnsi="Calibri"/>
+        </w:rPr>
+        <w:t xml:space="preserve">, el mapa usa su POA; si no, usa la POA general de ☀️ Recurso Solar. </w:t>
       </w:r>
       <w:r>
         <w:rPr>
@@ -5147,83 +6336,73 @@
         <w:rPr>
           <w:rFonts w:ascii="Calibri" w:cs="Calibri" w:eastAsia="Calibri" w:hAnsi="Calibri"/>
         </w:rPr>
-        <w:t xml:space="preserve">8. Lista de verificación antes de ir a Financiero</w:t>
-      </w:r>
-    </w:p>
-    <w:p>
-      <w:pPr>
-        <w:ind w:left="360" w:hanging="360"/>
-      </w:pPr>
-      <w:r>
-        <w:rPr>
-          <w:rFonts w:ascii="Segoe UI Symbol" w:cs="Segoe UI Symbol" w:eastAsia="Segoe UI Symbol" w:hAnsi="Segoe UI Symbol"/>
-        </w:rPr>
-        <w:t xml:space="preserve">☐  </w:t>
-      </w:r>
-      <w:r>
-        <w:rPr>
-          <w:rFonts w:ascii="Calibri" w:cs="Calibri" w:eastAsia="Calibri" w:hAnsi="Calibri"/>
-        </w:rPr>
-        <w:t xml:space="preserve">Recurso Solar ✅ y TMY vigente.</w:t>
-      </w:r>
-    </w:p>
-    <w:p>
-      <w:pPr>
-        <w:ind w:left="360" w:hanging="360"/>
-      </w:pPr>
-      <w:r>
-        <w:rPr>
-          <w:rFonts w:ascii="Segoe UI Symbol" w:cs="Segoe UI Symbol" w:eastAsia="Segoe UI Symbol" w:hAnsi="Segoe UI Symbol"/>
-        </w:rPr>
-        <w:t xml:space="preserve">☐  </w:t>
-      </w:r>
-      <w:r>
-        <w:rPr>
-          <w:rFonts w:ascii="Calibri" w:cs="Calibri" w:eastAsia="Calibri" w:hAnsi="Calibri"/>
-        </w:rPr>
-        <w:t xml:space="preserve">Todas las superficies reales creadas, con tilt, azimut y área correctos, y las que no existen desactivadas.</w:t>
-      </w:r>
-    </w:p>
-    <w:p>
-      <w:pPr>
-        <w:ind w:left="360" w:hanging="360"/>
-      </w:pPr>
-      <w:r>
-        <w:rPr>
-          <w:rFonts w:ascii="Segoe UI Symbol" w:cs="Segoe UI Symbol" w:eastAsia="Segoe UI Symbol" w:hAnsi="Segoe UI Symbol"/>
-        </w:rPr>
-        <w:t xml:space="preserve">☐  </w:t>
-      </w:r>
-      <w:r>
-        <w:rPr>
-          <w:rFonts w:ascii="Calibri" w:cs="Calibri" w:eastAsia="Calibri" w:hAnsi="Calibri"/>
-        </w:rPr>
-        <w:t xml:space="preserve">Montaje "Ventilada" solo donde existe físicamente.</w:t>
-      </w:r>
-    </w:p>
-    <w:p>
-      <w:pPr>
-        <w:ind w:left="360" w:hanging="360"/>
-      </w:pPr>
-      <w:r>
-        <w:rPr>
-          <w:rFonts w:ascii="Segoe UI Symbol" w:cs="Segoe UI Symbol" w:eastAsia="Segoe UI Symbol" w:hAnsi="Segoe UI Symbol"/>
-        </w:rPr>
-        <w:t xml:space="preserve">☐  </w:t>
-      </w:r>
-      <w:r>
-        <w:rPr>
-          <w:rFonts w:ascii="Calibri" w:cs="Calibri" w:eastAsia="Calibri" w:hAnsi="Calibri"/>
-        </w:rPr>
-        <w:t xml:space="preserve">Ningún aviso </w:t>
-      </w:r>
-      <w:r>
-        <w:rPr>
-          <w:rFonts w:ascii="Calibri" w:cs="Calibri" w:eastAsia="Calibri" w:hAnsi="Calibri"/>
-          <w:b/>
-          <w:bCs/>
-        </w:rPr>
-        <w:t xml:space="preserve">⚠️ Estas superficies no tienen POA vigente…</w:t>
+        <w:t xml:space="preserve">8. Guardar y cargar un proyecto con varias superficies</w:t>
+      </w:r>
+    </w:p>
+    <w:p>
+      <w:pPr>
+        <w:pStyle w:val="ListParagraph"/>
+        <w:numPr>
+          <w:ilvl w:val="0"/>
+          <w:numId w:val="3"/>
+        </w:numPr>
+      </w:pPr>
+      <w:r>
+        <w:rPr>
+          <w:rFonts w:ascii="Calibri" w:cs="Calibri" w:eastAsia="Calibri" w:hAnsi="Calibri"/>
+        </w:rPr>
+        <w:t xml:space="preserve">El estado multi-superficie (superficies, inversores, energía publicada y su origen) se guarda con el proyecto </w:t>
+      </w:r>
+      <w:r>
+        <w:rPr>
+          <w:rFonts w:ascii="Calibri" w:cs="Calibri" w:eastAsia="Calibri" w:hAnsi="Calibri"/>
+          <w:b/>
+          <w:bCs/>
+        </w:rPr>
+        <w:t xml:space="preserve">solo si hay energía publicada</w:t>
+      </w:r>
+      <w:r>
+        <w:rPr>
+          <w:rFonts w:ascii="Calibri" w:cs="Calibri" w:eastAsia="Calibri" w:hAnsi="Calibri"/>
+        </w:rPr>
+        <w:t xml:space="preserve"> (banner ✅ activo). Publica antes de guardar si quieres conservar las superficies.</w:t>
+      </w:r>
+    </w:p>
+    <w:p>
+      <w:pPr>
+        <w:pStyle w:val="ListParagraph"/>
+        <w:numPr>
+          <w:ilvl w:val="0"/>
+          <w:numId w:val="3"/>
+        </w:numPr>
+      </w:pPr>
+      <w:r>
+        <w:rPr>
+          <w:rFonts w:ascii="Calibri" w:cs="Calibri" w:eastAsia="Calibri" w:hAnsi="Calibri"/>
+        </w:rPr>
+        <w:t xml:space="preserve">El </w:t>
+      </w:r>
+      <w:r>
+        <w:rPr>
+          <w:rFonts w:ascii="Calibri" w:cs="Calibri" w:eastAsia="Calibri" w:hAnsi="Calibri"/>
+          <w:b/>
+          <w:bCs/>
+        </w:rPr>
+        <w:t xml:space="preserve">proyecto físico</w:t>
+      </w:r>
+      <w:r>
+        <w:rPr>
+          <w:rFonts w:ascii="Calibri" w:cs="Calibri" w:eastAsia="Calibri" w:hAnsi="Calibri"/>
+        </w:rPr>
+        <w:t xml:space="preserve"> solo se guarda si el origen vigente es </w:t>
+      </w:r>
+      <w:r>
+        <w:rPr>
+          <w:rFonts w:ascii="Calibri" w:cs="Calibri" w:eastAsia="Calibri" w:hAnsi="Calibri"/>
+          <w:b/>
+          <w:bCs/>
+        </w:rPr>
+        <w:t xml:space="preserve">físico</w:t>
       </w:r>
       <w:r>
         <w:rPr>
@@ -5234,19 +6413,31 @@
     </w:p>
     <w:p>
       <w:pPr>
-        <w:ind w:left="360" w:hanging="360"/>
-      </w:pPr>
-      <w:r>
-        <w:rPr>
-          <w:rFonts w:ascii="Segoe UI Symbol" w:cs="Segoe UI Symbol" w:eastAsia="Segoe UI Symbol" w:hAnsi="Segoe UI Symbol"/>
-        </w:rPr>
-        <w:t xml:space="preserve">☐  </w:t>
-      </w:r>
-      <w:r>
-        <w:rPr>
-          <w:rFonts w:ascii="Calibri" w:cs="Calibri" w:eastAsia="Calibri" w:hAnsi="Calibri"/>
-        </w:rPr>
-        <w:t xml:space="preserve">Si usas sombra 3D: escena del sitio correcto, puntos fuera del volumen (20–50 cm) y todas las superficies en 🟢 en </w:t>
+        <w:pStyle w:val="ListParagraph"/>
+        <w:numPr>
+          <w:ilvl w:val="0"/>
+          <w:numId w:val="3"/>
+        </w:numPr>
+      </w:pPr>
+      <w:r>
+        <w:rPr>
+          <w:rFonts w:ascii="Calibri" w:cs="Calibri" w:eastAsia="Calibri" w:hAnsi="Calibri"/>
+        </w:rPr>
+        <w:t xml:space="preserve">Al cargar el proyecto, el estado multi-superficie se restaura cuando pasas por </w:t>
+      </w:r>
+      <w:r>
+        <w:rPr>
+          <w:rFonts w:ascii="Calibri" w:cs="Calibri" w:eastAsia="Calibri" w:hAnsi="Calibri"/>
+          <w:b/>
+          <w:bCs/>
+        </w:rPr>
+        <w:t xml:space="preserve">☀️ Recurso Solar</w:t>
+      </w:r>
+      <w:r>
+        <w:rPr>
+          <w:rFonts w:ascii="Calibri" w:cs="Calibri" w:eastAsia="Calibri" w:hAnsi="Calibri"/>
+        </w:rPr>
+        <w:t xml:space="preserve"> con el TMY: verás </w:t>
       </w:r>
       <w:r>
         <w:rPr>
@@ -5254,6 +6445,259 @@
           <w:i/>
           <w:iCs/>
         </w:rPr>
+        <w:t xml:space="preserve">📂 Estado multi-superficie restaurado…</w:t>
+      </w:r>
+      <w:r>
+        <w:rPr>
+          <w:rFonts w:ascii="Calibri" w:cs="Calibri" w:eastAsia="Calibri" w:hAnsi="Calibri"/>
+        </w:rPr>
+        <w:t xml:space="preserve"> o, si el TMY o las firmas no coinciden, </w:t>
+      </w:r>
+      <w:r>
+        <w:rPr>
+          <w:rFonts w:ascii="Calibri" w:cs="Calibri" w:eastAsia="Calibri" w:hAnsi="Calibri"/>
+          <w:i/>
+          <w:iCs/>
+        </w:rPr>
+        <w:t xml:space="preserve">…rechazado</w:t>
+      </w:r>
+      <w:r>
+        <w:rPr>
+          <w:rFonts w:ascii="Calibri" w:cs="Calibri" w:eastAsia="Calibri" w:hAnsi="Calibri"/>
+        </w:rPr>
+        <w:t xml:space="preserve"> con el motivo.</w:t>
+      </w:r>
+    </w:p>
+    <w:p>
+      <w:pPr>
+        <w:pStyle w:val="ListParagraph"/>
+        <w:numPr>
+          <w:ilvl w:val="0"/>
+          <w:numId w:val="3"/>
+        </w:numPr>
+      </w:pPr>
+      <w:r>
+        <w:rPr>
+          <w:rFonts w:ascii="Calibri" w:cs="Calibri" w:eastAsia="Calibri" w:hAnsi="Calibri"/>
+        </w:rPr>
+        <w:t xml:space="preserve">La </w:t>
+      </w:r>
+      <w:r>
+        <w:rPr>
+          <w:rFonts w:ascii="Calibri" w:cs="Calibri" w:eastAsia="Calibri" w:hAnsi="Calibri"/>
+          <w:b/>
+          <w:bCs/>
+        </w:rPr>
+        <w:t xml:space="preserve">POA por superficie no se guarda</w:t>
+      </w:r>
+      <w:r>
+        <w:rPr>
+          <w:rFonts w:ascii="Calibri" w:cs="Calibri" w:eastAsia="Calibri" w:hAnsi="Calibri"/>
+        </w:rPr>
+        <w:t xml:space="preserve">: al abrir el proyecto aparece como «POA sin calcular»; presiona </w:t>
+      </w:r>
+      <w:r>
+        <w:rPr>
+          <w:rFonts w:ascii="Calibri" w:cs="Calibri" w:eastAsia="Calibri" w:hAnsi="Calibri"/>
+          <w:b/>
+          <w:bCs/>
+        </w:rPr>
+        <w:t xml:space="preserve">⚡ Calcular POA</w:t>
+      </w:r>
+      <w:r>
+        <w:rPr>
+          <w:rFonts w:ascii="Calibri" w:cs="Calibri" w:eastAsia="Calibri" w:hAnsi="Calibri"/>
+        </w:rPr>
+        <w:t xml:space="preserve">.</w:t>
+      </w:r>
+    </w:p>
+    <w:p>
+      <w:pPr>
+        <w:pStyle w:val="ListParagraph"/>
+        <w:numPr>
+          <w:ilvl w:val="0"/>
+          <w:numId w:val="3"/>
+        </w:numPr>
+      </w:pPr>
+      <w:r>
+        <w:rPr>
+          <w:rFonts w:ascii="Calibri" w:cs="Calibri" w:eastAsia="Calibri" w:hAnsi="Calibri"/>
+        </w:rPr>
+        <w:t xml:space="preserve">Los </w:t>
+      </w:r>
+      <w:r>
+        <w:rPr>
+          <w:rFonts w:ascii="Calibri" w:cs="Calibri" w:eastAsia="Calibri" w:hAnsi="Calibri"/>
+          <w:b/>
+          <w:bCs/>
+        </w:rPr>
+        <w:t xml:space="preserve">puntos 3D</w:t>
+      </w:r>
+      <w:r>
+        <w:rPr>
+          <w:rFonts w:ascii="Calibri" w:cs="Calibri" w:eastAsia="Calibri" w:hAnsi="Calibri"/>
+        </w:rPr>
+        <w:t xml:space="preserve"> se conservan y siguen ligados a su superficie.</w:t>
+      </w:r>
+    </w:p>
+    <w:p>
+      <w:pPr>
+        <w:pStyle w:val="ListParagraph"/>
+        <w:numPr>
+          <w:ilvl w:val="0"/>
+          <w:numId w:val="3"/>
+        </w:numPr>
+      </w:pPr>
+      <w:r>
+        <w:rPr>
+          <w:rFonts w:ascii="Calibri" w:cs="Calibri" w:eastAsia="Calibri" w:hAnsi="Calibri"/>
+        </w:rPr>
+        <w:t xml:space="preserve">Proyectos guardados antes del 24-sep-2026: si traían proyecto físico se restauran con origen </w:t>
+      </w:r>
+      <w:r>
+        <w:rPr>
+          <w:rFonts w:ascii="Calibri" w:cs="Calibri" w:eastAsia="Calibri" w:hAnsi="Calibri"/>
+          <w:b/>
+          <w:bCs/>
+        </w:rPr>
+        <w:t xml:space="preserve">físico</w:t>
+      </w:r>
+      <w:r>
+        <w:rPr>
+          <w:rFonts w:ascii="Calibri" w:cs="Calibri" w:eastAsia="Calibri" w:hAnsi="Calibri"/>
+        </w:rPr>
+        <w:t xml:space="preserve">; los demás muestran </w:t>
+      </w:r>
+      <w:r>
+        <w:rPr>
+          <w:rFonts w:ascii="Calibri" w:cs="Calibri" w:eastAsia="Calibri" w:hAnsi="Calibri"/>
+          <w:b/>
+          <w:bCs/>
+        </w:rPr>
+        <w:t xml:space="preserve">origen desconocido</w:t>
+      </w:r>
+      <w:r>
+        <w:rPr>
+          <w:rFonts w:ascii="Calibri" w:cs="Calibri" w:eastAsia="Calibri" w:hAnsi="Calibri"/>
+        </w:rPr>
+        <w:t xml:space="preserve"> hasta que vuelvas a publicar.</w:t>
+      </w:r>
+    </w:p>
+    <w:p>
+      <w:pPr>
+        <w:pStyle w:val="Heading1"/>
+      </w:pPr>
+      <w:r>
+        <w:rPr>
+          <w:rFonts w:ascii="Calibri" w:cs="Calibri" w:eastAsia="Calibri" w:hAnsi="Calibri"/>
+        </w:rPr>
+        <w:t xml:space="preserve">9. Lista de verificación antes de ir a Financiero</w:t>
+      </w:r>
+    </w:p>
+    <w:p>
+      <w:pPr>
+        <w:ind w:left="360" w:hanging="360"/>
+      </w:pPr>
+      <w:r>
+        <w:rPr>
+          <w:rFonts w:ascii="Segoe UI Symbol" w:cs="Segoe UI Symbol" w:eastAsia="Segoe UI Symbol" w:hAnsi="Segoe UI Symbol"/>
+        </w:rPr>
+        <w:t xml:space="preserve">☐  </w:t>
+      </w:r>
+      <w:r>
+        <w:rPr>
+          <w:rFonts w:ascii="Calibri" w:cs="Calibri" w:eastAsia="Calibri" w:hAnsi="Calibri"/>
+        </w:rPr>
+        <w:t xml:space="preserve">Recurso Solar ✅ y TMY vigente.</w:t>
+      </w:r>
+    </w:p>
+    <w:p>
+      <w:pPr>
+        <w:ind w:left="360" w:hanging="360"/>
+      </w:pPr>
+      <w:r>
+        <w:rPr>
+          <w:rFonts w:ascii="Segoe UI Symbol" w:cs="Segoe UI Symbol" w:eastAsia="Segoe UI Symbol" w:hAnsi="Segoe UI Symbol"/>
+        </w:rPr>
+        <w:t xml:space="preserve">☐  </w:t>
+      </w:r>
+      <w:r>
+        <w:rPr>
+          <w:rFonts w:ascii="Calibri" w:cs="Calibri" w:eastAsia="Calibri" w:hAnsi="Calibri"/>
+        </w:rPr>
+        <w:t xml:space="preserve">Todas las superficies reales creadas, con tilt, azimut y área correctos, y las que no existen desactivadas.</w:t>
+      </w:r>
+    </w:p>
+    <w:p>
+      <w:pPr>
+        <w:ind w:left="360" w:hanging="360"/>
+      </w:pPr>
+      <w:r>
+        <w:rPr>
+          <w:rFonts w:ascii="Segoe UI Symbol" w:cs="Segoe UI Symbol" w:eastAsia="Segoe UI Symbol" w:hAnsi="Segoe UI Symbol"/>
+        </w:rPr>
+        <w:t xml:space="preserve">☐  </w:t>
+      </w:r>
+      <w:r>
+        <w:rPr>
+          <w:rFonts w:ascii="Calibri" w:cs="Calibri" w:eastAsia="Calibri" w:hAnsi="Calibri"/>
+        </w:rPr>
+        <w:t xml:space="preserve">Montaje "Ventilada" solo donde existe físicamente.</w:t>
+      </w:r>
+    </w:p>
+    <w:p>
+      <w:pPr>
+        <w:ind w:left="360" w:hanging="360"/>
+      </w:pPr>
+      <w:r>
+        <w:rPr>
+          <w:rFonts w:ascii="Segoe UI Symbol" w:cs="Segoe UI Symbol" w:eastAsia="Segoe UI Symbol" w:hAnsi="Segoe UI Symbol"/>
+        </w:rPr>
+        <w:t xml:space="preserve">☐  </w:t>
+      </w:r>
+      <w:r>
+        <w:rPr>
+          <w:rFonts w:ascii="Calibri" w:cs="Calibri" w:eastAsia="Calibri" w:hAnsi="Calibri"/>
+        </w:rPr>
+        <w:t xml:space="preserve">Ningún aviso </w:t>
+      </w:r>
+      <w:r>
+        <w:rPr>
+          <w:rFonts w:ascii="Calibri" w:cs="Calibri" w:eastAsia="Calibri" w:hAnsi="Calibri"/>
+          <w:b/>
+          <w:bCs/>
+        </w:rPr>
+        <w:t xml:space="preserve">⚠️ Estas superficies no tienen POA vigente…</w:t>
+      </w:r>
+      <w:r>
+        <w:rPr>
+          <w:rFonts w:ascii="Calibri" w:cs="Calibri" w:eastAsia="Calibri" w:hAnsi="Calibri"/>
+        </w:rPr>
+        <w:t xml:space="preserve">.</w:t>
+      </w:r>
+    </w:p>
+    <w:p>
+      <w:pPr>
+        <w:ind w:left="360" w:hanging="360"/>
+      </w:pPr>
+      <w:r>
+        <w:rPr>
+          <w:rFonts w:ascii="Segoe UI Symbol" w:cs="Segoe UI Symbol" w:eastAsia="Segoe UI Symbol" w:hAnsi="Segoe UI Symbol"/>
+        </w:rPr>
+        <w:t xml:space="preserve">☐  </w:t>
+      </w:r>
+      <w:r>
+        <w:rPr>
+          <w:rFonts w:ascii="Calibri" w:cs="Calibri" w:eastAsia="Calibri" w:hAnsi="Calibri"/>
+        </w:rPr>
+        <w:t xml:space="preserve">Si usas sombra 3D: escena del sitio correcto, puntos fuera del volumen (20–50 cm) y todas las superficies en 🟢 en </w:t>
+      </w:r>
+      <w:r>
+        <w:rPr>
+          <w:rFonts w:ascii="Calibri" w:cs="Calibri" w:eastAsia="Calibri" w:hAnsi="Calibri"/>
+          <w:i/>
+          <w:iCs/>
+        </w:rPr>
         <w:t xml:space="preserve">Estado de la sombra por superficie</w:t>
       </w:r>
       <w:r>
@@ -5277,7 +6721,7 @@
         <w:rPr>
           <w:rFonts w:ascii="Calibri" w:cs="Calibri" w:eastAsia="Calibri" w:hAnsi="Calibri"/>
         </w:rPr>
-        <w:t xml:space="preserve">Inversores: ✅ Asignaciones válidas.</w:t>
+        <w:t xml:space="preserve">Inversores: ✅ Asignaciones válidas, con N serie y N paralelo en cada superficie.</w:t>
       </w:r>
     </w:p>
     <w:p>
@@ -5294,6 +6738,37 @@
         <w:rPr>
           <w:rFonts w:ascii="Calibri" w:cs="Calibri" w:eastAsia="Calibri" w:hAnsi="Calibri"/>
         </w:rPr>
+        <w:t xml:space="preserve">Bypass y MPPT con </w:t>
+      </w:r>
+      <w:r>
+        <w:rPr>
+          <w:rFonts w:ascii="Calibri" w:cs="Calibri" w:eastAsia="Calibri" w:hAnsi="Calibri"/>
+          <w:b/>
+          <w:bCs/>
+        </w:rPr>
+        <w:t xml:space="preserve">Panel del proyecto (…)</w:t>
+      </w:r>
+      <w:r>
+        <w:rPr>
+          <w:rFonts w:ascii="Calibri" w:cs="Calibri" w:eastAsia="Calibri" w:hAnsi="Calibri"/>
+        </w:rPr>
+        <w:t xml:space="preserve"> y strings «configurado en la superficie» (o una diferencia que elegiste a propósito).</w:t>
+      </w:r>
+    </w:p>
+    <w:p>
+      <w:pPr>
+        <w:ind w:left="360" w:hanging="360"/>
+      </w:pPr>
+      <w:r>
+        <w:rPr>
+          <w:rFonts w:ascii="Segoe UI Symbol" w:cs="Segoe UI Symbol" w:eastAsia="Segoe UI Symbol" w:hAnsi="Segoe UI Symbol"/>
+        </w:rPr>
+        <w:t xml:space="preserve">☐  </w:t>
+      </w:r>
+      <w:r>
+        <w:rPr>
+          <w:rFonts w:ascii="Calibri" w:cs="Calibri" w:eastAsia="Calibri" w:hAnsi="Calibri"/>
+        </w:rPr>
         <w:t xml:space="preserve">El banner ✅ Modo multi-superficie activo muestra el </w:t>
       </w:r>
       <w:r>
@@ -5319,7 +6794,7 @@
         <w:rPr>
           <w:rFonts w:ascii="Calibri" w:cs="Calibri" w:eastAsia="Calibri" w:hAnsi="Calibri"/>
         </w:rPr>
-        <w:t xml:space="preserve">9. Mensajes frecuentes y qué hacer</w:t>
+        <w:t xml:space="preserve">10. Mensajes frecuentes y qué hacer</w:t>
       </w:r>
     </w:p>
     <w:tbl>
@@ -5335,9 +6810,9 @@
         </w:tblBorders>
       </w:tblPr>
       <w:tblGrid>
-        <w:gridCol w:w="2601"/>
-        <w:gridCol w:w="3748"/>
-        <w:gridCol w:w="2677"/>
+        <w:gridCol w:w="3056"/>
+        <w:gridCol w:w="3483"/>
+        <w:gridCol w:w="2487"/>
       </w:tblGrid>
       <w:tr>
         <w:trPr>
@@ -5345,7 +6820,7 @@
         </w:trPr>
         <w:tc>
           <w:tcPr>
-            <w:tcW w:type="dxa" w:w="2601"/>
+            <w:tcW w:type="dxa" w:w="3056"/>
             <w:tcBorders>
               <w:top w:val="single" w:color="BFC5CC" w:sz="4"/>
               <w:left w:val="single" w:color="BFC5CC" w:sz="4"/>
@@ -5376,7 +6851,7 @@
         </w:tc>
         <w:tc>
           <w:tcPr>
-            <w:tcW w:type="dxa" w:w="3748"/>
+            <w:tcW w:type="dxa" w:w="3483"/>
             <w:tcBorders>
               <w:top w:val="single" w:color="BFC5CC" w:sz="4"/>
               <w:left w:val="single" w:color="BFC5CC" w:sz="4"/>
@@ -5407,7 +6882,7 @@
         </w:tc>
         <w:tc>
           <w:tcPr>
-            <w:tcW w:type="dxa" w:w="2677"/>
+            <w:tcW w:type="dxa" w:w="2487"/>
             <w:tcBorders>
               <w:top w:val="single" w:color="BFC5CC" w:sz="4"/>
               <w:left w:val="single" w:color="BFC5CC" w:sz="4"/>
@@ -5443,7 +6918,7 @@
         </w:trPr>
         <w:tc>
           <w:tcPr>
-            <w:tcW w:type="dxa" w:w="2601"/>
+            <w:tcW w:type="dxa" w:w="3056"/>
             <w:tcBorders>
               <w:top w:val="single" w:color="BFC5CC" w:sz="4"/>
               <w:left w:val="single" w:color="BFC5CC" w:sz="4"/>
@@ -5470,7 +6945,7 @@
         </w:tc>
         <w:tc>
           <w:tcPr>
-            <w:tcW w:type="dxa" w:w="3748"/>
+            <w:tcW w:type="dxa" w:w="3483"/>
             <w:tcBorders>
               <w:top w:val="single" w:color="BFC5CC" w:sz="4"/>
               <w:left w:val="single" w:color="BFC5CC" w:sz="4"/>
@@ -5497,7 +6972,7 @@
         </w:tc>
         <w:tc>
           <w:tcPr>
-            <w:tcW w:type="dxa" w:w="2677"/>
+            <w:tcW w:type="dxa" w:w="2487"/>
             <w:tcBorders>
               <w:top w:val="single" w:color="BFC5CC" w:sz="4"/>
               <w:left w:val="single" w:color="BFC5CC" w:sz="4"/>
@@ -5529,7 +7004,7 @@
         </w:trPr>
         <w:tc>
           <w:tcPr>
-            <w:tcW w:type="dxa" w:w="2601"/>
+            <w:tcW w:type="dxa" w:w="3056"/>
             <w:tcBorders>
               <w:top w:val="single" w:color="BFC5CC" w:sz="4"/>
               <w:left w:val="single" w:color="BFC5CC" w:sz="4"/>
@@ -5556,7 +7031,7 @@
         </w:tc>
         <w:tc>
           <w:tcPr>
-            <w:tcW w:type="dxa" w:w="3748"/>
+            <w:tcW w:type="dxa" w:w="3483"/>
             <w:tcBorders>
               <w:top w:val="single" w:color="BFC5CC" w:sz="4"/>
               <w:left w:val="single" w:color="BFC5CC" w:sz="4"/>
@@ -5583,7 +7058,7 @@
         </w:tc>
         <w:tc>
           <w:tcPr>
-            <w:tcW w:type="dxa" w:w="2677"/>
+            <w:tcW w:type="dxa" w:w="2487"/>
             <w:tcBorders>
               <w:top w:val="single" w:color="BFC5CC" w:sz="4"/>
               <w:left w:val="single" w:color="BFC5CC" w:sz="4"/>
@@ -5615,7 +7090,7 @@
         </w:trPr>
         <w:tc>
           <w:tcPr>
-            <w:tcW w:type="dxa" w:w="2601"/>
+            <w:tcW w:type="dxa" w:w="3056"/>
             <w:tcBorders>
               <w:top w:val="single" w:color="BFC5CC" w:sz="4"/>
               <w:left w:val="single" w:color="BFC5CC" w:sz="4"/>
@@ -5642,7 +7117,7 @@
         </w:tc>
         <w:tc>
           <w:tcPr>
-            <w:tcW w:type="dxa" w:w="3748"/>
+            <w:tcW w:type="dxa" w:w="3483"/>
             <w:tcBorders>
               <w:top w:val="single" w:color="BFC5CC" w:sz="4"/>
               <w:left w:val="single" w:color="BFC5CC" w:sz="4"/>
@@ -5669,7 +7144,7 @@
         </w:tc>
         <w:tc>
           <w:tcPr>
-            <w:tcW w:type="dxa" w:w="2677"/>
+            <w:tcW w:type="dxa" w:w="2487"/>
             <w:tcBorders>
               <w:top w:val="single" w:color="BFC5CC" w:sz="4"/>
               <w:left w:val="single" w:color="BFC5CC" w:sz="4"/>
@@ -5718,7 +7193,7 @@
         </w:trPr>
         <w:tc>
           <w:tcPr>
-            <w:tcW w:type="dxa" w:w="2601"/>
+            <w:tcW w:type="dxa" w:w="3056"/>
             <w:tcBorders>
               <w:top w:val="single" w:color="BFC5CC" w:sz="4"/>
               <w:left w:val="single" w:color="BFC5CC" w:sz="4"/>
@@ -5745,7 +7220,7 @@
         </w:tc>
         <w:tc>
           <w:tcPr>
-            <w:tcW w:type="dxa" w:w="3748"/>
+            <w:tcW w:type="dxa" w:w="3483"/>
             <w:tcBorders>
               <w:top w:val="single" w:color="BFC5CC" w:sz="4"/>
               <w:left w:val="single" w:color="BFC5CC" w:sz="4"/>
@@ -5772,7 +7247,7 @@
         </w:tc>
         <w:tc>
           <w:tcPr>
-            <w:tcW w:type="dxa" w:w="2677"/>
+            <w:tcW w:type="dxa" w:w="2487"/>
             <w:tcBorders>
               <w:top w:val="single" w:color="BFC5CC" w:sz="4"/>
               <w:left w:val="single" w:color="BFC5CC" w:sz="4"/>
@@ -5804,7 +7279,7 @@
         </w:trPr>
         <w:tc>
           <w:tcPr>
-            <w:tcW w:type="dxa" w:w="2601"/>
+            <w:tcW w:type="dxa" w:w="3056"/>
             <w:tcBorders>
               <w:top w:val="single" w:color="BFC5CC" w:sz="4"/>
               <w:left w:val="single" w:color="BFC5CC" w:sz="4"/>
@@ -5831,7 +7306,7 @@
         </w:tc>
         <w:tc>
           <w:tcPr>
-            <w:tcW w:type="dxa" w:w="3748"/>
+            <w:tcW w:type="dxa" w:w="3483"/>
             <w:tcBorders>
               <w:top w:val="single" w:color="BFC5CC" w:sz="4"/>
               <w:left w:val="single" w:color="BFC5CC" w:sz="4"/>
@@ -5858,7 +7333,7 @@
         </w:tc>
         <w:tc>
           <w:tcPr>
-            <w:tcW w:type="dxa" w:w="2677"/>
+            <w:tcW w:type="dxa" w:w="2487"/>
             <w:tcBorders>
               <w:top w:val="single" w:color="BFC5CC" w:sz="4"/>
               <w:left w:val="single" w:color="BFC5CC" w:sz="4"/>
@@ -5890,7 +7365,7 @@
         </w:trPr>
         <w:tc>
           <w:tcPr>
-            <w:tcW w:type="dxa" w:w="2601"/>
+            <w:tcW w:type="dxa" w:w="3056"/>
             <w:tcBorders>
               <w:top w:val="single" w:color="BFC5CC" w:sz="4"/>
               <w:left w:val="single" w:color="BFC5CC" w:sz="4"/>
@@ -5917,7 +7392,7 @@
         </w:tc>
         <w:tc>
           <w:tcPr>
-            <w:tcW w:type="dxa" w:w="3748"/>
+            <w:tcW w:type="dxa" w:w="3483"/>
             <w:tcBorders>
               <w:top w:val="single" w:color="BFC5CC" w:sz="4"/>
               <w:left w:val="single" w:color="BFC5CC" w:sz="4"/>
@@ -5954,7 +7429,7 @@
         </w:tc>
         <w:tc>
           <w:tcPr>
-            <w:tcW w:type="dxa" w:w="2677"/>
+            <w:tcW w:type="dxa" w:w="2487"/>
             <w:tcBorders>
               <w:top w:val="single" w:color="BFC5CC" w:sz="4"/>
               <w:left w:val="single" w:color="BFC5CC" w:sz="4"/>
@@ -6004,7 +7479,7 @@
         </w:trPr>
         <w:tc>
           <w:tcPr>
-            <w:tcW w:type="dxa" w:w="2601"/>
+            <w:tcW w:type="dxa" w:w="3056"/>
             <w:tcBorders>
               <w:top w:val="single" w:color="BFC5CC" w:sz="4"/>
               <w:left w:val="single" w:color="BFC5CC" w:sz="4"/>
@@ -6031,7 +7506,7 @@
         </w:tc>
         <w:tc>
           <w:tcPr>
-            <w:tcW w:type="dxa" w:w="3748"/>
+            <w:tcW w:type="dxa" w:w="3483"/>
             <w:tcBorders>
               <w:top w:val="single" w:color="BFC5CC" w:sz="4"/>
               <w:left w:val="single" w:color="BFC5CC" w:sz="4"/>
@@ -6058,7 +7533,7 @@
         </w:tc>
         <w:tc>
           <w:tcPr>
-            <w:tcW w:type="dxa" w:w="2677"/>
+            <w:tcW w:type="dxa" w:w="2487"/>
             <w:tcBorders>
               <w:top w:val="single" w:color="BFC5CC" w:sz="4"/>
               <w:left w:val="single" w:color="BFC5CC" w:sz="4"/>
@@ -6124,7 +7599,7 @@
         </w:trPr>
         <w:tc>
           <w:tcPr>
-            <w:tcW w:type="dxa" w:w="2601"/>
+            <w:tcW w:type="dxa" w:w="3056"/>
             <w:tcBorders>
               <w:top w:val="single" w:color="BFC5CC" w:sz="4"/>
               <w:left w:val="single" w:color="BFC5CC" w:sz="4"/>
@@ -6151,7 +7626,7 @@
         </w:tc>
         <w:tc>
           <w:tcPr>
-            <w:tcW w:type="dxa" w:w="3748"/>
+            <w:tcW w:type="dxa" w:w="3483"/>
             <w:tcBorders>
               <w:top w:val="single" w:color="BFC5CC" w:sz="4"/>
               <w:left w:val="single" w:color="BFC5CC" w:sz="4"/>
@@ -6178,7 +7653,7 @@
         </w:tc>
         <w:tc>
           <w:tcPr>
-            <w:tcW w:type="dxa" w:w="2677"/>
+            <w:tcW w:type="dxa" w:w="2487"/>
             <w:tcBorders>
               <w:top w:val="single" w:color="BFC5CC" w:sz="4"/>
               <w:left w:val="single" w:color="BFC5CC" w:sz="4"/>
@@ -6210,7 +7685,7 @@
         </w:trPr>
         <w:tc>
           <w:tcPr>
-            <w:tcW w:type="dxa" w:w="2601"/>
+            <w:tcW w:type="dxa" w:w="3056"/>
             <w:tcBorders>
               <w:top w:val="single" w:color="BFC5CC" w:sz="4"/>
               <w:left w:val="single" w:color="BFC5CC" w:sz="4"/>
@@ -6237,7 +7712,7 @@
         </w:tc>
         <w:tc>
           <w:tcPr>
-            <w:tcW w:type="dxa" w:w="3748"/>
+            <w:tcW w:type="dxa" w:w="3483"/>
             <w:tcBorders>
               <w:top w:val="single" w:color="BFC5CC" w:sz="4"/>
               <w:left w:val="single" w:color="BFC5CC" w:sz="4"/>
@@ -6264,7 +7739,7 @@
         </w:tc>
         <w:tc>
           <w:tcPr>
-            <w:tcW w:type="dxa" w:w="2677"/>
+            <w:tcW w:type="dxa" w:w="2487"/>
             <w:tcBorders>
               <w:top w:val="single" w:color="BFC5CC" w:sz="4"/>
               <w:left w:val="single" w:color="BFC5CC" w:sz="4"/>
@@ -6296,7 +7771,7 @@
         </w:trPr>
         <w:tc>
           <w:tcPr>
-            <w:tcW w:type="dxa" w:w="2601"/>
+            <w:tcW w:type="dxa" w:w="3056"/>
             <w:tcBorders>
               <w:top w:val="single" w:color="BFC5CC" w:sz="4"/>
               <w:left w:val="single" w:color="BFC5CC" w:sz="4"/>
@@ -6323,7 +7798,7 @@
         </w:tc>
         <w:tc>
           <w:tcPr>
-            <w:tcW w:type="dxa" w:w="3748"/>
+            <w:tcW w:type="dxa" w:w="3483"/>
             <w:tcBorders>
               <w:top w:val="single" w:color="BFC5CC" w:sz="4"/>
               <w:left w:val="single" w:color="BFC5CC" w:sz="4"/>
@@ -6350,7 +7825,7 @@
         </w:tc>
         <w:tc>
           <w:tcPr>
-            <w:tcW w:type="dxa" w:w="2677"/>
+            <w:tcW w:type="dxa" w:w="2487"/>
             <w:tcBorders>
               <w:top w:val="single" w:color="BFC5CC" w:sz="4"/>
               <w:left w:val="single" w:color="BFC5CC" w:sz="4"/>
@@ -6382,7 +7857,7 @@
         </w:trPr>
         <w:tc>
           <w:tcPr>
-            <w:tcW w:type="dxa" w:w="2601"/>
+            <w:tcW w:type="dxa" w:w="3056"/>
             <w:tcBorders>
               <w:top w:val="single" w:color="BFC5CC" w:sz="4"/>
               <w:left w:val="single" w:color="BFC5CC" w:sz="4"/>
@@ -6409,7 +7884,7 @@
         </w:tc>
         <w:tc>
           <w:tcPr>
-            <w:tcW w:type="dxa" w:w="3748"/>
+            <w:tcW w:type="dxa" w:w="3483"/>
             <w:tcBorders>
               <w:top w:val="single" w:color="BFC5CC" w:sz="4"/>
               <w:left w:val="single" w:color="BFC5CC" w:sz="4"/>
@@ -6436,7 +7911,7 @@
         </w:tc>
         <w:tc>
           <w:tcPr>
-            <w:tcW w:type="dxa" w:w="2677"/>
+            <w:tcW w:type="dxa" w:w="2487"/>
             <w:tcBorders>
               <w:top w:val="single" w:color="BFC5CC" w:sz="4"/>
               <w:left w:val="single" w:color="BFC5CC" w:sz="4"/>
@@ -6468,7 +7943,7 @@
         </w:trPr>
         <w:tc>
           <w:tcPr>
-            <w:tcW w:type="dxa" w:w="2601"/>
+            <w:tcW w:type="dxa" w:w="3056"/>
             <w:tcBorders>
               <w:top w:val="single" w:color="BFC5CC" w:sz="4"/>
               <w:left w:val="single" w:color="BFC5CC" w:sz="4"/>
@@ -6495,7 +7970,7 @@
         </w:tc>
         <w:tc>
           <w:tcPr>
-            <w:tcW w:type="dxa" w:w="3748"/>
+            <w:tcW w:type="dxa" w:w="3483"/>
             <w:tcBorders>
               <w:top w:val="single" w:color="BFC5CC" w:sz="4"/>
               <w:left w:val="single" w:color="BFC5CC" w:sz="4"/>
@@ -6522,7 +7997,7 @@
         </w:tc>
         <w:tc>
           <w:tcPr>
-            <w:tcW w:type="dxa" w:w="2677"/>
+            <w:tcW w:type="dxa" w:w="2487"/>
             <w:tcBorders>
               <w:top w:val="single" w:color="BFC5CC" w:sz="4"/>
               <w:left w:val="single" w:color="BFC5CC" w:sz="4"/>
@@ -6554,7 +8029,7 @@
         </w:trPr>
         <w:tc>
           <w:tcPr>
-            <w:tcW w:type="dxa" w:w="2601"/>
+            <w:tcW w:type="dxa" w:w="3056"/>
             <w:tcBorders>
               <w:top w:val="single" w:color="BFC5CC" w:sz="4"/>
               <w:left w:val="single" w:color="BFC5CC" w:sz="4"/>
@@ -6581,7 +8056,7 @@
         </w:tc>
         <w:tc>
           <w:tcPr>
-            <w:tcW w:type="dxa" w:w="3748"/>
+            <w:tcW w:type="dxa" w:w="3483"/>
             <w:tcBorders>
               <w:top w:val="single" w:color="BFC5CC" w:sz="4"/>
               <w:left w:val="single" w:color="BFC5CC" w:sz="4"/>
@@ -6608,7 +8083,7 @@
         </w:tc>
         <w:tc>
           <w:tcPr>
-            <w:tcW w:type="dxa" w:w="2677"/>
+            <w:tcW w:type="dxa" w:w="2487"/>
             <w:tcBorders>
               <w:top w:val="single" w:color="BFC5CC" w:sz="4"/>
               <w:left w:val="single" w:color="BFC5CC" w:sz="4"/>
@@ -6640,7 +8115,7 @@
         </w:trPr>
         <w:tc>
           <w:tcPr>
-            <w:tcW w:type="dxa" w:w="2601"/>
+            <w:tcW w:type="dxa" w:w="3056"/>
             <w:tcBorders>
               <w:top w:val="single" w:color="BFC5CC" w:sz="4"/>
               <w:left w:val="single" w:color="BFC5CC" w:sz="4"/>
@@ -6667,7 +8142,7 @@
         </w:tc>
         <w:tc>
           <w:tcPr>
-            <w:tcW w:type="dxa" w:w="3748"/>
+            <w:tcW w:type="dxa" w:w="3483"/>
             <w:tcBorders>
               <w:top w:val="single" w:color="BFC5CC" w:sz="4"/>
               <w:left w:val="single" w:color="BFC5CC" w:sz="4"/>
@@ -6694,7 +8169,7 @@
         </w:tc>
         <w:tc>
           <w:tcPr>
-            <w:tcW w:type="dxa" w:w="2677"/>
+            <w:tcW w:type="dxa" w:w="2487"/>
             <w:tcBorders>
               <w:top w:val="single" w:color="BFC5CC" w:sz="4"/>
               <w:left w:val="single" w:color="BFC5CC" w:sz="4"/>
@@ -6726,7 +8201,7 @@
         </w:trPr>
         <w:tc>
           <w:tcPr>
-            <w:tcW w:type="dxa" w:w="2601"/>
+            <w:tcW w:type="dxa" w:w="3056"/>
             <w:tcBorders>
               <w:top w:val="single" w:color="BFC5CC" w:sz="4"/>
               <w:left w:val="single" w:color="BFC5CC" w:sz="4"/>
@@ -6753,7 +8228,7 @@
         </w:tc>
         <w:tc>
           <w:tcPr>
-            <w:tcW w:type="dxa" w:w="3748"/>
+            <w:tcW w:type="dxa" w:w="3483"/>
             <w:tcBorders>
               <w:top w:val="single" w:color="BFC5CC" w:sz="4"/>
               <w:left w:val="single" w:color="BFC5CC" w:sz="4"/>
@@ -6780,7 +8255,7 @@
         </w:tc>
         <w:tc>
           <w:tcPr>
-            <w:tcW w:type="dxa" w:w="2677"/>
+            <w:tcW w:type="dxa" w:w="2487"/>
             <w:tcBorders>
               <w:top w:val="single" w:color="BFC5CC" w:sz="4"/>
               <w:left w:val="single" w:color="BFC5CC" w:sz="4"/>
@@ -6812,7 +8287,7 @@
         </w:trPr>
         <w:tc>
           <w:tcPr>
-            <w:tcW w:type="dxa" w:w="2601"/>
+            <w:tcW w:type="dxa" w:w="3056"/>
             <w:tcBorders>
               <w:top w:val="single" w:color="BFC5CC" w:sz="4"/>
               <w:left w:val="single" w:color="BFC5CC" w:sz="4"/>
@@ -6839,7 +8314,7 @@
         </w:tc>
         <w:tc>
           <w:tcPr>
-            <w:tcW w:type="dxa" w:w="3748"/>
+            <w:tcW w:type="dxa" w:w="3483"/>
             <w:tcBorders>
               <w:top w:val="single" w:color="BFC5CC" w:sz="4"/>
               <w:left w:val="single" w:color="BFC5CC" w:sz="4"/>
@@ -6866,7 +8341,7 @@
         </w:tc>
         <w:tc>
           <w:tcPr>
-            <w:tcW w:type="dxa" w:w="2677"/>
+            <w:tcW w:type="dxa" w:w="2487"/>
             <w:tcBorders>
               <w:top w:val="single" w:color="BFC5CC" w:sz="4"/>
               <w:left w:val="single" w:color="BFC5CC" w:sz="4"/>
@@ -6888,6 +8363,694 @@
                 <w:szCs w:val="20"/>
               </w:rPr>
               <w:t xml:space="preserve">Corrige la causa y vuelve a calcular</w:t>
+            </w:r>
+          </w:p>
+        </w:tc>
+      </w:tr>
+      <w:tr>
+        <w:trPr>
+          <w:tblHeader w:val="false"/>
+        </w:trPr>
+        <w:tc>
+          <w:tcPr>
+            <w:tcW w:type="dxa" w:w="3056"/>
+            <w:tcBorders>
+              <w:top w:val="single" w:color="BFC5CC" w:sz="4"/>
+              <w:left w:val="single" w:color="BFC5CC" w:sz="4"/>
+              <w:bottom w:val="single" w:color="BFC5CC" w:sz="4"/>
+              <w:right w:val="single" w:color="BFC5CC" w:sz="4"/>
+            </w:tcBorders>
+            <w:tcMar>
+              <w:top w:type="dxa" w:w="60"/>
+              <w:left w:type="dxa" w:w="100"/>
+              <w:bottom w:type="dxa" w:w="60"/>
+              <w:right w:type="dxa" w:w="100"/>
+            </w:tcMar>
+          </w:tcPr>
+          <w:p>
+            <w:r>
+              <w:rPr>
+                <w:rFonts w:ascii="Calibri" w:cs="Calibri" w:eastAsia="Calibri" w:hAnsi="Calibri"/>
+                <w:sz w:val="20"/>
+                <w:szCs w:val="20"/>
+              </w:rPr>
+              <w:t xml:space="preserve">❌ No se publicó / No se calculó: hay superficies activas sin POA vigente</w:t>
+            </w:r>
+          </w:p>
+        </w:tc>
+        <w:tc>
+          <w:tcPr>
+            <w:tcW w:type="dxa" w:w="3483"/>
+            <w:tcBorders>
+              <w:top w:val="single" w:color="BFC5CC" w:sz="4"/>
+              <w:left w:val="single" w:color="BFC5CC" w:sz="4"/>
+              <w:bottom w:val="single" w:color="BFC5CC" w:sz="4"/>
+              <w:right w:val="single" w:color="BFC5CC" w:sz="4"/>
+            </w:tcBorders>
+            <w:tcMar>
+              <w:top w:type="dxa" w:w="60"/>
+              <w:left w:type="dxa" w:w="100"/>
+              <w:bottom w:type="dxa" w:w="60"/>
+              <w:right w:type="dxa" w:w="100"/>
+            </w:tcMar>
+          </w:tcPr>
+          <w:p>
+            <w:r>
+              <w:rPr>
+                <w:rFonts w:ascii="Calibri" w:cs="Calibri" w:eastAsia="Calibri" w:hAnsi="Calibri"/>
+                <w:sz w:val="20"/>
+                <w:szCs w:val="20"/>
+              </w:rPr>
+              <w:t xml:space="preserve">Falta recalcular la POA</w:t>
+            </w:r>
+          </w:p>
+        </w:tc>
+        <w:tc>
+          <w:tcPr>
+            <w:tcW w:type="dxa" w:w="2487"/>
+            <w:tcBorders>
+              <w:top w:val="single" w:color="BFC5CC" w:sz="4"/>
+              <w:left w:val="single" w:color="BFC5CC" w:sz="4"/>
+              <w:bottom w:val="single" w:color="BFC5CC" w:sz="4"/>
+              <w:right w:val="single" w:color="BFC5CC" w:sz="4"/>
+            </w:tcBorders>
+            <w:tcMar>
+              <w:top w:type="dxa" w:w="60"/>
+              <w:left w:type="dxa" w:w="100"/>
+              <w:bottom w:type="dxa" w:w="60"/>
+              <w:right w:type="dxa" w:w="100"/>
+            </w:tcMar>
+          </w:tcPr>
+          <w:p>
+            <w:r>
+              <w:rPr>
+                <w:rFonts w:ascii="Calibri" w:cs="Calibri" w:eastAsia="Calibri" w:hAnsi="Calibri"/>
+                <w:sz w:val="20"/>
+                <w:szCs w:val="20"/>
+              </w:rPr>
+              <w:t xml:space="preserve">Presiona ⚡ Calcular POA para todas las superficies</w:t>
+            </w:r>
+          </w:p>
+        </w:tc>
+      </w:tr>
+      <w:tr>
+        <w:trPr>
+          <w:tblHeader w:val="false"/>
+        </w:trPr>
+        <w:tc>
+          <w:tcPr>
+            <w:tcW w:type="dxa" w:w="3056"/>
+            <w:tcBorders>
+              <w:top w:val="single" w:color="BFC5CC" w:sz="4"/>
+              <w:left w:val="single" w:color="BFC5CC" w:sz="4"/>
+              <w:bottom w:val="single" w:color="BFC5CC" w:sz="4"/>
+              <w:right w:val="single" w:color="BFC5CC" w:sz="4"/>
+            </w:tcBorders>
+            <w:tcMar>
+              <w:top w:type="dxa" w:w="60"/>
+              <w:left w:type="dxa" w:w="100"/>
+              <w:bottom w:type="dxa" w:w="60"/>
+              <w:right w:type="dxa" w:w="100"/>
+            </w:tcMar>
+          </w:tcPr>
+          <w:p>
+            <w:r>
+              <w:rPr>
+                <w:rFonts w:ascii="Calibri" w:cs="Calibri" w:eastAsia="Calibri" w:hAnsi="Calibri"/>
+                <w:sz w:val="20"/>
+                <w:szCs w:val="20"/>
+              </w:rPr>
+              <w:t xml:space="preserve">❌ No se calculó: elige el panel y corrige los strings indicados arriba</w:t>
+            </w:r>
+          </w:p>
+        </w:tc>
+        <w:tc>
+          <w:tcPr>
+            <w:tcW w:type="dxa" w:w="3483"/>
+            <w:tcBorders>
+              <w:top w:val="single" w:color="BFC5CC" w:sz="4"/>
+              <w:left w:val="single" w:color="BFC5CC" w:sz="4"/>
+              <w:bottom w:val="single" w:color="BFC5CC" w:sz="4"/>
+              <w:right w:val="single" w:color="BFC5CC" w:sz="4"/>
+            </w:tcBorders>
+            <w:tcMar>
+              <w:top w:type="dxa" w:w="60"/>
+              <w:left w:type="dxa" w:w="100"/>
+              <w:bottom w:type="dxa" w:w="60"/>
+              <w:right w:type="dxa" w:w="100"/>
+            </w:tcMar>
+          </w:tcPr>
+          <w:p>
+            <w:r>
+              <w:rPr>
+                <w:rFonts w:ascii="Calibri" w:cs="Calibri" w:eastAsia="Calibri" w:hAnsi="Calibri"/>
+                <w:sz w:val="20"/>
+                <w:szCs w:val="20"/>
+              </w:rPr>
+              <w:t xml:space="preserve">Sin panel utilizable o strings sin N serie</w:t>
+            </w:r>
+          </w:p>
+        </w:tc>
+        <w:tc>
+          <w:tcPr>
+            <w:tcW w:type="dxa" w:w="2487"/>
+            <w:tcBorders>
+              <w:top w:val="single" w:color="BFC5CC" w:sz="4"/>
+              <w:left w:val="single" w:color="BFC5CC" w:sz="4"/>
+              <w:bottom w:val="single" w:color="BFC5CC" w:sz="4"/>
+              <w:right w:val="single" w:color="BFC5CC" w:sz="4"/>
+            </w:tcBorders>
+            <w:tcMar>
+              <w:top w:type="dxa" w:w="60"/>
+              <w:left w:type="dxa" w:w="100"/>
+              <w:bottom w:type="dxa" w:w="60"/>
+              <w:right w:type="dxa" w:w="100"/>
+            </w:tcMar>
+          </w:tcPr>
+          <w:p>
+            <w:r>
+              <w:rPr>
+                <w:rFonts w:ascii="Calibri" w:cs="Calibri" w:eastAsia="Calibri" w:hAnsi="Calibri"/>
+                <w:sz w:val="20"/>
+                <w:szCs w:val="20"/>
+              </w:rPr>
+              <w:t xml:space="preserve">Elige un panel y completa N serie/N paralelo en el paso 3</w:t>
+            </w:r>
+          </w:p>
+        </w:tc>
+      </w:tr>
+      <w:tr>
+        <w:trPr>
+          <w:tblHeader w:val="false"/>
+        </w:trPr>
+        <w:tc>
+          <w:tcPr>
+            <w:tcW w:type="dxa" w:w="3056"/>
+            <w:tcBorders>
+              <w:top w:val="single" w:color="BFC5CC" w:sz="4"/>
+              <w:left w:val="single" w:color="BFC5CC" w:sz="4"/>
+              <w:bottom w:val="single" w:color="BFC5CC" w:sz="4"/>
+              <w:right w:val="single" w:color="BFC5CC" w:sz="4"/>
+            </w:tcBorders>
+            <w:tcMar>
+              <w:top w:type="dxa" w:w="60"/>
+              <w:left w:type="dxa" w:w="100"/>
+              <w:bottom w:type="dxa" w:w="60"/>
+              <w:right w:type="dxa" w:w="100"/>
+            </w:tcMar>
+          </w:tcPr>
+          <w:p>
+            <w:r>
+              <w:rPr>
+                <w:rFonts w:ascii="Calibri" w:cs="Calibri" w:eastAsia="Calibri" w:hAnsi="Calibri"/>
+                <w:sz w:val="20"/>
+                <w:szCs w:val="20"/>
+              </w:rPr>
+              <w:t xml:space="preserve">❌ La superficie … no tiene N serie válido y tampoco hay N serie en 📐 Dimensionamiento</w:t>
+            </w:r>
+          </w:p>
+        </w:tc>
+        <w:tc>
+          <w:tcPr>
+            <w:tcW w:type="dxa" w:w="3483"/>
+            <w:tcBorders>
+              <w:top w:val="single" w:color="BFC5CC" w:sz="4"/>
+              <w:left w:val="single" w:color="BFC5CC" w:sz="4"/>
+              <w:bottom w:val="single" w:color="BFC5CC" w:sz="4"/>
+              <w:right w:val="single" w:color="BFC5CC" w:sz="4"/>
+            </w:tcBorders>
+            <w:tcMar>
+              <w:top w:type="dxa" w:w="60"/>
+              <w:left w:type="dxa" w:w="100"/>
+              <w:bottom w:type="dxa" w:w="60"/>
+              <w:right w:type="dxa" w:w="100"/>
+            </w:tcMar>
+          </w:tcPr>
+          <w:p>
+            <w:r>
+              <w:rPr>
+                <w:rFonts w:ascii="Calibri" w:cs="Calibri" w:eastAsia="Calibri" w:hAnsi="Calibri"/>
+                <w:sz w:val="20"/>
+                <w:szCs w:val="20"/>
+              </w:rPr>
+              <w:t xml:space="preserve">No hay de dónde tomar el N serie</w:t>
+            </w:r>
+          </w:p>
+        </w:tc>
+        <w:tc>
+          <w:tcPr>
+            <w:tcW w:type="dxa" w:w="2487"/>
+            <w:tcBorders>
+              <w:top w:val="single" w:color="BFC5CC" w:sz="4"/>
+              <w:left w:val="single" w:color="BFC5CC" w:sz="4"/>
+              <w:bottom w:val="single" w:color="BFC5CC" w:sz="4"/>
+              <w:right w:val="single" w:color="BFC5CC" w:sz="4"/>
+            </w:tcBorders>
+            <w:tcMar>
+              <w:top w:type="dxa" w:w="60"/>
+              <w:left w:type="dxa" w:w="100"/>
+              <w:bottom w:type="dxa" w:w="60"/>
+              <w:right w:type="dxa" w:w="100"/>
+            </w:tcMar>
+          </w:tcPr>
+          <w:p>
+            <w:r>
+              <w:rPr>
+                <w:rFonts w:ascii="Calibri" w:cs="Calibri" w:eastAsia="Calibri" w:hAnsi="Calibri"/>
+                <w:sz w:val="20"/>
+                <w:szCs w:val="20"/>
+              </w:rPr>
+              <w:t xml:space="preserve">Escribe N serie y N paralelo de esa superficie en el paso 3</w:t>
+            </w:r>
+          </w:p>
+        </w:tc>
+      </w:tr>
+      <w:tr>
+        <w:trPr>
+          <w:tblHeader w:val="false"/>
+        </w:trPr>
+        <w:tc>
+          <w:tcPr>
+            <w:tcW w:type="dxa" w:w="3056"/>
+            <w:tcBorders>
+              <w:top w:val="single" w:color="BFC5CC" w:sz="4"/>
+              <w:left w:val="single" w:color="BFC5CC" w:sz="4"/>
+              <w:bottom w:val="single" w:color="BFC5CC" w:sz="4"/>
+              <w:right w:val="single" w:color="BFC5CC" w:sz="4"/>
+            </w:tcBorders>
+            <w:tcMar>
+              <w:top w:type="dxa" w:w="60"/>
+              <w:left w:type="dxa" w:w="100"/>
+              <w:bottom w:type="dxa" w:w="60"/>
+              <w:right w:type="dxa" w:w="100"/>
+            </w:tcMar>
+          </w:tcPr>
+          <w:p>
+            <w:r>
+              <w:rPr>
+                <w:rFonts w:ascii="Calibri" w:cs="Calibri" w:eastAsia="Calibri" w:hAnsi="Calibri"/>
+                <w:sz w:val="20"/>
+                <w:szCs w:val="20"/>
+              </w:rPr>
+              <w:t xml:space="preserve">⚠️ '…': strings por estimación</w:t>
+            </w:r>
+          </w:p>
+        </w:tc>
+        <w:tc>
+          <w:tcPr>
+            <w:tcW w:type="dxa" w:w="3483"/>
+            <w:tcBorders>
+              <w:top w:val="single" w:color="BFC5CC" w:sz="4"/>
+              <w:left w:val="single" w:color="BFC5CC" w:sz="4"/>
+              <w:bottom w:val="single" w:color="BFC5CC" w:sz="4"/>
+              <w:right w:val="single" w:color="BFC5CC" w:sz="4"/>
+            </w:tcBorders>
+            <w:tcMar>
+              <w:top w:type="dxa" w:w="60"/>
+              <w:left w:type="dxa" w:w="100"/>
+              <w:bottom w:type="dxa" w:w="60"/>
+              <w:right w:type="dxa" w:w="100"/>
+            </w:tcMar>
+          </w:tcPr>
+          <w:p>
+            <w:r>
+              <w:rPr>
+                <w:rFonts w:ascii="Calibri" w:cs="Calibri" w:eastAsia="Calibri" w:hAnsi="Calibri"/>
+                <w:sz w:val="20"/>
+                <w:szCs w:val="20"/>
+              </w:rPr>
+              <w:t xml:space="preserve">La superficie no tiene N serie o N paralelo propios</w:t>
+            </w:r>
+          </w:p>
+        </w:tc>
+        <w:tc>
+          <w:tcPr>
+            <w:tcW w:type="dxa" w:w="2487"/>
+            <w:tcBorders>
+              <w:top w:val="single" w:color="BFC5CC" w:sz="4"/>
+              <w:left w:val="single" w:color="BFC5CC" w:sz="4"/>
+              <w:bottom w:val="single" w:color="BFC5CC" w:sz="4"/>
+              <w:right w:val="single" w:color="BFC5CC" w:sz="4"/>
+            </w:tcBorders>
+            <w:tcMar>
+              <w:top w:type="dxa" w:w="60"/>
+              <w:left w:type="dxa" w:w="100"/>
+              <w:bottom w:type="dxa" w:w="60"/>
+              <w:right w:type="dxa" w:w="100"/>
+            </w:tcMar>
+          </w:tcPr>
+          <w:p>
+            <w:r>
+              <w:rPr>
+                <w:rFonts w:ascii="Calibri" w:cs="Calibri" w:eastAsia="Calibri" w:hAnsi="Calibri"/>
+                <w:sz w:val="20"/>
+                <w:szCs w:val="20"/>
+              </w:rPr>
+              <w:t xml:space="preserve">Complétalos en el paso 3 para usar los reales</w:t>
+            </w:r>
+          </w:p>
+        </w:tc>
+      </w:tr>
+      <w:tr>
+        <w:trPr>
+          <w:tblHeader w:val="false"/>
+        </w:trPr>
+        <w:tc>
+          <w:tcPr>
+            <w:tcW w:type="dxa" w:w="3056"/>
+            <w:tcBorders>
+              <w:top w:val="single" w:color="BFC5CC" w:sz="4"/>
+              <w:left w:val="single" w:color="BFC5CC" w:sz="4"/>
+              <w:bottom w:val="single" w:color="BFC5CC" w:sz="4"/>
+              <w:right w:val="single" w:color="BFC5CC" w:sz="4"/>
+            </w:tcBorders>
+            <w:tcMar>
+              <w:top w:type="dxa" w:w="60"/>
+              <w:left w:type="dxa" w:w="100"/>
+              <w:bottom w:type="dxa" w:w="60"/>
+              <w:right w:type="dxa" w:w="100"/>
+            </w:tcMar>
+          </w:tcPr>
+          <w:p>
+            <w:r>
+              <w:rPr>
+                <w:rFonts w:ascii="Calibri" w:cs="Calibri" w:eastAsia="Calibri" w:hAnsi="Calibri"/>
+                <w:sz w:val="20"/>
+                <w:szCs w:val="20"/>
+              </w:rPr>
+              <w:t xml:space="preserve">⚠️ Esta energía se publicó con una versión anterior… (origen desconocido)</w:t>
+            </w:r>
+          </w:p>
+        </w:tc>
+        <w:tc>
+          <w:tcPr>
+            <w:tcW w:type="dxa" w:w="3483"/>
+            <w:tcBorders>
+              <w:top w:val="single" w:color="BFC5CC" w:sz="4"/>
+              <w:left w:val="single" w:color="BFC5CC" w:sz="4"/>
+              <w:bottom w:val="single" w:color="BFC5CC" w:sz="4"/>
+              <w:right w:val="single" w:color="BFC5CC" w:sz="4"/>
+            </w:tcBorders>
+            <w:tcMar>
+              <w:top w:type="dxa" w:w="60"/>
+              <w:left w:type="dxa" w:w="100"/>
+              <w:bottom w:type="dxa" w:w="60"/>
+              <w:right w:type="dxa" w:w="100"/>
+            </w:tcMar>
+          </w:tcPr>
+          <w:p>
+            <w:r>
+              <w:rPr>
+                <w:rFonts w:ascii="Calibri" w:cs="Calibri" w:eastAsia="Calibri" w:hAnsi="Calibri"/>
+                <w:sz w:val="20"/>
+                <w:szCs w:val="20"/>
+              </w:rPr>
+              <w:t xml:space="preserve">Energía de antes del 24-sep-2026</w:t>
+            </w:r>
+          </w:p>
+        </w:tc>
+        <w:tc>
+          <w:tcPr>
+            <w:tcW w:type="dxa" w:w="2487"/>
+            <w:tcBorders>
+              <w:top w:val="single" w:color="BFC5CC" w:sz="4"/>
+              <w:left w:val="single" w:color="BFC5CC" w:sz="4"/>
+              <w:bottom w:val="single" w:color="BFC5CC" w:sz="4"/>
+              <w:right w:val="single" w:color="BFC5CC" w:sz="4"/>
+            </w:tcBorders>
+            <w:tcMar>
+              <w:top w:type="dxa" w:w="60"/>
+              <w:left w:type="dxa" w:w="100"/>
+              <w:bottom w:type="dxa" w:w="60"/>
+              <w:right w:type="dxa" w:w="100"/>
+            </w:tcMar>
+          </w:tcPr>
+          <w:p>
+            <w:r>
+              <w:rPr>
+                <w:rFonts w:ascii="Calibri" w:cs="Calibri" w:eastAsia="Calibri" w:hAnsi="Calibri"/>
+                <w:sz w:val="20"/>
+                <w:szCs w:val="20"/>
+              </w:rPr>
+              <w:t xml:space="preserve">Vuelve a publicarla antes de guardar</w:t>
+            </w:r>
+          </w:p>
+        </w:tc>
+      </w:tr>
+      <w:tr>
+        <w:trPr>
+          <w:tblHeader w:val="false"/>
+        </w:trPr>
+        <w:tc>
+          <w:tcPr>
+            <w:tcW w:type="dxa" w:w="3056"/>
+            <w:tcBorders>
+              <w:top w:val="single" w:color="BFC5CC" w:sz="4"/>
+              <w:left w:val="single" w:color="BFC5CC" w:sz="4"/>
+              <w:bottom w:val="single" w:color="BFC5CC" w:sz="4"/>
+              <w:right w:val="single" w:color="BFC5CC" w:sz="4"/>
+            </w:tcBorders>
+            <w:tcMar>
+              <w:top w:type="dxa" w:w="60"/>
+              <w:left w:type="dxa" w:w="100"/>
+              <w:bottom w:type="dxa" w:w="60"/>
+              <w:right w:type="dxa" w:w="100"/>
+            </w:tcMar>
+          </w:tcPr>
+          <w:p>
+            <w:r>
+              <w:rPr>
+                <w:rFonts w:ascii="Calibri" w:cs="Calibri" w:eastAsia="Calibri" w:hAnsi="Calibri"/>
+                <w:sz w:val="20"/>
+                <w:szCs w:val="20"/>
+              </w:rPr>
+              <w:t xml:space="preserve">⚠️ Se descartaron los puntos de «…»: esa superficie ya no existe</w:t>
+            </w:r>
+          </w:p>
+        </w:tc>
+        <w:tc>
+          <w:tcPr>
+            <w:tcW w:type="dxa" w:w="3483"/>
+            <w:tcBorders>
+              <w:top w:val="single" w:color="BFC5CC" w:sz="4"/>
+              <w:left w:val="single" w:color="BFC5CC" w:sz="4"/>
+              <w:bottom w:val="single" w:color="BFC5CC" w:sz="4"/>
+              <w:right w:val="single" w:color="BFC5CC" w:sz="4"/>
+            </w:tcBorders>
+            <w:tcMar>
+              <w:top w:type="dxa" w:w="60"/>
+              <w:left w:type="dxa" w:w="100"/>
+              <w:bottom w:type="dxa" w:w="60"/>
+              <w:right w:type="dxa" w:w="100"/>
+            </w:tcMar>
+          </w:tcPr>
+          <w:p>
+            <w:r>
+              <w:rPr>
+                <w:rFonts w:ascii="Calibri" w:cs="Calibri" w:eastAsia="Calibri" w:hAnsi="Calibri"/>
+                <w:sz w:val="20"/>
+                <w:szCs w:val="20"/>
+              </w:rPr>
+              <w:t xml:space="preserve">Puntos de una superficie eliminada</w:t>
+            </w:r>
+          </w:p>
+        </w:tc>
+        <w:tc>
+          <w:tcPr>
+            <w:tcW w:type="dxa" w:w="2487"/>
+            <w:tcBorders>
+              <w:top w:val="single" w:color="BFC5CC" w:sz="4"/>
+              <w:left w:val="single" w:color="BFC5CC" w:sz="4"/>
+              <w:bottom w:val="single" w:color="BFC5CC" w:sz="4"/>
+              <w:right w:val="single" w:color="BFC5CC" w:sz="4"/>
+            </w:tcBorders>
+            <w:tcMar>
+              <w:top w:type="dxa" w:w="60"/>
+              <w:left w:type="dxa" w:w="100"/>
+              <w:bottom w:type="dxa" w:w="60"/>
+              <w:right w:type="dxa" w:w="100"/>
+            </w:tcMar>
+          </w:tcPr>
+          <w:p>
+            <w:r>
+              <w:rPr>
+                <w:rFonts w:ascii="Calibri" w:cs="Calibri" w:eastAsia="Calibri" w:hAnsi="Calibri"/>
+                <w:sz w:val="20"/>
+                <w:szCs w:val="20"/>
+              </w:rPr>
+              <w:t xml:space="preserve">Ninguna acción; escribe los puntos de las superficies actuales</w:t>
+            </w:r>
+          </w:p>
+        </w:tc>
+      </w:tr>
+      <w:tr>
+        <w:trPr>
+          <w:tblHeader w:val="false"/>
+        </w:trPr>
+        <w:tc>
+          <w:tcPr>
+            <w:tcW w:type="dxa" w:w="3056"/>
+            <w:tcBorders>
+              <w:top w:val="single" w:color="BFC5CC" w:sz="4"/>
+              <w:left w:val="single" w:color="BFC5CC" w:sz="4"/>
+              <w:bottom w:val="single" w:color="BFC5CC" w:sz="4"/>
+              <w:right w:val="single" w:color="BFC5CC" w:sz="4"/>
+            </w:tcBorders>
+            <w:tcMar>
+              <w:top w:type="dxa" w:w="60"/>
+              <w:left w:type="dxa" w:w="100"/>
+              <w:bottom w:type="dxa" w:w="60"/>
+              <w:right w:type="dxa" w:w="100"/>
+            </w:tcMar>
+          </w:tcPr>
+          <w:p>
+            <w:r>
+              <w:rPr>
+                <w:rFonts w:ascii="Calibri" w:cs="Calibri" w:eastAsia="Calibri" w:hAnsi="Calibri"/>
+                <w:sz w:val="20"/>
+                <w:szCs w:val="20"/>
+              </w:rPr>
+              <w:t xml:space="preserve">Para calcular la sombra: …</w:t>
+            </w:r>
+          </w:p>
+        </w:tc>
+        <w:tc>
+          <w:tcPr>
+            <w:tcW w:type="dxa" w:w="3483"/>
+            <w:tcBorders>
+              <w:top w:val="single" w:color="BFC5CC" w:sz="4"/>
+              <w:left w:val="single" w:color="BFC5CC" w:sz="4"/>
+              <w:bottom w:val="single" w:color="BFC5CC" w:sz="4"/>
+              <w:right w:val="single" w:color="BFC5CC" w:sz="4"/>
+            </w:tcBorders>
+            <w:tcMar>
+              <w:top w:type="dxa" w:w="60"/>
+              <w:left w:type="dxa" w:w="100"/>
+              <w:bottom w:type="dxa" w:w="60"/>
+              <w:right w:type="dxa" w:w="100"/>
+            </w:tcMar>
+          </w:tcPr>
+          <w:p>
+            <w:r>
+              <w:rPr>
+                <w:rFonts w:ascii="Calibri" w:cs="Calibri" w:eastAsia="Calibri" w:hAnsi="Calibri"/>
+                <w:sz w:val="20"/>
+                <w:szCs w:val="20"/>
+              </w:rPr>
+              <w:t xml:space="preserve">Falta escena, TMY, corregir líneas o puntos</w:t>
+            </w:r>
+          </w:p>
+        </w:tc>
+        <w:tc>
+          <w:tcPr>
+            <w:tcW w:type="dxa" w:w="2487"/>
+            <w:tcBorders>
+              <w:top w:val="single" w:color="BFC5CC" w:sz="4"/>
+              <w:left w:val="single" w:color="BFC5CC" w:sz="4"/>
+              <w:bottom w:val="single" w:color="BFC5CC" w:sz="4"/>
+              <w:right w:val="single" w:color="BFC5CC" w:sz="4"/>
+            </w:tcBorders>
+            <w:tcMar>
+              <w:top w:type="dxa" w:w="60"/>
+              <w:left w:type="dxa" w:w="100"/>
+              <w:bottom w:type="dxa" w:w="60"/>
+              <w:right w:type="dxa" w:w="100"/>
+            </w:tcMar>
+          </w:tcPr>
+          <w:p>
+            <w:r>
+              <w:rPr>
+                <w:rFonts w:ascii="Calibri" w:cs="Calibri" w:eastAsia="Calibri" w:hAnsi="Calibri"/>
+                <w:sz w:val="20"/>
+                <w:szCs w:val="20"/>
+              </w:rPr>
+              <w:t xml:space="preserve">Haz lo que indica el aviso</w:t>
+            </w:r>
+          </w:p>
+        </w:tc>
+      </w:tr>
+      <w:tr>
+        <w:trPr>
+          <w:tblHeader w:val="false"/>
+        </w:trPr>
+        <w:tc>
+          <w:tcPr>
+            <w:tcW w:type="dxa" w:w="3056"/>
+            <w:tcBorders>
+              <w:top w:val="single" w:color="BFC5CC" w:sz="4"/>
+              <w:left w:val="single" w:color="BFC5CC" w:sz="4"/>
+              <w:bottom w:val="single" w:color="BFC5CC" w:sz="4"/>
+              <w:right w:val="single" w:color="BFC5CC" w:sz="4"/>
+            </w:tcBorders>
+            <w:tcMar>
+              <w:top w:type="dxa" w:w="60"/>
+              <w:left w:type="dxa" w:w="100"/>
+              <w:bottom w:type="dxa" w:w="60"/>
+              <w:right w:type="dxa" w:w="100"/>
+            </w:tcMar>
+          </w:tcPr>
+          <w:p>
+            <w:r>
+              <w:rPr>
+                <w:rFonts w:ascii="Calibri" w:cs="Calibri" w:eastAsia="Calibri" w:hAnsi="Calibri"/>
+                <w:sz w:val="20"/>
+                <w:szCs w:val="20"/>
+              </w:rPr>
+              <w:t xml:space="preserve">📂 Estado multi-superficie rechazado…</w:t>
+            </w:r>
+          </w:p>
+        </w:tc>
+        <w:tc>
+          <w:tcPr>
+            <w:tcW w:type="dxa" w:w="3483"/>
+            <w:tcBorders>
+              <w:top w:val="single" w:color="BFC5CC" w:sz="4"/>
+              <w:left w:val="single" w:color="BFC5CC" w:sz="4"/>
+              <w:bottom w:val="single" w:color="BFC5CC" w:sz="4"/>
+              <w:right w:val="single" w:color="BFC5CC" w:sz="4"/>
+            </w:tcBorders>
+            <w:tcMar>
+              <w:top w:type="dxa" w:w="60"/>
+              <w:left w:type="dxa" w:w="100"/>
+              <w:bottom w:type="dxa" w:w="60"/>
+              <w:right w:type="dxa" w:w="100"/>
+            </w:tcMar>
+          </w:tcPr>
+          <w:p>
+            <w:r>
+              <w:rPr>
+                <w:rFonts w:ascii="Calibri" w:cs="Calibri" w:eastAsia="Calibri" w:hAnsi="Calibri"/>
+                <w:sz w:val="20"/>
+                <w:szCs w:val="20"/>
+              </w:rPr>
+              <w:t xml:space="preserve">El TMY o las firmas del proyecto guardado no coinciden</w:t>
+            </w:r>
+          </w:p>
+        </w:tc>
+        <w:tc>
+          <w:tcPr>
+            <w:tcW w:type="dxa" w:w="2487"/>
+            <w:tcBorders>
+              <w:top w:val="single" w:color="BFC5CC" w:sz="4"/>
+              <w:left w:val="single" w:color="BFC5CC" w:sz="4"/>
+              <w:bottom w:val="single" w:color="BFC5CC" w:sz="4"/>
+              <w:right w:val="single" w:color="BFC5CC" w:sz="4"/>
+            </w:tcBorders>
+            <w:tcMar>
+              <w:top w:type="dxa" w:w="60"/>
+              <w:left w:type="dxa" w:w="100"/>
+              <w:bottom w:type="dxa" w:w="60"/>
+              <w:right w:type="dxa" w:w="100"/>
+            </w:tcMar>
+          </w:tcPr>
+          <w:p>
+            <w:r>
+              <w:rPr>
+                <w:rFonts w:ascii="Calibri" w:cs="Calibri" w:eastAsia="Calibri" w:hAnsi="Calibri"/>
+                <w:sz w:val="20"/>
+                <w:szCs w:val="20"/>
+              </w:rPr>
+              <w:t xml:space="preserve">Recalcula POA, sombra y vuelve a publicar</w:t>
             </w:r>
           </w:p>
         </w:tc>

--- a/entregables/MANUAL_VISTA_3D_BIPV.docx
+++ b/entregables/MANUAL_VISTA_3D_BIPV.docx
@@ -5974,21 +5974,64 @@
         <w:rPr>
           <w:rFonts w:ascii="Calibri" w:cs="Calibri" w:eastAsia="Calibri" w:hAnsi="Calibri"/>
         </w:rPr>
-        <w:t xml:space="preserve">; si la energía vigente es de otro origen, pide confirmación (ver paso 5). La tabla dice </w:t>
-      </w:r>
-      <w:r>
-        <w:rPr>
-          <w:rFonts w:ascii="Calibri" w:cs="Calibri" w:eastAsia="Calibri" w:hAnsi="Calibri"/>
-          <w:b/>
-          <w:bCs/>
-        </w:rPr>
-        <w:t xml:space="preserve">✅ Activo en Financiero</w:t>
-      </w:r>
-      <w:r>
-        <w:rPr>
-          <w:rFonts w:ascii="Calibri" w:cs="Calibri" w:eastAsia="Calibri" w:hAnsi="Calibri"/>
-        </w:rPr>
-        <w:t xml:space="preserve"> solo cuando su origen es el vigente.</w:t>
+        <w:t xml:space="preserve">; si la energía vigente es de otro origen, pide confirmación (ver paso 5).</w:t>
+      </w:r>
+    </w:p>
+    <w:p>
+      <w:pPr>
+        <w:pStyle w:val="ListParagraph"/>
+        <w:numPr>
+          <w:ilvl w:val="1"/>
+          <w:numId w:val="3"/>
+        </w:numPr>
+      </w:pPr>
+      <w:r>
+        <w:rPr>
+          <w:rFonts w:ascii="Calibri" w:cs="Calibri" w:eastAsia="Calibri" w:hAnsi="Calibri"/>
+        </w:rPr>
+        <w:t xml:space="preserve">Bajo la tabla, cuando su origen es el vigente, dice </w:t>
+      </w:r>
+      <w:r>
+        <w:rPr>
+          <w:rFonts w:ascii="Calibri" w:cs="Calibri" w:eastAsia="Calibri" w:hAnsi="Calibri"/>
+          <w:b/>
+          <w:bCs/>
+        </w:rPr>
+        <w:t xml:space="preserve">✅ Activo en Financiero · Baterías · CO₂ — origen: bypass por superficie con CSV de sombreado</w:t>
+      </w:r>
+      <w:r>
+        <w:rPr>
+          <w:rFonts w:ascii="Calibri" w:cs="Calibri" w:eastAsia="Calibri" w:hAnsi="Calibri"/>
+        </w:rPr>
+        <w:t xml:space="preserve"> y trae el botón </w:t>
+      </w:r>
+      <w:r>
+        <w:rPr>
+          <w:rFonts w:ascii="Calibri" w:cs="Calibri" w:eastAsia="Calibri" w:hAnsi="Calibri"/>
+          <w:b/>
+          <w:bCs/>
+        </w:rPr>
+        <w:t xml:space="preserve">✖ Desactivar modo multi-superficie</w:t>
+      </w:r>
+      <w:r>
+        <w:rPr>
+          <w:rFonts w:ascii="Calibri" w:cs="Calibri" w:eastAsia="Calibri" w:hAnsi="Calibri"/>
+        </w:rPr>
+        <w:t xml:space="preserve">, el mismo del banner de ⚙️ Superficies BIPV. Si la energía vigente es de otro origen, dice </w:t>
+      </w:r>
+      <w:r>
+        <w:rPr>
+          <w:rFonts w:ascii="Calibri" w:cs="Calibri" w:eastAsia="Calibri" w:hAnsi="Calibri"/>
+          <w:i/>
+          <w:iCs/>
+        </w:rPr>
+        <w:t xml:space="preserve">Resultado calculado, no publicado</w:t>
+      </w:r>
+      <w:r>
+        <w:rPr>
+          <w:rFonts w:ascii="Calibri" w:cs="Calibri" w:eastAsia="Calibri" w:hAnsi="Calibri"/>
+        </w:rPr>
+        <w:t xml:space="preserve"> y el origen vigente.</w:t>
       </w:r>
     </w:p>
     <w:p>

--- a/entregables/MANUAL_VISTA_3D_BIPV.docx
+++ b/entregables/MANUAL_VISTA_3D_BIPV.docx
@@ -109,8 +109,8 @@
       </w:tblPr>
       <w:tblGrid>
         <w:gridCol w:w="1100"/>
-        <w:gridCol w:w="5473"/>
-        <w:gridCol w:w="2453"/>
+        <w:gridCol w:w="4661"/>
+        <w:gridCol w:w="3265"/>
       </w:tblGrid>
       <w:tr>
         <w:trPr>
@@ -149,7 +149,7 @@
         </w:tc>
         <w:tc>
           <w:tcPr>
-            <w:tcW w:type="dxa" w:w="5473"/>
+            <w:tcW w:type="dxa" w:w="4661"/>
             <w:tcBorders>
               <w:top w:val="single" w:color="BFC5CC" w:sz="4"/>
               <w:left w:val="single" w:color="BFC5CC" w:sz="4"/>
@@ -180,7 +180,7 @@
         </w:tc>
         <w:tc>
           <w:tcPr>
-            <w:tcW w:type="dxa" w:w="2453"/>
+            <w:tcW w:type="dxa" w:w="3265"/>
             <w:tcBorders>
               <w:top w:val="single" w:color="BFC5CC" w:sz="4"/>
               <w:left w:val="single" w:color="BFC5CC" w:sz="4"/>
@@ -245,7 +245,7 @@
         </w:tc>
         <w:tc>
           <w:tcPr>
-            <w:tcW w:type="dxa" w:w="5473"/>
+            <w:tcW w:type="dxa" w:w="4661"/>
             <w:tcBorders>
               <w:top w:val="single" w:color="BFC5CC" w:sz="4"/>
               <w:left w:val="single" w:color="BFC5CC" w:sz="4"/>
@@ -290,7 +290,7 @@
         </w:tc>
         <w:tc>
           <w:tcPr>
-            <w:tcW w:type="dxa" w:w="2453"/>
+            <w:tcW w:type="dxa" w:w="3265"/>
             <w:tcBorders>
               <w:top w:val="single" w:color="BFC5CC" w:sz="4"/>
               <w:left w:val="single" w:color="BFC5CC" w:sz="4"/>
@@ -351,7 +351,7 @@
         </w:tc>
         <w:tc>
           <w:tcPr>
-            <w:tcW w:type="dxa" w:w="5473"/>
+            <w:tcW w:type="dxa" w:w="4661"/>
             <w:tcBorders>
               <w:top w:val="single" w:color="BFC5CC" w:sz="4"/>
               <w:left w:val="single" w:color="BFC5CC" w:sz="4"/>
@@ -406,7 +406,7 @@
         </w:tc>
         <w:tc>
           <w:tcPr>
-            <w:tcW w:type="dxa" w:w="2453"/>
+            <w:tcW w:type="dxa" w:w="3265"/>
             <w:tcBorders>
               <w:top w:val="single" w:color="BFC5CC" w:sz="4"/>
               <w:left w:val="single" w:color="BFC5CC" w:sz="4"/>
@@ -467,7 +467,7 @@
         </w:tc>
         <w:tc>
           <w:tcPr>
-            <w:tcW w:type="dxa" w:w="5473"/>
+            <w:tcW w:type="dxa" w:w="4661"/>
             <w:tcBorders>
               <w:top w:val="single" w:color="BFC5CC" w:sz="4"/>
               <w:left w:val="single" w:color="BFC5CC" w:sz="4"/>
@@ -528,7 +528,7 @@
         </w:tc>
         <w:tc>
           <w:tcPr>
-            <w:tcW w:type="dxa" w:w="2453"/>
+            <w:tcW w:type="dxa" w:w="3265"/>
             <w:tcBorders>
               <w:top w:val="single" w:color="BFC5CC" w:sz="4"/>
               <w:left w:val="single" w:color="BFC5CC" w:sz="4"/>
@@ -589,7 +589,7 @@
         </w:tc>
         <w:tc>
           <w:tcPr>
-            <w:tcW w:type="dxa" w:w="5473"/>
+            <w:tcW w:type="dxa" w:w="4661"/>
             <w:tcBorders>
               <w:top w:val="single" w:color="BFC5CC" w:sz="4"/>
               <w:left w:val="single" w:color="BFC5CC" w:sz="4"/>
@@ -634,7 +634,7 @@
         </w:tc>
         <w:tc>
           <w:tcPr>
-            <w:tcW w:type="dxa" w:w="2453"/>
+            <w:tcW w:type="dxa" w:w="3265"/>
             <w:tcBorders>
               <w:top w:val="single" w:color="BFC5CC" w:sz="4"/>
               <w:left w:val="single" w:color="BFC5CC" w:sz="4"/>
@@ -713,7 +713,7 @@
         </w:tc>
         <w:tc>
           <w:tcPr>
-            <w:tcW w:type="dxa" w:w="5473"/>
+            <w:tcW w:type="dxa" w:w="4661"/>
             <w:tcBorders>
               <w:top w:val="single" w:color="BFC5CC" w:sz="4"/>
               <w:left w:val="single" w:color="BFC5CC" w:sz="4"/>
@@ -758,7 +758,7 @@
         </w:tc>
         <w:tc>
           <w:tcPr>
-            <w:tcW w:type="dxa" w:w="2453"/>
+            <w:tcW w:type="dxa" w:w="3265"/>
             <w:tcBorders>
               <w:top w:val="single" w:color="BFC5CC" w:sz="4"/>
               <w:left w:val="single" w:color="BFC5CC" w:sz="4"/>
@@ -837,7 +837,7 @@
         </w:tc>
         <w:tc>
           <w:tcPr>
-            <w:tcW w:type="dxa" w:w="5473"/>
+            <w:tcW w:type="dxa" w:w="4661"/>
             <w:tcBorders>
               <w:top w:val="single" w:color="BFC5CC" w:sz="4"/>
               <w:left w:val="single" w:color="BFC5CC" w:sz="4"/>
@@ -864,7 +864,7 @@
         </w:tc>
         <w:tc>
           <w:tcPr>
-            <w:tcW w:type="dxa" w:w="2453"/>
+            <w:tcW w:type="dxa" w:w="3265"/>
             <w:tcBorders>
               <w:top w:val="single" w:color="BFC5CC" w:sz="4"/>
               <w:left w:val="single" w:color="BFC5CC" w:sz="4"/>
@@ -925,7 +925,7 @@
         </w:tc>
         <w:tc>
           <w:tcPr>
-            <w:tcW w:type="dxa" w:w="5473"/>
+            <w:tcW w:type="dxa" w:w="4661"/>
             <w:tcBorders>
               <w:top w:val="single" w:color="BFC5CC" w:sz="4"/>
               <w:left w:val="single" w:color="BFC5CC" w:sz="4"/>
@@ -952,7 +952,7 @@
         </w:tc>
         <w:tc>
           <w:tcPr>
-            <w:tcW w:type="dxa" w:w="2453"/>
+            <w:tcW w:type="dxa" w:w="3265"/>
             <w:tcBorders>
               <w:top w:val="single" w:color="BFC5CC" w:sz="4"/>
               <w:left w:val="single" w:color="BFC5CC" w:sz="4"/>
@@ -974,6 +974,182 @@
                 <w:szCs w:val="20"/>
               </w:rPr>
               <w:t xml:space="preserve">Se contaba sombra total en esas horas</w:t>
+            </w:r>
+          </w:p>
+        </w:tc>
+      </w:tr>
+      <w:tr>
+        <w:trPr>
+          <w:tblHeader w:val="false"/>
+        </w:trPr>
+        <w:tc>
+          <w:tcPr>
+            <w:tcW w:type="dxa" w:w="1100"/>
+            <w:tcBorders>
+              <w:top w:val="single" w:color="BFC5CC" w:sz="4"/>
+              <w:left w:val="single" w:color="BFC5CC" w:sz="4"/>
+              <w:bottom w:val="single" w:color="BFC5CC" w:sz="4"/>
+              <w:right w:val="single" w:color="BFC5CC" w:sz="4"/>
+            </w:tcBorders>
+            <w:tcMar>
+              <w:top w:type="dxa" w:w="60"/>
+              <w:left w:type="dxa" w:w="100"/>
+              <w:bottom w:type="dxa" w:w="60"/>
+              <w:right w:type="dxa" w:w="100"/>
+            </w:tcMar>
+          </w:tcPr>
+          <w:p>
+            <w:r>
+              <w:rPr>
+                <w:rFonts w:ascii="Calibri" w:cs="Calibri" w:eastAsia="Calibri" w:hAnsi="Calibri"/>
+                <w:b/>
+                <w:bCs/>
+                <w:sz w:val="20"/>
+                <w:szCs w:val="20"/>
+              </w:rPr>
+              <w:t xml:space="preserve">Formato de strings</w:t>
+            </w:r>
+          </w:p>
+        </w:tc>
+        <w:tc>
+          <w:tcPr>
+            <w:tcW w:type="dxa" w:w="4661"/>
+            <w:tcBorders>
+              <w:top w:val="single" w:color="BFC5CC" w:sz="4"/>
+              <w:left w:val="single" w:color="BFC5CC" w:sz="4"/>
+              <w:bottom w:val="single" w:color="BFC5CC" w:sz="4"/>
+              <w:right w:val="single" w:color="BFC5CC" w:sz="4"/>
+            </w:tcBorders>
+            <w:tcMar>
+              <w:top w:type="dxa" w:w="60"/>
+              <w:left w:type="dxa" w:w="100"/>
+              <w:bottom w:type="dxa" w:w="60"/>
+              <w:right w:type="dxa" w:w="100"/>
+            </w:tcMar>
+          </w:tcPr>
+          <w:p>
+            <w:r>
+              <w:rPr>
+                <w:rFonts w:ascii="Calibri" w:cs="Calibri" w:eastAsia="Calibri" w:hAnsi="Calibri"/>
+                <w:sz w:val="20"/>
+                <w:szCs w:val="20"/>
+              </w:rPr>
+              <w:t xml:space="preserve">Leyendas y tablas del bypass y del MPPT dicen siempre «8 serie × 17 paralelo»</w:t>
+            </w:r>
+          </w:p>
+        </w:tc>
+        <w:tc>
+          <w:tcPr>
+            <w:tcW w:type="dxa" w:w="3265"/>
+            <w:tcBorders>
+              <w:top w:val="single" w:color="BFC5CC" w:sz="4"/>
+              <w:left w:val="single" w:color="BFC5CC" w:sz="4"/>
+              <w:bottom w:val="single" w:color="BFC5CC" w:sz="4"/>
+              <w:right w:val="single" w:color="BFC5CC" w:sz="4"/>
+            </w:tcBorders>
+            <w:tcMar>
+              <w:top w:type="dxa" w:w="60"/>
+              <w:left w:type="dxa" w:w="100"/>
+              <w:bottom w:type="dxa" w:w="60"/>
+              <w:right w:type="dxa" w:w="100"/>
+            </w:tcMar>
+          </w:tcPr>
+          <w:p>
+            <w:r>
+              <w:rPr>
+                <w:rFonts w:ascii="Calibri" w:cs="Calibri" w:eastAsia="Calibri" w:hAnsi="Calibri"/>
+                <w:sz w:val="20"/>
+                <w:szCs w:val="20"/>
+              </w:rPr>
+              <w:t xml:space="preserve">La leyenda decía «17×8s» y la tabla «8 × 17»</w:t>
+            </w:r>
+          </w:p>
+        </w:tc>
+      </w:tr>
+      <w:tr>
+        <w:trPr>
+          <w:tblHeader w:val="false"/>
+        </w:trPr>
+        <w:tc>
+          <w:tcPr>
+            <w:tcW w:type="dxa" w:w="1100"/>
+            <w:tcBorders>
+              <w:top w:val="single" w:color="BFC5CC" w:sz="4"/>
+              <w:left w:val="single" w:color="BFC5CC" w:sz="4"/>
+              <w:bottom w:val="single" w:color="BFC5CC" w:sz="4"/>
+              <w:right w:val="single" w:color="BFC5CC" w:sz="4"/>
+            </w:tcBorders>
+            <w:tcMar>
+              <w:top w:type="dxa" w:w="60"/>
+              <w:left w:type="dxa" w:w="100"/>
+              <w:bottom w:type="dxa" w:w="60"/>
+              <w:right w:type="dxa" w:w="100"/>
+            </w:tcMar>
+          </w:tcPr>
+          <w:p>
+            <w:r>
+              <w:rPr>
+                <w:rFonts w:ascii="Calibri" w:cs="Calibri" w:eastAsia="Calibri" w:hAnsi="Calibri"/>
+                <w:b/>
+                <w:bCs/>
+                <w:sz w:val="20"/>
+                <w:szCs w:val="20"/>
+              </w:rPr>
+              <w:t xml:space="preserve">Editor de superficies</w:t>
+            </w:r>
+          </w:p>
+        </w:tc>
+        <w:tc>
+          <w:tcPr>
+            <w:tcW w:type="dxa" w:w="4661"/>
+            <w:tcBorders>
+              <w:top w:val="single" w:color="BFC5CC" w:sz="4"/>
+              <w:left w:val="single" w:color="BFC5CC" w:sz="4"/>
+              <w:bottom w:val="single" w:color="BFC5CC" w:sz="4"/>
+              <w:right w:val="single" w:color="BFC5CC" w:sz="4"/>
+            </w:tcBorders>
+            <w:tcMar>
+              <w:top w:type="dxa" w:w="60"/>
+              <w:left w:type="dxa" w:w="100"/>
+              <w:bottom w:type="dxa" w:w="60"/>
+              <w:right w:type="dxa" w:w="100"/>
+            </w:tcMar>
+          </w:tcPr>
+          <w:p>
+            <w:r>
+              <w:rPr>
+                <w:rFonts w:ascii="Calibri" w:cs="Calibri" w:eastAsia="Calibri" w:hAnsi="Calibri"/>
+                <w:sz w:val="20"/>
+                <w:szCs w:val="20"/>
+              </w:rPr>
+              <w:t xml:space="preserve">Tilt, azimuth, área, nombre, tipo, montaje y «Activa» conservan el valor escrito y el encabezado de la superficie se actualiza al instante</w:t>
+            </w:r>
+          </w:p>
+        </w:tc>
+        <w:tc>
+          <w:tcPr>
+            <w:tcW w:type="dxa" w:w="3265"/>
+            <w:tcBorders>
+              <w:top w:val="single" w:color="BFC5CC" w:sz="4"/>
+              <w:left w:val="single" w:color="BFC5CC" w:sz="4"/>
+              <w:bottom w:val="single" w:color="BFC5CC" w:sz="4"/>
+              <w:right w:val="single" w:color="BFC5CC" w:sz="4"/>
+            </w:tcBorders>
+            <w:tcMar>
+              <w:top w:type="dxa" w:w="60"/>
+              <w:left w:type="dxa" w:w="100"/>
+              <w:bottom w:type="dxa" w:w="60"/>
+              <w:right w:type="dxa" w:w="100"/>
+            </w:tcMar>
+          </w:tcPr>
+          <w:p>
+            <w:r>
+              <w:rPr>
+                <w:rFonts w:ascii="Calibri" w:cs="Calibri" w:eastAsia="Calibri" w:hAnsi="Calibri"/>
+                <w:sz w:val="20"/>
+                <w:szCs w:val="20"/>
+              </w:rPr>
+              <w:t xml:space="preserve">El campo se recreaba al editar: el valor tardaba en aparecer o volvía al anterior, y el encabezado mostraba el valor previo</w:t>
             </w:r>
           </w:p>
         </w:tc>
@@ -5874,7 +6050,7 @@
         <w:rPr>
           <w:rFonts w:ascii="Calibri" w:cs="Calibri" w:eastAsia="Calibri" w:hAnsi="Calibri"/>
         </w:rPr>
-        <w:t xml:space="preserve"> cada superficie usa su N serie × N paralelo del paso 3. Si faltan, usa el N serie de Dimensionamiento y estima el paralelo por área, con aviso. La tabla muestra </w:t>
+        <w:t xml:space="preserve"> cada superficie usa su N serie × N paralelo del paso 3. Si faltan, usa el N serie de Dimensionamiento y estima el paralelo por área, con aviso. Los strings se muestran siempre como «8 serie × 17 paralelo». La tabla muestra </w:t>
       </w:r>
       <w:r>
         <w:rPr>

--- a/entregables/MANUAL_VISTA_3D_BIPV.docx
+++ b/entregables/MANUAL_VISTA_3D_BIPV.docx
@@ -6388,7 +6388,36 @@
         <w:rPr>
           <w:rFonts w:ascii="Calibri" w:cs="Calibri" w:eastAsia="Calibri" w:hAnsi="Calibri"/>
         </w:rPr>
-        <w:t xml:space="preserve"> (sol detrás del plano, AOI ≥ 90°) o nocturna. Si la superficie tiene POA </w:t>
+        <w:t xml:space="preserve"> (sol detrás del plano, AOI ≥ 90°) o nocturna. Las horas productivas siempre son las de la superficie elegida; los </w:t>
+      </w:r>
+      <w:r>
+        <w:rPr>
+          <w:rFonts w:ascii="Calibri" w:cs="Calibri" w:eastAsia="Calibri" w:hAnsi="Calibri"/>
+          <w:b/>
+          <w:bCs/>
+        </w:rPr>
+        <w:t xml:space="preserve">colores</w:t>
+      </w:r>
+      <w:r>
+        <w:rPr>
+          <w:rFonts w:ascii="Calibri" w:cs="Calibri" w:eastAsia="Calibri" w:hAnsi="Calibri"/>
+        </w:rPr>
+        <w:t xml:space="preserve"> dicen de dónde salen:</w:t>
+      </w:r>
+    </w:p>
+    <w:p>
+      <w:pPr>
+        <w:pStyle w:val="ListParagraph"/>
+        <w:numPr>
+          <w:ilvl w:val="1"/>
+          <w:numId w:val="3"/>
+        </w:numPr>
+      </w:pPr>
+      <w:r>
+        <w:rPr>
+          <w:rFonts w:ascii="Calibri" w:cs="Calibri" w:eastAsia="Calibri" w:hAnsi="Calibri"/>
+        </w:rPr>
+        <w:t xml:space="preserve">con POA </w:t>
       </w:r>
       <w:r>
         <w:rPr>
@@ -6402,7 +6431,51 @@
         <w:rPr>
           <w:rFonts w:ascii="Calibri" w:cs="Calibri" w:eastAsia="Calibri" w:hAnsi="Calibri"/>
         </w:rPr>
-        <w:t xml:space="preserve">, el mapa usa su POA; si no, usa la POA general de ☀️ Recurso Solar. </w:t>
+        <w:t xml:space="preserve"> de la superficie: nota «Valores: POA vigente de esta superficie»;</w:t>
+      </w:r>
+    </w:p>
+    <w:p>
+      <w:pPr>
+        <w:pStyle w:val="ListParagraph"/>
+        <w:numPr>
+          <w:ilvl w:val="1"/>
+          <w:numId w:val="3"/>
+        </w:numPr>
+      </w:pPr>
+      <w:r>
+        <w:rPr>
+          <w:rFonts w:ascii="Calibri" w:cs="Calibri" w:eastAsia="Calibri" w:hAnsi="Calibri"/>
+        </w:rPr>
+        <w:t xml:space="preserve">sin POA vigente: aviso ⚠️ con el motivo, y los colores usan la POA general de ☀️ Recurso Solar (orientación del proyecto);</w:t>
+      </w:r>
+    </w:p>
+    <w:p>
+      <w:pPr>
+        <w:pStyle w:val="ListParagraph"/>
+        <w:numPr>
+          <w:ilvl w:val="1"/>
+          <w:numId w:val="3"/>
+        </w:numPr>
+      </w:pPr>
+      <w:r>
+        <w:rPr>
+          <w:rFonts w:ascii="Calibri" w:cs="Calibri" w:eastAsia="Calibri" w:hAnsi="Calibri"/>
+        </w:rPr>
+        <w:t xml:space="preserve">sin ninguna POA: aviso ⚠️ de estimación fija de 300 W/m². Recalcula con </w:t>
+      </w:r>
+      <w:r>
+        <w:rPr>
+          <w:rFonts w:ascii="Calibri" w:cs="Calibri" w:eastAsia="Calibri" w:hAnsi="Calibri"/>
+          <w:b/>
+          <w:bCs/>
+        </w:rPr>
+        <w:t xml:space="preserve">⚡ Calcular POA</w:t>
+      </w:r>
+      <w:r>
+        <w:rPr>
+          <w:rFonts w:ascii="Calibri" w:cs="Calibri" w:eastAsia="Calibri" w:hAnsi="Calibri"/>
+        </w:rPr>
+        <w:t xml:space="preserve"> para ver la POA real de la superficie. </w:t>
       </w:r>
       <w:r>
         <w:rPr>

--- a/entregables/MANUAL_VISTA_3D_BIPV.docx
+++ b/entregables/MANUAL_VISTA_3D_BIPV.docx
@@ -21,7 +21,7 @@
         <w:rPr>
           <w:rFonts w:ascii="Calibri" w:cs="Calibri" w:eastAsia="Calibri" w:hAnsi="Calibri"/>
         </w:rPr>
-        <w:t xml:space="preserve">Versión: 24-sep-2026 (rev. 4) · Código de referencia: </w:t>
+        <w:t xml:space="preserve">Versión: 25-sep-2026 (rev. 5) · Código de referencia: </w:t>
       </w:r>
       <w:r>
         <w:rPr>
@@ -36,22 +36,7 @@
         <w:rPr>
           <w:rFonts w:ascii="Calibri" w:cs="Calibri" w:eastAsia="Calibri" w:hAnsi="Calibri"/>
         </w:rPr>
-        <w:t xml:space="preserve"> </w:t>
-      </w:r>
-      <w:r>
-        <w:rPr>
-          <w:rFonts w:ascii="Consolas" w:cs="Consolas" w:eastAsia="Consolas" w:hAnsi="Consolas"/>
-          <w:sz w:val="20"/>
-          <w:szCs w:val="20"/>
-          <w:shd w:fill="F1F3F5" w:color="auto" w:val="clear"/>
-        </w:rPr>
-        <w:t xml:space="preserve">72326f2f</w:t>
-      </w:r>
-      <w:r>
-        <w:rPr>
-          <w:rFonts w:ascii="Calibri" w:cs="Calibri" w:eastAsia="Calibri" w:hAnsi="Calibri"/>
-        </w:rPr>
-        <w:t xml:space="preserve"> (desplegado el 24-sep-2026).</w:t>
+        <w:t xml:space="preserve"> con los PR #45 a</w:t>
       </w:r>
     </w:p>
     <w:p>
@@ -84,6 +69,75 @@
         </w:p>
       </w:sdtContent>
     </w:sdt>
+    <w:p>
+      <w:pPr>
+        <w:spacing w:after="120"/>
+      </w:pPr>
+      <w:r>
+        <w:rPr>
+          <w:rFonts w:ascii="Calibri" w:cs="Calibri" w:eastAsia="Calibri" w:hAnsi="Calibri"/>
+        </w:rPr>
+        <w:t xml:space="preserve">#48 (desplegados el 24 y 25-sep-2026).</w:t>
+      </w:r>
+    </w:p>
+    <w:p>
+      <w:pPr>
+        <w:pBdr>
+          <w:left w:val="single" w:color="E3A008" w:sz="18" w:space="8"/>
+        </w:pBdr>
+        <w:shd w:fill="FFF8E1" w:color="auto" w:val="clear"/>
+        <w:spacing w:after="120" w:before="120"/>
+        <w:ind w:left="360"/>
+      </w:pPr>
+      <w:r>
+        <w:rPr>
+          <w:rFonts w:ascii="Calibri" w:cs="Calibri" w:eastAsia="Calibri" w:hAnsi="Calibri"/>
+        </w:rPr>
+        <w:t xml:space="preserve">💡 </w:t>
+      </w:r>
+      <w:r>
+        <w:rPr>
+          <w:rFonts w:ascii="Calibri" w:cs="Calibri" w:eastAsia="Calibri" w:hAnsi="Calibri"/>
+          <w:b/>
+          <w:bCs/>
+        </w:rPr>
+        <w:t xml:space="preserve">Cómo leer este manual:</w:t>
+      </w:r>
+      <w:r>
+        <w:rPr>
+          <w:rFonts w:ascii="Calibri" w:cs="Calibri" w:eastAsia="Calibri" w:hAnsi="Calibri"/>
+        </w:rPr>
+        <w:t xml:space="preserve"> los recuadros amarillos </w:t>
+      </w:r>
+      <w:r>
+        <w:rPr>
+          <w:rFonts w:ascii="Calibri" w:cs="Calibri" w:eastAsia="Calibri" w:hAnsi="Calibri"/>
+          <w:b/>
+          <w:bCs/>
+        </w:rPr>
+        <w:t xml:space="preserve">«💡 Explicación»</w:t>
+      </w:r>
+      <w:r>
+        <w:rPr>
+          <w:rFonts w:ascii="Calibri" w:cs="Calibri" w:eastAsia="Calibri" w:hAnsi="Calibri"/>
+        </w:rPr>
+        <w:t xml:space="preserve"> aclaran dudas reales que surgieron al probar la página en producción. Si algo no se comporta como esperas, busca primero el recuadro de ese paso. El </w:t>
+      </w:r>
+      <w:r>
+        <w:rPr>
+          <w:rFonts w:ascii="Calibri" w:cs="Calibri" w:eastAsia="Calibri" w:hAnsi="Calibri"/>
+          <w:b/>
+          <w:bCs/>
+        </w:rPr>
+        <w:t xml:space="preserve">Anexo A</w:t>
+      </w:r>
+      <w:r>
+        <w:rPr>
+          <w:rFonts w:ascii="Calibri" w:cs="Calibri" w:eastAsia="Calibri" w:hAnsi="Calibri"/>
+        </w:rPr>
+        <w:t xml:space="preserve"> trae un ejercicio completo, con valores, para verificar la página de principio a fin.</w:t>
+      </w:r>
+    </w:p>
     <w:p>
       <w:pPr>
         <w:pStyle w:val="Heading1"/>
@@ -3042,6 +3096,122 @@
     </w:p>
     <w:p>
       <w:pPr>
+        <w:pBdr>
+          <w:left w:val="single" w:color="E3A008" w:sz="18" w:space="8"/>
+        </w:pBdr>
+        <w:shd w:fill="FFF8E1" w:color="auto" w:val="clear"/>
+        <w:spacing w:after="120" w:before="120"/>
+        <w:ind w:left="360"/>
+      </w:pPr>
+      <w:r>
+        <w:rPr>
+          <w:rFonts w:ascii="Calibri" w:cs="Calibri" w:eastAsia="Calibri" w:hAnsi="Calibri"/>
+        </w:rPr>
+        <w:t xml:space="preserve">💡 </w:t>
+      </w:r>
+      <w:r>
+        <w:rPr>
+          <w:rFonts w:ascii="Calibri" w:cs="Calibri" w:eastAsia="Calibri" w:hAnsi="Calibri"/>
+          <w:b/>
+          <w:bCs/>
+        </w:rPr>
+        <w:t xml:space="preserve">Explicación — el texto gris no son puntos.</w:t>
+      </w:r>
+      <w:r>
+        <w:rPr>
+          <w:rFonts w:ascii="Calibri" w:cs="Calibri" w:eastAsia="Calibri" w:hAnsi="Calibri"/>
+        </w:rPr>
+        <w:t xml:space="preserve"> Cuando el recuadro está vacío muestra en gris un </w:t>
+      </w:r>
+      <w:r>
+        <w:rPr>
+          <w:rFonts w:ascii="Calibri" w:cs="Calibri" w:eastAsia="Calibri" w:hAnsi="Calibri"/>
+          <w:b/>
+          <w:bCs/>
+        </w:rPr>
+        <w:t xml:space="preserve">ejemplo de formato</w:t>
+      </w:r>
+      <w:r>
+        <w:rPr>
+          <w:rFonts w:ascii="Calibri" w:cs="Calibri" w:eastAsia="Calibri" w:hAnsi="Calibri"/>
+        </w:rPr>
+        <w:t xml:space="preserve"> («8,0,2 / 8,0,3.5 / 8;0;5,5»). No son puntos reales: por eso la tabla de estado dice «Puntos: 0». Haz clic dentro, escribe tus propios puntos y </w:t>
+      </w:r>
+      <w:r>
+        <w:rPr>
+          <w:rFonts w:ascii="Calibri" w:cs="Calibri" w:eastAsia="Calibri" w:hAnsi="Calibri"/>
+          <w:b/>
+          <w:bCs/>
+        </w:rPr>
+        <w:t xml:space="preserve">haz clic fuera del recuadro (o pulsa Ctrl+Enter)</w:t>
+      </w:r>
+      <w:r>
+        <w:rPr>
+          <w:rFonts w:ascii="Calibri" w:cs="Calibri" w:eastAsia="Calibri" w:hAnsi="Calibri"/>
+        </w:rPr>
+        <w:t xml:space="preserve">: Streamlit solo aplica el texto cuando sales del recuadro.</w:t>
+      </w:r>
+    </w:p>
+    <w:p>
+      <w:pPr>
+        <w:pBdr>
+          <w:left w:val="single" w:color="E3A008" w:sz="18" w:space="8"/>
+        </w:pBdr>
+        <w:shd w:fill="FFF8E1" w:color="auto" w:val="clear"/>
+        <w:spacing w:after="120" w:before="120"/>
+        <w:ind w:left="360"/>
+      </w:pPr>
+      <w:r>
+        <w:rPr>
+          <w:rFonts w:ascii="Calibri" w:cs="Calibri" w:eastAsia="Calibri" w:hAnsi="Calibri"/>
+        </w:rPr>
+        <w:t xml:space="preserve">💡 </w:t>
+      </w:r>
+      <w:r>
+        <w:rPr>
+          <w:rFonts w:ascii="Calibri" w:cs="Calibri" w:eastAsia="Calibri" w:hAnsi="Calibri"/>
+          <w:b/>
+          <w:bCs/>
+        </w:rPr>
+        <w:t xml:space="preserve">Explicación — por qué «8,5,0,2» es un error.</w:t>
+      </w:r>
+      <w:r>
+        <w:rPr>
+          <w:rFonts w:ascii="Calibri" w:cs="Calibri" w:eastAsia="Calibri" w:hAnsi="Calibri"/>
+        </w:rPr>
+        <w:t xml:space="preserve"> Con comas, la app lee cuatro números (8 / 5 / 0 / 2) y no puede adivinar cuál es el decimal. Si usas coma decimal, separa los valores con punto y coma: </w:t>
+      </w:r>
+      <w:r>
+        <w:rPr>
+          <w:rFonts w:ascii="Calibri" w:cs="Calibri" w:eastAsia="Calibri" w:hAnsi="Calibri"/>
+          <w:b/>
+          <w:bCs/>
+        </w:rPr>
+        <w:t xml:space="preserve">8,5;0;2</w:t>
+      </w:r>
+      <w:r>
+        <w:rPr>
+          <w:rFonts w:ascii="Calibri" w:cs="Calibri" w:eastAsia="Calibri" w:hAnsi="Calibri"/>
+        </w:rPr>
+        <w:t xml:space="preserve">. Si usas punto decimal, separa con comas: </w:t>
+      </w:r>
+      <w:r>
+        <w:rPr>
+          <w:rFonts w:ascii="Calibri" w:cs="Calibri" w:eastAsia="Calibri" w:hAnsi="Calibri"/>
+          <w:b/>
+          <w:bCs/>
+        </w:rPr>
+        <w:t xml:space="preserve">8.5,0,2</w:t>
+      </w:r>
+      <w:r>
+        <w:rPr>
+          <w:rFonts w:ascii="Calibri" w:cs="Calibri" w:eastAsia="Calibri" w:hAnsi="Calibri"/>
+        </w:rPr>
+        <w:t xml:space="preserve">. La línea con error se queda escrita y marcada en rojo hasta que la corrijas.</w:t>
+      </w:r>
+    </w:p>
+    <w:p>
+      <w:pPr>
         <w:pStyle w:val="ListParagraph"/>
         <w:numPr>
           <w:ilvl w:val="1"/>
@@ -3181,6 +3351,167 @@
     </w:p>
     <w:p>
       <w:pPr>
+        <w:pBdr>
+          <w:left w:val="single" w:color="E3A008" w:sz="18" w:space="8"/>
+        </w:pBdr>
+        <w:shd w:fill="FFF8E1" w:color="auto" w:val="clear"/>
+        <w:spacing w:after="120" w:before="120"/>
+        <w:ind w:left="360"/>
+      </w:pPr>
+      <w:r>
+        <w:rPr>
+          <w:rFonts w:ascii="Calibri" w:cs="Calibri" w:eastAsia="Calibri" w:hAnsi="Calibri"/>
+        </w:rPr>
+        <w:t xml:space="preserve">💡 </w:t>
+      </w:r>
+      <w:r>
+        <w:rPr>
+          <w:rFonts w:ascii="Calibri" w:cs="Calibri" w:eastAsia="Calibri" w:hAnsi="Calibri"/>
+          <w:b/>
+          <w:bCs/>
+        </w:rPr>
+        <w:t xml:space="preserve">Explicación — cómo saber dónde está cada obstáculo.</w:t>
+      </w:r>
+      <w:r>
+        <w:rPr>
+          <w:rFonts w:ascii="Calibri" w:cs="Calibri" w:eastAsia="Calibri" w:hAnsi="Calibri"/>
+        </w:rPr>
+        <w:t xml:space="preserve"> El mensaje verde («Malla Site Designer cargada: 1 bloque(s), 4.56 × 3.69 × 10.0 m») da el </w:t>
+      </w:r>
+      <w:r>
+        <w:rPr>
+          <w:rFonts w:ascii="Calibri" w:cs="Calibri" w:eastAsia="Calibri" w:hAnsi="Calibri"/>
+          <w:b/>
+          <w:bCs/>
+        </w:rPr>
+        <w:t xml:space="preserve">tamaño</w:t>
+      </w:r>
+      <w:r>
+        <w:rPr>
+          <w:rFonts w:ascii="Calibri" w:cs="Calibri" w:eastAsia="Calibri" w:hAnsi="Calibri"/>
+        </w:rPr>
+        <w:t xml:space="preserve"> de la escena, no su </w:t>
+      </w:r>
+      <w:r>
+        <w:rPr>
+          <w:rFonts w:ascii="Calibri" w:cs="Calibri" w:eastAsia="Calibri" w:hAnsi="Calibri"/>
+          <w:b/>
+          <w:bCs/>
+        </w:rPr>
+        <w:t xml:space="preserve">ubicación</w:t>
+      </w:r>
+      <w:r>
+        <w:rPr>
+          <w:rFonts w:ascii="Calibri" w:cs="Calibri" w:eastAsia="Calibri" w:hAnsi="Calibri"/>
+        </w:rPr>
+        <w:t xml:space="preserve">. Para ubicar un bloque abre el </w:t>
+      </w:r>
+      <w:r>
+        <w:rPr>
+          <w:rFonts w:ascii="Consolas" w:cs="Consolas" w:eastAsia="Consolas" w:hAnsi="Consolas"/>
+          <w:sz w:val="20"/>
+          <w:szCs w:val="20"/>
+          <w:shd w:fill="F1F3F5" w:color="auto" w:val="clear"/>
+        </w:rPr>
+        <w:t xml:space="preserve">.json</w:t>
+      </w:r>
+      <w:r>
+        <w:rPr>
+          <w:rFonts w:ascii="Calibri" w:cs="Calibri" w:eastAsia="Calibri" w:hAnsi="Calibri"/>
+        </w:rPr>
+        <w:t xml:space="preserve"> con el Bloc de notas y busca </w:t>
+      </w:r>
+      <w:r>
+        <w:rPr>
+          <w:rFonts w:ascii="Consolas" w:cs="Consolas" w:eastAsia="Consolas" w:hAnsi="Consolas"/>
+          <w:sz w:val="20"/>
+          <w:szCs w:val="20"/>
+          <w:shd w:fill="F1F3F5" w:color="auto" w:val="clear"/>
+        </w:rPr>
+        <w:t xml:space="preserve">"Blocks"</w:t>
+      </w:r>
+      <w:r>
+        <w:rPr>
+          <w:rFonts w:ascii="Calibri" w:cs="Calibri" w:eastAsia="Calibri" w:hAnsi="Calibri"/>
+        </w:rPr>
+        <w:t xml:space="preserve">: cada bloque trae </w:t>
+      </w:r>
+      <w:r>
+        <w:rPr>
+          <w:rFonts w:ascii="Consolas" w:cs="Consolas" w:eastAsia="Consolas" w:hAnsi="Consolas"/>
+          <w:sz w:val="20"/>
+          <w:szCs w:val="20"/>
+          <w:shd w:fill="F1F3F5" w:color="auto" w:val="clear"/>
+        </w:rPr>
+        <w:t xml:space="preserve">"min"</w:t>
+      </w:r>
+      <w:r>
+        <w:rPr>
+          <w:rFonts w:ascii="Calibri" w:cs="Calibri" w:eastAsia="Calibri" w:hAnsi="Calibri"/>
+        </w:rPr>
+        <w:t xml:space="preserve"> y </w:t>
+      </w:r>
+      <w:r>
+        <w:rPr>
+          <w:rFonts w:ascii="Consolas" w:cs="Consolas" w:eastAsia="Consolas" w:hAnsi="Consolas"/>
+          <w:sz w:val="20"/>
+          <w:szCs w:val="20"/>
+          <w:shd w:fill="F1F3F5" w:color="auto" w:val="clear"/>
+        </w:rPr>
+        <w:t xml:space="preserve">"max"</w:t>
+      </w:r>
+      <w:r>
+        <w:rPr>
+          <w:rFonts w:ascii="Calibri" w:cs="Calibri" w:eastAsia="Calibri" w:hAnsi="Calibri"/>
+        </w:rPr>
+        <w:t xml:space="preserve"> en </w:t>
+      </w:r>
+      <w:r>
+        <w:rPr>
+          <w:rFonts w:ascii="Calibri" w:cs="Calibri" w:eastAsia="Calibri" w:hAnsi="Calibri"/>
+          <w:b/>
+          <w:bCs/>
+        </w:rPr>
+        <w:t xml:space="preserve">milímetros</w:t>
+      </w:r>
+      <w:r>
+        <w:rPr>
+          <w:rFonts w:ascii="Calibri" w:cs="Calibri" w:eastAsia="Calibri" w:hAnsi="Calibri"/>
+        </w:rPr>
+        <w:t xml:space="preserve"> (divide entre 1000 para pasar a metros). La app además gira la escena el ángulo </w:t>
+      </w:r>
+      <w:r>
+        <w:rPr>
+          <w:rFonts w:ascii="Consolas" w:cs="Consolas" w:eastAsia="Consolas" w:hAnsi="Consolas"/>
+          <w:sz w:val="20"/>
+          <w:szCs w:val="20"/>
+          <w:shd w:fill="F1F3F5" w:color="auto" w:val="clear"/>
+        </w:rPr>
+        <w:t xml:space="preserve">"northOffset"</w:t>
+      </w:r>
+      <w:r>
+        <w:rPr>
+          <w:rFonts w:ascii="Calibri" w:cs="Calibri" w:eastAsia="Calibri" w:hAnsi="Calibri"/>
+        </w:rPr>
+        <w:t xml:space="preserve"> para llevarla a Norte verdadero, así que las coordenadas finales cambian un poco. El </w:t>
+      </w:r>
+      <w:r>
+        <w:rPr>
+          <w:rFonts w:ascii="Calibri" w:cs="Calibri" w:eastAsia="Calibri" w:hAnsi="Calibri"/>
+          <w:b/>
+          <w:bCs/>
+        </w:rPr>
+        <w:t xml:space="preserve">Anexo A</w:t>
+      </w:r>
+      <w:r>
+        <w:rPr>
+          <w:rFonts w:ascii="Calibri" w:cs="Calibri" w:eastAsia="Calibri" w:hAnsi="Calibri"/>
+        </w:rPr>
+        <w:t xml:space="preserve"> muestra un ejemplo resuelto.</w:t>
+      </w:r>
+    </w:p>
+    <w:p>
+      <w:pPr>
         <w:pStyle w:val="ListParagraph"/>
         <w:numPr>
           <w:ilvl w:val="1"/>
@@ -3294,6 +3625,64 @@
           <w:rFonts w:ascii="Calibri" w:cs="Calibri" w:eastAsia="Calibri" w:hAnsi="Calibri"/>
         </w:rPr>
         <w:t xml:space="preserve"> si un punto está dentro del volumen o a menos de 10 cm de la malla.</w:t>
+      </w:r>
+    </w:p>
+    <w:p>
+      <w:pPr>
+        <w:pBdr>
+          <w:left w:val="single" w:color="E3A008" w:sz="18" w:space="8"/>
+        </w:pBdr>
+        <w:shd w:fill="FFF8E1" w:color="auto" w:val="clear"/>
+        <w:spacing w:after="120" w:before="120"/>
+        <w:ind w:left="360"/>
+      </w:pPr>
+      <w:r>
+        <w:rPr>
+          <w:rFonts w:ascii="Calibri" w:cs="Calibri" w:eastAsia="Calibri" w:hAnsi="Calibri"/>
+        </w:rPr>
+        <w:t xml:space="preserve">💡 </w:t>
+      </w:r>
+      <w:r>
+        <w:rPr>
+          <w:rFonts w:ascii="Calibri" w:cs="Calibri" w:eastAsia="Calibri" w:hAnsi="Calibri"/>
+          <w:b/>
+          <w:bCs/>
+        </w:rPr>
+        <w:t xml:space="preserve">Explicación — los avisos amarillos no bloquean el botón.</w:t>
+      </w:r>
+      <w:r>
+        <w:rPr>
+          <w:rFonts w:ascii="Calibri" w:cs="Calibri" w:eastAsia="Calibri" w:hAnsi="Calibri"/>
+        </w:rPr>
+        <w:t xml:space="preserve"> «El punto … está DENTRO del modelo» o «…está a 3 cm de la malla» son advertencias previas: puedes calcular igual, pero esa superficie saldrá en 🔴 </w:t>
+      </w:r>
+      <w:r>
+        <w:rPr>
+          <w:rFonts w:ascii="Calibri" w:cs="Calibri" w:eastAsia="Calibri" w:hAnsi="Calibri"/>
+          <w:i/>
+          <w:iCs/>
+        </w:rPr>
+        <w:t xml:space="preserve">error_geometrico</w:t>
+      </w:r>
+      <w:r>
+        <w:rPr>
+          <w:rFonts w:ascii="Calibri" w:cs="Calibri" w:eastAsia="Calibri" w:hAnsi="Calibri"/>
+        </w:rPr>
+        <w:t xml:space="preserve"> y la tabla dirá qué punto está mal. Las </w:t>
+      </w:r>
+      <w:r>
+        <w:rPr>
+          <w:rFonts w:ascii="Calibri" w:cs="Calibri" w:eastAsia="Calibri" w:hAnsi="Calibri"/>
+          <w:b/>
+          <w:bCs/>
+        </w:rPr>
+        <w:t xml:space="preserve">líneas en rojo</w:t>
+      </w:r>
+      <w:r>
+        <w:rPr>
+          <w:rFonts w:ascii="Calibri" w:cs="Calibri" w:eastAsia="Calibri" w:hAnsi="Calibri"/>
+        </w:rPr>
+        <w:t xml:space="preserve"> (mal escritas) sí bloquean el botón.</w:t>
       </w:r>
     </w:p>
     <w:p>
@@ -4197,6 +4586,64 @@
         <w:rPr>
           <w:rFonts w:ascii="Calibri" w:cs="Calibri" w:eastAsia="Calibri" w:hAnsi="Calibri"/>
         </w:rPr>
+        <w:t xml:space="preserve">💡 </w:t>
+      </w:r>
+      <w:r>
+        <w:rPr>
+          <w:rFonts w:ascii="Calibri" w:cs="Calibri" w:eastAsia="Calibri" w:hAnsi="Calibri"/>
+          <w:b/>
+          <w:bCs/>
+        </w:rPr>
+        <w:t xml:space="preserve">Explicación — «mi superficie desapareció de la tabla».</w:t>
+      </w:r>
+      <w:r>
+        <w:rPr>
+          <w:rFonts w:ascii="Calibri" w:cs="Calibri" w:eastAsia="Calibri" w:hAnsi="Calibri"/>
+        </w:rPr>
+        <w:t xml:space="preserve"> La tabla (y el recuadro de puntos) solo muestran superficies </w:t>
+      </w:r>
+      <w:r>
+        <w:rPr>
+          <w:rFonts w:ascii="Calibri" w:cs="Calibri" w:eastAsia="Calibri" w:hAnsi="Calibri"/>
+          <w:b/>
+          <w:bCs/>
+        </w:rPr>
+        <w:t xml:space="preserve">activas</w:t>
+      </w:r>
+      <w:r>
+        <w:rPr>
+          <w:rFonts w:ascii="Calibri" w:cs="Calibri" w:eastAsia="Calibri" w:hAnsi="Calibri"/>
+        </w:rPr>
+        <w:t xml:space="preserve">. Si una superficie desaparece, abre su recuadro en ⚙️ Superficies BIPV y revisa la casilla </w:t>
+      </w:r>
+      <w:r>
+        <w:rPr>
+          <w:rFonts w:ascii="Calibri" w:cs="Calibri" w:eastAsia="Calibri" w:hAnsi="Calibri"/>
+          <w:b/>
+          <w:bCs/>
+        </w:rPr>
+        <w:t xml:space="preserve">Activa</w:t>
+      </w:r>
+      <w:r>
+        <w:rPr>
+          <w:rFonts w:ascii="Calibri" w:cs="Calibri" w:eastAsia="Calibri" w:hAnsi="Calibri"/>
+        </w:rPr>
+        <w:t xml:space="preserve">: está justo debajo de Tilt, Azimuth y Área y es fácil desmarcarla sin querer.</w:t>
+      </w:r>
+    </w:p>
+    <w:p>
+      <w:pPr>
+        <w:pBdr>
+          <w:left w:val="single" w:color="E3A008" w:sz="18" w:space="8"/>
+        </w:pBdr>
+        <w:shd w:fill="FFF8E1" w:color="auto" w:val="clear"/>
+        <w:spacing w:after="120" w:before="120"/>
+        <w:ind w:left="360"/>
+      </w:pPr>
+      <w:r>
+        <w:rPr>
+          <w:rFonts w:ascii="Calibri" w:cs="Calibri" w:eastAsia="Calibri" w:hAnsi="Calibri"/>
+        </w:rPr>
         <w:t xml:space="preserve">ℹ️ </w:t>
       </w:r>
       <w:r>
@@ -5468,1130 +5915,6 @@
     </w:p>
     <w:p>
       <w:pPr>
-        <w:pStyle w:val="Heading2"/>
-      </w:pPr>
-      <w:r>
-        <w:rPr>
-          <w:rFonts w:ascii="Calibri" w:cs="Calibri" w:eastAsia="Calibri" w:hAnsi="Calibri"/>
-        </w:rPr>
-        <w:t xml:space="preserve">Paso 6 · Modo físico (opcional, recomendado para validar)</w:t>
-      </w:r>
-    </w:p>
-    <w:p>
-      <w:pPr>
-        <w:pStyle w:val="ListParagraph"/>
-        <w:numPr>
-          <w:ilvl w:val="0"/>
-          <w:numId w:val="7"/>
-        </w:numPr>
-      </w:pPr>
-      <w:r>
-        <w:rPr>
-          <w:rFonts w:ascii="Calibri" w:cs="Calibri" w:eastAsia="Calibri" w:hAnsi="Calibri"/>
-        </w:rPr>
-        <w:t xml:space="preserve">Marca </w:t>
-      </w:r>
-      <w:r>
-        <w:rPr>
-          <w:rFonts w:ascii="Calibri" w:cs="Calibri" w:eastAsia="Calibri" w:hAnsi="Calibri"/>
-          <w:b/>
-          <w:bCs/>
-        </w:rPr>
-        <w:t xml:space="preserve">🧪 Preparar comparación con modelo físico SDM + bypass</w:t>
-      </w:r>
-      <w:r>
-        <w:rPr>
-          <w:rFonts w:ascii="Calibri" w:cs="Calibri" w:eastAsia="Calibri" w:hAnsi="Calibri"/>
-        </w:rPr>
-        <w:t xml:space="preserve">.</w:t>
-      </w:r>
-    </w:p>
-    <w:p>
-      <w:pPr>
-        <w:pStyle w:val="ListParagraph"/>
-        <w:numPr>
-          <w:ilvl w:val="0"/>
-          <w:numId w:val="7"/>
-        </w:numPr>
-      </w:pPr>
-      <w:r>
-        <w:rPr>
-          <w:rFonts w:ascii="Calibri" w:cs="Calibri" w:eastAsia="Calibri" w:hAnsi="Calibri"/>
-        </w:rPr>
-        <w:t xml:space="preserve">Revisa el aviso </w:t>
-      </w:r>
-      <w:r>
-        <w:rPr>
-          <w:rFonts w:ascii="Calibri" w:cs="Calibri" w:eastAsia="Calibri" w:hAnsi="Calibri"/>
-          <w:b/>
-          <w:bCs/>
-        </w:rPr>
-        <w:t xml:space="preserve">"X/Y superficies activas listas"</w:t>
-      </w:r>
-      <w:r>
-        <w:rPr>
-          <w:rFonts w:ascii="Calibri" w:cs="Calibri" w:eastAsia="Calibri" w:hAnsi="Calibri"/>
-        </w:rPr>
-        <w:t xml:space="preserve">. Cada superficie activa necesita </w:t>
-      </w:r>
-      <w:r>
-        <w:rPr>
-          <w:rFonts w:ascii="Calibri" w:cs="Calibri" w:eastAsia="Calibri" w:hAnsi="Calibri"/>
-          <w:b/>
-          <w:bCs/>
-        </w:rPr>
-        <w:t xml:space="preserve">N serie, N paralelo, inversor, p_shade y firma de sombra</w:t>
-      </w:r>
-      <w:r>
-        <w:rPr>
-          <w:rFonts w:ascii="Calibri" w:cs="Calibri" w:eastAsia="Calibri" w:hAnsi="Calibri"/>
-        </w:rPr>
-        <w:t xml:space="preserve"> (pasos 2 y 3).</w:t>
-      </w:r>
-    </w:p>
-    <w:p>
-      <w:pPr>
-        <w:pStyle w:val="ListParagraph"/>
-        <w:numPr>
-          <w:ilvl w:val="0"/>
-          <w:numId w:val="7"/>
-        </w:numPr>
-      </w:pPr>
-      <w:r>
-        <w:rPr>
-          <w:rFonts w:ascii="Calibri" w:cs="Calibri" w:eastAsia="Calibri" w:hAnsi="Calibri"/>
-        </w:rPr>
-        <w:t xml:space="preserve">Presiona </w:t>
-      </w:r>
-      <w:r>
-        <w:rPr>
-          <w:rFonts w:ascii="Calibri" w:cs="Calibri" w:eastAsia="Calibri" w:hAnsi="Calibri"/>
-          <w:b/>
-          <w:bCs/>
-        </w:rPr>
-        <w:t xml:space="preserve">🧪 Calcular comparación física (sin adoptar)</w:t>
-      </w:r>
-      <w:r>
-        <w:rPr>
-          <w:rFonts w:ascii="Calibri" w:cs="Calibri" w:eastAsia="Calibri" w:hAnsi="Calibri"/>
-        </w:rPr>
-        <w:t xml:space="preserve">. Si todo está vigente, verás </w:t>
-      </w:r>
-      <w:r>
-        <w:rPr>
-          <w:rFonts w:ascii="Calibri" w:cs="Calibri" w:eastAsia="Calibri" w:hAnsi="Calibri"/>
-          <w:i/>
-          <w:iCs/>
-        </w:rPr>
-        <w:t xml:space="preserve">"simplificado … · físico … · diferencia …%"</w:t>
-      </w:r>
-      <w:r>
-        <w:rPr>
-          <w:rFonts w:ascii="Calibri" w:cs="Calibri" w:eastAsia="Calibri" w:hAnsi="Calibri"/>
-        </w:rPr>
-        <w:t xml:space="preserve">. Esto </w:t>
-      </w:r>
-      <w:r>
-        <w:rPr>
-          <w:rFonts w:ascii="Calibri" w:cs="Calibri" w:eastAsia="Calibri" w:hAnsi="Calibri"/>
-          <w:b/>
-          <w:bCs/>
-        </w:rPr>
-        <w:t xml:space="preserve">no</w:t>
-      </w:r>
-      <w:r>
-        <w:rPr>
-          <w:rFonts w:ascii="Calibri" w:cs="Calibri" w:eastAsia="Calibri" w:hAnsi="Calibri"/>
-        </w:rPr>
-        <w:t xml:space="preserve"> cambia nada todavía.</w:t>
-      </w:r>
-    </w:p>
-    <w:p>
-      <w:pPr>
-        <w:pStyle w:val="ListParagraph"/>
-        <w:numPr>
-          <w:ilvl w:val="0"/>
-          <w:numId w:val="7"/>
-        </w:numPr>
-      </w:pPr>
-      <w:r>
-        <w:rPr>
-          <w:rFonts w:ascii="Calibri" w:cs="Calibri" w:eastAsia="Calibri" w:hAnsi="Calibri"/>
-        </w:rPr>
-        <w:t xml:space="preserve">Si la comparación te convence, presiona </w:t>
-      </w:r>
-      <w:r>
-        <w:rPr>
-          <w:rFonts w:ascii="Calibri" w:cs="Calibri" w:eastAsia="Calibri" w:hAnsi="Calibri"/>
-          <w:b/>
-          <w:bCs/>
-        </w:rPr>
-        <w:t xml:space="preserve">✅ Adoptar cálculo físico</w:t>
-      </w:r>
-      <w:r>
-        <w:rPr>
-          <w:rFonts w:ascii="Calibri" w:cs="Calibri" w:eastAsia="Calibri" w:hAnsi="Calibri"/>
-        </w:rPr>
-        <w:t xml:space="preserve">. La app </w:t>
-      </w:r>
-      <w:r>
-        <w:rPr>
-          <w:rFonts w:ascii="Calibri" w:cs="Calibri" w:eastAsia="Calibri" w:hAnsi="Calibri"/>
-          <w:b/>
-          <w:bCs/>
-        </w:rPr>
-        <w:t xml:space="preserve">revalida todo de nuevo</w:t>
-      </w:r>
-      <w:r>
-        <w:rPr>
-          <w:rFonts w:ascii="Calibri" w:cs="Calibri" w:eastAsia="Calibri" w:hAnsi="Calibri"/>
-        </w:rPr>
-        <w:t xml:space="preserve">; si algo cambió desde la comparación, rechaza la adopción y te dice por qué. Si ya hay energía publicada de otro origen, primero pregunta </w:t>
-      </w:r>
-      <w:r>
-        <w:rPr>
-          <w:rFonts w:ascii="Calibri" w:cs="Calibri" w:eastAsia="Calibri" w:hAnsi="Calibri"/>
-          <w:i/>
-          <w:iCs/>
-        </w:rPr>
-        <w:t xml:space="preserve">¿Reemplazarla por…?</w:t>
-      </w:r>
-      <w:r>
-        <w:rPr>
-          <w:rFonts w:ascii="Calibri" w:cs="Calibri" w:eastAsia="Calibri" w:hAnsi="Calibri"/>
-        </w:rPr>
-        <w:t xml:space="preserve">; al confirmar vuelve a revalidar. El banner queda con origen </w:t>
-      </w:r>
-      <w:r>
-        <w:rPr>
-          <w:rFonts w:ascii="Calibri" w:cs="Calibri" w:eastAsia="Calibri" w:hAnsi="Calibri"/>
-          <w:b/>
-          <w:bCs/>
-        </w:rPr>
-        <w:t xml:space="preserve">físico</w:t>
-      </w:r>
-      <w:r>
-        <w:rPr>
-          <w:rFonts w:ascii="Calibri" w:cs="Calibri" w:eastAsia="Calibri" w:hAnsi="Calibri"/>
-        </w:rPr>
-        <w:t xml:space="preserve"> y muestra el recorte en buses de inversor.</w:t>
-      </w:r>
-    </w:p>
-    <w:p>
-      <w:pPr>
-        <w:pStyle w:val="ListParagraph"/>
-        <w:numPr>
-          <w:ilvl w:val="0"/>
-          <w:numId w:val="7"/>
-        </w:numPr>
-      </w:pPr>
-      <w:r>
-        <w:rPr>
-          <w:rFonts w:ascii="Calibri" w:cs="Calibri" w:eastAsia="Calibri" w:hAnsi="Calibri"/>
-        </w:rPr>
-        <w:t xml:space="preserve">Nunca completes datos faltantes con valores inventados (por ejemplo, </w:t>
-      </w:r>
-      <w:r>
-        <w:rPr>
-          <w:rFonts w:ascii="Consolas" w:cs="Consolas" w:eastAsia="Consolas" w:hAnsi="Consolas"/>
-          <w:sz w:val="20"/>
-          <w:szCs w:val="20"/>
-          <w:shd w:fill="F1F3F5" w:color="auto" w:val="clear"/>
-        </w:rPr>
-        <w:t xml:space="preserve">p_shade = 0</w:t>
-      </w:r>
-      <w:r>
-        <w:rPr>
-          <w:rFonts w:ascii="Calibri" w:cs="Calibri" w:eastAsia="Calibri" w:hAnsi="Calibri"/>
-        </w:rPr>
-        <w:t xml:space="preserve"> "para que pase"): el bloqueo existe para impedir resultados falsos.</w:t>
-      </w:r>
-    </w:p>
-    <w:p>
-      <w:pPr>
-        <w:pStyle w:val="Heading1"/>
-      </w:pPr>
-      <w:r>
-        <w:rPr>
-          <w:rFonts w:ascii="Calibri" w:cs="Calibri" w:eastAsia="Calibri" w:hAnsi="Calibri"/>
-        </w:rPr>
-        <w:t xml:space="preserve">5. Sub-pestaña 🎨 Vista 3D Multi-Superficie</w:t>
-      </w:r>
-    </w:p>
-    <w:p>
-      <w:pPr>
-        <w:pStyle w:val="ListParagraph"/>
-        <w:numPr>
-          <w:ilvl w:val="0"/>
-          <w:numId w:val="3"/>
-        </w:numPr>
-      </w:pPr>
-      <w:r>
-        <w:rPr>
-          <w:rFonts w:ascii="Calibri" w:cs="Calibri" w:eastAsia="Calibri" w:hAnsi="Calibri"/>
-        </w:rPr>
-        <w:t xml:space="preserve">Visualiza todas las superficies activas sobre el edificio.</w:t>
-      </w:r>
-    </w:p>
-    <w:p>
-      <w:pPr>
-        <w:pStyle w:val="ListParagraph"/>
-        <w:numPr>
-          <w:ilvl w:val="0"/>
-          <w:numId w:val="3"/>
-        </w:numPr>
-      </w:pPr>
-      <w:r>
-        <w:rPr>
-          <w:rFonts w:ascii="Calibri" w:cs="Calibri" w:eastAsia="Calibri" w:hAnsi="Calibri"/>
-          <w:b/>
-          <w:bCs/>
-        </w:rPr>
-        <w:t xml:space="preserve">Colorear por:</w:t>
-      </w:r>
-      <w:r>
-        <w:rPr>
-          <w:rFonts w:ascii="Calibri" w:cs="Calibri" w:eastAsia="Calibri" w:hAnsi="Calibri"/>
-        </w:rPr>
-        <w:t xml:space="preserve"> </w:t>
-      </w:r>
-      <w:r>
-        <w:rPr>
-          <w:rFonts w:ascii="Calibri" w:cs="Calibri" w:eastAsia="Calibri" w:hAnsi="Calibri"/>
-          <w:i/>
-          <w:iCs/>
-        </w:rPr>
-        <w:t xml:space="preserve">POA mensual</w:t>
-      </w:r>
-      <w:r>
-        <w:rPr>
-          <w:rFonts w:ascii="Calibri" w:cs="Calibri" w:eastAsia="Calibri" w:hAnsi="Calibri"/>
-        </w:rPr>
-        <w:t xml:space="preserve"> (azul → rojo) o </w:t>
-      </w:r>
-      <w:r>
-        <w:rPr>
-          <w:rFonts w:ascii="Calibri" w:cs="Calibri" w:eastAsia="Calibri" w:hAnsi="Calibri"/>
-          <w:i/>
-          <w:iCs/>
-        </w:rPr>
-        <w:t xml:space="preserve">FS del CSV</w:t>
-      </w:r>
-      <w:r>
-        <w:rPr>
-          <w:rFonts w:ascii="Calibri" w:cs="Calibri" w:eastAsia="Calibri" w:hAnsi="Calibri"/>
-        </w:rPr>
-        <w:t xml:space="preserve"> (verde libre &lt; 10 % · naranja parcial 10–35 % · rojo bypass &gt; 35 %). Sin CSV cargado usa la POA.</w:t>
-      </w:r>
-    </w:p>
-    <w:p>
-      <w:pPr>
-        <w:pStyle w:val="ListParagraph"/>
-        <w:numPr>
-          <w:ilvl w:val="0"/>
-          <w:numId w:val="3"/>
-        </w:numPr>
-      </w:pPr>
-      <w:r>
-        <w:rPr>
-          <w:rFonts w:ascii="Calibri" w:cs="Calibri" w:eastAsia="Calibri" w:hAnsi="Calibri"/>
-        </w:rPr>
-        <w:t xml:space="preserve">Controles: Mes, Vista (Perspectiva / Fachada / Planta / Lateral), Opacidad, Cuadrícula de paneles y Etiquetas.</w:t>
-      </w:r>
-    </w:p>
-    <w:p>
-      <w:pPr>
-        <w:pStyle w:val="ListParagraph"/>
-        <w:numPr>
-          <w:ilvl w:val="0"/>
-          <w:numId w:val="3"/>
-        </w:numPr>
-      </w:pPr>
-      <w:r>
-        <w:rPr>
-          <w:rFonts w:ascii="Calibri" w:cs="Calibri" w:eastAsia="Calibri" w:hAnsi="Calibri"/>
-        </w:rPr>
-        <w:t xml:space="preserve">Solo usa POA </w:t>
-      </w:r>
-      <w:r>
-        <w:rPr>
-          <w:rFonts w:ascii="Calibri" w:cs="Calibri" w:eastAsia="Calibri" w:hAnsi="Calibri"/>
-          <w:b/>
-          <w:bCs/>
-        </w:rPr>
-        <w:t xml:space="preserve">vigentes</w:t>
-      </w:r>
-      <w:r>
-        <w:rPr>
-          <w:rFonts w:ascii="Calibri" w:cs="Calibri" w:eastAsia="Calibri" w:hAnsi="Calibri"/>
-        </w:rPr>
-        <w:t xml:space="preserve">. Una superficie sin POA vigente aparece en el aviso ⚠️ y se colorea con una estimación desde la irradiancia global (no con su POA anterior); en la tabla del mes figura con 0.</w:t>
-      </w:r>
-    </w:p>
-    <w:p>
-      <w:pPr>
-        <w:pStyle w:val="Heading1"/>
-      </w:pPr>
-      <w:r>
-        <w:rPr>
-          <w:rFonts w:ascii="Calibri" w:cs="Calibri" w:eastAsia="Calibri" w:hAnsi="Calibri"/>
-        </w:rPr>
-        <w:t xml:space="preserve">6. Sub-pestaña 📊 Producción por Superficie</w:t>
-      </w:r>
-    </w:p>
-    <w:p>
-      <w:pPr>
-        <w:spacing w:after="120"/>
-      </w:pPr>
-      <w:r>
-        <w:rPr>
-          <w:rFonts w:ascii="Calibri" w:cs="Calibri" w:eastAsia="Calibri" w:hAnsi="Calibri"/>
-        </w:rPr>
-        <w:t xml:space="preserve">Requiere la POA del paso 4. Solo usa POA </w:t>
-      </w:r>
-      <w:r>
-        <w:rPr>
-          <w:rFonts w:ascii="Calibri" w:cs="Calibri" w:eastAsia="Calibri" w:hAnsi="Calibri"/>
-          <w:b/>
-          <w:bCs/>
-        </w:rPr>
-        <w:t xml:space="preserve">vigentes</w:t>
-      </w:r>
-      <w:r>
-        <w:rPr>
-          <w:rFonts w:ascii="Calibri" w:cs="Calibri" w:eastAsia="Calibri" w:hAnsi="Calibri"/>
-        </w:rPr>
-        <w:t xml:space="preserve">: las superficies sin POA vigente aparecen en el aviso ⚠️ y se omiten de las gráficas; el bypass no calcula hasta que todas las superficies activas tengan POA vigente.</w:t>
-      </w:r>
-    </w:p>
-    <w:p>
-      <w:pPr>
-        <w:pStyle w:val="ListParagraph"/>
-        <w:numPr>
-          <w:ilvl w:val="0"/>
-          <w:numId w:val="8"/>
-        </w:numPr>
-      </w:pPr>
-      <w:r>
-        <w:rPr>
-          <w:rFonts w:ascii="Calibri" w:cs="Calibri" w:eastAsia="Calibri" w:hAnsi="Calibri"/>
-          <w:b/>
-          <w:bCs/>
-        </w:rPr>
-        <w:t xml:space="preserve">Producción mensual</w:t>
-      </w:r>
-      <w:r>
-        <w:rPr>
-          <w:rFonts w:ascii="Calibri" w:cs="Calibri" w:eastAsia="Calibri" w:hAnsi="Calibri"/>
-        </w:rPr>
-        <w:t xml:space="preserve"> en barras apiladas por superficie.</w:t>
-      </w:r>
-    </w:p>
-    <w:p>
-      <w:pPr>
-        <w:pStyle w:val="ListParagraph"/>
-        <w:numPr>
-          <w:ilvl w:val="0"/>
-          <w:numId w:val="8"/>
-        </w:numPr>
-      </w:pPr>
-      <w:r>
-        <w:rPr>
-          <w:rFonts w:ascii="Calibri" w:cs="Calibri" w:eastAsia="Calibri" w:hAnsi="Calibri"/>
-          <w:b/>
-          <w:bCs/>
-        </w:rPr>
-        <w:t xml:space="preserve">Recurso solar anual</w:t>
-      </w:r>
-      <w:r>
-        <w:rPr>
-          <w:rFonts w:ascii="Calibri" w:cs="Calibri" w:eastAsia="Calibri" w:hAnsi="Calibri"/>
-        </w:rPr>
-        <w:t xml:space="preserve"> por orientación.</w:t>
-      </w:r>
-    </w:p>
-    <w:p>
-      <w:pPr>
-        <w:pStyle w:val="ListParagraph"/>
-        <w:numPr>
-          <w:ilvl w:val="0"/>
-          <w:numId w:val="8"/>
-        </w:numPr>
-      </w:pPr>
-      <w:r>
-        <w:rPr>
-          <w:rFonts w:ascii="Calibri" w:cs="Calibri" w:eastAsia="Calibri" w:hAnsi="Calibri"/>
-          <w:b/>
-          <w:bCs/>
-        </w:rPr>
-        <w:t xml:space="preserve">Resumen anual:</w:t>
-      </w:r>
-      <w:r>
-        <w:rPr>
-          <w:rFonts w:ascii="Calibri" w:cs="Calibri" w:eastAsia="Calibri" w:hAnsi="Calibri"/>
-        </w:rPr>
-        <w:t xml:space="preserve"> superficies activas, área total, E_ac total y densidad.</w:t>
-      </w:r>
-    </w:p>
-    <w:p>
-      <w:pPr>
-        <w:pStyle w:val="ListParagraph"/>
-        <w:numPr>
-          <w:ilvl w:val="0"/>
-          <w:numId w:val="8"/>
-        </w:numPr>
-      </w:pPr>
-      <w:r>
-        <w:rPr>
-          <w:rFonts w:ascii="Calibri" w:cs="Calibri" w:eastAsia="Calibri" w:hAnsi="Calibri"/>
-          <w:b/>
-          <w:bCs/>
-        </w:rPr>
-        <w:t xml:space="preserve">Factor de sombreado por superficie (CSV):</w:t>
-      </w:r>
-      <w:r>
-        <w:rPr>
-          <w:rFonts w:ascii="Calibri" w:cs="Calibri" w:eastAsia="Calibri" w:hAnsi="Calibri"/>
-        </w:rPr>
-        <w:t xml:space="preserve"> si el CSV de 🔀 Mismatch tiene columna </w:t>
-      </w:r>
-      <w:r>
-        <w:rPr>
-          <w:rFonts w:ascii="Calibri" w:cs="Calibri" w:eastAsia="Calibri" w:hAnsi="Calibri"/>
-          <w:i/>
-          <w:iCs/>
-        </w:rPr>
-        <w:t xml:space="preserve">Fachada</w:t>
-      </w:r>
-      <w:r>
-        <w:rPr>
-          <w:rFonts w:ascii="Calibri" w:cs="Calibri" w:eastAsia="Calibri" w:hAnsi="Calibri"/>
-        </w:rPr>
-        <w:t xml:space="preserve">, asigna qué fachada del CSV corresponde a cada superficie.</w:t>
-      </w:r>
-    </w:p>
-    <w:p>
-      <w:pPr>
-        <w:pStyle w:val="ListParagraph"/>
-        <w:numPr>
-          <w:ilvl w:val="0"/>
-          <w:numId w:val="8"/>
-        </w:numPr>
-      </w:pPr>
-      <w:r>
-        <w:rPr>
-          <w:rFonts w:ascii="Calibri" w:cs="Calibri" w:eastAsia="Calibri" w:hAnsi="Calibri"/>
-          <w:b/>
-          <w:bCs/>
-        </w:rPr>
-        <w:t xml:space="preserve">⚡ Bypass diodes por superficie:</w:t>
-      </w:r>
-      <w:r>
-        <w:rPr>
-          <w:rFonts w:ascii="Calibri" w:cs="Calibri" w:eastAsia="Calibri" w:hAnsi="Calibri"/>
-        </w:rPr>
-        <w:t xml:space="preserve"> requiere el CSV de 🔀 Mismatch (sección 5).</w:t>
-      </w:r>
-    </w:p>
-    <w:p>
-      <w:pPr>
-        <w:pStyle w:val="ListParagraph"/>
-        <w:numPr>
-          <w:ilvl w:val="1"/>
-          <w:numId w:val="3"/>
-        </w:numPr>
-      </w:pPr>
-      <w:r>
-        <w:rPr>
-          <w:rFonts w:ascii="Calibri" w:cs="Calibri" w:eastAsia="Calibri" w:hAnsi="Calibri"/>
-          <w:b/>
-          <w:bCs/>
-        </w:rPr>
-        <w:t xml:space="preserve">Panel fotovoltaico:</w:t>
-      </w:r>
-      <w:r>
-        <w:rPr>
-          <w:rFonts w:ascii="Calibri" w:cs="Calibri" w:eastAsia="Calibri" w:hAnsi="Calibri"/>
-        </w:rPr>
-        <w:t xml:space="preserve"> por defecto </w:t>
-      </w:r>
-      <w:r>
-        <w:rPr>
-          <w:rFonts w:ascii="Calibri" w:cs="Calibri" w:eastAsia="Calibri" w:hAnsi="Calibri"/>
-          <w:i/>
-          <w:iCs/>
-        </w:rPr>
-        <w:t xml:space="preserve">Panel del proyecto (…)</w:t>
-      </w:r>
-      <w:r>
-        <w:rPr>
-          <w:rFonts w:ascii="Calibri" w:cs="Calibri" w:eastAsia="Calibri" w:hAnsi="Calibri"/>
-        </w:rPr>
-        <w:t xml:space="preserve"> de 📐 Dimensionamiento, aunque no esté en el catálogo, si tiene ficha SDM completa. Si no hay panel del proyecto o no tiene SDM, elige uno del catálogo (el botón queda deshabilitado hasta elegirlo). Otro panel queda marcado en los resultados.</w:t>
-      </w:r>
-    </w:p>
-    <w:p>
-      <w:pPr>
-        <w:pStyle w:val="ListParagraph"/>
-        <w:numPr>
-          <w:ilvl w:val="1"/>
-          <w:numId w:val="3"/>
-        </w:numPr>
-      </w:pPr>
-      <w:r>
-        <w:rPr>
-          <w:rFonts w:ascii="Calibri" w:cs="Calibri" w:eastAsia="Calibri" w:hAnsi="Calibri"/>
-          <w:b/>
-          <w:bCs/>
-        </w:rPr>
-        <w:t xml:space="preserve">Strings:</w:t>
-      </w:r>
-      <w:r>
-        <w:rPr>
-          <w:rFonts w:ascii="Calibri" w:cs="Calibri" w:eastAsia="Calibri" w:hAnsi="Calibri"/>
-        </w:rPr>
-        <w:t xml:space="preserve"> cada superficie usa su N serie × N paralelo del paso 3. Si faltan, usa el N serie de Dimensionamiento y estima el paralelo por área, con aviso. Los strings se muestran siempre como «8 serie × 17 paralelo». La tabla muestra </w:t>
-      </w:r>
-      <w:r>
-        <w:rPr>
-          <w:rFonts w:ascii="Calibri" w:cs="Calibri" w:eastAsia="Calibri" w:hAnsi="Calibri"/>
-          <w:i/>
-          <w:iCs/>
-        </w:rPr>
-        <w:t xml:space="preserve">Panel usado</w:t>
-      </w:r>
-      <w:r>
-        <w:rPr>
-          <w:rFonts w:ascii="Calibri" w:cs="Calibri" w:eastAsia="Calibri" w:hAnsi="Calibri"/>
-        </w:rPr>
-        <w:t xml:space="preserve">, </w:t>
-      </w:r>
-      <w:r>
-        <w:rPr>
-          <w:rFonts w:ascii="Calibri" w:cs="Calibri" w:eastAsia="Calibri" w:hAnsi="Calibri"/>
-          <w:i/>
-          <w:iCs/>
-        </w:rPr>
-        <w:t xml:space="preserve">N serie × paralelo</w:t>
-      </w:r>
-      <w:r>
-        <w:rPr>
-          <w:rFonts w:ascii="Calibri" w:cs="Calibri" w:eastAsia="Calibri" w:hAnsi="Calibri"/>
-        </w:rPr>
-        <w:t xml:space="preserve"> y </w:t>
-      </w:r>
-      <w:r>
-        <w:rPr>
-          <w:rFonts w:ascii="Calibri" w:cs="Calibri" w:eastAsia="Calibri" w:hAnsi="Calibri"/>
-          <w:i/>
-          <w:iCs/>
-        </w:rPr>
-        <w:t xml:space="preserve">Origen strings</w:t>
-      </w:r>
-      <w:r>
-        <w:rPr>
-          <w:rFonts w:ascii="Calibri" w:cs="Calibri" w:eastAsia="Calibri" w:hAnsi="Calibri"/>
-        </w:rPr>
-        <w:t xml:space="preserve">.</w:t>
-      </w:r>
-    </w:p>
-    <w:p>
-      <w:pPr>
-        <w:pStyle w:val="ListParagraph"/>
-        <w:numPr>
-          <w:ilvl w:val="1"/>
-          <w:numId w:val="3"/>
-        </w:numPr>
-      </w:pPr>
-      <w:r>
-        <w:rPr>
-          <w:rFonts w:ascii="Calibri" w:cs="Calibri" w:eastAsia="Calibri" w:hAnsi="Calibri"/>
-        </w:rPr>
-        <w:t xml:space="preserve">Necesita POA vigente en todas las superficies activas. Si una superficie falla, </w:t>
-      </w:r>
-      <w:r>
-        <w:rPr>
-          <w:rFonts w:ascii="Calibri" w:cs="Calibri" w:eastAsia="Calibri" w:hAnsi="Calibri"/>
-          <w:b/>
-          <w:bCs/>
-        </w:rPr>
-        <w:t xml:space="preserve">no publica nada</w:t>
-      </w:r>
-      <w:r>
-        <w:rPr>
-          <w:rFonts w:ascii="Calibri" w:cs="Calibri" w:eastAsia="Calibri" w:hAnsi="Calibri"/>
-        </w:rPr>
-        <w:t xml:space="preserve"> y muestra la causa.</w:t>
-      </w:r>
-    </w:p>
-    <w:p>
-      <w:pPr>
-        <w:pStyle w:val="ListParagraph"/>
-        <w:numPr>
-          <w:ilvl w:val="1"/>
-          <w:numId w:val="3"/>
-        </w:numPr>
-      </w:pPr>
-      <w:r>
-        <w:rPr>
-          <w:rFonts w:ascii="Calibri" w:cs="Calibri" w:eastAsia="Calibri" w:hAnsi="Calibri"/>
-        </w:rPr>
-        <w:t xml:space="preserve">Publica con origen </w:t>
-      </w:r>
-      <w:r>
-        <w:rPr>
-          <w:rFonts w:ascii="Calibri" w:cs="Calibri" w:eastAsia="Calibri" w:hAnsi="Calibri"/>
-          <w:i/>
-          <w:iCs/>
-        </w:rPr>
-        <w:t xml:space="preserve">bypass por superficie</w:t>
-      </w:r>
-      <w:r>
-        <w:rPr>
-          <w:rFonts w:ascii="Calibri" w:cs="Calibri" w:eastAsia="Calibri" w:hAnsi="Calibri"/>
-        </w:rPr>
-        <w:t xml:space="preserve">; si la energía vigente es de otro origen, pide confirmación (ver paso 5).</w:t>
-      </w:r>
-    </w:p>
-    <w:p>
-      <w:pPr>
-        <w:pStyle w:val="ListParagraph"/>
-        <w:numPr>
-          <w:ilvl w:val="1"/>
-          <w:numId w:val="3"/>
-        </w:numPr>
-      </w:pPr>
-      <w:r>
-        <w:rPr>
-          <w:rFonts w:ascii="Calibri" w:cs="Calibri" w:eastAsia="Calibri" w:hAnsi="Calibri"/>
-        </w:rPr>
-        <w:t xml:space="preserve">Bajo la tabla, cuando su origen es el vigente, dice </w:t>
-      </w:r>
-      <w:r>
-        <w:rPr>
-          <w:rFonts w:ascii="Calibri" w:cs="Calibri" w:eastAsia="Calibri" w:hAnsi="Calibri"/>
-          <w:b/>
-          <w:bCs/>
-        </w:rPr>
-        <w:t xml:space="preserve">✅ Activo en Financiero · Baterías · CO₂ — origen: bypass por superficie con CSV de sombreado</w:t>
-      </w:r>
-      <w:r>
-        <w:rPr>
-          <w:rFonts w:ascii="Calibri" w:cs="Calibri" w:eastAsia="Calibri" w:hAnsi="Calibri"/>
-        </w:rPr>
-        <w:t xml:space="preserve"> y trae el botón </w:t>
-      </w:r>
-      <w:r>
-        <w:rPr>
-          <w:rFonts w:ascii="Calibri" w:cs="Calibri" w:eastAsia="Calibri" w:hAnsi="Calibri"/>
-          <w:b/>
-          <w:bCs/>
-        </w:rPr>
-        <w:t xml:space="preserve">✖ Desactivar modo multi-superficie</w:t>
-      </w:r>
-      <w:r>
-        <w:rPr>
-          <w:rFonts w:ascii="Calibri" w:cs="Calibri" w:eastAsia="Calibri" w:hAnsi="Calibri"/>
-        </w:rPr>
-        <w:t xml:space="preserve">, el mismo del banner de ⚙️ Superficies BIPV. Si la energía vigente es de otro origen, dice </w:t>
-      </w:r>
-      <w:r>
-        <w:rPr>
-          <w:rFonts w:ascii="Calibri" w:cs="Calibri" w:eastAsia="Calibri" w:hAnsi="Calibri"/>
-          <w:i/>
-          <w:iCs/>
-        </w:rPr>
-        <w:t xml:space="preserve">Resultado calculado, no publicado</w:t>
-      </w:r>
-      <w:r>
-        <w:rPr>
-          <w:rFonts w:ascii="Calibri" w:cs="Calibri" w:eastAsia="Calibri" w:hAnsi="Calibri"/>
-        </w:rPr>
-        <w:t xml:space="preserve"> y el origen vigente.</w:t>
-      </w:r>
-    </w:p>
-    <w:p>
-      <w:pPr>
-        <w:pStyle w:val="ListParagraph"/>
-        <w:numPr>
-          <w:ilvl w:val="0"/>
-          <w:numId w:val="8"/>
-        </w:numPr>
-      </w:pPr>
-      <w:r>
-        <w:rPr>
-          <w:rFonts w:ascii="Calibri" w:cs="Calibri" w:eastAsia="Calibri" w:hAnsi="Calibri"/>
-          <w:b/>
-          <w:bCs/>
-        </w:rPr>
-        <w:t xml:space="preserve">🔀 Strings de distinta orientación en un mismo MPPT:</w:t>
-      </w:r>
-      <w:r>
-        <w:rPr>
-          <w:rFonts w:ascii="Calibri" w:cs="Calibri" w:eastAsia="Calibri" w:hAnsi="Calibri"/>
-        </w:rPr>
-        <w:t xml:space="preserve"> es </w:t>
-      </w:r>
-      <w:r>
-        <w:rPr>
-          <w:rFonts w:ascii="Calibri" w:cs="Calibri" w:eastAsia="Calibri" w:hAnsi="Calibri"/>
-          <w:b/>
-          <w:bCs/>
-        </w:rPr>
-        <w:t xml:space="preserve">informativa</w:t>
-      </w:r>
-      <w:r>
-        <w:rPr>
-          <w:rFonts w:ascii="Calibri" w:cs="Calibri" w:eastAsia="Calibri" w:hAnsi="Calibri"/>
-        </w:rPr>
-        <w:t xml:space="preserve"> y no cambia la energía oficial. Usa el mismo panel y los mismos strings por defecto que el bypass. Asigna superficies a MPPTs y presiona </w:t>
-      </w:r>
-      <w:r>
-        <w:rPr>
-          <w:rFonts w:ascii="Calibri" w:cs="Calibri" w:eastAsia="Calibri" w:hAnsi="Calibri"/>
-          <w:b/>
-          <w:bCs/>
-        </w:rPr>
-        <w:t xml:space="preserve">🔀 Simular curva IV combinada por MPPT</w:t>
-      </w:r>
-      <w:r>
-        <w:rPr>
-          <w:rFonts w:ascii="Calibri" w:cs="Calibri" w:eastAsia="Calibri" w:hAnsi="Calibri"/>
-        </w:rPr>
-        <w:t xml:space="preserve">. El resultado indica el </w:t>
-      </w:r>
-      <w:r>
-        <w:rPr>
-          <w:rFonts w:ascii="Calibri" w:cs="Calibri" w:eastAsia="Calibri" w:hAnsi="Calibri"/>
-          <w:b/>
-          <w:bCs/>
-        </w:rPr>
-        <w:t xml:space="preserve">panel usado</w:t>
-      </w:r>
-      <w:r>
-        <w:rPr>
-          <w:rFonts w:ascii="Calibri" w:cs="Calibri" w:eastAsia="Calibri" w:hAnsi="Calibri"/>
-        </w:rPr>
-        <w:t xml:space="preserve"> (y si es distinto al del proyecto) y los strings de cada superficie con su origen. Semáforo:</w:t>
-      </w:r>
-    </w:p>
-    <w:p>
-      <w:pPr>
-        <w:pStyle w:val="ListParagraph"/>
-        <w:numPr>
-          <w:ilvl w:val="1"/>
-          <w:numId w:val="3"/>
-        </w:numPr>
-      </w:pPr>
-      <w:r>
-        <w:rPr>
-          <w:rFonts w:ascii="Calibri" w:cs="Calibri" w:eastAsia="Calibri" w:hAnsi="Calibri"/>
-        </w:rPr>
-        <w:t xml:space="preserve">🟢 menos de 0,5 %: compartir el MPPT es aceptable;</w:t>
-      </w:r>
-    </w:p>
-    <w:p>
-      <w:pPr>
-        <w:pStyle w:val="ListParagraph"/>
-        <w:numPr>
-          <w:ilvl w:val="1"/>
-          <w:numId w:val="3"/>
-        </w:numPr>
-      </w:pPr>
-      <w:r>
-        <w:rPr>
-          <w:rFonts w:ascii="Calibri" w:cs="Calibri" w:eastAsia="Calibri" w:hAnsi="Calibri"/>
-        </w:rPr>
-        <w:t xml:space="preserve">🟠 entre 0,5 % y 2 %: evalúa si el ahorro del inversor lo compensa;</w:t>
-      </w:r>
-    </w:p>
-    <w:p>
-      <w:pPr>
-        <w:pStyle w:val="ListParagraph"/>
-        <w:numPr>
-          <w:ilvl w:val="1"/>
-          <w:numId w:val="3"/>
-        </w:numPr>
-      </w:pPr>
-      <w:r>
-        <w:rPr>
-          <w:rFonts w:ascii="Calibri" w:cs="Calibri" w:eastAsia="Calibri" w:hAnsi="Calibri"/>
-        </w:rPr>
-        <w:t xml:space="preserve">🔴 más de 2 %: conviene un MPPT por orientación.</w:t>
-      </w:r>
-    </w:p>
-    <w:p>
-      <w:pPr>
-        <w:pStyle w:val="Heading1"/>
-      </w:pPr>
-      <w:r>
-        <w:rPr>
-          <w:rFonts w:ascii="Calibri" w:cs="Calibri" w:eastAsia="Calibri" w:hAnsi="Calibri"/>
-        </w:rPr>
-        <w:t xml:space="preserve">7. Sub-pestaña 🌞 Trayectoria Solar</w:t>
-      </w:r>
-    </w:p>
-    <w:p>
-      <w:pPr>
-        <w:pStyle w:val="ListParagraph"/>
-        <w:numPr>
-          <w:ilvl w:val="0"/>
-          <w:numId w:val="8"/>
-        </w:numPr>
-      </w:pPr>
-      <w:r>
-        <w:rPr>
-          <w:rFonts w:ascii="Calibri" w:cs="Calibri" w:eastAsia="Calibri" w:hAnsi="Calibri"/>
-          <w:b/>
-          <w:bCs/>
-        </w:rPr>
-        <w:t xml:space="preserve">Trayectoria solar</w:t>
-      </w:r>
-      <w:r>
-        <w:rPr>
-          <w:rFonts w:ascii="Calibri" w:cs="Calibri" w:eastAsia="Calibri" w:hAnsi="Calibri"/>
-        </w:rPr>
-        <w:t xml:space="preserve"> (azimut vs elevación) con el perfil de horizonte de 🔀 Mismatch.</w:t>
-      </w:r>
-    </w:p>
-    <w:p>
-      <w:pPr>
-        <w:pStyle w:val="ListParagraph"/>
-        <w:numPr>
-          <w:ilvl w:val="0"/>
-          <w:numId w:val="8"/>
-        </w:numPr>
-      </w:pPr>
-      <w:r>
-        <w:rPr>
-          <w:rFonts w:ascii="Calibri" w:cs="Calibri" w:eastAsia="Calibri" w:hAnsi="Calibri"/>
-          <w:b/>
-          <w:bCs/>
-        </w:rPr>
-        <w:t xml:space="preserve">Horas productivas vs sombreadas</w:t>
-      </w:r>
-      <w:r>
-        <w:rPr>
-          <w:rFonts w:ascii="Calibri" w:cs="Calibri" w:eastAsia="Calibri" w:hAnsi="Calibri"/>
-        </w:rPr>
-        <w:t xml:space="preserve"> (24 h × 12 meses) por superficie. Cada hora se clasifica como productiva, sombreada (por el horizonte), </w:t>
-      </w:r>
-      <w:r>
-        <w:rPr>
-          <w:rFonts w:ascii="Calibri" w:cs="Calibri" w:eastAsia="Calibri" w:hAnsi="Calibri"/>
-          <w:b/>
-          <w:bCs/>
-        </w:rPr>
-        <w:t xml:space="preserve">sin vista de la fachada</w:t>
-      </w:r>
-      <w:r>
-        <w:rPr>
-          <w:rFonts w:ascii="Calibri" w:cs="Calibri" w:eastAsia="Calibri" w:hAnsi="Calibri"/>
-        </w:rPr>
-        <w:t xml:space="preserve"> (sol detrás del plano, AOI ≥ 90°) o nocturna. Las horas productivas siempre son las de la superficie elegida; los </w:t>
-      </w:r>
-      <w:r>
-        <w:rPr>
-          <w:rFonts w:ascii="Calibri" w:cs="Calibri" w:eastAsia="Calibri" w:hAnsi="Calibri"/>
-          <w:b/>
-          <w:bCs/>
-        </w:rPr>
-        <w:t xml:space="preserve">colores</w:t>
-      </w:r>
-      <w:r>
-        <w:rPr>
-          <w:rFonts w:ascii="Calibri" w:cs="Calibri" w:eastAsia="Calibri" w:hAnsi="Calibri"/>
-        </w:rPr>
-        <w:t xml:space="preserve"> dicen de dónde salen:</w:t>
-      </w:r>
-    </w:p>
-    <w:p>
-      <w:pPr>
-        <w:pStyle w:val="ListParagraph"/>
-        <w:numPr>
-          <w:ilvl w:val="1"/>
-          <w:numId w:val="3"/>
-        </w:numPr>
-      </w:pPr>
-      <w:r>
-        <w:rPr>
-          <w:rFonts w:ascii="Calibri" w:cs="Calibri" w:eastAsia="Calibri" w:hAnsi="Calibri"/>
-        </w:rPr>
-        <w:t xml:space="preserve">con POA </w:t>
-      </w:r>
-      <w:r>
-        <w:rPr>
-          <w:rFonts w:ascii="Calibri" w:cs="Calibri" w:eastAsia="Calibri" w:hAnsi="Calibri"/>
-          <w:b/>
-          <w:bCs/>
-        </w:rPr>
-        <w:t xml:space="preserve">vigente</w:t>
-      </w:r>
-      <w:r>
-        <w:rPr>
-          <w:rFonts w:ascii="Calibri" w:cs="Calibri" w:eastAsia="Calibri" w:hAnsi="Calibri"/>
-        </w:rPr>
-        <w:t xml:space="preserve"> de la superficie: nota «Valores: POA vigente de esta superficie»;</w:t>
-      </w:r>
-    </w:p>
-    <w:p>
-      <w:pPr>
-        <w:pStyle w:val="ListParagraph"/>
-        <w:numPr>
-          <w:ilvl w:val="1"/>
-          <w:numId w:val="3"/>
-        </w:numPr>
-      </w:pPr>
-      <w:r>
-        <w:rPr>
-          <w:rFonts w:ascii="Calibri" w:cs="Calibri" w:eastAsia="Calibri" w:hAnsi="Calibri"/>
-        </w:rPr>
-        <w:t xml:space="preserve">sin POA vigente: aviso ⚠️ con el motivo, y los colores usan la POA general de ☀️ Recurso Solar (orientación del proyecto);</w:t>
-      </w:r>
-    </w:p>
-    <w:p>
-      <w:pPr>
-        <w:pStyle w:val="ListParagraph"/>
-        <w:numPr>
-          <w:ilvl w:val="1"/>
-          <w:numId w:val="3"/>
-        </w:numPr>
-      </w:pPr>
-      <w:r>
-        <w:rPr>
-          <w:rFonts w:ascii="Calibri" w:cs="Calibri" w:eastAsia="Calibri" w:hAnsi="Calibri"/>
-        </w:rPr>
-        <w:t xml:space="preserve">sin ninguna POA: aviso ⚠️ de estimación fija de 300 W/m². Recalcula con </w:t>
-      </w:r>
-      <w:r>
-        <w:rPr>
-          <w:rFonts w:ascii="Calibri" w:cs="Calibri" w:eastAsia="Calibri" w:hAnsi="Calibri"/>
-          <w:b/>
-          <w:bCs/>
-        </w:rPr>
-        <w:t xml:space="preserve">⚡ Calcular POA</w:t>
-      </w:r>
-      <w:r>
-        <w:rPr>
-          <w:rFonts w:ascii="Calibri" w:cs="Calibri" w:eastAsia="Calibri" w:hAnsi="Calibri"/>
-        </w:rPr>
-        <w:t xml:space="preserve"> para ver la POA real de la superficie. </w:t>
-      </w:r>
-      <w:r>
-        <w:rPr>
-          <w:rFonts w:ascii="Calibri" w:cs="Calibri" w:eastAsia="Calibri" w:hAnsi="Calibri"/>
-          <w:i/>
-          <w:iCs/>
-        </w:rPr>
-        <w:t xml:space="preserve">(Corregido el 24-sep-2026: antes esta sección se caía con "The truth value of a DataFrame is ambiguous".)</w:t>
-      </w:r>
-    </w:p>
-    <w:p>
-      <w:pPr>
-        <w:pStyle w:val="ListParagraph"/>
-        <w:numPr>
-          <w:ilvl w:val="0"/>
-          <w:numId w:val="8"/>
-        </w:numPr>
-      </w:pPr>
-      <w:r>
-        <w:rPr>
-          <w:rFonts w:ascii="Calibri" w:cs="Calibri" w:eastAsia="Calibri" w:hAnsi="Calibri"/>
-          <w:b/>
-          <w:bCs/>
-        </w:rPr>
-        <w:t xml:space="preserve">Métricas de sombras:</w:t>
-      </w:r>
-      <w:r>
-        <w:rPr>
-          <w:rFonts w:ascii="Calibri" w:cs="Calibri" w:eastAsia="Calibri" w:hAnsi="Calibri"/>
-        </w:rPr>
-        <w:t xml:space="preserve"> compara el % de horas sombreadas (trayectoria solar) con el % de energía perdida (🔀 Mismatch). Una diferencia menor de 2 pp es normal, porque miden cosas distintas.</w:t>
-      </w:r>
-    </w:p>
-    <w:p>
-      <w:pPr>
-        <w:pStyle w:val="ListParagraph"/>
-        <w:numPr>
-          <w:ilvl w:val="0"/>
-          <w:numId w:val="8"/>
-        </w:numPr>
-      </w:pPr>
-      <w:r>
-        <w:rPr>
-          <w:rFonts w:ascii="Calibri" w:cs="Calibri" w:eastAsia="Calibri" w:hAnsi="Calibri"/>
-          <w:b/>
-          <w:bCs/>
-        </w:rPr>
-        <w:t xml:space="preserve">AOI promedio mensual</w:t>
-      </w:r>
-      <w:r>
-        <w:rPr>
-          <w:rFonts w:ascii="Calibri" w:cs="Calibri" w:eastAsia="Calibri" w:hAnsi="Calibri"/>
-        </w:rPr>
-        <w:t xml:space="preserve"> con semáforo (&lt; 40° excelente, &lt; 60° aceptable) y dos recomendaciones de orientación:</w:t>
-      </w:r>
-    </w:p>
-    <w:p>
-      <w:pPr>
-        <w:pStyle w:val="ListParagraph"/>
-        <w:numPr>
-          <w:ilvl w:val="1"/>
-          <w:numId w:val="3"/>
-        </w:numPr>
-      </w:pPr>
-      <w:r>
-        <w:rPr>
-          <w:rFonts w:ascii="Calibri" w:cs="Calibri" w:eastAsia="Calibri" w:hAnsi="Calibri"/>
-        </w:rPr>
-        <w:t xml:space="preserve">🧭 </w:t>
-      </w:r>
-      <w:r>
-        <w:rPr>
-          <w:rFonts w:ascii="Calibri" w:cs="Calibri" w:eastAsia="Calibri" w:hAnsi="Calibri"/>
-          <w:b/>
-          <w:bCs/>
-        </w:rPr>
-        <w:t xml:space="preserve">Mejor incidencia:</w:t>
-      </w:r>
-      <w:r>
-        <w:rPr>
-          <w:rFonts w:ascii="Calibri" w:cs="Calibri" w:eastAsia="Calibri" w:hAnsi="Calibri"/>
-        </w:rPr>
-        <w:t xml:space="preserve"> es geométrica, solo como guía.</w:t>
-      </w:r>
-    </w:p>
-    <w:p>
-      <w:pPr>
-        <w:pStyle w:val="ListParagraph"/>
-        <w:numPr>
-          <w:ilvl w:val="1"/>
-          <w:numId w:val="3"/>
-        </w:numPr>
-      </w:pPr>
-      <w:r>
-        <w:rPr>
-          <w:rFonts w:ascii="Calibri" w:cs="Calibri" w:eastAsia="Calibri" w:hAnsi="Calibri"/>
-        </w:rPr>
-        <w:t xml:space="preserve">⚡ </w:t>
-      </w:r>
-      <w:r>
-        <w:rPr>
-          <w:rFonts w:ascii="Calibri" w:cs="Calibri" w:eastAsia="Calibri" w:hAnsi="Calibri"/>
-          <w:b/>
-          <w:bCs/>
-        </w:rPr>
-        <w:t xml:space="preserve">Máxima energía real con TMY:</w:t>
-      </w:r>
-      <w:r>
-        <w:rPr>
-          <w:rFonts w:ascii="Calibri" w:cs="Calibri" w:eastAsia="Calibri" w:hAnsi="Calibri"/>
-        </w:rPr>
-        <w:t xml:space="preserve"> es la recomendación de captación que vale.</w:t>
-      </w:r>
-    </w:p>
-    <w:p>
-      <w:pPr>
         <w:pBdr>
           <w:left w:val="single" w:color="E3A008" w:sz="18" w:space="8"/>
         </w:pBdr>
@@ -6603,21 +5926,348 @@
         <w:rPr>
           <w:rFonts w:ascii="Calibri" w:cs="Calibri" w:eastAsia="Calibri" w:hAnsi="Calibri"/>
         </w:rPr>
-        <w:t xml:space="preserve">Esta sección usa el </w:t>
-      </w:r>
-      <w:r>
-        <w:rPr>
-          <w:rFonts w:ascii="Calibri" w:cs="Calibri" w:eastAsia="Calibri" w:hAnsi="Calibri"/>
-          <w:b/>
-          <w:bCs/>
-        </w:rPr>
-        <w:t xml:space="preserve">horizonte de 🔀 Mismatch</w:t>
-      </w:r>
-      <w:r>
-        <w:rPr>
-          <w:rFonts w:ascii="Calibri" w:cs="Calibri" w:eastAsia="Calibri" w:hAnsi="Calibri"/>
-        </w:rPr>
-        <w:t xml:space="preserve">, no la escena de Site Designer. Son dos fuentes de sombra distintas; que no coincidan no significa un error.</w:t>
+        <w:t xml:space="preserve">💡 </w:t>
+      </w:r>
+      <w:r>
+        <w:rPr>
+          <w:rFonts w:ascii="Calibri" w:cs="Calibri" w:eastAsia="Calibri" w:hAnsi="Calibri"/>
+          <w:b/>
+          <w:bCs/>
+        </w:rPr>
+        <w:t xml:space="preserve">Explicación — dónde está el banner del origen.</w:t>
+      </w:r>
+      <w:r>
+        <w:rPr>
+          <w:rFonts w:ascii="Calibri" w:cs="Calibri" w:eastAsia="Calibri" w:hAnsi="Calibri"/>
+        </w:rPr>
+        <w:t xml:space="preserve"> El banner verde «✅ Modo multi-superficie activo — origen: …» está en </w:t>
+      </w:r>
+      <w:r>
+        <w:rPr>
+          <w:rFonts w:ascii="Calibri" w:cs="Calibri" w:eastAsia="Calibri" w:hAnsi="Calibri"/>
+          <w:b/>
+          <w:bCs/>
+        </w:rPr>
+        <w:t xml:space="preserve">⚙️ Superficies BIPV › 🔗 Integrar al análisis financiero</w:t>
+      </w:r>
+      <w:r>
+        <w:rPr>
+          <w:rFonts w:ascii="Calibri" w:cs="Calibri" w:eastAsia="Calibri" w:hAnsi="Calibri"/>
+        </w:rPr>
+        <w:t xml:space="preserve">, a la derecha del botón «Usar sistema multi-superficie en Financiero». La sección del bypass (📊 Producción por Superficie › 5) repite el origen y el botón «✖ Desactivar» para que no tengas que cambiar de sub-pestaña.</w:t>
+      </w:r>
+    </w:p>
+    <w:p>
+      <w:pPr>
+        <w:pBdr>
+          <w:left w:val="single" w:color="E3A008" w:sz="18" w:space="8"/>
+        </w:pBdr>
+        <w:shd w:fill="FFF8E1" w:color="auto" w:val="clear"/>
+        <w:spacing w:after="120" w:before="120"/>
+        <w:ind w:left="360"/>
+      </w:pPr>
+      <w:r>
+        <w:rPr>
+          <w:rFonts w:ascii="Calibri" w:cs="Calibri" w:eastAsia="Calibri" w:hAnsi="Calibri"/>
+        </w:rPr>
+        <w:t xml:space="preserve">💡 </w:t>
+      </w:r>
+      <w:r>
+        <w:rPr>
+          <w:rFonts w:ascii="Calibri" w:cs="Calibri" w:eastAsia="Calibri" w:hAnsi="Calibri"/>
+          <w:b/>
+          <w:bCs/>
+        </w:rPr>
+        <w:t xml:space="preserve">Explicación — «no veo el botón Calcular bypass por superficie».</w:t>
+      </w:r>
+      <w:r>
+        <w:rPr>
+          <w:rFonts w:ascii="Calibri" w:cs="Calibri" w:eastAsia="Calibri" w:hAnsi="Calibri"/>
+        </w:rPr>
+        <w:t xml:space="preserve"> El bypass necesita el </w:t>
+      </w:r>
+      <w:r>
+        <w:rPr>
+          <w:rFonts w:ascii="Calibri" w:cs="Calibri" w:eastAsia="Calibri" w:hAnsi="Calibri"/>
+          <w:b/>
+          <w:bCs/>
+        </w:rPr>
+        <w:t xml:space="preserve">CSV de sombreado</w:t>
+      </w:r>
+      <w:r>
+        <w:rPr>
+          <w:rFonts w:ascii="Calibri" w:cs="Calibri" w:eastAsia="Calibri" w:hAnsi="Calibri"/>
+        </w:rPr>
+        <w:t xml:space="preserve"> cargado en </w:t>
+      </w:r>
+      <w:r>
+        <w:rPr>
+          <w:rFonts w:ascii="Calibri" w:cs="Calibri" w:eastAsia="Calibri" w:hAnsi="Calibri"/>
+          <w:b/>
+          <w:bCs/>
+        </w:rPr>
+        <w:t xml:space="preserve">🔀 Mismatch › Sección 5</w:t>
+      </w:r>
+      <w:r>
+        <w:rPr>
+          <w:rFonts w:ascii="Calibri" w:cs="Calibri" w:eastAsia="Calibri" w:hAnsi="Calibri"/>
+        </w:rPr>
+        <w:t xml:space="preserve">. Sin él, la sección 5 solo muestra el aviso «Carga el CSV de sombreado…». Si el CSV no tiene columna </w:t>
+      </w:r>
+      <w:r>
+        <w:rPr>
+          <w:rFonts w:ascii="Calibri" w:cs="Calibri" w:eastAsia="Calibri" w:hAnsi="Calibri"/>
+          <w:i/>
+          <w:iCs/>
+        </w:rPr>
+        <w:t xml:space="preserve">Fachada</w:t>
+      </w:r>
+      <w:r>
+        <w:rPr>
+          <w:rFonts w:ascii="Calibri" w:cs="Calibri" w:eastAsia="Calibri" w:hAnsi="Calibri"/>
+        </w:rPr>
+        <w:t xml:space="preserve">, el bypass usa el promedio del CSV para todas las superficies («— promedio —» en la tabla).</w:t>
+      </w:r>
+    </w:p>
+    <w:p>
+      <w:pPr>
+        <w:pStyle w:val="Heading2"/>
+      </w:pPr>
+      <w:r>
+        <w:rPr>
+          <w:rFonts w:ascii="Calibri" w:cs="Calibri" w:eastAsia="Calibri" w:hAnsi="Calibri"/>
+        </w:rPr>
+        <w:t xml:space="preserve">Paso 6 · Modo físico (opcional, recomendado para validar)</w:t>
+      </w:r>
+    </w:p>
+    <w:p>
+      <w:pPr>
+        <w:pStyle w:val="ListParagraph"/>
+        <w:numPr>
+          <w:ilvl w:val="0"/>
+          <w:numId w:val="7"/>
+        </w:numPr>
+      </w:pPr>
+      <w:r>
+        <w:rPr>
+          <w:rFonts w:ascii="Calibri" w:cs="Calibri" w:eastAsia="Calibri" w:hAnsi="Calibri"/>
+        </w:rPr>
+        <w:t xml:space="preserve">Marca </w:t>
+      </w:r>
+      <w:r>
+        <w:rPr>
+          <w:rFonts w:ascii="Calibri" w:cs="Calibri" w:eastAsia="Calibri" w:hAnsi="Calibri"/>
+          <w:b/>
+          <w:bCs/>
+        </w:rPr>
+        <w:t xml:space="preserve">🧪 Preparar comparación con modelo físico SDM + bypass</w:t>
+      </w:r>
+      <w:r>
+        <w:rPr>
+          <w:rFonts w:ascii="Calibri" w:cs="Calibri" w:eastAsia="Calibri" w:hAnsi="Calibri"/>
+        </w:rPr>
+        <w:t xml:space="preserve">.</w:t>
+      </w:r>
+    </w:p>
+    <w:p>
+      <w:pPr>
+        <w:pStyle w:val="ListParagraph"/>
+        <w:numPr>
+          <w:ilvl w:val="0"/>
+          <w:numId w:val="7"/>
+        </w:numPr>
+      </w:pPr>
+      <w:r>
+        <w:rPr>
+          <w:rFonts w:ascii="Calibri" w:cs="Calibri" w:eastAsia="Calibri" w:hAnsi="Calibri"/>
+        </w:rPr>
+        <w:t xml:space="preserve">Revisa el aviso </w:t>
+      </w:r>
+      <w:r>
+        <w:rPr>
+          <w:rFonts w:ascii="Calibri" w:cs="Calibri" w:eastAsia="Calibri" w:hAnsi="Calibri"/>
+          <w:b/>
+          <w:bCs/>
+        </w:rPr>
+        <w:t xml:space="preserve">"X/Y superficies activas listas"</w:t>
+      </w:r>
+      <w:r>
+        <w:rPr>
+          <w:rFonts w:ascii="Calibri" w:cs="Calibri" w:eastAsia="Calibri" w:hAnsi="Calibri"/>
+        </w:rPr>
+        <w:t xml:space="preserve">. Cada superficie activa necesita </w:t>
+      </w:r>
+      <w:r>
+        <w:rPr>
+          <w:rFonts w:ascii="Calibri" w:cs="Calibri" w:eastAsia="Calibri" w:hAnsi="Calibri"/>
+          <w:b/>
+          <w:bCs/>
+        </w:rPr>
+        <w:t xml:space="preserve">N serie, N paralelo, inversor, p_shade y firma de sombra</w:t>
+      </w:r>
+      <w:r>
+        <w:rPr>
+          <w:rFonts w:ascii="Calibri" w:cs="Calibri" w:eastAsia="Calibri" w:hAnsi="Calibri"/>
+        </w:rPr>
+        <w:t xml:space="preserve"> (pasos 2 y 3).</w:t>
+      </w:r>
+    </w:p>
+    <w:p>
+      <w:pPr>
+        <w:pStyle w:val="ListParagraph"/>
+        <w:numPr>
+          <w:ilvl w:val="0"/>
+          <w:numId w:val="7"/>
+        </w:numPr>
+      </w:pPr>
+      <w:r>
+        <w:rPr>
+          <w:rFonts w:ascii="Calibri" w:cs="Calibri" w:eastAsia="Calibri" w:hAnsi="Calibri"/>
+        </w:rPr>
+        <w:t xml:space="preserve">Presiona </w:t>
+      </w:r>
+      <w:r>
+        <w:rPr>
+          <w:rFonts w:ascii="Calibri" w:cs="Calibri" w:eastAsia="Calibri" w:hAnsi="Calibri"/>
+          <w:b/>
+          <w:bCs/>
+        </w:rPr>
+        <w:t xml:space="preserve">🧪 Calcular comparación física (sin adoptar)</w:t>
+      </w:r>
+      <w:r>
+        <w:rPr>
+          <w:rFonts w:ascii="Calibri" w:cs="Calibri" w:eastAsia="Calibri" w:hAnsi="Calibri"/>
+        </w:rPr>
+        <w:t xml:space="preserve">. Si todo está vigente, verás </w:t>
+      </w:r>
+      <w:r>
+        <w:rPr>
+          <w:rFonts w:ascii="Calibri" w:cs="Calibri" w:eastAsia="Calibri" w:hAnsi="Calibri"/>
+          <w:i/>
+          <w:iCs/>
+        </w:rPr>
+        <w:t xml:space="preserve">"simplificado … · físico … · diferencia …%"</w:t>
+      </w:r>
+      <w:r>
+        <w:rPr>
+          <w:rFonts w:ascii="Calibri" w:cs="Calibri" w:eastAsia="Calibri" w:hAnsi="Calibri"/>
+        </w:rPr>
+        <w:t xml:space="preserve">. Esto </w:t>
+      </w:r>
+      <w:r>
+        <w:rPr>
+          <w:rFonts w:ascii="Calibri" w:cs="Calibri" w:eastAsia="Calibri" w:hAnsi="Calibri"/>
+          <w:b/>
+          <w:bCs/>
+        </w:rPr>
+        <w:t xml:space="preserve">no</w:t>
+      </w:r>
+      <w:r>
+        <w:rPr>
+          <w:rFonts w:ascii="Calibri" w:cs="Calibri" w:eastAsia="Calibri" w:hAnsi="Calibri"/>
+        </w:rPr>
+        <w:t xml:space="preserve"> cambia nada todavía.</w:t>
+      </w:r>
+    </w:p>
+    <w:p>
+      <w:pPr>
+        <w:pStyle w:val="ListParagraph"/>
+        <w:numPr>
+          <w:ilvl w:val="0"/>
+          <w:numId w:val="7"/>
+        </w:numPr>
+      </w:pPr>
+      <w:r>
+        <w:rPr>
+          <w:rFonts w:ascii="Calibri" w:cs="Calibri" w:eastAsia="Calibri" w:hAnsi="Calibri"/>
+        </w:rPr>
+        <w:t xml:space="preserve">Si la comparación te convence, presiona </w:t>
+      </w:r>
+      <w:r>
+        <w:rPr>
+          <w:rFonts w:ascii="Calibri" w:cs="Calibri" w:eastAsia="Calibri" w:hAnsi="Calibri"/>
+          <w:b/>
+          <w:bCs/>
+        </w:rPr>
+        <w:t xml:space="preserve">✅ Adoptar cálculo físico</w:t>
+      </w:r>
+      <w:r>
+        <w:rPr>
+          <w:rFonts w:ascii="Calibri" w:cs="Calibri" w:eastAsia="Calibri" w:hAnsi="Calibri"/>
+        </w:rPr>
+        <w:t xml:space="preserve">. La app </w:t>
+      </w:r>
+      <w:r>
+        <w:rPr>
+          <w:rFonts w:ascii="Calibri" w:cs="Calibri" w:eastAsia="Calibri" w:hAnsi="Calibri"/>
+          <w:b/>
+          <w:bCs/>
+        </w:rPr>
+        <w:t xml:space="preserve">revalida todo de nuevo</w:t>
+      </w:r>
+      <w:r>
+        <w:rPr>
+          <w:rFonts w:ascii="Calibri" w:cs="Calibri" w:eastAsia="Calibri" w:hAnsi="Calibri"/>
+        </w:rPr>
+        <w:t xml:space="preserve">; si algo cambió desde la comparación, rechaza la adopción y te dice por qué. Si ya hay energía publicada de otro origen, primero pregunta </w:t>
+      </w:r>
+      <w:r>
+        <w:rPr>
+          <w:rFonts w:ascii="Calibri" w:cs="Calibri" w:eastAsia="Calibri" w:hAnsi="Calibri"/>
+          <w:i/>
+          <w:iCs/>
+        </w:rPr>
+        <w:t xml:space="preserve">¿Reemplazarla por…?</w:t>
+      </w:r>
+      <w:r>
+        <w:rPr>
+          <w:rFonts w:ascii="Calibri" w:cs="Calibri" w:eastAsia="Calibri" w:hAnsi="Calibri"/>
+        </w:rPr>
+        <w:t xml:space="preserve">; al confirmar vuelve a revalidar. El banner queda con origen </w:t>
+      </w:r>
+      <w:r>
+        <w:rPr>
+          <w:rFonts w:ascii="Calibri" w:cs="Calibri" w:eastAsia="Calibri" w:hAnsi="Calibri"/>
+          <w:b/>
+          <w:bCs/>
+        </w:rPr>
+        <w:t xml:space="preserve">físico</w:t>
+      </w:r>
+      <w:r>
+        <w:rPr>
+          <w:rFonts w:ascii="Calibri" w:cs="Calibri" w:eastAsia="Calibri" w:hAnsi="Calibri"/>
+        </w:rPr>
+        <w:t xml:space="preserve"> y muestra el recorte en buses de inversor.</w:t>
+      </w:r>
+    </w:p>
+    <w:p>
+      <w:pPr>
+        <w:pStyle w:val="ListParagraph"/>
+        <w:numPr>
+          <w:ilvl w:val="0"/>
+          <w:numId w:val="7"/>
+        </w:numPr>
+      </w:pPr>
+      <w:r>
+        <w:rPr>
+          <w:rFonts w:ascii="Calibri" w:cs="Calibri" w:eastAsia="Calibri" w:hAnsi="Calibri"/>
+        </w:rPr>
+        <w:t xml:space="preserve">Nunca completes datos faltantes con valores inventados (por ejemplo, </w:t>
+      </w:r>
+      <w:r>
+        <w:rPr>
+          <w:rFonts w:ascii="Consolas" w:cs="Consolas" w:eastAsia="Consolas" w:hAnsi="Consolas"/>
+          <w:sz w:val="20"/>
+          <w:szCs w:val="20"/>
+          <w:shd w:fill="F1F3F5" w:color="auto" w:val="clear"/>
+        </w:rPr>
+        <w:t xml:space="preserve">p_shade = 0</w:t>
+      </w:r>
+      <w:r>
+        <w:rPr>
+          <w:rFonts w:ascii="Calibri" w:cs="Calibri" w:eastAsia="Calibri" w:hAnsi="Calibri"/>
+        </w:rPr>
+        <w:t xml:space="preserve"> "para que pase"): el bloqueo existe para impedir resultados falsos.</w:t>
       </w:r>
     </w:p>
     <w:p>
@@ -6628,7 +6278,7 @@
         <w:rPr>
           <w:rFonts w:ascii="Calibri" w:cs="Calibri" w:eastAsia="Calibri" w:hAnsi="Calibri"/>
         </w:rPr>
-        <w:t xml:space="preserve">8. Guardar y cargar un proyecto con varias superficies</w:t>
+        <w:t xml:space="preserve">5. Sub-pestaña 🎨 Vista 3D Multi-Superficie</w:t>
       </w:r>
     </w:p>
     <w:p>
@@ -6643,21 +6293,7 @@
         <w:rPr>
           <w:rFonts w:ascii="Calibri" w:cs="Calibri" w:eastAsia="Calibri" w:hAnsi="Calibri"/>
         </w:rPr>
-        <w:t xml:space="preserve">El estado multi-superficie (superficies, inversores, energía publicada y su origen) se guarda con el proyecto </w:t>
-      </w:r>
-      <w:r>
-        <w:rPr>
-          <w:rFonts w:ascii="Calibri" w:cs="Calibri" w:eastAsia="Calibri" w:hAnsi="Calibri"/>
-          <w:b/>
-          <w:bCs/>
-        </w:rPr>
-        <w:t xml:space="preserve">solo si hay energía publicada</w:t>
-      </w:r>
-      <w:r>
-        <w:rPr>
-          <w:rFonts w:ascii="Calibri" w:cs="Calibri" w:eastAsia="Calibri" w:hAnsi="Calibri"/>
-        </w:rPr>
-        <w:t xml:space="preserve"> (banner ✅ activo). Publica antes de guardar si quieres conservar las superficies.</w:t>
+        <w:t xml:space="preserve">Visualiza todas las superficies activas sobre el edificio.</w:t>
       </w:r>
     </w:p>
     <w:p>
@@ -6671,36 +6307,44 @@
       <w:r>
         <w:rPr>
           <w:rFonts w:ascii="Calibri" w:cs="Calibri" w:eastAsia="Calibri" w:hAnsi="Calibri"/>
-        </w:rPr>
-        <w:t xml:space="preserve">El </w:t>
-      </w:r>
-      <w:r>
-        <w:rPr>
-          <w:rFonts w:ascii="Calibri" w:cs="Calibri" w:eastAsia="Calibri" w:hAnsi="Calibri"/>
-          <w:b/>
-          <w:bCs/>
-        </w:rPr>
-        <w:t xml:space="preserve">proyecto físico</w:t>
-      </w:r>
-      <w:r>
-        <w:rPr>
-          <w:rFonts w:ascii="Calibri" w:cs="Calibri" w:eastAsia="Calibri" w:hAnsi="Calibri"/>
-        </w:rPr>
-        <w:t xml:space="preserve"> solo se guarda si el origen vigente es </w:t>
-      </w:r>
-      <w:r>
-        <w:rPr>
-          <w:rFonts w:ascii="Calibri" w:cs="Calibri" w:eastAsia="Calibri" w:hAnsi="Calibri"/>
-          <w:b/>
-          <w:bCs/>
-        </w:rPr>
-        <w:t xml:space="preserve">físico</w:t>
-      </w:r>
-      <w:r>
-        <w:rPr>
-          <w:rFonts w:ascii="Calibri" w:cs="Calibri" w:eastAsia="Calibri" w:hAnsi="Calibri"/>
-        </w:rPr>
-        <w:t xml:space="preserve">.</w:t>
+          <w:b/>
+          <w:bCs/>
+        </w:rPr>
+        <w:t xml:space="preserve">Colorear por:</w:t>
+      </w:r>
+      <w:r>
+        <w:rPr>
+          <w:rFonts w:ascii="Calibri" w:cs="Calibri" w:eastAsia="Calibri" w:hAnsi="Calibri"/>
+        </w:rPr>
+        <w:t xml:space="preserve"> </w:t>
+      </w:r>
+      <w:r>
+        <w:rPr>
+          <w:rFonts w:ascii="Calibri" w:cs="Calibri" w:eastAsia="Calibri" w:hAnsi="Calibri"/>
+          <w:i/>
+          <w:iCs/>
+        </w:rPr>
+        <w:t xml:space="preserve">POA mensual</w:t>
+      </w:r>
+      <w:r>
+        <w:rPr>
+          <w:rFonts w:ascii="Calibri" w:cs="Calibri" w:eastAsia="Calibri" w:hAnsi="Calibri"/>
+        </w:rPr>
+        <w:t xml:space="preserve"> (azul → rojo) o </w:t>
+      </w:r>
+      <w:r>
+        <w:rPr>
+          <w:rFonts w:ascii="Calibri" w:cs="Calibri" w:eastAsia="Calibri" w:hAnsi="Calibri"/>
+          <w:i/>
+          <w:iCs/>
+        </w:rPr>
+        <w:t xml:space="preserve">FS del CSV</w:t>
+      </w:r>
+      <w:r>
+        <w:rPr>
+          <w:rFonts w:ascii="Calibri" w:cs="Calibri" w:eastAsia="Calibri" w:hAnsi="Calibri"/>
+        </w:rPr>
+        <w:t xml:space="preserve"> (verde libre &lt; 10 % · naranja parcial 10–35 % · rojo bypass &gt; 35 %). Sin CSV cargado usa la POA.</w:t>
       </w:r>
     </w:p>
     <w:p>
@@ -6715,49 +6359,7 @@
         <w:rPr>
           <w:rFonts w:ascii="Calibri" w:cs="Calibri" w:eastAsia="Calibri" w:hAnsi="Calibri"/>
         </w:rPr>
-        <w:t xml:space="preserve">Al cargar el proyecto, el estado multi-superficie se restaura cuando pasas por </w:t>
-      </w:r>
-      <w:r>
-        <w:rPr>
-          <w:rFonts w:ascii="Calibri" w:cs="Calibri" w:eastAsia="Calibri" w:hAnsi="Calibri"/>
-          <w:b/>
-          <w:bCs/>
-        </w:rPr>
-        <w:t xml:space="preserve">☀️ Recurso Solar</w:t>
-      </w:r>
-      <w:r>
-        <w:rPr>
-          <w:rFonts w:ascii="Calibri" w:cs="Calibri" w:eastAsia="Calibri" w:hAnsi="Calibri"/>
-        </w:rPr>
-        <w:t xml:space="preserve"> con el TMY: verás </w:t>
-      </w:r>
-      <w:r>
-        <w:rPr>
-          <w:rFonts w:ascii="Calibri" w:cs="Calibri" w:eastAsia="Calibri" w:hAnsi="Calibri"/>
-          <w:i/>
-          <w:iCs/>
-        </w:rPr>
-        <w:t xml:space="preserve">📂 Estado multi-superficie restaurado…</w:t>
-      </w:r>
-      <w:r>
-        <w:rPr>
-          <w:rFonts w:ascii="Calibri" w:cs="Calibri" w:eastAsia="Calibri" w:hAnsi="Calibri"/>
-        </w:rPr>
-        <w:t xml:space="preserve"> o, si el TMY o las firmas no coinciden, </w:t>
-      </w:r>
-      <w:r>
-        <w:rPr>
-          <w:rFonts w:ascii="Calibri" w:cs="Calibri" w:eastAsia="Calibri" w:hAnsi="Calibri"/>
-          <w:i/>
-          <w:iCs/>
-        </w:rPr>
-        <w:t xml:space="preserve">…rechazado</w:t>
-      </w:r>
-      <w:r>
-        <w:rPr>
-          <w:rFonts w:ascii="Calibri" w:cs="Calibri" w:eastAsia="Calibri" w:hAnsi="Calibri"/>
-        </w:rPr>
-        <w:t xml:space="preserve"> con el motivo.</w:t>
+        <w:t xml:space="preserve">Controles: Mes, Vista (Perspectiva / Fachada / Planta / Lateral), Opacidad, Cuadrícula de paneles y Etiquetas.</w:t>
       </w:r>
     </w:p>
     <w:p>
@@ -6772,21 +6374,729 @@
         <w:rPr>
           <w:rFonts w:ascii="Calibri" w:cs="Calibri" w:eastAsia="Calibri" w:hAnsi="Calibri"/>
         </w:rPr>
-        <w:t xml:space="preserve">La </w:t>
-      </w:r>
-      <w:r>
-        <w:rPr>
-          <w:rFonts w:ascii="Calibri" w:cs="Calibri" w:eastAsia="Calibri" w:hAnsi="Calibri"/>
-          <w:b/>
-          <w:bCs/>
-        </w:rPr>
-        <w:t xml:space="preserve">POA por superficie no se guarda</w:t>
-      </w:r>
-      <w:r>
-        <w:rPr>
-          <w:rFonts w:ascii="Calibri" w:cs="Calibri" w:eastAsia="Calibri" w:hAnsi="Calibri"/>
-        </w:rPr>
-        <w:t xml:space="preserve">: al abrir el proyecto aparece como «POA sin calcular»; presiona </w:t>
+        <w:t xml:space="preserve">Solo usa POA </w:t>
+      </w:r>
+      <w:r>
+        <w:rPr>
+          <w:rFonts w:ascii="Calibri" w:cs="Calibri" w:eastAsia="Calibri" w:hAnsi="Calibri"/>
+          <w:b/>
+          <w:bCs/>
+        </w:rPr>
+        <w:t xml:space="preserve">vigentes</w:t>
+      </w:r>
+      <w:r>
+        <w:rPr>
+          <w:rFonts w:ascii="Calibri" w:cs="Calibri" w:eastAsia="Calibri" w:hAnsi="Calibri"/>
+        </w:rPr>
+        <w:t xml:space="preserve">. Una superficie sin POA vigente aparece en el aviso ⚠️ y se colorea con una estimación desde la irradiancia global (no con su POA anterior); en la tabla del mes figura con 0.</w:t>
+      </w:r>
+    </w:p>
+    <w:p>
+      <w:pPr>
+        <w:pStyle w:val="Heading1"/>
+      </w:pPr>
+      <w:r>
+        <w:rPr>
+          <w:rFonts w:ascii="Calibri" w:cs="Calibri" w:eastAsia="Calibri" w:hAnsi="Calibri"/>
+        </w:rPr>
+        <w:t xml:space="preserve">6. Sub-pestaña 📊 Producción por Superficie</w:t>
+      </w:r>
+    </w:p>
+    <w:p>
+      <w:pPr>
+        <w:spacing w:after="120"/>
+      </w:pPr>
+      <w:r>
+        <w:rPr>
+          <w:rFonts w:ascii="Calibri" w:cs="Calibri" w:eastAsia="Calibri" w:hAnsi="Calibri"/>
+        </w:rPr>
+        <w:t xml:space="preserve">Requiere la POA del paso 4. Solo usa POA </w:t>
+      </w:r>
+      <w:r>
+        <w:rPr>
+          <w:rFonts w:ascii="Calibri" w:cs="Calibri" w:eastAsia="Calibri" w:hAnsi="Calibri"/>
+          <w:b/>
+          <w:bCs/>
+        </w:rPr>
+        <w:t xml:space="preserve">vigentes</w:t>
+      </w:r>
+      <w:r>
+        <w:rPr>
+          <w:rFonts w:ascii="Calibri" w:cs="Calibri" w:eastAsia="Calibri" w:hAnsi="Calibri"/>
+        </w:rPr>
+        <w:t xml:space="preserve">: las superficies sin POA vigente aparecen en el aviso ⚠️ y se omiten de las gráficas; el bypass no calcula hasta que todas las superficies activas tengan POA vigente.</w:t>
+      </w:r>
+    </w:p>
+    <w:p>
+      <w:pPr>
+        <w:pStyle w:val="ListParagraph"/>
+        <w:numPr>
+          <w:ilvl w:val="0"/>
+          <w:numId w:val="8"/>
+        </w:numPr>
+      </w:pPr>
+      <w:r>
+        <w:rPr>
+          <w:rFonts w:ascii="Calibri" w:cs="Calibri" w:eastAsia="Calibri" w:hAnsi="Calibri"/>
+          <w:b/>
+          <w:bCs/>
+        </w:rPr>
+        <w:t xml:space="preserve">Producción mensual</w:t>
+      </w:r>
+      <w:r>
+        <w:rPr>
+          <w:rFonts w:ascii="Calibri" w:cs="Calibri" w:eastAsia="Calibri" w:hAnsi="Calibri"/>
+        </w:rPr>
+        <w:t xml:space="preserve"> en barras apiladas por superficie.</w:t>
+      </w:r>
+    </w:p>
+    <w:p>
+      <w:pPr>
+        <w:pStyle w:val="ListParagraph"/>
+        <w:numPr>
+          <w:ilvl w:val="0"/>
+          <w:numId w:val="8"/>
+        </w:numPr>
+      </w:pPr>
+      <w:r>
+        <w:rPr>
+          <w:rFonts w:ascii="Calibri" w:cs="Calibri" w:eastAsia="Calibri" w:hAnsi="Calibri"/>
+          <w:b/>
+          <w:bCs/>
+        </w:rPr>
+        <w:t xml:space="preserve">Recurso solar anual</w:t>
+      </w:r>
+      <w:r>
+        <w:rPr>
+          <w:rFonts w:ascii="Calibri" w:cs="Calibri" w:eastAsia="Calibri" w:hAnsi="Calibri"/>
+        </w:rPr>
+        <w:t xml:space="preserve"> por orientación.</w:t>
+      </w:r>
+    </w:p>
+    <w:p>
+      <w:pPr>
+        <w:pStyle w:val="ListParagraph"/>
+        <w:numPr>
+          <w:ilvl w:val="0"/>
+          <w:numId w:val="8"/>
+        </w:numPr>
+      </w:pPr>
+      <w:r>
+        <w:rPr>
+          <w:rFonts w:ascii="Calibri" w:cs="Calibri" w:eastAsia="Calibri" w:hAnsi="Calibri"/>
+          <w:b/>
+          <w:bCs/>
+        </w:rPr>
+        <w:t xml:space="preserve">Resumen anual:</w:t>
+      </w:r>
+      <w:r>
+        <w:rPr>
+          <w:rFonts w:ascii="Calibri" w:cs="Calibri" w:eastAsia="Calibri" w:hAnsi="Calibri"/>
+        </w:rPr>
+        <w:t xml:space="preserve"> superficies activas, área total, E_ac total y densidad.</w:t>
+      </w:r>
+    </w:p>
+    <w:p>
+      <w:pPr>
+        <w:pStyle w:val="ListParagraph"/>
+        <w:numPr>
+          <w:ilvl w:val="0"/>
+          <w:numId w:val="8"/>
+        </w:numPr>
+      </w:pPr>
+      <w:r>
+        <w:rPr>
+          <w:rFonts w:ascii="Calibri" w:cs="Calibri" w:eastAsia="Calibri" w:hAnsi="Calibri"/>
+          <w:b/>
+          <w:bCs/>
+        </w:rPr>
+        <w:t xml:space="preserve">Factor de sombreado por superficie (CSV):</w:t>
+      </w:r>
+      <w:r>
+        <w:rPr>
+          <w:rFonts w:ascii="Calibri" w:cs="Calibri" w:eastAsia="Calibri" w:hAnsi="Calibri"/>
+        </w:rPr>
+        <w:t xml:space="preserve"> si el CSV de 🔀 Mismatch tiene columna </w:t>
+      </w:r>
+      <w:r>
+        <w:rPr>
+          <w:rFonts w:ascii="Calibri" w:cs="Calibri" w:eastAsia="Calibri" w:hAnsi="Calibri"/>
+          <w:i/>
+          <w:iCs/>
+        </w:rPr>
+        <w:t xml:space="preserve">Fachada</w:t>
+      </w:r>
+      <w:r>
+        <w:rPr>
+          <w:rFonts w:ascii="Calibri" w:cs="Calibri" w:eastAsia="Calibri" w:hAnsi="Calibri"/>
+        </w:rPr>
+        <w:t xml:space="preserve">, asigna qué fachada del CSV corresponde a cada superficie.</w:t>
+      </w:r>
+    </w:p>
+    <w:p>
+      <w:pPr>
+        <w:pStyle w:val="ListParagraph"/>
+        <w:numPr>
+          <w:ilvl w:val="0"/>
+          <w:numId w:val="8"/>
+        </w:numPr>
+      </w:pPr>
+      <w:r>
+        <w:rPr>
+          <w:rFonts w:ascii="Calibri" w:cs="Calibri" w:eastAsia="Calibri" w:hAnsi="Calibri"/>
+          <w:b/>
+          <w:bCs/>
+        </w:rPr>
+        <w:t xml:space="preserve">⚡ Bypass diodes por superficie:</w:t>
+      </w:r>
+      <w:r>
+        <w:rPr>
+          <w:rFonts w:ascii="Calibri" w:cs="Calibri" w:eastAsia="Calibri" w:hAnsi="Calibri"/>
+        </w:rPr>
+        <w:t xml:space="preserve"> requiere el CSV de 🔀 Mismatch (sección 5).</w:t>
+      </w:r>
+    </w:p>
+    <w:p>
+      <w:pPr>
+        <w:pStyle w:val="ListParagraph"/>
+        <w:numPr>
+          <w:ilvl w:val="1"/>
+          <w:numId w:val="3"/>
+        </w:numPr>
+      </w:pPr>
+      <w:r>
+        <w:rPr>
+          <w:rFonts w:ascii="Calibri" w:cs="Calibri" w:eastAsia="Calibri" w:hAnsi="Calibri"/>
+          <w:b/>
+          <w:bCs/>
+        </w:rPr>
+        <w:t xml:space="preserve">Panel fotovoltaico:</w:t>
+      </w:r>
+      <w:r>
+        <w:rPr>
+          <w:rFonts w:ascii="Calibri" w:cs="Calibri" w:eastAsia="Calibri" w:hAnsi="Calibri"/>
+        </w:rPr>
+        <w:t xml:space="preserve"> por defecto </w:t>
+      </w:r>
+      <w:r>
+        <w:rPr>
+          <w:rFonts w:ascii="Calibri" w:cs="Calibri" w:eastAsia="Calibri" w:hAnsi="Calibri"/>
+          <w:i/>
+          <w:iCs/>
+        </w:rPr>
+        <w:t xml:space="preserve">Panel del proyecto (…)</w:t>
+      </w:r>
+      <w:r>
+        <w:rPr>
+          <w:rFonts w:ascii="Calibri" w:cs="Calibri" w:eastAsia="Calibri" w:hAnsi="Calibri"/>
+        </w:rPr>
+        <w:t xml:space="preserve"> de 📐 Dimensionamiento, aunque no esté en el catálogo, si tiene ficha SDM completa. Si no hay panel del proyecto o no tiene SDM, elige uno del catálogo (el botón queda deshabilitado hasta elegirlo). Otro panel queda marcado en los resultados.</w:t>
+      </w:r>
+    </w:p>
+    <w:p>
+      <w:pPr>
+        <w:pStyle w:val="ListParagraph"/>
+        <w:numPr>
+          <w:ilvl w:val="1"/>
+          <w:numId w:val="3"/>
+        </w:numPr>
+      </w:pPr>
+      <w:r>
+        <w:rPr>
+          <w:rFonts w:ascii="Calibri" w:cs="Calibri" w:eastAsia="Calibri" w:hAnsi="Calibri"/>
+          <w:b/>
+          <w:bCs/>
+        </w:rPr>
+        <w:t xml:space="preserve">Strings:</w:t>
+      </w:r>
+      <w:r>
+        <w:rPr>
+          <w:rFonts w:ascii="Calibri" w:cs="Calibri" w:eastAsia="Calibri" w:hAnsi="Calibri"/>
+        </w:rPr>
+        <w:t xml:space="preserve"> cada superficie usa su N serie × N paralelo del paso 3. Si faltan, usa el N serie de Dimensionamiento y estima el paralelo por área, con aviso. Los strings se muestran siempre como «8 serie × 17 paralelo». La tabla muestra </w:t>
+      </w:r>
+      <w:r>
+        <w:rPr>
+          <w:rFonts w:ascii="Calibri" w:cs="Calibri" w:eastAsia="Calibri" w:hAnsi="Calibri"/>
+          <w:i/>
+          <w:iCs/>
+        </w:rPr>
+        <w:t xml:space="preserve">Panel usado</w:t>
+      </w:r>
+      <w:r>
+        <w:rPr>
+          <w:rFonts w:ascii="Calibri" w:cs="Calibri" w:eastAsia="Calibri" w:hAnsi="Calibri"/>
+        </w:rPr>
+        <w:t xml:space="preserve">, </w:t>
+      </w:r>
+      <w:r>
+        <w:rPr>
+          <w:rFonts w:ascii="Calibri" w:cs="Calibri" w:eastAsia="Calibri" w:hAnsi="Calibri"/>
+          <w:i/>
+          <w:iCs/>
+        </w:rPr>
+        <w:t xml:space="preserve">N serie × paralelo</w:t>
+      </w:r>
+      <w:r>
+        <w:rPr>
+          <w:rFonts w:ascii="Calibri" w:cs="Calibri" w:eastAsia="Calibri" w:hAnsi="Calibri"/>
+        </w:rPr>
+        <w:t xml:space="preserve"> y </w:t>
+      </w:r>
+      <w:r>
+        <w:rPr>
+          <w:rFonts w:ascii="Calibri" w:cs="Calibri" w:eastAsia="Calibri" w:hAnsi="Calibri"/>
+          <w:i/>
+          <w:iCs/>
+        </w:rPr>
+        <w:t xml:space="preserve">Origen strings</w:t>
+      </w:r>
+      <w:r>
+        <w:rPr>
+          <w:rFonts w:ascii="Calibri" w:cs="Calibri" w:eastAsia="Calibri" w:hAnsi="Calibri"/>
+        </w:rPr>
+        <w:t xml:space="preserve">.</w:t>
+      </w:r>
+    </w:p>
+    <w:p>
+      <w:pPr>
+        <w:pStyle w:val="ListParagraph"/>
+        <w:numPr>
+          <w:ilvl w:val="1"/>
+          <w:numId w:val="3"/>
+        </w:numPr>
+      </w:pPr>
+      <w:r>
+        <w:rPr>
+          <w:rFonts w:ascii="Calibri" w:cs="Calibri" w:eastAsia="Calibri" w:hAnsi="Calibri"/>
+        </w:rPr>
+        <w:t xml:space="preserve">Necesita POA vigente en todas las superficies activas. Si una superficie falla, </w:t>
+      </w:r>
+      <w:r>
+        <w:rPr>
+          <w:rFonts w:ascii="Calibri" w:cs="Calibri" w:eastAsia="Calibri" w:hAnsi="Calibri"/>
+          <w:b/>
+          <w:bCs/>
+        </w:rPr>
+        <w:t xml:space="preserve">no publica nada</w:t>
+      </w:r>
+      <w:r>
+        <w:rPr>
+          <w:rFonts w:ascii="Calibri" w:cs="Calibri" w:eastAsia="Calibri" w:hAnsi="Calibri"/>
+        </w:rPr>
+        <w:t xml:space="preserve"> y muestra la causa.</w:t>
+      </w:r>
+    </w:p>
+    <w:p>
+      <w:pPr>
+        <w:pStyle w:val="ListParagraph"/>
+        <w:numPr>
+          <w:ilvl w:val="1"/>
+          <w:numId w:val="3"/>
+        </w:numPr>
+      </w:pPr>
+      <w:r>
+        <w:rPr>
+          <w:rFonts w:ascii="Calibri" w:cs="Calibri" w:eastAsia="Calibri" w:hAnsi="Calibri"/>
+        </w:rPr>
+        <w:t xml:space="preserve">Publica con origen </w:t>
+      </w:r>
+      <w:r>
+        <w:rPr>
+          <w:rFonts w:ascii="Calibri" w:cs="Calibri" w:eastAsia="Calibri" w:hAnsi="Calibri"/>
+          <w:i/>
+          <w:iCs/>
+        </w:rPr>
+        <w:t xml:space="preserve">bypass por superficie</w:t>
+      </w:r>
+      <w:r>
+        <w:rPr>
+          <w:rFonts w:ascii="Calibri" w:cs="Calibri" w:eastAsia="Calibri" w:hAnsi="Calibri"/>
+        </w:rPr>
+        <w:t xml:space="preserve">; si la energía vigente es de otro origen, pide confirmación (ver paso 5).</w:t>
+      </w:r>
+    </w:p>
+    <w:p>
+      <w:pPr>
+        <w:pStyle w:val="ListParagraph"/>
+        <w:numPr>
+          <w:ilvl w:val="1"/>
+          <w:numId w:val="3"/>
+        </w:numPr>
+      </w:pPr>
+      <w:r>
+        <w:rPr>
+          <w:rFonts w:ascii="Calibri" w:cs="Calibri" w:eastAsia="Calibri" w:hAnsi="Calibri"/>
+        </w:rPr>
+        <w:t xml:space="preserve">Bajo la tabla, cuando su origen es el vigente, dice </w:t>
+      </w:r>
+      <w:r>
+        <w:rPr>
+          <w:rFonts w:ascii="Calibri" w:cs="Calibri" w:eastAsia="Calibri" w:hAnsi="Calibri"/>
+          <w:b/>
+          <w:bCs/>
+        </w:rPr>
+        <w:t xml:space="preserve">✅ Activo en Financiero · Baterías · CO₂ — origen: bypass por superficie con CSV de sombreado</w:t>
+      </w:r>
+      <w:r>
+        <w:rPr>
+          <w:rFonts w:ascii="Calibri" w:cs="Calibri" w:eastAsia="Calibri" w:hAnsi="Calibri"/>
+        </w:rPr>
+        <w:t xml:space="preserve"> y trae el botón </w:t>
+      </w:r>
+      <w:r>
+        <w:rPr>
+          <w:rFonts w:ascii="Calibri" w:cs="Calibri" w:eastAsia="Calibri" w:hAnsi="Calibri"/>
+          <w:b/>
+          <w:bCs/>
+        </w:rPr>
+        <w:t xml:space="preserve">✖ Desactivar modo multi-superficie</w:t>
+      </w:r>
+      <w:r>
+        <w:rPr>
+          <w:rFonts w:ascii="Calibri" w:cs="Calibri" w:eastAsia="Calibri" w:hAnsi="Calibri"/>
+        </w:rPr>
+        <w:t xml:space="preserve">, el mismo del banner de ⚙️ Superficies BIPV. Si la energía vigente es de otro origen, dice </w:t>
+      </w:r>
+      <w:r>
+        <w:rPr>
+          <w:rFonts w:ascii="Calibri" w:cs="Calibri" w:eastAsia="Calibri" w:hAnsi="Calibri"/>
+          <w:i/>
+          <w:iCs/>
+        </w:rPr>
+        <w:t xml:space="preserve">Resultado calculado, no publicado</w:t>
+      </w:r>
+      <w:r>
+        <w:rPr>
+          <w:rFonts w:ascii="Calibri" w:cs="Calibri" w:eastAsia="Calibri" w:hAnsi="Calibri"/>
+        </w:rPr>
+        <w:t xml:space="preserve"> y el origen vigente.</w:t>
+      </w:r>
+    </w:p>
+    <w:p>
+      <w:pPr>
+        <w:pStyle w:val="ListParagraph"/>
+        <w:numPr>
+          <w:ilvl w:val="0"/>
+          <w:numId w:val="8"/>
+        </w:numPr>
+      </w:pPr>
+      <w:r>
+        <w:rPr>
+          <w:rFonts w:ascii="Calibri" w:cs="Calibri" w:eastAsia="Calibri" w:hAnsi="Calibri"/>
+          <w:b/>
+          <w:bCs/>
+        </w:rPr>
+        <w:t xml:space="preserve">🔀 Strings de distinta orientación en un mismo MPPT:</w:t>
+      </w:r>
+      <w:r>
+        <w:rPr>
+          <w:rFonts w:ascii="Calibri" w:cs="Calibri" w:eastAsia="Calibri" w:hAnsi="Calibri"/>
+        </w:rPr>
+        <w:t xml:space="preserve"> es </w:t>
+      </w:r>
+      <w:r>
+        <w:rPr>
+          <w:rFonts w:ascii="Calibri" w:cs="Calibri" w:eastAsia="Calibri" w:hAnsi="Calibri"/>
+          <w:b/>
+          <w:bCs/>
+        </w:rPr>
+        <w:t xml:space="preserve">informativa</w:t>
+      </w:r>
+      <w:r>
+        <w:rPr>
+          <w:rFonts w:ascii="Calibri" w:cs="Calibri" w:eastAsia="Calibri" w:hAnsi="Calibri"/>
+        </w:rPr>
+        <w:t xml:space="preserve"> y no cambia la energía oficial. Usa el mismo panel y los mismos strings por defecto que el bypass. Asigna superficies a MPPTs y presiona </w:t>
+      </w:r>
+      <w:r>
+        <w:rPr>
+          <w:rFonts w:ascii="Calibri" w:cs="Calibri" w:eastAsia="Calibri" w:hAnsi="Calibri"/>
+          <w:b/>
+          <w:bCs/>
+        </w:rPr>
+        <w:t xml:space="preserve">🔀 Simular curva IV combinada por MPPT</w:t>
+      </w:r>
+      <w:r>
+        <w:rPr>
+          <w:rFonts w:ascii="Calibri" w:cs="Calibri" w:eastAsia="Calibri" w:hAnsi="Calibri"/>
+        </w:rPr>
+        <w:t xml:space="preserve">. El resultado indica el </w:t>
+      </w:r>
+      <w:r>
+        <w:rPr>
+          <w:rFonts w:ascii="Calibri" w:cs="Calibri" w:eastAsia="Calibri" w:hAnsi="Calibri"/>
+          <w:b/>
+          <w:bCs/>
+        </w:rPr>
+        <w:t xml:space="preserve">panel usado</w:t>
+      </w:r>
+      <w:r>
+        <w:rPr>
+          <w:rFonts w:ascii="Calibri" w:cs="Calibri" w:eastAsia="Calibri" w:hAnsi="Calibri"/>
+        </w:rPr>
+        <w:t xml:space="preserve"> (y si es distinto al del proyecto) y los strings de cada superficie con su origen. Semáforo:</w:t>
+      </w:r>
+    </w:p>
+    <w:p>
+      <w:pPr>
+        <w:pStyle w:val="ListParagraph"/>
+        <w:numPr>
+          <w:ilvl w:val="1"/>
+          <w:numId w:val="3"/>
+        </w:numPr>
+      </w:pPr>
+      <w:r>
+        <w:rPr>
+          <w:rFonts w:ascii="Calibri" w:cs="Calibri" w:eastAsia="Calibri" w:hAnsi="Calibri"/>
+        </w:rPr>
+        <w:t xml:space="preserve">🟢 menos de 0,5 %: compartir el MPPT es aceptable;</w:t>
+      </w:r>
+    </w:p>
+    <w:p>
+      <w:pPr>
+        <w:pStyle w:val="ListParagraph"/>
+        <w:numPr>
+          <w:ilvl w:val="1"/>
+          <w:numId w:val="3"/>
+        </w:numPr>
+      </w:pPr>
+      <w:r>
+        <w:rPr>
+          <w:rFonts w:ascii="Calibri" w:cs="Calibri" w:eastAsia="Calibri" w:hAnsi="Calibri"/>
+        </w:rPr>
+        <w:t xml:space="preserve">🟠 entre 0,5 % y 2 %: evalúa si el ahorro del inversor lo compensa;</w:t>
+      </w:r>
+    </w:p>
+    <w:p>
+      <w:pPr>
+        <w:pStyle w:val="ListParagraph"/>
+        <w:numPr>
+          <w:ilvl w:val="1"/>
+          <w:numId w:val="3"/>
+        </w:numPr>
+      </w:pPr>
+      <w:r>
+        <w:rPr>
+          <w:rFonts w:ascii="Calibri" w:cs="Calibri" w:eastAsia="Calibri" w:hAnsi="Calibri"/>
+        </w:rPr>
+        <w:t xml:space="preserve">🔴 más de 2 %: conviene un MPPT por orientación.</w:t>
+      </w:r>
+    </w:p>
+    <w:p>
+      <w:pPr>
+        <w:pBdr>
+          <w:left w:val="single" w:color="E3A008" w:sz="18" w:space="8"/>
+        </w:pBdr>
+        <w:shd w:fill="FFF8E1" w:color="auto" w:val="clear"/>
+        <w:spacing w:after="120" w:before="120"/>
+        <w:ind w:left="360"/>
+      </w:pPr>
+      <w:r>
+        <w:rPr>
+          <w:rFonts w:ascii="Calibri" w:cs="Calibri" w:eastAsia="Calibri" w:hAnsi="Calibri"/>
+        </w:rPr>
+        <w:t xml:space="preserve">💡 </w:t>
+      </w:r>
+      <w:r>
+        <w:rPr>
+          <w:rFonts w:ascii="Calibri" w:cs="Calibri" w:eastAsia="Calibri" w:hAnsi="Calibri"/>
+          <w:b/>
+          <w:bCs/>
+        </w:rPr>
+        <w:t xml:space="preserve">Explicación — cómo leer «8 serie × 17 paralelo».</w:t>
+      </w:r>
+      <w:r>
+        <w:rPr>
+          <w:rFonts w:ascii="Calibri" w:cs="Calibri" w:eastAsia="Calibri" w:hAnsi="Calibri"/>
+        </w:rPr>
+        <w:t xml:space="preserve"> Significa </w:t>
+      </w:r>
+      <w:r>
+        <w:rPr>
+          <w:rFonts w:ascii="Calibri" w:cs="Calibri" w:eastAsia="Calibri" w:hAnsi="Calibri"/>
+          <w:b/>
+          <w:bCs/>
+        </w:rPr>
+        <w:t xml:space="preserve">8 módulos en serie por string</w:t>
+      </w:r>
+      <w:r>
+        <w:rPr>
+          <w:rFonts w:ascii="Calibri" w:cs="Calibri" w:eastAsia="Calibri" w:hAnsi="Calibri"/>
+        </w:rPr>
+        <w:t xml:space="preserve"> y </w:t>
+      </w:r>
+      <w:r>
+        <w:rPr>
+          <w:rFonts w:ascii="Calibri" w:cs="Calibri" w:eastAsia="Calibri" w:hAnsi="Calibri"/>
+          <w:b/>
+          <w:bCs/>
+        </w:rPr>
+        <w:t xml:space="preserve">17 strings en paralelo</w:t>
+      </w:r>
+      <w:r>
+        <w:rPr>
+          <w:rFonts w:ascii="Calibri" w:cs="Calibri" w:eastAsia="Calibri" w:hAnsi="Calibri"/>
+        </w:rPr>
+        <w:t xml:space="preserve"> (8 × 17 = 136 módulos). Si el origen dice «N serie de Dimensionamiento, paralelo por área», es una </w:t>
+      </w:r>
+      <w:r>
+        <w:rPr>
+          <w:rFonts w:ascii="Calibri" w:cs="Calibri" w:eastAsia="Calibri" w:hAnsi="Calibri"/>
+          <w:b/>
+          <w:bCs/>
+        </w:rPr>
+        <w:t xml:space="preserve">estimación</w:t>
+      </w:r>
+      <w:r>
+        <w:rPr>
+          <w:rFonts w:ascii="Calibri" w:cs="Calibri" w:eastAsia="Calibri" w:hAnsi="Calibri"/>
+        </w:rPr>
+        <w:t xml:space="preserve">: la superficie todavía no tiene N serie y N paralelo propios. Escríbelos en ⚙️ Superficies BIPV › Inversores por superficie y el origen cambiará a «configurado en la superficie».</w:t>
+      </w:r>
+    </w:p>
+    <w:p>
+      <w:pPr>
+        <w:pStyle w:val="Heading1"/>
+      </w:pPr>
+      <w:r>
+        <w:rPr>
+          <w:rFonts w:ascii="Calibri" w:cs="Calibri" w:eastAsia="Calibri" w:hAnsi="Calibri"/>
+        </w:rPr>
+        <w:t xml:space="preserve">7. Sub-pestaña 🌞 Trayectoria Solar</w:t>
+      </w:r>
+    </w:p>
+    <w:p>
+      <w:pPr>
+        <w:pStyle w:val="ListParagraph"/>
+        <w:numPr>
+          <w:ilvl w:val="0"/>
+          <w:numId w:val="8"/>
+        </w:numPr>
+      </w:pPr>
+      <w:r>
+        <w:rPr>
+          <w:rFonts w:ascii="Calibri" w:cs="Calibri" w:eastAsia="Calibri" w:hAnsi="Calibri"/>
+          <w:b/>
+          <w:bCs/>
+        </w:rPr>
+        <w:t xml:space="preserve">Trayectoria solar</w:t>
+      </w:r>
+      <w:r>
+        <w:rPr>
+          <w:rFonts w:ascii="Calibri" w:cs="Calibri" w:eastAsia="Calibri" w:hAnsi="Calibri"/>
+        </w:rPr>
+        <w:t xml:space="preserve"> (azimut vs elevación) con el perfil de horizonte de 🔀 Mismatch.</w:t>
+      </w:r>
+    </w:p>
+    <w:p>
+      <w:pPr>
+        <w:pStyle w:val="ListParagraph"/>
+        <w:numPr>
+          <w:ilvl w:val="0"/>
+          <w:numId w:val="8"/>
+        </w:numPr>
+      </w:pPr>
+      <w:r>
+        <w:rPr>
+          <w:rFonts w:ascii="Calibri" w:cs="Calibri" w:eastAsia="Calibri" w:hAnsi="Calibri"/>
+          <w:b/>
+          <w:bCs/>
+        </w:rPr>
+        <w:t xml:space="preserve">Horas productivas vs sombreadas</w:t>
+      </w:r>
+      <w:r>
+        <w:rPr>
+          <w:rFonts w:ascii="Calibri" w:cs="Calibri" w:eastAsia="Calibri" w:hAnsi="Calibri"/>
+        </w:rPr>
+        <w:t xml:space="preserve"> (24 h × 12 meses) por superficie. Cada hora se clasifica como productiva, sombreada (por el horizonte), </w:t>
+      </w:r>
+      <w:r>
+        <w:rPr>
+          <w:rFonts w:ascii="Calibri" w:cs="Calibri" w:eastAsia="Calibri" w:hAnsi="Calibri"/>
+          <w:b/>
+          <w:bCs/>
+        </w:rPr>
+        <w:t xml:space="preserve">sin vista de la fachada</w:t>
+      </w:r>
+      <w:r>
+        <w:rPr>
+          <w:rFonts w:ascii="Calibri" w:cs="Calibri" w:eastAsia="Calibri" w:hAnsi="Calibri"/>
+        </w:rPr>
+        <w:t xml:space="preserve"> (sol detrás del plano, AOI ≥ 90°) o nocturna. Las horas productivas siempre son las de la superficie elegida; los </w:t>
+      </w:r>
+      <w:r>
+        <w:rPr>
+          <w:rFonts w:ascii="Calibri" w:cs="Calibri" w:eastAsia="Calibri" w:hAnsi="Calibri"/>
+          <w:b/>
+          <w:bCs/>
+        </w:rPr>
+        <w:t xml:space="preserve">colores</w:t>
+      </w:r>
+      <w:r>
+        <w:rPr>
+          <w:rFonts w:ascii="Calibri" w:cs="Calibri" w:eastAsia="Calibri" w:hAnsi="Calibri"/>
+        </w:rPr>
+        <w:t xml:space="preserve"> dicen de dónde salen:</w:t>
+      </w:r>
+    </w:p>
+    <w:p>
+      <w:pPr>
+        <w:pStyle w:val="ListParagraph"/>
+        <w:numPr>
+          <w:ilvl w:val="1"/>
+          <w:numId w:val="3"/>
+        </w:numPr>
+      </w:pPr>
+      <w:r>
+        <w:rPr>
+          <w:rFonts w:ascii="Calibri" w:cs="Calibri" w:eastAsia="Calibri" w:hAnsi="Calibri"/>
+        </w:rPr>
+        <w:t xml:space="preserve">con POA </w:t>
+      </w:r>
+      <w:r>
+        <w:rPr>
+          <w:rFonts w:ascii="Calibri" w:cs="Calibri" w:eastAsia="Calibri" w:hAnsi="Calibri"/>
+          <w:b/>
+          <w:bCs/>
+        </w:rPr>
+        <w:t xml:space="preserve">vigente</w:t>
+      </w:r>
+      <w:r>
+        <w:rPr>
+          <w:rFonts w:ascii="Calibri" w:cs="Calibri" w:eastAsia="Calibri" w:hAnsi="Calibri"/>
+        </w:rPr>
+        <w:t xml:space="preserve"> de la superficie: nota «Valores: POA vigente de esta superficie»;</w:t>
+      </w:r>
+    </w:p>
+    <w:p>
+      <w:pPr>
+        <w:pStyle w:val="ListParagraph"/>
+        <w:numPr>
+          <w:ilvl w:val="1"/>
+          <w:numId w:val="3"/>
+        </w:numPr>
+      </w:pPr>
+      <w:r>
+        <w:rPr>
+          <w:rFonts w:ascii="Calibri" w:cs="Calibri" w:eastAsia="Calibri" w:hAnsi="Calibri"/>
+        </w:rPr>
+        <w:t xml:space="preserve">sin POA vigente: aviso ⚠️ con el motivo, y los colores usan la POA general de ☀️ Recurso Solar (orientación del proyecto);</w:t>
+      </w:r>
+    </w:p>
+    <w:p>
+      <w:pPr>
+        <w:pStyle w:val="ListParagraph"/>
+        <w:numPr>
+          <w:ilvl w:val="1"/>
+          <w:numId w:val="3"/>
+        </w:numPr>
+      </w:pPr>
+      <w:r>
+        <w:rPr>
+          <w:rFonts w:ascii="Calibri" w:cs="Calibri" w:eastAsia="Calibri" w:hAnsi="Calibri"/>
+        </w:rPr>
+        <w:t xml:space="preserve">sin ninguna POA: aviso ⚠️ de estimación fija de 300 W/m². Recalcula con </w:t>
       </w:r>
       <w:r>
         <w:rPr>
@@ -6800,7 +7110,290 @@
         <w:rPr>
           <w:rFonts w:ascii="Calibri" w:cs="Calibri" w:eastAsia="Calibri" w:hAnsi="Calibri"/>
         </w:rPr>
-        <w:t xml:space="preserve">.</w:t>
+        <w:t xml:space="preserve"> para ver la POA real de la superficie. </w:t>
+      </w:r>
+      <w:r>
+        <w:rPr>
+          <w:rFonts w:ascii="Calibri" w:cs="Calibri" w:eastAsia="Calibri" w:hAnsi="Calibri"/>
+          <w:i/>
+          <w:iCs/>
+        </w:rPr>
+        <w:t xml:space="preserve">(Corregido el 24-sep-2026: antes esta sección se caía con "The truth value of a DataFrame is ambiguous".)</w:t>
+      </w:r>
+    </w:p>
+    <w:p>
+      <w:pPr>
+        <w:pStyle w:val="ListParagraph"/>
+        <w:numPr>
+          <w:ilvl w:val="0"/>
+          <w:numId w:val="8"/>
+        </w:numPr>
+      </w:pPr>
+      <w:r>
+        <w:rPr>
+          <w:rFonts w:ascii="Calibri" w:cs="Calibri" w:eastAsia="Calibri" w:hAnsi="Calibri"/>
+          <w:b/>
+          <w:bCs/>
+        </w:rPr>
+        <w:t xml:space="preserve">Métricas de sombras:</w:t>
+      </w:r>
+      <w:r>
+        <w:rPr>
+          <w:rFonts w:ascii="Calibri" w:cs="Calibri" w:eastAsia="Calibri" w:hAnsi="Calibri"/>
+        </w:rPr>
+        <w:t xml:space="preserve"> compara el % de horas sombreadas (trayectoria solar) con el % de energía perdida (🔀 Mismatch). Una diferencia menor de 2 pp es normal, porque miden cosas distintas.</w:t>
+      </w:r>
+    </w:p>
+    <w:p>
+      <w:pPr>
+        <w:pStyle w:val="ListParagraph"/>
+        <w:numPr>
+          <w:ilvl w:val="0"/>
+          <w:numId w:val="8"/>
+        </w:numPr>
+      </w:pPr>
+      <w:r>
+        <w:rPr>
+          <w:rFonts w:ascii="Calibri" w:cs="Calibri" w:eastAsia="Calibri" w:hAnsi="Calibri"/>
+          <w:b/>
+          <w:bCs/>
+        </w:rPr>
+        <w:t xml:space="preserve">AOI promedio mensual</w:t>
+      </w:r>
+      <w:r>
+        <w:rPr>
+          <w:rFonts w:ascii="Calibri" w:cs="Calibri" w:eastAsia="Calibri" w:hAnsi="Calibri"/>
+        </w:rPr>
+        <w:t xml:space="preserve"> con semáforo (&lt; 40° excelente, &lt; 60° aceptable) y dos recomendaciones de orientación:</w:t>
+      </w:r>
+    </w:p>
+    <w:p>
+      <w:pPr>
+        <w:pStyle w:val="ListParagraph"/>
+        <w:numPr>
+          <w:ilvl w:val="1"/>
+          <w:numId w:val="3"/>
+        </w:numPr>
+      </w:pPr>
+      <w:r>
+        <w:rPr>
+          <w:rFonts w:ascii="Calibri" w:cs="Calibri" w:eastAsia="Calibri" w:hAnsi="Calibri"/>
+        </w:rPr>
+        <w:t xml:space="preserve">🧭 </w:t>
+      </w:r>
+      <w:r>
+        <w:rPr>
+          <w:rFonts w:ascii="Calibri" w:cs="Calibri" w:eastAsia="Calibri" w:hAnsi="Calibri"/>
+          <w:b/>
+          <w:bCs/>
+        </w:rPr>
+        <w:t xml:space="preserve">Mejor incidencia:</w:t>
+      </w:r>
+      <w:r>
+        <w:rPr>
+          <w:rFonts w:ascii="Calibri" w:cs="Calibri" w:eastAsia="Calibri" w:hAnsi="Calibri"/>
+        </w:rPr>
+        <w:t xml:space="preserve"> es geométrica, solo como guía.</w:t>
+      </w:r>
+    </w:p>
+    <w:p>
+      <w:pPr>
+        <w:pStyle w:val="ListParagraph"/>
+        <w:numPr>
+          <w:ilvl w:val="1"/>
+          <w:numId w:val="3"/>
+        </w:numPr>
+      </w:pPr>
+      <w:r>
+        <w:rPr>
+          <w:rFonts w:ascii="Calibri" w:cs="Calibri" w:eastAsia="Calibri" w:hAnsi="Calibri"/>
+        </w:rPr>
+        <w:t xml:space="preserve">⚡ </w:t>
+      </w:r>
+      <w:r>
+        <w:rPr>
+          <w:rFonts w:ascii="Calibri" w:cs="Calibri" w:eastAsia="Calibri" w:hAnsi="Calibri"/>
+          <w:b/>
+          <w:bCs/>
+        </w:rPr>
+        <w:t xml:space="preserve">Máxima energía real con TMY:</w:t>
+      </w:r>
+      <w:r>
+        <w:rPr>
+          <w:rFonts w:ascii="Calibri" w:cs="Calibri" w:eastAsia="Calibri" w:hAnsi="Calibri"/>
+        </w:rPr>
+        <w:t xml:space="preserve"> es la recomendación de captación que vale.</w:t>
+      </w:r>
+    </w:p>
+    <w:p>
+      <w:pPr>
+        <w:pBdr>
+          <w:left w:val="single" w:color="E3A008" w:sz="18" w:space="8"/>
+        </w:pBdr>
+        <w:shd w:fill="FFF8E1" w:color="auto" w:val="clear"/>
+        <w:spacing w:after="120" w:before="120"/>
+        <w:ind w:left="360"/>
+      </w:pPr>
+      <w:r>
+        <w:rPr>
+          <w:rFonts w:ascii="Calibri" w:cs="Calibri" w:eastAsia="Calibri" w:hAnsi="Calibri"/>
+        </w:rPr>
+        <w:t xml:space="preserve">Esta sección usa el </w:t>
+      </w:r>
+      <w:r>
+        <w:rPr>
+          <w:rFonts w:ascii="Calibri" w:cs="Calibri" w:eastAsia="Calibri" w:hAnsi="Calibri"/>
+          <w:b/>
+          <w:bCs/>
+        </w:rPr>
+        <w:t xml:space="preserve">horizonte de 🔀 Mismatch</w:t>
+      </w:r>
+      <w:r>
+        <w:rPr>
+          <w:rFonts w:ascii="Calibri" w:cs="Calibri" w:eastAsia="Calibri" w:hAnsi="Calibri"/>
+        </w:rPr>
+        <w:t xml:space="preserve">, no la escena de Site Designer. Son dos fuentes de sombra distintas; que no coincidan no significa un error.</w:t>
+      </w:r>
+    </w:p>
+    <w:p>
+      <w:pPr>
+        <w:pBdr>
+          <w:left w:val="single" w:color="E3A008" w:sz="18" w:space="8"/>
+        </w:pBdr>
+        <w:shd w:fill="FFF8E1" w:color="auto" w:val="clear"/>
+        <w:spacing w:after="120" w:before="120"/>
+        <w:ind w:left="360"/>
+      </w:pPr>
+      <w:r>
+        <w:rPr>
+          <w:rFonts w:ascii="Calibri" w:cs="Calibri" w:eastAsia="Calibri" w:hAnsi="Calibri"/>
+        </w:rPr>
+        <w:t xml:space="preserve">💡 </w:t>
+      </w:r>
+      <w:r>
+        <w:rPr>
+          <w:rFonts w:ascii="Calibri" w:cs="Calibri" w:eastAsia="Calibri" w:hAnsi="Calibri"/>
+          <w:b/>
+          <w:bCs/>
+        </w:rPr>
+        <w:t xml:space="preserve">Explicación — «el mapa sale vacío de mayo a julio».</w:t>
+      </w:r>
+      <w:r>
+        <w:rPr>
+          <w:rFonts w:ascii="Calibri" w:cs="Calibri" w:eastAsia="Calibri" w:hAnsi="Calibri"/>
+        </w:rPr>
+        <w:t xml:space="preserve"> Es correcto en Colombia. A la latitud de Bogotá (4,7° N) el sol pasa </w:t>
+      </w:r>
+      <w:r>
+        <w:rPr>
+          <w:rFonts w:ascii="Calibri" w:cs="Calibri" w:eastAsia="Calibri" w:hAnsi="Calibri"/>
+          <w:b/>
+          <w:bCs/>
+        </w:rPr>
+        <w:t xml:space="preserve">al norte</w:t>
+      </w:r>
+      <w:r>
+        <w:rPr>
+          <w:rFonts w:ascii="Calibri" w:cs="Calibri" w:eastAsia="Calibri" w:hAnsi="Calibri"/>
+        </w:rPr>
+        <w:t xml:space="preserve"> a mitad de año, así que una fachada mirando al </w:t>
+      </w:r>
+      <w:r>
+        <w:rPr>
+          <w:rFonts w:ascii="Calibri" w:cs="Calibri" w:eastAsia="Calibri" w:hAnsi="Calibri"/>
+          <w:b/>
+          <w:bCs/>
+        </w:rPr>
+        <w:t xml:space="preserve">sur</w:t>
+      </w:r>
+      <w:r>
+        <w:rPr>
+          <w:rFonts w:ascii="Calibri" w:cs="Calibri" w:eastAsia="Calibri" w:hAnsi="Calibri"/>
+        </w:rPr>
+        <w:t xml:space="preserve"> (azimuth 180°) no lo ve de mayo a julio: esas horas son «sin vista de la fachada». El gráfico de AOI lo confirma con «–» en esos meses. Una fachada norte tendría el patrón opuesto, y un techo casi horizontal produce todo el año.</w:t>
+      </w:r>
+    </w:p>
+    <w:p>
+      <w:pPr>
+        <w:pBdr>
+          <w:left w:val="single" w:color="E3A008" w:sz="18" w:space="8"/>
+        </w:pBdr>
+        <w:shd w:fill="FFF8E1" w:color="auto" w:val="clear"/>
+        <w:spacing w:after="120" w:before="120"/>
+        <w:ind w:left="360"/>
+      </w:pPr>
+      <w:r>
+        <w:rPr>
+          <w:rFonts w:ascii="Calibri" w:cs="Calibri" w:eastAsia="Calibri" w:hAnsi="Calibri"/>
+        </w:rPr>
+        <w:t xml:space="preserve">💡 </w:t>
+      </w:r>
+      <w:r>
+        <w:rPr>
+          <w:rFonts w:ascii="Calibri" w:cs="Calibri" w:eastAsia="Calibri" w:hAnsi="Calibri"/>
+          <w:b/>
+          <w:bCs/>
+        </w:rPr>
+        <w:t xml:space="preserve">Explicación — de dónde salen los colores del mapa.</w:t>
+      </w:r>
+      <w:r>
+        <w:rPr>
+          <w:rFonts w:ascii="Calibri" w:cs="Calibri" w:eastAsia="Calibri" w:hAnsi="Calibri"/>
+        </w:rPr>
+        <w:t xml:space="preserve"> Las </w:t>
+      </w:r>
+      <w:r>
+        <w:rPr>
+          <w:rFonts w:ascii="Calibri" w:cs="Calibri" w:eastAsia="Calibri" w:hAnsi="Calibri"/>
+          <w:b/>
+          <w:bCs/>
+        </w:rPr>
+        <w:t xml:space="preserve">horas</w:t>
+      </w:r>
+      <w:r>
+        <w:rPr>
+          <w:rFonts w:ascii="Calibri" w:cs="Calibri" w:eastAsia="Calibri" w:hAnsi="Calibri"/>
+        </w:rPr>
+        <w:t xml:space="preserve"> productivas siempre son las de la superficie elegida. Los </w:t>
+      </w:r>
+      <w:r>
+        <w:rPr>
+          <w:rFonts w:ascii="Calibri" w:cs="Calibri" w:eastAsia="Calibri" w:hAnsi="Calibri"/>
+          <w:b/>
+          <w:bCs/>
+        </w:rPr>
+        <w:t xml:space="preserve">colores</w:t>
+      </w:r>
+      <w:r>
+        <w:rPr>
+          <w:rFonts w:ascii="Calibri" w:cs="Calibri" w:eastAsia="Calibri" w:hAnsi="Calibri"/>
+        </w:rPr>
+        <w:t xml:space="preserve"> solo son su POA real si la superficie tiene POA vigente (nota «Valores: POA vigente de esta superficie»). Si cambiaste el tilt, el azimuth o el área sin recalcular, sale un aviso ⚠️ y los colores usan la POA general del proyecto: pulsa </w:t>
+      </w:r>
+      <w:r>
+        <w:rPr>
+          <w:rFonts w:ascii="Calibri" w:cs="Calibri" w:eastAsia="Calibri" w:hAnsi="Calibri"/>
+          <w:b/>
+          <w:bCs/>
+        </w:rPr>
+        <w:t xml:space="preserve">⚡ Calcular POA</w:t>
+      </w:r>
+      <w:r>
+        <w:rPr>
+          <w:rFonts w:ascii="Calibri" w:cs="Calibri" w:eastAsia="Calibri" w:hAnsi="Calibri"/>
+        </w:rPr>
+        <w:t xml:space="preserve"> para verla bien.</w:t>
+      </w:r>
+    </w:p>
+    <w:p>
+      <w:pPr>
+        <w:pStyle w:val="Heading1"/>
+      </w:pPr>
+      <w:r>
+        <w:rPr>
+          <w:rFonts w:ascii="Calibri" w:cs="Calibri" w:eastAsia="Calibri" w:hAnsi="Calibri"/>
+        </w:rPr>
+        <w:t xml:space="preserve">8. Guardar y cargar un proyecto con varias superficies</w:t>
       </w:r>
     </w:p>
     <w:p>
@@ -6815,21 +7408,21 @@
         <w:rPr>
           <w:rFonts w:ascii="Calibri" w:cs="Calibri" w:eastAsia="Calibri" w:hAnsi="Calibri"/>
         </w:rPr>
-        <w:t xml:space="preserve">Los </w:t>
-      </w:r>
-      <w:r>
-        <w:rPr>
-          <w:rFonts w:ascii="Calibri" w:cs="Calibri" w:eastAsia="Calibri" w:hAnsi="Calibri"/>
-          <w:b/>
-          <w:bCs/>
-        </w:rPr>
-        <w:t xml:space="preserve">puntos 3D</w:t>
-      </w:r>
-      <w:r>
-        <w:rPr>
-          <w:rFonts w:ascii="Calibri" w:cs="Calibri" w:eastAsia="Calibri" w:hAnsi="Calibri"/>
-        </w:rPr>
-        <w:t xml:space="preserve"> se conservan y siguen ligados a su superficie.</w:t>
+        <w:t xml:space="preserve">El estado multi-superficie (superficies, inversores, energía publicada y su origen) se guarda con el proyecto </w:t>
+      </w:r>
+      <w:r>
+        <w:rPr>
+          <w:rFonts w:ascii="Calibri" w:cs="Calibri" w:eastAsia="Calibri" w:hAnsi="Calibri"/>
+          <w:b/>
+          <w:bCs/>
+        </w:rPr>
+        <w:t xml:space="preserve">solo si hay energía publicada</w:t>
+      </w:r>
+      <w:r>
+        <w:rPr>
+          <w:rFonts w:ascii="Calibri" w:cs="Calibri" w:eastAsia="Calibri" w:hAnsi="Calibri"/>
+        </w:rPr>
+        <w:t xml:space="preserve"> (banner ✅ activo). Publica antes de guardar si quieres conservar las superficies.</w:t>
       </w:r>
     </w:p>
     <w:p>
@@ -6844,7 +7437,21 @@
         <w:rPr>
           <w:rFonts w:ascii="Calibri" w:cs="Calibri" w:eastAsia="Calibri" w:hAnsi="Calibri"/>
         </w:rPr>
-        <w:t xml:space="preserve">Proyectos guardados antes del 24-sep-2026: si traían proyecto físico se restauran con origen </w:t>
+        <w:t xml:space="preserve">El </w:t>
+      </w:r>
+      <w:r>
+        <w:rPr>
+          <w:rFonts w:ascii="Calibri" w:cs="Calibri" w:eastAsia="Calibri" w:hAnsi="Calibri"/>
+          <w:b/>
+          <w:bCs/>
+        </w:rPr>
+        <w:t xml:space="preserve">proyecto físico</w:t>
+      </w:r>
+      <w:r>
+        <w:rPr>
+          <w:rFonts w:ascii="Calibri" w:cs="Calibri" w:eastAsia="Calibri" w:hAnsi="Calibri"/>
+        </w:rPr>
+        <w:t xml:space="preserve"> solo se guarda si el origen vigente es </w:t>
       </w:r>
       <w:r>
         <w:rPr>
@@ -6858,131 +7465,36 @@
         <w:rPr>
           <w:rFonts w:ascii="Calibri" w:cs="Calibri" w:eastAsia="Calibri" w:hAnsi="Calibri"/>
         </w:rPr>
-        <w:t xml:space="preserve">; los demás muestran </w:t>
-      </w:r>
-      <w:r>
-        <w:rPr>
-          <w:rFonts w:ascii="Calibri" w:cs="Calibri" w:eastAsia="Calibri" w:hAnsi="Calibri"/>
-          <w:b/>
-          <w:bCs/>
-        </w:rPr>
-        <w:t xml:space="preserve">origen desconocido</w:t>
-      </w:r>
-      <w:r>
-        <w:rPr>
-          <w:rFonts w:ascii="Calibri" w:cs="Calibri" w:eastAsia="Calibri" w:hAnsi="Calibri"/>
-        </w:rPr>
-        <w:t xml:space="preserve"> hasta que vuelvas a publicar.</w:t>
-      </w:r>
-    </w:p>
-    <w:p>
-      <w:pPr>
-        <w:pStyle w:val="Heading1"/>
-      </w:pPr>
-      <w:r>
-        <w:rPr>
-          <w:rFonts w:ascii="Calibri" w:cs="Calibri" w:eastAsia="Calibri" w:hAnsi="Calibri"/>
-        </w:rPr>
-        <w:t xml:space="preserve">9. Lista de verificación antes de ir a Financiero</w:t>
-      </w:r>
-    </w:p>
-    <w:p>
-      <w:pPr>
-        <w:ind w:left="360" w:hanging="360"/>
-      </w:pPr>
-      <w:r>
-        <w:rPr>
-          <w:rFonts w:ascii="Segoe UI Symbol" w:cs="Segoe UI Symbol" w:eastAsia="Segoe UI Symbol" w:hAnsi="Segoe UI Symbol"/>
-        </w:rPr>
-        <w:t xml:space="preserve">☐  </w:t>
-      </w:r>
-      <w:r>
-        <w:rPr>
-          <w:rFonts w:ascii="Calibri" w:cs="Calibri" w:eastAsia="Calibri" w:hAnsi="Calibri"/>
-        </w:rPr>
-        <w:t xml:space="preserve">Recurso Solar ✅ y TMY vigente.</w:t>
-      </w:r>
-    </w:p>
-    <w:p>
-      <w:pPr>
-        <w:ind w:left="360" w:hanging="360"/>
-      </w:pPr>
-      <w:r>
-        <w:rPr>
-          <w:rFonts w:ascii="Segoe UI Symbol" w:cs="Segoe UI Symbol" w:eastAsia="Segoe UI Symbol" w:hAnsi="Segoe UI Symbol"/>
-        </w:rPr>
-        <w:t xml:space="preserve">☐  </w:t>
-      </w:r>
-      <w:r>
-        <w:rPr>
-          <w:rFonts w:ascii="Calibri" w:cs="Calibri" w:eastAsia="Calibri" w:hAnsi="Calibri"/>
-        </w:rPr>
-        <w:t xml:space="preserve">Todas las superficies reales creadas, con tilt, azimut y área correctos, y las que no existen desactivadas.</w:t>
-      </w:r>
-    </w:p>
-    <w:p>
-      <w:pPr>
-        <w:ind w:left="360" w:hanging="360"/>
-      </w:pPr>
-      <w:r>
-        <w:rPr>
-          <w:rFonts w:ascii="Segoe UI Symbol" w:cs="Segoe UI Symbol" w:eastAsia="Segoe UI Symbol" w:hAnsi="Segoe UI Symbol"/>
-        </w:rPr>
-        <w:t xml:space="preserve">☐  </w:t>
-      </w:r>
-      <w:r>
-        <w:rPr>
-          <w:rFonts w:ascii="Calibri" w:cs="Calibri" w:eastAsia="Calibri" w:hAnsi="Calibri"/>
-        </w:rPr>
-        <w:t xml:space="preserve">Montaje "Ventilada" solo donde existe físicamente.</w:t>
-      </w:r>
-    </w:p>
-    <w:p>
-      <w:pPr>
-        <w:ind w:left="360" w:hanging="360"/>
-      </w:pPr>
-      <w:r>
-        <w:rPr>
-          <w:rFonts w:ascii="Segoe UI Symbol" w:cs="Segoe UI Symbol" w:eastAsia="Segoe UI Symbol" w:hAnsi="Segoe UI Symbol"/>
-        </w:rPr>
-        <w:t xml:space="preserve">☐  </w:t>
-      </w:r>
-      <w:r>
-        <w:rPr>
-          <w:rFonts w:ascii="Calibri" w:cs="Calibri" w:eastAsia="Calibri" w:hAnsi="Calibri"/>
-        </w:rPr>
-        <w:t xml:space="preserve">Ningún aviso </w:t>
-      </w:r>
-      <w:r>
-        <w:rPr>
-          <w:rFonts w:ascii="Calibri" w:cs="Calibri" w:eastAsia="Calibri" w:hAnsi="Calibri"/>
-          <w:b/>
-          <w:bCs/>
-        </w:rPr>
-        <w:t xml:space="preserve">⚠️ Estas superficies no tienen POA vigente…</w:t>
-      </w:r>
-      <w:r>
-        <w:rPr>
-          <w:rFonts w:ascii="Calibri" w:cs="Calibri" w:eastAsia="Calibri" w:hAnsi="Calibri"/>
-        </w:rPr>
         <w:t xml:space="preserve">.</w:t>
       </w:r>
     </w:p>
     <w:p>
       <w:pPr>
-        <w:ind w:left="360" w:hanging="360"/>
-      </w:pPr>
-      <w:r>
-        <w:rPr>
-          <w:rFonts w:ascii="Segoe UI Symbol" w:cs="Segoe UI Symbol" w:eastAsia="Segoe UI Symbol" w:hAnsi="Segoe UI Symbol"/>
-        </w:rPr>
-        <w:t xml:space="preserve">☐  </w:t>
-      </w:r>
-      <w:r>
-        <w:rPr>
-          <w:rFonts w:ascii="Calibri" w:cs="Calibri" w:eastAsia="Calibri" w:hAnsi="Calibri"/>
-        </w:rPr>
-        <w:t xml:space="preserve">Si usas sombra 3D: escena del sitio correcto, puntos fuera del volumen (20–50 cm) y todas las superficies en 🟢 en </w:t>
+        <w:pStyle w:val="ListParagraph"/>
+        <w:numPr>
+          <w:ilvl w:val="0"/>
+          <w:numId w:val="3"/>
+        </w:numPr>
+      </w:pPr>
+      <w:r>
+        <w:rPr>
+          <w:rFonts w:ascii="Calibri" w:cs="Calibri" w:eastAsia="Calibri" w:hAnsi="Calibri"/>
+        </w:rPr>
+        <w:t xml:space="preserve">Al cargar el proyecto, el estado multi-superficie se restaura cuando pasas por </w:t>
+      </w:r>
+      <w:r>
+        <w:rPr>
+          <w:rFonts w:ascii="Calibri" w:cs="Calibri" w:eastAsia="Calibri" w:hAnsi="Calibri"/>
+          <w:b/>
+          <w:bCs/>
+        </w:rPr>
+        <w:t xml:space="preserve">☀️ Recurso Solar</w:t>
+      </w:r>
+      <w:r>
+        <w:rPr>
+          <w:rFonts w:ascii="Calibri" w:cs="Calibri" w:eastAsia="Calibri" w:hAnsi="Calibri"/>
+        </w:rPr>
+        <w:t xml:space="preserve"> con el TMY: verás </w:t>
       </w:r>
       <w:r>
         <w:rPr>
@@ -6990,6 +7502,464 @@
           <w:i/>
           <w:iCs/>
         </w:rPr>
+        <w:t xml:space="preserve">📂 Estado multi-superficie restaurado…</w:t>
+      </w:r>
+      <w:r>
+        <w:rPr>
+          <w:rFonts w:ascii="Calibri" w:cs="Calibri" w:eastAsia="Calibri" w:hAnsi="Calibri"/>
+        </w:rPr>
+        <w:t xml:space="preserve"> o, si el TMY o las firmas no coinciden, </w:t>
+      </w:r>
+      <w:r>
+        <w:rPr>
+          <w:rFonts w:ascii="Calibri" w:cs="Calibri" w:eastAsia="Calibri" w:hAnsi="Calibri"/>
+          <w:i/>
+          <w:iCs/>
+        </w:rPr>
+        <w:t xml:space="preserve">…rechazado</w:t>
+      </w:r>
+      <w:r>
+        <w:rPr>
+          <w:rFonts w:ascii="Calibri" w:cs="Calibri" w:eastAsia="Calibri" w:hAnsi="Calibri"/>
+        </w:rPr>
+        <w:t xml:space="preserve"> con el motivo.</w:t>
+      </w:r>
+    </w:p>
+    <w:p>
+      <w:pPr>
+        <w:pStyle w:val="ListParagraph"/>
+        <w:numPr>
+          <w:ilvl w:val="0"/>
+          <w:numId w:val="3"/>
+        </w:numPr>
+      </w:pPr>
+      <w:r>
+        <w:rPr>
+          <w:rFonts w:ascii="Calibri" w:cs="Calibri" w:eastAsia="Calibri" w:hAnsi="Calibri"/>
+        </w:rPr>
+        <w:t xml:space="preserve">La </w:t>
+      </w:r>
+      <w:r>
+        <w:rPr>
+          <w:rFonts w:ascii="Calibri" w:cs="Calibri" w:eastAsia="Calibri" w:hAnsi="Calibri"/>
+          <w:b/>
+          <w:bCs/>
+        </w:rPr>
+        <w:t xml:space="preserve">POA por superficie no se guarda</w:t>
+      </w:r>
+      <w:r>
+        <w:rPr>
+          <w:rFonts w:ascii="Calibri" w:cs="Calibri" w:eastAsia="Calibri" w:hAnsi="Calibri"/>
+        </w:rPr>
+        <w:t xml:space="preserve">: al abrir el proyecto aparece como «POA sin calcular»; presiona </w:t>
+      </w:r>
+      <w:r>
+        <w:rPr>
+          <w:rFonts w:ascii="Calibri" w:cs="Calibri" w:eastAsia="Calibri" w:hAnsi="Calibri"/>
+          <w:b/>
+          <w:bCs/>
+        </w:rPr>
+        <w:t xml:space="preserve">⚡ Calcular POA</w:t>
+      </w:r>
+      <w:r>
+        <w:rPr>
+          <w:rFonts w:ascii="Calibri" w:cs="Calibri" w:eastAsia="Calibri" w:hAnsi="Calibri"/>
+        </w:rPr>
+        <w:t xml:space="preserve">.</w:t>
+      </w:r>
+    </w:p>
+    <w:p>
+      <w:pPr>
+        <w:pStyle w:val="ListParagraph"/>
+        <w:numPr>
+          <w:ilvl w:val="0"/>
+          <w:numId w:val="3"/>
+        </w:numPr>
+      </w:pPr>
+      <w:r>
+        <w:rPr>
+          <w:rFonts w:ascii="Calibri" w:cs="Calibri" w:eastAsia="Calibri" w:hAnsi="Calibri"/>
+        </w:rPr>
+        <w:t xml:space="preserve">Los </w:t>
+      </w:r>
+      <w:r>
+        <w:rPr>
+          <w:rFonts w:ascii="Calibri" w:cs="Calibri" w:eastAsia="Calibri" w:hAnsi="Calibri"/>
+          <w:b/>
+          <w:bCs/>
+        </w:rPr>
+        <w:t xml:space="preserve">puntos 3D</w:t>
+      </w:r>
+      <w:r>
+        <w:rPr>
+          <w:rFonts w:ascii="Calibri" w:cs="Calibri" w:eastAsia="Calibri" w:hAnsi="Calibri"/>
+        </w:rPr>
+        <w:t xml:space="preserve"> se conservan y siguen ligados a su superficie.</w:t>
+      </w:r>
+    </w:p>
+    <w:p>
+      <w:pPr>
+        <w:pStyle w:val="ListParagraph"/>
+        <w:numPr>
+          <w:ilvl w:val="0"/>
+          <w:numId w:val="3"/>
+        </w:numPr>
+      </w:pPr>
+      <w:r>
+        <w:rPr>
+          <w:rFonts w:ascii="Calibri" w:cs="Calibri" w:eastAsia="Calibri" w:hAnsi="Calibri"/>
+        </w:rPr>
+        <w:t xml:space="preserve">Proyectos guardados antes del 24-sep-2026: si traían proyecto físico se restauran con origen </w:t>
+      </w:r>
+      <w:r>
+        <w:rPr>
+          <w:rFonts w:ascii="Calibri" w:cs="Calibri" w:eastAsia="Calibri" w:hAnsi="Calibri"/>
+          <w:b/>
+          <w:bCs/>
+        </w:rPr>
+        <w:t xml:space="preserve">físico</w:t>
+      </w:r>
+      <w:r>
+        <w:rPr>
+          <w:rFonts w:ascii="Calibri" w:cs="Calibri" w:eastAsia="Calibri" w:hAnsi="Calibri"/>
+        </w:rPr>
+        <w:t xml:space="preserve">; los demás muestran </w:t>
+      </w:r>
+      <w:r>
+        <w:rPr>
+          <w:rFonts w:ascii="Calibri" w:cs="Calibri" w:eastAsia="Calibri" w:hAnsi="Calibri"/>
+          <w:b/>
+          <w:bCs/>
+        </w:rPr>
+        <w:t xml:space="preserve">origen desconocido</w:t>
+      </w:r>
+      <w:r>
+        <w:rPr>
+          <w:rFonts w:ascii="Calibri" w:cs="Calibri" w:eastAsia="Calibri" w:hAnsi="Calibri"/>
+        </w:rPr>
+        <w:t xml:space="preserve"> hasta que vuelvas a publicar.</w:t>
+      </w:r>
+    </w:p>
+    <w:p>
+      <w:pPr>
+        <w:pStyle w:val="Heading1"/>
+      </w:pPr>
+      <w:r>
+        <w:rPr>
+          <w:rFonts w:ascii="Calibri" w:cs="Calibri" w:eastAsia="Calibri" w:hAnsi="Calibri"/>
+        </w:rPr>
+        <w:t xml:space="preserve">9. Después de actualizar o reiniciar la app</w:t>
+      </w:r>
+    </w:p>
+    <w:p>
+      <w:pPr>
+        <w:spacing w:after="120"/>
+      </w:pPr>
+      <w:r>
+        <w:rPr>
+          <w:rFonts w:ascii="Calibri" w:cs="Calibri" w:eastAsia="Calibri" w:hAnsi="Calibri"/>
+        </w:rPr>
+        <w:t xml:space="preserve">Cada despliegue (</w:t>
+      </w:r>
+      <w:r>
+        <w:rPr>
+          <w:rFonts w:ascii="Consolas" w:cs="Consolas" w:eastAsia="Consolas" w:hAnsi="Consolas"/>
+          <w:sz w:val="20"/>
+          <w:szCs w:val="20"/>
+          <w:shd w:fill="F1F3F5" w:color="auto" w:val="clear"/>
+        </w:rPr>
+        <w:t xml:space="preserve">pm2 restart streamlit-bipv</w:t>
+      </w:r>
+      <w:r>
+        <w:rPr>
+          <w:rFonts w:ascii="Calibri" w:cs="Calibri" w:eastAsia="Calibri" w:hAnsi="Calibri"/>
+        </w:rPr>
+        <w:t xml:space="preserve">) </w:t>
+      </w:r>
+      <w:r>
+        <w:rPr>
+          <w:rFonts w:ascii="Calibri" w:cs="Calibri" w:eastAsia="Calibri" w:hAnsi="Calibri"/>
+          <w:b/>
+          <w:bCs/>
+        </w:rPr>
+        <w:t xml:space="preserve">reinicia Streamlit</w:t>
+      </w:r>
+      <w:r>
+        <w:rPr>
+          <w:rFonts w:ascii="Calibri" w:cs="Calibri" w:eastAsia="Calibri" w:hAnsi="Calibri"/>
+        </w:rPr>
+        <w:t xml:space="preserve"> y borra lo que tenías abierto en el navegador: superficies, POA, sombra y bypass que no estén guardados en un proyecto.</w:t>
+      </w:r>
+    </w:p>
+    <w:p>
+      <w:pPr>
+        <w:pStyle w:val="ListParagraph"/>
+        <w:numPr>
+          <w:ilvl w:val="0"/>
+          <w:numId w:val="9"/>
+        </w:numPr>
+      </w:pPr>
+      <w:r>
+        <w:rPr>
+          <w:rFonts w:ascii="Calibri" w:cs="Calibri" w:eastAsia="Calibri" w:hAnsi="Calibri"/>
+        </w:rPr>
+        <w:t xml:space="preserve">Antes de un despliegue, </w:t>
+      </w:r>
+      <w:r>
+        <w:rPr>
+          <w:rFonts w:ascii="Calibri" w:cs="Calibri" w:eastAsia="Calibri" w:hAnsi="Calibri"/>
+          <w:b/>
+          <w:bCs/>
+        </w:rPr>
+        <w:t xml:space="preserve">guarda el proyecto</w:t>
+      </w:r>
+      <w:r>
+        <w:rPr>
+          <w:rFonts w:ascii="Calibri" w:cs="Calibri" w:eastAsia="Calibri" w:hAnsi="Calibri"/>
+        </w:rPr>
+        <w:t xml:space="preserve"> si estás trabajando en algo.</w:t>
+      </w:r>
+    </w:p>
+    <w:p>
+      <w:pPr>
+        <w:pStyle w:val="ListParagraph"/>
+        <w:numPr>
+          <w:ilvl w:val="0"/>
+          <w:numId w:val="9"/>
+        </w:numPr>
+      </w:pPr>
+      <w:r>
+        <w:rPr>
+          <w:rFonts w:ascii="Calibri" w:cs="Calibri" w:eastAsia="Calibri" w:hAnsi="Calibri"/>
+        </w:rPr>
+        <w:t xml:space="preserve">Después, recarga la página con </w:t>
+      </w:r>
+      <w:r>
+        <w:rPr>
+          <w:rFonts w:ascii="Calibri" w:cs="Calibri" w:eastAsia="Calibri" w:hAnsi="Calibri"/>
+          <w:b/>
+          <w:bCs/>
+        </w:rPr>
+        <w:t xml:space="preserve">Ctrl+F5</w:t>
+      </w:r>
+      <w:r>
+        <w:rPr>
+          <w:rFonts w:ascii="Calibri" w:cs="Calibri" w:eastAsia="Calibri" w:hAnsi="Calibri"/>
+        </w:rPr>
+        <w:t xml:space="preserve"> e inicia sesión si te lo pide.</w:t>
+      </w:r>
+    </w:p>
+    <w:p>
+      <w:pPr>
+        <w:pStyle w:val="ListParagraph"/>
+        <w:numPr>
+          <w:ilvl w:val="0"/>
+          <w:numId w:val="9"/>
+        </w:numPr>
+      </w:pPr>
+      <w:r>
+        <w:rPr>
+          <w:rFonts w:ascii="Calibri" w:cs="Calibri" w:eastAsia="Calibri" w:hAnsi="Calibri"/>
+          <w:b/>
+          <w:bCs/>
+        </w:rPr>
+        <w:t xml:space="preserve">Carga el proyecto</w:t>
+      </w:r>
+      <w:r>
+        <w:rPr>
+          <w:rFonts w:ascii="Calibri" w:cs="Calibri" w:eastAsia="Calibri" w:hAnsi="Calibri"/>
+        </w:rPr>
+        <w:t xml:space="preserve"> y pasa por </w:t>
+      </w:r>
+      <w:r>
+        <w:rPr>
+          <w:rFonts w:ascii="Calibri" w:cs="Calibri" w:eastAsia="Calibri" w:hAnsi="Calibri"/>
+          <w:b/>
+          <w:bCs/>
+        </w:rPr>
+        <w:t xml:space="preserve">☀️ Recurso Solar</w:t>
+      </w:r>
+      <w:r>
+        <w:rPr>
+          <w:rFonts w:ascii="Calibri" w:cs="Calibri" w:eastAsia="Calibri" w:hAnsi="Calibri"/>
+        </w:rPr>
+        <w:t xml:space="preserve"> (ahí se restaura el estado multi-superficie).</w:t>
+      </w:r>
+    </w:p>
+    <w:p>
+      <w:pPr>
+        <w:pStyle w:val="ListParagraph"/>
+        <w:numPr>
+          <w:ilvl w:val="0"/>
+          <w:numId w:val="9"/>
+        </w:numPr>
+      </w:pPr>
+      <w:r>
+        <w:rPr>
+          <w:rFonts w:ascii="Calibri" w:cs="Calibri" w:eastAsia="Calibri" w:hAnsi="Calibri"/>
+        </w:rPr>
+        <w:t xml:space="preserve">En Vista 3D pulsa </w:t>
+      </w:r>
+      <w:r>
+        <w:rPr>
+          <w:rFonts w:ascii="Calibri" w:cs="Calibri" w:eastAsia="Calibri" w:hAnsi="Calibri"/>
+          <w:b/>
+          <w:bCs/>
+        </w:rPr>
+        <w:t xml:space="preserve">⚡ Calcular POA</w:t>
+      </w:r>
+      <w:r>
+        <w:rPr>
+          <w:rFonts w:ascii="Calibri" w:cs="Calibri" w:eastAsia="Calibri" w:hAnsi="Calibri"/>
+        </w:rPr>
+        <w:t xml:space="preserve">: la POA por superficie no se guarda con el proyecto.</w:t>
+      </w:r>
+    </w:p>
+    <w:p>
+      <w:pPr>
+        <w:pBdr>
+          <w:left w:val="single" w:color="E3A008" w:sz="18" w:space="8"/>
+        </w:pBdr>
+        <w:shd w:fill="FFF8E1" w:color="auto" w:val="clear"/>
+        <w:spacing w:after="120" w:before="120"/>
+        <w:ind w:left="360"/>
+      </w:pPr>
+      <w:r>
+        <w:rPr>
+          <w:rFonts w:ascii="Calibri" w:cs="Calibri" w:eastAsia="Calibri" w:hAnsi="Calibri"/>
+        </w:rPr>
+        <w:t xml:space="preserve">💡 </w:t>
+      </w:r>
+      <w:r>
+        <w:rPr>
+          <w:rFonts w:ascii="Calibri" w:cs="Calibri" w:eastAsia="Calibri" w:hAnsi="Calibri"/>
+          <w:b/>
+          <w:bCs/>
+        </w:rPr>
+        <w:t xml:space="preserve">Explicación — los campos del editor.</w:t>
+      </w:r>
+      <w:r>
+        <w:rPr>
+          <w:rFonts w:ascii="Calibri" w:cs="Calibri" w:eastAsia="Calibri" w:hAnsi="Calibri"/>
+        </w:rPr>
+        <w:t xml:space="preserve"> Desde el 25-sep-2026, Nombre, Tipo, Tilt, Azimuth, Área, Activa y Montaje conservan lo que escribes y el encabezado de la superficie («… · Az 170° · …») se actualiza al instante. Si cambias el tipo a uno con otro rango de tilt (por ejemplo Fachada 90° → Techo), el tilt se ajusta solo al máximo permitido (45°).</w:t>
+      </w:r>
+    </w:p>
+    <w:p>
+      <w:pPr>
+        <w:pStyle w:val="Heading1"/>
+      </w:pPr>
+      <w:r>
+        <w:rPr>
+          <w:rFonts w:ascii="Calibri" w:cs="Calibri" w:eastAsia="Calibri" w:hAnsi="Calibri"/>
+        </w:rPr>
+        <w:t xml:space="preserve">10. Lista de verificación antes de ir a Financiero</w:t>
+      </w:r>
+    </w:p>
+    <w:p>
+      <w:pPr>
+        <w:ind w:left="360" w:hanging="360"/>
+      </w:pPr>
+      <w:r>
+        <w:rPr>
+          <w:rFonts w:ascii="Segoe UI Symbol" w:cs="Segoe UI Symbol" w:eastAsia="Segoe UI Symbol" w:hAnsi="Segoe UI Symbol"/>
+        </w:rPr>
+        <w:t xml:space="preserve">☐  </w:t>
+      </w:r>
+      <w:r>
+        <w:rPr>
+          <w:rFonts w:ascii="Calibri" w:cs="Calibri" w:eastAsia="Calibri" w:hAnsi="Calibri"/>
+        </w:rPr>
+        <w:t xml:space="preserve">Recurso Solar ✅ y TMY vigente.</w:t>
+      </w:r>
+    </w:p>
+    <w:p>
+      <w:pPr>
+        <w:ind w:left="360" w:hanging="360"/>
+      </w:pPr>
+      <w:r>
+        <w:rPr>
+          <w:rFonts w:ascii="Segoe UI Symbol" w:cs="Segoe UI Symbol" w:eastAsia="Segoe UI Symbol" w:hAnsi="Segoe UI Symbol"/>
+        </w:rPr>
+        <w:t xml:space="preserve">☐  </w:t>
+      </w:r>
+      <w:r>
+        <w:rPr>
+          <w:rFonts w:ascii="Calibri" w:cs="Calibri" w:eastAsia="Calibri" w:hAnsi="Calibri"/>
+        </w:rPr>
+        <w:t xml:space="preserve">Todas las superficies reales creadas, con tilt, azimut y área correctos, y las que no existen desactivadas.</w:t>
+      </w:r>
+    </w:p>
+    <w:p>
+      <w:pPr>
+        <w:ind w:left="360" w:hanging="360"/>
+      </w:pPr>
+      <w:r>
+        <w:rPr>
+          <w:rFonts w:ascii="Segoe UI Symbol" w:cs="Segoe UI Symbol" w:eastAsia="Segoe UI Symbol" w:hAnsi="Segoe UI Symbol"/>
+        </w:rPr>
+        <w:t xml:space="preserve">☐  </w:t>
+      </w:r>
+      <w:r>
+        <w:rPr>
+          <w:rFonts w:ascii="Calibri" w:cs="Calibri" w:eastAsia="Calibri" w:hAnsi="Calibri"/>
+        </w:rPr>
+        <w:t xml:space="preserve">Montaje "Ventilada" solo donde existe físicamente.</w:t>
+      </w:r>
+    </w:p>
+    <w:p>
+      <w:pPr>
+        <w:ind w:left="360" w:hanging="360"/>
+      </w:pPr>
+      <w:r>
+        <w:rPr>
+          <w:rFonts w:ascii="Segoe UI Symbol" w:cs="Segoe UI Symbol" w:eastAsia="Segoe UI Symbol" w:hAnsi="Segoe UI Symbol"/>
+        </w:rPr>
+        <w:t xml:space="preserve">☐  </w:t>
+      </w:r>
+      <w:r>
+        <w:rPr>
+          <w:rFonts w:ascii="Calibri" w:cs="Calibri" w:eastAsia="Calibri" w:hAnsi="Calibri"/>
+        </w:rPr>
+        <w:t xml:space="preserve">Ningún aviso </w:t>
+      </w:r>
+      <w:r>
+        <w:rPr>
+          <w:rFonts w:ascii="Calibri" w:cs="Calibri" w:eastAsia="Calibri" w:hAnsi="Calibri"/>
+          <w:b/>
+          <w:bCs/>
+        </w:rPr>
+        <w:t xml:space="preserve">⚠️ Estas superficies no tienen POA vigente…</w:t>
+      </w:r>
+      <w:r>
+        <w:rPr>
+          <w:rFonts w:ascii="Calibri" w:cs="Calibri" w:eastAsia="Calibri" w:hAnsi="Calibri"/>
+        </w:rPr>
+        <w:t xml:space="preserve">.</w:t>
+      </w:r>
+    </w:p>
+    <w:p>
+      <w:pPr>
+        <w:ind w:left="360" w:hanging="360"/>
+      </w:pPr>
+      <w:r>
+        <w:rPr>
+          <w:rFonts w:ascii="Segoe UI Symbol" w:cs="Segoe UI Symbol" w:eastAsia="Segoe UI Symbol" w:hAnsi="Segoe UI Symbol"/>
+        </w:rPr>
+        <w:t xml:space="preserve">☐  </w:t>
+      </w:r>
+      <w:r>
+        <w:rPr>
+          <w:rFonts w:ascii="Calibri" w:cs="Calibri" w:eastAsia="Calibri" w:hAnsi="Calibri"/>
+        </w:rPr>
+        <w:t xml:space="preserve">Si usas sombra 3D: escena del sitio correcto, puntos fuera del volumen (20–50 cm) y todas las superficies en 🟢 en </w:t>
+      </w:r>
+      <w:r>
+        <w:rPr>
+          <w:rFonts w:ascii="Calibri" w:cs="Calibri" w:eastAsia="Calibri" w:hAnsi="Calibri"/>
+          <w:i/>
+          <w:iCs/>
+        </w:rPr>
         <w:t xml:space="preserve">Estado de la sombra por superficie</w:t>
       </w:r>
       <w:r>
@@ -7086,7 +8056,7 @@
         <w:rPr>
           <w:rFonts w:ascii="Calibri" w:cs="Calibri" w:eastAsia="Calibri" w:hAnsi="Calibri"/>
         </w:rPr>
-        <w:t xml:space="preserve">10. Mensajes frecuentes y qué hacer</w:t>
+        <w:t xml:space="preserve">11. Mensajes frecuentes y qué hacer</w:t>
       </w:r>
     </w:p>
     <w:tbl>
@@ -9349,6 +10319,2482 @@
       </w:tr>
     </w:tbl>
     <w:p/>
+    <w:p>
+      <w:pPr>
+        <w:pStyle w:val="Heading1"/>
+      </w:pPr>
+      <w:r>
+        <w:rPr>
+          <w:rFonts w:ascii="Calibri" w:cs="Calibri" w:eastAsia="Calibri" w:hAnsi="Calibri"/>
+        </w:rPr>
+        <w:t xml:space="preserve">Anexo A. Ejercicio completo de verificación (con valores)</w:t>
+      </w:r>
+    </w:p>
+    <w:p>
+      <w:pPr>
+        <w:spacing w:after="120"/>
+      </w:pPr>
+      <w:r>
+        <w:rPr>
+          <w:rFonts w:ascii="Calibri" w:cs="Calibri" w:eastAsia="Calibri" w:hAnsi="Calibri"/>
+        </w:rPr>
+        <w:t xml:space="preserve">Este ejercicio es el que se usó el 24 y 25-sep-2026 para validar la página en producción. Sirve para comprobar que todo funciona después de una actualización. Tarda unos 30 minutos.</w:t>
+      </w:r>
+    </w:p>
+    <w:p>
+      <w:pPr>
+        <w:pStyle w:val="Heading2"/>
+      </w:pPr>
+      <w:r>
+        <w:rPr>
+          <w:rFonts w:ascii="Calibri" w:cs="Calibri" w:eastAsia="Calibri" w:hAnsi="Calibri"/>
+        </w:rPr>
+        <w:t xml:space="preserve">A.1 Preparación</w:t>
+      </w:r>
+    </w:p>
+    <w:p>
+      <w:pPr>
+        <w:pStyle w:val="ListParagraph"/>
+        <w:numPr>
+          <w:ilvl w:val="0"/>
+          <w:numId w:val="10"/>
+        </w:numPr>
+      </w:pPr>
+      <w:r>
+        <w:rPr>
+          <w:rFonts w:ascii="Calibri" w:cs="Calibri" w:eastAsia="Calibri" w:hAnsi="Calibri"/>
+        </w:rPr>
+        <w:t xml:space="preserve">Carga un proyecto con </w:t>
+      </w:r>
+      <w:r>
+        <w:rPr>
+          <w:rFonts w:ascii="Calibri" w:cs="Calibri" w:eastAsia="Calibri" w:hAnsi="Calibri"/>
+          <w:b/>
+          <w:bCs/>
+        </w:rPr>
+        <w:t xml:space="preserve">🏠 Proyecto</w:t>
+      </w:r>
+      <w:r>
+        <w:rPr>
+          <w:rFonts w:ascii="Calibri" w:cs="Calibri" w:eastAsia="Calibri" w:hAnsi="Calibri"/>
+        </w:rPr>
+        <w:t xml:space="preserve">, </w:t>
+      </w:r>
+      <w:r>
+        <w:rPr>
+          <w:rFonts w:ascii="Calibri" w:cs="Calibri" w:eastAsia="Calibri" w:hAnsi="Calibri"/>
+          <w:b/>
+          <w:bCs/>
+        </w:rPr>
+        <w:t xml:space="preserve">☀️ Recurso Solar</w:t>
+      </w:r>
+      <w:r>
+        <w:rPr>
+          <w:rFonts w:ascii="Calibri" w:cs="Calibri" w:eastAsia="Calibri" w:hAnsi="Calibri"/>
+        </w:rPr>
+        <w:t xml:space="preserve"> (TMY) y </w:t>
+      </w:r>
+      <w:r>
+        <w:rPr>
+          <w:rFonts w:ascii="Calibri" w:cs="Calibri" w:eastAsia="Calibri" w:hAnsi="Calibri"/>
+          <w:b/>
+          <w:bCs/>
+        </w:rPr>
+        <w:t xml:space="preserve">📐 Dimensionamiento</w:t>
+      </w:r>
+      <w:r>
+        <w:rPr>
+          <w:rFonts w:ascii="Calibri" w:cs="Calibri" w:eastAsia="Calibri" w:hAnsi="Calibri"/>
+        </w:rPr>
+        <w:t xml:space="preserve"> (panel) calculados.</w:t>
+      </w:r>
+    </w:p>
+    <w:p>
+      <w:pPr>
+        <w:pStyle w:val="ListParagraph"/>
+        <w:numPr>
+          <w:ilvl w:val="0"/>
+          <w:numId w:val="10"/>
+        </w:numPr>
+      </w:pPr>
+      <w:r>
+        <w:rPr>
+          <w:rFonts w:ascii="Calibri" w:cs="Calibri" w:eastAsia="Calibri" w:hAnsi="Calibri"/>
+        </w:rPr>
+        <w:t xml:space="preserve">En </w:t>
+      </w:r>
+      <w:r>
+        <w:rPr>
+          <w:rFonts w:ascii="Calibri" w:cs="Calibri" w:eastAsia="Calibri" w:hAnsi="Calibri"/>
+          <w:b/>
+          <w:bCs/>
+        </w:rPr>
+        <w:t xml:space="preserve">⚙️ Superficies BIPV</w:t>
+      </w:r>
+      <w:r>
+        <w:rPr>
+          <w:rFonts w:ascii="Calibri" w:cs="Calibri" w:eastAsia="Calibri" w:hAnsi="Calibri"/>
+        </w:rPr>
+        <w:t xml:space="preserve"> deja </w:t>
+      </w:r>
+      <w:r>
+        <w:rPr>
+          <w:rFonts w:ascii="Calibri" w:cs="Calibri" w:eastAsia="Calibri" w:hAnsi="Calibri"/>
+          <w:b/>
+          <w:bCs/>
+        </w:rPr>
+        <w:t xml:space="preserve">2 superficies activas</w:t>
+      </w:r>
+      <w:r>
+        <w:rPr>
+          <w:rFonts w:ascii="Calibri" w:cs="Calibri" w:eastAsia="Calibri" w:hAnsi="Calibri"/>
+        </w:rPr>
+        <w:t xml:space="preserve">:</w:t>
+      </w:r>
+    </w:p>
+    <w:tbl>
+      <w:tblPr>
+        <w:tblW w:type="dxa" w:w="9026"/>
+        <w:tblBorders>
+          <w:top w:val="single" w:color="auto" w:sz="4"/>
+          <w:left w:val="single" w:color="auto" w:sz="4"/>
+          <w:bottom w:val="single" w:color="auto" w:sz="4"/>
+          <w:right w:val="single" w:color="auto" w:sz="4"/>
+          <w:insideH w:val="single" w:color="auto" w:sz="4"/>
+          <w:insideV w:val="single" w:color="auto" w:sz="4"/>
+        </w:tblBorders>
+      </w:tblPr>
+      <w:tblGrid>
+        <w:gridCol w:w="3414"/>
+        <w:gridCol w:w="1504"/>
+        <w:gridCol w:w="1100"/>
+        <w:gridCol w:w="1504"/>
+        <w:gridCol w:w="1504"/>
+      </w:tblGrid>
+      <w:tr>
+        <w:trPr>
+          <w:tblHeader/>
+        </w:trPr>
+        <w:tc>
+          <w:tcPr>
+            <w:tcW w:type="dxa" w:w="3414"/>
+            <w:tcBorders>
+              <w:top w:val="single" w:color="BFC5CC" w:sz="4"/>
+              <w:left w:val="single" w:color="BFC5CC" w:sz="4"/>
+              <w:bottom w:val="single" w:color="BFC5CC" w:sz="4"/>
+              <w:right w:val="single" w:color="BFC5CC" w:sz="4"/>
+            </w:tcBorders>
+            <w:shd w:fill="1F4E79" w:color="auto" w:val="clear"/>
+            <w:tcMar>
+              <w:top w:type="dxa" w:w="60"/>
+              <w:left w:type="dxa" w:w="100"/>
+              <w:bottom w:type="dxa" w:w="60"/>
+              <w:right w:type="dxa" w:w="100"/>
+            </w:tcMar>
+          </w:tcPr>
+          <w:p>
+            <w:r>
+              <w:rPr>
+                <w:rFonts w:ascii="Calibri" w:cs="Calibri" w:eastAsia="Calibri" w:hAnsi="Calibri"/>
+                <w:b/>
+                <w:bCs/>
+                <w:color w:val="FFFFFF"/>
+                <w:sz w:val="20"/>
+                <w:szCs w:val="20"/>
+              </w:rPr>
+              <w:t xml:space="preserve">Superficie</w:t>
+            </w:r>
+          </w:p>
+        </w:tc>
+        <w:tc>
+          <w:tcPr>
+            <w:tcW w:type="dxa" w:w="1504"/>
+            <w:tcBorders>
+              <w:top w:val="single" w:color="BFC5CC" w:sz="4"/>
+              <w:left w:val="single" w:color="BFC5CC" w:sz="4"/>
+              <w:bottom w:val="single" w:color="BFC5CC" w:sz="4"/>
+              <w:right w:val="single" w:color="BFC5CC" w:sz="4"/>
+            </w:tcBorders>
+            <w:shd w:fill="1F4E79" w:color="auto" w:val="clear"/>
+            <w:tcMar>
+              <w:top w:type="dxa" w:w="60"/>
+              <w:left w:type="dxa" w:w="100"/>
+              <w:bottom w:type="dxa" w:w="60"/>
+              <w:right w:type="dxa" w:w="100"/>
+            </w:tcMar>
+          </w:tcPr>
+          <w:p>
+            <w:r>
+              <w:rPr>
+                <w:rFonts w:ascii="Calibri" w:cs="Calibri" w:eastAsia="Calibri" w:hAnsi="Calibri"/>
+                <w:b/>
+                <w:bCs/>
+                <w:color w:val="FFFFFF"/>
+                <w:sz w:val="20"/>
+                <w:szCs w:val="20"/>
+              </w:rPr>
+              <w:t xml:space="preserve">Tipo</w:t>
+            </w:r>
+          </w:p>
+        </w:tc>
+        <w:tc>
+          <w:tcPr>
+            <w:tcW w:type="dxa" w:w="1100"/>
+            <w:tcBorders>
+              <w:top w:val="single" w:color="BFC5CC" w:sz="4"/>
+              <w:left w:val="single" w:color="BFC5CC" w:sz="4"/>
+              <w:bottom w:val="single" w:color="BFC5CC" w:sz="4"/>
+              <w:right w:val="single" w:color="BFC5CC" w:sz="4"/>
+            </w:tcBorders>
+            <w:shd w:fill="1F4E79" w:color="auto" w:val="clear"/>
+            <w:tcMar>
+              <w:top w:type="dxa" w:w="60"/>
+              <w:left w:type="dxa" w:w="100"/>
+              <w:bottom w:type="dxa" w:w="60"/>
+              <w:right w:type="dxa" w:w="100"/>
+            </w:tcMar>
+          </w:tcPr>
+          <w:p>
+            <w:r>
+              <w:rPr>
+                <w:rFonts w:ascii="Calibri" w:cs="Calibri" w:eastAsia="Calibri" w:hAnsi="Calibri"/>
+                <w:b/>
+                <w:bCs/>
+                <w:color w:val="FFFFFF"/>
+                <w:sz w:val="20"/>
+                <w:szCs w:val="20"/>
+              </w:rPr>
+              <w:t xml:space="preserve">Tilt</w:t>
+            </w:r>
+          </w:p>
+        </w:tc>
+        <w:tc>
+          <w:tcPr>
+            <w:tcW w:type="dxa" w:w="1504"/>
+            <w:tcBorders>
+              <w:top w:val="single" w:color="BFC5CC" w:sz="4"/>
+              <w:left w:val="single" w:color="BFC5CC" w:sz="4"/>
+              <w:bottom w:val="single" w:color="BFC5CC" w:sz="4"/>
+              <w:right w:val="single" w:color="BFC5CC" w:sz="4"/>
+            </w:tcBorders>
+            <w:shd w:fill="1F4E79" w:color="auto" w:val="clear"/>
+            <w:tcMar>
+              <w:top w:type="dxa" w:w="60"/>
+              <w:left w:type="dxa" w:w="100"/>
+              <w:bottom w:type="dxa" w:w="60"/>
+              <w:right w:type="dxa" w:w="100"/>
+            </w:tcMar>
+          </w:tcPr>
+          <w:p>
+            <w:r>
+              <w:rPr>
+                <w:rFonts w:ascii="Calibri" w:cs="Calibri" w:eastAsia="Calibri" w:hAnsi="Calibri"/>
+                <w:b/>
+                <w:bCs/>
+                <w:color w:val="FFFFFF"/>
+                <w:sz w:val="20"/>
+                <w:szCs w:val="20"/>
+              </w:rPr>
+              <w:t xml:space="preserve">Azimuth</w:t>
+            </w:r>
+          </w:p>
+        </w:tc>
+        <w:tc>
+          <w:tcPr>
+            <w:tcW w:type="dxa" w:w="1504"/>
+            <w:tcBorders>
+              <w:top w:val="single" w:color="BFC5CC" w:sz="4"/>
+              <w:left w:val="single" w:color="BFC5CC" w:sz="4"/>
+              <w:bottom w:val="single" w:color="BFC5CC" w:sz="4"/>
+              <w:right w:val="single" w:color="BFC5CC" w:sz="4"/>
+            </w:tcBorders>
+            <w:shd w:fill="1F4E79" w:color="auto" w:val="clear"/>
+            <w:tcMar>
+              <w:top w:type="dxa" w:w="60"/>
+              <w:left w:type="dxa" w:w="100"/>
+              <w:bottom w:type="dxa" w:w="60"/>
+              <w:right w:type="dxa" w:w="100"/>
+            </w:tcMar>
+          </w:tcPr>
+          <w:p>
+            <w:r>
+              <w:rPr>
+                <w:rFonts w:ascii="Calibri" w:cs="Calibri" w:eastAsia="Calibri" w:hAnsi="Calibri"/>
+                <w:b/>
+                <w:bCs/>
+                <w:color w:val="FFFFFF"/>
+                <w:sz w:val="20"/>
+                <w:szCs w:val="20"/>
+              </w:rPr>
+              <w:t xml:space="preserve">Área</w:t>
+            </w:r>
+          </w:p>
+        </w:tc>
+      </w:tr>
+      <w:tr>
+        <w:trPr>
+          <w:tblHeader w:val="false"/>
+        </w:trPr>
+        <w:tc>
+          <w:tcPr>
+            <w:tcW w:type="dxa" w:w="3414"/>
+            <w:tcBorders>
+              <w:top w:val="single" w:color="BFC5CC" w:sz="4"/>
+              <w:left w:val="single" w:color="BFC5CC" w:sz="4"/>
+              <w:bottom w:val="single" w:color="BFC5CC" w:sz="4"/>
+              <w:right w:val="single" w:color="BFC5CC" w:sz="4"/>
+            </w:tcBorders>
+            <w:tcMar>
+              <w:top w:type="dxa" w:w="60"/>
+              <w:left w:type="dxa" w:w="100"/>
+              <w:bottom w:type="dxa" w:w="60"/>
+              <w:right w:type="dxa" w:w="100"/>
+            </w:tcMar>
+          </w:tcPr>
+          <w:p>
+            <w:r>
+              <w:rPr>
+                <w:rFonts w:ascii="Calibri" w:cs="Calibri" w:eastAsia="Calibri" w:hAnsi="Calibri"/>
+                <w:sz w:val="20"/>
+                <w:szCs w:val="20"/>
+              </w:rPr>
+              <w:t xml:space="preserve">Fachada principal</w:t>
+            </w:r>
+          </w:p>
+        </w:tc>
+        <w:tc>
+          <w:tcPr>
+            <w:tcW w:type="dxa" w:w="1504"/>
+            <w:tcBorders>
+              <w:top w:val="single" w:color="BFC5CC" w:sz="4"/>
+              <w:left w:val="single" w:color="BFC5CC" w:sz="4"/>
+              <w:bottom w:val="single" w:color="BFC5CC" w:sz="4"/>
+              <w:right w:val="single" w:color="BFC5CC" w:sz="4"/>
+            </w:tcBorders>
+            <w:tcMar>
+              <w:top w:type="dxa" w:w="60"/>
+              <w:left w:type="dxa" w:w="100"/>
+              <w:bottom w:type="dxa" w:w="60"/>
+              <w:right w:type="dxa" w:w="100"/>
+            </w:tcMar>
+          </w:tcPr>
+          <w:p>
+            <w:r>
+              <w:rPr>
+                <w:rFonts w:ascii="Calibri" w:cs="Calibri" w:eastAsia="Calibri" w:hAnsi="Calibri"/>
+                <w:sz w:val="20"/>
+                <w:szCs w:val="20"/>
+              </w:rPr>
+              <w:t xml:space="preserve">Fachada</w:t>
+            </w:r>
+          </w:p>
+        </w:tc>
+        <w:tc>
+          <w:tcPr>
+            <w:tcW w:type="dxa" w:w="1100"/>
+            <w:tcBorders>
+              <w:top w:val="single" w:color="BFC5CC" w:sz="4"/>
+              <w:left w:val="single" w:color="BFC5CC" w:sz="4"/>
+              <w:bottom w:val="single" w:color="BFC5CC" w:sz="4"/>
+              <w:right w:val="single" w:color="BFC5CC" w:sz="4"/>
+            </w:tcBorders>
+            <w:tcMar>
+              <w:top w:type="dxa" w:w="60"/>
+              <w:left w:type="dxa" w:w="100"/>
+              <w:bottom w:type="dxa" w:w="60"/>
+              <w:right w:type="dxa" w:w="100"/>
+            </w:tcMar>
+          </w:tcPr>
+          <w:p>
+            <w:r>
+              <w:rPr>
+                <w:rFonts w:ascii="Calibri" w:cs="Calibri" w:eastAsia="Calibri" w:hAnsi="Calibri"/>
+                <w:sz w:val="20"/>
+                <w:szCs w:val="20"/>
+              </w:rPr>
+              <w:t xml:space="preserve">90°</w:t>
+            </w:r>
+          </w:p>
+        </w:tc>
+        <w:tc>
+          <w:tcPr>
+            <w:tcW w:type="dxa" w:w="1504"/>
+            <w:tcBorders>
+              <w:top w:val="single" w:color="BFC5CC" w:sz="4"/>
+              <w:left w:val="single" w:color="BFC5CC" w:sz="4"/>
+              <w:bottom w:val="single" w:color="BFC5CC" w:sz="4"/>
+              <w:right w:val="single" w:color="BFC5CC" w:sz="4"/>
+            </w:tcBorders>
+            <w:tcMar>
+              <w:top w:type="dxa" w:w="60"/>
+              <w:left w:type="dxa" w:w="100"/>
+              <w:bottom w:type="dxa" w:w="60"/>
+              <w:right w:type="dxa" w:w="100"/>
+            </w:tcMar>
+          </w:tcPr>
+          <w:p>
+            <w:r>
+              <w:rPr>
+                <w:rFonts w:ascii="Calibri" w:cs="Calibri" w:eastAsia="Calibri" w:hAnsi="Calibri"/>
+                <w:sz w:val="20"/>
+                <w:szCs w:val="20"/>
+              </w:rPr>
+              <w:t xml:space="preserve">180°</w:t>
+            </w:r>
+          </w:p>
+        </w:tc>
+        <w:tc>
+          <w:tcPr>
+            <w:tcW w:type="dxa" w:w="1504"/>
+            <w:tcBorders>
+              <w:top w:val="single" w:color="BFC5CC" w:sz="4"/>
+              <w:left w:val="single" w:color="BFC5CC" w:sz="4"/>
+              <w:bottom w:val="single" w:color="BFC5CC" w:sz="4"/>
+              <w:right w:val="single" w:color="BFC5CC" w:sz="4"/>
+            </w:tcBorders>
+            <w:tcMar>
+              <w:top w:type="dxa" w:w="60"/>
+              <w:left w:type="dxa" w:w="100"/>
+              <w:bottom w:type="dxa" w:w="60"/>
+              <w:right w:type="dxa" w:w="100"/>
+            </w:tcMar>
+          </w:tcPr>
+          <w:p>
+            <w:r>
+              <w:rPr>
+                <w:rFonts w:ascii="Calibri" w:cs="Calibri" w:eastAsia="Calibri" w:hAnsi="Calibri"/>
+                <w:sz w:val="20"/>
+                <w:szCs w:val="20"/>
+              </w:rPr>
+              <w:t xml:space="preserve">97,3 m²</w:t>
+            </w:r>
+          </w:p>
+        </w:tc>
+      </w:tr>
+      <w:tr>
+        <w:trPr>
+          <w:tblHeader w:val="false"/>
+        </w:trPr>
+        <w:tc>
+          <w:tcPr>
+            <w:tcW w:type="dxa" w:w="3414"/>
+            <w:tcBorders>
+              <w:top w:val="single" w:color="BFC5CC" w:sz="4"/>
+              <w:left w:val="single" w:color="BFC5CC" w:sz="4"/>
+              <w:bottom w:val="single" w:color="BFC5CC" w:sz="4"/>
+              <w:right w:val="single" w:color="BFC5CC" w:sz="4"/>
+            </w:tcBorders>
+            <w:tcMar>
+              <w:top w:type="dxa" w:w="60"/>
+              <w:left w:type="dxa" w:w="100"/>
+              <w:bottom w:type="dxa" w:w="60"/>
+              <w:right w:type="dxa" w:w="100"/>
+            </w:tcMar>
+          </w:tcPr>
+          <w:p>
+            <w:r>
+              <w:rPr>
+                <w:rFonts w:ascii="Calibri" w:cs="Calibri" w:eastAsia="Calibri" w:hAnsi="Calibri"/>
+                <w:sz w:val="20"/>
+                <w:szCs w:val="20"/>
+              </w:rPr>
+              <w:t xml:space="preserve">Techo 1</w:t>
+            </w:r>
+          </w:p>
+        </w:tc>
+        <w:tc>
+          <w:tcPr>
+            <w:tcW w:type="dxa" w:w="1504"/>
+            <w:tcBorders>
+              <w:top w:val="single" w:color="BFC5CC" w:sz="4"/>
+              <w:left w:val="single" w:color="BFC5CC" w:sz="4"/>
+              <w:bottom w:val="single" w:color="BFC5CC" w:sz="4"/>
+              <w:right w:val="single" w:color="BFC5CC" w:sz="4"/>
+            </w:tcBorders>
+            <w:tcMar>
+              <w:top w:type="dxa" w:w="60"/>
+              <w:left w:type="dxa" w:w="100"/>
+              <w:bottom w:type="dxa" w:w="60"/>
+              <w:right w:type="dxa" w:w="100"/>
+            </w:tcMar>
+          </w:tcPr>
+          <w:p>
+            <w:r>
+              <w:rPr>
+                <w:rFonts w:ascii="Calibri" w:cs="Calibri" w:eastAsia="Calibri" w:hAnsi="Calibri"/>
+                <w:sz w:val="20"/>
+                <w:szCs w:val="20"/>
+              </w:rPr>
+              <w:t xml:space="preserve">Techo</w:t>
+            </w:r>
+          </w:p>
+        </w:tc>
+        <w:tc>
+          <w:tcPr>
+            <w:tcW w:type="dxa" w:w="1100"/>
+            <w:tcBorders>
+              <w:top w:val="single" w:color="BFC5CC" w:sz="4"/>
+              <w:left w:val="single" w:color="BFC5CC" w:sz="4"/>
+              <w:bottom w:val="single" w:color="BFC5CC" w:sz="4"/>
+              <w:right w:val="single" w:color="BFC5CC" w:sz="4"/>
+            </w:tcBorders>
+            <w:tcMar>
+              <w:top w:type="dxa" w:w="60"/>
+              <w:left w:type="dxa" w:w="100"/>
+              <w:bottom w:type="dxa" w:w="60"/>
+              <w:right w:type="dxa" w:w="100"/>
+            </w:tcMar>
+          </w:tcPr>
+          <w:p>
+            <w:r>
+              <w:rPr>
+                <w:rFonts w:ascii="Calibri" w:cs="Calibri" w:eastAsia="Calibri" w:hAnsi="Calibri"/>
+                <w:sz w:val="20"/>
+                <w:szCs w:val="20"/>
+              </w:rPr>
+              <w:t xml:space="preserve">10°</w:t>
+            </w:r>
+          </w:p>
+        </w:tc>
+        <w:tc>
+          <w:tcPr>
+            <w:tcW w:type="dxa" w:w="1504"/>
+            <w:tcBorders>
+              <w:top w:val="single" w:color="BFC5CC" w:sz="4"/>
+              <w:left w:val="single" w:color="BFC5CC" w:sz="4"/>
+              <w:bottom w:val="single" w:color="BFC5CC" w:sz="4"/>
+              <w:right w:val="single" w:color="BFC5CC" w:sz="4"/>
+            </w:tcBorders>
+            <w:tcMar>
+              <w:top w:type="dxa" w:w="60"/>
+              <w:left w:type="dxa" w:w="100"/>
+              <w:bottom w:type="dxa" w:w="60"/>
+              <w:right w:type="dxa" w:w="100"/>
+            </w:tcMar>
+          </w:tcPr>
+          <w:p>
+            <w:r>
+              <w:rPr>
+                <w:rFonts w:ascii="Calibri" w:cs="Calibri" w:eastAsia="Calibri" w:hAnsi="Calibri"/>
+                <w:sz w:val="20"/>
+                <w:szCs w:val="20"/>
+              </w:rPr>
+              <w:t xml:space="preserve">180°</w:t>
+            </w:r>
+          </w:p>
+        </w:tc>
+        <w:tc>
+          <w:tcPr>
+            <w:tcW w:type="dxa" w:w="1504"/>
+            <w:tcBorders>
+              <w:top w:val="single" w:color="BFC5CC" w:sz="4"/>
+              <w:left w:val="single" w:color="BFC5CC" w:sz="4"/>
+              <w:bottom w:val="single" w:color="BFC5CC" w:sz="4"/>
+              <w:right w:val="single" w:color="BFC5CC" w:sz="4"/>
+            </w:tcBorders>
+            <w:tcMar>
+              <w:top w:type="dxa" w:w="60"/>
+              <w:left w:type="dxa" w:w="100"/>
+              <w:bottom w:type="dxa" w:w="60"/>
+              <w:right w:type="dxa" w:w="100"/>
+            </w:tcMar>
+          </w:tcPr>
+          <w:p>
+            <w:r>
+              <w:rPr>
+                <w:rFonts w:ascii="Calibri" w:cs="Calibri" w:eastAsia="Calibri" w:hAnsi="Calibri"/>
+                <w:sz w:val="20"/>
+                <w:szCs w:val="20"/>
+              </w:rPr>
+              <w:t xml:space="preserve">97,3 m²</w:t>
+            </w:r>
+          </w:p>
+        </w:tc>
+      </w:tr>
+    </w:tbl>
+    <w:p/>
+    <w:p>
+      <w:pPr>
+        <w:pStyle w:val="Heading2"/>
+      </w:pPr>
+      <w:r>
+        <w:rPr>
+          <w:rFonts w:ascii="Calibri" w:cs="Calibri" w:eastAsia="Calibri" w:hAnsi="Calibri"/>
+        </w:rPr>
+        <w:t xml:space="preserve">A.2 Prueba 1 · POA vigente</w:t>
+      </w:r>
+    </w:p>
+    <w:p>
+      <w:pPr>
+        <w:pStyle w:val="ListParagraph"/>
+        <w:numPr>
+          <w:ilvl w:val="0"/>
+          <w:numId w:val="10"/>
+        </w:numPr>
+      </w:pPr>
+      <w:r>
+        <w:rPr>
+          <w:rFonts w:ascii="Calibri" w:cs="Calibri" w:eastAsia="Calibri" w:hAnsi="Calibri"/>
+        </w:rPr>
+        <w:t xml:space="preserve">Pulsa </w:t>
+      </w:r>
+      <w:r>
+        <w:rPr>
+          <w:rFonts w:ascii="Calibri" w:cs="Calibri" w:eastAsia="Calibri" w:hAnsi="Calibri"/>
+          <w:b/>
+          <w:bCs/>
+        </w:rPr>
+        <w:t xml:space="preserve">⚡ Calcular POA</w:t>
+      </w:r>
+      <w:r>
+        <w:rPr>
+          <w:rFonts w:ascii="Calibri" w:cs="Calibri" w:eastAsia="Calibri" w:hAnsi="Calibri"/>
+        </w:rPr>
+        <w:t xml:space="preserve"> → «POA calculada para 2 superficie(s)».</w:t>
+      </w:r>
+    </w:p>
+    <w:p>
+      <w:pPr>
+        <w:pStyle w:val="ListParagraph"/>
+        <w:numPr>
+          <w:ilvl w:val="0"/>
+          <w:numId w:val="10"/>
+        </w:numPr>
+      </w:pPr>
+      <w:r>
+        <w:rPr>
+          <w:rFonts w:ascii="Calibri" w:cs="Calibri" w:eastAsia="Calibri" w:hAnsi="Calibri"/>
+        </w:rPr>
+        <w:t xml:space="preserve">Cambia el tilt de la fachada (90 → 75) </w:t>
+      </w:r>
+      <w:r>
+        <w:rPr>
+          <w:rFonts w:ascii="Calibri" w:cs="Calibri" w:eastAsia="Calibri" w:hAnsi="Calibri"/>
+          <w:b/>
+          <w:bCs/>
+        </w:rPr>
+        <w:t xml:space="preserve">sin recalcular</w:t>
+      </w:r>
+      <w:r>
+        <w:rPr>
+          <w:rFonts w:ascii="Calibri" w:cs="Calibri" w:eastAsia="Calibri" w:hAnsi="Calibri"/>
+        </w:rPr>
+        <w:t xml:space="preserve"> → aviso «⚠️ Estas superficies no tienen POA vigente… Fachada principal: cambió la geometría…», el resumen muestra solo el techo y «🔗 Usar sistema multi-superficie» queda en gris.</w:t>
+      </w:r>
+    </w:p>
+    <w:p>
+      <w:pPr>
+        <w:pStyle w:val="ListParagraph"/>
+        <w:numPr>
+          <w:ilvl w:val="0"/>
+          <w:numId w:val="10"/>
+        </w:numPr>
+      </w:pPr>
+      <w:r>
+        <w:rPr>
+          <w:rFonts w:ascii="Calibri" w:cs="Calibri" w:eastAsia="Calibri" w:hAnsi="Calibri"/>
+        </w:rPr>
+        <w:t xml:space="preserve">Pulsa </w:t>
+      </w:r>
+      <w:r>
+        <w:rPr>
+          <w:rFonts w:ascii="Calibri" w:cs="Calibri" w:eastAsia="Calibri" w:hAnsi="Calibri"/>
+          <w:b/>
+          <w:bCs/>
+        </w:rPr>
+        <w:t xml:space="preserve">⚡ Calcular POA</w:t>
+      </w:r>
+      <w:r>
+        <w:rPr>
+          <w:rFonts w:ascii="Calibri" w:cs="Calibri" w:eastAsia="Calibri" w:hAnsi="Calibri"/>
+        </w:rPr>
+        <w:t xml:space="preserve"> → vuelven las 2 superficies y el botón se habilita.</w:t>
+      </w:r>
+    </w:p>
+    <w:p>
+      <w:pPr>
+        <w:pBdr>
+          <w:left w:val="single" w:color="E3A008" w:sz="18" w:space="8"/>
+        </w:pBdr>
+        <w:shd w:fill="FFF8E1" w:color="auto" w:val="clear"/>
+        <w:spacing w:after="120" w:before="120"/>
+        <w:ind w:left="360"/>
+      </w:pPr>
+      <w:r>
+        <w:rPr>
+          <w:rFonts w:ascii="Calibri" w:cs="Calibri" w:eastAsia="Calibri" w:hAnsi="Calibri"/>
+        </w:rPr>
+        <w:t xml:space="preserve">💡 </w:t>
+      </w:r>
+      <w:r>
+        <w:rPr>
+          <w:rFonts w:ascii="Calibri" w:cs="Calibri" w:eastAsia="Calibri" w:hAnsi="Calibri"/>
+          <w:b/>
+          <w:bCs/>
+        </w:rPr>
+        <w:t xml:space="preserve">Valores de referencia (Bogotá):</w:t>
+      </w:r>
+      <w:r>
+        <w:rPr>
+          <w:rFonts w:ascii="Calibri" w:cs="Calibri" w:eastAsia="Calibri" w:hAnsi="Calibri"/>
+        </w:rPr>
+        <w:t xml:space="preserve"> fachada sur a 75° ≈ 1.004 kWh/m²·año; techo a 10° ≈ 1.675 kWh/m²·año. La fachada recibe bastante menos porque a esta latitud el sol pasa casi por encima.</w:t>
+      </w:r>
+    </w:p>
+    <w:p>
+      <w:pPr>
+        <w:pStyle w:val="Heading2"/>
+      </w:pPr>
+      <w:r>
+        <w:rPr>
+          <w:rFonts w:ascii="Calibri" w:cs="Calibri" w:eastAsia="Calibri" w:hAnsi="Calibri"/>
+        </w:rPr>
+        <w:t xml:space="preserve">A.3 Prueba 2 · Origen de la energía y confirmación</w:t>
+      </w:r>
+    </w:p>
+    <w:p>
+      <w:pPr>
+        <w:spacing w:after="120"/>
+      </w:pPr>
+      <w:r>
+        <w:rPr>
+          <w:rFonts w:ascii="Calibri" w:cs="Calibri" w:eastAsia="Calibri" w:hAnsi="Calibri"/>
+        </w:rPr>
+        <w:t xml:space="preserve">Requiere el CSV de sombreado en 🔀 Mismatch › Sección 5.</w:t>
+      </w:r>
+    </w:p>
+    <w:p>
+      <w:pPr>
+        <w:pStyle w:val="ListParagraph"/>
+        <w:numPr>
+          <w:ilvl w:val="0"/>
+          <w:numId w:val="11"/>
+        </w:numPr>
+      </w:pPr>
+      <w:r>
+        <w:rPr>
+          <w:rFonts w:ascii="Calibri" w:cs="Calibri" w:eastAsia="Calibri" w:hAnsi="Calibri"/>
+          <w:b/>
+          <w:bCs/>
+        </w:rPr>
+        <w:t xml:space="preserve">🔗 Usar sistema multi-superficie</w:t>
+      </w:r>
+      <w:r>
+        <w:rPr>
+          <w:rFonts w:ascii="Calibri" w:cs="Calibri" w:eastAsia="Calibri" w:hAnsi="Calibri"/>
+        </w:rPr>
+        <w:t xml:space="preserve"> → banner con origen </w:t>
+      </w:r>
+      <w:r>
+        <w:rPr>
+          <w:rFonts w:ascii="Calibri" w:cs="Calibri" w:eastAsia="Calibri" w:hAnsi="Calibri"/>
+          <w:b/>
+          <w:bCs/>
+        </w:rPr>
+        <w:t xml:space="preserve">simplificado</w:t>
+      </w:r>
+      <w:r>
+        <w:rPr>
+          <w:rFonts w:ascii="Calibri" w:cs="Calibri" w:eastAsia="Calibri" w:hAnsi="Calibri"/>
+        </w:rPr>
+        <w:t xml:space="preserve">.</w:t>
+      </w:r>
+    </w:p>
+    <w:p>
+      <w:pPr>
+        <w:pStyle w:val="ListParagraph"/>
+        <w:numPr>
+          <w:ilvl w:val="0"/>
+          <w:numId w:val="11"/>
+        </w:numPr>
+      </w:pPr>
+      <w:r>
+        <w:rPr>
+          <w:rFonts w:ascii="Calibri" w:cs="Calibri" w:eastAsia="Calibri" w:hAnsi="Calibri"/>
+          <w:b/>
+          <w:bCs/>
+        </w:rPr>
+        <w:t xml:space="preserve">5. Bypass › ⚡ Calcular bypass por superficie</w:t>
+      </w:r>
+      <w:r>
+        <w:rPr>
+          <w:rFonts w:ascii="Calibri" w:cs="Calibri" w:eastAsia="Calibri" w:hAnsi="Calibri"/>
+        </w:rPr>
+        <w:t xml:space="preserve"> → pregunta «¿Reemplazarla por bypass por superficie con CSV de sombreado?».</w:t>
+      </w:r>
+    </w:p>
+    <w:p>
+      <w:pPr>
+        <w:pStyle w:val="ListParagraph"/>
+        <w:numPr>
+          <w:ilvl w:val="0"/>
+          <w:numId w:val="11"/>
+        </w:numPr>
+      </w:pPr>
+      <w:r>
+        <w:rPr>
+          <w:rFonts w:ascii="Calibri" w:cs="Calibri" w:eastAsia="Calibri" w:hAnsi="Calibri"/>
+          <w:b/>
+          <w:bCs/>
+        </w:rPr>
+        <w:t xml:space="preserve">✖ Cancelar</w:t>
+      </w:r>
+      <w:r>
+        <w:rPr>
+          <w:rFonts w:ascii="Calibri" w:cs="Calibri" w:eastAsia="Calibri" w:hAnsi="Calibri"/>
+        </w:rPr>
+        <w:t xml:space="preserve"> → «Resultado calculado, no publicado: Financiero usa energía de origen simplificado».</w:t>
+      </w:r>
+    </w:p>
+    <w:p>
+      <w:pPr>
+        <w:pStyle w:val="ListParagraph"/>
+        <w:numPr>
+          <w:ilvl w:val="0"/>
+          <w:numId w:val="11"/>
+        </w:numPr>
+      </w:pPr>
+      <w:r>
+        <w:rPr>
+          <w:rFonts w:ascii="Calibri" w:cs="Calibri" w:eastAsia="Calibri" w:hAnsi="Calibri"/>
+        </w:rPr>
+        <w:t xml:space="preserve">Repite y pulsa </w:t>
+      </w:r>
+      <w:r>
+        <w:rPr>
+          <w:rFonts w:ascii="Calibri" w:cs="Calibri" w:eastAsia="Calibri" w:hAnsi="Calibri"/>
+          <w:b/>
+          <w:bCs/>
+        </w:rPr>
+        <w:t xml:space="preserve">✅ Sí, reemplazar</w:t>
+      </w:r>
+      <w:r>
+        <w:rPr>
+          <w:rFonts w:ascii="Calibri" w:cs="Calibri" w:eastAsia="Calibri" w:hAnsi="Calibri"/>
+        </w:rPr>
+        <w:t xml:space="preserve"> → «✅ Activo en Financiero… — origen: bypass por superficie con CSV de sombreado» y el botón </w:t>
+      </w:r>
+      <w:r>
+        <w:rPr>
+          <w:rFonts w:ascii="Calibri" w:cs="Calibri" w:eastAsia="Calibri" w:hAnsi="Calibri"/>
+          <w:b/>
+          <w:bCs/>
+        </w:rPr>
+        <w:t xml:space="preserve">✖ Desactivar</w:t>
+      </w:r>
+      <w:r>
+        <w:rPr>
+          <w:rFonts w:ascii="Calibri" w:cs="Calibri" w:eastAsia="Calibri" w:hAnsi="Calibri"/>
+        </w:rPr>
+        <w:t xml:space="preserve">.</w:t>
+      </w:r>
+    </w:p>
+    <w:p>
+      <w:pPr>
+        <w:pStyle w:val="ListParagraph"/>
+        <w:numPr>
+          <w:ilvl w:val="0"/>
+          <w:numId w:val="11"/>
+        </w:numPr>
+      </w:pPr>
+      <w:r>
+        <w:rPr>
+          <w:rFonts w:ascii="Calibri" w:cs="Calibri" w:eastAsia="Calibri" w:hAnsi="Calibri"/>
+          <w:b/>
+          <w:bCs/>
+        </w:rPr>
+        <w:t xml:space="preserve">✖ Desactivar</w:t>
+      </w:r>
+      <w:r>
+        <w:rPr>
+          <w:rFonts w:ascii="Calibri" w:cs="Calibri" w:eastAsia="Calibri" w:hAnsi="Calibri"/>
+        </w:rPr>
+        <w:t xml:space="preserve"> → «Resultado calculado, no publicado en Financiero».</w:t>
+      </w:r>
+    </w:p>
+    <w:p>
+      <w:pPr>
+        <w:pStyle w:val="Heading2"/>
+      </w:pPr>
+      <w:r>
+        <w:rPr>
+          <w:rFonts w:ascii="Calibri" w:cs="Calibri" w:eastAsia="Calibri" w:hAnsi="Calibri"/>
+        </w:rPr>
+        <w:t xml:space="preserve">A.4 Prueba 3 · Puntos 3D (con escena de Site Designer)</w:t>
+      </w:r>
+    </w:p>
+    <w:p>
+      <w:pPr>
+        <w:spacing w:after="120"/>
+      </w:pPr>
+      <w:r>
+        <w:rPr>
+          <w:rFonts w:ascii="Calibri" w:cs="Calibri" w:eastAsia="Calibri" w:hAnsi="Calibri"/>
+        </w:rPr>
+        <w:t xml:space="preserve">Escena de ejemplo: un </w:t>
+      </w:r>
+      <w:r>
+        <w:rPr>
+          <w:rFonts w:ascii="Calibri" w:cs="Calibri" w:eastAsia="Calibri" w:hAnsi="Calibri"/>
+          <w:b/>
+          <w:bCs/>
+        </w:rPr>
+        <w:t xml:space="preserve">árbol</w:t>
+      </w:r>
+      <w:r>
+        <w:rPr>
+          <w:rFonts w:ascii="Calibri" w:cs="Calibri" w:eastAsia="Calibri" w:hAnsi="Calibri"/>
+        </w:rPr>
+        <w:t xml:space="preserve"> modelado como bloque sólido.</w:t>
+      </w:r>
+    </w:p>
+    <w:p>
+      <w:pPr>
+        <w:shd w:fill="F1F3F5" w:color="auto" w:val="clear"/>
+        <w:ind w:left="720"/>
+      </w:pPr>
+      <w:r>
+        <w:rPr>
+          <w:rFonts w:ascii="Consolas" w:cs="Consolas" w:eastAsia="Consolas" w:hAnsi="Consolas"/>
+          <w:sz w:val="20"/>
+          <w:szCs w:val="20"/>
+        </w:rPr>
+        <w:t xml:space="preserve">"northOffset": 7</w:t>
+      </w:r>
+    </w:p>
+    <w:p>
+      <w:pPr>
+        <w:shd w:fill="F1F3F5" w:color="auto" w:val="clear"/>
+        <w:ind w:left="720"/>
+      </w:pPr>
+      <w:r>
+        <w:rPr>
+          <w:rFonts w:ascii="Consolas" w:cs="Consolas" w:eastAsia="Consolas" w:hAnsi="Consolas"/>
+          <w:sz w:val="20"/>
+          <w:szCs w:val="20"/>
+        </w:rPr>
+        <w:t xml:space="preserve">"Blocks": [ { "min": [900, 200, 0], "max": [5100, 3400, 10000], "isTree": true } ]</w:t>
+      </w:r>
+    </w:p>
+    <w:tbl>
+      <w:tblPr>
+        <w:tblW w:type="dxa" w:w="9026"/>
+        <w:tblBorders>
+          <w:top w:val="single" w:color="auto" w:sz="4"/>
+          <w:left w:val="single" w:color="auto" w:sz="4"/>
+          <w:bottom w:val="single" w:color="auto" w:sz="4"/>
+          <w:right w:val="single" w:color="auto" w:sz="4"/>
+          <w:insideH w:val="single" w:color="auto" w:sz="4"/>
+          <w:insideV w:val="single" w:color="auto" w:sz="4"/>
+        </w:tblBorders>
+      </w:tblPr>
+      <w:tblGrid>
+        <w:gridCol w:w="2708"/>
+        <w:gridCol w:w="2206"/>
+        <w:gridCol w:w="4112"/>
+      </w:tblGrid>
+      <w:tr>
+        <w:trPr>
+          <w:tblHeader/>
+        </w:trPr>
+        <w:tc>
+          <w:tcPr>
+            <w:tcW w:type="dxa" w:w="2708"/>
+            <w:tcBorders>
+              <w:top w:val="single" w:color="BFC5CC" w:sz="4"/>
+              <w:left w:val="single" w:color="BFC5CC" w:sz="4"/>
+              <w:bottom w:val="single" w:color="BFC5CC" w:sz="4"/>
+              <w:right w:val="single" w:color="BFC5CC" w:sz="4"/>
+            </w:tcBorders>
+            <w:shd w:fill="1F4E79" w:color="auto" w:val="clear"/>
+            <w:tcMar>
+              <w:top w:type="dxa" w:w="60"/>
+              <w:left w:type="dxa" w:w="100"/>
+              <w:bottom w:type="dxa" w:w="60"/>
+              <w:right w:type="dxa" w:w="100"/>
+            </w:tcMar>
+          </w:tcPr>
+          <w:p>
+            <w:r>
+              <w:rPr>
+                <w:rFonts w:ascii="Calibri" w:cs="Calibri" w:eastAsia="Calibri" w:hAnsi="Calibri"/>
+                <w:b/>
+                <w:bCs/>
+                <w:color w:val="FFFFFF"/>
+                <w:sz w:val="20"/>
+                <w:szCs w:val="20"/>
+              </w:rPr>
+              <w:t xml:space="preserve">Paso</w:t>
+            </w:r>
+          </w:p>
+        </w:tc>
+        <w:tc>
+          <w:tcPr>
+            <w:tcW w:type="dxa" w:w="2206"/>
+            <w:tcBorders>
+              <w:top w:val="single" w:color="BFC5CC" w:sz="4"/>
+              <w:left w:val="single" w:color="BFC5CC" w:sz="4"/>
+              <w:bottom w:val="single" w:color="BFC5CC" w:sz="4"/>
+              <w:right w:val="single" w:color="BFC5CC" w:sz="4"/>
+            </w:tcBorders>
+            <w:shd w:fill="1F4E79" w:color="auto" w:val="clear"/>
+            <w:tcMar>
+              <w:top w:type="dxa" w:w="60"/>
+              <w:left w:type="dxa" w:w="100"/>
+              <w:bottom w:type="dxa" w:w="60"/>
+              <w:right w:type="dxa" w:w="100"/>
+            </w:tcMar>
+          </w:tcPr>
+          <w:p>
+            <w:r>
+              <w:rPr>
+                <w:rFonts w:ascii="Calibri" w:cs="Calibri" w:eastAsia="Calibri" w:hAnsi="Calibri"/>
+                <w:b/>
+                <w:bCs/>
+                <w:color w:val="FFFFFF"/>
+                <w:sz w:val="20"/>
+                <w:szCs w:val="20"/>
+              </w:rPr>
+              <w:t xml:space="preserve">Cálculo</w:t>
+            </w:r>
+          </w:p>
+        </w:tc>
+        <w:tc>
+          <w:tcPr>
+            <w:tcW w:type="dxa" w:w="4112"/>
+            <w:tcBorders>
+              <w:top w:val="single" w:color="BFC5CC" w:sz="4"/>
+              <w:left w:val="single" w:color="BFC5CC" w:sz="4"/>
+              <w:bottom w:val="single" w:color="BFC5CC" w:sz="4"/>
+              <w:right w:val="single" w:color="BFC5CC" w:sz="4"/>
+            </w:tcBorders>
+            <w:shd w:fill="1F4E79" w:color="auto" w:val="clear"/>
+            <w:tcMar>
+              <w:top w:type="dxa" w:w="60"/>
+              <w:left w:type="dxa" w:w="100"/>
+              <w:bottom w:type="dxa" w:w="60"/>
+              <w:right w:type="dxa" w:w="100"/>
+            </w:tcMar>
+          </w:tcPr>
+          <w:p>
+            <w:r>
+              <w:rPr>
+                <w:rFonts w:ascii="Calibri" w:cs="Calibri" w:eastAsia="Calibri" w:hAnsi="Calibri"/>
+                <w:b/>
+                <w:bCs/>
+                <w:color w:val="FFFFFF"/>
+                <w:sz w:val="20"/>
+                <w:szCs w:val="20"/>
+              </w:rPr>
+              <w:t xml:space="preserve">Resultado</w:t>
+            </w:r>
+          </w:p>
+        </w:tc>
+      </w:tr>
+      <w:tr>
+        <w:trPr>
+          <w:tblHeader w:val="false"/>
+        </w:trPr>
+        <w:tc>
+          <w:tcPr>
+            <w:tcW w:type="dxa" w:w="2708"/>
+            <w:tcBorders>
+              <w:top w:val="single" w:color="BFC5CC" w:sz="4"/>
+              <w:left w:val="single" w:color="BFC5CC" w:sz="4"/>
+              <w:bottom w:val="single" w:color="BFC5CC" w:sz="4"/>
+              <w:right w:val="single" w:color="BFC5CC" w:sz="4"/>
+            </w:tcBorders>
+            <w:tcMar>
+              <w:top w:type="dxa" w:w="60"/>
+              <w:left w:type="dxa" w:w="100"/>
+              <w:bottom w:type="dxa" w:w="60"/>
+              <w:right w:type="dxa" w:w="100"/>
+            </w:tcMar>
+          </w:tcPr>
+          <w:p>
+            <w:r>
+              <w:rPr>
+                <w:rFonts w:ascii="Calibri" w:cs="Calibri" w:eastAsia="Calibri" w:hAnsi="Calibri"/>
+                <w:sz w:val="20"/>
+                <w:szCs w:val="20"/>
+              </w:rPr>
+              <w:t xml:space="preserve">Pasar mm a m</w:t>
+            </w:r>
+          </w:p>
+        </w:tc>
+        <w:tc>
+          <w:tcPr>
+            <w:tcW w:type="dxa" w:w="2206"/>
+            <w:tcBorders>
+              <w:top w:val="single" w:color="BFC5CC" w:sz="4"/>
+              <w:left w:val="single" w:color="BFC5CC" w:sz="4"/>
+              <w:bottom w:val="single" w:color="BFC5CC" w:sz="4"/>
+              <w:right w:val="single" w:color="BFC5CC" w:sz="4"/>
+            </w:tcBorders>
+            <w:tcMar>
+              <w:top w:type="dxa" w:w="60"/>
+              <w:left w:type="dxa" w:w="100"/>
+              <w:bottom w:type="dxa" w:w="60"/>
+              <w:right w:type="dxa" w:w="100"/>
+            </w:tcMar>
+          </w:tcPr>
+          <w:p>
+            <w:r>
+              <w:rPr>
+                <w:rFonts w:ascii="Calibri" w:cs="Calibri" w:eastAsia="Calibri" w:hAnsi="Calibri"/>
+                <w:sz w:val="20"/>
+                <w:szCs w:val="20"/>
+              </w:rPr>
+              <w:t xml:space="preserve">min ÷ 1000, max ÷ 1000</w:t>
+            </w:r>
+          </w:p>
+        </w:tc>
+        <w:tc>
+          <w:tcPr>
+            <w:tcW w:type="dxa" w:w="4112"/>
+            <w:tcBorders>
+              <w:top w:val="single" w:color="BFC5CC" w:sz="4"/>
+              <w:left w:val="single" w:color="BFC5CC" w:sz="4"/>
+              <w:bottom w:val="single" w:color="BFC5CC" w:sz="4"/>
+              <w:right w:val="single" w:color="BFC5CC" w:sz="4"/>
+            </w:tcBorders>
+            <w:tcMar>
+              <w:top w:type="dxa" w:w="60"/>
+              <w:left w:type="dxa" w:w="100"/>
+              <w:bottom w:type="dxa" w:w="60"/>
+              <w:right w:type="dxa" w:w="100"/>
+            </w:tcMar>
+          </w:tcPr>
+          <w:p>
+            <w:r>
+              <w:rPr>
+                <w:rFonts w:ascii="Calibri" w:cs="Calibri" w:eastAsia="Calibri" w:hAnsi="Calibri"/>
+                <w:sz w:val="20"/>
+                <w:szCs w:val="20"/>
+              </w:rPr>
+              <w:t xml:space="preserve">X 0,9–5,1 m · Y 0,2–3,4 m · Z 0–10 m</w:t>
+            </w:r>
+          </w:p>
+        </w:tc>
+      </w:tr>
+      <w:tr>
+        <w:trPr>
+          <w:tblHeader w:val="false"/>
+        </w:trPr>
+        <w:tc>
+          <w:tcPr>
+            <w:tcW w:type="dxa" w:w="2708"/>
+            <w:tcBorders>
+              <w:top w:val="single" w:color="BFC5CC" w:sz="4"/>
+              <w:left w:val="single" w:color="BFC5CC" w:sz="4"/>
+              <w:bottom w:val="single" w:color="BFC5CC" w:sz="4"/>
+              <w:right w:val="single" w:color="BFC5CC" w:sz="4"/>
+            </w:tcBorders>
+            <w:tcMar>
+              <w:top w:type="dxa" w:w="60"/>
+              <w:left w:type="dxa" w:w="100"/>
+              <w:bottom w:type="dxa" w:w="60"/>
+              <w:right w:type="dxa" w:w="100"/>
+            </w:tcMar>
+          </w:tcPr>
+          <w:p>
+            <w:r>
+              <w:rPr>
+                <w:rFonts w:ascii="Calibri" w:cs="Calibri" w:eastAsia="Calibri" w:hAnsi="Calibri"/>
+                <w:sz w:val="20"/>
+                <w:szCs w:val="20"/>
+              </w:rPr>
+              <w:t xml:space="preserve">Girar 7° al Norte verdadero</w:t>
+            </w:r>
+          </w:p>
+        </w:tc>
+        <w:tc>
+          <w:tcPr>
+            <w:tcW w:type="dxa" w:w="2206"/>
+            <w:tcBorders>
+              <w:top w:val="single" w:color="BFC5CC" w:sz="4"/>
+              <w:left w:val="single" w:color="BFC5CC" w:sz="4"/>
+              <w:bottom w:val="single" w:color="BFC5CC" w:sz="4"/>
+              <w:right w:val="single" w:color="BFC5CC" w:sz="4"/>
+            </w:tcBorders>
+            <w:tcMar>
+              <w:top w:type="dxa" w:w="60"/>
+              <w:left w:type="dxa" w:w="100"/>
+              <w:bottom w:type="dxa" w:w="60"/>
+              <w:right w:type="dxa" w:w="100"/>
+            </w:tcMar>
+          </w:tcPr>
+          <w:p>
+            <w:r>
+              <w:rPr>
+                <w:rFonts w:ascii="Calibri" w:cs="Calibri" w:eastAsia="Calibri" w:hAnsi="Calibri"/>
+                <w:sz w:val="20"/>
+                <w:szCs w:val="20"/>
+              </w:rPr>
+              <w:t xml:space="preserve">lo hace la app</w:t>
+            </w:r>
+          </w:p>
+        </w:tc>
+        <w:tc>
+          <w:tcPr>
+            <w:tcW w:type="dxa" w:w="4112"/>
+            <w:tcBorders>
+              <w:top w:val="single" w:color="BFC5CC" w:sz="4"/>
+              <w:left w:val="single" w:color="BFC5CC" w:sz="4"/>
+              <w:bottom w:val="single" w:color="BFC5CC" w:sz="4"/>
+              <w:right w:val="single" w:color="BFC5CC" w:sz="4"/>
+            </w:tcBorders>
+            <w:tcMar>
+              <w:top w:type="dxa" w:w="60"/>
+              <w:left w:type="dxa" w:w="100"/>
+              <w:bottom w:type="dxa" w:w="60"/>
+              <w:right w:type="dxa" w:w="100"/>
+            </w:tcMar>
+          </w:tcPr>
+          <w:p>
+            <w:r>
+              <w:rPr>
+                <w:rFonts w:ascii="Calibri" w:cs="Calibri" w:eastAsia="Calibri" w:hAnsi="Calibri"/>
+                <w:sz w:val="20"/>
+                <w:szCs w:val="20"/>
+              </w:rPr>
+              <w:t xml:space="preserve">X ≈ 0,9–5,5 m · Y ≈ −0,4–3,3 m · Z 0–10 m</w:t>
+            </w:r>
+          </w:p>
+        </w:tc>
+      </w:tr>
+    </w:tbl>
+    <w:p/>
+    <w:p>
+      <w:pPr>
+        <w:spacing w:after="120"/>
+      </w:pPr>
+      <w:r>
+        <w:rPr>
+          <w:rFonts w:ascii="Calibri" w:cs="Calibri" w:eastAsia="Calibri" w:hAnsi="Calibri"/>
+        </w:rPr>
+        <w:t xml:space="preserve">Escribe en los recuadros y haz clic fuera:</w:t>
+      </w:r>
+    </w:p>
+    <w:tbl>
+      <w:tblPr>
+        <w:tblW w:type="dxa" w:w="9026"/>
+        <w:tblBorders>
+          <w:top w:val="single" w:color="auto" w:sz="4"/>
+          <w:left w:val="single" w:color="auto" w:sz="4"/>
+          <w:bottom w:val="single" w:color="auto" w:sz="4"/>
+          <w:right w:val="single" w:color="auto" w:sz="4"/>
+          <w:insideH w:val="single" w:color="auto" w:sz="4"/>
+          <w:insideV w:val="single" w:color="auto" w:sz="4"/>
+        </w:tblBorders>
+      </w:tblPr>
+      <w:tblGrid>
+        <w:gridCol w:w="1668"/>
+        <w:gridCol w:w="3238"/>
+        <w:gridCol w:w="4120"/>
+      </w:tblGrid>
+      <w:tr>
+        <w:trPr>
+          <w:tblHeader/>
+        </w:trPr>
+        <w:tc>
+          <w:tcPr>
+            <w:tcW w:type="dxa" w:w="1668"/>
+            <w:tcBorders>
+              <w:top w:val="single" w:color="BFC5CC" w:sz="4"/>
+              <w:left w:val="single" w:color="BFC5CC" w:sz="4"/>
+              <w:bottom w:val="single" w:color="BFC5CC" w:sz="4"/>
+              <w:right w:val="single" w:color="BFC5CC" w:sz="4"/>
+            </w:tcBorders>
+            <w:shd w:fill="1F4E79" w:color="auto" w:val="clear"/>
+            <w:tcMar>
+              <w:top w:type="dxa" w:w="60"/>
+              <w:left w:type="dxa" w:w="100"/>
+              <w:bottom w:type="dxa" w:w="60"/>
+              <w:right w:type="dxa" w:w="100"/>
+            </w:tcMar>
+          </w:tcPr>
+          <w:p>
+            <w:r>
+              <w:rPr>
+                <w:rFonts w:ascii="Calibri" w:cs="Calibri" w:eastAsia="Calibri" w:hAnsi="Calibri"/>
+                <w:b/>
+                <w:bCs/>
+                <w:color w:val="FFFFFF"/>
+                <w:sz w:val="20"/>
+                <w:szCs w:val="20"/>
+              </w:rPr>
+              <w:t xml:space="preserve">Recuadro</w:t>
+            </w:r>
+          </w:p>
+        </w:tc>
+        <w:tc>
+          <w:tcPr>
+            <w:tcW w:type="dxa" w:w="3238"/>
+            <w:tcBorders>
+              <w:top w:val="single" w:color="BFC5CC" w:sz="4"/>
+              <w:left w:val="single" w:color="BFC5CC" w:sz="4"/>
+              <w:bottom w:val="single" w:color="BFC5CC" w:sz="4"/>
+              <w:right w:val="single" w:color="BFC5CC" w:sz="4"/>
+            </w:tcBorders>
+            <w:shd w:fill="1F4E79" w:color="auto" w:val="clear"/>
+            <w:tcMar>
+              <w:top w:type="dxa" w:w="60"/>
+              <w:left w:type="dxa" w:w="100"/>
+              <w:bottom w:type="dxa" w:w="60"/>
+              <w:right w:type="dxa" w:w="100"/>
+            </w:tcMar>
+          </w:tcPr>
+          <w:p>
+            <w:r>
+              <w:rPr>
+                <w:rFonts w:ascii="Calibri" w:cs="Calibri" w:eastAsia="Calibri" w:hAnsi="Calibri"/>
+                <w:b/>
+                <w:bCs/>
+                <w:color w:val="FFFFFF"/>
+                <w:sz w:val="20"/>
+                <w:szCs w:val="20"/>
+              </w:rPr>
+              <w:t xml:space="preserve">Texto</w:t>
+            </w:r>
+          </w:p>
+        </w:tc>
+        <w:tc>
+          <w:tcPr>
+            <w:tcW w:type="dxa" w:w="4120"/>
+            <w:tcBorders>
+              <w:top w:val="single" w:color="BFC5CC" w:sz="4"/>
+              <w:left w:val="single" w:color="BFC5CC" w:sz="4"/>
+              <w:bottom w:val="single" w:color="BFC5CC" w:sz="4"/>
+              <w:right w:val="single" w:color="BFC5CC" w:sz="4"/>
+            </w:tcBorders>
+            <w:shd w:fill="1F4E79" w:color="auto" w:val="clear"/>
+            <w:tcMar>
+              <w:top w:type="dxa" w:w="60"/>
+              <w:left w:type="dxa" w:w="100"/>
+              <w:bottom w:type="dxa" w:w="60"/>
+              <w:right w:type="dxa" w:w="100"/>
+            </w:tcMar>
+          </w:tcPr>
+          <w:p>
+            <w:r>
+              <w:rPr>
+                <w:rFonts w:ascii="Calibri" w:cs="Calibri" w:eastAsia="Calibri" w:hAnsi="Calibri"/>
+                <w:b/>
+                <w:bCs/>
+                <w:color w:val="FFFFFF"/>
+                <w:sz w:val="20"/>
+                <w:szCs w:val="20"/>
+              </w:rPr>
+              <w:t xml:space="preserve">Resultado esperado</w:t>
+            </w:r>
+          </w:p>
+        </w:tc>
+      </w:tr>
+      <w:tr>
+        <w:trPr>
+          <w:tblHeader w:val="false"/>
+        </w:trPr>
+        <w:tc>
+          <w:tcPr>
+            <w:tcW w:type="dxa" w:w="1668"/>
+            <w:tcBorders>
+              <w:top w:val="single" w:color="BFC5CC" w:sz="4"/>
+              <w:left w:val="single" w:color="BFC5CC" w:sz="4"/>
+              <w:bottom w:val="single" w:color="BFC5CC" w:sz="4"/>
+              <w:right w:val="single" w:color="BFC5CC" w:sz="4"/>
+            </w:tcBorders>
+            <w:tcMar>
+              <w:top w:type="dxa" w:w="60"/>
+              <w:left w:type="dxa" w:w="100"/>
+              <w:bottom w:type="dxa" w:w="60"/>
+              <w:right w:type="dxa" w:w="100"/>
+            </w:tcMar>
+          </w:tcPr>
+          <w:p>
+            <w:r>
+              <w:rPr>
+                <w:rFonts w:ascii="Calibri" w:cs="Calibri" w:eastAsia="Calibri" w:hAnsi="Calibri"/>
+                <w:sz w:val="20"/>
+                <w:szCs w:val="20"/>
+              </w:rPr>
+              <w:t xml:space="preserve">Fachada principal</w:t>
+            </w:r>
+          </w:p>
+        </w:tc>
+        <w:tc>
+          <w:tcPr>
+            <w:tcW w:type="dxa" w:w="3238"/>
+            <w:tcBorders>
+              <w:top w:val="single" w:color="BFC5CC" w:sz="4"/>
+              <w:left w:val="single" w:color="BFC5CC" w:sz="4"/>
+              <w:bottom w:val="single" w:color="BFC5CC" w:sz="4"/>
+              <w:right w:val="single" w:color="BFC5CC" w:sz="4"/>
+            </w:tcBorders>
+            <w:tcMar>
+              <w:top w:type="dxa" w:w="60"/>
+              <w:left w:type="dxa" w:w="100"/>
+              <w:bottom w:type="dxa" w:w="60"/>
+              <w:right w:type="dxa" w:w="100"/>
+            </w:tcMar>
+          </w:tcPr>
+          <w:p>
+            <w:r>
+              <w:rPr>
+                <w:rFonts w:ascii="Consolas" w:cs="Consolas" w:eastAsia="Consolas" w:hAnsi="Consolas"/>
+                <w:sz w:val="20"/>
+                <w:szCs w:val="20"/>
+                <w:shd w:fill="F1F3F5" w:color="auto" w:val="clear"/>
+              </w:rPr>
+              <w:t xml:space="preserve">3,6,2</w:t>
+            </w:r>
+            <w:r>
+              <w:rPr>
+                <w:rFonts w:ascii="Calibri" w:cs="Calibri" w:eastAsia="Calibri" w:hAnsi="Calibri"/>
+                <w:sz w:val="20"/>
+                <w:szCs w:val="20"/>
+              </w:rPr>
+              <w:t xml:space="preserve"> y en otra línea </w:t>
+            </w:r>
+            <w:r>
+              <w:rPr>
+                <w:rFonts w:ascii="Consolas" w:cs="Consolas" w:eastAsia="Consolas" w:hAnsi="Consolas"/>
+                <w:sz w:val="20"/>
+                <w:szCs w:val="20"/>
+                <w:shd w:fill="F1F3F5" w:color="auto" w:val="clear"/>
+              </w:rPr>
+              <w:t xml:space="preserve">8,5,0,2</w:t>
+            </w:r>
+          </w:p>
+        </w:tc>
+        <w:tc>
+          <w:tcPr>
+            <w:tcW w:type="dxa" w:w="4120"/>
+            <w:tcBorders>
+              <w:top w:val="single" w:color="BFC5CC" w:sz="4"/>
+              <w:left w:val="single" w:color="BFC5CC" w:sz="4"/>
+              <w:bottom w:val="single" w:color="BFC5CC" w:sz="4"/>
+              <w:right w:val="single" w:color="BFC5CC" w:sz="4"/>
+            </w:tcBorders>
+            <w:tcMar>
+              <w:top w:type="dxa" w:w="60"/>
+              <w:left w:type="dxa" w:w="100"/>
+              <w:bottom w:type="dxa" w:w="60"/>
+              <w:right w:type="dxa" w:w="100"/>
+            </w:tcMar>
+          </w:tcPr>
+          <w:p>
+            <w:r>
+              <w:rPr>
+                <w:rFonts w:ascii="Calibri" w:cs="Calibri" w:eastAsia="Calibri" w:hAnsi="Calibri"/>
+                <w:sz w:val="20"/>
+                <w:szCs w:val="20"/>
+              </w:rPr>
+              <w:t xml:space="preserve">Línea 2 en rojo; «Calcular sombra» en gris</w:t>
+            </w:r>
+          </w:p>
+        </w:tc>
+      </w:tr>
+      <w:tr>
+        <w:trPr>
+          <w:tblHeader w:val="false"/>
+        </w:trPr>
+        <w:tc>
+          <w:tcPr>
+            <w:tcW w:type="dxa" w:w="1668"/>
+            <w:tcBorders>
+              <w:top w:val="single" w:color="BFC5CC" w:sz="4"/>
+              <w:left w:val="single" w:color="BFC5CC" w:sz="4"/>
+              <w:bottom w:val="single" w:color="BFC5CC" w:sz="4"/>
+              <w:right w:val="single" w:color="BFC5CC" w:sz="4"/>
+            </w:tcBorders>
+            <w:tcMar>
+              <w:top w:type="dxa" w:w="60"/>
+              <w:left w:type="dxa" w:w="100"/>
+              <w:bottom w:type="dxa" w:w="60"/>
+              <w:right w:type="dxa" w:w="100"/>
+            </w:tcMar>
+          </w:tcPr>
+          <w:p>
+            <w:r>
+              <w:rPr>
+                <w:rFonts w:ascii="Calibri" w:cs="Calibri" w:eastAsia="Calibri" w:hAnsi="Calibri"/>
+                <w:sz w:val="20"/>
+                <w:szCs w:val="20"/>
+              </w:rPr>
+              <w:t xml:space="preserve">Fachada principal</w:t>
+            </w:r>
+          </w:p>
+        </w:tc>
+        <w:tc>
+          <w:tcPr>
+            <w:tcW w:type="dxa" w:w="3238"/>
+            <w:tcBorders>
+              <w:top w:val="single" w:color="BFC5CC" w:sz="4"/>
+              <w:left w:val="single" w:color="BFC5CC" w:sz="4"/>
+              <w:bottom w:val="single" w:color="BFC5CC" w:sz="4"/>
+              <w:right w:val="single" w:color="BFC5CC" w:sz="4"/>
+            </w:tcBorders>
+            <w:tcMar>
+              <w:top w:type="dxa" w:w="60"/>
+              <w:left w:type="dxa" w:w="100"/>
+              <w:bottom w:type="dxa" w:w="60"/>
+              <w:right w:type="dxa" w:w="100"/>
+            </w:tcMar>
+          </w:tcPr>
+          <w:p>
+            <w:r>
+              <w:rPr>
+                <w:rFonts w:ascii="Calibri" w:cs="Calibri" w:eastAsia="Calibri" w:hAnsi="Calibri"/>
+                <w:sz w:val="20"/>
+                <w:szCs w:val="20"/>
+              </w:rPr>
+              <w:t xml:space="preserve">cambia la línea 2 por </w:t>
+            </w:r>
+            <w:r>
+              <w:rPr>
+                <w:rFonts w:ascii="Consolas" w:cs="Consolas" w:eastAsia="Consolas" w:hAnsi="Consolas"/>
+                <w:sz w:val="20"/>
+                <w:szCs w:val="20"/>
+                <w:shd w:fill="F1F3F5" w:color="auto" w:val="clear"/>
+              </w:rPr>
+              <w:t xml:space="preserve">8,5;0;2</w:t>
+            </w:r>
+          </w:p>
+        </w:tc>
+        <w:tc>
+          <w:tcPr>
+            <w:tcW w:type="dxa" w:w="4120"/>
+            <w:tcBorders>
+              <w:top w:val="single" w:color="BFC5CC" w:sz="4"/>
+              <w:left w:val="single" w:color="BFC5CC" w:sz="4"/>
+              <w:bottom w:val="single" w:color="BFC5CC" w:sz="4"/>
+              <w:right w:val="single" w:color="BFC5CC" w:sz="4"/>
+            </w:tcBorders>
+            <w:tcMar>
+              <w:top w:type="dxa" w:w="60"/>
+              <w:left w:type="dxa" w:w="100"/>
+              <w:bottom w:type="dxa" w:w="60"/>
+              <w:right w:type="dxa" w:w="100"/>
+            </w:tcMar>
+          </w:tcPr>
+          <w:p>
+            <w:r>
+              <w:rPr>
+                <w:rFonts w:ascii="Calibri" w:cs="Calibri" w:eastAsia="Calibri" w:hAnsi="Calibri"/>
+                <w:sz w:val="20"/>
+                <w:szCs w:val="20"/>
+              </w:rPr>
+              <w:t xml:space="preserve">Sin error; 2 puntos</w:t>
+            </w:r>
+          </w:p>
+        </w:tc>
+      </w:tr>
+      <w:tr>
+        <w:trPr>
+          <w:tblHeader w:val="false"/>
+        </w:trPr>
+        <w:tc>
+          <w:tcPr>
+            <w:tcW w:type="dxa" w:w="1668"/>
+            <w:tcBorders>
+              <w:top w:val="single" w:color="BFC5CC" w:sz="4"/>
+              <w:left w:val="single" w:color="BFC5CC" w:sz="4"/>
+              <w:bottom w:val="single" w:color="BFC5CC" w:sz="4"/>
+              <w:right w:val="single" w:color="BFC5CC" w:sz="4"/>
+            </w:tcBorders>
+            <w:tcMar>
+              <w:top w:type="dxa" w:w="60"/>
+              <w:left w:type="dxa" w:w="100"/>
+              <w:bottom w:type="dxa" w:w="60"/>
+              <w:right w:type="dxa" w:w="100"/>
+            </w:tcMar>
+          </w:tcPr>
+          <w:p>
+            <w:r>
+              <w:rPr>
+                <w:rFonts w:ascii="Calibri" w:cs="Calibri" w:eastAsia="Calibri" w:hAnsi="Calibri"/>
+                <w:sz w:val="20"/>
+                <w:szCs w:val="20"/>
+              </w:rPr>
+              <w:t xml:space="preserve">Techo 1</w:t>
+            </w:r>
+          </w:p>
+        </w:tc>
+        <w:tc>
+          <w:tcPr>
+            <w:tcW w:type="dxa" w:w="3238"/>
+            <w:tcBorders>
+              <w:top w:val="single" w:color="BFC5CC" w:sz="4"/>
+              <w:left w:val="single" w:color="BFC5CC" w:sz="4"/>
+              <w:bottom w:val="single" w:color="BFC5CC" w:sz="4"/>
+              <w:right w:val="single" w:color="BFC5CC" w:sz="4"/>
+            </w:tcBorders>
+            <w:tcMar>
+              <w:top w:type="dxa" w:w="60"/>
+              <w:left w:type="dxa" w:w="100"/>
+              <w:bottom w:type="dxa" w:w="60"/>
+              <w:right w:type="dxa" w:w="100"/>
+            </w:tcMar>
+          </w:tcPr>
+          <w:p>
+            <w:r>
+              <w:rPr>
+                <w:rFonts w:ascii="Consolas" w:cs="Consolas" w:eastAsia="Consolas" w:hAnsi="Consolas"/>
+                <w:sz w:val="20"/>
+                <w:szCs w:val="20"/>
+                <w:shd w:fill="F1F3F5" w:color="auto" w:val="clear"/>
+              </w:rPr>
+              <w:t xml:space="preserve">3.2,1.4,5</w:t>
+            </w:r>
+          </w:p>
+        </w:tc>
+        <w:tc>
+          <w:tcPr>
+            <w:tcW w:type="dxa" w:w="4120"/>
+            <w:tcBorders>
+              <w:top w:val="single" w:color="BFC5CC" w:sz="4"/>
+              <w:left w:val="single" w:color="BFC5CC" w:sz="4"/>
+              <w:bottom w:val="single" w:color="BFC5CC" w:sz="4"/>
+              <w:right w:val="single" w:color="BFC5CC" w:sz="4"/>
+            </w:tcBorders>
+            <w:tcMar>
+              <w:top w:type="dxa" w:w="60"/>
+              <w:left w:type="dxa" w:w="100"/>
+              <w:bottom w:type="dxa" w:w="60"/>
+              <w:right w:type="dxa" w:w="100"/>
+            </w:tcMar>
+          </w:tcPr>
+          <w:p>
+            <w:r>
+              <w:rPr>
+                <w:rFonts w:ascii="Calibri" w:cs="Calibri" w:eastAsia="Calibri" w:hAnsi="Calibri"/>
+                <w:sz w:val="20"/>
+                <w:szCs w:val="20"/>
+              </w:rPr>
+              <w:t xml:space="preserve">⚠️ «está DENTRO del modelo»</w:t>
+            </w:r>
+          </w:p>
+        </w:tc>
+      </w:tr>
+      <w:tr>
+        <w:trPr>
+          <w:tblHeader w:val="false"/>
+        </w:trPr>
+        <w:tc>
+          <w:tcPr>
+            <w:tcW w:type="dxa" w:w="1668"/>
+            <w:tcBorders>
+              <w:top w:val="single" w:color="BFC5CC" w:sz="4"/>
+              <w:left w:val="single" w:color="BFC5CC" w:sz="4"/>
+              <w:bottom w:val="single" w:color="BFC5CC" w:sz="4"/>
+              <w:right w:val="single" w:color="BFC5CC" w:sz="4"/>
+            </w:tcBorders>
+            <w:tcMar>
+              <w:top w:type="dxa" w:w="60"/>
+              <w:left w:type="dxa" w:w="100"/>
+              <w:bottom w:type="dxa" w:w="60"/>
+              <w:right w:type="dxa" w:w="100"/>
+            </w:tcMar>
+          </w:tcPr>
+          <w:p>
+            <w:r>
+              <w:rPr>
+                <w:rFonts w:ascii="Calibri" w:cs="Calibri" w:eastAsia="Calibri" w:hAnsi="Calibri"/>
+                <w:sz w:val="20"/>
+                <w:szCs w:val="20"/>
+              </w:rPr>
+              <w:t xml:space="preserve">Techo 1</w:t>
+            </w:r>
+          </w:p>
+        </w:tc>
+        <w:tc>
+          <w:tcPr>
+            <w:tcW w:type="dxa" w:w="3238"/>
+            <w:tcBorders>
+              <w:top w:val="single" w:color="BFC5CC" w:sz="4"/>
+              <w:left w:val="single" w:color="BFC5CC" w:sz="4"/>
+              <w:bottom w:val="single" w:color="BFC5CC" w:sz="4"/>
+              <w:right w:val="single" w:color="BFC5CC" w:sz="4"/>
+            </w:tcBorders>
+            <w:tcMar>
+              <w:top w:type="dxa" w:w="60"/>
+              <w:left w:type="dxa" w:w="100"/>
+              <w:bottom w:type="dxa" w:w="60"/>
+              <w:right w:type="dxa" w:w="100"/>
+            </w:tcMar>
+          </w:tcPr>
+          <w:p>
+            <w:r>
+              <w:rPr>
+                <w:rFonts w:ascii="Consolas" w:cs="Consolas" w:eastAsia="Consolas" w:hAnsi="Consolas"/>
+                <w:sz w:val="20"/>
+                <w:szCs w:val="20"/>
+                <w:shd w:fill="F1F3F5" w:color="auto" w:val="clear"/>
+              </w:rPr>
+              <w:t xml:space="preserve">3;-0,2;5</w:t>
+            </w:r>
+          </w:p>
+        </w:tc>
+        <w:tc>
+          <w:tcPr>
+            <w:tcW w:type="dxa" w:w="4120"/>
+            <w:tcBorders>
+              <w:top w:val="single" w:color="BFC5CC" w:sz="4"/>
+              <w:left w:val="single" w:color="BFC5CC" w:sz="4"/>
+              <w:bottom w:val="single" w:color="BFC5CC" w:sz="4"/>
+              <w:right w:val="single" w:color="BFC5CC" w:sz="4"/>
+            </w:tcBorders>
+            <w:tcMar>
+              <w:top w:type="dxa" w:w="60"/>
+              <w:left w:type="dxa" w:w="100"/>
+              <w:bottom w:type="dxa" w:w="60"/>
+              <w:right w:type="dxa" w:w="100"/>
+            </w:tcMar>
+          </w:tcPr>
+          <w:p>
+            <w:r>
+              <w:rPr>
+                <w:rFonts w:ascii="Calibri" w:cs="Calibri" w:eastAsia="Calibri" w:hAnsi="Calibri"/>
+                <w:sz w:val="20"/>
+                <w:szCs w:val="20"/>
+              </w:rPr>
+              <w:t xml:space="preserve">⚠️ «está a 3 cm de la malla»</w:t>
+            </w:r>
+          </w:p>
+        </w:tc>
+      </w:tr>
+    </w:tbl>
+    <w:p/>
+    <w:p>
+      <w:pPr>
+        <w:pStyle w:val="Heading2"/>
+      </w:pPr>
+      <w:r>
+        <w:rPr>
+          <w:rFonts w:ascii="Calibri" w:cs="Calibri" w:eastAsia="Calibri" w:hAnsi="Calibri"/>
+        </w:rPr>
+        <w:t xml:space="preserve">A.5 Prueba 4 · Estado de la sombra</w:t>
+      </w:r>
+    </w:p>
+    <w:p>
+      <w:pPr>
+        <w:pStyle w:val="ListParagraph"/>
+        <w:numPr>
+          <w:ilvl w:val="0"/>
+          <w:numId w:val="12"/>
+        </w:numPr>
+      </w:pPr>
+      <w:r>
+        <w:rPr>
+          <w:rFonts w:ascii="Calibri" w:cs="Calibri" w:eastAsia="Calibri" w:hAnsi="Calibri"/>
+        </w:rPr>
+        <w:t xml:space="preserve">Reemplaza los puntos por posiciones válidas:</w:t>
+      </w:r>
+    </w:p>
+    <w:tbl>
+      <w:tblPr>
+        <w:tblW w:type="dxa" w:w="9026"/>
+        <w:tblBorders>
+          <w:top w:val="single" w:color="auto" w:sz="4"/>
+          <w:left w:val="single" w:color="auto" w:sz="4"/>
+          <w:bottom w:val="single" w:color="auto" w:sz="4"/>
+          <w:right w:val="single" w:color="auto" w:sz="4"/>
+          <w:insideH w:val="single" w:color="auto" w:sz="4"/>
+          <w:insideV w:val="single" w:color="auto" w:sz="4"/>
+        </w:tblBorders>
+      </w:tblPr>
+      <w:tblGrid>
+        <w:gridCol w:w="1421"/>
+        <w:gridCol w:w="2257"/>
+        <w:gridCol w:w="5348"/>
+      </w:tblGrid>
+      <w:tr>
+        <w:trPr>
+          <w:tblHeader/>
+        </w:trPr>
+        <w:tc>
+          <w:tcPr>
+            <w:tcW w:type="dxa" w:w="1421"/>
+            <w:tcBorders>
+              <w:top w:val="single" w:color="BFC5CC" w:sz="4"/>
+              <w:left w:val="single" w:color="BFC5CC" w:sz="4"/>
+              <w:bottom w:val="single" w:color="BFC5CC" w:sz="4"/>
+              <w:right w:val="single" w:color="BFC5CC" w:sz="4"/>
+            </w:tcBorders>
+            <w:shd w:fill="1F4E79" w:color="auto" w:val="clear"/>
+            <w:tcMar>
+              <w:top w:type="dxa" w:w="60"/>
+              <w:left w:type="dxa" w:w="100"/>
+              <w:bottom w:type="dxa" w:w="60"/>
+              <w:right w:type="dxa" w:w="100"/>
+            </w:tcMar>
+          </w:tcPr>
+          <w:p>
+            <w:r>
+              <w:rPr>
+                <w:rFonts w:ascii="Calibri" w:cs="Calibri" w:eastAsia="Calibri" w:hAnsi="Calibri"/>
+                <w:b/>
+                <w:bCs/>
+                <w:color w:val="FFFFFF"/>
+                <w:sz w:val="20"/>
+                <w:szCs w:val="20"/>
+              </w:rPr>
+              <w:t xml:space="preserve">Recuadro</w:t>
+            </w:r>
+          </w:p>
+        </w:tc>
+        <w:tc>
+          <w:tcPr>
+            <w:tcW w:type="dxa" w:w="2257"/>
+            <w:tcBorders>
+              <w:top w:val="single" w:color="BFC5CC" w:sz="4"/>
+              <w:left w:val="single" w:color="BFC5CC" w:sz="4"/>
+              <w:bottom w:val="single" w:color="BFC5CC" w:sz="4"/>
+              <w:right w:val="single" w:color="BFC5CC" w:sz="4"/>
+            </w:tcBorders>
+            <w:shd w:fill="1F4E79" w:color="auto" w:val="clear"/>
+            <w:tcMar>
+              <w:top w:type="dxa" w:w="60"/>
+              <w:left w:type="dxa" w:w="100"/>
+              <w:bottom w:type="dxa" w:w="60"/>
+              <w:right w:type="dxa" w:w="100"/>
+            </w:tcMar>
+          </w:tcPr>
+          <w:p>
+            <w:r>
+              <w:rPr>
+                <w:rFonts w:ascii="Calibri" w:cs="Calibri" w:eastAsia="Calibri" w:hAnsi="Calibri"/>
+                <w:b/>
+                <w:bCs/>
+                <w:color w:val="FFFFFF"/>
+                <w:sz w:val="20"/>
+                <w:szCs w:val="20"/>
+              </w:rPr>
+              <w:t xml:space="preserve">Puntos</w:t>
+            </w:r>
+          </w:p>
+        </w:tc>
+        <w:tc>
+          <w:tcPr>
+            <w:tcW w:type="dxa" w:w="5348"/>
+            <w:tcBorders>
+              <w:top w:val="single" w:color="BFC5CC" w:sz="4"/>
+              <w:left w:val="single" w:color="BFC5CC" w:sz="4"/>
+              <w:bottom w:val="single" w:color="BFC5CC" w:sz="4"/>
+              <w:right w:val="single" w:color="BFC5CC" w:sz="4"/>
+            </w:tcBorders>
+            <w:shd w:fill="1F4E79" w:color="auto" w:val="clear"/>
+            <w:tcMar>
+              <w:top w:type="dxa" w:w="60"/>
+              <w:left w:type="dxa" w:w="100"/>
+              <w:bottom w:type="dxa" w:w="60"/>
+              <w:right w:type="dxa" w:w="100"/>
+            </w:tcMar>
+          </w:tcPr>
+          <w:p>
+            <w:r>
+              <w:rPr>
+                <w:rFonts w:ascii="Calibri" w:cs="Calibri" w:eastAsia="Calibri" w:hAnsi="Calibri"/>
+                <w:b/>
+                <w:bCs/>
+                <w:color w:val="FFFFFF"/>
+                <w:sz w:val="20"/>
+                <w:szCs w:val="20"/>
+              </w:rPr>
+              <w:t xml:space="preserve">Por qué</w:t>
+            </w:r>
+          </w:p>
+        </w:tc>
+      </w:tr>
+      <w:tr>
+        <w:trPr>
+          <w:tblHeader w:val="false"/>
+        </w:trPr>
+        <w:tc>
+          <w:tcPr>
+            <w:tcW w:type="dxa" w:w="1421"/>
+            <w:tcBorders>
+              <w:top w:val="single" w:color="BFC5CC" w:sz="4"/>
+              <w:left w:val="single" w:color="BFC5CC" w:sz="4"/>
+              <w:bottom w:val="single" w:color="BFC5CC" w:sz="4"/>
+              <w:right w:val="single" w:color="BFC5CC" w:sz="4"/>
+            </w:tcBorders>
+            <w:tcMar>
+              <w:top w:type="dxa" w:w="60"/>
+              <w:left w:type="dxa" w:w="100"/>
+              <w:bottom w:type="dxa" w:w="60"/>
+              <w:right w:type="dxa" w:w="100"/>
+            </w:tcMar>
+          </w:tcPr>
+          <w:p>
+            <w:r>
+              <w:rPr>
+                <w:rFonts w:ascii="Calibri" w:cs="Calibri" w:eastAsia="Calibri" w:hAnsi="Calibri"/>
+                <w:sz w:val="20"/>
+                <w:szCs w:val="20"/>
+              </w:rPr>
+              <w:t xml:space="preserve">Fachada principal</w:t>
+            </w:r>
+          </w:p>
+        </w:tc>
+        <w:tc>
+          <w:tcPr>
+            <w:tcW w:type="dxa" w:w="2257"/>
+            <w:tcBorders>
+              <w:top w:val="single" w:color="BFC5CC" w:sz="4"/>
+              <w:left w:val="single" w:color="BFC5CC" w:sz="4"/>
+              <w:bottom w:val="single" w:color="BFC5CC" w:sz="4"/>
+              <w:right w:val="single" w:color="BFC5CC" w:sz="4"/>
+            </w:tcBorders>
+            <w:tcMar>
+              <w:top w:type="dxa" w:w="60"/>
+              <w:left w:type="dxa" w:w="100"/>
+              <w:bottom w:type="dxa" w:w="60"/>
+              <w:right w:type="dxa" w:w="100"/>
+            </w:tcMar>
+          </w:tcPr>
+          <w:p>
+            <w:r>
+              <w:rPr>
+                <w:rFonts w:ascii="Consolas" w:cs="Consolas" w:eastAsia="Consolas" w:hAnsi="Consolas"/>
+                <w:sz w:val="20"/>
+                <w:szCs w:val="20"/>
+                <w:shd w:fill="F1F3F5" w:color="auto" w:val="clear"/>
+              </w:rPr>
+              <w:t xml:space="preserve">3,6,2</w:t>
+            </w:r>
+            <w:r>
+              <w:rPr>
+                <w:rFonts w:ascii="Calibri" w:cs="Calibri" w:eastAsia="Calibri" w:hAnsi="Calibri"/>
+                <w:sz w:val="20"/>
+                <w:szCs w:val="20"/>
+              </w:rPr>
+              <w:t xml:space="preserve"> · </w:t>
+            </w:r>
+            <w:r>
+              <w:rPr>
+                <w:rFonts w:ascii="Consolas" w:cs="Consolas" w:eastAsia="Consolas" w:hAnsi="Consolas"/>
+                <w:sz w:val="20"/>
+                <w:szCs w:val="20"/>
+                <w:shd w:fill="F1F3F5" w:color="auto" w:val="clear"/>
+              </w:rPr>
+              <w:t xml:space="preserve">3,6,4</w:t>
+            </w:r>
+            <w:r>
+              <w:rPr>
+                <w:rFonts w:ascii="Calibri" w:cs="Calibri" w:eastAsia="Calibri" w:hAnsi="Calibri"/>
+                <w:sz w:val="20"/>
+                <w:szCs w:val="20"/>
+              </w:rPr>
+              <w:t xml:space="preserve"> · </w:t>
+            </w:r>
+            <w:r>
+              <w:rPr>
+                <w:rFonts w:ascii="Consolas" w:cs="Consolas" w:eastAsia="Consolas" w:hAnsi="Consolas"/>
+                <w:sz w:val="20"/>
+                <w:szCs w:val="20"/>
+                <w:shd w:fill="F1F3F5" w:color="auto" w:val="clear"/>
+              </w:rPr>
+              <w:t xml:space="preserve">3,6,6</w:t>
+            </w:r>
+          </w:p>
+        </w:tc>
+        <w:tc>
+          <w:tcPr>
+            <w:tcW w:type="dxa" w:w="5348"/>
+            <w:tcBorders>
+              <w:top w:val="single" w:color="BFC5CC" w:sz="4"/>
+              <w:left w:val="single" w:color="BFC5CC" w:sz="4"/>
+              <w:bottom w:val="single" w:color="BFC5CC" w:sz="4"/>
+              <w:right w:val="single" w:color="BFC5CC" w:sz="4"/>
+            </w:tcBorders>
+            <w:tcMar>
+              <w:top w:type="dxa" w:w="60"/>
+              <w:left w:type="dxa" w:w="100"/>
+              <w:bottom w:type="dxa" w:w="60"/>
+              <w:right w:type="dxa" w:w="100"/>
+            </w:tcMar>
+          </w:tcPr>
+          <w:p>
+            <w:r>
+              <w:rPr>
+                <w:rFonts w:ascii="Calibri" w:cs="Calibri" w:eastAsia="Calibri" w:hAnsi="Calibri"/>
+                <w:sz w:val="20"/>
+                <w:szCs w:val="20"/>
+              </w:rPr>
+              <w:t xml:space="preserve">~2,7 m al norte del árbol, mirando al sur: el árbol le da sombra</w:t>
+            </w:r>
+          </w:p>
+        </w:tc>
+      </w:tr>
+      <w:tr>
+        <w:trPr>
+          <w:tblHeader w:val="false"/>
+        </w:trPr>
+        <w:tc>
+          <w:tcPr>
+            <w:tcW w:type="dxa" w:w="1421"/>
+            <w:tcBorders>
+              <w:top w:val="single" w:color="BFC5CC" w:sz="4"/>
+              <w:left w:val="single" w:color="BFC5CC" w:sz="4"/>
+              <w:bottom w:val="single" w:color="BFC5CC" w:sz="4"/>
+              <w:right w:val="single" w:color="BFC5CC" w:sz="4"/>
+            </w:tcBorders>
+            <w:tcMar>
+              <w:top w:type="dxa" w:w="60"/>
+              <w:left w:type="dxa" w:w="100"/>
+              <w:bottom w:type="dxa" w:w="60"/>
+              <w:right w:type="dxa" w:w="100"/>
+            </w:tcMar>
+          </w:tcPr>
+          <w:p>
+            <w:r>
+              <w:rPr>
+                <w:rFonts w:ascii="Calibri" w:cs="Calibri" w:eastAsia="Calibri" w:hAnsi="Calibri"/>
+                <w:sz w:val="20"/>
+                <w:szCs w:val="20"/>
+              </w:rPr>
+              <w:t xml:space="preserve">Techo 1</w:t>
+            </w:r>
+          </w:p>
+        </w:tc>
+        <w:tc>
+          <w:tcPr>
+            <w:tcW w:type="dxa" w:w="2257"/>
+            <w:tcBorders>
+              <w:top w:val="single" w:color="BFC5CC" w:sz="4"/>
+              <w:left w:val="single" w:color="BFC5CC" w:sz="4"/>
+              <w:bottom w:val="single" w:color="BFC5CC" w:sz="4"/>
+              <w:right w:val="single" w:color="BFC5CC" w:sz="4"/>
+            </w:tcBorders>
+            <w:tcMar>
+              <w:top w:type="dxa" w:w="60"/>
+              <w:left w:type="dxa" w:w="100"/>
+              <w:bottom w:type="dxa" w:w="60"/>
+              <w:right w:type="dxa" w:w="100"/>
+            </w:tcMar>
+          </w:tcPr>
+          <w:p>
+            <w:r>
+              <w:rPr>
+                <w:rFonts w:ascii="Consolas" w:cs="Consolas" w:eastAsia="Consolas" w:hAnsi="Consolas"/>
+                <w:sz w:val="20"/>
+                <w:szCs w:val="20"/>
+                <w:shd w:fill="F1F3F5" w:color="auto" w:val="clear"/>
+              </w:rPr>
+              <w:t xml:space="preserve">12,12,3</w:t>
+            </w:r>
+            <w:r>
+              <w:rPr>
+                <w:rFonts w:ascii="Calibri" w:cs="Calibri" w:eastAsia="Calibri" w:hAnsi="Calibri"/>
+                <w:sz w:val="20"/>
+                <w:szCs w:val="20"/>
+              </w:rPr>
+              <w:t xml:space="preserve"> · </w:t>
+            </w:r>
+            <w:r>
+              <w:rPr>
+                <w:rFonts w:ascii="Consolas" w:cs="Consolas" w:eastAsia="Consolas" w:hAnsi="Consolas"/>
+                <w:sz w:val="20"/>
+                <w:szCs w:val="20"/>
+                <w:shd w:fill="F1F3F5" w:color="auto" w:val="clear"/>
+              </w:rPr>
+              <w:t xml:space="preserve">14,12,3</w:t>
+            </w:r>
+          </w:p>
+        </w:tc>
+        <w:tc>
+          <w:tcPr>
+            <w:tcW w:type="dxa" w:w="5348"/>
+            <w:tcBorders>
+              <w:top w:val="single" w:color="BFC5CC" w:sz="4"/>
+              <w:left w:val="single" w:color="BFC5CC" w:sz="4"/>
+              <w:bottom w:val="single" w:color="BFC5CC" w:sz="4"/>
+              <w:right w:val="single" w:color="BFC5CC" w:sz="4"/>
+            </w:tcBorders>
+            <w:tcMar>
+              <w:top w:type="dxa" w:w="60"/>
+              <w:left w:type="dxa" w:w="100"/>
+              <w:bottom w:type="dxa" w:w="60"/>
+              <w:right w:type="dxa" w:w="100"/>
+            </w:tcMar>
+          </w:tcPr>
+          <w:p>
+            <w:r>
+              <w:rPr>
+                <w:rFonts w:ascii="Calibri" w:cs="Calibri" w:eastAsia="Calibri" w:hAnsi="Calibri"/>
+                <w:sz w:val="20"/>
+                <w:szCs w:val="20"/>
+              </w:rPr>
+              <w:t xml:space="preserve">Lejos del árbol</w:t>
+            </w:r>
+          </w:p>
+        </w:tc>
+      </w:tr>
+    </w:tbl>
+    <w:p/>
+    <w:p>
+      <w:pPr>
+        <w:pStyle w:val="ListParagraph"/>
+        <w:numPr>
+          <w:ilvl w:val="0"/>
+          <w:numId w:val="12"/>
+        </w:numPr>
+      </w:pPr>
+      <w:r>
+        <w:rPr>
+          <w:rFonts w:ascii="Calibri" w:cs="Calibri" w:eastAsia="Calibri" w:hAnsi="Calibri"/>
+          <w:b/>
+          <w:bCs/>
+        </w:rPr>
+        <w:t xml:space="preserve">🌳 Calcular sombra</w:t>
+      </w:r>
+      <w:r>
+        <w:rPr>
+          <w:rFonts w:ascii="Calibri" w:cs="Calibri" w:eastAsia="Calibri" w:hAnsi="Calibri"/>
+        </w:rPr>
+        <w:t xml:space="preserve"> → tabla: Fachada 🟢 </w:t>
+      </w:r>
+      <w:r>
+        <w:rPr>
+          <w:rFonts w:ascii="Calibri" w:cs="Calibri" w:eastAsia="Calibri" w:hAnsi="Calibri"/>
+          <w:i/>
+          <w:iCs/>
+        </w:rPr>
+        <w:t xml:space="preserve">calculado_completo</w:t>
+      </w:r>
+      <w:r>
+        <w:rPr>
+          <w:rFonts w:ascii="Calibri" w:cs="Calibri" w:eastAsia="Calibri" w:hAnsi="Calibri"/>
+        </w:rPr>
+        <w:t xml:space="preserve"> (el árbol la sombrea ~240 h/año) y Techo 🟢 </w:t>
+      </w:r>
+      <w:r>
+        <w:rPr>
+          <w:rFonts w:ascii="Calibri" w:cs="Calibri" w:eastAsia="Calibri" w:hAnsi="Calibri"/>
+          <w:i/>
+          <w:iCs/>
+        </w:rPr>
+        <w:t xml:space="preserve">sombra_cero_calculada</w:t>
+      </w:r>
+      <w:r>
+        <w:rPr>
+          <w:rFonts w:ascii="Calibri" w:cs="Calibri" w:eastAsia="Calibri" w:hAnsi="Calibri"/>
+        </w:rPr>
+        <w:t xml:space="preserve">, con 4.407 horas con sol calculadas y calidad alta.</w:t>
+      </w:r>
+    </w:p>
+    <w:p>
+      <w:pPr>
+        <w:pStyle w:val="ListParagraph"/>
+        <w:numPr>
+          <w:ilvl w:val="0"/>
+          <w:numId w:val="12"/>
+        </w:numPr>
+      </w:pPr>
+      <w:r>
+        <w:rPr>
+          <w:rFonts w:ascii="Calibri" w:cs="Calibri" w:eastAsia="Calibri" w:hAnsi="Calibri"/>
+        </w:rPr>
+        <w:t xml:space="preserve">Cambia el azimuth del techo (180 → 170) → Techo 🔴 </w:t>
+      </w:r>
+      <w:r>
+        <w:rPr>
+          <w:rFonts w:ascii="Calibri" w:cs="Calibri" w:eastAsia="Calibri" w:hAnsi="Calibri"/>
+          <w:i/>
+          <w:iCs/>
+        </w:rPr>
+        <w:t xml:space="preserve">invalidada_geometria</w:t>
+      </w:r>
+      <w:r>
+        <w:rPr>
+          <w:rFonts w:ascii="Calibri" w:cs="Calibri" w:eastAsia="Calibri" w:hAnsi="Calibri"/>
+        </w:rPr>
+        <w:t xml:space="preserve"> «Se retiró la sombra porque cambió azimuth»; la fachada sigue 🟢.</w:t>
+      </w:r>
+    </w:p>
+    <w:p>
+      <w:pPr>
+        <w:pStyle w:val="Heading2"/>
+      </w:pPr>
+      <w:r>
+        <w:rPr>
+          <w:rFonts w:ascii="Calibri" w:cs="Calibri" w:eastAsia="Calibri" w:hAnsi="Calibri"/>
+        </w:rPr>
+        <w:t xml:space="preserve">A.6 Prueba 5 · Panel y strings del proyecto</w:t>
+      </w:r>
+    </w:p>
+    <w:p>
+      <w:pPr>
+        <w:spacing w:after="120"/>
+      </w:pPr>
+      <w:r>
+        <w:rPr>
+          <w:rFonts w:ascii="Calibri" w:cs="Calibri" w:eastAsia="Calibri" w:hAnsi="Calibri"/>
+        </w:rPr>
+        <w:t xml:space="preserve">En </w:t>
+      </w:r>
+      <w:r>
+        <w:rPr>
+          <w:rFonts w:ascii="Calibri" w:cs="Calibri" w:eastAsia="Calibri" w:hAnsi="Calibri"/>
+          <w:b/>
+          <w:bCs/>
+        </w:rPr>
+        <w:t xml:space="preserve">5. Bypass</w:t>
+      </w:r>
+      <w:r>
+        <w:rPr>
+          <w:rFonts w:ascii="Calibri" w:cs="Calibri" w:eastAsia="Calibri" w:hAnsi="Calibri"/>
+        </w:rPr>
+        <w:t xml:space="preserve"> y </w:t>
+      </w:r>
+      <w:r>
+        <w:rPr>
+          <w:rFonts w:ascii="Calibri" w:cs="Calibri" w:eastAsia="Calibri" w:hAnsi="Calibri"/>
+          <w:b/>
+          <w:bCs/>
+        </w:rPr>
+        <w:t xml:space="preserve">6. MPPT</w:t>
+      </w:r>
+      <w:r>
+        <w:rPr>
+          <w:rFonts w:ascii="Calibri" w:cs="Calibri" w:eastAsia="Calibri" w:hAnsi="Calibri"/>
+        </w:rPr>
+        <w:t xml:space="preserve">:</w:t>
+      </w:r>
+    </w:p>
+    <w:p>
+      <w:pPr>
+        <w:pStyle w:val="ListParagraph"/>
+        <w:numPr>
+          <w:ilvl w:val="0"/>
+          <w:numId w:val="3"/>
+        </w:numPr>
+      </w:pPr>
+      <w:r>
+        <w:rPr>
+          <w:rFonts w:ascii="Calibri" w:cs="Calibri" w:eastAsia="Calibri" w:hAnsi="Calibri"/>
+        </w:rPr>
+        <w:t xml:space="preserve">El panel por defecto es </w:t>
+      </w:r>
+      <w:r>
+        <w:rPr>
+          <w:rFonts w:ascii="Calibri" w:cs="Calibri" w:eastAsia="Calibri" w:hAnsi="Calibri"/>
+          <w:b/>
+          <w:bCs/>
+        </w:rPr>
+        <w:t xml:space="preserve">«Panel del proyecto (…)»</w:t>
+      </w:r>
+      <w:r>
+        <w:rPr>
+          <w:rFonts w:ascii="Calibri" w:cs="Calibri" w:eastAsia="Calibri" w:hAnsi="Calibri"/>
+        </w:rPr>
+        <w:t xml:space="preserve">.</w:t>
+      </w:r>
+    </w:p>
+    <w:p>
+      <w:pPr>
+        <w:pStyle w:val="ListParagraph"/>
+        <w:numPr>
+          <w:ilvl w:val="0"/>
+          <w:numId w:val="3"/>
+        </w:numPr>
+      </w:pPr>
+      <w:r>
+        <w:rPr>
+          <w:rFonts w:ascii="Calibri" w:cs="Calibri" w:eastAsia="Calibri" w:hAnsi="Calibri"/>
+        </w:rPr>
+        <w:t xml:space="preserve">Los strings dicen </w:t>
+      </w:r>
+      <w:r>
+        <w:rPr>
+          <w:rFonts w:ascii="Calibri" w:cs="Calibri" w:eastAsia="Calibri" w:hAnsi="Calibri"/>
+          <w:b/>
+          <w:bCs/>
+        </w:rPr>
+        <w:t xml:space="preserve">«8 serie × 17 paralelo»</w:t>
+      </w:r>
+      <w:r>
+        <w:rPr>
+          <w:rFonts w:ascii="Calibri" w:cs="Calibri" w:eastAsia="Calibri" w:hAnsi="Calibri"/>
+        </w:rPr>
+        <w:t xml:space="preserve"> en la leyenda y en las tablas.</w:t>
+      </w:r>
+    </w:p>
+    <w:p>
+      <w:pPr>
+        <w:pStyle w:val="ListParagraph"/>
+        <w:numPr>
+          <w:ilvl w:val="0"/>
+          <w:numId w:val="3"/>
+        </w:numPr>
+      </w:pPr>
+      <w:r>
+        <w:rPr>
+          <w:rFonts w:ascii="Calibri" w:cs="Calibri" w:eastAsia="Calibri" w:hAnsi="Calibri"/>
+        </w:rPr>
+        <w:t xml:space="preserve">Con 97,3 m² y un módulo de 0,72 m² caben ~135 módulos; con 8 en serie salen 17 strings en paralelo.</w:t>
+      </w:r>
+    </w:p>
+    <w:p>
+      <w:pPr>
+        <w:pStyle w:val="Heading2"/>
+      </w:pPr>
+      <w:r>
+        <w:rPr>
+          <w:rFonts w:ascii="Calibri" w:cs="Calibri" w:eastAsia="Calibri" w:hAnsi="Calibri"/>
+        </w:rPr>
+        <w:t xml:space="preserve">A.7 Prueba 6 · Mapa de calor</w:t>
+      </w:r>
+    </w:p>
+    <w:p>
+      <w:pPr>
+        <w:spacing w:after="120"/>
+      </w:pPr>
+      <w:r>
+        <w:rPr>
+          <w:rFonts w:ascii="Calibri" w:cs="Calibri" w:eastAsia="Calibri" w:hAnsi="Calibri"/>
+        </w:rPr>
+        <w:t xml:space="preserve">En </w:t>
+      </w:r>
+      <w:r>
+        <w:rPr>
+          <w:rFonts w:ascii="Calibri" w:cs="Calibri" w:eastAsia="Calibri" w:hAnsi="Calibri"/>
+          <w:b/>
+          <w:bCs/>
+        </w:rPr>
+        <w:t xml:space="preserve">🌞 Trayectoria Solar › 2. Horas productivas vs sombreadas</w:t>
+      </w:r>
+      <w:r>
+        <w:rPr>
+          <w:rFonts w:ascii="Calibri" w:cs="Calibri" w:eastAsia="Calibri" w:hAnsi="Calibri"/>
+        </w:rPr>
+        <w:t xml:space="preserve">:</w:t>
+      </w:r>
+    </w:p>
+    <w:p>
+      <w:pPr>
+        <w:pStyle w:val="ListParagraph"/>
+        <w:numPr>
+          <w:ilvl w:val="0"/>
+          <w:numId w:val="13"/>
+        </w:numPr>
+      </w:pPr>
+      <w:r>
+        <w:rPr>
+          <w:rFonts w:ascii="Calibri" w:cs="Calibri" w:eastAsia="Calibri" w:hAnsi="Calibri"/>
+          <w:b/>
+          <w:bCs/>
+        </w:rPr>
+        <w:t xml:space="preserve">Techo 1</w:t>
+      </w:r>
+      <w:r>
+        <w:rPr>
+          <w:rFonts w:ascii="Calibri" w:cs="Calibri" w:eastAsia="Calibri" w:hAnsi="Calibri"/>
+        </w:rPr>
+        <w:t xml:space="preserve"> → mapa productivo todo el año (hasta ~800 W/m²) y nota «Valores: POA vigente de esta superficie».</w:t>
+      </w:r>
+    </w:p>
+    <w:p>
+      <w:pPr>
+        <w:pStyle w:val="ListParagraph"/>
+        <w:numPr>
+          <w:ilvl w:val="0"/>
+          <w:numId w:val="13"/>
+        </w:numPr>
+      </w:pPr>
+      <w:r>
+        <w:rPr>
+          <w:rFonts w:ascii="Calibri" w:cs="Calibri" w:eastAsia="Calibri" w:hAnsi="Calibri"/>
+          <w:b/>
+          <w:bCs/>
+        </w:rPr>
+        <w:t xml:space="preserve">Fachada principal</w:t>
+      </w:r>
+      <w:r>
+        <w:rPr>
+          <w:rFonts w:ascii="Calibri" w:cs="Calibri" w:eastAsia="Calibri" w:hAnsi="Calibri"/>
+        </w:rPr>
+        <w:t xml:space="preserve"> → mayo a julio vacíos (sol al norte) y máximos en diciembre y enero.</w:t>
+      </w:r>
+    </w:p>
+    <w:p>
+      <w:pPr>
+        <w:pStyle w:val="ListParagraph"/>
+        <w:numPr>
+          <w:ilvl w:val="0"/>
+          <w:numId w:val="13"/>
+        </w:numPr>
+      </w:pPr>
+      <w:r>
+        <w:rPr>
+          <w:rFonts w:ascii="Calibri" w:cs="Calibri" w:eastAsia="Calibri" w:hAnsi="Calibri"/>
+        </w:rPr>
+        <w:t xml:space="preserve">Cambia el tilt de la fachada sin recalcular → aviso ⚠️ «…no tiene POA vigente…: los colores usan la POA general de ☀️ Recurso Solar».</w:t>
+      </w:r>
+    </w:p>
+    <w:p>
+      <w:pPr>
+        <w:pStyle w:val="Heading2"/>
+      </w:pPr>
+      <w:r>
+        <w:rPr>
+          <w:rFonts w:ascii="Calibri" w:cs="Calibri" w:eastAsia="Calibri" w:hAnsi="Calibri"/>
+        </w:rPr>
+        <w:t xml:space="preserve">A.8 Cierre</w:t>
+      </w:r>
+    </w:p>
+    <w:p>
+      <w:pPr>
+        <w:spacing w:after="120"/>
+      </w:pPr>
+      <w:r>
+        <w:rPr>
+          <w:rFonts w:ascii="Calibri" w:cs="Calibri" w:eastAsia="Calibri" w:hAnsi="Calibri"/>
+        </w:rPr>
+        <w:t xml:space="preserve">En el servidor:</w:t>
+      </w:r>
+    </w:p>
+    <w:p>
+      <w:pPr>
+        <w:shd w:fill="F1F3F5" w:color="auto" w:val="clear"/>
+        <w:ind w:left="720"/>
+      </w:pPr>
+      <w:r>
+        <w:rPr>
+          <w:rFonts w:ascii="Consolas" w:cs="Consolas" w:eastAsia="Consolas" w:hAnsi="Consolas"/>
+          <w:sz w:val="20"/>
+          <w:szCs w:val="20"/>
+        </w:rPr>
+        <w:t xml:space="preserve">pm2 logs streamlit-bipv --err --lines 20 --nostream</w:t>
+      </w:r>
+    </w:p>
+    <w:p>
+      <w:pPr>
+        <w:spacing w:after="120"/>
+      </w:pPr>
+      <w:r>
+        <w:rPr>
+          <w:rFonts w:ascii="Calibri" w:cs="Calibri" w:eastAsia="Calibri" w:hAnsi="Calibri"/>
+        </w:rPr>
+        <w:t xml:space="preserve">Debe salir </w:t>
+      </w:r>
+      <w:r>
+        <w:rPr>
+          <w:rFonts w:ascii="Calibri" w:cs="Calibri" w:eastAsia="Calibri" w:hAnsi="Calibri"/>
+          <w:b/>
+          <w:bCs/>
+        </w:rPr>
+        <w:t xml:space="preserve">vacío</w:t>
+      </w:r>
+      <w:r>
+        <w:rPr>
+          <w:rFonts w:ascii="Calibri" w:cs="Calibri" w:eastAsia="Calibri" w:hAnsi="Calibri"/>
+        </w:rPr>
+        <w:t xml:space="preserve">: ninguna prueba produjo errores.</w:t>
+      </w:r>
+    </w:p>
     <w:sectPr>
       <w:footerReference w:type="default" r:id="rId7"/>
       <w:pgSz w:w="11906" w:h="16838" w:orient="portrait"/>
@@ -9638,6 +13084,36 @@
     </w:lvlOverride>
   </w:num>
   <w:num w:numId="8">
+    <w:abstractNumId w:val="3"/>
+    <w:lvlOverride w:ilvl="0">
+      <w:startOverride w:val="1"/>
+    </w:lvlOverride>
+  </w:num>
+  <w:num w:numId="9">
+    <w:abstractNumId w:val="3"/>
+    <w:lvlOverride w:ilvl="0">
+      <w:startOverride w:val="1"/>
+    </w:lvlOverride>
+  </w:num>
+  <w:num w:numId="10">
+    <w:abstractNumId w:val="3"/>
+    <w:lvlOverride w:ilvl="0">
+      <w:startOverride w:val="1"/>
+    </w:lvlOverride>
+  </w:num>
+  <w:num w:numId="11">
+    <w:abstractNumId w:val="3"/>
+    <w:lvlOverride w:ilvl="0">
+      <w:startOverride w:val="1"/>
+    </w:lvlOverride>
+  </w:num>
+  <w:num w:numId="12">
+    <w:abstractNumId w:val="3"/>
+    <w:lvlOverride w:ilvl="0">
+      <w:startOverride w:val="1"/>
+    </w:lvlOverride>
+  </w:num>
+  <w:num w:numId="13">
     <w:abstractNumId w:val="3"/>
     <w:lvlOverride w:ilvl="0">
       <w:startOverride w:val="1"/>

--- a/entregables/MANUAL_VISTA_3D_BIPV.docx
+++ b/entregables/MANUAL_VISTA_3D_BIPV.docx
@@ -21,7 +21,7 @@
         <w:rPr>
           <w:rFonts w:ascii="Calibri" w:cs="Calibri" w:eastAsia="Calibri" w:hAnsi="Calibri"/>
         </w:rPr>
-        <w:t xml:space="preserve">Versión: 25-sep-2026 (rev. 5) · Código de referencia: </w:t>
+        <w:t xml:space="preserve">Versión: 25-sep-2026 (rev. 6) · Código de referencia: </w:t>
       </w:r>
       <w:r>
         <w:rPr>
@@ -77,7 +77,7 @@
         <w:rPr>
           <w:rFonts w:ascii="Calibri" w:cs="Calibri" w:eastAsia="Calibri" w:hAnsi="Calibri"/>
         </w:rPr>
-        <w:t xml:space="preserve">#48 (desplegados el 24 y 25-sep-2026).</w:t>
+        <w:t xml:space="preserve">#48 (desplegados el 24 y 25-sep-2026) y la Spec «panel por superficie».</w:t>
       </w:r>
     </w:p>
     <w:p>
@@ -146,7 +146,7 @@
         <w:rPr>
           <w:rFonts w:ascii="Calibri" w:cs="Calibri" w:eastAsia="Calibri" w:hAnsi="Calibri"/>
         </w:rPr>
-        <w:t xml:space="preserve">0. Novedades de esta versión (24-sep-2026)</w:t>
+        <w:t xml:space="preserve">0. Novedades de esta versión (24 y 25-sep-2026)</w:t>
       </w:r>
     </w:p>
     <w:tbl>
@@ -163,8 +163,8 @@
       </w:tblPr>
       <w:tblGrid>
         <w:gridCol w:w="1100"/>
-        <w:gridCol w:w="4661"/>
-        <w:gridCol w:w="3265"/>
+        <w:gridCol w:w="4689"/>
+        <w:gridCol w:w="3237"/>
       </w:tblGrid>
       <w:tr>
         <w:trPr>
@@ -203,7 +203,7 @@
         </w:tc>
         <w:tc>
           <w:tcPr>
-            <w:tcW w:type="dxa" w:w="4661"/>
+            <w:tcW w:type="dxa" w:w="4689"/>
             <w:tcBorders>
               <w:top w:val="single" w:color="BFC5CC" w:sz="4"/>
               <w:left w:val="single" w:color="BFC5CC" w:sz="4"/>
@@ -234,7 +234,7 @@
         </w:tc>
         <w:tc>
           <w:tcPr>
-            <w:tcW w:type="dxa" w:w="3265"/>
+            <w:tcW w:type="dxa" w:w="3237"/>
             <w:tcBorders>
               <w:top w:val="single" w:color="BFC5CC" w:sz="4"/>
               <w:left w:val="single" w:color="BFC5CC" w:sz="4"/>
@@ -293,34 +293,42 @@
                 <w:sz w:val="20"/>
                 <w:szCs w:val="20"/>
               </w:rPr>
-              <w:t xml:space="preserve">Vigencia de la POA</w:t>
-            </w:r>
-          </w:p>
-        </w:tc>
-        <w:tc>
-          <w:tcPr>
-            <w:tcW w:type="dxa" w:w="4661"/>
-            <w:tcBorders>
-              <w:top w:val="single" w:color="BFC5CC" w:sz="4"/>
-              <w:left w:val="single" w:color="BFC5CC" w:sz="4"/>
-              <w:bottom w:val="single" w:color="BFC5CC" w:sz="4"/>
-              <w:right w:val="single" w:color="BFC5CC" w:sz="4"/>
-            </w:tcBorders>
-            <w:tcMar>
-              <w:top w:type="dxa" w:w="60"/>
-              <w:left w:type="dxa" w:w="100"/>
-              <w:bottom w:type="dxa" w:w="60"/>
-              <w:right w:type="dxa" w:w="100"/>
-            </w:tcMar>
-          </w:tcPr>
-          <w:p>
-            <w:r>
-              <w:rPr>
-                <w:rFonts w:ascii="Calibri" w:cs="Calibri" w:eastAsia="Calibri" w:hAnsi="Calibri"/>
-                <w:sz w:val="20"/>
-                <w:szCs w:val="20"/>
-              </w:rPr>
-              <w:t xml:space="preserve">Si cambias la geometría, el montaje, el albedo, el bifacial, el TMY o la ubicación, la superficie sale en </w:t>
+              <w:t xml:space="preserve">Panel por superficie</w:t>
+            </w:r>
+            <w:r>
+              <w:rPr>
+                <w:rFonts w:ascii="Calibri" w:cs="Calibri" w:eastAsia="Calibri" w:hAnsi="Calibri"/>
+                <w:sz w:val="20"/>
+                <w:szCs w:val="20"/>
+              </w:rPr>
+              <w:t xml:space="preserve"> (25-sep)</w:t>
+            </w:r>
+          </w:p>
+        </w:tc>
+        <w:tc>
+          <w:tcPr>
+            <w:tcW w:type="dxa" w:w="4689"/>
+            <w:tcBorders>
+              <w:top w:val="single" w:color="BFC5CC" w:sz="4"/>
+              <w:left w:val="single" w:color="BFC5CC" w:sz="4"/>
+              <w:bottom w:val="single" w:color="BFC5CC" w:sz="4"/>
+              <w:right w:val="single" w:color="BFC5CC" w:sz="4"/>
+            </w:tcBorders>
+            <w:tcMar>
+              <w:top w:type="dxa" w:w="60"/>
+              <w:left w:type="dxa" w:w="100"/>
+              <w:bottom w:type="dxa" w:w="60"/>
+              <w:right w:type="dxa" w:w="100"/>
+            </w:tcMar>
+          </w:tcPr>
+          <w:p>
+            <w:r>
+              <w:rPr>
+                <w:rFonts w:ascii="Calibri" w:cs="Calibri" w:eastAsia="Calibri" w:hAnsi="Calibri"/>
+                <w:sz w:val="20"/>
+                <w:szCs w:val="20"/>
+              </w:rPr>
+              <w:t xml:space="preserve">Cada superficie tiene </w:t>
             </w:r>
             <w:r>
               <w:rPr>
@@ -330,42 +338,42 @@
                 <w:sz w:val="20"/>
                 <w:szCs w:val="20"/>
               </w:rPr>
-              <w:t xml:space="preserve">⚠️ Estas superficies no tienen POA vigente…</w:t>
-            </w:r>
-            <w:r>
-              <w:rPr>
-                <w:rFonts w:ascii="Calibri" w:cs="Calibri" w:eastAsia="Calibri" w:hAnsi="Calibri"/>
-                <w:sz w:val="20"/>
-                <w:szCs w:val="20"/>
-              </w:rPr>
-              <w:t xml:space="preserve"> y no se usa hasta recalcular</w:t>
-            </w:r>
-          </w:p>
-        </w:tc>
-        <w:tc>
-          <w:tcPr>
-            <w:tcW w:type="dxa" w:w="3265"/>
-            <w:tcBorders>
-              <w:top w:val="single" w:color="BFC5CC" w:sz="4"/>
-              <w:left w:val="single" w:color="BFC5CC" w:sz="4"/>
-              <w:bottom w:val="single" w:color="BFC5CC" w:sz="4"/>
-              <w:right w:val="single" w:color="BFC5CC" w:sz="4"/>
-            </w:tcBorders>
-            <w:tcMar>
-              <w:top w:type="dxa" w:w="60"/>
-              <w:left w:type="dxa" w:w="100"/>
-              <w:bottom w:type="dxa" w:w="60"/>
-              <w:right w:type="dxa" w:w="100"/>
-            </w:tcMar>
-          </w:tcPr>
-          <w:p>
-            <w:r>
-              <w:rPr>
-                <w:rFonts w:ascii="Calibri" w:cs="Calibri" w:eastAsia="Calibri" w:hAnsi="Calibri"/>
-                <w:sz w:val="20"/>
-                <w:szCs w:val="20"/>
-              </w:rPr>
-              <w:t xml:space="preserve">Se seguía usando la POA de la geometría anterior sin aviso</w:t>
+              <w:t xml:space="preserve">Panel de esta superficie</w:t>
+            </w:r>
+            <w:r>
+              <w:rPr>
+                <w:rFonts w:ascii="Calibri" w:cs="Calibri" w:eastAsia="Calibri" w:hAnsi="Calibri"/>
+                <w:sz w:val="20"/>
+                <w:szCs w:val="20"/>
+              </w:rPr>
+              <w:t xml:space="preserve">: por defecto el del proyecto, o uno del catálogo. Energía, strings, bypass, MPPT y modo físico usan el de cada superficie</w:t>
+            </w:r>
+          </w:p>
+        </w:tc>
+        <w:tc>
+          <w:tcPr>
+            <w:tcW w:type="dxa" w:w="3237"/>
+            <w:tcBorders>
+              <w:top w:val="single" w:color="BFC5CC" w:sz="4"/>
+              <w:left w:val="single" w:color="BFC5CC" w:sz="4"/>
+              <w:bottom w:val="single" w:color="BFC5CC" w:sz="4"/>
+              <w:right w:val="single" w:color="BFC5CC" w:sz="4"/>
+            </w:tcBorders>
+            <w:tcMar>
+              <w:top w:type="dxa" w:w="60"/>
+              <w:left w:type="dxa" w:w="100"/>
+              <w:bottom w:type="dxa" w:w="60"/>
+              <w:right w:type="dxa" w:w="100"/>
+            </w:tcMar>
+          </w:tcPr>
+          <w:p>
+            <w:r>
+              <w:rPr>
+                <w:rFonts w:ascii="Calibri" w:cs="Calibri" w:eastAsia="Calibri" w:hAnsi="Calibri"/>
+                <w:sz w:val="20"/>
+                <w:szCs w:val="20"/>
+              </w:rPr>
+              <w:t xml:space="preserve">Todas las superficies usaban un solo panel</w:t>
             </w:r>
           </w:p>
         </w:tc>
@@ -399,34 +407,42 @@
                 <w:sz w:val="20"/>
                 <w:szCs w:val="20"/>
               </w:rPr>
-              <w:t xml:space="preserve">Publicación única de la energía</w:t>
-            </w:r>
-          </w:p>
-        </w:tc>
-        <w:tc>
-          <w:tcPr>
-            <w:tcW w:type="dxa" w:w="4661"/>
-            <w:tcBorders>
-              <w:top w:val="single" w:color="BFC5CC" w:sz="4"/>
-              <w:left w:val="single" w:color="BFC5CC" w:sz="4"/>
-              <w:bottom w:val="single" w:color="BFC5CC" w:sz="4"/>
-              <w:right w:val="single" w:color="BFC5CC" w:sz="4"/>
-            </w:tcBorders>
-            <w:tcMar>
-              <w:top w:type="dxa" w:w="60"/>
-              <w:left w:type="dxa" w:w="100"/>
-              <w:bottom w:type="dxa" w:w="60"/>
-              <w:right w:type="dxa" w:w="100"/>
-            </w:tcMar>
-          </w:tcPr>
-          <w:p>
-            <w:r>
-              <w:rPr>
-                <w:rFonts w:ascii="Calibri" w:cs="Calibri" w:eastAsia="Calibri" w:hAnsi="Calibri"/>
-                <w:sz w:val="20"/>
-                <w:szCs w:val="20"/>
-              </w:rPr>
-              <w:t xml:space="preserve">Los tres botones publican juntos total, desglose, área y POA con su </w:t>
+              <w:t xml:space="preserve">Eficiencia real del panel</w:t>
+            </w:r>
+            <w:r>
+              <w:rPr>
+                <w:rFonts w:ascii="Calibri" w:cs="Calibri" w:eastAsia="Calibri" w:hAnsi="Calibri"/>
+                <w:sz w:val="20"/>
+                <w:szCs w:val="20"/>
+              </w:rPr>
+              <w:t xml:space="preserve"> (25-sep)</w:t>
+            </w:r>
+          </w:p>
+        </w:tc>
+        <w:tc>
+          <w:tcPr>
+            <w:tcW w:type="dxa" w:w="4689"/>
+            <w:tcBorders>
+              <w:top w:val="single" w:color="BFC5CC" w:sz="4"/>
+              <w:left w:val="single" w:color="BFC5CC" w:sz="4"/>
+              <w:bottom w:val="single" w:color="BFC5CC" w:sz="4"/>
+              <w:right w:val="single" w:color="BFC5CC" w:sz="4"/>
+            </w:tcBorders>
+            <w:tcMar>
+              <w:top w:type="dxa" w:w="60"/>
+              <w:left w:type="dxa" w:w="100"/>
+              <w:bottom w:type="dxa" w:w="60"/>
+              <w:right w:type="dxa" w:w="100"/>
+            </w:tcMar>
+          </w:tcPr>
+          <w:p>
+            <w:r>
+              <w:rPr>
+                <w:rFonts w:ascii="Calibri" w:cs="Calibri" w:eastAsia="Calibri" w:hAnsi="Calibri"/>
+                <w:sz w:val="20"/>
+                <w:szCs w:val="20"/>
+              </w:rPr>
+              <w:t xml:space="preserve">La energía simplificada usa η = Pmax ÷ área del módulo (ASP-ST1-T40: </w:t>
             </w:r>
             <w:r>
               <w:rPr>
@@ -436,15 +452,70 @@
                 <w:sz w:val="20"/>
                 <w:szCs w:val="20"/>
               </w:rPr>
-              <w:t xml:space="preserve">origen</w:t>
-            </w:r>
-            <w:r>
-              <w:rPr>
-                <w:rFonts w:ascii="Calibri" w:cs="Calibri" w:eastAsia="Calibri" w:hAnsi="Calibri"/>
-                <w:sz w:val="20"/>
-                <w:szCs w:val="20"/>
-              </w:rPr>
-              <w:t xml:space="preserve">; reemplazar otro origen pide </w:t>
+              <w:t xml:space="preserve">8,75 %</w:t>
+            </w:r>
+            <w:r>
+              <w:rPr>
+                <w:rFonts w:ascii="Calibri" w:cs="Calibri" w:eastAsia="Calibri" w:hAnsi="Calibri"/>
+                <w:sz w:val="20"/>
+                <w:szCs w:val="20"/>
+              </w:rPr>
+              <w:t xml:space="preserve">) y la tabla muestra </w:t>
+            </w:r>
+            <w:r>
+              <w:rPr>
+                <w:rFonts w:ascii="Calibri" w:cs="Calibri" w:eastAsia="Calibri" w:hAnsi="Calibri"/>
+                <w:i/>
+                <w:iCs/>
+                <w:sz w:val="20"/>
+                <w:szCs w:val="20"/>
+              </w:rPr>
+              <w:t xml:space="preserve">Panel</w:t>
+            </w:r>
+            <w:r>
+              <w:rPr>
+                <w:rFonts w:ascii="Calibri" w:cs="Calibri" w:eastAsia="Calibri" w:hAnsi="Calibri"/>
+                <w:sz w:val="20"/>
+                <w:szCs w:val="20"/>
+              </w:rPr>
+              <w:t xml:space="preserve"> y </w:t>
+            </w:r>
+            <w:r>
+              <w:rPr>
+                <w:rFonts w:ascii="Calibri" w:cs="Calibri" w:eastAsia="Calibri" w:hAnsi="Calibri"/>
+                <w:i/>
+                <w:iCs/>
+                <w:sz w:val="20"/>
+                <w:szCs w:val="20"/>
+              </w:rPr>
+              <w:t xml:space="preserve">η (%)</w:t>
+            </w:r>
+          </w:p>
+        </w:tc>
+        <w:tc>
+          <w:tcPr>
+            <w:tcW w:type="dxa" w:w="3237"/>
+            <w:tcBorders>
+              <w:top w:val="single" w:color="BFC5CC" w:sz="4"/>
+              <w:left w:val="single" w:color="BFC5CC" w:sz="4"/>
+              <w:bottom w:val="single" w:color="BFC5CC" w:sz="4"/>
+              <w:right w:val="single" w:color="BFC5CC" w:sz="4"/>
+            </w:tcBorders>
+            <w:tcMar>
+              <w:top w:type="dxa" w:w="60"/>
+              <w:left w:type="dxa" w:w="100"/>
+              <w:bottom w:type="dxa" w:w="60"/>
+              <w:right w:type="dxa" w:w="100"/>
+            </w:tcMar>
+          </w:tcPr>
+          <w:p>
+            <w:r>
+              <w:rPr>
+                <w:rFonts w:ascii="Calibri" w:cs="Calibri" w:eastAsia="Calibri" w:hAnsi="Calibri"/>
+                <w:sz w:val="20"/>
+                <w:szCs w:val="20"/>
+              </w:rPr>
+              <w:t xml:space="preserve">Usaba siempre </w:t>
             </w:r>
             <w:r>
               <w:rPr>
@@ -454,34 +525,25 @@
                 <w:sz w:val="20"/>
                 <w:szCs w:val="20"/>
               </w:rPr>
-              <w:t xml:space="preserve">confirmación</w:t>
-            </w:r>
-          </w:p>
-        </w:tc>
-        <w:tc>
-          <w:tcPr>
-            <w:tcW w:type="dxa" w:w="3265"/>
-            <w:tcBorders>
-              <w:top w:val="single" w:color="BFC5CC" w:sz="4"/>
-              <w:left w:val="single" w:color="BFC5CC" w:sz="4"/>
-              <w:bottom w:val="single" w:color="BFC5CC" w:sz="4"/>
-              <w:right w:val="single" w:color="BFC5CC" w:sz="4"/>
-            </w:tcBorders>
-            <w:tcMar>
-              <w:top w:type="dxa" w:w="60"/>
-              <w:left w:type="dxa" w:w="100"/>
-              <w:bottom w:type="dxa" w:w="60"/>
-              <w:right w:type="dxa" w:w="100"/>
-            </w:tcMar>
-          </w:tcPr>
-          <w:p>
-            <w:r>
-              <w:rPr>
-                <w:rFonts w:ascii="Calibri" w:cs="Calibri" w:eastAsia="Calibri" w:hAnsi="Calibri"/>
-                <w:sz w:val="20"/>
-                <w:szCs w:val="20"/>
-              </w:rPr>
-              <w:t xml:space="preserve">«Ganaba el último botón» y el bypass cambiaba solo el total</w:t>
+              <w:t xml:space="preserve">16 %</w:t>
+            </w:r>
+            <w:r>
+              <w:rPr>
+                <w:rFonts w:ascii="Calibri" w:cs="Calibri" w:eastAsia="Calibri" w:hAnsi="Calibri"/>
+                <w:sz w:val="20"/>
+                <w:szCs w:val="20"/>
+              </w:rPr>
+              <w:t xml:space="preserve">: con ASP-ST1-T40 la energía salía </w:t>
+            </w:r>
+            <w:r>
+              <w:rPr>
+                <w:rFonts w:ascii="Calibri" w:cs="Calibri" w:eastAsia="Calibri" w:hAnsi="Calibri"/>
+                <w:b/>
+                <w:bCs/>
+                <w:sz w:val="20"/>
+                <w:szCs w:val="20"/>
+              </w:rPr>
+              <w:t xml:space="preserve">83 % más alta</w:t>
             </w:r>
           </w:p>
         </w:tc>
@@ -515,95 +577,79 @@
                 <w:sz w:val="20"/>
                 <w:szCs w:val="20"/>
               </w:rPr>
-              <w:t xml:space="preserve">Puntos 3D</w:t>
-            </w:r>
-          </w:p>
-        </w:tc>
-        <w:tc>
-          <w:tcPr>
-            <w:tcW w:type="dxa" w:w="4661"/>
-            <w:tcBorders>
-              <w:top w:val="single" w:color="BFC5CC" w:sz="4"/>
-              <w:left w:val="single" w:color="BFC5CC" w:sz="4"/>
-              <w:bottom w:val="single" w:color="BFC5CC" w:sz="4"/>
-              <w:right w:val="single" w:color="BFC5CC" w:sz="4"/>
-            </w:tcBorders>
-            <w:tcMar>
-              <w:top w:type="dxa" w:w="60"/>
-              <w:left w:type="dxa" w:w="100"/>
-              <w:bottom w:type="dxa" w:w="60"/>
-              <w:right w:type="dxa" w:w="100"/>
-            </w:tcMar>
-          </w:tcPr>
-          <w:p>
-            <w:r>
-              <w:rPr>
-                <w:rFonts w:ascii="Calibri" w:cs="Calibri" w:eastAsia="Calibri" w:hAnsi="Calibri"/>
-                <w:sz w:val="20"/>
-                <w:szCs w:val="20"/>
-              </w:rPr>
-              <w:t xml:space="preserve">Acepta </w:t>
-            </w:r>
-            <w:r>
-              <w:rPr>
-                <w:rFonts w:ascii="Consolas" w:cs="Consolas" w:eastAsia="Consolas" w:hAnsi="Consolas"/>
-                <w:sz w:val="20"/>
-                <w:szCs w:val="20"/>
-                <w:shd w:fill="F1F3F5" w:color="auto" w:val="clear"/>
-              </w:rPr>
-              <w:t xml:space="preserve">x,y,z</w:t>
-            </w:r>
-            <w:r>
-              <w:rPr>
-                <w:rFonts w:ascii="Calibri" w:cs="Calibri" w:eastAsia="Calibri" w:hAnsi="Calibri"/>
-                <w:sz w:val="20"/>
-                <w:szCs w:val="20"/>
-              </w:rPr>
-              <w:t xml:space="preserve"> y </w:t>
-            </w:r>
-            <w:r>
-              <w:rPr>
-                <w:rFonts w:ascii="Consolas" w:cs="Consolas" w:eastAsia="Consolas" w:hAnsi="Consolas"/>
-                <w:sz w:val="20"/>
-                <w:szCs w:val="20"/>
-                <w:shd w:fill="F1F3F5" w:color="auto" w:val="clear"/>
-              </w:rPr>
-              <w:t xml:space="preserve">x;y;z</w:t>
-            </w:r>
-            <w:r>
-              <w:rPr>
-                <w:rFonts w:ascii="Calibri" w:cs="Calibri" w:eastAsia="Calibri" w:hAnsi="Calibri"/>
-                <w:sz w:val="20"/>
-                <w:szCs w:val="20"/>
-              </w:rPr>
-              <w:t xml:space="preserve"> (coma decimal); una línea mal escrita sale en rojo y bloquea el cálculo; aviso de punto dentro del volumen antes de calcular</w:t>
-            </w:r>
-          </w:p>
-        </w:tc>
-        <w:tc>
-          <w:tcPr>
-            <w:tcW w:type="dxa" w:w="3265"/>
-            <w:tcBorders>
-              <w:top w:val="single" w:color="BFC5CC" w:sz="4"/>
-              <w:left w:val="single" w:color="BFC5CC" w:sz="4"/>
-              <w:bottom w:val="single" w:color="BFC5CC" w:sz="4"/>
-              <w:right w:val="single" w:color="BFC5CC" w:sz="4"/>
-            </w:tcBorders>
-            <w:tcMar>
-              <w:top w:type="dxa" w:w="60"/>
-              <w:left w:type="dxa" w:w="100"/>
-              <w:bottom w:type="dxa" w:w="60"/>
-              <w:right w:type="dxa" w:w="100"/>
-            </w:tcMar>
-          </w:tcPr>
-          <w:p>
-            <w:r>
-              <w:rPr>
-                <w:rFonts w:ascii="Calibri" w:cs="Calibri" w:eastAsia="Calibri" w:hAnsi="Calibri"/>
-                <w:sz w:val="20"/>
-                <w:szCs w:val="20"/>
-              </w:rPr>
-              <w:t xml:space="preserve">Las líneas mal escritas se perdían en silencio</w:t>
+              <w:t xml:space="preserve">Vigencia de la POA</w:t>
+            </w:r>
+          </w:p>
+        </w:tc>
+        <w:tc>
+          <w:tcPr>
+            <w:tcW w:type="dxa" w:w="4689"/>
+            <w:tcBorders>
+              <w:top w:val="single" w:color="BFC5CC" w:sz="4"/>
+              <w:left w:val="single" w:color="BFC5CC" w:sz="4"/>
+              <w:bottom w:val="single" w:color="BFC5CC" w:sz="4"/>
+              <w:right w:val="single" w:color="BFC5CC" w:sz="4"/>
+            </w:tcBorders>
+            <w:tcMar>
+              <w:top w:type="dxa" w:w="60"/>
+              <w:left w:type="dxa" w:w="100"/>
+              <w:bottom w:type="dxa" w:w="60"/>
+              <w:right w:type="dxa" w:w="100"/>
+            </w:tcMar>
+          </w:tcPr>
+          <w:p>
+            <w:r>
+              <w:rPr>
+                <w:rFonts w:ascii="Calibri" w:cs="Calibri" w:eastAsia="Calibri" w:hAnsi="Calibri"/>
+                <w:sz w:val="20"/>
+                <w:szCs w:val="20"/>
+              </w:rPr>
+              <w:t xml:space="preserve">Si cambias la geometría, el montaje, el albedo, el bifacial, el TMY o la ubicación, la superficie sale en </w:t>
+            </w:r>
+            <w:r>
+              <w:rPr>
+                <w:rFonts w:ascii="Calibri" w:cs="Calibri" w:eastAsia="Calibri" w:hAnsi="Calibri"/>
+                <w:b/>
+                <w:bCs/>
+                <w:sz w:val="20"/>
+                <w:szCs w:val="20"/>
+              </w:rPr>
+              <w:t xml:space="preserve">⚠️ Estas superficies no tienen POA vigente…</w:t>
+            </w:r>
+            <w:r>
+              <w:rPr>
+                <w:rFonts w:ascii="Calibri" w:cs="Calibri" w:eastAsia="Calibri" w:hAnsi="Calibri"/>
+                <w:sz w:val="20"/>
+                <w:szCs w:val="20"/>
+              </w:rPr>
+              <w:t xml:space="preserve"> y no se usa hasta recalcular</w:t>
+            </w:r>
+          </w:p>
+        </w:tc>
+        <w:tc>
+          <w:tcPr>
+            <w:tcW w:type="dxa" w:w="3237"/>
+            <w:tcBorders>
+              <w:top w:val="single" w:color="BFC5CC" w:sz="4"/>
+              <w:left w:val="single" w:color="BFC5CC" w:sz="4"/>
+              <w:bottom w:val="single" w:color="BFC5CC" w:sz="4"/>
+              <w:right w:val="single" w:color="BFC5CC" w:sz="4"/>
+            </w:tcBorders>
+            <w:tcMar>
+              <w:top w:type="dxa" w:w="60"/>
+              <w:left w:type="dxa" w:w="100"/>
+              <w:bottom w:type="dxa" w:w="60"/>
+              <w:right w:type="dxa" w:w="100"/>
+            </w:tcMar>
+          </w:tcPr>
+          <w:p>
+            <w:r>
+              <w:rPr>
+                <w:rFonts w:ascii="Calibri" w:cs="Calibri" w:eastAsia="Calibri" w:hAnsi="Calibri"/>
+                <w:sz w:val="20"/>
+                <w:szCs w:val="20"/>
+              </w:rPr>
+              <w:t xml:space="preserve">Se seguía usando la POA de la geometría anterior sin aviso</w:t>
             </w:r>
           </w:p>
         </w:tc>
@@ -637,34 +683,34 @@
                 <w:sz w:val="20"/>
                 <w:szCs w:val="20"/>
               </w:rPr>
-              <w:t xml:space="preserve">Estado de la sombra</w:t>
-            </w:r>
-          </w:p>
-        </w:tc>
-        <w:tc>
-          <w:tcPr>
-            <w:tcW w:type="dxa" w:w="4661"/>
-            <w:tcBorders>
-              <w:top w:val="single" w:color="BFC5CC" w:sz="4"/>
-              <w:left w:val="single" w:color="BFC5CC" w:sz="4"/>
-              <w:bottom w:val="single" w:color="BFC5CC" w:sz="4"/>
-              <w:right w:val="single" w:color="BFC5CC" w:sz="4"/>
-            </w:tcBorders>
-            <w:tcMar>
-              <w:top w:type="dxa" w:w="60"/>
-              <w:left w:type="dxa" w:w="100"/>
-              <w:bottom w:type="dxa" w:w="60"/>
-              <w:right w:type="dxa" w:w="100"/>
-            </w:tcMar>
-          </w:tcPr>
-          <w:p>
-            <w:r>
-              <w:rPr>
-                <w:rFonts w:ascii="Calibri" w:cs="Calibri" w:eastAsia="Calibri" w:hAnsi="Calibri"/>
-                <w:sz w:val="20"/>
-                <w:szCs w:val="20"/>
-              </w:rPr>
-              <w:t xml:space="preserve">Tabla </w:t>
+              <w:t xml:space="preserve">Publicación única de la energía</w:t>
+            </w:r>
+          </w:p>
+        </w:tc>
+        <w:tc>
+          <w:tcPr>
+            <w:tcW w:type="dxa" w:w="4689"/>
+            <w:tcBorders>
+              <w:top w:val="single" w:color="BFC5CC" w:sz="4"/>
+              <w:left w:val="single" w:color="BFC5CC" w:sz="4"/>
+              <w:bottom w:val="single" w:color="BFC5CC" w:sz="4"/>
+              <w:right w:val="single" w:color="BFC5CC" w:sz="4"/>
+            </w:tcBorders>
+            <w:tcMar>
+              <w:top w:type="dxa" w:w="60"/>
+              <w:left w:type="dxa" w:w="100"/>
+              <w:bottom w:type="dxa" w:w="60"/>
+              <w:right w:type="dxa" w:w="100"/>
+            </w:tcMar>
+          </w:tcPr>
+          <w:p>
+            <w:r>
+              <w:rPr>
+                <w:rFonts w:ascii="Calibri" w:cs="Calibri" w:eastAsia="Calibri" w:hAnsi="Calibri"/>
+                <w:sz w:val="20"/>
+                <w:szCs w:val="20"/>
+              </w:rPr>
+              <w:t xml:space="preserve">Los tres botones publican juntos total, desglose, área y POA con su </w:t>
             </w:r>
             <w:r>
               <w:rPr>
@@ -674,42 +720,15 @@
                 <w:sz w:val="20"/>
                 <w:szCs w:val="20"/>
               </w:rPr>
-              <w:t xml:space="preserve">Estado de la sombra por superficie</w:t>
-            </w:r>
-            <w:r>
-              <w:rPr>
-                <w:rFonts w:ascii="Calibri" w:cs="Calibri" w:eastAsia="Calibri" w:hAnsi="Calibri"/>
-                <w:sz w:val="20"/>
-                <w:szCs w:val="20"/>
-              </w:rPr>
-              <w:t xml:space="preserve"> con 🟢/🔴/⚪, motivo y qué hacer</w:t>
-            </w:r>
-          </w:p>
-        </w:tc>
-        <w:tc>
-          <w:tcPr>
-            <w:tcW w:type="dxa" w:w="3265"/>
-            <w:tcBorders>
-              <w:top w:val="single" w:color="BFC5CC" w:sz="4"/>
-              <w:left w:val="single" w:color="BFC5CC" w:sz="4"/>
-              <w:bottom w:val="single" w:color="BFC5CC" w:sz="4"/>
-              <w:right w:val="single" w:color="BFC5CC" w:sz="4"/>
-            </w:tcBorders>
-            <w:tcMar>
-              <w:top w:type="dxa" w:w="60"/>
-              <w:left w:type="dxa" w:w="100"/>
-              <w:bottom w:type="dxa" w:w="60"/>
-              <w:right w:type="dxa" w:w="100"/>
-            </w:tcMar>
-          </w:tcPr>
-          <w:p>
-            <w:r>
-              <w:rPr>
-                <w:rFonts w:ascii="Calibri" w:cs="Calibri" w:eastAsia="Calibri" w:hAnsi="Calibri"/>
-                <w:sz w:val="20"/>
-                <w:szCs w:val="20"/>
-              </w:rPr>
-              <w:t xml:space="preserve">No se veía; además el resultado de «🌳 Calcular sombra» </w:t>
+              <w:t xml:space="preserve">origen</w:t>
+            </w:r>
+            <w:r>
+              <w:rPr>
+                <w:rFonts w:ascii="Calibri" w:cs="Calibri" w:eastAsia="Calibri" w:hAnsi="Calibri"/>
+                <w:sz w:val="20"/>
+                <w:szCs w:val="20"/>
+              </w:rPr>
+              <w:t xml:space="preserve">; reemplazar otro origen pide </w:t>
             </w:r>
             <w:r>
               <w:rPr>
@@ -719,15 +738,34 @@
                 <w:sz w:val="20"/>
                 <w:szCs w:val="20"/>
               </w:rPr>
-              <w:t xml:space="preserve">se perdía</w:t>
-            </w:r>
-            <w:r>
-              <w:rPr>
-                <w:rFonts w:ascii="Calibri" w:cs="Calibri" w:eastAsia="Calibri" w:hAnsi="Calibri"/>
-                <w:sz w:val="20"/>
-                <w:szCs w:val="20"/>
-              </w:rPr>
-              <w:t xml:space="preserve"> al calcular</w:t>
+              <w:t xml:space="preserve">confirmación</w:t>
+            </w:r>
+          </w:p>
+        </w:tc>
+        <w:tc>
+          <w:tcPr>
+            <w:tcW w:type="dxa" w:w="3237"/>
+            <w:tcBorders>
+              <w:top w:val="single" w:color="BFC5CC" w:sz="4"/>
+              <w:left w:val="single" w:color="BFC5CC" w:sz="4"/>
+              <w:bottom w:val="single" w:color="BFC5CC" w:sz="4"/>
+              <w:right w:val="single" w:color="BFC5CC" w:sz="4"/>
+            </w:tcBorders>
+            <w:tcMar>
+              <w:top w:type="dxa" w:w="60"/>
+              <w:left w:type="dxa" w:w="100"/>
+              <w:bottom w:type="dxa" w:w="60"/>
+              <w:right w:type="dxa" w:w="100"/>
+            </w:tcMar>
+          </w:tcPr>
+          <w:p>
+            <w:r>
+              <w:rPr>
+                <w:rFonts w:ascii="Calibri" w:cs="Calibri" w:eastAsia="Calibri" w:hAnsi="Calibri"/>
+                <w:sz w:val="20"/>
+                <w:szCs w:val="20"/>
+              </w:rPr>
+              <w:t xml:space="preserve">«Ganaba el último botón» y el bypass cambiaba solo el total</w:t>
             </w:r>
           </w:p>
         </w:tc>
@@ -761,97 +799,95 @@
                 <w:sz w:val="20"/>
                 <w:szCs w:val="20"/>
               </w:rPr>
-              <w:t xml:space="preserve">Panel y strings del proyecto</w:t>
-            </w:r>
-          </w:p>
-        </w:tc>
-        <w:tc>
-          <w:tcPr>
-            <w:tcW w:type="dxa" w:w="4661"/>
-            <w:tcBorders>
-              <w:top w:val="single" w:color="BFC5CC" w:sz="4"/>
-              <w:left w:val="single" w:color="BFC5CC" w:sz="4"/>
-              <w:bottom w:val="single" w:color="BFC5CC" w:sz="4"/>
-              <w:right w:val="single" w:color="BFC5CC" w:sz="4"/>
-            </w:tcBorders>
-            <w:tcMar>
-              <w:top w:type="dxa" w:w="60"/>
-              <w:left w:type="dxa" w:w="100"/>
-              <w:bottom w:type="dxa" w:w="60"/>
-              <w:right w:type="dxa" w:w="100"/>
-            </w:tcMar>
-          </w:tcPr>
-          <w:p>
-            <w:r>
-              <w:rPr>
-                <w:rFonts w:ascii="Calibri" w:cs="Calibri" w:eastAsia="Calibri" w:hAnsi="Calibri"/>
-                <w:sz w:val="20"/>
-                <w:szCs w:val="20"/>
-              </w:rPr>
-              <w:t xml:space="preserve">Bypass y MPPT arrancan con </w:t>
-            </w:r>
-            <w:r>
-              <w:rPr>
-                <w:rFonts w:ascii="Calibri" w:cs="Calibri" w:eastAsia="Calibri" w:hAnsi="Calibri"/>
-                <w:b/>
-                <w:bCs/>
-                <w:sz w:val="20"/>
-                <w:szCs w:val="20"/>
-              </w:rPr>
-              <w:t xml:space="preserve">Panel del proyecto (…)</w:t>
-            </w:r>
-            <w:r>
-              <w:rPr>
-                <w:rFonts w:ascii="Calibri" w:cs="Calibri" w:eastAsia="Calibri" w:hAnsi="Calibri"/>
-                <w:sz w:val="20"/>
-                <w:szCs w:val="20"/>
-              </w:rPr>
-              <w:t xml:space="preserve"> y el N serie × N paralelo de cada superficie</w:t>
-            </w:r>
-          </w:p>
-        </w:tc>
-        <w:tc>
-          <w:tcPr>
-            <w:tcW w:type="dxa" w:w="3265"/>
-            <w:tcBorders>
-              <w:top w:val="single" w:color="BFC5CC" w:sz="4"/>
-              <w:left w:val="single" w:color="BFC5CC" w:sz="4"/>
-              <w:bottom w:val="single" w:color="BFC5CC" w:sz="4"/>
-              <w:right w:val="single" w:color="BFC5CC" w:sz="4"/>
-            </w:tcBorders>
-            <w:tcMar>
-              <w:top w:type="dxa" w:w="60"/>
-              <w:left w:type="dxa" w:w="100"/>
-              <w:bottom w:type="dxa" w:w="60"/>
-              <w:right w:type="dxa" w:w="100"/>
-            </w:tcMar>
-          </w:tcPr>
-          <w:p>
-            <w:r>
-              <w:rPr>
-                <w:rFonts w:ascii="Calibri" w:cs="Calibri" w:eastAsia="Calibri" w:hAnsi="Calibri"/>
-                <w:sz w:val="20"/>
-                <w:szCs w:val="20"/>
-              </w:rPr>
-              <w:t xml:space="preserve">Arrancaban con </w:t>
-            </w:r>
-            <w:r>
-              <w:rPr>
-                <w:rFonts w:ascii="Calibri" w:cs="Calibri" w:eastAsia="Calibri" w:hAnsi="Calibri"/>
-                <w:i/>
-                <w:iCs/>
-                <w:sz w:val="20"/>
-                <w:szCs w:val="20"/>
-              </w:rPr>
-              <w:t xml:space="preserve">ASP-ST1-T40</w:t>
-            </w:r>
-            <w:r>
-              <w:rPr>
-                <w:rFonts w:ascii="Calibri" w:cs="Calibri" w:eastAsia="Calibri" w:hAnsi="Calibri"/>
-                <w:sz w:val="20"/>
-                <w:szCs w:val="20"/>
-              </w:rPr>
-              <w:t xml:space="preserve"> y 8 módulos en serie</w:t>
+              <w:t xml:space="preserve">Puntos 3D</w:t>
+            </w:r>
+          </w:p>
+        </w:tc>
+        <w:tc>
+          <w:tcPr>
+            <w:tcW w:type="dxa" w:w="4689"/>
+            <w:tcBorders>
+              <w:top w:val="single" w:color="BFC5CC" w:sz="4"/>
+              <w:left w:val="single" w:color="BFC5CC" w:sz="4"/>
+              <w:bottom w:val="single" w:color="BFC5CC" w:sz="4"/>
+              <w:right w:val="single" w:color="BFC5CC" w:sz="4"/>
+            </w:tcBorders>
+            <w:tcMar>
+              <w:top w:type="dxa" w:w="60"/>
+              <w:left w:type="dxa" w:w="100"/>
+              <w:bottom w:type="dxa" w:w="60"/>
+              <w:right w:type="dxa" w:w="100"/>
+            </w:tcMar>
+          </w:tcPr>
+          <w:p>
+            <w:r>
+              <w:rPr>
+                <w:rFonts w:ascii="Calibri" w:cs="Calibri" w:eastAsia="Calibri" w:hAnsi="Calibri"/>
+                <w:sz w:val="20"/>
+                <w:szCs w:val="20"/>
+              </w:rPr>
+              <w:t xml:space="preserve">Acepta </w:t>
+            </w:r>
+            <w:r>
+              <w:rPr>
+                <w:rFonts w:ascii="Consolas" w:cs="Consolas" w:eastAsia="Consolas" w:hAnsi="Consolas"/>
+                <w:sz w:val="20"/>
+                <w:szCs w:val="20"/>
+                <w:shd w:fill="F1F3F5" w:color="auto" w:val="clear"/>
+              </w:rPr>
+              <w:t xml:space="preserve">x,y,z</w:t>
+            </w:r>
+            <w:r>
+              <w:rPr>
+                <w:rFonts w:ascii="Calibri" w:cs="Calibri" w:eastAsia="Calibri" w:hAnsi="Calibri"/>
+                <w:sz w:val="20"/>
+                <w:szCs w:val="20"/>
+              </w:rPr>
+              <w:t xml:space="preserve"> y </w:t>
+            </w:r>
+            <w:r>
+              <w:rPr>
+                <w:rFonts w:ascii="Consolas" w:cs="Consolas" w:eastAsia="Consolas" w:hAnsi="Consolas"/>
+                <w:sz w:val="20"/>
+                <w:szCs w:val="20"/>
+                <w:shd w:fill="F1F3F5" w:color="auto" w:val="clear"/>
+              </w:rPr>
+              <w:t xml:space="preserve">x;y;z</w:t>
+            </w:r>
+            <w:r>
+              <w:rPr>
+                <w:rFonts w:ascii="Calibri" w:cs="Calibri" w:eastAsia="Calibri" w:hAnsi="Calibri"/>
+                <w:sz w:val="20"/>
+                <w:szCs w:val="20"/>
+              </w:rPr>
+              <w:t xml:space="preserve"> (coma decimal); una línea mal escrita sale en rojo y bloquea el cálculo; aviso de punto dentro del volumen antes de calcular</w:t>
+            </w:r>
+          </w:p>
+        </w:tc>
+        <w:tc>
+          <w:tcPr>
+            <w:tcW w:type="dxa" w:w="3237"/>
+            <w:tcBorders>
+              <w:top w:val="single" w:color="BFC5CC" w:sz="4"/>
+              <w:left w:val="single" w:color="BFC5CC" w:sz="4"/>
+              <w:bottom w:val="single" w:color="BFC5CC" w:sz="4"/>
+              <w:right w:val="single" w:color="BFC5CC" w:sz="4"/>
+            </w:tcBorders>
+            <w:tcMar>
+              <w:top w:type="dxa" w:w="60"/>
+              <w:left w:type="dxa" w:w="100"/>
+              <w:bottom w:type="dxa" w:w="60"/>
+              <w:right w:type="dxa" w:w="100"/>
+            </w:tcMar>
+          </w:tcPr>
+          <w:p>
+            <w:r>
+              <w:rPr>
+                <w:rFonts w:ascii="Calibri" w:cs="Calibri" w:eastAsia="Calibri" w:hAnsi="Calibri"/>
+                <w:sz w:val="20"/>
+                <w:szCs w:val="20"/>
+              </w:rPr>
+              <w:t xml:space="preserve">Las líneas mal escritas se perdían en silencio</w:t>
             </w:r>
           </w:p>
         </w:tc>
@@ -885,61 +921,97 @@
                 <w:sz w:val="20"/>
                 <w:szCs w:val="20"/>
               </w:rPr>
-              <w:t xml:space="preserve">Mapa de calor POA</w:t>
-            </w:r>
-          </w:p>
-        </w:tc>
-        <w:tc>
-          <w:tcPr>
-            <w:tcW w:type="dxa" w:w="4661"/>
-            <w:tcBorders>
-              <w:top w:val="single" w:color="BFC5CC" w:sz="4"/>
-              <w:left w:val="single" w:color="BFC5CC" w:sz="4"/>
-              <w:bottom w:val="single" w:color="BFC5CC" w:sz="4"/>
-              <w:right w:val="single" w:color="BFC5CC" w:sz="4"/>
-            </w:tcBorders>
-            <w:tcMar>
-              <w:top w:type="dxa" w:w="60"/>
-              <w:left w:type="dxa" w:w="100"/>
-              <w:bottom w:type="dxa" w:w="60"/>
-              <w:right w:type="dxa" w:w="100"/>
-            </w:tcMar>
-          </w:tcPr>
-          <w:p>
-            <w:r>
-              <w:rPr>
-                <w:rFonts w:ascii="Calibri" w:cs="Calibri" w:eastAsia="Calibri" w:hAnsi="Calibri"/>
-                <w:sz w:val="20"/>
-                <w:szCs w:val="20"/>
-              </w:rPr>
-              <w:t xml:space="preserve">Funciona con POA por superficie</w:t>
-            </w:r>
-          </w:p>
-        </w:tc>
-        <w:tc>
-          <w:tcPr>
-            <w:tcW w:type="dxa" w:w="3265"/>
-            <w:tcBorders>
-              <w:top w:val="single" w:color="BFC5CC" w:sz="4"/>
-              <w:left w:val="single" w:color="BFC5CC" w:sz="4"/>
-              <w:bottom w:val="single" w:color="BFC5CC" w:sz="4"/>
-              <w:right w:val="single" w:color="BFC5CC" w:sz="4"/>
-            </w:tcBorders>
-            <w:tcMar>
-              <w:top w:type="dxa" w:w="60"/>
-              <w:left w:type="dxa" w:w="100"/>
-              <w:bottom w:type="dxa" w:w="60"/>
-              <w:right w:type="dxa" w:w="100"/>
-            </w:tcMar>
-          </w:tcPr>
-          <w:p>
-            <w:r>
-              <w:rPr>
-                <w:rFonts w:ascii="Calibri" w:cs="Calibri" w:eastAsia="Calibri" w:hAnsi="Calibri"/>
-                <w:sz w:val="20"/>
-                <w:szCs w:val="20"/>
-              </w:rPr>
-              <w:t xml:space="preserve">Se caía con «The truth value of a DataFrame is ambiguous»</w:t>
+              <w:t xml:space="preserve">Estado de la sombra</w:t>
+            </w:r>
+          </w:p>
+        </w:tc>
+        <w:tc>
+          <w:tcPr>
+            <w:tcW w:type="dxa" w:w="4689"/>
+            <w:tcBorders>
+              <w:top w:val="single" w:color="BFC5CC" w:sz="4"/>
+              <w:left w:val="single" w:color="BFC5CC" w:sz="4"/>
+              <w:bottom w:val="single" w:color="BFC5CC" w:sz="4"/>
+              <w:right w:val="single" w:color="BFC5CC" w:sz="4"/>
+            </w:tcBorders>
+            <w:tcMar>
+              <w:top w:type="dxa" w:w="60"/>
+              <w:left w:type="dxa" w:w="100"/>
+              <w:bottom w:type="dxa" w:w="60"/>
+              <w:right w:type="dxa" w:w="100"/>
+            </w:tcMar>
+          </w:tcPr>
+          <w:p>
+            <w:r>
+              <w:rPr>
+                <w:rFonts w:ascii="Calibri" w:cs="Calibri" w:eastAsia="Calibri" w:hAnsi="Calibri"/>
+                <w:sz w:val="20"/>
+                <w:szCs w:val="20"/>
+              </w:rPr>
+              <w:t xml:space="preserve">Tabla </w:t>
+            </w:r>
+            <w:r>
+              <w:rPr>
+                <w:rFonts w:ascii="Calibri" w:cs="Calibri" w:eastAsia="Calibri" w:hAnsi="Calibri"/>
+                <w:b/>
+                <w:bCs/>
+                <w:sz w:val="20"/>
+                <w:szCs w:val="20"/>
+              </w:rPr>
+              <w:t xml:space="preserve">Estado de la sombra por superficie</w:t>
+            </w:r>
+            <w:r>
+              <w:rPr>
+                <w:rFonts w:ascii="Calibri" w:cs="Calibri" w:eastAsia="Calibri" w:hAnsi="Calibri"/>
+                <w:sz w:val="20"/>
+                <w:szCs w:val="20"/>
+              </w:rPr>
+              <w:t xml:space="preserve"> con 🟢/🔴/⚪, motivo y qué hacer</w:t>
+            </w:r>
+          </w:p>
+        </w:tc>
+        <w:tc>
+          <w:tcPr>
+            <w:tcW w:type="dxa" w:w="3237"/>
+            <w:tcBorders>
+              <w:top w:val="single" w:color="BFC5CC" w:sz="4"/>
+              <w:left w:val="single" w:color="BFC5CC" w:sz="4"/>
+              <w:bottom w:val="single" w:color="BFC5CC" w:sz="4"/>
+              <w:right w:val="single" w:color="BFC5CC" w:sz="4"/>
+            </w:tcBorders>
+            <w:tcMar>
+              <w:top w:type="dxa" w:w="60"/>
+              <w:left w:type="dxa" w:w="100"/>
+              <w:bottom w:type="dxa" w:w="60"/>
+              <w:right w:type="dxa" w:w="100"/>
+            </w:tcMar>
+          </w:tcPr>
+          <w:p>
+            <w:r>
+              <w:rPr>
+                <w:rFonts w:ascii="Calibri" w:cs="Calibri" w:eastAsia="Calibri" w:hAnsi="Calibri"/>
+                <w:sz w:val="20"/>
+                <w:szCs w:val="20"/>
+              </w:rPr>
+              <w:t xml:space="preserve">No se veía; además el resultado de «🌳 Calcular sombra» </w:t>
+            </w:r>
+            <w:r>
+              <w:rPr>
+                <w:rFonts w:ascii="Calibri" w:cs="Calibri" w:eastAsia="Calibri" w:hAnsi="Calibri"/>
+                <w:b/>
+                <w:bCs/>
+                <w:sz w:val="20"/>
+                <w:szCs w:val="20"/>
+              </w:rPr>
+              <w:t xml:space="preserve">se perdía</w:t>
+            </w:r>
+            <w:r>
+              <w:rPr>
+                <w:rFonts w:ascii="Calibri" w:cs="Calibri" w:eastAsia="Calibri" w:hAnsi="Calibri"/>
+                <w:sz w:val="20"/>
+                <w:szCs w:val="20"/>
+              </w:rPr>
+              <w:t xml:space="preserve"> al calcular</w:t>
             </w:r>
           </w:p>
         </w:tc>
@@ -973,61 +1045,79 @@
                 <w:sz w:val="20"/>
                 <w:szCs w:val="20"/>
               </w:rPr>
-              <w:t xml:space="preserve">Sombra v2</w:t>
-            </w:r>
-          </w:p>
-        </w:tc>
-        <w:tc>
-          <w:tcPr>
-            <w:tcW w:type="dxa" w:w="4661"/>
-            <w:tcBorders>
-              <w:top w:val="single" w:color="BFC5CC" w:sz="4"/>
-              <w:left w:val="single" w:color="BFC5CC" w:sz="4"/>
-              <w:bottom w:val="single" w:color="BFC5CC" w:sz="4"/>
-              <w:right w:val="single" w:color="BFC5CC" w:sz="4"/>
-            </w:tcBorders>
-            <w:tcMar>
-              <w:top w:type="dxa" w:w="60"/>
-              <w:left w:type="dxa" w:w="100"/>
-              <w:bottom w:type="dxa" w:w="60"/>
-              <w:right w:type="dxa" w:w="100"/>
-            </w:tcMar>
-          </w:tcPr>
-          <w:p>
-            <w:r>
-              <w:rPr>
-                <w:rFonts w:ascii="Calibri" w:cs="Calibri" w:eastAsia="Calibri" w:hAnsi="Calibri"/>
-                <w:sz w:val="20"/>
-                <w:szCs w:val="20"/>
-              </w:rPr>
-              <w:t xml:space="preserve">Las horas con el sol detrás del módulo no cuentan como sombra</w:t>
-            </w:r>
-          </w:p>
-        </w:tc>
-        <w:tc>
-          <w:tcPr>
-            <w:tcW w:type="dxa" w:w="3265"/>
-            <w:tcBorders>
-              <w:top w:val="single" w:color="BFC5CC" w:sz="4"/>
-              <w:left w:val="single" w:color="BFC5CC" w:sz="4"/>
-              <w:bottom w:val="single" w:color="BFC5CC" w:sz="4"/>
-              <w:right w:val="single" w:color="BFC5CC" w:sz="4"/>
-            </w:tcBorders>
-            <w:tcMar>
-              <w:top w:type="dxa" w:w="60"/>
-              <w:left w:type="dxa" w:w="100"/>
-              <w:bottom w:type="dxa" w:w="60"/>
-              <w:right w:type="dxa" w:w="100"/>
-            </w:tcMar>
-          </w:tcPr>
-          <w:p>
-            <w:r>
-              <w:rPr>
-                <w:rFonts w:ascii="Calibri" w:cs="Calibri" w:eastAsia="Calibri" w:hAnsi="Calibri"/>
-                <w:sz w:val="20"/>
-                <w:szCs w:val="20"/>
-              </w:rPr>
-              <w:t xml:space="preserve">Se contaba sombra total en esas horas</w:t>
+              <w:t xml:space="preserve">Panel y strings del proyecto</w:t>
+            </w:r>
+          </w:p>
+        </w:tc>
+        <w:tc>
+          <w:tcPr>
+            <w:tcW w:type="dxa" w:w="4689"/>
+            <w:tcBorders>
+              <w:top w:val="single" w:color="BFC5CC" w:sz="4"/>
+              <w:left w:val="single" w:color="BFC5CC" w:sz="4"/>
+              <w:bottom w:val="single" w:color="BFC5CC" w:sz="4"/>
+              <w:right w:val="single" w:color="BFC5CC" w:sz="4"/>
+            </w:tcBorders>
+            <w:tcMar>
+              <w:top w:type="dxa" w:w="60"/>
+              <w:left w:type="dxa" w:w="100"/>
+              <w:bottom w:type="dxa" w:w="60"/>
+              <w:right w:type="dxa" w:w="100"/>
+            </w:tcMar>
+          </w:tcPr>
+          <w:p>
+            <w:r>
+              <w:rPr>
+                <w:rFonts w:ascii="Calibri" w:cs="Calibri" w:eastAsia="Calibri" w:hAnsi="Calibri"/>
+                <w:sz w:val="20"/>
+                <w:szCs w:val="20"/>
+              </w:rPr>
+              <w:t xml:space="preserve">Bypass y MPPT usan el panel de cada superficie y su N serie × N paralelo</w:t>
+            </w:r>
+          </w:p>
+        </w:tc>
+        <w:tc>
+          <w:tcPr>
+            <w:tcW w:type="dxa" w:w="3237"/>
+            <w:tcBorders>
+              <w:top w:val="single" w:color="BFC5CC" w:sz="4"/>
+              <w:left w:val="single" w:color="BFC5CC" w:sz="4"/>
+              <w:bottom w:val="single" w:color="BFC5CC" w:sz="4"/>
+              <w:right w:val="single" w:color="BFC5CC" w:sz="4"/>
+            </w:tcBorders>
+            <w:tcMar>
+              <w:top w:type="dxa" w:w="60"/>
+              <w:left w:type="dxa" w:w="100"/>
+              <w:bottom w:type="dxa" w:w="60"/>
+              <w:right w:type="dxa" w:w="100"/>
+            </w:tcMar>
+          </w:tcPr>
+          <w:p>
+            <w:r>
+              <w:rPr>
+                <w:rFonts w:ascii="Calibri" w:cs="Calibri" w:eastAsia="Calibri" w:hAnsi="Calibri"/>
+                <w:sz w:val="20"/>
+                <w:szCs w:val="20"/>
+              </w:rPr>
+              <w:t xml:space="preserve">Arrancaban con </w:t>
+            </w:r>
+            <w:r>
+              <w:rPr>
+                <w:rFonts w:ascii="Calibri" w:cs="Calibri" w:eastAsia="Calibri" w:hAnsi="Calibri"/>
+                <w:i/>
+                <w:iCs/>
+                <w:sz w:val="20"/>
+                <w:szCs w:val="20"/>
+              </w:rPr>
+              <w:t xml:space="preserve">ASP-ST1-T40</w:t>
+            </w:r>
+            <w:r>
+              <w:rPr>
+                <w:rFonts w:ascii="Calibri" w:cs="Calibri" w:eastAsia="Calibri" w:hAnsi="Calibri"/>
+                <w:sz w:val="20"/>
+                <w:szCs w:val="20"/>
+              </w:rPr>
+              <w:t xml:space="preserve"> y 8 módulos en serie</w:t>
             </w:r>
           </w:p>
         </w:tc>
@@ -1061,61 +1151,61 @@
                 <w:sz w:val="20"/>
                 <w:szCs w:val="20"/>
               </w:rPr>
-              <w:t xml:space="preserve">Formato de strings</w:t>
-            </w:r>
-          </w:p>
-        </w:tc>
-        <w:tc>
-          <w:tcPr>
-            <w:tcW w:type="dxa" w:w="4661"/>
-            <w:tcBorders>
-              <w:top w:val="single" w:color="BFC5CC" w:sz="4"/>
-              <w:left w:val="single" w:color="BFC5CC" w:sz="4"/>
-              <w:bottom w:val="single" w:color="BFC5CC" w:sz="4"/>
-              <w:right w:val="single" w:color="BFC5CC" w:sz="4"/>
-            </w:tcBorders>
-            <w:tcMar>
-              <w:top w:type="dxa" w:w="60"/>
-              <w:left w:type="dxa" w:w="100"/>
-              <w:bottom w:type="dxa" w:w="60"/>
-              <w:right w:type="dxa" w:w="100"/>
-            </w:tcMar>
-          </w:tcPr>
-          <w:p>
-            <w:r>
-              <w:rPr>
-                <w:rFonts w:ascii="Calibri" w:cs="Calibri" w:eastAsia="Calibri" w:hAnsi="Calibri"/>
-                <w:sz w:val="20"/>
-                <w:szCs w:val="20"/>
-              </w:rPr>
-              <w:t xml:space="preserve">Leyendas y tablas del bypass y del MPPT dicen siempre «8 serie × 17 paralelo»</w:t>
-            </w:r>
-          </w:p>
-        </w:tc>
-        <w:tc>
-          <w:tcPr>
-            <w:tcW w:type="dxa" w:w="3265"/>
-            <w:tcBorders>
-              <w:top w:val="single" w:color="BFC5CC" w:sz="4"/>
-              <w:left w:val="single" w:color="BFC5CC" w:sz="4"/>
-              <w:bottom w:val="single" w:color="BFC5CC" w:sz="4"/>
-              <w:right w:val="single" w:color="BFC5CC" w:sz="4"/>
-            </w:tcBorders>
-            <w:tcMar>
-              <w:top w:type="dxa" w:w="60"/>
-              <w:left w:type="dxa" w:w="100"/>
-              <w:bottom w:type="dxa" w:w="60"/>
-              <w:right w:type="dxa" w:w="100"/>
-            </w:tcMar>
-          </w:tcPr>
-          <w:p>
-            <w:r>
-              <w:rPr>
-                <w:rFonts w:ascii="Calibri" w:cs="Calibri" w:eastAsia="Calibri" w:hAnsi="Calibri"/>
-                <w:sz w:val="20"/>
-                <w:szCs w:val="20"/>
-              </w:rPr>
-              <w:t xml:space="preserve">La leyenda decía «17×8s» y la tabla «8 × 17»</w:t>
+              <w:t xml:space="preserve">Mapa de calor POA</w:t>
+            </w:r>
+          </w:p>
+        </w:tc>
+        <w:tc>
+          <w:tcPr>
+            <w:tcW w:type="dxa" w:w="4689"/>
+            <w:tcBorders>
+              <w:top w:val="single" w:color="BFC5CC" w:sz="4"/>
+              <w:left w:val="single" w:color="BFC5CC" w:sz="4"/>
+              <w:bottom w:val="single" w:color="BFC5CC" w:sz="4"/>
+              <w:right w:val="single" w:color="BFC5CC" w:sz="4"/>
+            </w:tcBorders>
+            <w:tcMar>
+              <w:top w:type="dxa" w:w="60"/>
+              <w:left w:type="dxa" w:w="100"/>
+              <w:bottom w:type="dxa" w:w="60"/>
+              <w:right w:type="dxa" w:w="100"/>
+            </w:tcMar>
+          </w:tcPr>
+          <w:p>
+            <w:r>
+              <w:rPr>
+                <w:rFonts w:ascii="Calibri" w:cs="Calibri" w:eastAsia="Calibri" w:hAnsi="Calibri"/>
+                <w:sz w:val="20"/>
+                <w:szCs w:val="20"/>
+              </w:rPr>
+              <w:t xml:space="preserve">Funciona con POA por superficie</w:t>
+            </w:r>
+          </w:p>
+        </w:tc>
+        <w:tc>
+          <w:tcPr>
+            <w:tcW w:type="dxa" w:w="3237"/>
+            <w:tcBorders>
+              <w:top w:val="single" w:color="BFC5CC" w:sz="4"/>
+              <w:left w:val="single" w:color="BFC5CC" w:sz="4"/>
+              <w:bottom w:val="single" w:color="BFC5CC" w:sz="4"/>
+              <w:right w:val="single" w:color="BFC5CC" w:sz="4"/>
+            </w:tcBorders>
+            <w:tcMar>
+              <w:top w:type="dxa" w:w="60"/>
+              <w:left w:type="dxa" w:w="100"/>
+              <w:bottom w:type="dxa" w:w="60"/>
+              <w:right w:type="dxa" w:w="100"/>
+            </w:tcMar>
+          </w:tcPr>
+          <w:p>
+            <w:r>
+              <w:rPr>
+                <w:rFonts w:ascii="Calibri" w:cs="Calibri" w:eastAsia="Calibri" w:hAnsi="Calibri"/>
+                <w:sz w:val="20"/>
+                <w:szCs w:val="20"/>
+              </w:rPr>
+              <w:t xml:space="preserve">Se caía con «The truth value of a DataFrame is ambiguous»</w:t>
             </w:r>
           </w:p>
         </w:tc>
@@ -1149,13 +1239,189 @@
                 <w:sz w:val="20"/>
                 <w:szCs w:val="20"/>
               </w:rPr>
+              <w:t xml:space="preserve">Sombra v2</w:t>
+            </w:r>
+          </w:p>
+        </w:tc>
+        <w:tc>
+          <w:tcPr>
+            <w:tcW w:type="dxa" w:w="4689"/>
+            <w:tcBorders>
+              <w:top w:val="single" w:color="BFC5CC" w:sz="4"/>
+              <w:left w:val="single" w:color="BFC5CC" w:sz="4"/>
+              <w:bottom w:val="single" w:color="BFC5CC" w:sz="4"/>
+              <w:right w:val="single" w:color="BFC5CC" w:sz="4"/>
+            </w:tcBorders>
+            <w:tcMar>
+              <w:top w:type="dxa" w:w="60"/>
+              <w:left w:type="dxa" w:w="100"/>
+              <w:bottom w:type="dxa" w:w="60"/>
+              <w:right w:type="dxa" w:w="100"/>
+            </w:tcMar>
+          </w:tcPr>
+          <w:p>
+            <w:r>
+              <w:rPr>
+                <w:rFonts w:ascii="Calibri" w:cs="Calibri" w:eastAsia="Calibri" w:hAnsi="Calibri"/>
+                <w:sz w:val="20"/>
+                <w:szCs w:val="20"/>
+              </w:rPr>
+              <w:t xml:space="preserve">Las horas con el sol detrás del módulo no cuentan como sombra</w:t>
+            </w:r>
+          </w:p>
+        </w:tc>
+        <w:tc>
+          <w:tcPr>
+            <w:tcW w:type="dxa" w:w="3237"/>
+            <w:tcBorders>
+              <w:top w:val="single" w:color="BFC5CC" w:sz="4"/>
+              <w:left w:val="single" w:color="BFC5CC" w:sz="4"/>
+              <w:bottom w:val="single" w:color="BFC5CC" w:sz="4"/>
+              <w:right w:val="single" w:color="BFC5CC" w:sz="4"/>
+            </w:tcBorders>
+            <w:tcMar>
+              <w:top w:type="dxa" w:w="60"/>
+              <w:left w:type="dxa" w:w="100"/>
+              <w:bottom w:type="dxa" w:w="60"/>
+              <w:right w:type="dxa" w:w="100"/>
+            </w:tcMar>
+          </w:tcPr>
+          <w:p>
+            <w:r>
+              <w:rPr>
+                <w:rFonts w:ascii="Calibri" w:cs="Calibri" w:eastAsia="Calibri" w:hAnsi="Calibri"/>
+                <w:sz w:val="20"/>
+                <w:szCs w:val="20"/>
+              </w:rPr>
+              <w:t xml:space="preserve">Se contaba sombra total en esas horas</w:t>
+            </w:r>
+          </w:p>
+        </w:tc>
+      </w:tr>
+      <w:tr>
+        <w:trPr>
+          <w:tblHeader w:val="false"/>
+        </w:trPr>
+        <w:tc>
+          <w:tcPr>
+            <w:tcW w:type="dxa" w:w="1100"/>
+            <w:tcBorders>
+              <w:top w:val="single" w:color="BFC5CC" w:sz="4"/>
+              <w:left w:val="single" w:color="BFC5CC" w:sz="4"/>
+              <w:bottom w:val="single" w:color="BFC5CC" w:sz="4"/>
+              <w:right w:val="single" w:color="BFC5CC" w:sz="4"/>
+            </w:tcBorders>
+            <w:tcMar>
+              <w:top w:type="dxa" w:w="60"/>
+              <w:left w:type="dxa" w:w="100"/>
+              <w:bottom w:type="dxa" w:w="60"/>
+              <w:right w:type="dxa" w:w="100"/>
+            </w:tcMar>
+          </w:tcPr>
+          <w:p>
+            <w:r>
+              <w:rPr>
+                <w:rFonts w:ascii="Calibri" w:cs="Calibri" w:eastAsia="Calibri" w:hAnsi="Calibri"/>
+                <w:b/>
+                <w:bCs/>
+                <w:sz w:val="20"/>
+                <w:szCs w:val="20"/>
+              </w:rPr>
+              <w:t xml:space="preserve">Formato de strings</w:t>
+            </w:r>
+          </w:p>
+        </w:tc>
+        <w:tc>
+          <w:tcPr>
+            <w:tcW w:type="dxa" w:w="4689"/>
+            <w:tcBorders>
+              <w:top w:val="single" w:color="BFC5CC" w:sz="4"/>
+              <w:left w:val="single" w:color="BFC5CC" w:sz="4"/>
+              <w:bottom w:val="single" w:color="BFC5CC" w:sz="4"/>
+              <w:right w:val="single" w:color="BFC5CC" w:sz="4"/>
+            </w:tcBorders>
+            <w:tcMar>
+              <w:top w:type="dxa" w:w="60"/>
+              <w:left w:type="dxa" w:w="100"/>
+              <w:bottom w:type="dxa" w:w="60"/>
+              <w:right w:type="dxa" w:w="100"/>
+            </w:tcMar>
+          </w:tcPr>
+          <w:p>
+            <w:r>
+              <w:rPr>
+                <w:rFonts w:ascii="Calibri" w:cs="Calibri" w:eastAsia="Calibri" w:hAnsi="Calibri"/>
+                <w:sz w:val="20"/>
+                <w:szCs w:val="20"/>
+              </w:rPr>
+              <w:t xml:space="preserve">Leyendas y tablas del bypass y del MPPT dicen siempre «8 serie × 17 paralelo»</w:t>
+            </w:r>
+          </w:p>
+        </w:tc>
+        <w:tc>
+          <w:tcPr>
+            <w:tcW w:type="dxa" w:w="3237"/>
+            <w:tcBorders>
+              <w:top w:val="single" w:color="BFC5CC" w:sz="4"/>
+              <w:left w:val="single" w:color="BFC5CC" w:sz="4"/>
+              <w:bottom w:val="single" w:color="BFC5CC" w:sz="4"/>
+              <w:right w:val="single" w:color="BFC5CC" w:sz="4"/>
+            </w:tcBorders>
+            <w:tcMar>
+              <w:top w:type="dxa" w:w="60"/>
+              <w:left w:type="dxa" w:w="100"/>
+              <w:bottom w:type="dxa" w:w="60"/>
+              <w:right w:type="dxa" w:w="100"/>
+            </w:tcMar>
+          </w:tcPr>
+          <w:p>
+            <w:r>
+              <w:rPr>
+                <w:rFonts w:ascii="Calibri" w:cs="Calibri" w:eastAsia="Calibri" w:hAnsi="Calibri"/>
+                <w:sz w:val="20"/>
+                <w:szCs w:val="20"/>
+              </w:rPr>
+              <w:t xml:space="preserve">La leyenda decía «17×8s» y la tabla «8 × 17»</w:t>
+            </w:r>
+          </w:p>
+        </w:tc>
+      </w:tr>
+      <w:tr>
+        <w:trPr>
+          <w:tblHeader w:val="false"/>
+        </w:trPr>
+        <w:tc>
+          <w:tcPr>
+            <w:tcW w:type="dxa" w:w="1100"/>
+            <w:tcBorders>
+              <w:top w:val="single" w:color="BFC5CC" w:sz="4"/>
+              <w:left w:val="single" w:color="BFC5CC" w:sz="4"/>
+              <w:bottom w:val="single" w:color="BFC5CC" w:sz="4"/>
+              <w:right w:val="single" w:color="BFC5CC" w:sz="4"/>
+            </w:tcBorders>
+            <w:tcMar>
+              <w:top w:type="dxa" w:w="60"/>
+              <w:left w:type="dxa" w:w="100"/>
+              <w:bottom w:type="dxa" w:w="60"/>
+              <w:right w:type="dxa" w:w="100"/>
+            </w:tcMar>
+          </w:tcPr>
+          <w:p>
+            <w:r>
+              <w:rPr>
+                <w:rFonts w:ascii="Calibri" w:cs="Calibri" w:eastAsia="Calibri" w:hAnsi="Calibri"/>
+                <w:b/>
+                <w:bCs/>
+                <w:sz w:val="20"/>
+                <w:szCs w:val="20"/>
+              </w:rPr>
               <w:t xml:space="preserve">Editor de superficies</w:t>
             </w:r>
           </w:p>
         </w:tc>
         <w:tc>
           <w:tcPr>
-            <w:tcW w:type="dxa" w:w="4661"/>
+            <w:tcW w:type="dxa" w:w="4689"/>
             <w:tcBorders>
               <w:top w:val="single" w:color="BFC5CC" w:sz="4"/>
               <w:left w:val="single" w:color="BFC5CC" w:sz="4"/>
@@ -1182,7 +1448,7 @@
         </w:tc>
         <w:tc>
           <w:tcPr>
-            <w:tcW w:type="dxa" w:w="3265"/>
+            <w:tcW w:type="dxa" w:w="3237"/>
             <w:tcBorders>
               <w:top w:val="single" w:color="BFC5CC" w:sz="4"/>
               <w:left w:val="single" w:color="BFC5CC" w:sz="4"/>
@@ -1329,6 +1595,29 @@
           <w:rFonts w:ascii="Calibri" w:cs="Calibri" w:eastAsia="Calibri" w:hAnsi="Calibri"/>
         </w:rPr>
         <w:t xml:space="preserve">, es energía de la versión anterior.</w:t>
+      </w:r>
+    </w:p>
+    <w:p>
+      <w:pPr>
+        <w:pStyle w:val="ListParagraph"/>
+        <w:numPr>
+          <w:ilvl w:val="0"/>
+          <w:numId w:val="2"/>
+        </w:numPr>
+      </w:pPr>
+      <w:r>
+        <w:rPr>
+          <w:rFonts w:ascii="Calibri" w:cs="Calibri" w:eastAsia="Calibri" w:hAnsi="Calibri"/>
+          <w:b/>
+          <w:bCs/>
+        </w:rPr>
+        <w:t xml:space="preserve">Desde el 25-sep-2026, vuelve a publicar toda energía simplificada o de bypass</w:t>
+      </w:r>
+      <w:r>
+        <w:rPr>
+          <w:rFonts w:ascii="Calibri" w:cs="Calibri" w:eastAsia="Calibri" w:hAnsi="Calibri"/>
+        </w:rPr>
+        <w:t xml:space="preserve">, aunque el banner muestre un origen: se calculó con η = 16 % y no con la eficiencia de tu panel.</w:t>
       </w:r>
     </w:p>
     <w:p>
@@ -2916,6 +3205,115 @@
     </w:p>
     <w:p>
       <w:pPr>
+        <w:pStyle w:val="ListParagraph"/>
+        <w:numPr>
+          <w:ilvl w:val="0"/>
+          <w:numId w:val="3"/>
+        </w:numPr>
+      </w:pPr>
+      <w:r>
+        <w:rPr>
+          <w:rFonts w:ascii="Calibri" w:cs="Calibri" w:eastAsia="Calibri" w:hAnsi="Calibri"/>
+          <w:b/>
+          <w:bCs/>
+        </w:rPr>
+        <w:t xml:space="preserve">Panel de esta superficie:</w:t>
+      </w:r>
+      <w:r>
+        <w:rPr>
+          <w:rFonts w:ascii="Calibri" w:cs="Calibri" w:eastAsia="Calibri" w:hAnsi="Calibri"/>
+        </w:rPr>
+        <w:t xml:space="preserve"> por defecto </w:t>
+      </w:r>
+      <w:r>
+        <w:rPr>
+          <w:rFonts w:ascii="Calibri" w:cs="Calibri" w:eastAsia="Calibri" w:hAnsi="Calibri"/>
+          <w:b/>
+          <w:bCs/>
+        </w:rPr>
+        <w:t xml:space="preserve">Panel del proyecto (…)</w:t>
+      </w:r>
+      <w:r>
+        <w:rPr>
+          <w:rFonts w:ascii="Calibri" w:cs="Calibri" w:eastAsia="Calibri" w:hAnsi="Calibri"/>
+        </w:rPr>
+        <w:t xml:space="preserve">, el de 📐 Dimensionamiento. Si esta superficie lleva otra referencia, elígela del catálogo. Al lado verás Pmax, </w:t>
+      </w:r>
+      <w:r>
+        <w:rPr>
+          <w:rFonts w:ascii="Calibri" w:cs="Calibri" w:eastAsia="Calibri" w:hAnsi="Calibri"/>
+          <w:b/>
+          <w:bCs/>
+        </w:rPr>
+        <w:t xml:space="preserve">η</w:t>
+      </w:r>
+      <w:r>
+        <w:rPr>
+          <w:rFonts w:ascii="Calibri" w:cs="Calibri" w:eastAsia="Calibri" w:hAnsi="Calibri"/>
+        </w:rPr>
+        <w:t xml:space="preserve"> y el área del módulo.</w:t>
+      </w:r>
+    </w:p>
+    <w:p>
+      <w:pPr>
+        <w:pBdr>
+          <w:left w:val="single" w:color="E3A008" w:sz="18" w:space="8"/>
+        </w:pBdr>
+        <w:shd w:fill="FFF8E1" w:color="auto" w:val="clear"/>
+        <w:spacing w:after="120" w:before="120"/>
+        <w:ind w:left="360"/>
+      </w:pPr>
+      <w:r>
+        <w:rPr>
+          <w:rFonts w:ascii="Calibri" w:cs="Calibri" w:eastAsia="Calibri" w:hAnsi="Calibri"/>
+        </w:rPr>
+        <w:t xml:space="preserve">💡 </w:t>
+      </w:r>
+      <w:r>
+        <w:rPr>
+          <w:rFonts w:ascii="Calibri" w:cs="Calibri" w:eastAsia="Calibri" w:hAnsi="Calibri"/>
+          <w:b/>
+          <w:bCs/>
+        </w:rPr>
+        <w:t xml:space="preserve">Explicación — fachada y techo con paneles distintos.</w:t>
+      </w:r>
+      <w:r>
+        <w:rPr>
+          <w:rFonts w:ascii="Calibri" w:cs="Calibri" w:eastAsia="Calibri" w:hAnsi="Calibri"/>
+        </w:rPr>
+        <w:t xml:space="preserve"> Es común en BIPV: vidrio semitransparente en la fachada y módulo opaco en el techo. Cada superficie usa su panel en todo: energía (POA × área × η × PR), strings, bypass, MPPT y modo físico. Si la superficie usa un panel distinto al del proyecto, escribe su </w:t>
+      </w:r>
+      <w:r>
+        <w:rPr>
+          <w:rFonts w:ascii="Calibri" w:cs="Calibri" w:eastAsia="Calibri" w:hAnsi="Calibri"/>
+          <w:b/>
+          <w:bCs/>
+        </w:rPr>
+        <w:t xml:space="preserve">N serie</w:t>
+      </w:r>
+      <w:r>
+        <w:rPr>
+          <w:rFonts w:ascii="Calibri" w:cs="Calibri" w:eastAsia="Calibri" w:hAnsi="Calibri"/>
+        </w:rPr>
+        <w:t xml:space="preserve"> en el paso 3: el de Dimensionamiento es para el otro panel. Cambiar el panel </w:t>
+      </w:r>
+      <w:r>
+        <w:rPr>
+          <w:rFonts w:ascii="Calibri" w:cs="Calibri" w:eastAsia="Calibri" w:hAnsi="Calibri"/>
+          <w:b/>
+          <w:bCs/>
+        </w:rPr>
+        <w:t xml:space="preserve">retira la energía publicada</w:t>
+      </w:r>
+      <w:r>
+        <w:rPr>
+          <w:rFonts w:ascii="Calibri" w:cs="Calibri" w:eastAsia="Calibri" w:hAnsi="Calibri"/>
+        </w:rPr>
+        <w:t xml:space="preserve"> y los resultados de bypass, MPPT y físico («ℹ️ Cambió el panel de una superficie…»); la POA y la sombra siguen vigentes, así que solo tienes que volver a publicar.</w:t>
+      </w:r>
+    </w:p>
+    <w:p>
+      <w:pPr>
         <w:pStyle w:val="Heading2"/>
       </w:pPr>
       <w:r>
@@ -5189,11 +5587,39 @@
         <w:rPr>
           <w:rFonts w:ascii="Calibri" w:cs="Calibri" w:eastAsia="Calibri" w:hAnsi="Calibri"/>
         </w:rPr>
+        <w:t xml:space="preserve">, con el </w:t>
+      </w:r>
+      <w:r>
+        <w:rPr>
+          <w:rFonts w:ascii="Calibri" w:cs="Calibri" w:eastAsia="Calibri" w:hAnsi="Calibri"/>
+          <w:i/>
+          <w:iCs/>
+        </w:rPr>
+        <w:t xml:space="preserve">Panel</w:t>
+      </w:r>
+      <w:r>
+        <w:rPr>
+          <w:rFonts w:ascii="Calibri" w:cs="Calibri" w:eastAsia="Calibri" w:hAnsi="Calibri"/>
+        </w:rPr>
         <w:t xml:space="preserve"> y la </w:t>
       </w:r>
       <w:r>
         <w:rPr>
           <w:rFonts w:ascii="Calibri" w:cs="Calibri" w:eastAsia="Calibri" w:hAnsi="Calibri"/>
+          <w:i/>
+          <w:iCs/>
+        </w:rPr>
+        <w:t xml:space="preserve">η (%)</w:t>
+      </w:r>
+      <w:r>
+        <w:rPr>
+          <w:rFonts w:ascii="Calibri" w:cs="Calibri" w:eastAsia="Calibri" w:hAnsi="Calibri"/>
+        </w:rPr>
+        <w:t xml:space="preserve"> de cada superficie, y la </w:t>
+      </w:r>
+      <w:r>
+        <w:rPr>
+          <w:rFonts w:ascii="Calibri" w:cs="Calibri" w:eastAsia="Calibri" w:hAnsi="Calibri"/>
           <w:b/>
           <w:bCs/>
         </w:rPr>
@@ -5203,7 +5629,7 @@
         <w:rPr>
           <w:rFonts w:ascii="Calibri" w:cs="Calibri" w:eastAsia="Calibri" w:hAnsi="Calibri"/>
         </w:rPr>
-        <w:t xml:space="preserve"> (con η del panel y PR del sistema).</w:t>
+        <w:t xml:space="preserve"> (POA × área × η del panel de cada superficie × PR del sistema). Si un panel no trae potencia o área, esa superficie no entra y la página lo dice.</w:t>
       </w:r>
     </w:p>
     <w:p>
@@ -5341,9 +5767,9 @@
         </w:tblBorders>
       </w:tblPr>
       <w:tblGrid>
-        <w:gridCol w:w="3472"/>
-        <w:gridCol w:w="2291"/>
-        <w:gridCol w:w="3263"/>
+        <w:gridCol w:w="3112"/>
+        <w:gridCol w:w="2054"/>
+        <w:gridCol w:w="3860"/>
       </w:tblGrid>
       <w:tr>
         <w:trPr>
@@ -5351,7 +5777,7 @@
         </w:trPr>
         <w:tc>
           <w:tcPr>
-            <w:tcW w:type="dxa" w:w="3472"/>
+            <w:tcW w:type="dxa" w:w="3112"/>
             <w:tcBorders>
               <w:top w:val="single" w:color="BFC5CC" w:sz="4"/>
               <w:left w:val="single" w:color="BFC5CC" w:sz="4"/>
@@ -5382,7 +5808,7 @@
         </w:tc>
         <w:tc>
           <w:tcPr>
-            <w:tcW w:type="dxa" w:w="2291"/>
+            <w:tcW w:type="dxa" w:w="2054"/>
             <w:tcBorders>
               <w:top w:val="single" w:color="BFC5CC" w:sz="4"/>
               <w:left w:val="single" w:color="BFC5CC" w:sz="4"/>
@@ -5413,7 +5839,7 @@
         </w:tc>
         <w:tc>
           <w:tcPr>
-            <w:tcW w:type="dxa" w:w="3263"/>
+            <w:tcW w:type="dxa" w:w="3860"/>
             <w:tcBorders>
               <w:top w:val="single" w:color="BFC5CC" w:sz="4"/>
               <w:left w:val="single" w:color="BFC5CC" w:sz="4"/>
@@ -5449,7 +5875,7 @@
         </w:trPr>
         <w:tc>
           <w:tcPr>
-            <w:tcW w:type="dxa" w:w="3472"/>
+            <w:tcW w:type="dxa" w:w="3112"/>
             <w:tcBorders>
               <w:top w:val="single" w:color="BFC5CC" w:sz="4"/>
               <w:left w:val="single" w:color="BFC5CC" w:sz="4"/>
@@ -5486,7 +5912,7 @@
         </w:tc>
         <w:tc>
           <w:tcPr>
-            <w:tcW w:type="dxa" w:w="2291"/>
+            <w:tcW w:type="dxa" w:w="2054"/>
             <w:tcBorders>
               <w:top w:val="single" w:color="BFC5CC" w:sz="4"/>
               <w:left w:val="single" w:color="BFC5CC" w:sz="4"/>
@@ -5513,28 +5939,28 @@
         </w:tc>
         <w:tc>
           <w:tcPr>
-            <w:tcW w:type="dxa" w:w="3263"/>
-            <w:tcBorders>
-              <w:top w:val="single" w:color="BFC5CC" w:sz="4"/>
-              <w:left w:val="single" w:color="BFC5CC" w:sz="4"/>
-              <w:bottom w:val="single" w:color="BFC5CC" w:sz="4"/>
-              <w:right w:val="single" w:color="BFC5CC" w:sz="4"/>
-            </w:tcBorders>
-            <w:tcMar>
-              <w:top w:type="dxa" w:w="60"/>
-              <w:left w:type="dxa" w:w="100"/>
-              <w:bottom w:type="dxa" w:w="60"/>
-              <w:right w:type="dxa" w:w="100"/>
-            </w:tcMar>
-          </w:tcPr>
-          <w:p>
-            <w:r>
-              <w:rPr>
-                <w:rFonts w:ascii="Calibri" w:cs="Calibri" w:eastAsia="Calibri" w:hAnsi="Calibri"/>
-                <w:sz w:val="20"/>
-                <w:szCs w:val="20"/>
-              </w:rPr>
-              <w:t xml:space="preserve">Simplificado: POA × área × η × PR</w:t>
+            <w:tcW w:type="dxa" w:w="3860"/>
+            <w:tcBorders>
+              <w:top w:val="single" w:color="BFC5CC" w:sz="4"/>
+              <w:left w:val="single" w:color="BFC5CC" w:sz="4"/>
+              <w:bottom w:val="single" w:color="BFC5CC" w:sz="4"/>
+              <w:right w:val="single" w:color="BFC5CC" w:sz="4"/>
+            </w:tcBorders>
+            <w:tcMar>
+              <w:top w:type="dxa" w:w="60"/>
+              <w:left w:type="dxa" w:w="100"/>
+              <w:bottom w:type="dxa" w:w="60"/>
+              <w:right w:type="dxa" w:w="100"/>
+            </w:tcMar>
+          </w:tcPr>
+          <w:p>
+            <w:r>
+              <w:rPr>
+                <w:rFonts w:ascii="Calibri" w:cs="Calibri" w:eastAsia="Calibri" w:hAnsi="Calibri"/>
+                <w:sz w:val="20"/>
+                <w:szCs w:val="20"/>
+              </w:rPr>
+              <w:t xml:space="preserve">Simplificado: POA × área × η del panel de cada superficie × PR</w:t>
             </w:r>
           </w:p>
         </w:tc>
@@ -5545,7 +5971,7 @@
         </w:trPr>
         <w:tc>
           <w:tcPr>
-            <w:tcW w:type="dxa" w:w="3472"/>
+            <w:tcW w:type="dxa" w:w="3112"/>
             <w:tcBorders>
               <w:top w:val="single" w:color="BFC5CC" w:sz="4"/>
               <w:left w:val="single" w:color="BFC5CC" w:sz="4"/>
@@ -5582,7 +6008,7 @@
         </w:tc>
         <w:tc>
           <w:tcPr>
-            <w:tcW w:type="dxa" w:w="2291"/>
+            <w:tcW w:type="dxa" w:w="2054"/>
             <w:tcBorders>
               <w:top w:val="single" w:color="BFC5CC" w:sz="4"/>
               <w:left w:val="single" w:color="BFC5CC" w:sz="4"/>
@@ -5609,7 +6035,7 @@
         </w:tc>
         <w:tc>
           <w:tcPr>
-            <w:tcW w:type="dxa" w:w="3263"/>
+            <w:tcW w:type="dxa" w:w="3860"/>
             <w:tcBorders>
               <w:top w:val="single" w:color="BFC5CC" w:sz="4"/>
               <w:left w:val="single" w:color="BFC5CC" w:sz="4"/>
@@ -5641,7 +6067,7 @@
         </w:trPr>
         <w:tc>
           <w:tcPr>
-            <w:tcW w:type="dxa" w:w="3472"/>
+            <w:tcW w:type="dxa" w:w="3112"/>
             <w:tcBorders>
               <w:top w:val="single" w:color="BFC5CC" w:sz="4"/>
               <w:left w:val="single" w:color="BFC5CC" w:sz="4"/>
@@ -5678,7 +6104,7 @@
         </w:tc>
         <w:tc>
           <w:tcPr>
-            <w:tcW w:type="dxa" w:w="2291"/>
+            <w:tcW w:type="dxa" w:w="2054"/>
             <w:tcBorders>
               <w:top w:val="single" w:color="BFC5CC" w:sz="4"/>
               <w:left w:val="single" w:color="BFC5CC" w:sz="4"/>
@@ -5705,7 +6131,7 @@
         </w:tc>
         <w:tc>
           <w:tcPr>
-            <w:tcW w:type="dxa" w:w="3263"/>
+            <w:tcW w:type="dxa" w:w="3860"/>
             <w:tcBorders>
               <w:top w:val="single" w:color="BFC5CC" w:sz="4"/>
               <w:left w:val="single" w:color="BFC5CC" w:sz="4"/>
@@ -6570,27 +6996,13 @@
           <w:b/>
           <w:bCs/>
         </w:rPr>
-        <w:t xml:space="preserve">Panel fotovoltaico:</w:t>
-      </w:r>
-      <w:r>
-        <w:rPr>
-          <w:rFonts w:ascii="Calibri" w:cs="Calibri" w:eastAsia="Calibri" w:hAnsi="Calibri"/>
-        </w:rPr>
-        <w:t xml:space="preserve"> por defecto </w:t>
-      </w:r>
-      <w:r>
-        <w:rPr>
-          <w:rFonts w:ascii="Calibri" w:cs="Calibri" w:eastAsia="Calibri" w:hAnsi="Calibri"/>
-          <w:i/>
-          <w:iCs/>
-        </w:rPr>
-        <w:t xml:space="preserve">Panel del proyecto (…)</w:t>
-      </w:r>
-      <w:r>
-        <w:rPr>
-          <w:rFonts w:ascii="Calibri" w:cs="Calibri" w:eastAsia="Calibri" w:hAnsi="Calibri"/>
-        </w:rPr>
-        <w:t xml:space="preserve"> de 📐 Dimensionamiento, aunque no esté en el catálogo, si tiene ficha SDM completa. Si no hay panel del proyecto o no tiene SDM, elige uno del catálogo (el botón queda deshabilitado hasta elegirlo). Otro panel queda marcado en los resultados.</w:t>
+        <w:t xml:space="preserve">Panel:</w:t>
+      </w:r>
+      <w:r>
+        <w:rPr>
+          <w:rFonts w:ascii="Calibri" w:cs="Calibri" w:eastAsia="Calibri" w:hAnsi="Calibri"/>
+        </w:rPr>
+        <w:t xml:space="preserve"> el de cada superficie (paso 1). Ya no hay un selector de panel en esta sección. El panel necesita ficha SDM completa; si no la tiene, el botón queda deshabilitado y el mensaje nombra la superficie.</w:t>
       </w:r>
     </w:p>
     <w:p>
@@ -6613,7 +7025,21 @@
         <w:rPr>
           <w:rFonts w:ascii="Calibri" w:cs="Calibri" w:eastAsia="Calibri" w:hAnsi="Calibri"/>
         </w:rPr>
-        <w:t xml:space="preserve"> cada superficie usa su N serie × N paralelo del paso 3. Si faltan, usa el N serie de Dimensionamiento y estima el paralelo por área, con aviso. Los strings se muestran siempre como «8 serie × 17 paralelo». La tabla muestra </w:t>
+        <w:t xml:space="preserve"> cada superficie usa su N serie × N paralelo del paso 3. Si faltan, usa el N serie de Dimensionamiento (solo si la superficie usa el panel del proyecto) y estima el paralelo con el área de </w:t>
+      </w:r>
+      <w:r>
+        <w:rPr>
+          <w:rFonts w:ascii="Calibri" w:cs="Calibri" w:eastAsia="Calibri" w:hAnsi="Calibri"/>
+          <w:b/>
+          <w:bCs/>
+        </w:rPr>
+        <w:t xml:space="preserve">su</w:t>
+      </w:r>
+      <w:r>
+        <w:rPr>
+          <w:rFonts w:ascii="Calibri" w:cs="Calibri" w:eastAsia="Calibri" w:hAnsi="Calibri"/>
+        </w:rPr>
+        <w:t xml:space="preserve"> módulo, con aviso. Los strings se muestran siempre como «8 serie × 17 paralelo». La tabla muestra </w:t>
       </w:r>
       <w:r>
         <w:rPr>
@@ -6622,6 +7048,34 @@
           <w:iCs/>
         </w:rPr>
         <w:t xml:space="preserve">Panel usado</w:t>
+      </w:r>
+      <w:r>
+        <w:rPr>
+          <w:rFonts w:ascii="Calibri" w:cs="Calibri" w:eastAsia="Calibri" w:hAnsi="Calibri"/>
+        </w:rPr>
+        <w:t xml:space="preserve">, </w:t>
+      </w:r>
+      <w:r>
+        <w:rPr>
+          <w:rFonts w:ascii="Calibri" w:cs="Calibri" w:eastAsia="Calibri" w:hAnsi="Calibri"/>
+          <w:i/>
+          <w:iCs/>
+        </w:rPr>
+        <w:t xml:space="preserve">Panel del proyecto</w:t>
+      </w:r>
+      <w:r>
+        <w:rPr>
+          <w:rFonts w:ascii="Calibri" w:cs="Calibri" w:eastAsia="Calibri" w:hAnsi="Calibri"/>
+        </w:rPr>
+        <w:t xml:space="preserve">, </w:t>
+      </w:r>
+      <w:r>
+        <w:rPr>
+          <w:rFonts w:ascii="Calibri" w:cs="Calibri" w:eastAsia="Calibri" w:hAnsi="Calibri"/>
+          <w:i/>
+          <w:iCs/>
+        </w:rPr>
+        <w:t xml:space="preserve">η (%)</w:t>
       </w:r>
       <w:r>
         <w:rPr>
@@ -6807,7 +7261,7 @@
         <w:rPr>
           <w:rFonts w:ascii="Calibri" w:cs="Calibri" w:eastAsia="Calibri" w:hAnsi="Calibri"/>
         </w:rPr>
-        <w:t xml:space="preserve"> y no cambia la energía oficial. Usa el mismo panel y los mismos strings por defecto que el bypass. Asigna superficies a MPPTs y presiona </w:t>
+        <w:t xml:space="preserve"> y no cambia la energía oficial. Usa el panel y los strings de cada superficie, como el bypass. Si dos superficies con paneles distintos comparten MPPT, la curva combinada incluye también la diferencia de voltaje entre paneles. Asigna superficies a MPPTs y presiona </w:t>
       </w:r>
       <w:r>
         <w:rPr>
@@ -6829,13 +7283,13 @@
           <w:b/>
           <w:bCs/>
         </w:rPr>
-        <w:t xml:space="preserve">panel usado</w:t>
-      </w:r>
-      <w:r>
-        <w:rPr>
-          <w:rFonts w:ascii="Calibri" w:cs="Calibri" w:eastAsia="Calibri" w:hAnsi="Calibri"/>
-        </w:rPr>
-        <w:t xml:space="preserve"> (y si es distinto al del proyecto) y los strings de cada superficie con su origen. Semáforo:</w:t>
+        <w:t xml:space="preserve">panel</w:t>
+      </w:r>
+      <w:r>
+        <w:rPr>
+          <w:rFonts w:ascii="Calibri" w:cs="Calibri" w:eastAsia="Calibri" w:hAnsi="Calibri"/>
+        </w:rPr>
+        <w:t xml:space="preserve"> y los strings de cada superficie con su origen. Semáforo:</w:t>
       </w:r>
     </w:p>
     <w:p>
@@ -7609,6 +8063,49 @@
         <w:rPr>
           <w:rFonts w:ascii="Calibri" w:cs="Calibri" w:eastAsia="Calibri" w:hAnsi="Calibri"/>
         </w:rPr>
+        <w:t xml:space="preserve">El </w:t>
+      </w:r>
+      <w:r>
+        <w:rPr>
+          <w:rFonts w:ascii="Calibri" w:cs="Calibri" w:eastAsia="Calibri" w:hAnsi="Calibri"/>
+          <w:b/>
+          <w:bCs/>
+        </w:rPr>
+        <w:t xml:space="preserve">panel de cada superficie</w:t>
+      </w:r>
+      <w:r>
+        <w:rPr>
+          <w:rFonts w:ascii="Calibri" w:cs="Calibri" w:eastAsia="Calibri" w:hAnsi="Calibri"/>
+        </w:rPr>
+        <w:t xml:space="preserve"> se guarda con su ficha. Los proyectos guardados antes del 25-sep-2026 cargan con </w:t>
+      </w:r>
+      <w:r>
+        <w:rPr>
+          <w:rFonts w:ascii="Calibri" w:cs="Calibri" w:eastAsia="Calibri" w:hAnsi="Calibri"/>
+          <w:b/>
+          <w:bCs/>
+        </w:rPr>
+        <w:t xml:space="preserve">Panel del proyecto (…)</w:t>
+      </w:r>
+      <w:r>
+        <w:rPr>
+          <w:rFonts w:ascii="Calibri" w:cs="Calibri" w:eastAsia="Calibri" w:hAnsi="Calibri"/>
+        </w:rPr>
+        <w:t xml:space="preserve"> en todas las superficies. Si al cargar el panel de una superficie no coincide con el guardado, el estado se rechaza con «Panel diferente en superficie…».</w:t>
+      </w:r>
+    </w:p>
+    <w:p>
+      <w:pPr>
+        <w:pStyle w:val="ListParagraph"/>
+        <w:numPr>
+          <w:ilvl w:val="0"/>
+          <w:numId w:val="3"/>
+        </w:numPr>
+      </w:pPr>
+      <w:r>
+        <w:rPr>
+          <w:rFonts w:ascii="Calibri" w:cs="Calibri" w:eastAsia="Calibri" w:hAnsi="Calibri"/>
+        </w:rPr>
         <w:t xml:space="preserve">Proyectos guardados antes del 24-sep-2026: si traían proyecto físico se restauran con origen </w:t>
       </w:r>
       <w:r>
@@ -8000,21 +8497,49 @@
         <w:rPr>
           <w:rFonts w:ascii="Calibri" w:cs="Calibri" w:eastAsia="Calibri" w:hAnsi="Calibri"/>
         </w:rPr>
-        <w:t xml:space="preserve">Bypass y MPPT con </w:t>
-      </w:r>
-      <w:r>
-        <w:rPr>
-          <w:rFonts w:ascii="Calibri" w:cs="Calibri" w:eastAsia="Calibri" w:hAnsi="Calibri"/>
-          <w:b/>
-          <w:bCs/>
-        </w:rPr>
-        <w:t xml:space="preserve">Panel del proyecto (…)</w:t>
-      </w:r>
-      <w:r>
-        <w:rPr>
-          <w:rFonts w:ascii="Calibri" w:cs="Calibri" w:eastAsia="Calibri" w:hAnsi="Calibri"/>
-        </w:rPr>
-        <w:t xml:space="preserve"> y strings «configurado en la superficie» (o una diferencia que elegiste a propósito).</w:t>
+        <w:t xml:space="preserve">Cada superficie con el </w:t>
+      </w:r>
+      <w:r>
+        <w:rPr>
+          <w:rFonts w:ascii="Calibri" w:cs="Calibri" w:eastAsia="Calibri" w:hAnsi="Calibri"/>
+          <w:b/>
+          <w:bCs/>
+        </w:rPr>
+        <w:t xml:space="preserve">panel que de verdad lleva</w:t>
+      </w:r>
+      <w:r>
+        <w:rPr>
+          <w:rFonts w:ascii="Calibri" w:cs="Calibri" w:eastAsia="Calibri" w:hAnsi="Calibri"/>
+        </w:rPr>
+        <w:t xml:space="preserve"> (columna </w:t>
+      </w:r>
+      <w:r>
+        <w:rPr>
+          <w:rFonts w:ascii="Calibri" w:cs="Calibri" w:eastAsia="Calibri" w:hAnsi="Calibri"/>
+          <w:i/>
+          <w:iCs/>
+        </w:rPr>
+        <w:t xml:space="preserve">Panel</w:t>
+      </w:r>
+      <w:r>
+        <w:rPr>
+          <w:rFonts w:ascii="Calibri" w:cs="Calibri" w:eastAsia="Calibri" w:hAnsi="Calibri"/>
+        </w:rPr>
+        <w:t xml:space="preserve"> y </w:t>
+      </w:r>
+      <w:r>
+        <w:rPr>
+          <w:rFonts w:ascii="Calibri" w:cs="Calibri" w:eastAsia="Calibri" w:hAnsi="Calibri"/>
+          <w:i/>
+          <w:iCs/>
+        </w:rPr>
+        <w:t xml:space="preserve">η (%)</w:t>
+      </w:r>
+      <w:r>
+        <w:rPr>
+          <w:rFonts w:ascii="Calibri" w:cs="Calibri" w:eastAsia="Calibri" w:hAnsi="Calibri"/>
+        </w:rPr>
+        <w:t xml:space="preserve"> del resumen) y strings «configurado en la superficie».</w:t>
       </w:r>
     </w:p>
     <w:p>
@@ -8072,9 +8597,9 @@
         </w:tblBorders>
       </w:tblPr>
       <w:tblGrid>
-        <w:gridCol w:w="3056"/>
-        <w:gridCol w:w="3483"/>
-        <w:gridCol w:w="2487"/>
+        <w:gridCol w:w="2812"/>
+        <w:gridCol w:w="3205"/>
+        <w:gridCol w:w="3009"/>
       </w:tblGrid>
       <w:tr>
         <w:trPr>
@@ -8082,7 +8607,7 @@
         </w:trPr>
         <w:tc>
           <w:tcPr>
-            <w:tcW w:type="dxa" w:w="3056"/>
+            <w:tcW w:type="dxa" w:w="2812"/>
             <w:tcBorders>
               <w:top w:val="single" w:color="BFC5CC" w:sz="4"/>
               <w:left w:val="single" w:color="BFC5CC" w:sz="4"/>
@@ -8113,7 +8638,7 @@
         </w:tc>
         <w:tc>
           <w:tcPr>
-            <w:tcW w:type="dxa" w:w="3483"/>
+            <w:tcW w:type="dxa" w:w="3205"/>
             <w:tcBorders>
               <w:top w:val="single" w:color="BFC5CC" w:sz="4"/>
               <w:left w:val="single" w:color="BFC5CC" w:sz="4"/>
@@ -8144,7 +8669,7 @@
         </w:tc>
         <w:tc>
           <w:tcPr>
-            <w:tcW w:type="dxa" w:w="2487"/>
+            <w:tcW w:type="dxa" w:w="3009"/>
             <w:tcBorders>
               <w:top w:val="single" w:color="BFC5CC" w:sz="4"/>
               <w:left w:val="single" w:color="BFC5CC" w:sz="4"/>
@@ -8180,7 +8705,7 @@
         </w:trPr>
         <w:tc>
           <w:tcPr>
-            <w:tcW w:type="dxa" w:w="3056"/>
+            <w:tcW w:type="dxa" w:w="2812"/>
             <w:tcBorders>
               <w:top w:val="single" w:color="BFC5CC" w:sz="4"/>
               <w:left w:val="single" w:color="BFC5CC" w:sz="4"/>
@@ -8207,7 +8732,7 @@
         </w:tc>
         <w:tc>
           <w:tcPr>
-            <w:tcW w:type="dxa" w:w="3483"/>
+            <w:tcW w:type="dxa" w:w="3205"/>
             <w:tcBorders>
               <w:top w:val="single" w:color="BFC5CC" w:sz="4"/>
               <w:left w:val="single" w:color="BFC5CC" w:sz="4"/>
@@ -8234,7 +8759,7 @@
         </w:tc>
         <w:tc>
           <w:tcPr>
-            <w:tcW w:type="dxa" w:w="2487"/>
+            <w:tcW w:type="dxa" w:w="3009"/>
             <w:tcBorders>
               <w:top w:val="single" w:color="BFC5CC" w:sz="4"/>
               <w:left w:val="single" w:color="BFC5CC" w:sz="4"/>
@@ -8266,7 +8791,7 @@
         </w:trPr>
         <w:tc>
           <w:tcPr>
-            <w:tcW w:type="dxa" w:w="3056"/>
+            <w:tcW w:type="dxa" w:w="2812"/>
             <w:tcBorders>
               <w:top w:val="single" w:color="BFC5CC" w:sz="4"/>
               <w:left w:val="single" w:color="BFC5CC" w:sz="4"/>
@@ -8293,7 +8818,7 @@
         </w:tc>
         <w:tc>
           <w:tcPr>
-            <w:tcW w:type="dxa" w:w="3483"/>
+            <w:tcW w:type="dxa" w:w="3205"/>
             <w:tcBorders>
               <w:top w:val="single" w:color="BFC5CC" w:sz="4"/>
               <w:left w:val="single" w:color="BFC5CC" w:sz="4"/>
@@ -8320,7 +8845,7 @@
         </w:tc>
         <w:tc>
           <w:tcPr>
-            <w:tcW w:type="dxa" w:w="2487"/>
+            <w:tcW w:type="dxa" w:w="3009"/>
             <w:tcBorders>
               <w:top w:val="single" w:color="BFC5CC" w:sz="4"/>
               <w:left w:val="single" w:color="BFC5CC" w:sz="4"/>
@@ -8352,7 +8877,7 @@
         </w:trPr>
         <w:tc>
           <w:tcPr>
-            <w:tcW w:type="dxa" w:w="3056"/>
+            <w:tcW w:type="dxa" w:w="2812"/>
             <w:tcBorders>
               <w:top w:val="single" w:color="BFC5CC" w:sz="4"/>
               <w:left w:val="single" w:color="BFC5CC" w:sz="4"/>
@@ -8379,7 +8904,7 @@
         </w:tc>
         <w:tc>
           <w:tcPr>
-            <w:tcW w:type="dxa" w:w="3483"/>
+            <w:tcW w:type="dxa" w:w="3205"/>
             <w:tcBorders>
               <w:top w:val="single" w:color="BFC5CC" w:sz="4"/>
               <w:left w:val="single" w:color="BFC5CC" w:sz="4"/>
@@ -8406,7 +8931,7 @@
         </w:tc>
         <w:tc>
           <w:tcPr>
-            <w:tcW w:type="dxa" w:w="2487"/>
+            <w:tcW w:type="dxa" w:w="3009"/>
             <w:tcBorders>
               <w:top w:val="single" w:color="BFC5CC" w:sz="4"/>
               <w:left w:val="single" w:color="BFC5CC" w:sz="4"/>
@@ -8455,7 +8980,7 @@
         </w:trPr>
         <w:tc>
           <w:tcPr>
-            <w:tcW w:type="dxa" w:w="3056"/>
+            <w:tcW w:type="dxa" w:w="2812"/>
             <w:tcBorders>
               <w:top w:val="single" w:color="BFC5CC" w:sz="4"/>
               <w:left w:val="single" w:color="BFC5CC" w:sz="4"/>
@@ -8482,7 +9007,7 @@
         </w:tc>
         <w:tc>
           <w:tcPr>
-            <w:tcW w:type="dxa" w:w="3483"/>
+            <w:tcW w:type="dxa" w:w="3205"/>
             <w:tcBorders>
               <w:top w:val="single" w:color="BFC5CC" w:sz="4"/>
               <w:left w:val="single" w:color="BFC5CC" w:sz="4"/>
@@ -8509,7 +9034,7 @@
         </w:tc>
         <w:tc>
           <w:tcPr>
-            <w:tcW w:type="dxa" w:w="2487"/>
+            <w:tcW w:type="dxa" w:w="3009"/>
             <w:tcBorders>
               <w:top w:val="single" w:color="BFC5CC" w:sz="4"/>
               <w:left w:val="single" w:color="BFC5CC" w:sz="4"/>
@@ -8541,7 +9066,7 @@
         </w:trPr>
         <w:tc>
           <w:tcPr>
-            <w:tcW w:type="dxa" w:w="3056"/>
+            <w:tcW w:type="dxa" w:w="2812"/>
             <w:tcBorders>
               <w:top w:val="single" w:color="BFC5CC" w:sz="4"/>
               <w:left w:val="single" w:color="BFC5CC" w:sz="4"/>
@@ -8568,7 +9093,7 @@
         </w:tc>
         <w:tc>
           <w:tcPr>
-            <w:tcW w:type="dxa" w:w="3483"/>
+            <w:tcW w:type="dxa" w:w="3205"/>
             <w:tcBorders>
               <w:top w:val="single" w:color="BFC5CC" w:sz="4"/>
               <w:left w:val="single" w:color="BFC5CC" w:sz="4"/>
@@ -8595,7 +9120,7 @@
         </w:tc>
         <w:tc>
           <w:tcPr>
-            <w:tcW w:type="dxa" w:w="2487"/>
+            <w:tcW w:type="dxa" w:w="3009"/>
             <w:tcBorders>
               <w:top w:val="single" w:color="BFC5CC" w:sz="4"/>
               <w:left w:val="single" w:color="BFC5CC" w:sz="4"/>
@@ -8627,7 +9152,7 @@
         </w:trPr>
         <w:tc>
           <w:tcPr>
-            <w:tcW w:type="dxa" w:w="3056"/>
+            <w:tcW w:type="dxa" w:w="2812"/>
             <w:tcBorders>
               <w:top w:val="single" w:color="BFC5CC" w:sz="4"/>
               <w:left w:val="single" w:color="BFC5CC" w:sz="4"/>
@@ -8654,7 +9179,7 @@
         </w:tc>
         <w:tc>
           <w:tcPr>
-            <w:tcW w:type="dxa" w:w="3483"/>
+            <w:tcW w:type="dxa" w:w="3205"/>
             <w:tcBorders>
               <w:top w:val="single" w:color="BFC5CC" w:sz="4"/>
               <w:left w:val="single" w:color="BFC5CC" w:sz="4"/>
@@ -8691,7 +9216,7 @@
         </w:tc>
         <w:tc>
           <w:tcPr>
-            <w:tcW w:type="dxa" w:w="2487"/>
+            <w:tcW w:type="dxa" w:w="3009"/>
             <w:tcBorders>
               <w:top w:val="single" w:color="BFC5CC" w:sz="4"/>
               <w:left w:val="single" w:color="BFC5CC" w:sz="4"/>
@@ -8741,7 +9266,7 @@
         </w:trPr>
         <w:tc>
           <w:tcPr>
-            <w:tcW w:type="dxa" w:w="3056"/>
+            <w:tcW w:type="dxa" w:w="2812"/>
             <w:tcBorders>
               <w:top w:val="single" w:color="BFC5CC" w:sz="4"/>
               <w:left w:val="single" w:color="BFC5CC" w:sz="4"/>
@@ -8768,7 +9293,7 @@
         </w:tc>
         <w:tc>
           <w:tcPr>
-            <w:tcW w:type="dxa" w:w="3483"/>
+            <w:tcW w:type="dxa" w:w="3205"/>
             <w:tcBorders>
               <w:top w:val="single" w:color="BFC5CC" w:sz="4"/>
               <w:left w:val="single" w:color="BFC5CC" w:sz="4"/>
@@ -8795,7 +9320,7 @@
         </w:tc>
         <w:tc>
           <w:tcPr>
-            <w:tcW w:type="dxa" w:w="2487"/>
+            <w:tcW w:type="dxa" w:w="3009"/>
             <w:tcBorders>
               <w:top w:val="single" w:color="BFC5CC" w:sz="4"/>
               <w:left w:val="single" w:color="BFC5CC" w:sz="4"/>
@@ -8861,7 +9386,7 @@
         </w:trPr>
         <w:tc>
           <w:tcPr>
-            <w:tcW w:type="dxa" w:w="3056"/>
+            <w:tcW w:type="dxa" w:w="2812"/>
             <w:tcBorders>
               <w:top w:val="single" w:color="BFC5CC" w:sz="4"/>
               <w:left w:val="single" w:color="BFC5CC" w:sz="4"/>
@@ -8888,7 +9413,7 @@
         </w:tc>
         <w:tc>
           <w:tcPr>
-            <w:tcW w:type="dxa" w:w="3483"/>
+            <w:tcW w:type="dxa" w:w="3205"/>
             <w:tcBorders>
               <w:top w:val="single" w:color="BFC5CC" w:sz="4"/>
               <w:left w:val="single" w:color="BFC5CC" w:sz="4"/>
@@ -8915,7 +9440,7 @@
         </w:tc>
         <w:tc>
           <w:tcPr>
-            <w:tcW w:type="dxa" w:w="2487"/>
+            <w:tcW w:type="dxa" w:w="3009"/>
             <w:tcBorders>
               <w:top w:val="single" w:color="BFC5CC" w:sz="4"/>
               <w:left w:val="single" w:color="BFC5CC" w:sz="4"/>
@@ -8947,34 +9472,34 @@
         </w:trPr>
         <w:tc>
           <w:tcPr>
-            <w:tcW w:type="dxa" w:w="3056"/>
-            <w:tcBorders>
-              <w:top w:val="single" w:color="BFC5CC" w:sz="4"/>
-              <w:left w:val="single" w:color="BFC5CC" w:sz="4"/>
-              <w:bottom w:val="single" w:color="BFC5CC" w:sz="4"/>
-              <w:right w:val="single" w:color="BFC5CC" w:sz="4"/>
-            </w:tcBorders>
-            <w:tcMar>
-              <w:top w:type="dxa" w:w="60"/>
-              <w:left w:type="dxa" w:w="100"/>
-              <w:bottom w:type="dxa" w:w="60"/>
-              <w:right w:type="dxa" w:w="100"/>
-            </w:tcMar>
-          </w:tcPr>
-          <w:p>
-            <w:r>
-              <w:rPr>
-                <w:rFonts w:ascii="Calibri" w:cs="Calibri" w:eastAsia="Calibri" w:hAnsi="Calibri"/>
-                <w:sz w:val="20"/>
-                <w:szCs w:val="20"/>
-              </w:rPr>
-              <w:t xml:space="preserve">⚠️ El panel del proyecto … no tiene ficha SDM completa</w:t>
-            </w:r>
-          </w:p>
-        </w:tc>
-        <w:tc>
-          <w:tcPr>
-            <w:tcW w:type="dxa" w:w="3483"/>
+            <w:tcW w:type="dxa" w:w="2812"/>
+            <w:tcBorders>
+              <w:top w:val="single" w:color="BFC5CC" w:sz="4"/>
+              <w:left w:val="single" w:color="BFC5CC" w:sz="4"/>
+              <w:bottom w:val="single" w:color="BFC5CC" w:sz="4"/>
+              <w:right w:val="single" w:color="BFC5CC" w:sz="4"/>
+            </w:tcBorders>
+            <w:tcMar>
+              <w:top w:type="dxa" w:w="60"/>
+              <w:left w:type="dxa" w:w="100"/>
+              <w:bottom w:type="dxa" w:w="60"/>
+              <w:right w:type="dxa" w:w="100"/>
+            </w:tcMar>
+          </w:tcPr>
+          <w:p>
+            <w:r>
+              <w:rPr>
+                <w:rFonts w:ascii="Calibri" w:cs="Calibri" w:eastAsia="Calibri" w:hAnsi="Calibri"/>
+                <w:sz w:val="20"/>
+                <w:szCs w:val="20"/>
+              </w:rPr>
+              <w:t xml:space="preserve">❌ '…': el panel … no tiene ficha SDM completa</w:t>
+            </w:r>
+          </w:p>
+        </w:tc>
+        <w:tc>
+          <w:tcPr>
+            <w:tcW w:type="dxa" w:w="3205"/>
             <w:tcBorders>
               <w:top w:val="single" w:color="BFC5CC" w:sz="4"/>
               <w:left w:val="single" w:color="BFC5CC" w:sz="4"/>
@@ -9001,28 +9526,28 @@
         </w:tc>
         <w:tc>
           <w:tcPr>
-            <w:tcW w:type="dxa" w:w="2487"/>
-            <w:tcBorders>
-              <w:top w:val="single" w:color="BFC5CC" w:sz="4"/>
-              <w:left w:val="single" w:color="BFC5CC" w:sz="4"/>
-              <w:bottom w:val="single" w:color="BFC5CC" w:sz="4"/>
-              <w:right w:val="single" w:color="BFC5CC" w:sz="4"/>
-            </w:tcBorders>
-            <w:tcMar>
-              <w:top w:type="dxa" w:w="60"/>
-              <w:left w:type="dxa" w:w="100"/>
-              <w:bottom w:type="dxa" w:w="60"/>
-              <w:right w:type="dxa" w:w="100"/>
-            </w:tcMar>
-          </w:tcPr>
-          <w:p>
-            <w:r>
-              <w:rPr>
-                <w:rFonts w:ascii="Calibri" w:cs="Calibri" w:eastAsia="Calibri" w:hAnsi="Calibri"/>
-                <w:sz w:val="20"/>
-                <w:szCs w:val="20"/>
-              </w:rPr>
-              <w:t xml:space="preserve">Elige un panel del catálogo o completa la ficha en 📐 Dimensionamiento</w:t>
+            <w:tcW w:type="dxa" w:w="3009"/>
+            <w:tcBorders>
+              <w:top w:val="single" w:color="BFC5CC" w:sz="4"/>
+              <w:left w:val="single" w:color="BFC5CC" w:sz="4"/>
+              <w:bottom w:val="single" w:color="BFC5CC" w:sz="4"/>
+              <w:right w:val="single" w:color="BFC5CC" w:sz="4"/>
+            </w:tcBorders>
+            <w:tcMar>
+              <w:top w:type="dxa" w:w="60"/>
+              <w:left w:type="dxa" w:w="100"/>
+              <w:bottom w:type="dxa" w:w="60"/>
+              <w:right w:type="dxa" w:w="100"/>
+            </w:tcMar>
+          </w:tcPr>
+          <w:p>
+            <w:r>
+              <w:rPr>
+                <w:rFonts w:ascii="Calibri" w:cs="Calibri" w:eastAsia="Calibri" w:hAnsi="Calibri"/>
+                <w:sz w:val="20"/>
+                <w:szCs w:val="20"/>
+              </w:rPr>
+              <w:t xml:space="preserve">Elige otro panel para esa superficie en el paso 1 o completa la ficha en 📐 Dimensionamiento</w:t>
             </w:r>
           </w:p>
         </w:tc>
@@ -9033,82 +9558,82 @@
         </w:trPr>
         <w:tc>
           <w:tcPr>
-            <w:tcW w:type="dxa" w:w="3056"/>
-            <w:tcBorders>
-              <w:top w:val="single" w:color="BFC5CC" w:sz="4"/>
-              <w:left w:val="single" w:color="BFC5CC" w:sz="4"/>
-              <w:bottom w:val="single" w:color="BFC5CC" w:sz="4"/>
-              <w:right w:val="single" w:color="BFC5CC" w:sz="4"/>
-            </w:tcBorders>
-            <w:tcMar>
-              <w:top w:type="dxa" w:w="60"/>
-              <w:left w:type="dxa" w:w="100"/>
-              <w:bottom w:type="dxa" w:w="60"/>
-              <w:right w:type="dxa" w:w="100"/>
-            </w:tcMar>
-          </w:tcPr>
-          <w:p>
-            <w:r>
-              <w:rPr>
-                <w:rFonts w:ascii="Calibri" w:cs="Calibri" w:eastAsia="Calibri" w:hAnsi="Calibri"/>
-                <w:sz w:val="20"/>
-                <w:szCs w:val="20"/>
-              </w:rPr>
-              <w:t xml:space="preserve">… falta 'n_serie' / 'n_paralelo' / 'inversor_id'</w:t>
-            </w:r>
-          </w:p>
-        </w:tc>
-        <w:tc>
-          <w:tcPr>
-            <w:tcW w:type="dxa" w:w="3483"/>
-            <w:tcBorders>
-              <w:top w:val="single" w:color="BFC5CC" w:sz="4"/>
-              <w:left w:val="single" w:color="BFC5CC" w:sz="4"/>
-              <w:bottom w:val="single" w:color="BFC5CC" w:sz="4"/>
-              <w:right w:val="single" w:color="BFC5CC" w:sz="4"/>
-            </w:tcBorders>
-            <w:tcMar>
-              <w:top w:type="dxa" w:w="60"/>
-              <w:left w:type="dxa" w:w="100"/>
-              <w:bottom w:type="dxa" w:w="60"/>
-              <w:right w:type="dxa" w:w="100"/>
-            </w:tcMar>
-          </w:tcPr>
-          <w:p>
-            <w:r>
-              <w:rPr>
-                <w:rFonts w:ascii="Calibri" w:cs="Calibri" w:eastAsia="Calibri" w:hAnsi="Calibri"/>
-                <w:sz w:val="20"/>
-                <w:szCs w:val="20"/>
-              </w:rPr>
-              <w:t xml:space="preserve">Configuración eléctrica de la superficie incompleta</w:t>
-            </w:r>
-          </w:p>
-        </w:tc>
-        <w:tc>
-          <w:tcPr>
-            <w:tcW w:type="dxa" w:w="2487"/>
-            <w:tcBorders>
-              <w:top w:val="single" w:color="BFC5CC" w:sz="4"/>
-              <w:left w:val="single" w:color="BFC5CC" w:sz="4"/>
-              <w:bottom w:val="single" w:color="BFC5CC" w:sz="4"/>
-              <w:right w:val="single" w:color="BFC5CC" w:sz="4"/>
-            </w:tcBorders>
-            <w:tcMar>
-              <w:top w:type="dxa" w:w="60"/>
-              <w:left w:type="dxa" w:w="100"/>
-              <w:bottom w:type="dxa" w:w="60"/>
-              <w:right w:type="dxa" w:w="100"/>
-            </w:tcMar>
-          </w:tcPr>
-          <w:p>
-            <w:r>
-              <w:rPr>
-                <w:rFonts w:ascii="Calibri" w:cs="Calibri" w:eastAsia="Calibri" w:hAnsi="Calibri"/>
-                <w:sz w:val="20"/>
-                <w:szCs w:val="20"/>
-              </w:rPr>
-              <w:t xml:space="preserve">Completa el paso 3</w:t>
+            <w:tcW w:type="dxa" w:w="2812"/>
+            <w:tcBorders>
+              <w:top w:val="single" w:color="BFC5CC" w:sz="4"/>
+              <w:left w:val="single" w:color="BFC5CC" w:sz="4"/>
+              <w:bottom w:val="single" w:color="BFC5CC" w:sz="4"/>
+              <w:right w:val="single" w:color="BFC5CC" w:sz="4"/>
+            </w:tcBorders>
+            <w:tcMar>
+              <w:top w:type="dxa" w:w="60"/>
+              <w:left w:type="dxa" w:w="100"/>
+              <w:bottom w:type="dxa" w:w="60"/>
+              <w:right w:type="dxa" w:w="100"/>
+            </w:tcMar>
+          </w:tcPr>
+          <w:p>
+            <w:r>
+              <w:rPr>
+                <w:rFonts w:ascii="Calibri" w:cs="Calibri" w:eastAsia="Calibri" w:hAnsi="Calibri"/>
+                <w:sz w:val="20"/>
+                <w:szCs w:val="20"/>
+              </w:rPr>
+              <w:t xml:space="preserve">⚠️ El panel … no trae potencia (Pmax) o área del módulo</w:t>
+            </w:r>
+          </w:p>
+        </w:tc>
+        <w:tc>
+          <w:tcPr>
+            <w:tcW w:type="dxa" w:w="3205"/>
+            <w:tcBorders>
+              <w:top w:val="single" w:color="BFC5CC" w:sz="4"/>
+              <w:left w:val="single" w:color="BFC5CC" w:sz="4"/>
+              <w:bottom w:val="single" w:color="BFC5CC" w:sz="4"/>
+              <w:right w:val="single" w:color="BFC5CC" w:sz="4"/>
+            </w:tcBorders>
+            <w:tcMar>
+              <w:top w:type="dxa" w:w="60"/>
+              <w:left w:type="dxa" w:w="100"/>
+              <w:bottom w:type="dxa" w:w="60"/>
+              <w:right w:type="dxa" w:w="100"/>
+            </w:tcMar>
+          </w:tcPr>
+          <w:p>
+            <w:r>
+              <w:rPr>
+                <w:rFonts w:ascii="Calibri" w:cs="Calibri" w:eastAsia="Calibri" w:hAnsi="Calibri"/>
+                <w:sz w:val="20"/>
+                <w:szCs w:val="20"/>
+              </w:rPr>
+              <w:t xml:space="preserve">No se puede calcular su eficiencia</w:t>
+            </w:r>
+          </w:p>
+        </w:tc>
+        <w:tc>
+          <w:tcPr>
+            <w:tcW w:type="dxa" w:w="3009"/>
+            <w:tcBorders>
+              <w:top w:val="single" w:color="BFC5CC" w:sz="4"/>
+              <w:left w:val="single" w:color="BFC5CC" w:sz="4"/>
+              <w:bottom w:val="single" w:color="BFC5CC" w:sz="4"/>
+              <w:right w:val="single" w:color="BFC5CC" w:sz="4"/>
+            </w:tcBorders>
+            <w:tcMar>
+              <w:top w:type="dxa" w:w="60"/>
+              <w:left w:type="dxa" w:w="100"/>
+              <w:bottom w:type="dxa" w:w="60"/>
+              <w:right w:type="dxa" w:w="100"/>
+            </w:tcMar>
+          </w:tcPr>
+          <w:p>
+            <w:r>
+              <w:rPr>
+                <w:rFonts w:ascii="Calibri" w:cs="Calibri" w:eastAsia="Calibri" w:hAnsi="Calibri"/>
+                <w:sz w:val="20"/>
+                <w:szCs w:val="20"/>
+              </w:rPr>
+              <w:t xml:space="preserve">Elige otro panel o completa la ficha; la superficie queda fuera de la energía mientras tanto</w:t>
             </w:r>
           </w:p>
         </w:tc>
@@ -9119,82 +9644,82 @@
         </w:trPr>
         <w:tc>
           <w:tcPr>
-            <w:tcW w:type="dxa" w:w="3056"/>
-            <w:tcBorders>
-              <w:top w:val="single" w:color="BFC5CC" w:sz="4"/>
-              <w:left w:val="single" w:color="BFC5CC" w:sz="4"/>
-              <w:bottom w:val="single" w:color="BFC5CC" w:sz="4"/>
-              <w:right w:val="single" w:color="BFC5CC" w:sz="4"/>
-            </w:tcBorders>
-            <w:tcMar>
-              <w:top w:type="dxa" w:w="60"/>
-              <w:left w:type="dxa" w:w="100"/>
-              <w:bottom w:type="dxa" w:w="60"/>
-              <w:right w:type="dxa" w:w="100"/>
-            </w:tcMar>
-          </w:tcPr>
-          <w:p>
-            <w:r>
-              <w:rPr>
-                <w:rFonts w:ascii="Calibri" w:cs="Calibri" w:eastAsia="Calibri" w:hAnsi="Calibri"/>
-                <w:sz w:val="20"/>
-                <w:szCs w:val="20"/>
-              </w:rPr>
-              <w:t xml:space="preserve">❌ No se puede calcular el modo físico: …</w:t>
-            </w:r>
-          </w:p>
-        </w:tc>
-        <w:tc>
-          <w:tcPr>
-            <w:tcW w:type="dxa" w:w="3483"/>
-            <w:tcBorders>
-              <w:top w:val="single" w:color="BFC5CC" w:sz="4"/>
-              <w:left w:val="single" w:color="BFC5CC" w:sz="4"/>
-              <w:bottom w:val="single" w:color="BFC5CC" w:sz="4"/>
-              <w:right w:val="single" w:color="BFC5CC" w:sz="4"/>
-            </w:tcBorders>
-            <w:tcMar>
-              <w:top w:type="dxa" w:w="60"/>
-              <w:left w:type="dxa" w:w="100"/>
-              <w:bottom w:type="dxa" w:w="60"/>
-              <w:right w:type="dxa" w:w="100"/>
-            </w:tcMar>
-          </w:tcPr>
-          <w:p>
-            <w:r>
-              <w:rPr>
-                <w:rFonts w:ascii="Calibri" w:cs="Calibri" w:eastAsia="Calibri" w:hAnsi="Calibri"/>
-                <w:sz w:val="20"/>
-                <w:szCs w:val="20"/>
-              </w:rPr>
-              <w:t xml:space="preserve">Otro dato faltante o inválido</w:t>
-            </w:r>
-          </w:p>
-        </w:tc>
-        <w:tc>
-          <w:tcPr>
-            <w:tcW w:type="dxa" w:w="2487"/>
-            <w:tcBorders>
-              <w:top w:val="single" w:color="BFC5CC" w:sz="4"/>
-              <w:left w:val="single" w:color="BFC5CC" w:sz="4"/>
-              <w:bottom w:val="single" w:color="BFC5CC" w:sz="4"/>
-              <w:right w:val="single" w:color="BFC5CC" w:sz="4"/>
-            </w:tcBorders>
-            <w:tcMar>
-              <w:top w:type="dxa" w:w="60"/>
-              <w:left w:type="dxa" w:w="100"/>
-              <w:bottom w:type="dxa" w:w="60"/>
-              <w:right w:type="dxa" w:w="100"/>
-            </w:tcMar>
-          </w:tcPr>
-          <w:p>
-            <w:r>
-              <w:rPr>
-                <w:rFonts w:ascii="Calibri" w:cs="Calibri" w:eastAsia="Calibri" w:hAnsi="Calibri"/>
-                <w:sz w:val="20"/>
-                <w:szCs w:val="20"/>
-              </w:rPr>
-              <w:t xml:space="preserve">Completa lo indicado; no inventes valores</w:t>
+            <w:tcW w:type="dxa" w:w="2812"/>
+            <w:tcBorders>
+              <w:top w:val="single" w:color="BFC5CC" w:sz="4"/>
+              <w:left w:val="single" w:color="BFC5CC" w:sz="4"/>
+              <w:bottom w:val="single" w:color="BFC5CC" w:sz="4"/>
+              <w:right w:val="single" w:color="BFC5CC" w:sz="4"/>
+            </w:tcBorders>
+            <w:tcMar>
+              <w:top w:type="dxa" w:w="60"/>
+              <w:left w:type="dxa" w:w="100"/>
+              <w:bottom w:type="dxa" w:w="60"/>
+              <w:right w:type="dxa" w:w="100"/>
+            </w:tcMar>
+          </w:tcPr>
+          <w:p>
+            <w:r>
+              <w:rPr>
+                <w:rFonts w:ascii="Calibri" w:cs="Calibri" w:eastAsia="Calibri" w:hAnsi="Calibri"/>
+                <w:sz w:val="20"/>
+                <w:szCs w:val="20"/>
+              </w:rPr>
+              <w:t xml:space="preserve">❌ La superficie … usa un panel distinto al del proyecto y no tiene N serie propio</w:t>
+            </w:r>
+          </w:p>
+        </w:tc>
+        <w:tc>
+          <w:tcPr>
+            <w:tcW w:type="dxa" w:w="3205"/>
+            <w:tcBorders>
+              <w:top w:val="single" w:color="BFC5CC" w:sz="4"/>
+              <w:left w:val="single" w:color="BFC5CC" w:sz="4"/>
+              <w:bottom w:val="single" w:color="BFC5CC" w:sz="4"/>
+              <w:right w:val="single" w:color="BFC5CC" w:sz="4"/>
+            </w:tcBorders>
+            <w:tcMar>
+              <w:top w:type="dxa" w:w="60"/>
+              <w:left w:type="dxa" w:w="100"/>
+              <w:bottom w:type="dxa" w:w="60"/>
+              <w:right w:type="dxa" w:w="100"/>
+            </w:tcMar>
+          </w:tcPr>
+          <w:p>
+            <w:r>
+              <w:rPr>
+                <w:rFonts w:ascii="Calibri" w:cs="Calibri" w:eastAsia="Calibri" w:hAnsi="Calibri"/>
+                <w:sz w:val="20"/>
+                <w:szCs w:val="20"/>
+              </w:rPr>
+              <w:t xml:space="preserve">El N serie de Dimensionamiento es para otro panel</w:t>
+            </w:r>
+          </w:p>
+        </w:tc>
+        <w:tc>
+          <w:tcPr>
+            <w:tcW w:type="dxa" w:w="3009"/>
+            <w:tcBorders>
+              <w:top w:val="single" w:color="BFC5CC" w:sz="4"/>
+              <w:left w:val="single" w:color="BFC5CC" w:sz="4"/>
+              <w:bottom w:val="single" w:color="BFC5CC" w:sz="4"/>
+              <w:right w:val="single" w:color="BFC5CC" w:sz="4"/>
+            </w:tcBorders>
+            <w:tcMar>
+              <w:top w:type="dxa" w:w="60"/>
+              <w:left w:type="dxa" w:w="100"/>
+              <w:bottom w:type="dxa" w:w="60"/>
+              <w:right w:type="dxa" w:w="100"/>
+            </w:tcMar>
+          </w:tcPr>
+          <w:p>
+            <w:r>
+              <w:rPr>
+                <w:rFonts w:ascii="Calibri" w:cs="Calibri" w:eastAsia="Calibri" w:hAnsi="Calibri"/>
+                <w:sz w:val="20"/>
+                <w:szCs w:val="20"/>
+              </w:rPr>
+              <w:t xml:space="preserve">Escribe N serie y N paralelo de esa superficie en el paso 3</w:t>
             </w:r>
           </w:p>
         </w:tc>
@@ -9205,82 +9730,82 @@
         </w:trPr>
         <w:tc>
           <w:tcPr>
-            <w:tcW w:type="dxa" w:w="3056"/>
-            <w:tcBorders>
-              <w:top w:val="single" w:color="BFC5CC" w:sz="4"/>
-              <w:left w:val="single" w:color="BFC5CC" w:sz="4"/>
-              <w:bottom w:val="single" w:color="BFC5CC" w:sz="4"/>
-              <w:right w:val="single" w:color="BFC5CC" w:sz="4"/>
-            </w:tcBorders>
-            <w:tcMar>
-              <w:top w:type="dxa" w:w="60"/>
-              <w:left w:type="dxa" w:w="100"/>
-              <w:bottom w:type="dxa" w:w="60"/>
-              <w:right w:type="dxa" w:w="100"/>
-            </w:tcMar>
-          </w:tcPr>
-          <w:p>
-            <w:r>
-              <w:rPr>
-                <w:rFonts w:ascii="Calibri" w:cs="Calibri" w:eastAsia="Calibri" w:hAnsi="Calibri"/>
-                <w:sz w:val="20"/>
-                <w:szCs w:val="20"/>
-              </w:rPr>
-              <w:t xml:space="preserve">❌ El candidato ya no es válido…</w:t>
-            </w:r>
-          </w:p>
-        </w:tc>
-        <w:tc>
-          <w:tcPr>
-            <w:tcW w:type="dxa" w:w="3483"/>
-            <w:tcBorders>
-              <w:top w:val="single" w:color="BFC5CC" w:sz="4"/>
-              <w:left w:val="single" w:color="BFC5CC" w:sz="4"/>
-              <w:bottom w:val="single" w:color="BFC5CC" w:sz="4"/>
-              <w:right w:val="single" w:color="BFC5CC" w:sz="4"/>
-            </w:tcBorders>
-            <w:tcMar>
-              <w:top w:type="dxa" w:w="60"/>
-              <w:left w:type="dxa" w:w="100"/>
-              <w:bottom w:type="dxa" w:w="60"/>
-              <w:right w:type="dxa" w:w="100"/>
-            </w:tcMar>
-          </w:tcPr>
-          <w:p>
-            <w:r>
-              <w:rPr>
-                <w:rFonts w:ascii="Calibri" w:cs="Calibri" w:eastAsia="Calibri" w:hAnsi="Calibri"/>
-                <w:sz w:val="20"/>
-                <w:szCs w:val="20"/>
-              </w:rPr>
-              <w:t xml:space="preserve">Algo cambió después de comparar</w:t>
-            </w:r>
-          </w:p>
-        </w:tc>
-        <w:tc>
-          <w:tcPr>
-            <w:tcW w:type="dxa" w:w="2487"/>
-            <w:tcBorders>
-              <w:top w:val="single" w:color="BFC5CC" w:sz="4"/>
-              <w:left w:val="single" w:color="BFC5CC" w:sz="4"/>
-              <w:bottom w:val="single" w:color="BFC5CC" w:sz="4"/>
-              <w:right w:val="single" w:color="BFC5CC" w:sz="4"/>
-            </w:tcBorders>
-            <w:tcMar>
-              <w:top w:type="dxa" w:w="60"/>
-              <w:left w:type="dxa" w:w="100"/>
-              <w:bottom w:type="dxa" w:w="60"/>
-              <w:right w:type="dxa" w:w="100"/>
-            </w:tcMar>
-          </w:tcPr>
-          <w:p>
-            <w:r>
-              <w:rPr>
-                <w:rFonts w:ascii="Calibri" w:cs="Calibri" w:eastAsia="Calibri" w:hAnsi="Calibri"/>
-                <w:sz w:val="20"/>
-                <w:szCs w:val="20"/>
-              </w:rPr>
-              <w:t xml:space="preserve">Vuelve a calcular la comparación</w:t>
+            <w:tcW w:type="dxa" w:w="2812"/>
+            <w:tcBorders>
+              <w:top w:val="single" w:color="BFC5CC" w:sz="4"/>
+              <w:left w:val="single" w:color="BFC5CC" w:sz="4"/>
+              <w:bottom w:val="single" w:color="BFC5CC" w:sz="4"/>
+              <w:right w:val="single" w:color="BFC5CC" w:sz="4"/>
+            </w:tcBorders>
+            <w:tcMar>
+              <w:top w:type="dxa" w:w="60"/>
+              <w:left w:type="dxa" w:w="100"/>
+              <w:bottom w:type="dxa" w:w="60"/>
+              <w:right w:type="dxa" w:w="100"/>
+            </w:tcMar>
+          </w:tcPr>
+          <w:p>
+            <w:r>
+              <w:rPr>
+                <w:rFonts w:ascii="Calibri" w:cs="Calibri" w:eastAsia="Calibri" w:hAnsi="Calibri"/>
+                <w:sz w:val="20"/>
+                <w:szCs w:val="20"/>
+              </w:rPr>
+              <w:t xml:space="preserve">ℹ️ Cambió el panel de una superficie: se retiraron la energía publicada…</w:t>
+            </w:r>
+          </w:p>
+        </w:tc>
+        <w:tc>
+          <w:tcPr>
+            <w:tcW w:type="dxa" w:w="3205"/>
+            <w:tcBorders>
+              <w:top w:val="single" w:color="BFC5CC" w:sz="4"/>
+              <w:left w:val="single" w:color="BFC5CC" w:sz="4"/>
+              <w:bottom w:val="single" w:color="BFC5CC" w:sz="4"/>
+              <w:right w:val="single" w:color="BFC5CC" w:sz="4"/>
+            </w:tcBorders>
+            <w:tcMar>
+              <w:top w:type="dxa" w:w="60"/>
+              <w:left w:type="dxa" w:w="100"/>
+              <w:bottom w:type="dxa" w:w="60"/>
+              <w:right w:type="dxa" w:w="100"/>
+            </w:tcMar>
+          </w:tcPr>
+          <w:p>
+            <w:r>
+              <w:rPr>
+                <w:rFonts w:ascii="Calibri" w:cs="Calibri" w:eastAsia="Calibri" w:hAnsi="Calibri"/>
+                <w:sz w:val="20"/>
+                <w:szCs w:val="20"/>
+              </w:rPr>
+              <w:t xml:space="preserve">Cambiaste un panel (aquí o en 📐 Dimensionamiento)</w:t>
+            </w:r>
+          </w:p>
+        </w:tc>
+        <w:tc>
+          <w:tcPr>
+            <w:tcW w:type="dxa" w:w="3009"/>
+            <w:tcBorders>
+              <w:top w:val="single" w:color="BFC5CC" w:sz="4"/>
+              <w:left w:val="single" w:color="BFC5CC" w:sz="4"/>
+              <w:bottom w:val="single" w:color="BFC5CC" w:sz="4"/>
+              <w:right w:val="single" w:color="BFC5CC" w:sz="4"/>
+            </w:tcBorders>
+            <w:tcMar>
+              <w:top w:type="dxa" w:w="60"/>
+              <w:left w:type="dxa" w:w="100"/>
+              <w:bottom w:type="dxa" w:w="60"/>
+              <w:right w:type="dxa" w:w="100"/>
+            </w:tcMar>
+          </w:tcPr>
+          <w:p>
+            <w:r>
+              <w:rPr>
+                <w:rFonts w:ascii="Calibri" w:cs="Calibri" w:eastAsia="Calibri" w:hAnsi="Calibri"/>
+                <w:sz w:val="20"/>
+                <w:szCs w:val="20"/>
+              </w:rPr>
+              <w:t xml:space="preserve">Vuelve a publicar; la POA y la sombra siguen vigentes</w:t>
             </w:r>
           </w:p>
         </w:tc>
@@ -9291,82 +9816,82 @@
         </w:trPr>
         <w:tc>
           <w:tcPr>
-            <w:tcW w:type="dxa" w:w="3056"/>
-            <w:tcBorders>
-              <w:top w:val="single" w:color="BFC5CC" w:sz="4"/>
-              <w:left w:val="single" w:color="BFC5CC" w:sz="4"/>
-              <w:bottom w:val="single" w:color="BFC5CC" w:sz="4"/>
-              <w:right w:val="single" w:color="BFC5CC" w:sz="4"/>
-            </w:tcBorders>
-            <w:tcMar>
-              <w:top w:type="dxa" w:w="60"/>
-              <w:left w:type="dxa" w:w="100"/>
-              <w:bottom w:type="dxa" w:w="60"/>
-              <w:right w:type="dxa" w:w="100"/>
-            </w:tcMar>
-          </w:tcPr>
-          <w:p>
-            <w:r>
-              <w:rPr>
-                <w:rFonts w:ascii="Calibri" w:cs="Calibri" w:eastAsia="Calibri" w:hAnsi="Calibri"/>
-                <w:sz w:val="20"/>
-                <w:szCs w:val="20"/>
-              </w:rPr>
-              <w:t xml:space="preserve">🔴 Alarma de validación SDM</w:t>
-            </w:r>
-          </w:p>
-        </w:tc>
-        <w:tc>
-          <w:tcPr>
-            <w:tcW w:type="dxa" w:w="3483"/>
-            <w:tcBorders>
-              <w:top w:val="single" w:color="BFC5CC" w:sz="4"/>
-              <w:left w:val="single" w:color="BFC5CC" w:sz="4"/>
-              <w:bottom w:val="single" w:color="BFC5CC" w:sz="4"/>
-              <w:right w:val="single" w:color="BFC5CC" w:sz="4"/>
-            </w:tcBorders>
-            <w:tcMar>
-              <w:top w:type="dxa" w:w="60"/>
-              <w:left w:type="dxa" w:w="100"/>
-              <w:bottom w:type="dxa" w:w="60"/>
-              <w:right w:type="dxa" w:w="100"/>
-            </w:tcMar>
-          </w:tcPr>
-          <w:p>
-            <w:r>
-              <w:rPr>
-                <w:rFonts w:ascii="Calibri" w:cs="Calibri" w:eastAsia="Calibri" w:hAnsi="Calibri"/>
-                <w:sz w:val="20"/>
-                <w:szCs w:val="20"/>
-              </w:rPr>
-              <w:t xml:space="preserve">El panel no valida contra su ficha</w:t>
-            </w:r>
-          </w:p>
-        </w:tc>
-        <w:tc>
-          <w:tcPr>
-            <w:tcW w:type="dxa" w:w="2487"/>
-            <w:tcBorders>
-              <w:top w:val="single" w:color="BFC5CC" w:sz="4"/>
-              <w:left w:val="single" w:color="BFC5CC" w:sz="4"/>
-              <w:bottom w:val="single" w:color="BFC5CC" w:sz="4"/>
-              <w:right w:val="single" w:color="BFC5CC" w:sz="4"/>
-            </w:tcBorders>
-            <w:tcMar>
-              <w:top w:type="dxa" w:w="60"/>
-              <w:left w:type="dxa" w:w="100"/>
-              <w:bottom w:type="dxa" w:w="60"/>
-              <w:right w:type="dxa" w:w="100"/>
-            </w:tcMar>
-          </w:tcPr>
-          <w:p>
-            <w:r>
-              <w:rPr>
-                <w:rFonts w:ascii="Calibri" w:cs="Calibri" w:eastAsia="Calibri" w:hAnsi="Calibri"/>
-                <w:sz w:val="20"/>
-                <w:szCs w:val="20"/>
-              </w:rPr>
-              <w:t xml:space="preserve">Revisa 📐 Dimensionamiento / Motor IV</w:t>
+            <w:tcW w:type="dxa" w:w="2812"/>
+            <w:tcBorders>
+              <w:top w:val="single" w:color="BFC5CC" w:sz="4"/>
+              <w:left w:val="single" w:color="BFC5CC" w:sz="4"/>
+              <w:bottom w:val="single" w:color="BFC5CC" w:sz="4"/>
+              <w:right w:val="single" w:color="BFC5CC" w:sz="4"/>
+            </w:tcBorders>
+            <w:tcMar>
+              <w:top w:type="dxa" w:w="60"/>
+              <w:left w:type="dxa" w:w="100"/>
+              <w:bottom w:type="dxa" w:w="60"/>
+              <w:right w:type="dxa" w:w="100"/>
+            </w:tcMar>
+          </w:tcPr>
+          <w:p>
+            <w:r>
+              <w:rPr>
+                <w:rFonts w:ascii="Calibri" w:cs="Calibri" w:eastAsia="Calibri" w:hAnsi="Calibri"/>
+                <w:sz w:val="20"/>
+                <w:szCs w:val="20"/>
+              </w:rPr>
+              <w:t xml:space="preserve">… falta 'n_serie' / 'n_paralelo' / 'inversor_id'</w:t>
+            </w:r>
+          </w:p>
+        </w:tc>
+        <w:tc>
+          <w:tcPr>
+            <w:tcW w:type="dxa" w:w="3205"/>
+            <w:tcBorders>
+              <w:top w:val="single" w:color="BFC5CC" w:sz="4"/>
+              <w:left w:val="single" w:color="BFC5CC" w:sz="4"/>
+              <w:bottom w:val="single" w:color="BFC5CC" w:sz="4"/>
+              <w:right w:val="single" w:color="BFC5CC" w:sz="4"/>
+            </w:tcBorders>
+            <w:tcMar>
+              <w:top w:type="dxa" w:w="60"/>
+              <w:left w:type="dxa" w:w="100"/>
+              <w:bottom w:type="dxa" w:w="60"/>
+              <w:right w:type="dxa" w:w="100"/>
+            </w:tcMar>
+          </w:tcPr>
+          <w:p>
+            <w:r>
+              <w:rPr>
+                <w:rFonts w:ascii="Calibri" w:cs="Calibri" w:eastAsia="Calibri" w:hAnsi="Calibri"/>
+                <w:sz w:val="20"/>
+                <w:szCs w:val="20"/>
+              </w:rPr>
+              <w:t xml:space="preserve">Configuración eléctrica de la superficie incompleta</w:t>
+            </w:r>
+          </w:p>
+        </w:tc>
+        <w:tc>
+          <w:tcPr>
+            <w:tcW w:type="dxa" w:w="3009"/>
+            <w:tcBorders>
+              <w:top w:val="single" w:color="BFC5CC" w:sz="4"/>
+              <w:left w:val="single" w:color="BFC5CC" w:sz="4"/>
+              <w:bottom w:val="single" w:color="BFC5CC" w:sz="4"/>
+              <w:right w:val="single" w:color="BFC5CC" w:sz="4"/>
+            </w:tcBorders>
+            <w:tcMar>
+              <w:top w:type="dxa" w:w="60"/>
+              <w:left w:type="dxa" w:w="100"/>
+              <w:bottom w:type="dxa" w:w="60"/>
+              <w:right w:type="dxa" w:w="100"/>
+            </w:tcMar>
+          </w:tcPr>
+          <w:p>
+            <w:r>
+              <w:rPr>
+                <w:rFonts w:ascii="Calibri" w:cs="Calibri" w:eastAsia="Calibri" w:hAnsi="Calibri"/>
+                <w:sz w:val="20"/>
+                <w:szCs w:val="20"/>
+              </w:rPr>
+              <w:t xml:space="preserve">Completa el paso 3</w:t>
             </w:r>
           </w:p>
         </w:tc>
@@ -9377,82 +9902,82 @@
         </w:trPr>
         <w:tc>
           <w:tcPr>
-            <w:tcW w:type="dxa" w:w="3056"/>
-            <w:tcBorders>
-              <w:top w:val="single" w:color="BFC5CC" w:sz="4"/>
-              <w:left w:val="single" w:color="BFC5CC" w:sz="4"/>
-              <w:bottom w:val="single" w:color="BFC5CC" w:sz="4"/>
-              <w:right w:val="single" w:color="BFC5CC" w:sz="4"/>
-            </w:tcBorders>
-            <w:tcMar>
-              <w:top w:type="dxa" w:w="60"/>
-              <w:left w:type="dxa" w:w="100"/>
-              <w:bottom w:type="dxa" w:w="60"/>
-              <w:right w:type="dxa" w:w="100"/>
-            </w:tcMar>
-          </w:tcPr>
-          <w:p>
-            <w:r>
-              <w:rPr>
-                <w:rFonts w:ascii="Calibri" w:cs="Calibri" w:eastAsia="Calibri" w:hAnsi="Calibri"/>
-                <w:sz w:val="20"/>
-                <w:szCs w:val="20"/>
-              </w:rPr>
-              <w:t xml:space="preserve">⚠️ Estas superficies no tienen POA vigente…</w:t>
-            </w:r>
-          </w:p>
-        </w:tc>
-        <w:tc>
-          <w:tcPr>
-            <w:tcW w:type="dxa" w:w="3483"/>
-            <w:tcBorders>
-              <w:top w:val="single" w:color="BFC5CC" w:sz="4"/>
-              <w:left w:val="single" w:color="BFC5CC" w:sz="4"/>
-              <w:bottom w:val="single" w:color="BFC5CC" w:sz="4"/>
-              <w:right w:val="single" w:color="BFC5CC" w:sz="4"/>
-            </w:tcBorders>
-            <w:tcMar>
-              <w:top w:type="dxa" w:w="60"/>
-              <w:left w:type="dxa" w:w="100"/>
-              <w:bottom w:type="dxa" w:w="60"/>
-              <w:right w:type="dxa" w:w="100"/>
-            </w:tcMar>
-          </w:tcPr>
-          <w:p>
-            <w:r>
-              <w:rPr>
-                <w:rFonts w:ascii="Calibri" w:cs="Calibri" w:eastAsia="Calibri" w:hAnsi="Calibri"/>
-                <w:sz w:val="20"/>
-                <w:szCs w:val="20"/>
-              </w:rPr>
-              <w:t xml:space="preserve">Cambió la geometría, el montaje, el albedo, el bifacial, el TMY o la ubicación, o el cálculo falló</w:t>
-            </w:r>
-          </w:p>
-        </w:tc>
-        <w:tc>
-          <w:tcPr>
-            <w:tcW w:type="dxa" w:w="2487"/>
-            <w:tcBorders>
-              <w:top w:val="single" w:color="BFC5CC" w:sz="4"/>
-              <w:left w:val="single" w:color="BFC5CC" w:sz="4"/>
-              <w:bottom w:val="single" w:color="BFC5CC" w:sz="4"/>
-              <w:right w:val="single" w:color="BFC5CC" w:sz="4"/>
-            </w:tcBorders>
-            <w:tcMar>
-              <w:top w:type="dxa" w:w="60"/>
-              <w:left w:type="dxa" w:w="100"/>
-              <w:bottom w:type="dxa" w:w="60"/>
-              <w:right w:type="dxa" w:w="100"/>
-            </w:tcMar>
-          </w:tcPr>
-          <w:p>
-            <w:r>
-              <w:rPr>
-                <w:rFonts w:ascii="Calibri" w:cs="Calibri" w:eastAsia="Calibri" w:hAnsi="Calibri"/>
-                <w:sz w:val="20"/>
-                <w:szCs w:val="20"/>
-              </w:rPr>
-              <w:t xml:space="preserve">Presiona ⚡ Calcular POA para todas las superficies</w:t>
+            <w:tcW w:type="dxa" w:w="2812"/>
+            <w:tcBorders>
+              <w:top w:val="single" w:color="BFC5CC" w:sz="4"/>
+              <w:left w:val="single" w:color="BFC5CC" w:sz="4"/>
+              <w:bottom w:val="single" w:color="BFC5CC" w:sz="4"/>
+              <w:right w:val="single" w:color="BFC5CC" w:sz="4"/>
+            </w:tcBorders>
+            <w:tcMar>
+              <w:top w:type="dxa" w:w="60"/>
+              <w:left w:type="dxa" w:w="100"/>
+              <w:bottom w:type="dxa" w:w="60"/>
+              <w:right w:type="dxa" w:w="100"/>
+            </w:tcMar>
+          </w:tcPr>
+          <w:p>
+            <w:r>
+              <w:rPr>
+                <w:rFonts w:ascii="Calibri" w:cs="Calibri" w:eastAsia="Calibri" w:hAnsi="Calibri"/>
+                <w:sz w:val="20"/>
+                <w:szCs w:val="20"/>
+              </w:rPr>
+              <w:t xml:space="preserve">❌ No se puede calcular el modo físico: …</w:t>
+            </w:r>
+          </w:p>
+        </w:tc>
+        <w:tc>
+          <w:tcPr>
+            <w:tcW w:type="dxa" w:w="3205"/>
+            <w:tcBorders>
+              <w:top w:val="single" w:color="BFC5CC" w:sz="4"/>
+              <w:left w:val="single" w:color="BFC5CC" w:sz="4"/>
+              <w:bottom w:val="single" w:color="BFC5CC" w:sz="4"/>
+              <w:right w:val="single" w:color="BFC5CC" w:sz="4"/>
+            </w:tcBorders>
+            <w:tcMar>
+              <w:top w:type="dxa" w:w="60"/>
+              <w:left w:type="dxa" w:w="100"/>
+              <w:bottom w:type="dxa" w:w="60"/>
+              <w:right w:type="dxa" w:w="100"/>
+            </w:tcMar>
+          </w:tcPr>
+          <w:p>
+            <w:r>
+              <w:rPr>
+                <w:rFonts w:ascii="Calibri" w:cs="Calibri" w:eastAsia="Calibri" w:hAnsi="Calibri"/>
+                <w:sz w:val="20"/>
+                <w:szCs w:val="20"/>
+              </w:rPr>
+              <w:t xml:space="preserve">Otro dato faltante o inválido</w:t>
+            </w:r>
+          </w:p>
+        </w:tc>
+        <w:tc>
+          <w:tcPr>
+            <w:tcW w:type="dxa" w:w="3009"/>
+            <w:tcBorders>
+              <w:top w:val="single" w:color="BFC5CC" w:sz="4"/>
+              <w:left w:val="single" w:color="BFC5CC" w:sz="4"/>
+              <w:bottom w:val="single" w:color="BFC5CC" w:sz="4"/>
+              <w:right w:val="single" w:color="BFC5CC" w:sz="4"/>
+            </w:tcBorders>
+            <w:tcMar>
+              <w:top w:type="dxa" w:w="60"/>
+              <w:left w:type="dxa" w:w="100"/>
+              <w:bottom w:type="dxa" w:w="60"/>
+              <w:right w:type="dxa" w:w="100"/>
+            </w:tcMar>
+          </w:tcPr>
+          <w:p>
+            <w:r>
+              <w:rPr>
+                <w:rFonts w:ascii="Calibri" w:cs="Calibri" w:eastAsia="Calibri" w:hAnsi="Calibri"/>
+                <w:sz w:val="20"/>
+                <w:szCs w:val="20"/>
+              </w:rPr>
+              <w:t xml:space="preserve">Completa lo indicado; no inventes valores</w:t>
             </w:r>
           </w:p>
         </w:tc>
@@ -9463,82 +9988,82 @@
         </w:trPr>
         <w:tc>
           <w:tcPr>
-            <w:tcW w:type="dxa" w:w="3056"/>
-            <w:tcBorders>
-              <w:top w:val="single" w:color="BFC5CC" w:sz="4"/>
-              <w:left w:val="single" w:color="BFC5CC" w:sz="4"/>
-              <w:bottom w:val="single" w:color="BFC5CC" w:sz="4"/>
-              <w:right w:val="single" w:color="BFC5CC" w:sz="4"/>
-            </w:tcBorders>
-            <w:tcMar>
-              <w:top w:type="dxa" w:w="60"/>
-              <w:left w:type="dxa" w:w="100"/>
-              <w:bottom w:type="dxa" w:w="60"/>
-              <w:right w:type="dxa" w:w="100"/>
-            </w:tcMar>
-          </w:tcPr>
-          <w:p>
-            <w:r>
-              <w:rPr>
-                <w:rFonts w:ascii="Calibri" w:cs="Calibri" w:eastAsia="Calibri" w:hAnsi="Calibri"/>
-                <w:sz w:val="20"/>
-                <w:szCs w:val="20"/>
-              </w:rPr>
-              <w:t xml:space="preserve">⚠️ Financiero, Baterías y CO₂ ya usan energía … ¿Reemplazarla por…?</w:t>
-            </w:r>
-          </w:p>
-        </w:tc>
-        <w:tc>
-          <w:tcPr>
-            <w:tcW w:type="dxa" w:w="3483"/>
-            <w:tcBorders>
-              <w:top w:val="single" w:color="BFC5CC" w:sz="4"/>
-              <w:left w:val="single" w:color="BFC5CC" w:sz="4"/>
-              <w:bottom w:val="single" w:color="BFC5CC" w:sz="4"/>
-              <w:right w:val="single" w:color="BFC5CC" w:sz="4"/>
-            </w:tcBorders>
-            <w:tcMar>
-              <w:top w:type="dxa" w:w="60"/>
-              <w:left w:type="dxa" w:w="100"/>
-              <w:bottom w:type="dxa" w:w="60"/>
-              <w:right w:type="dxa" w:w="100"/>
-            </w:tcMar>
-          </w:tcPr>
-          <w:p>
-            <w:r>
-              <w:rPr>
-                <w:rFonts w:ascii="Calibri" w:cs="Calibri" w:eastAsia="Calibri" w:hAnsi="Calibri"/>
-                <w:sz w:val="20"/>
-                <w:szCs w:val="20"/>
-              </w:rPr>
-              <w:t xml:space="preserve">Hay energía publicada de otro origen</w:t>
-            </w:r>
-          </w:p>
-        </w:tc>
-        <w:tc>
-          <w:tcPr>
-            <w:tcW w:type="dxa" w:w="2487"/>
-            <w:tcBorders>
-              <w:top w:val="single" w:color="BFC5CC" w:sz="4"/>
-              <w:left w:val="single" w:color="BFC5CC" w:sz="4"/>
-              <w:bottom w:val="single" w:color="BFC5CC" w:sz="4"/>
-              <w:right w:val="single" w:color="BFC5CC" w:sz="4"/>
-            </w:tcBorders>
-            <w:tcMar>
-              <w:top w:type="dxa" w:w="60"/>
-              <w:left w:type="dxa" w:w="100"/>
-              <w:bottom w:type="dxa" w:w="60"/>
-              <w:right w:type="dxa" w:w="100"/>
-            </w:tcMar>
-          </w:tcPr>
-          <w:p>
-            <w:r>
-              <w:rPr>
-                <w:rFonts w:ascii="Calibri" w:cs="Calibri" w:eastAsia="Calibri" w:hAnsi="Calibri"/>
-                <w:sz w:val="20"/>
-                <w:szCs w:val="20"/>
-              </w:rPr>
-              <w:t xml:space="preserve">✅ Sí, reemplazar o ✖ Cancelar</w:t>
+            <w:tcW w:type="dxa" w:w="2812"/>
+            <w:tcBorders>
+              <w:top w:val="single" w:color="BFC5CC" w:sz="4"/>
+              <w:left w:val="single" w:color="BFC5CC" w:sz="4"/>
+              <w:bottom w:val="single" w:color="BFC5CC" w:sz="4"/>
+              <w:right w:val="single" w:color="BFC5CC" w:sz="4"/>
+            </w:tcBorders>
+            <w:tcMar>
+              <w:top w:type="dxa" w:w="60"/>
+              <w:left w:type="dxa" w:w="100"/>
+              <w:bottom w:type="dxa" w:w="60"/>
+              <w:right w:type="dxa" w:w="100"/>
+            </w:tcMar>
+          </w:tcPr>
+          <w:p>
+            <w:r>
+              <w:rPr>
+                <w:rFonts w:ascii="Calibri" w:cs="Calibri" w:eastAsia="Calibri" w:hAnsi="Calibri"/>
+                <w:sz w:val="20"/>
+                <w:szCs w:val="20"/>
+              </w:rPr>
+              <w:t xml:space="preserve">❌ El candidato ya no es válido…</w:t>
+            </w:r>
+          </w:p>
+        </w:tc>
+        <w:tc>
+          <w:tcPr>
+            <w:tcW w:type="dxa" w:w="3205"/>
+            <w:tcBorders>
+              <w:top w:val="single" w:color="BFC5CC" w:sz="4"/>
+              <w:left w:val="single" w:color="BFC5CC" w:sz="4"/>
+              <w:bottom w:val="single" w:color="BFC5CC" w:sz="4"/>
+              <w:right w:val="single" w:color="BFC5CC" w:sz="4"/>
+            </w:tcBorders>
+            <w:tcMar>
+              <w:top w:type="dxa" w:w="60"/>
+              <w:left w:type="dxa" w:w="100"/>
+              <w:bottom w:type="dxa" w:w="60"/>
+              <w:right w:type="dxa" w:w="100"/>
+            </w:tcMar>
+          </w:tcPr>
+          <w:p>
+            <w:r>
+              <w:rPr>
+                <w:rFonts w:ascii="Calibri" w:cs="Calibri" w:eastAsia="Calibri" w:hAnsi="Calibri"/>
+                <w:sz w:val="20"/>
+                <w:szCs w:val="20"/>
+              </w:rPr>
+              <w:t xml:space="preserve">Algo cambió después de comparar</w:t>
+            </w:r>
+          </w:p>
+        </w:tc>
+        <w:tc>
+          <w:tcPr>
+            <w:tcW w:type="dxa" w:w="3009"/>
+            <w:tcBorders>
+              <w:top w:val="single" w:color="BFC5CC" w:sz="4"/>
+              <w:left w:val="single" w:color="BFC5CC" w:sz="4"/>
+              <w:bottom w:val="single" w:color="BFC5CC" w:sz="4"/>
+              <w:right w:val="single" w:color="BFC5CC" w:sz="4"/>
+            </w:tcBorders>
+            <w:tcMar>
+              <w:top w:type="dxa" w:w="60"/>
+              <w:left w:type="dxa" w:w="100"/>
+              <w:bottom w:type="dxa" w:w="60"/>
+              <w:right w:type="dxa" w:w="100"/>
+            </w:tcMar>
+          </w:tcPr>
+          <w:p>
+            <w:r>
+              <w:rPr>
+                <w:rFonts w:ascii="Calibri" w:cs="Calibri" w:eastAsia="Calibri" w:hAnsi="Calibri"/>
+                <w:sz w:val="20"/>
+                <w:szCs w:val="20"/>
+              </w:rPr>
+              <w:t xml:space="preserve">Vuelve a calcular la comparación</w:t>
             </w:r>
           </w:p>
         </w:tc>
@@ -9549,82 +10074,82 @@
         </w:trPr>
         <w:tc>
           <w:tcPr>
-            <w:tcW w:type="dxa" w:w="3056"/>
-            <w:tcBorders>
-              <w:top w:val="single" w:color="BFC5CC" w:sz="4"/>
-              <w:left w:val="single" w:color="BFC5CC" w:sz="4"/>
-              <w:bottom w:val="single" w:color="BFC5CC" w:sz="4"/>
-              <w:right w:val="single" w:color="BFC5CC" w:sz="4"/>
-            </w:tcBorders>
-            <w:tcMar>
-              <w:top w:type="dxa" w:w="60"/>
-              <w:left w:type="dxa" w:w="100"/>
-              <w:bottom w:type="dxa" w:w="60"/>
-              <w:right w:type="dxa" w:w="100"/>
-            </w:tcMar>
-          </w:tcPr>
-          <w:p>
-            <w:r>
-              <w:rPr>
-                <w:rFonts w:ascii="Calibri" w:cs="Calibri" w:eastAsia="Calibri" w:hAnsi="Calibri"/>
-                <w:sz w:val="20"/>
-                <w:szCs w:val="20"/>
-              </w:rPr>
-              <w:t xml:space="preserve">❌ Bypass no publicado; falló en: …</w:t>
-            </w:r>
-          </w:p>
-        </w:tc>
-        <w:tc>
-          <w:tcPr>
-            <w:tcW w:type="dxa" w:w="3483"/>
-            <w:tcBorders>
-              <w:top w:val="single" w:color="BFC5CC" w:sz="4"/>
-              <w:left w:val="single" w:color="BFC5CC" w:sz="4"/>
-              <w:bottom w:val="single" w:color="BFC5CC" w:sz="4"/>
-              <w:right w:val="single" w:color="BFC5CC" w:sz="4"/>
-            </w:tcBorders>
-            <w:tcMar>
-              <w:top w:type="dxa" w:w="60"/>
-              <w:left w:type="dxa" w:w="100"/>
-              <w:bottom w:type="dxa" w:w="60"/>
-              <w:right w:type="dxa" w:w="100"/>
-            </w:tcMar>
-          </w:tcPr>
-          <w:p>
-            <w:r>
-              <w:rPr>
-                <w:rFonts w:ascii="Calibri" w:cs="Calibri" w:eastAsia="Calibri" w:hAnsi="Calibri"/>
-                <w:sz w:val="20"/>
-                <w:szCs w:val="20"/>
-              </w:rPr>
-              <w:t xml:space="preserve">Una superficie no pudo simular el bypass</w:t>
-            </w:r>
-          </w:p>
-        </w:tc>
-        <w:tc>
-          <w:tcPr>
-            <w:tcW w:type="dxa" w:w="2487"/>
-            <w:tcBorders>
-              <w:top w:val="single" w:color="BFC5CC" w:sz="4"/>
-              <w:left w:val="single" w:color="BFC5CC" w:sz="4"/>
-              <w:bottom w:val="single" w:color="BFC5CC" w:sz="4"/>
-              <w:right w:val="single" w:color="BFC5CC" w:sz="4"/>
-            </w:tcBorders>
-            <w:tcMar>
-              <w:top w:type="dxa" w:w="60"/>
-              <w:left w:type="dxa" w:w="100"/>
-              <w:bottom w:type="dxa" w:w="60"/>
-              <w:right w:type="dxa" w:w="100"/>
-            </w:tcMar>
-          </w:tcPr>
-          <w:p>
-            <w:r>
-              <w:rPr>
-                <w:rFonts w:ascii="Calibri" w:cs="Calibri" w:eastAsia="Calibri" w:hAnsi="Calibri"/>
-                <w:sz w:val="20"/>
-                <w:szCs w:val="20"/>
-              </w:rPr>
-              <w:t xml:space="preserve">Corrige la causa y vuelve a calcular</w:t>
+            <w:tcW w:type="dxa" w:w="2812"/>
+            <w:tcBorders>
+              <w:top w:val="single" w:color="BFC5CC" w:sz="4"/>
+              <w:left w:val="single" w:color="BFC5CC" w:sz="4"/>
+              <w:bottom w:val="single" w:color="BFC5CC" w:sz="4"/>
+              <w:right w:val="single" w:color="BFC5CC" w:sz="4"/>
+            </w:tcBorders>
+            <w:tcMar>
+              <w:top w:type="dxa" w:w="60"/>
+              <w:left w:type="dxa" w:w="100"/>
+              <w:bottom w:type="dxa" w:w="60"/>
+              <w:right w:type="dxa" w:w="100"/>
+            </w:tcMar>
+          </w:tcPr>
+          <w:p>
+            <w:r>
+              <w:rPr>
+                <w:rFonts w:ascii="Calibri" w:cs="Calibri" w:eastAsia="Calibri" w:hAnsi="Calibri"/>
+                <w:sz w:val="20"/>
+                <w:szCs w:val="20"/>
+              </w:rPr>
+              <w:t xml:space="preserve">🔴 Alarma de validación SDM</w:t>
+            </w:r>
+          </w:p>
+        </w:tc>
+        <w:tc>
+          <w:tcPr>
+            <w:tcW w:type="dxa" w:w="3205"/>
+            <w:tcBorders>
+              <w:top w:val="single" w:color="BFC5CC" w:sz="4"/>
+              <w:left w:val="single" w:color="BFC5CC" w:sz="4"/>
+              <w:bottom w:val="single" w:color="BFC5CC" w:sz="4"/>
+              <w:right w:val="single" w:color="BFC5CC" w:sz="4"/>
+            </w:tcBorders>
+            <w:tcMar>
+              <w:top w:type="dxa" w:w="60"/>
+              <w:left w:type="dxa" w:w="100"/>
+              <w:bottom w:type="dxa" w:w="60"/>
+              <w:right w:type="dxa" w:w="100"/>
+            </w:tcMar>
+          </w:tcPr>
+          <w:p>
+            <w:r>
+              <w:rPr>
+                <w:rFonts w:ascii="Calibri" w:cs="Calibri" w:eastAsia="Calibri" w:hAnsi="Calibri"/>
+                <w:sz w:val="20"/>
+                <w:szCs w:val="20"/>
+              </w:rPr>
+              <w:t xml:space="preserve">El panel no valida contra su ficha</w:t>
+            </w:r>
+          </w:p>
+        </w:tc>
+        <w:tc>
+          <w:tcPr>
+            <w:tcW w:type="dxa" w:w="3009"/>
+            <w:tcBorders>
+              <w:top w:val="single" w:color="BFC5CC" w:sz="4"/>
+              <w:left w:val="single" w:color="BFC5CC" w:sz="4"/>
+              <w:bottom w:val="single" w:color="BFC5CC" w:sz="4"/>
+              <w:right w:val="single" w:color="BFC5CC" w:sz="4"/>
+            </w:tcBorders>
+            <w:tcMar>
+              <w:top w:type="dxa" w:w="60"/>
+              <w:left w:type="dxa" w:w="100"/>
+              <w:bottom w:type="dxa" w:w="60"/>
+              <w:right w:type="dxa" w:w="100"/>
+            </w:tcMar>
+          </w:tcPr>
+          <w:p>
+            <w:r>
+              <w:rPr>
+                <w:rFonts w:ascii="Calibri" w:cs="Calibri" w:eastAsia="Calibri" w:hAnsi="Calibri"/>
+                <w:sz w:val="20"/>
+                <w:szCs w:val="20"/>
+              </w:rPr>
+              <w:t xml:space="preserve">Revisa 📐 Dimensionamiento / Motor IV</w:t>
             </w:r>
           </w:p>
         </w:tc>
@@ -9635,61 +10160,61 @@
         </w:trPr>
         <w:tc>
           <w:tcPr>
-            <w:tcW w:type="dxa" w:w="3056"/>
-            <w:tcBorders>
-              <w:top w:val="single" w:color="BFC5CC" w:sz="4"/>
-              <w:left w:val="single" w:color="BFC5CC" w:sz="4"/>
-              <w:bottom w:val="single" w:color="BFC5CC" w:sz="4"/>
-              <w:right w:val="single" w:color="BFC5CC" w:sz="4"/>
-            </w:tcBorders>
-            <w:tcMar>
-              <w:top w:type="dxa" w:w="60"/>
-              <w:left w:type="dxa" w:w="100"/>
-              <w:bottom w:type="dxa" w:w="60"/>
-              <w:right w:type="dxa" w:w="100"/>
-            </w:tcMar>
-          </w:tcPr>
-          <w:p>
-            <w:r>
-              <w:rPr>
-                <w:rFonts w:ascii="Calibri" w:cs="Calibri" w:eastAsia="Calibri" w:hAnsi="Calibri"/>
-                <w:sz w:val="20"/>
-                <w:szCs w:val="20"/>
-              </w:rPr>
-              <w:t xml:space="preserve">❌ No se publicó / No se calculó: hay superficies activas sin POA vigente</w:t>
-            </w:r>
-          </w:p>
-        </w:tc>
-        <w:tc>
-          <w:tcPr>
-            <w:tcW w:type="dxa" w:w="3483"/>
-            <w:tcBorders>
-              <w:top w:val="single" w:color="BFC5CC" w:sz="4"/>
-              <w:left w:val="single" w:color="BFC5CC" w:sz="4"/>
-              <w:bottom w:val="single" w:color="BFC5CC" w:sz="4"/>
-              <w:right w:val="single" w:color="BFC5CC" w:sz="4"/>
-            </w:tcBorders>
-            <w:tcMar>
-              <w:top w:type="dxa" w:w="60"/>
-              <w:left w:type="dxa" w:w="100"/>
-              <w:bottom w:type="dxa" w:w="60"/>
-              <w:right w:type="dxa" w:w="100"/>
-            </w:tcMar>
-          </w:tcPr>
-          <w:p>
-            <w:r>
-              <w:rPr>
-                <w:rFonts w:ascii="Calibri" w:cs="Calibri" w:eastAsia="Calibri" w:hAnsi="Calibri"/>
-                <w:sz w:val="20"/>
-                <w:szCs w:val="20"/>
-              </w:rPr>
-              <w:t xml:space="preserve">Falta recalcular la POA</w:t>
-            </w:r>
-          </w:p>
-        </w:tc>
-        <w:tc>
-          <w:tcPr>
-            <w:tcW w:type="dxa" w:w="2487"/>
+            <w:tcW w:type="dxa" w:w="2812"/>
+            <w:tcBorders>
+              <w:top w:val="single" w:color="BFC5CC" w:sz="4"/>
+              <w:left w:val="single" w:color="BFC5CC" w:sz="4"/>
+              <w:bottom w:val="single" w:color="BFC5CC" w:sz="4"/>
+              <w:right w:val="single" w:color="BFC5CC" w:sz="4"/>
+            </w:tcBorders>
+            <w:tcMar>
+              <w:top w:type="dxa" w:w="60"/>
+              <w:left w:type="dxa" w:w="100"/>
+              <w:bottom w:type="dxa" w:w="60"/>
+              <w:right w:type="dxa" w:w="100"/>
+            </w:tcMar>
+          </w:tcPr>
+          <w:p>
+            <w:r>
+              <w:rPr>
+                <w:rFonts w:ascii="Calibri" w:cs="Calibri" w:eastAsia="Calibri" w:hAnsi="Calibri"/>
+                <w:sz w:val="20"/>
+                <w:szCs w:val="20"/>
+              </w:rPr>
+              <w:t xml:space="preserve">⚠️ Estas superficies no tienen POA vigente…</w:t>
+            </w:r>
+          </w:p>
+        </w:tc>
+        <w:tc>
+          <w:tcPr>
+            <w:tcW w:type="dxa" w:w="3205"/>
+            <w:tcBorders>
+              <w:top w:val="single" w:color="BFC5CC" w:sz="4"/>
+              <w:left w:val="single" w:color="BFC5CC" w:sz="4"/>
+              <w:bottom w:val="single" w:color="BFC5CC" w:sz="4"/>
+              <w:right w:val="single" w:color="BFC5CC" w:sz="4"/>
+            </w:tcBorders>
+            <w:tcMar>
+              <w:top w:type="dxa" w:w="60"/>
+              <w:left w:type="dxa" w:w="100"/>
+              <w:bottom w:type="dxa" w:w="60"/>
+              <w:right w:type="dxa" w:w="100"/>
+            </w:tcMar>
+          </w:tcPr>
+          <w:p>
+            <w:r>
+              <w:rPr>
+                <w:rFonts w:ascii="Calibri" w:cs="Calibri" w:eastAsia="Calibri" w:hAnsi="Calibri"/>
+                <w:sz w:val="20"/>
+                <w:szCs w:val="20"/>
+              </w:rPr>
+              <w:t xml:space="preserve">Cambió la geometría, el montaje, el albedo, el bifacial, el TMY o la ubicación, o el cálculo falló</w:t>
+            </w:r>
+          </w:p>
+        </w:tc>
+        <w:tc>
+          <w:tcPr>
+            <w:tcW w:type="dxa" w:w="3009"/>
             <w:tcBorders>
               <w:top w:val="single" w:color="BFC5CC" w:sz="4"/>
               <w:left w:val="single" w:color="BFC5CC" w:sz="4"/>
@@ -9721,82 +10246,82 @@
         </w:trPr>
         <w:tc>
           <w:tcPr>
-            <w:tcW w:type="dxa" w:w="3056"/>
-            <w:tcBorders>
-              <w:top w:val="single" w:color="BFC5CC" w:sz="4"/>
-              <w:left w:val="single" w:color="BFC5CC" w:sz="4"/>
-              <w:bottom w:val="single" w:color="BFC5CC" w:sz="4"/>
-              <w:right w:val="single" w:color="BFC5CC" w:sz="4"/>
-            </w:tcBorders>
-            <w:tcMar>
-              <w:top w:type="dxa" w:w="60"/>
-              <w:left w:type="dxa" w:w="100"/>
-              <w:bottom w:type="dxa" w:w="60"/>
-              <w:right w:type="dxa" w:w="100"/>
-            </w:tcMar>
-          </w:tcPr>
-          <w:p>
-            <w:r>
-              <w:rPr>
-                <w:rFonts w:ascii="Calibri" w:cs="Calibri" w:eastAsia="Calibri" w:hAnsi="Calibri"/>
-                <w:sz w:val="20"/>
-                <w:szCs w:val="20"/>
-              </w:rPr>
-              <w:t xml:space="preserve">❌ No se calculó: elige el panel y corrige los strings indicados arriba</w:t>
-            </w:r>
-          </w:p>
-        </w:tc>
-        <w:tc>
-          <w:tcPr>
-            <w:tcW w:type="dxa" w:w="3483"/>
-            <w:tcBorders>
-              <w:top w:val="single" w:color="BFC5CC" w:sz="4"/>
-              <w:left w:val="single" w:color="BFC5CC" w:sz="4"/>
-              <w:bottom w:val="single" w:color="BFC5CC" w:sz="4"/>
-              <w:right w:val="single" w:color="BFC5CC" w:sz="4"/>
-            </w:tcBorders>
-            <w:tcMar>
-              <w:top w:type="dxa" w:w="60"/>
-              <w:left w:type="dxa" w:w="100"/>
-              <w:bottom w:type="dxa" w:w="60"/>
-              <w:right w:type="dxa" w:w="100"/>
-            </w:tcMar>
-          </w:tcPr>
-          <w:p>
-            <w:r>
-              <w:rPr>
-                <w:rFonts w:ascii="Calibri" w:cs="Calibri" w:eastAsia="Calibri" w:hAnsi="Calibri"/>
-                <w:sz w:val="20"/>
-                <w:szCs w:val="20"/>
-              </w:rPr>
-              <w:t xml:space="preserve">Sin panel utilizable o strings sin N serie</w:t>
-            </w:r>
-          </w:p>
-        </w:tc>
-        <w:tc>
-          <w:tcPr>
-            <w:tcW w:type="dxa" w:w="2487"/>
-            <w:tcBorders>
-              <w:top w:val="single" w:color="BFC5CC" w:sz="4"/>
-              <w:left w:val="single" w:color="BFC5CC" w:sz="4"/>
-              <w:bottom w:val="single" w:color="BFC5CC" w:sz="4"/>
-              <w:right w:val="single" w:color="BFC5CC" w:sz="4"/>
-            </w:tcBorders>
-            <w:tcMar>
-              <w:top w:type="dxa" w:w="60"/>
-              <w:left w:type="dxa" w:w="100"/>
-              <w:bottom w:type="dxa" w:w="60"/>
-              <w:right w:type="dxa" w:w="100"/>
-            </w:tcMar>
-          </w:tcPr>
-          <w:p>
-            <w:r>
-              <w:rPr>
-                <w:rFonts w:ascii="Calibri" w:cs="Calibri" w:eastAsia="Calibri" w:hAnsi="Calibri"/>
-                <w:sz w:val="20"/>
-                <w:szCs w:val="20"/>
-              </w:rPr>
-              <w:t xml:space="preserve">Elige un panel y completa N serie/N paralelo en el paso 3</w:t>
+            <w:tcW w:type="dxa" w:w="2812"/>
+            <w:tcBorders>
+              <w:top w:val="single" w:color="BFC5CC" w:sz="4"/>
+              <w:left w:val="single" w:color="BFC5CC" w:sz="4"/>
+              <w:bottom w:val="single" w:color="BFC5CC" w:sz="4"/>
+              <w:right w:val="single" w:color="BFC5CC" w:sz="4"/>
+            </w:tcBorders>
+            <w:tcMar>
+              <w:top w:type="dxa" w:w="60"/>
+              <w:left w:type="dxa" w:w="100"/>
+              <w:bottom w:type="dxa" w:w="60"/>
+              <w:right w:type="dxa" w:w="100"/>
+            </w:tcMar>
+          </w:tcPr>
+          <w:p>
+            <w:r>
+              <w:rPr>
+                <w:rFonts w:ascii="Calibri" w:cs="Calibri" w:eastAsia="Calibri" w:hAnsi="Calibri"/>
+                <w:sz w:val="20"/>
+                <w:szCs w:val="20"/>
+              </w:rPr>
+              <w:t xml:space="preserve">⚠️ Financiero, Baterías y CO₂ ya usan energía … ¿Reemplazarla por…?</w:t>
+            </w:r>
+          </w:p>
+        </w:tc>
+        <w:tc>
+          <w:tcPr>
+            <w:tcW w:type="dxa" w:w="3205"/>
+            <w:tcBorders>
+              <w:top w:val="single" w:color="BFC5CC" w:sz="4"/>
+              <w:left w:val="single" w:color="BFC5CC" w:sz="4"/>
+              <w:bottom w:val="single" w:color="BFC5CC" w:sz="4"/>
+              <w:right w:val="single" w:color="BFC5CC" w:sz="4"/>
+            </w:tcBorders>
+            <w:tcMar>
+              <w:top w:type="dxa" w:w="60"/>
+              <w:left w:type="dxa" w:w="100"/>
+              <w:bottom w:type="dxa" w:w="60"/>
+              <w:right w:type="dxa" w:w="100"/>
+            </w:tcMar>
+          </w:tcPr>
+          <w:p>
+            <w:r>
+              <w:rPr>
+                <w:rFonts w:ascii="Calibri" w:cs="Calibri" w:eastAsia="Calibri" w:hAnsi="Calibri"/>
+                <w:sz w:val="20"/>
+                <w:szCs w:val="20"/>
+              </w:rPr>
+              <w:t xml:space="preserve">Hay energía publicada de otro origen</w:t>
+            </w:r>
+          </w:p>
+        </w:tc>
+        <w:tc>
+          <w:tcPr>
+            <w:tcW w:type="dxa" w:w="3009"/>
+            <w:tcBorders>
+              <w:top w:val="single" w:color="BFC5CC" w:sz="4"/>
+              <w:left w:val="single" w:color="BFC5CC" w:sz="4"/>
+              <w:bottom w:val="single" w:color="BFC5CC" w:sz="4"/>
+              <w:right w:val="single" w:color="BFC5CC" w:sz="4"/>
+            </w:tcBorders>
+            <w:tcMar>
+              <w:top w:type="dxa" w:w="60"/>
+              <w:left w:type="dxa" w:w="100"/>
+              <w:bottom w:type="dxa" w:w="60"/>
+              <w:right w:type="dxa" w:w="100"/>
+            </w:tcMar>
+          </w:tcPr>
+          <w:p>
+            <w:r>
+              <w:rPr>
+                <w:rFonts w:ascii="Calibri" w:cs="Calibri" w:eastAsia="Calibri" w:hAnsi="Calibri"/>
+                <w:sz w:val="20"/>
+                <w:szCs w:val="20"/>
+              </w:rPr>
+              <w:t xml:space="preserve">✅ Sí, reemplazar o ✖ Cancelar</w:t>
             </w:r>
           </w:p>
         </w:tc>
@@ -9807,82 +10332,82 @@
         </w:trPr>
         <w:tc>
           <w:tcPr>
-            <w:tcW w:type="dxa" w:w="3056"/>
-            <w:tcBorders>
-              <w:top w:val="single" w:color="BFC5CC" w:sz="4"/>
-              <w:left w:val="single" w:color="BFC5CC" w:sz="4"/>
-              <w:bottom w:val="single" w:color="BFC5CC" w:sz="4"/>
-              <w:right w:val="single" w:color="BFC5CC" w:sz="4"/>
-            </w:tcBorders>
-            <w:tcMar>
-              <w:top w:type="dxa" w:w="60"/>
-              <w:left w:type="dxa" w:w="100"/>
-              <w:bottom w:type="dxa" w:w="60"/>
-              <w:right w:type="dxa" w:w="100"/>
-            </w:tcMar>
-          </w:tcPr>
-          <w:p>
-            <w:r>
-              <w:rPr>
-                <w:rFonts w:ascii="Calibri" w:cs="Calibri" w:eastAsia="Calibri" w:hAnsi="Calibri"/>
-                <w:sz w:val="20"/>
-                <w:szCs w:val="20"/>
-              </w:rPr>
-              <w:t xml:space="preserve">❌ La superficie … no tiene N serie válido y tampoco hay N serie en 📐 Dimensionamiento</w:t>
-            </w:r>
-          </w:p>
-        </w:tc>
-        <w:tc>
-          <w:tcPr>
-            <w:tcW w:type="dxa" w:w="3483"/>
-            <w:tcBorders>
-              <w:top w:val="single" w:color="BFC5CC" w:sz="4"/>
-              <w:left w:val="single" w:color="BFC5CC" w:sz="4"/>
-              <w:bottom w:val="single" w:color="BFC5CC" w:sz="4"/>
-              <w:right w:val="single" w:color="BFC5CC" w:sz="4"/>
-            </w:tcBorders>
-            <w:tcMar>
-              <w:top w:type="dxa" w:w="60"/>
-              <w:left w:type="dxa" w:w="100"/>
-              <w:bottom w:type="dxa" w:w="60"/>
-              <w:right w:type="dxa" w:w="100"/>
-            </w:tcMar>
-          </w:tcPr>
-          <w:p>
-            <w:r>
-              <w:rPr>
-                <w:rFonts w:ascii="Calibri" w:cs="Calibri" w:eastAsia="Calibri" w:hAnsi="Calibri"/>
-                <w:sz w:val="20"/>
-                <w:szCs w:val="20"/>
-              </w:rPr>
-              <w:t xml:space="preserve">No hay de dónde tomar el N serie</w:t>
-            </w:r>
-          </w:p>
-        </w:tc>
-        <w:tc>
-          <w:tcPr>
-            <w:tcW w:type="dxa" w:w="2487"/>
-            <w:tcBorders>
-              <w:top w:val="single" w:color="BFC5CC" w:sz="4"/>
-              <w:left w:val="single" w:color="BFC5CC" w:sz="4"/>
-              <w:bottom w:val="single" w:color="BFC5CC" w:sz="4"/>
-              <w:right w:val="single" w:color="BFC5CC" w:sz="4"/>
-            </w:tcBorders>
-            <w:tcMar>
-              <w:top w:type="dxa" w:w="60"/>
-              <w:left w:type="dxa" w:w="100"/>
-              <w:bottom w:type="dxa" w:w="60"/>
-              <w:right w:type="dxa" w:w="100"/>
-            </w:tcMar>
-          </w:tcPr>
-          <w:p>
-            <w:r>
-              <w:rPr>
-                <w:rFonts w:ascii="Calibri" w:cs="Calibri" w:eastAsia="Calibri" w:hAnsi="Calibri"/>
-                <w:sz w:val="20"/>
-                <w:szCs w:val="20"/>
-              </w:rPr>
-              <w:t xml:space="preserve">Escribe N serie y N paralelo de esa superficie en el paso 3</w:t>
+            <w:tcW w:type="dxa" w:w="2812"/>
+            <w:tcBorders>
+              <w:top w:val="single" w:color="BFC5CC" w:sz="4"/>
+              <w:left w:val="single" w:color="BFC5CC" w:sz="4"/>
+              <w:bottom w:val="single" w:color="BFC5CC" w:sz="4"/>
+              <w:right w:val="single" w:color="BFC5CC" w:sz="4"/>
+            </w:tcBorders>
+            <w:tcMar>
+              <w:top w:type="dxa" w:w="60"/>
+              <w:left w:type="dxa" w:w="100"/>
+              <w:bottom w:type="dxa" w:w="60"/>
+              <w:right w:type="dxa" w:w="100"/>
+            </w:tcMar>
+          </w:tcPr>
+          <w:p>
+            <w:r>
+              <w:rPr>
+                <w:rFonts w:ascii="Calibri" w:cs="Calibri" w:eastAsia="Calibri" w:hAnsi="Calibri"/>
+                <w:sz w:val="20"/>
+                <w:szCs w:val="20"/>
+              </w:rPr>
+              <w:t xml:space="preserve">❌ Bypass no publicado; falló en: …</w:t>
+            </w:r>
+          </w:p>
+        </w:tc>
+        <w:tc>
+          <w:tcPr>
+            <w:tcW w:type="dxa" w:w="3205"/>
+            <w:tcBorders>
+              <w:top w:val="single" w:color="BFC5CC" w:sz="4"/>
+              <w:left w:val="single" w:color="BFC5CC" w:sz="4"/>
+              <w:bottom w:val="single" w:color="BFC5CC" w:sz="4"/>
+              <w:right w:val="single" w:color="BFC5CC" w:sz="4"/>
+            </w:tcBorders>
+            <w:tcMar>
+              <w:top w:type="dxa" w:w="60"/>
+              <w:left w:type="dxa" w:w="100"/>
+              <w:bottom w:type="dxa" w:w="60"/>
+              <w:right w:type="dxa" w:w="100"/>
+            </w:tcMar>
+          </w:tcPr>
+          <w:p>
+            <w:r>
+              <w:rPr>
+                <w:rFonts w:ascii="Calibri" w:cs="Calibri" w:eastAsia="Calibri" w:hAnsi="Calibri"/>
+                <w:sz w:val="20"/>
+                <w:szCs w:val="20"/>
+              </w:rPr>
+              <w:t xml:space="preserve">Una superficie no pudo simular el bypass</w:t>
+            </w:r>
+          </w:p>
+        </w:tc>
+        <w:tc>
+          <w:tcPr>
+            <w:tcW w:type="dxa" w:w="3009"/>
+            <w:tcBorders>
+              <w:top w:val="single" w:color="BFC5CC" w:sz="4"/>
+              <w:left w:val="single" w:color="BFC5CC" w:sz="4"/>
+              <w:bottom w:val="single" w:color="BFC5CC" w:sz="4"/>
+              <w:right w:val="single" w:color="BFC5CC" w:sz="4"/>
+            </w:tcBorders>
+            <w:tcMar>
+              <w:top w:type="dxa" w:w="60"/>
+              <w:left w:type="dxa" w:w="100"/>
+              <w:bottom w:type="dxa" w:w="60"/>
+              <w:right w:type="dxa" w:w="100"/>
+            </w:tcMar>
+          </w:tcPr>
+          <w:p>
+            <w:r>
+              <w:rPr>
+                <w:rFonts w:ascii="Calibri" w:cs="Calibri" w:eastAsia="Calibri" w:hAnsi="Calibri"/>
+                <w:sz w:val="20"/>
+                <w:szCs w:val="20"/>
+              </w:rPr>
+              <w:t xml:space="preserve">Corrige la causa y vuelve a calcular</w:t>
             </w:r>
           </w:p>
         </w:tc>
@@ -9893,82 +10418,82 @@
         </w:trPr>
         <w:tc>
           <w:tcPr>
-            <w:tcW w:type="dxa" w:w="3056"/>
-            <w:tcBorders>
-              <w:top w:val="single" w:color="BFC5CC" w:sz="4"/>
-              <w:left w:val="single" w:color="BFC5CC" w:sz="4"/>
-              <w:bottom w:val="single" w:color="BFC5CC" w:sz="4"/>
-              <w:right w:val="single" w:color="BFC5CC" w:sz="4"/>
-            </w:tcBorders>
-            <w:tcMar>
-              <w:top w:type="dxa" w:w="60"/>
-              <w:left w:type="dxa" w:w="100"/>
-              <w:bottom w:type="dxa" w:w="60"/>
-              <w:right w:type="dxa" w:w="100"/>
-            </w:tcMar>
-          </w:tcPr>
-          <w:p>
-            <w:r>
-              <w:rPr>
-                <w:rFonts w:ascii="Calibri" w:cs="Calibri" w:eastAsia="Calibri" w:hAnsi="Calibri"/>
-                <w:sz w:val="20"/>
-                <w:szCs w:val="20"/>
-              </w:rPr>
-              <w:t xml:space="preserve">⚠️ '…': strings por estimación</w:t>
-            </w:r>
-          </w:p>
-        </w:tc>
-        <w:tc>
-          <w:tcPr>
-            <w:tcW w:type="dxa" w:w="3483"/>
-            <w:tcBorders>
-              <w:top w:val="single" w:color="BFC5CC" w:sz="4"/>
-              <w:left w:val="single" w:color="BFC5CC" w:sz="4"/>
-              <w:bottom w:val="single" w:color="BFC5CC" w:sz="4"/>
-              <w:right w:val="single" w:color="BFC5CC" w:sz="4"/>
-            </w:tcBorders>
-            <w:tcMar>
-              <w:top w:type="dxa" w:w="60"/>
-              <w:left w:type="dxa" w:w="100"/>
-              <w:bottom w:type="dxa" w:w="60"/>
-              <w:right w:type="dxa" w:w="100"/>
-            </w:tcMar>
-          </w:tcPr>
-          <w:p>
-            <w:r>
-              <w:rPr>
-                <w:rFonts w:ascii="Calibri" w:cs="Calibri" w:eastAsia="Calibri" w:hAnsi="Calibri"/>
-                <w:sz w:val="20"/>
-                <w:szCs w:val="20"/>
-              </w:rPr>
-              <w:t xml:space="preserve">La superficie no tiene N serie o N paralelo propios</w:t>
-            </w:r>
-          </w:p>
-        </w:tc>
-        <w:tc>
-          <w:tcPr>
-            <w:tcW w:type="dxa" w:w="2487"/>
-            <w:tcBorders>
-              <w:top w:val="single" w:color="BFC5CC" w:sz="4"/>
-              <w:left w:val="single" w:color="BFC5CC" w:sz="4"/>
-              <w:bottom w:val="single" w:color="BFC5CC" w:sz="4"/>
-              <w:right w:val="single" w:color="BFC5CC" w:sz="4"/>
-            </w:tcBorders>
-            <w:tcMar>
-              <w:top w:type="dxa" w:w="60"/>
-              <w:left w:type="dxa" w:w="100"/>
-              <w:bottom w:type="dxa" w:w="60"/>
-              <w:right w:type="dxa" w:w="100"/>
-            </w:tcMar>
-          </w:tcPr>
-          <w:p>
-            <w:r>
-              <w:rPr>
-                <w:rFonts w:ascii="Calibri" w:cs="Calibri" w:eastAsia="Calibri" w:hAnsi="Calibri"/>
-                <w:sz w:val="20"/>
-                <w:szCs w:val="20"/>
-              </w:rPr>
-              <w:t xml:space="preserve">Complétalos en el paso 3 para usar los reales</w:t>
+            <w:tcW w:type="dxa" w:w="2812"/>
+            <w:tcBorders>
+              <w:top w:val="single" w:color="BFC5CC" w:sz="4"/>
+              <w:left w:val="single" w:color="BFC5CC" w:sz="4"/>
+              <w:bottom w:val="single" w:color="BFC5CC" w:sz="4"/>
+              <w:right w:val="single" w:color="BFC5CC" w:sz="4"/>
+            </w:tcBorders>
+            <w:tcMar>
+              <w:top w:type="dxa" w:w="60"/>
+              <w:left w:type="dxa" w:w="100"/>
+              <w:bottom w:type="dxa" w:w="60"/>
+              <w:right w:type="dxa" w:w="100"/>
+            </w:tcMar>
+          </w:tcPr>
+          <w:p>
+            <w:r>
+              <w:rPr>
+                <w:rFonts w:ascii="Calibri" w:cs="Calibri" w:eastAsia="Calibri" w:hAnsi="Calibri"/>
+                <w:sz w:val="20"/>
+                <w:szCs w:val="20"/>
+              </w:rPr>
+              <w:t xml:space="preserve">❌ No se publicó / No se calculó: hay superficies activas sin POA vigente</w:t>
+            </w:r>
+          </w:p>
+        </w:tc>
+        <w:tc>
+          <w:tcPr>
+            <w:tcW w:type="dxa" w:w="3205"/>
+            <w:tcBorders>
+              <w:top w:val="single" w:color="BFC5CC" w:sz="4"/>
+              <w:left w:val="single" w:color="BFC5CC" w:sz="4"/>
+              <w:bottom w:val="single" w:color="BFC5CC" w:sz="4"/>
+              <w:right w:val="single" w:color="BFC5CC" w:sz="4"/>
+            </w:tcBorders>
+            <w:tcMar>
+              <w:top w:type="dxa" w:w="60"/>
+              <w:left w:type="dxa" w:w="100"/>
+              <w:bottom w:type="dxa" w:w="60"/>
+              <w:right w:type="dxa" w:w="100"/>
+            </w:tcMar>
+          </w:tcPr>
+          <w:p>
+            <w:r>
+              <w:rPr>
+                <w:rFonts w:ascii="Calibri" w:cs="Calibri" w:eastAsia="Calibri" w:hAnsi="Calibri"/>
+                <w:sz w:val="20"/>
+                <w:szCs w:val="20"/>
+              </w:rPr>
+              <w:t xml:space="preserve">Falta recalcular la POA</w:t>
+            </w:r>
+          </w:p>
+        </w:tc>
+        <w:tc>
+          <w:tcPr>
+            <w:tcW w:type="dxa" w:w="3009"/>
+            <w:tcBorders>
+              <w:top w:val="single" w:color="BFC5CC" w:sz="4"/>
+              <w:left w:val="single" w:color="BFC5CC" w:sz="4"/>
+              <w:bottom w:val="single" w:color="BFC5CC" w:sz="4"/>
+              <w:right w:val="single" w:color="BFC5CC" w:sz="4"/>
+            </w:tcBorders>
+            <w:tcMar>
+              <w:top w:type="dxa" w:w="60"/>
+              <w:left w:type="dxa" w:w="100"/>
+              <w:bottom w:type="dxa" w:w="60"/>
+              <w:right w:type="dxa" w:w="100"/>
+            </w:tcMar>
+          </w:tcPr>
+          <w:p>
+            <w:r>
+              <w:rPr>
+                <w:rFonts w:ascii="Calibri" w:cs="Calibri" w:eastAsia="Calibri" w:hAnsi="Calibri"/>
+                <w:sz w:val="20"/>
+                <w:szCs w:val="20"/>
+              </w:rPr>
+              <w:t xml:space="preserve">Presiona ⚡ Calcular POA para todas las superficies</w:t>
             </w:r>
           </w:p>
         </w:tc>
@@ -9979,82 +10504,82 @@
         </w:trPr>
         <w:tc>
           <w:tcPr>
-            <w:tcW w:type="dxa" w:w="3056"/>
-            <w:tcBorders>
-              <w:top w:val="single" w:color="BFC5CC" w:sz="4"/>
-              <w:left w:val="single" w:color="BFC5CC" w:sz="4"/>
-              <w:bottom w:val="single" w:color="BFC5CC" w:sz="4"/>
-              <w:right w:val="single" w:color="BFC5CC" w:sz="4"/>
-            </w:tcBorders>
-            <w:tcMar>
-              <w:top w:type="dxa" w:w="60"/>
-              <w:left w:type="dxa" w:w="100"/>
-              <w:bottom w:type="dxa" w:w="60"/>
-              <w:right w:type="dxa" w:w="100"/>
-            </w:tcMar>
-          </w:tcPr>
-          <w:p>
-            <w:r>
-              <w:rPr>
-                <w:rFonts w:ascii="Calibri" w:cs="Calibri" w:eastAsia="Calibri" w:hAnsi="Calibri"/>
-                <w:sz w:val="20"/>
-                <w:szCs w:val="20"/>
-              </w:rPr>
-              <w:t xml:space="preserve">⚠️ Esta energía se publicó con una versión anterior… (origen desconocido)</w:t>
-            </w:r>
-          </w:p>
-        </w:tc>
-        <w:tc>
-          <w:tcPr>
-            <w:tcW w:type="dxa" w:w="3483"/>
-            <w:tcBorders>
-              <w:top w:val="single" w:color="BFC5CC" w:sz="4"/>
-              <w:left w:val="single" w:color="BFC5CC" w:sz="4"/>
-              <w:bottom w:val="single" w:color="BFC5CC" w:sz="4"/>
-              <w:right w:val="single" w:color="BFC5CC" w:sz="4"/>
-            </w:tcBorders>
-            <w:tcMar>
-              <w:top w:type="dxa" w:w="60"/>
-              <w:left w:type="dxa" w:w="100"/>
-              <w:bottom w:type="dxa" w:w="60"/>
-              <w:right w:type="dxa" w:w="100"/>
-            </w:tcMar>
-          </w:tcPr>
-          <w:p>
-            <w:r>
-              <w:rPr>
-                <w:rFonts w:ascii="Calibri" w:cs="Calibri" w:eastAsia="Calibri" w:hAnsi="Calibri"/>
-                <w:sz w:val="20"/>
-                <w:szCs w:val="20"/>
-              </w:rPr>
-              <w:t xml:space="preserve">Energía de antes del 24-sep-2026</w:t>
-            </w:r>
-          </w:p>
-        </w:tc>
-        <w:tc>
-          <w:tcPr>
-            <w:tcW w:type="dxa" w:w="2487"/>
-            <w:tcBorders>
-              <w:top w:val="single" w:color="BFC5CC" w:sz="4"/>
-              <w:left w:val="single" w:color="BFC5CC" w:sz="4"/>
-              <w:bottom w:val="single" w:color="BFC5CC" w:sz="4"/>
-              <w:right w:val="single" w:color="BFC5CC" w:sz="4"/>
-            </w:tcBorders>
-            <w:tcMar>
-              <w:top w:type="dxa" w:w="60"/>
-              <w:left w:type="dxa" w:w="100"/>
-              <w:bottom w:type="dxa" w:w="60"/>
-              <w:right w:type="dxa" w:w="100"/>
-            </w:tcMar>
-          </w:tcPr>
-          <w:p>
-            <w:r>
-              <w:rPr>
-                <w:rFonts w:ascii="Calibri" w:cs="Calibri" w:eastAsia="Calibri" w:hAnsi="Calibri"/>
-                <w:sz w:val="20"/>
-                <w:szCs w:val="20"/>
-              </w:rPr>
-              <w:t xml:space="preserve">Vuelve a publicarla antes de guardar</w:t>
+            <w:tcW w:type="dxa" w:w="2812"/>
+            <w:tcBorders>
+              <w:top w:val="single" w:color="BFC5CC" w:sz="4"/>
+              <w:left w:val="single" w:color="BFC5CC" w:sz="4"/>
+              <w:bottom w:val="single" w:color="BFC5CC" w:sz="4"/>
+              <w:right w:val="single" w:color="BFC5CC" w:sz="4"/>
+            </w:tcBorders>
+            <w:tcMar>
+              <w:top w:type="dxa" w:w="60"/>
+              <w:left w:type="dxa" w:w="100"/>
+              <w:bottom w:type="dxa" w:w="60"/>
+              <w:right w:type="dxa" w:w="100"/>
+            </w:tcMar>
+          </w:tcPr>
+          <w:p>
+            <w:r>
+              <w:rPr>
+                <w:rFonts w:ascii="Calibri" w:cs="Calibri" w:eastAsia="Calibri" w:hAnsi="Calibri"/>
+                <w:sz w:val="20"/>
+                <w:szCs w:val="20"/>
+              </w:rPr>
+              <w:t xml:space="preserve">❌ No se calculó: corrige el panel o los strings indicados arriba</w:t>
+            </w:r>
+          </w:p>
+        </w:tc>
+        <w:tc>
+          <w:tcPr>
+            <w:tcW w:type="dxa" w:w="3205"/>
+            <w:tcBorders>
+              <w:top w:val="single" w:color="BFC5CC" w:sz="4"/>
+              <w:left w:val="single" w:color="BFC5CC" w:sz="4"/>
+              <w:bottom w:val="single" w:color="BFC5CC" w:sz="4"/>
+              <w:right w:val="single" w:color="BFC5CC" w:sz="4"/>
+            </w:tcBorders>
+            <w:tcMar>
+              <w:top w:type="dxa" w:w="60"/>
+              <w:left w:type="dxa" w:w="100"/>
+              <w:bottom w:type="dxa" w:w="60"/>
+              <w:right w:type="dxa" w:w="100"/>
+            </w:tcMar>
+          </w:tcPr>
+          <w:p>
+            <w:r>
+              <w:rPr>
+                <w:rFonts w:ascii="Calibri" w:cs="Calibri" w:eastAsia="Calibri" w:hAnsi="Calibri"/>
+                <w:sz w:val="20"/>
+                <w:szCs w:val="20"/>
+              </w:rPr>
+              <w:t xml:space="preserve">Un panel sin SDM o strings sin N serie</w:t>
+            </w:r>
+          </w:p>
+        </w:tc>
+        <w:tc>
+          <w:tcPr>
+            <w:tcW w:type="dxa" w:w="3009"/>
+            <w:tcBorders>
+              <w:top w:val="single" w:color="BFC5CC" w:sz="4"/>
+              <w:left w:val="single" w:color="BFC5CC" w:sz="4"/>
+              <w:bottom w:val="single" w:color="BFC5CC" w:sz="4"/>
+              <w:right w:val="single" w:color="BFC5CC" w:sz="4"/>
+            </w:tcBorders>
+            <w:tcMar>
+              <w:top w:type="dxa" w:w="60"/>
+              <w:left w:type="dxa" w:w="100"/>
+              <w:bottom w:type="dxa" w:w="60"/>
+              <w:right w:type="dxa" w:w="100"/>
+            </w:tcMar>
+          </w:tcPr>
+          <w:p>
+            <w:r>
+              <w:rPr>
+                <w:rFonts w:ascii="Calibri" w:cs="Calibri" w:eastAsia="Calibri" w:hAnsi="Calibri"/>
+                <w:sz w:val="20"/>
+                <w:szCs w:val="20"/>
+              </w:rPr>
+              <w:t xml:space="preserve">Cambia el panel en el paso 1 o completa N serie/N paralelo en el paso 3</w:t>
             </w:r>
           </w:p>
         </w:tc>
@@ -10065,82 +10590,82 @@
         </w:trPr>
         <w:tc>
           <w:tcPr>
-            <w:tcW w:type="dxa" w:w="3056"/>
-            <w:tcBorders>
-              <w:top w:val="single" w:color="BFC5CC" w:sz="4"/>
-              <w:left w:val="single" w:color="BFC5CC" w:sz="4"/>
-              <w:bottom w:val="single" w:color="BFC5CC" w:sz="4"/>
-              <w:right w:val="single" w:color="BFC5CC" w:sz="4"/>
-            </w:tcBorders>
-            <w:tcMar>
-              <w:top w:type="dxa" w:w="60"/>
-              <w:left w:type="dxa" w:w="100"/>
-              <w:bottom w:type="dxa" w:w="60"/>
-              <w:right w:type="dxa" w:w="100"/>
-            </w:tcMar>
-          </w:tcPr>
-          <w:p>
-            <w:r>
-              <w:rPr>
-                <w:rFonts w:ascii="Calibri" w:cs="Calibri" w:eastAsia="Calibri" w:hAnsi="Calibri"/>
-                <w:sz w:val="20"/>
-                <w:szCs w:val="20"/>
-              </w:rPr>
-              <w:t xml:space="preserve">⚠️ Se descartaron los puntos de «…»: esa superficie ya no existe</w:t>
-            </w:r>
-          </w:p>
-        </w:tc>
-        <w:tc>
-          <w:tcPr>
-            <w:tcW w:type="dxa" w:w="3483"/>
-            <w:tcBorders>
-              <w:top w:val="single" w:color="BFC5CC" w:sz="4"/>
-              <w:left w:val="single" w:color="BFC5CC" w:sz="4"/>
-              <w:bottom w:val="single" w:color="BFC5CC" w:sz="4"/>
-              <w:right w:val="single" w:color="BFC5CC" w:sz="4"/>
-            </w:tcBorders>
-            <w:tcMar>
-              <w:top w:type="dxa" w:w="60"/>
-              <w:left w:type="dxa" w:w="100"/>
-              <w:bottom w:type="dxa" w:w="60"/>
-              <w:right w:type="dxa" w:w="100"/>
-            </w:tcMar>
-          </w:tcPr>
-          <w:p>
-            <w:r>
-              <w:rPr>
-                <w:rFonts w:ascii="Calibri" w:cs="Calibri" w:eastAsia="Calibri" w:hAnsi="Calibri"/>
-                <w:sz w:val="20"/>
-                <w:szCs w:val="20"/>
-              </w:rPr>
-              <w:t xml:space="preserve">Puntos de una superficie eliminada</w:t>
-            </w:r>
-          </w:p>
-        </w:tc>
-        <w:tc>
-          <w:tcPr>
-            <w:tcW w:type="dxa" w:w="2487"/>
-            <w:tcBorders>
-              <w:top w:val="single" w:color="BFC5CC" w:sz="4"/>
-              <w:left w:val="single" w:color="BFC5CC" w:sz="4"/>
-              <w:bottom w:val="single" w:color="BFC5CC" w:sz="4"/>
-              <w:right w:val="single" w:color="BFC5CC" w:sz="4"/>
-            </w:tcBorders>
-            <w:tcMar>
-              <w:top w:type="dxa" w:w="60"/>
-              <w:left w:type="dxa" w:w="100"/>
-              <w:bottom w:type="dxa" w:w="60"/>
-              <w:right w:type="dxa" w:w="100"/>
-            </w:tcMar>
-          </w:tcPr>
-          <w:p>
-            <w:r>
-              <w:rPr>
-                <w:rFonts w:ascii="Calibri" w:cs="Calibri" w:eastAsia="Calibri" w:hAnsi="Calibri"/>
-                <w:sz w:val="20"/>
-                <w:szCs w:val="20"/>
-              </w:rPr>
-              <w:t xml:space="preserve">Ninguna acción; escribe los puntos de las superficies actuales</w:t>
+            <w:tcW w:type="dxa" w:w="2812"/>
+            <w:tcBorders>
+              <w:top w:val="single" w:color="BFC5CC" w:sz="4"/>
+              <w:left w:val="single" w:color="BFC5CC" w:sz="4"/>
+              <w:bottom w:val="single" w:color="BFC5CC" w:sz="4"/>
+              <w:right w:val="single" w:color="BFC5CC" w:sz="4"/>
+            </w:tcBorders>
+            <w:tcMar>
+              <w:top w:type="dxa" w:w="60"/>
+              <w:left w:type="dxa" w:w="100"/>
+              <w:bottom w:type="dxa" w:w="60"/>
+              <w:right w:type="dxa" w:w="100"/>
+            </w:tcMar>
+          </w:tcPr>
+          <w:p>
+            <w:r>
+              <w:rPr>
+                <w:rFonts w:ascii="Calibri" w:cs="Calibri" w:eastAsia="Calibri" w:hAnsi="Calibri"/>
+                <w:sz w:val="20"/>
+                <w:szCs w:val="20"/>
+              </w:rPr>
+              <w:t xml:space="preserve">❌ La superficie … no tiene N serie válido y tampoco hay N serie en 📐 Dimensionamiento</w:t>
+            </w:r>
+          </w:p>
+        </w:tc>
+        <w:tc>
+          <w:tcPr>
+            <w:tcW w:type="dxa" w:w="3205"/>
+            <w:tcBorders>
+              <w:top w:val="single" w:color="BFC5CC" w:sz="4"/>
+              <w:left w:val="single" w:color="BFC5CC" w:sz="4"/>
+              <w:bottom w:val="single" w:color="BFC5CC" w:sz="4"/>
+              <w:right w:val="single" w:color="BFC5CC" w:sz="4"/>
+            </w:tcBorders>
+            <w:tcMar>
+              <w:top w:type="dxa" w:w="60"/>
+              <w:left w:type="dxa" w:w="100"/>
+              <w:bottom w:type="dxa" w:w="60"/>
+              <w:right w:type="dxa" w:w="100"/>
+            </w:tcMar>
+          </w:tcPr>
+          <w:p>
+            <w:r>
+              <w:rPr>
+                <w:rFonts w:ascii="Calibri" w:cs="Calibri" w:eastAsia="Calibri" w:hAnsi="Calibri"/>
+                <w:sz w:val="20"/>
+                <w:szCs w:val="20"/>
+              </w:rPr>
+              <w:t xml:space="preserve">No hay de dónde tomar el N serie</w:t>
+            </w:r>
+          </w:p>
+        </w:tc>
+        <w:tc>
+          <w:tcPr>
+            <w:tcW w:type="dxa" w:w="3009"/>
+            <w:tcBorders>
+              <w:top w:val="single" w:color="BFC5CC" w:sz="4"/>
+              <w:left w:val="single" w:color="BFC5CC" w:sz="4"/>
+              <w:bottom w:val="single" w:color="BFC5CC" w:sz="4"/>
+              <w:right w:val="single" w:color="BFC5CC" w:sz="4"/>
+            </w:tcBorders>
+            <w:tcMar>
+              <w:top w:type="dxa" w:w="60"/>
+              <w:left w:type="dxa" w:w="100"/>
+              <w:bottom w:type="dxa" w:w="60"/>
+              <w:right w:type="dxa" w:w="100"/>
+            </w:tcMar>
+          </w:tcPr>
+          <w:p>
+            <w:r>
+              <w:rPr>
+                <w:rFonts w:ascii="Calibri" w:cs="Calibri" w:eastAsia="Calibri" w:hAnsi="Calibri"/>
+                <w:sz w:val="20"/>
+                <w:szCs w:val="20"/>
+              </w:rPr>
+              <w:t xml:space="preserve">Escribe N serie y N paralelo de esa superficie en el paso 3</w:t>
             </w:r>
           </w:p>
         </w:tc>
@@ -10151,82 +10676,82 @@
         </w:trPr>
         <w:tc>
           <w:tcPr>
-            <w:tcW w:type="dxa" w:w="3056"/>
-            <w:tcBorders>
-              <w:top w:val="single" w:color="BFC5CC" w:sz="4"/>
-              <w:left w:val="single" w:color="BFC5CC" w:sz="4"/>
-              <w:bottom w:val="single" w:color="BFC5CC" w:sz="4"/>
-              <w:right w:val="single" w:color="BFC5CC" w:sz="4"/>
-            </w:tcBorders>
-            <w:tcMar>
-              <w:top w:type="dxa" w:w="60"/>
-              <w:left w:type="dxa" w:w="100"/>
-              <w:bottom w:type="dxa" w:w="60"/>
-              <w:right w:type="dxa" w:w="100"/>
-            </w:tcMar>
-          </w:tcPr>
-          <w:p>
-            <w:r>
-              <w:rPr>
-                <w:rFonts w:ascii="Calibri" w:cs="Calibri" w:eastAsia="Calibri" w:hAnsi="Calibri"/>
-                <w:sz w:val="20"/>
-                <w:szCs w:val="20"/>
-              </w:rPr>
-              <w:t xml:space="preserve">Para calcular la sombra: …</w:t>
-            </w:r>
-          </w:p>
-        </w:tc>
-        <w:tc>
-          <w:tcPr>
-            <w:tcW w:type="dxa" w:w="3483"/>
-            <w:tcBorders>
-              <w:top w:val="single" w:color="BFC5CC" w:sz="4"/>
-              <w:left w:val="single" w:color="BFC5CC" w:sz="4"/>
-              <w:bottom w:val="single" w:color="BFC5CC" w:sz="4"/>
-              <w:right w:val="single" w:color="BFC5CC" w:sz="4"/>
-            </w:tcBorders>
-            <w:tcMar>
-              <w:top w:type="dxa" w:w="60"/>
-              <w:left w:type="dxa" w:w="100"/>
-              <w:bottom w:type="dxa" w:w="60"/>
-              <w:right w:type="dxa" w:w="100"/>
-            </w:tcMar>
-          </w:tcPr>
-          <w:p>
-            <w:r>
-              <w:rPr>
-                <w:rFonts w:ascii="Calibri" w:cs="Calibri" w:eastAsia="Calibri" w:hAnsi="Calibri"/>
-                <w:sz w:val="20"/>
-                <w:szCs w:val="20"/>
-              </w:rPr>
-              <w:t xml:space="preserve">Falta escena, TMY, corregir líneas o puntos</w:t>
-            </w:r>
-          </w:p>
-        </w:tc>
-        <w:tc>
-          <w:tcPr>
-            <w:tcW w:type="dxa" w:w="2487"/>
-            <w:tcBorders>
-              <w:top w:val="single" w:color="BFC5CC" w:sz="4"/>
-              <w:left w:val="single" w:color="BFC5CC" w:sz="4"/>
-              <w:bottom w:val="single" w:color="BFC5CC" w:sz="4"/>
-              <w:right w:val="single" w:color="BFC5CC" w:sz="4"/>
-            </w:tcBorders>
-            <w:tcMar>
-              <w:top w:type="dxa" w:w="60"/>
-              <w:left w:type="dxa" w:w="100"/>
-              <w:bottom w:type="dxa" w:w="60"/>
-              <w:right w:type="dxa" w:w="100"/>
-            </w:tcMar>
-          </w:tcPr>
-          <w:p>
-            <w:r>
-              <w:rPr>
-                <w:rFonts w:ascii="Calibri" w:cs="Calibri" w:eastAsia="Calibri" w:hAnsi="Calibri"/>
-                <w:sz w:val="20"/>
-                <w:szCs w:val="20"/>
-              </w:rPr>
-              <w:t xml:space="preserve">Haz lo que indica el aviso</w:t>
+            <w:tcW w:type="dxa" w:w="2812"/>
+            <w:tcBorders>
+              <w:top w:val="single" w:color="BFC5CC" w:sz="4"/>
+              <w:left w:val="single" w:color="BFC5CC" w:sz="4"/>
+              <w:bottom w:val="single" w:color="BFC5CC" w:sz="4"/>
+              <w:right w:val="single" w:color="BFC5CC" w:sz="4"/>
+            </w:tcBorders>
+            <w:tcMar>
+              <w:top w:type="dxa" w:w="60"/>
+              <w:left w:type="dxa" w:w="100"/>
+              <w:bottom w:type="dxa" w:w="60"/>
+              <w:right w:type="dxa" w:w="100"/>
+            </w:tcMar>
+          </w:tcPr>
+          <w:p>
+            <w:r>
+              <w:rPr>
+                <w:rFonts w:ascii="Calibri" w:cs="Calibri" w:eastAsia="Calibri" w:hAnsi="Calibri"/>
+                <w:sz w:val="20"/>
+                <w:szCs w:val="20"/>
+              </w:rPr>
+              <w:t xml:space="preserve">⚠️ '…': strings por estimación</w:t>
+            </w:r>
+          </w:p>
+        </w:tc>
+        <w:tc>
+          <w:tcPr>
+            <w:tcW w:type="dxa" w:w="3205"/>
+            <w:tcBorders>
+              <w:top w:val="single" w:color="BFC5CC" w:sz="4"/>
+              <w:left w:val="single" w:color="BFC5CC" w:sz="4"/>
+              <w:bottom w:val="single" w:color="BFC5CC" w:sz="4"/>
+              <w:right w:val="single" w:color="BFC5CC" w:sz="4"/>
+            </w:tcBorders>
+            <w:tcMar>
+              <w:top w:type="dxa" w:w="60"/>
+              <w:left w:type="dxa" w:w="100"/>
+              <w:bottom w:type="dxa" w:w="60"/>
+              <w:right w:type="dxa" w:w="100"/>
+            </w:tcMar>
+          </w:tcPr>
+          <w:p>
+            <w:r>
+              <w:rPr>
+                <w:rFonts w:ascii="Calibri" w:cs="Calibri" w:eastAsia="Calibri" w:hAnsi="Calibri"/>
+                <w:sz w:val="20"/>
+                <w:szCs w:val="20"/>
+              </w:rPr>
+              <w:t xml:space="preserve">La superficie no tiene N serie o N paralelo propios</w:t>
+            </w:r>
+          </w:p>
+        </w:tc>
+        <w:tc>
+          <w:tcPr>
+            <w:tcW w:type="dxa" w:w="3009"/>
+            <w:tcBorders>
+              <w:top w:val="single" w:color="BFC5CC" w:sz="4"/>
+              <w:left w:val="single" w:color="BFC5CC" w:sz="4"/>
+              <w:bottom w:val="single" w:color="BFC5CC" w:sz="4"/>
+              <w:right w:val="single" w:color="BFC5CC" w:sz="4"/>
+            </w:tcBorders>
+            <w:tcMar>
+              <w:top w:type="dxa" w:w="60"/>
+              <w:left w:type="dxa" w:w="100"/>
+              <w:bottom w:type="dxa" w:w="60"/>
+              <w:right w:type="dxa" w:w="100"/>
+            </w:tcMar>
+          </w:tcPr>
+          <w:p>
+            <w:r>
+              <w:rPr>
+                <w:rFonts w:ascii="Calibri" w:cs="Calibri" w:eastAsia="Calibri" w:hAnsi="Calibri"/>
+                <w:sz w:val="20"/>
+                <w:szCs w:val="20"/>
+              </w:rPr>
+              <w:t xml:space="preserve">Complétalos en el paso 3 para usar los reales</w:t>
             </w:r>
           </w:p>
         </w:tc>
@@ -10237,7 +10762,265 @@
         </w:trPr>
         <w:tc>
           <w:tcPr>
-            <w:tcW w:type="dxa" w:w="3056"/>
+            <w:tcW w:type="dxa" w:w="2812"/>
+            <w:tcBorders>
+              <w:top w:val="single" w:color="BFC5CC" w:sz="4"/>
+              <w:left w:val="single" w:color="BFC5CC" w:sz="4"/>
+              <w:bottom w:val="single" w:color="BFC5CC" w:sz="4"/>
+              <w:right w:val="single" w:color="BFC5CC" w:sz="4"/>
+            </w:tcBorders>
+            <w:tcMar>
+              <w:top w:type="dxa" w:w="60"/>
+              <w:left w:type="dxa" w:w="100"/>
+              <w:bottom w:type="dxa" w:w="60"/>
+              <w:right w:type="dxa" w:w="100"/>
+            </w:tcMar>
+          </w:tcPr>
+          <w:p>
+            <w:r>
+              <w:rPr>
+                <w:rFonts w:ascii="Calibri" w:cs="Calibri" w:eastAsia="Calibri" w:hAnsi="Calibri"/>
+                <w:sz w:val="20"/>
+                <w:szCs w:val="20"/>
+              </w:rPr>
+              <w:t xml:space="preserve">⚠️ Esta energía se publicó con una versión anterior… (origen desconocido)</w:t>
+            </w:r>
+          </w:p>
+        </w:tc>
+        <w:tc>
+          <w:tcPr>
+            <w:tcW w:type="dxa" w:w="3205"/>
+            <w:tcBorders>
+              <w:top w:val="single" w:color="BFC5CC" w:sz="4"/>
+              <w:left w:val="single" w:color="BFC5CC" w:sz="4"/>
+              <w:bottom w:val="single" w:color="BFC5CC" w:sz="4"/>
+              <w:right w:val="single" w:color="BFC5CC" w:sz="4"/>
+            </w:tcBorders>
+            <w:tcMar>
+              <w:top w:type="dxa" w:w="60"/>
+              <w:left w:type="dxa" w:w="100"/>
+              <w:bottom w:type="dxa" w:w="60"/>
+              <w:right w:type="dxa" w:w="100"/>
+            </w:tcMar>
+          </w:tcPr>
+          <w:p>
+            <w:r>
+              <w:rPr>
+                <w:rFonts w:ascii="Calibri" w:cs="Calibri" w:eastAsia="Calibri" w:hAnsi="Calibri"/>
+                <w:sz w:val="20"/>
+                <w:szCs w:val="20"/>
+              </w:rPr>
+              <w:t xml:space="preserve">Energía de antes del 24-sep-2026</w:t>
+            </w:r>
+          </w:p>
+        </w:tc>
+        <w:tc>
+          <w:tcPr>
+            <w:tcW w:type="dxa" w:w="3009"/>
+            <w:tcBorders>
+              <w:top w:val="single" w:color="BFC5CC" w:sz="4"/>
+              <w:left w:val="single" w:color="BFC5CC" w:sz="4"/>
+              <w:bottom w:val="single" w:color="BFC5CC" w:sz="4"/>
+              <w:right w:val="single" w:color="BFC5CC" w:sz="4"/>
+            </w:tcBorders>
+            <w:tcMar>
+              <w:top w:type="dxa" w:w="60"/>
+              <w:left w:type="dxa" w:w="100"/>
+              <w:bottom w:type="dxa" w:w="60"/>
+              <w:right w:type="dxa" w:w="100"/>
+            </w:tcMar>
+          </w:tcPr>
+          <w:p>
+            <w:r>
+              <w:rPr>
+                <w:rFonts w:ascii="Calibri" w:cs="Calibri" w:eastAsia="Calibri" w:hAnsi="Calibri"/>
+                <w:sz w:val="20"/>
+                <w:szCs w:val="20"/>
+              </w:rPr>
+              <w:t xml:space="preserve">Vuelve a publicarla antes de guardar</w:t>
+            </w:r>
+          </w:p>
+        </w:tc>
+      </w:tr>
+      <w:tr>
+        <w:trPr>
+          <w:tblHeader w:val="false"/>
+        </w:trPr>
+        <w:tc>
+          <w:tcPr>
+            <w:tcW w:type="dxa" w:w="2812"/>
+            <w:tcBorders>
+              <w:top w:val="single" w:color="BFC5CC" w:sz="4"/>
+              <w:left w:val="single" w:color="BFC5CC" w:sz="4"/>
+              <w:bottom w:val="single" w:color="BFC5CC" w:sz="4"/>
+              <w:right w:val="single" w:color="BFC5CC" w:sz="4"/>
+            </w:tcBorders>
+            <w:tcMar>
+              <w:top w:type="dxa" w:w="60"/>
+              <w:left w:type="dxa" w:w="100"/>
+              <w:bottom w:type="dxa" w:w="60"/>
+              <w:right w:type="dxa" w:w="100"/>
+            </w:tcMar>
+          </w:tcPr>
+          <w:p>
+            <w:r>
+              <w:rPr>
+                <w:rFonts w:ascii="Calibri" w:cs="Calibri" w:eastAsia="Calibri" w:hAnsi="Calibri"/>
+                <w:sz w:val="20"/>
+                <w:szCs w:val="20"/>
+              </w:rPr>
+              <w:t xml:space="preserve">⚠️ Se descartaron los puntos de «…»: esa superficie ya no existe</w:t>
+            </w:r>
+          </w:p>
+        </w:tc>
+        <w:tc>
+          <w:tcPr>
+            <w:tcW w:type="dxa" w:w="3205"/>
+            <w:tcBorders>
+              <w:top w:val="single" w:color="BFC5CC" w:sz="4"/>
+              <w:left w:val="single" w:color="BFC5CC" w:sz="4"/>
+              <w:bottom w:val="single" w:color="BFC5CC" w:sz="4"/>
+              <w:right w:val="single" w:color="BFC5CC" w:sz="4"/>
+            </w:tcBorders>
+            <w:tcMar>
+              <w:top w:type="dxa" w:w="60"/>
+              <w:left w:type="dxa" w:w="100"/>
+              <w:bottom w:type="dxa" w:w="60"/>
+              <w:right w:type="dxa" w:w="100"/>
+            </w:tcMar>
+          </w:tcPr>
+          <w:p>
+            <w:r>
+              <w:rPr>
+                <w:rFonts w:ascii="Calibri" w:cs="Calibri" w:eastAsia="Calibri" w:hAnsi="Calibri"/>
+                <w:sz w:val="20"/>
+                <w:szCs w:val="20"/>
+              </w:rPr>
+              <w:t xml:space="preserve">Puntos de una superficie eliminada</w:t>
+            </w:r>
+          </w:p>
+        </w:tc>
+        <w:tc>
+          <w:tcPr>
+            <w:tcW w:type="dxa" w:w="3009"/>
+            <w:tcBorders>
+              <w:top w:val="single" w:color="BFC5CC" w:sz="4"/>
+              <w:left w:val="single" w:color="BFC5CC" w:sz="4"/>
+              <w:bottom w:val="single" w:color="BFC5CC" w:sz="4"/>
+              <w:right w:val="single" w:color="BFC5CC" w:sz="4"/>
+            </w:tcBorders>
+            <w:tcMar>
+              <w:top w:type="dxa" w:w="60"/>
+              <w:left w:type="dxa" w:w="100"/>
+              <w:bottom w:type="dxa" w:w="60"/>
+              <w:right w:type="dxa" w:w="100"/>
+            </w:tcMar>
+          </w:tcPr>
+          <w:p>
+            <w:r>
+              <w:rPr>
+                <w:rFonts w:ascii="Calibri" w:cs="Calibri" w:eastAsia="Calibri" w:hAnsi="Calibri"/>
+                <w:sz w:val="20"/>
+                <w:szCs w:val="20"/>
+              </w:rPr>
+              <w:t xml:space="preserve">Ninguna acción; escribe los puntos de las superficies actuales</w:t>
+            </w:r>
+          </w:p>
+        </w:tc>
+      </w:tr>
+      <w:tr>
+        <w:trPr>
+          <w:tblHeader w:val="false"/>
+        </w:trPr>
+        <w:tc>
+          <w:tcPr>
+            <w:tcW w:type="dxa" w:w="2812"/>
+            <w:tcBorders>
+              <w:top w:val="single" w:color="BFC5CC" w:sz="4"/>
+              <w:left w:val="single" w:color="BFC5CC" w:sz="4"/>
+              <w:bottom w:val="single" w:color="BFC5CC" w:sz="4"/>
+              <w:right w:val="single" w:color="BFC5CC" w:sz="4"/>
+            </w:tcBorders>
+            <w:tcMar>
+              <w:top w:type="dxa" w:w="60"/>
+              <w:left w:type="dxa" w:w="100"/>
+              <w:bottom w:type="dxa" w:w="60"/>
+              <w:right w:type="dxa" w:w="100"/>
+            </w:tcMar>
+          </w:tcPr>
+          <w:p>
+            <w:r>
+              <w:rPr>
+                <w:rFonts w:ascii="Calibri" w:cs="Calibri" w:eastAsia="Calibri" w:hAnsi="Calibri"/>
+                <w:sz w:val="20"/>
+                <w:szCs w:val="20"/>
+              </w:rPr>
+              <w:t xml:space="preserve">Para calcular la sombra: …</w:t>
+            </w:r>
+          </w:p>
+        </w:tc>
+        <w:tc>
+          <w:tcPr>
+            <w:tcW w:type="dxa" w:w="3205"/>
+            <w:tcBorders>
+              <w:top w:val="single" w:color="BFC5CC" w:sz="4"/>
+              <w:left w:val="single" w:color="BFC5CC" w:sz="4"/>
+              <w:bottom w:val="single" w:color="BFC5CC" w:sz="4"/>
+              <w:right w:val="single" w:color="BFC5CC" w:sz="4"/>
+            </w:tcBorders>
+            <w:tcMar>
+              <w:top w:type="dxa" w:w="60"/>
+              <w:left w:type="dxa" w:w="100"/>
+              <w:bottom w:type="dxa" w:w="60"/>
+              <w:right w:type="dxa" w:w="100"/>
+            </w:tcMar>
+          </w:tcPr>
+          <w:p>
+            <w:r>
+              <w:rPr>
+                <w:rFonts w:ascii="Calibri" w:cs="Calibri" w:eastAsia="Calibri" w:hAnsi="Calibri"/>
+                <w:sz w:val="20"/>
+                <w:szCs w:val="20"/>
+              </w:rPr>
+              <w:t xml:space="preserve">Falta escena, TMY, corregir líneas o puntos</w:t>
+            </w:r>
+          </w:p>
+        </w:tc>
+        <w:tc>
+          <w:tcPr>
+            <w:tcW w:type="dxa" w:w="3009"/>
+            <w:tcBorders>
+              <w:top w:val="single" w:color="BFC5CC" w:sz="4"/>
+              <w:left w:val="single" w:color="BFC5CC" w:sz="4"/>
+              <w:bottom w:val="single" w:color="BFC5CC" w:sz="4"/>
+              <w:right w:val="single" w:color="BFC5CC" w:sz="4"/>
+            </w:tcBorders>
+            <w:tcMar>
+              <w:top w:type="dxa" w:w="60"/>
+              <w:left w:type="dxa" w:w="100"/>
+              <w:bottom w:type="dxa" w:w="60"/>
+              <w:right w:type="dxa" w:w="100"/>
+            </w:tcMar>
+          </w:tcPr>
+          <w:p>
+            <w:r>
+              <w:rPr>
+                <w:rFonts w:ascii="Calibri" w:cs="Calibri" w:eastAsia="Calibri" w:hAnsi="Calibri"/>
+                <w:sz w:val="20"/>
+                <w:szCs w:val="20"/>
+              </w:rPr>
+              <w:t xml:space="preserve">Haz lo que indica el aviso</w:t>
+            </w:r>
+          </w:p>
+        </w:tc>
+      </w:tr>
+      <w:tr>
+        <w:trPr>
+          <w:tblHeader w:val="false"/>
+        </w:trPr>
+        <w:tc>
+          <w:tcPr>
+            <w:tcW w:type="dxa" w:w="2812"/>
             <w:tcBorders>
               <w:top w:val="single" w:color="BFC5CC" w:sz="4"/>
               <w:left w:val="single" w:color="BFC5CC" w:sz="4"/>
@@ -10264,7 +11047,7 @@
         </w:tc>
         <w:tc>
           <w:tcPr>
-            <w:tcW w:type="dxa" w:w="3483"/>
+            <w:tcW w:type="dxa" w:w="3205"/>
             <w:tcBorders>
               <w:top w:val="single" w:color="BFC5CC" w:sz="4"/>
               <w:left w:val="single" w:color="BFC5CC" w:sz="4"/>
@@ -10291,7 +11074,7 @@
         </w:tc>
         <w:tc>
           <w:tcPr>
-            <w:tcW w:type="dxa" w:w="2487"/>
+            <w:tcW w:type="dxa" w:w="3009"/>
             <w:tcBorders>
               <w:top w:val="single" w:color="BFC5CC" w:sz="4"/>
               <w:left w:val="single" w:color="BFC5CC" w:sz="4"/>
@@ -11038,7 +11821,35 @@
         <w:rPr>
           <w:rFonts w:ascii="Calibri" w:cs="Calibri" w:eastAsia="Calibri" w:hAnsi="Calibri"/>
         </w:rPr>
-        <w:t xml:space="preserve"> fachada sur a 75° ≈ 1.004 kWh/m²·año; techo a 10° ≈ 1.675 kWh/m²·año. La fachada recibe bastante menos porque a esta latitud el sol pasa casi por encima.</w:t>
+        <w:t xml:space="preserve"> fachada sur a 75° ≈ 1.004 kWh/m²·año; techo a 10° ≈ 1.675 kWh/m²·año. La fachada recibe bastante menos porque a esta latitud el sol pasa casi por encima. Con el panel ASP-ST1-T40 (η 8,75 %) y PR 78 %: fachada ≈ </w:t>
+      </w:r>
+      <w:r>
+        <w:rPr>
+          <w:rFonts w:ascii="Calibri" w:cs="Calibri" w:eastAsia="Calibri" w:hAnsi="Calibri"/>
+          <w:b/>
+          <w:bCs/>
+        </w:rPr>
+        <w:t xml:space="preserve">6.667 kWh/año</w:t>
+      </w:r>
+      <w:r>
+        <w:rPr>
+          <w:rFonts w:ascii="Calibri" w:cs="Calibri" w:eastAsia="Calibri" w:hAnsi="Calibri"/>
+        </w:rPr>
+        <w:t xml:space="preserve"> y techo ≈ </w:t>
+      </w:r>
+      <w:r>
+        <w:rPr>
+          <w:rFonts w:ascii="Calibri" w:cs="Calibri" w:eastAsia="Calibri" w:hAnsi="Calibri"/>
+          <w:b/>
+          <w:bCs/>
+        </w:rPr>
+        <w:t xml:space="preserve">11.123 kWh/año</w:t>
+      </w:r>
+      <w:r>
+        <w:rPr>
+          <w:rFonts w:ascii="Calibri" w:cs="Calibri" w:eastAsia="Calibri" w:hAnsi="Calibri"/>
+        </w:rPr>
+        <w:t xml:space="preserve">. Antes del 25-sep-2026 la tabla mostraba 12.191 y 20.348 porque usaba η = 16 %.</w:t>
       </w:r>
     </w:p>
     <w:p>
@@ -12576,21 +13387,21 @@
         <w:rPr>
           <w:rFonts w:ascii="Calibri" w:cs="Calibri" w:eastAsia="Calibri" w:hAnsi="Calibri"/>
         </w:rPr>
-        <w:t xml:space="preserve">El panel por defecto es </w:t>
-      </w:r>
-      <w:r>
-        <w:rPr>
-          <w:rFonts w:ascii="Calibri" w:cs="Calibri" w:eastAsia="Calibri" w:hAnsi="Calibri"/>
-          <w:b/>
-          <w:bCs/>
-        </w:rPr>
-        <w:t xml:space="preserve">«Panel del proyecto (…)»</w:t>
-      </w:r>
-      <w:r>
-        <w:rPr>
-          <w:rFonts w:ascii="Calibri" w:cs="Calibri" w:eastAsia="Calibri" w:hAnsi="Calibri"/>
-        </w:rPr>
-        <w:t xml:space="preserve">.</w:t>
+        <w:t xml:space="preserve">La tabla muestra </w:t>
+      </w:r>
+      <w:r>
+        <w:rPr>
+          <w:rFonts w:ascii="Calibri" w:cs="Calibri" w:eastAsia="Calibri" w:hAnsi="Calibri"/>
+          <w:i/>
+          <w:iCs/>
+        </w:rPr>
+        <w:t xml:space="preserve">Panel usado</w:t>
+      </w:r>
+      <w:r>
+        <w:rPr>
+          <w:rFonts w:ascii="Calibri" w:cs="Calibri" w:eastAsia="Calibri" w:hAnsi="Calibri"/>
+        </w:rPr>
+        <w:t xml:space="preserve"> = el panel del proyecto en las dos superficies.</w:t>
       </w:r>
     </w:p>
     <w:p>
@@ -12645,32 +13456,7 @@
         <w:rPr>
           <w:rFonts w:ascii="Calibri" w:cs="Calibri" w:eastAsia="Calibri" w:hAnsi="Calibri"/>
         </w:rPr>
-        <w:t xml:space="preserve">A.7 Prueba 6 · Mapa de calor</w:t>
-      </w:r>
-    </w:p>
-    <w:p>
-      <w:pPr>
-        <w:spacing w:after="120"/>
-      </w:pPr>
-      <w:r>
-        <w:rPr>
-          <w:rFonts w:ascii="Calibri" w:cs="Calibri" w:eastAsia="Calibri" w:hAnsi="Calibri"/>
-        </w:rPr>
-        <w:t xml:space="preserve">En </w:t>
-      </w:r>
-      <w:r>
-        <w:rPr>
-          <w:rFonts w:ascii="Calibri" w:cs="Calibri" w:eastAsia="Calibri" w:hAnsi="Calibri"/>
-          <w:b/>
-          <w:bCs/>
-        </w:rPr>
-        <w:t xml:space="preserve">🌞 Trayectoria Solar › 2. Horas productivas vs sombreadas</w:t>
-      </w:r>
-      <w:r>
-        <w:rPr>
-          <w:rFonts w:ascii="Calibri" w:cs="Calibri" w:eastAsia="Calibri" w:hAnsi="Calibri"/>
-        </w:rPr>
-        <w:t xml:space="preserve">:</w:t>
+        <w:t xml:space="preserve">A.6b Prueba 7 · Panel por superficie</w:t>
       </w:r>
     </w:p>
     <w:p>
@@ -12684,16 +13470,50 @@
       <w:r>
         <w:rPr>
           <w:rFonts w:ascii="Calibri" w:cs="Calibri" w:eastAsia="Calibri" w:hAnsi="Calibri"/>
-          <w:b/>
-          <w:bCs/>
-        </w:rPr>
-        <w:t xml:space="preserve">Techo 1</w:t>
-      </w:r>
-      <w:r>
-        <w:rPr>
-          <w:rFonts w:ascii="Calibri" w:cs="Calibri" w:eastAsia="Calibri" w:hAnsi="Calibri"/>
-        </w:rPr>
-        <w:t xml:space="preserve"> → mapa productivo todo el año (hasta ~800 W/m²) y nota «Valores: POA vigente de esta superficie».</w:t>
+        </w:rPr>
+        <w:t xml:space="preserve">En </w:t>
+      </w:r>
+      <w:r>
+        <w:rPr>
+          <w:rFonts w:ascii="Calibri" w:cs="Calibri" w:eastAsia="Calibri" w:hAnsi="Calibri"/>
+          <w:b/>
+          <w:bCs/>
+        </w:rPr>
+        <w:t xml:space="preserve">Techo 1 › Panel de esta superficie</w:t>
+      </w:r>
+      <w:r>
+        <w:rPr>
+          <w:rFonts w:ascii="Calibri" w:cs="Calibri" w:eastAsia="Calibri" w:hAnsi="Calibri"/>
+        </w:rPr>
+        <w:t xml:space="preserve"> elige </w:t>
+      </w:r>
+      <w:r>
+        <w:rPr>
+          <w:rFonts w:ascii="Calibri" w:cs="Calibri" w:eastAsia="Calibri" w:hAnsi="Calibri"/>
+          <w:b/>
+          <w:bCs/>
+        </w:rPr>
+        <w:t xml:space="preserve">SPR-E20-327 (E20-327NE-WHT-D)</w:t>
+      </w:r>
+      <w:r>
+        <w:rPr>
+          <w:rFonts w:ascii="Calibri" w:cs="Calibri" w:eastAsia="Calibri" w:hAnsi="Calibri"/>
+        </w:rPr>
+        <w:t xml:space="preserve"> → al lado: Pmax 327,1 W · η </w:t>
+      </w:r>
+      <w:r>
+        <w:rPr>
+          <w:rFonts w:ascii="Calibri" w:cs="Calibri" w:eastAsia="Calibri" w:hAnsi="Calibri"/>
+          <w:b/>
+          <w:bCs/>
+        </w:rPr>
+        <w:t xml:space="preserve">20,06 %</w:t>
+      </w:r>
+      <w:r>
+        <w:rPr>
+          <w:rFonts w:ascii="Calibri" w:cs="Calibri" w:eastAsia="Calibri" w:hAnsi="Calibri"/>
+        </w:rPr>
+        <w:t xml:space="preserve"> · módulo 1,63 m².</w:t>
       </w:r>
     </w:p>
     <w:p>
@@ -12707,16 +13527,22 @@
       <w:r>
         <w:rPr>
           <w:rFonts w:ascii="Calibri" w:cs="Calibri" w:eastAsia="Calibri" w:hAnsi="Calibri"/>
-          <w:b/>
-          <w:bCs/>
-        </w:rPr>
-        <w:t xml:space="preserve">Fachada principal</w:t>
-      </w:r>
-      <w:r>
-        <w:rPr>
-          <w:rFonts w:ascii="Calibri" w:cs="Calibri" w:eastAsia="Calibri" w:hAnsi="Calibri"/>
-        </w:rPr>
-        <w:t xml:space="preserve"> → mayo a julio vacíos (sol al norte) y máximos en diciembre y enero.</w:t>
+        </w:rPr>
+        <w:t xml:space="preserve">Si la energía estaba publicada → «ℹ️ Cambió el panel de una superficie: se retiraron la energía publicada…». </w:t>
+      </w:r>
+      <w:r>
+        <w:rPr>
+          <w:rFonts w:ascii="Calibri" w:cs="Calibri" w:eastAsia="Calibri" w:hAnsi="Calibri"/>
+          <w:b/>
+          <w:bCs/>
+        </w:rPr>
+        <w:t xml:space="preserve">No</w:t>
+      </w:r>
+      <w:r>
+        <w:rPr>
+          <w:rFonts w:ascii="Calibri" w:cs="Calibri" w:eastAsia="Calibri" w:hAnsi="Calibri"/>
+        </w:rPr>
+        <w:t xml:space="preserve"> aparece el aviso de POA no vigente.</w:t>
       </w:r>
     </w:p>
     <w:p>
@@ -12725,6 +13551,211 @@
         <w:numPr>
           <w:ilvl w:val="0"/>
           <w:numId w:val="13"/>
+        </w:numPr>
+      </w:pPr>
+      <w:r>
+        <w:rPr>
+          <w:rFonts w:ascii="Calibri" w:cs="Calibri" w:eastAsia="Calibri" w:hAnsi="Calibri"/>
+        </w:rPr>
+        <w:t xml:space="preserve">Resumen POA: fachada </w:t>
+      </w:r>
+      <w:r>
+        <w:rPr>
+          <w:rFonts w:ascii="Calibri" w:cs="Calibri" w:eastAsia="Calibri" w:hAnsi="Calibri"/>
+          <w:i/>
+          <w:iCs/>
+        </w:rPr>
+        <w:t xml:space="preserve">ASP-ST1-T40</w:t>
+      </w:r>
+      <w:r>
+        <w:rPr>
+          <w:rFonts w:ascii="Calibri" w:cs="Calibri" w:eastAsia="Calibri" w:hAnsi="Calibri"/>
+        </w:rPr>
+        <w:t xml:space="preserve"> 8,75 % ≈ 6.667 kWh/año; techo </w:t>
+      </w:r>
+      <w:r>
+        <w:rPr>
+          <w:rFonts w:ascii="Calibri" w:cs="Calibri" w:eastAsia="Calibri" w:hAnsi="Calibri"/>
+          <w:i/>
+          <w:iCs/>
+        </w:rPr>
+        <w:t xml:space="preserve">SPR-E20-327</w:t>
+      </w:r>
+      <w:r>
+        <w:rPr>
+          <w:rFonts w:ascii="Calibri" w:cs="Calibri" w:eastAsia="Calibri" w:hAnsi="Calibri"/>
+        </w:rPr>
+        <w:t xml:space="preserve"> 20,06 % ≈ </w:t>
+      </w:r>
+      <w:r>
+        <w:rPr>
+          <w:rFonts w:ascii="Calibri" w:cs="Calibri" w:eastAsia="Calibri" w:hAnsi="Calibri"/>
+          <w:b/>
+          <w:bCs/>
+        </w:rPr>
+        <w:t xml:space="preserve">25.500 kWh/año</w:t>
+      </w:r>
+      <w:r>
+        <w:rPr>
+          <w:rFonts w:ascii="Calibri" w:cs="Calibri" w:eastAsia="Calibri" w:hAnsi="Calibri"/>
+        </w:rPr>
+        <w:t xml:space="preserve">.</w:t>
+      </w:r>
+    </w:p>
+    <w:p>
+      <w:pPr>
+        <w:pStyle w:val="ListParagraph"/>
+        <w:numPr>
+          <w:ilvl w:val="0"/>
+          <w:numId w:val="13"/>
+        </w:numPr>
+      </w:pPr>
+      <w:r>
+        <w:rPr>
+          <w:rFonts w:ascii="Calibri" w:cs="Calibri" w:eastAsia="Calibri" w:hAnsi="Calibri"/>
+          <w:b/>
+          <w:bCs/>
+        </w:rPr>
+        <w:t xml:space="preserve">5. Bypass</w:t>
+      </w:r>
+      <w:r>
+        <w:rPr>
+          <w:rFonts w:ascii="Calibri" w:cs="Calibri" w:eastAsia="Calibri" w:hAnsi="Calibri"/>
+        </w:rPr>
+        <w:t xml:space="preserve"> o </w:t>
+      </w:r>
+      <w:r>
+        <w:rPr>
+          <w:rFonts w:ascii="Calibri" w:cs="Calibri" w:eastAsia="Calibri" w:hAnsi="Calibri"/>
+          <w:b/>
+          <w:bCs/>
+        </w:rPr>
+        <w:t xml:space="preserve">6. MPPT</w:t>
+      </w:r>
+      <w:r>
+        <w:rPr>
+          <w:rFonts w:ascii="Calibri" w:cs="Calibri" w:eastAsia="Calibri" w:hAnsi="Calibri"/>
+        </w:rPr>
+        <w:t xml:space="preserve"> → «❌ La superficie 'Techo 1' usa un panel distinto al del proyecto y no tiene N serie propio…». Escribe su N serie y N paralelo en 🔌 Inversores por superficie (por ejemplo 59 módulos: 8 serie × 7 paralelo) y el error desaparece.</w:t>
+      </w:r>
+    </w:p>
+    <w:p>
+      <w:pPr>
+        <w:pStyle w:val="ListParagraph"/>
+        <w:numPr>
+          <w:ilvl w:val="0"/>
+          <w:numId w:val="13"/>
+        </w:numPr>
+      </w:pPr>
+      <w:r>
+        <w:rPr>
+          <w:rFonts w:ascii="Calibri" w:cs="Calibri" w:eastAsia="Calibri" w:hAnsi="Calibri"/>
+        </w:rPr>
+        <w:t xml:space="preserve">Vuelve el techo a </w:t>
+      </w:r>
+      <w:r>
+        <w:rPr>
+          <w:rFonts w:ascii="Calibri" w:cs="Calibri" w:eastAsia="Calibri" w:hAnsi="Calibri"/>
+          <w:b/>
+          <w:bCs/>
+        </w:rPr>
+        <w:t xml:space="preserve">Panel del proyecto (…)</w:t>
+      </w:r>
+      <w:r>
+        <w:rPr>
+          <w:rFonts w:ascii="Calibri" w:cs="Calibri" w:eastAsia="Calibri" w:hAnsi="Calibri"/>
+        </w:rPr>
+        <w:t xml:space="preserve"> para dejar el proyecto como estaba.</w:t>
+      </w:r>
+    </w:p>
+    <w:p>
+      <w:pPr>
+        <w:pStyle w:val="Heading2"/>
+      </w:pPr>
+      <w:r>
+        <w:rPr>
+          <w:rFonts w:ascii="Calibri" w:cs="Calibri" w:eastAsia="Calibri" w:hAnsi="Calibri"/>
+        </w:rPr>
+        <w:t xml:space="preserve">A.7 Prueba 6 · Mapa de calor</w:t>
+      </w:r>
+    </w:p>
+    <w:p>
+      <w:pPr>
+        <w:spacing w:after="120"/>
+      </w:pPr>
+      <w:r>
+        <w:rPr>
+          <w:rFonts w:ascii="Calibri" w:cs="Calibri" w:eastAsia="Calibri" w:hAnsi="Calibri"/>
+        </w:rPr>
+        <w:t xml:space="preserve">En </w:t>
+      </w:r>
+      <w:r>
+        <w:rPr>
+          <w:rFonts w:ascii="Calibri" w:cs="Calibri" w:eastAsia="Calibri" w:hAnsi="Calibri"/>
+          <w:b/>
+          <w:bCs/>
+        </w:rPr>
+        <w:t xml:space="preserve">🌞 Trayectoria Solar › 2. Horas productivas vs sombreadas</w:t>
+      </w:r>
+      <w:r>
+        <w:rPr>
+          <w:rFonts w:ascii="Calibri" w:cs="Calibri" w:eastAsia="Calibri" w:hAnsi="Calibri"/>
+        </w:rPr>
+        <w:t xml:space="preserve">:</w:t>
+      </w:r>
+    </w:p>
+    <w:p>
+      <w:pPr>
+        <w:pStyle w:val="ListParagraph"/>
+        <w:numPr>
+          <w:ilvl w:val="0"/>
+          <w:numId w:val="14"/>
+        </w:numPr>
+      </w:pPr>
+      <w:r>
+        <w:rPr>
+          <w:rFonts w:ascii="Calibri" w:cs="Calibri" w:eastAsia="Calibri" w:hAnsi="Calibri"/>
+          <w:b/>
+          <w:bCs/>
+        </w:rPr>
+        <w:t xml:space="preserve">Techo 1</w:t>
+      </w:r>
+      <w:r>
+        <w:rPr>
+          <w:rFonts w:ascii="Calibri" w:cs="Calibri" w:eastAsia="Calibri" w:hAnsi="Calibri"/>
+        </w:rPr>
+        <w:t xml:space="preserve"> → mapa productivo todo el año (hasta ~800 W/m²) y nota «Valores: POA vigente de esta superficie».</w:t>
+      </w:r>
+    </w:p>
+    <w:p>
+      <w:pPr>
+        <w:pStyle w:val="ListParagraph"/>
+        <w:numPr>
+          <w:ilvl w:val="0"/>
+          <w:numId w:val="14"/>
+        </w:numPr>
+      </w:pPr>
+      <w:r>
+        <w:rPr>
+          <w:rFonts w:ascii="Calibri" w:cs="Calibri" w:eastAsia="Calibri" w:hAnsi="Calibri"/>
+          <w:b/>
+          <w:bCs/>
+        </w:rPr>
+        <w:t xml:space="preserve">Fachada principal</w:t>
+      </w:r>
+      <w:r>
+        <w:rPr>
+          <w:rFonts w:ascii="Calibri" w:cs="Calibri" w:eastAsia="Calibri" w:hAnsi="Calibri"/>
+        </w:rPr>
+        <w:t xml:space="preserve"> → mayo a julio vacíos (sol al norte) y máximos en diciembre y enero.</w:t>
+      </w:r>
+    </w:p>
+    <w:p>
+      <w:pPr>
+        <w:pStyle w:val="ListParagraph"/>
+        <w:numPr>
+          <w:ilvl w:val="0"/>
+          <w:numId w:val="14"/>
         </w:numPr>
       </w:pPr>
       <w:r>
@@ -13114,6 +14145,12 @@
     </w:lvlOverride>
   </w:num>
   <w:num w:numId="13">
+    <w:abstractNumId w:val="3"/>
+    <w:lvlOverride w:ilvl="0">
+      <w:startOverride w:val="1"/>
+    </w:lvlOverride>
+  </w:num>
+  <w:num w:numId="14">
     <w:abstractNumId w:val="3"/>
     <w:lvlOverride w:ilvl="0">
       <w:startOverride w:val="1"/>
